--- a/templates/docx/ndfl_2_template.docx
+++ b/templates/docx/ndfl_2_template.docx
@@ -31,7 +31,7 @@
             <w:r>
               <w:rPr>
                 <w:rFonts w:ascii="Arial" w:hAnsi="Arial" w:cs="Arial" w:eastAsia="Arial"/>
-                <w:b w:val="0"/>
+                <w:b/>
                 <w:i w:val="0"/>
                 <w:sz w:val="14"/>
               </w:rPr>
@@ -62,7 +62,7 @@
                 <w:i w:val="0"/>
                 <w:sz w:val="14"/>
               </w:rPr>
-              <w:t>Приложение №4</w:t>
+              <w:t>Приложение № 4</w:t>
             </w:r>
           </w:p>
           <w:p>
@@ -153,7 +153,7 @@
           <w:rFonts w:ascii="Arial" w:hAnsi="Arial" w:cs="Arial" w:eastAsia="Arial"/>
           <w:b/>
           <w:i w:val="0"/>
-          <w:sz w:val="22"/>
+          <w:sz w:val="20"/>
         </w:rPr>
         <w:t>за {{ ndfl_2.year }} год от {{ ndfl_2.issue_date_str }}</w:t>
       </w:r>
@@ -189,7 +189,6 @@
           <w:tcPr>
             <w:tcW w:type="dxa" w:w="2693"/>
             <w:vAlign w:val="center"/>
-            <w:shd w:val="clear" w:color="auto" w:fill="F2F2F2"/>
             <w:tcBorders>
               <w:top w:val="single" w:sz="4" w:color="000000"/>
               <w:bottom w:val="single" w:sz="4" w:color="000000"/>
@@ -218,7 +217,6 @@
           <w:tcPr>
             <w:tcW w:type="dxa" w:w="2693"/>
             <w:vAlign w:val="center"/>
-            <w:shd w:val="clear" w:color="auto" w:fill="F2F2F2"/>
             <w:tcBorders>
               <w:top w:val="single" w:sz="4" w:color="000000"/>
               <w:bottom w:val="single" w:sz="4" w:color="000000"/>
@@ -247,7 +245,6 @@
           <w:tcPr>
             <w:tcW w:type="dxa" w:w="2693"/>
             <w:vAlign w:val="center"/>
-            <w:shd w:val="clear" w:color="auto" w:fill="F2F2F2"/>
             <w:tcBorders>
               <w:top w:val="single" w:sz="4" w:color="000000"/>
               <w:bottom w:val="single" w:sz="4" w:color="000000"/>
@@ -276,7 +273,6 @@
           <w:tcPr>
             <w:tcW w:type="dxa" w:w="2693"/>
             <w:vAlign w:val="center"/>
-            <w:shd w:val="clear" w:color="auto" w:fill="F2F2F2"/>
             <w:tcBorders>
               <w:top w:val="single" w:sz="4" w:color="000000"/>
               <w:bottom w:val="single" w:sz="4" w:color="000000"/>
@@ -316,7 +312,7 @@
           </w:tcPr>
           <w:p>
             <w:pPr>
-              <w:spacing w:before="40" w:after="40"/>
+              <w:spacing w:before="0" w:after="0"/>
               <w:jc w:val="left"/>
             </w:pPr>
             <w:r/>
@@ -344,7 +340,7 @@
           </w:tcPr>
           <w:p>
             <w:pPr>
-              <w:spacing w:before="40" w:after="40"/>
+              <w:spacing w:before="0" w:after="0"/>
               <w:jc w:val="left"/>
             </w:pPr>
             <w:r/>
@@ -372,7 +368,7 @@
           </w:tcPr>
           <w:p>
             <w:pPr>
-              <w:spacing w:before="40" w:after="40"/>
+              <w:spacing w:before="0" w:after="0"/>
               <w:jc w:val="left"/>
             </w:pPr>
             <w:r/>
@@ -400,7 +396,7 @@
           </w:tcPr>
           <w:p>
             <w:pPr>
-              <w:spacing w:before="40" w:after="40"/>
+              <w:spacing w:before="0" w:after="0"/>
               <w:jc w:val="left"/>
             </w:pPr>
             <w:r/>
@@ -451,7 +447,7 @@
           <w:i w:val="0"/>
           <w:sz w:val="14"/>
         </w:rPr>
-        <w:t>Форма реорганизации (ликвидации) (код): ___    ИНН/КПП реорганизованной организации: ___ / ___</w:t>
+        <w:t>Форма реорганизации (ликвидации) (код): ____    ИНН/КПП реорганизованной организации: ____________ / ____________</w:t>
       </w:r>
     </w:p>
     <w:p>
@@ -507,7 +503,6 @@
           <w:tcPr>
             <w:tcW w:type="dxa" w:w="3591"/>
             <w:vAlign w:val="center"/>
-            <w:shd w:val="clear" w:color="auto" w:fill="F2F2F2"/>
             <w:tcBorders>
               <w:top w:val="single" w:sz="4" w:color="000000"/>
               <w:bottom w:val="single" w:sz="4" w:color="000000"/>
@@ -536,7 +531,6 @@
           <w:tcPr>
             <w:tcW w:type="dxa" w:w="3591"/>
             <w:vAlign w:val="center"/>
-            <w:shd w:val="clear" w:color="auto" w:fill="F2F2F2"/>
             <w:tcBorders>
               <w:top w:val="single" w:sz="4" w:color="000000"/>
               <w:bottom w:val="single" w:sz="4" w:color="000000"/>
@@ -565,7 +559,6 @@
           <w:tcPr>
             <w:tcW w:type="dxa" w:w="3591"/>
             <w:vAlign w:val="center"/>
-            <w:shd w:val="clear" w:color="auto" w:fill="F2F2F2"/>
             <w:tcBorders>
               <w:top w:val="single" w:sz="4" w:color="000000"/>
               <w:bottom w:val="single" w:sz="4" w:color="000000"/>
@@ -691,7 +684,6 @@
           <w:tcPr>
             <w:tcW w:type="dxa" w:w="3591"/>
             <w:vAlign w:val="center"/>
-            <w:shd w:val="clear" w:color="auto" w:fill="F2F2F2"/>
             <w:tcBorders>
               <w:top w:val="single" w:sz="4" w:color="000000"/>
               <w:bottom w:val="single" w:sz="4" w:color="000000"/>
@@ -720,7 +712,6 @@
           <w:tcPr>
             <w:tcW w:type="dxa" w:w="3591"/>
             <w:vAlign w:val="center"/>
-            <w:shd w:val="clear" w:color="auto" w:fill="F2F2F2"/>
             <w:tcBorders>
               <w:top w:val="single" w:sz="4" w:color="000000"/>
               <w:bottom w:val="single" w:sz="4" w:color="000000"/>
@@ -749,7 +740,6 @@
           <w:tcPr>
             <w:tcW w:type="dxa" w:w="3591"/>
             <w:vAlign w:val="center"/>
-            <w:shd w:val="clear" w:color="auto" w:fill="F2F2F2"/>
             <w:tcBorders>
               <w:top w:val="single" w:sz="4" w:color="000000"/>
               <w:bottom w:val="single" w:sz="4" w:color="000000"/>
@@ -874,7 +864,6 @@
           <w:tcPr>
             <w:tcW w:type="dxa" w:w="5386"/>
             <w:vAlign w:val="center"/>
-            <w:shd w:val="clear" w:color="auto" w:fill="F2F2F2"/>
             <w:tcBorders>
               <w:top w:val="single" w:sz="4" w:color="000000"/>
               <w:bottom w:val="single" w:sz="4" w:color="000000"/>
@@ -903,7 +892,6 @@
           <w:tcPr>
             <w:tcW w:type="dxa" w:w="5386"/>
             <w:vAlign w:val="center"/>
-            <w:shd w:val="clear" w:color="auto" w:fill="F2F2F2"/>
             <w:tcBorders>
               <w:top w:val="single" w:sz="4" w:color="000000"/>
               <w:bottom w:val="single" w:sz="4" w:color="000000"/>
@@ -1007,299 +995,4327 @@
         <w:tblLook w:firstColumn="1" w:firstRow="1" w:lastColumn="0" w:lastRow="0" w:noHBand="0" w:noVBand="1" w:val="04A0"/>
       </w:tblPr>
       <w:tblGrid>
-        <w:gridCol w:w="1417"/>
-        <w:gridCol w:w="1984"/>
-        <w:gridCol w:w="2835"/>
-        <w:gridCol w:w="1984"/>
-        <w:gridCol w:w="2551"/>
+        <w:gridCol w:w="5386"/>
+        <w:gridCol w:w="5386"/>
       </w:tblGrid>
       <w:tr>
         <w:tc>
           <w:tcPr>
-            <w:tcW w:type="dxa" w:w="2154"/>
-            <w:vAlign w:val="center"/>
-            <w:shd w:val="clear" w:color="auto" w:fill="F2F2F2"/>
+            <w:tcW w:type="dxa" w:w="5386"/>
             <w:tcBorders>
-              <w:top w:val="single" w:sz="4" w:color="000000"/>
-              <w:bottom w:val="single" w:sz="4" w:color="000000"/>
-              <w:left w:val="single" w:sz="4" w:color="000000"/>
-              <w:right w:val="single" w:sz="4" w:color="000000"/>
+              <w:top w:val="nil"/>
+              <w:bottom w:val="nil"/>
+              <w:left w:val="nil"/>
+              <w:right w:val="nil"/>
             </w:tcBorders>
           </w:tcPr>
           <w:p>
-            <w:pPr>
-              <w:spacing w:before="0" w:after="0"/>
-              <w:jc w:val="center"/>
-            </w:pPr>
             <w:r/>
-            <w:r>
-              <w:rPr>
-                <w:rFonts w:ascii="Arial" w:hAnsi="Arial" w:cs="Arial" w:eastAsia="Arial"/>
-                <w:b/>
-                <w:i w:val="0"/>
-                <w:sz w:val="14"/>
-              </w:rPr>
-              <w:t>Месяц</w:t>
-            </w:r>
           </w:p>
+          <w:tbl>
+            <w:tblPr>
+              <w:tblW w:type="auto" w:w="0"/>
+              <w:tblLayout w:type="fixed"/>
+              <w:tblLook w:firstColumn="1" w:firstRow="1" w:lastColumn="0" w:lastRow="0" w:noHBand="0" w:noVBand="1" w:val="04A0"/>
+            </w:tblPr>
+            <w:tblGrid>
+              <w:gridCol w:w="737"/>
+              <w:gridCol w:w="794"/>
+              <w:gridCol w:w="1531"/>
+              <w:gridCol w:w="794"/>
+              <w:gridCol w:w="1531"/>
+            </w:tblGrid>
+            <w:tr>
+              <w:tc>
+                <w:tcPr>
+                  <w:tcW w:type="dxa" w:w="1077"/>
+                  <w:vAlign w:val="center"/>
+                  <w:tcBorders>
+                    <w:top w:val="single" w:sz="4" w:color="000000"/>
+                    <w:bottom w:val="single" w:sz="4" w:color="000000"/>
+                    <w:left w:val="single" w:sz="4" w:color="000000"/>
+                    <w:right w:val="single" w:sz="4" w:color="000000"/>
+                  </w:tcBorders>
+                </w:tcPr>
+                <w:p>
+                  <w:pPr>
+                    <w:spacing w:before="0" w:after="0"/>
+                    <w:jc w:val="center"/>
+                  </w:pPr>
+                  <w:r/>
+                  <w:r>
+                    <w:rPr>
+                      <w:rFonts w:ascii="Arial" w:hAnsi="Arial" w:cs="Arial" w:eastAsia="Arial"/>
+                      <w:b/>
+                      <w:i w:val="0"/>
+                      <w:sz w:val="14"/>
+                    </w:rPr>
+                    <w:t>Месяц</w:t>
+                  </w:r>
+                </w:p>
+              </w:tc>
+              <w:tc>
+                <w:tcPr>
+                  <w:tcW w:type="dxa" w:w="1077"/>
+                  <w:vAlign w:val="center"/>
+                  <w:tcBorders>
+                    <w:top w:val="single" w:sz="4" w:color="000000"/>
+                    <w:bottom w:val="single" w:sz="4" w:color="000000"/>
+                    <w:left w:val="single" w:sz="4" w:color="000000"/>
+                    <w:right w:val="single" w:sz="4" w:color="000000"/>
+                  </w:tcBorders>
+                </w:tcPr>
+                <w:p>
+                  <w:pPr>
+                    <w:spacing w:before="0" w:after="0"/>
+                    <w:jc w:val="center"/>
+                  </w:pPr>
+                  <w:r/>
+                  <w:r>
+                    <w:rPr>
+                      <w:rFonts w:ascii="Arial" w:hAnsi="Arial" w:cs="Arial" w:eastAsia="Arial"/>
+                      <w:b/>
+                      <w:i w:val="0"/>
+                      <w:sz w:val="14"/>
+                    </w:rPr>
+                    <w:t>Код дохода</w:t>
+                  </w:r>
+                </w:p>
+              </w:tc>
+              <w:tc>
+                <w:tcPr>
+                  <w:tcW w:type="dxa" w:w="1077"/>
+                  <w:vAlign w:val="center"/>
+                  <w:tcBorders>
+                    <w:top w:val="single" w:sz="4" w:color="000000"/>
+                    <w:bottom w:val="single" w:sz="4" w:color="000000"/>
+                    <w:left w:val="single" w:sz="4" w:color="000000"/>
+                    <w:right w:val="single" w:sz="4" w:color="000000"/>
+                  </w:tcBorders>
+                </w:tcPr>
+                <w:p>
+                  <w:pPr>
+                    <w:spacing w:before="0" w:after="0"/>
+                    <w:jc w:val="center"/>
+                  </w:pPr>
+                  <w:r/>
+                  <w:r>
+                    <w:rPr>
+                      <w:rFonts w:ascii="Arial" w:hAnsi="Arial" w:cs="Arial" w:eastAsia="Arial"/>
+                      <w:b/>
+                      <w:i w:val="0"/>
+                      <w:sz w:val="14"/>
+                    </w:rPr>
+                    <w:t>Сумма дохода</w:t>
+                  </w:r>
+                </w:p>
+              </w:tc>
+              <w:tc>
+                <w:tcPr>
+                  <w:tcW w:type="dxa" w:w="1077"/>
+                  <w:vAlign w:val="center"/>
+                  <w:tcBorders>
+                    <w:top w:val="single" w:sz="4" w:color="000000"/>
+                    <w:bottom w:val="single" w:sz="4" w:color="000000"/>
+                    <w:left w:val="single" w:sz="4" w:color="000000"/>
+                    <w:right w:val="single" w:sz="4" w:color="000000"/>
+                  </w:tcBorders>
+                </w:tcPr>
+                <w:p>
+                  <w:pPr>
+                    <w:spacing w:before="0" w:after="0"/>
+                    <w:jc w:val="center"/>
+                  </w:pPr>
+                  <w:r/>
+                  <w:r>
+                    <w:rPr>
+                      <w:rFonts w:ascii="Arial" w:hAnsi="Arial" w:cs="Arial" w:eastAsia="Arial"/>
+                      <w:b/>
+                      <w:i w:val="0"/>
+                      <w:sz w:val="14"/>
+                    </w:rPr>
+                    <w:t>Код вычета</w:t>
+                  </w:r>
+                </w:p>
+              </w:tc>
+              <w:tc>
+                <w:tcPr>
+                  <w:tcW w:type="dxa" w:w="1077"/>
+                  <w:vAlign w:val="center"/>
+                  <w:tcBorders>
+                    <w:top w:val="single" w:sz="4" w:color="000000"/>
+                    <w:bottom w:val="single" w:sz="4" w:color="000000"/>
+                    <w:left w:val="single" w:sz="4" w:color="000000"/>
+                    <w:right w:val="single" w:sz="4" w:color="000000"/>
+                  </w:tcBorders>
+                </w:tcPr>
+                <w:p>
+                  <w:pPr>
+                    <w:spacing w:before="0" w:after="0"/>
+                    <w:jc w:val="center"/>
+                  </w:pPr>
+                  <w:r/>
+                  <w:r>
+                    <w:rPr>
+                      <w:rFonts w:ascii="Arial" w:hAnsi="Arial" w:cs="Arial" w:eastAsia="Arial"/>
+                      <w:b/>
+                      <w:i w:val="0"/>
+                      <w:sz w:val="14"/>
+                    </w:rPr>
+                    <w:t>Сумма вычета</w:t>
+                  </w:r>
+                </w:p>
+              </w:tc>
+            </w:tr>
+            <w:tr>
+              <w:tc>
+                <w:tcPr>
+                  <w:tcW w:type="dxa" w:w="1077"/>
+                  <w:vAlign w:val="center"/>
+                  <w:tcBorders>
+                    <w:top w:val="single" w:sz="4" w:color="000000"/>
+                    <w:bottom w:val="single" w:sz="4" w:color="000000"/>
+                    <w:left w:val="single" w:sz="4" w:color="000000"/>
+                    <w:right w:val="single" w:sz="4" w:color="000000"/>
+                  </w:tcBorders>
+                </w:tcPr>
+                <w:p>
+                  <w:pPr>
+                    <w:spacing w:before="0" w:after="0"/>
+                    <w:jc w:val="center"/>
+                  </w:pPr>
+                  <w:r/>
+                  <w:r>
+                    <w:rPr>
+                      <w:rFonts w:ascii="Arial" w:hAnsi="Arial" w:cs="Arial" w:eastAsia="Arial"/>
+                      <w:b w:val="0"/>
+                      <w:i w:val="0"/>
+                      <w:sz w:val="18"/>
+                    </w:rPr>
+                    <w:t>{{ ndfl_2.rows[0].month }}</w:t>
+                  </w:r>
+                </w:p>
+              </w:tc>
+              <w:tc>
+                <w:tcPr>
+                  <w:tcW w:type="dxa" w:w="1077"/>
+                  <w:vAlign w:val="center"/>
+                  <w:tcBorders>
+                    <w:top w:val="single" w:sz="4" w:color="000000"/>
+                    <w:bottom w:val="single" w:sz="4" w:color="000000"/>
+                    <w:left w:val="single" w:sz="4" w:color="000000"/>
+                    <w:right w:val="single" w:sz="4" w:color="000000"/>
+                  </w:tcBorders>
+                </w:tcPr>
+                <w:p>
+                  <w:pPr>
+                    <w:spacing w:before="0" w:after="0"/>
+                    <w:jc w:val="center"/>
+                  </w:pPr>
+                  <w:r/>
+                  <w:r>
+                    <w:rPr>
+                      <w:rFonts w:ascii="Arial" w:hAnsi="Arial" w:cs="Arial" w:eastAsia="Arial"/>
+                      <w:b w:val="0"/>
+                      <w:i w:val="0"/>
+                      <w:sz w:val="18"/>
+                    </w:rPr>
+                    <w:t>{{ ndfl_2.rows[0].income_code }}</w:t>
+                  </w:r>
+                </w:p>
+              </w:tc>
+              <w:tc>
+                <w:tcPr>
+                  <w:tcW w:type="dxa" w:w="1077"/>
+                  <w:vAlign w:val="center"/>
+                  <w:tcBorders>
+                    <w:top w:val="single" w:sz="4" w:color="000000"/>
+                    <w:bottom w:val="single" w:sz="4" w:color="000000"/>
+                    <w:left w:val="single" w:sz="4" w:color="000000"/>
+                    <w:right w:val="single" w:sz="4" w:color="000000"/>
+                  </w:tcBorders>
+                </w:tcPr>
+                <w:p>
+                  <w:pPr>
+                    <w:spacing w:before="0" w:after="0"/>
+                    <w:jc w:val="right"/>
+                  </w:pPr>
+                  <w:r/>
+                  <w:r>
+                    <w:rPr>
+                      <w:rFonts w:ascii="Arial" w:hAnsi="Arial" w:cs="Arial" w:eastAsia="Arial"/>
+                      <w:b w:val="0"/>
+                      <w:i w:val="0"/>
+                      <w:sz w:val="18"/>
+                    </w:rPr>
+                    <w:t>{{ ndfl_2.rows[0].income_amount }}</w:t>
+                  </w:r>
+                </w:p>
+              </w:tc>
+              <w:tc>
+                <w:tcPr>
+                  <w:tcW w:type="dxa" w:w="1077"/>
+                  <w:vAlign w:val="center"/>
+                  <w:tcBorders>
+                    <w:top w:val="single" w:sz="4" w:color="000000"/>
+                    <w:bottom w:val="single" w:sz="4" w:color="000000"/>
+                    <w:left w:val="single" w:sz="4" w:color="000000"/>
+                    <w:right w:val="single" w:sz="4" w:color="000000"/>
+                  </w:tcBorders>
+                </w:tcPr>
+                <w:p>
+                  <w:pPr>
+                    <w:spacing w:before="0" w:after="0"/>
+                    <w:jc w:val="center"/>
+                  </w:pPr>
+                  <w:r/>
+                  <w:r>
+                    <w:rPr>
+                      <w:rFonts w:ascii="Arial" w:hAnsi="Arial" w:cs="Arial" w:eastAsia="Arial"/>
+                      <w:b w:val="0"/>
+                      <w:i w:val="0"/>
+                      <w:sz w:val="18"/>
+                    </w:rPr>
+                    <w:t>{{ ndfl_2.rows[0].deduction_code }}</w:t>
+                  </w:r>
+                </w:p>
+              </w:tc>
+              <w:tc>
+                <w:tcPr>
+                  <w:tcW w:type="dxa" w:w="1077"/>
+                  <w:vAlign w:val="center"/>
+                  <w:tcBorders>
+                    <w:top w:val="single" w:sz="4" w:color="000000"/>
+                    <w:bottom w:val="single" w:sz="4" w:color="000000"/>
+                    <w:left w:val="single" w:sz="4" w:color="000000"/>
+                    <w:right w:val="single" w:sz="4" w:color="000000"/>
+                  </w:tcBorders>
+                </w:tcPr>
+                <w:p>
+                  <w:pPr>
+                    <w:spacing w:before="0" w:after="0"/>
+                    <w:jc w:val="right"/>
+                  </w:pPr>
+                  <w:r/>
+                  <w:r>
+                    <w:rPr>
+                      <w:rFonts w:ascii="Arial" w:hAnsi="Arial" w:cs="Arial" w:eastAsia="Arial"/>
+                      <w:b w:val="0"/>
+                      <w:i w:val="0"/>
+                      <w:sz w:val="18"/>
+                    </w:rPr>
+                    <w:t>{{ ndfl_2.rows[0].deduction_amount }}</w:t>
+                  </w:r>
+                </w:p>
+              </w:tc>
+            </w:tr>
+            <w:tr>
+              <w:tc>
+                <w:tcPr>
+                  <w:tcW w:type="dxa" w:w="1077"/>
+                  <w:vAlign w:val="center"/>
+                  <w:tcBorders>
+                    <w:top w:val="single" w:sz="4" w:color="000000"/>
+                    <w:bottom w:val="single" w:sz="4" w:color="000000"/>
+                    <w:left w:val="single" w:sz="4" w:color="000000"/>
+                    <w:right w:val="single" w:sz="4" w:color="000000"/>
+                  </w:tcBorders>
+                </w:tcPr>
+                <w:p>
+                  <w:pPr>
+                    <w:spacing w:before="0" w:after="0"/>
+                    <w:jc w:val="center"/>
+                  </w:pPr>
+                  <w:r/>
+                  <w:r>
+                    <w:rPr>
+                      <w:rFonts w:ascii="Arial" w:hAnsi="Arial" w:cs="Arial" w:eastAsia="Arial"/>
+                      <w:b w:val="0"/>
+                      <w:i w:val="0"/>
+                      <w:sz w:val="18"/>
+                    </w:rPr>
+                    <w:t>{{ ndfl_2.rows[1].month }}</w:t>
+                  </w:r>
+                </w:p>
+              </w:tc>
+              <w:tc>
+                <w:tcPr>
+                  <w:tcW w:type="dxa" w:w="1077"/>
+                  <w:vAlign w:val="center"/>
+                  <w:tcBorders>
+                    <w:top w:val="single" w:sz="4" w:color="000000"/>
+                    <w:bottom w:val="single" w:sz="4" w:color="000000"/>
+                    <w:left w:val="single" w:sz="4" w:color="000000"/>
+                    <w:right w:val="single" w:sz="4" w:color="000000"/>
+                  </w:tcBorders>
+                </w:tcPr>
+                <w:p>
+                  <w:pPr>
+                    <w:spacing w:before="0" w:after="0"/>
+                    <w:jc w:val="center"/>
+                  </w:pPr>
+                  <w:r/>
+                  <w:r>
+                    <w:rPr>
+                      <w:rFonts w:ascii="Arial" w:hAnsi="Arial" w:cs="Arial" w:eastAsia="Arial"/>
+                      <w:b w:val="0"/>
+                      <w:i w:val="0"/>
+                      <w:sz w:val="18"/>
+                    </w:rPr>
+                    <w:t>{{ ndfl_2.rows[1].income_code }}</w:t>
+                  </w:r>
+                </w:p>
+              </w:tc>
+              <w:tc>
+                <w:tcPr>
+                  <w:tcW w:type="dxa" w:w="1077"/>
+                  <w:vAlign w:val="center"/>
+                  <w:tcBorders>
+                    <w:top w:val="single" w:sz="4" w:color="000000"/>
+                    <w:bottom w:val="single" w:sz="4" w:color="000000"/>
+                    <w:left w:val="single" w:sz="4" w:color="000000"/>
+                    <w:right w:val="single" w:sz="4" w:color="000000"/>
+                  </w:tcBorders>
+                </w:tcPr>
+                <w:p>
+                  <w:pPr>
+                    <w:spacing w:before="0" w:after="0"/>
+                    <w:jc w:val="right"/>
+                  </w:pPr>
+                  <w:r/>
+                  <w:r>
+                    <w:rPr>
+                      <w:rFonts w:ascii="Arial" w:hAnsi="Arial" w:cs="Arial" w:eastAsia="Arial"/>
+                      <w:b w:val="0"/>
+                      <w:i w:val="0"/>
+                      <w:sz w:val="18"/>
+                    </w:rPr>
+                    <w:t>{{ ndfl_2.rows[1].income_amount }}</w:t>
+                  </w:r>
+                </w:p>
+              </w:tc>
+              <w:tc>
+                <w:tcPr>
+                  <w:tcW w:type="dxa" w:w="1077"/>
+                  <w:vAlign w:val="center"/>
+                  <w:tcBorders>
+                    <w:top w:val="single" w:sz="4" w:color="000000"/>
+                    <w:bottom w:val="single" w:sz="4" w:color="000000"/>
+                    <w:left w:val="single" w:sz="4" w:color="000000"/>
+                    <w:right w:val="single" w:sz="4" w:color="000000"/>
+                  </w:tcBorders>
+                </w:tcPr>
+                <w:p>
+                  <w:pPr>
+                    <w:spacing w:before="0" w:after="0"/>
+                    <w:jc w:val="center"/>
+                  </w:pPr>
+                  <w:r/>
+                  <w:r>
+                    <w:rPr>
+                      <w:rFonts w:ascii="Arial" w:hAnsi="Arial" w:cs="Arial" w:eastAsia="Arial"/>
+                      <w:b w:val="0"/>
+                      <w:i w:val="0"/>
+                      <w:sz w:val="18"/>
+                    </w:rPr>
+                    <w:t>{{ ndfl_2.rows[1].deduction_code }}</w:t>
+                  </w:r>
+                </w:p>
+              </w:tc>
+              <w:tc>
+                <w:tcPr>
+                  <w:tcW w:type="dxa" w:w="1077"/>
+                  <w:vAlign w:val="center"/>
+                  <w:tcBorders>
+                    <w:top w:val="single" w:sz="4" w:color="000000"/>
+                    <w:bottom w:val="single" w:sz="4" w:color="000000"/>
+                    <w:left w:val="single" w:sz="4" w:color="000000"/>
+                    <w:right w:val="single" w:sz="4" w:color="000000"/>
+                  </w:tcBorders>
+                </w:tcPr>
+                <w:p>
+                  <w:pPr>
+                    <w:spacing w:before="0" w:after="0"/>
+                    <w:jc w:val="right"/>
+                  </w:pPr>
+                  <w:r/>
+                  <w:r>
+                    <w:rPr>
+                      <w:rFonts w:ascii="Arial" w:hAnsi="Arial" w:cs="Arial" w:eastAsia="Arial"/>
+                      <w:b w:val="0"/>
+                      <w:i w:val="0"/>
+                      <w:sz w:val="18"/>
+                    </w:rPr>
+                    <w:t>{{ ndfl_2.rows[1].deduction_amount }}</w:t>
+                  </w:r>
+                </w:p>
+              </w:tc>
+            </w:tr>
+            <w:tr>
+              <w:tc>
+                <w:tcPr>
+                  <w:tcW w:type="dxa" w:w="1077"/>
+                  <w:vAlign w:val="center"/>
+                  <w:tcBorders>
+                    <w:top w:val="single" w:sz="4" w:color="000000"/>
+                    <w:bottom w:val="single" w:sz="4" w:color="000000"/>
+                    <w:left w:val="single" w:sz="4" w:color="000000"/>
+                    <w:right w:val="single" w:sz="4" w:color="000000"/>
+                  </w:tcBorders>
+                </w:tcPr>
+                <w:p>
+                  <w:pPr>
+                    <w:spacing w:before="0" w:after="0"/>
+                    <w:jc w:val="center"/>
+                  </w:pPr>
+                  <w:r/>
+                  <w:r>
+                    <w:rPr>
+                      <w:rFonts w:ascii="Arial" w:hAnsi="Arial" w:cs="Arial" w:eastAsia="Arial"/>
+                      <w:b w:val="0"/>
+                      <w:i w:val="0"/>
+                      <w:sz w:val="18"/>
+                    </w:rPr>
+                    <w:t>{{ ndfl_2.rows[2].month }}</w:t>
+                  </w:r>
+                </w:p>
+              </w:tc>
+              <w:tc>
+                <w:tcPr>
+                  <w:tcW w:type="dxa" w:w="1077"/>
+                  <w:vAlign w:val="center"/>
+                  <w:tcBorders>
+                    <w:top w:val="single" w:sz="4" w:color="000000"/>
+                    <w:bottom w:val="single" w:sz="4" w:color="000000"/>
+                    <w:left w:val="single" w:sz="4" w:color="000000"/>
+                    <w:right w:val="single" w:sz="4" w:color="000000"/>
+                  </w:tcBorders>
+                </w:tcPr>
+                <w:p>
+                  <w:pPr>
+                    <w:spacing w:before="0" w:after="0"/>
+                    <w:jc w:val="center"/>
+                  </w:pPr>
+                  <w:r/>
+                  <w:r>
+                    <w:rPr>
+                      <w:rFonts w:ascii="Arial" w:hAnsi="Arial" w:cs="Arial" w:eastAsia="Arial"/>
+                      <w:b w:val="0"/>
+                      <w:i w:val="0"/>
+                      <w:sz w:val="18"/>
+                    </w:rPr>
+                    <w:t>{{ ndfl_2.rows[2].income_code }}</w:t>
+                  </w:r>
+                </w:p>
+              </w:tc>
+              <w:tc>
+                <w:tcPr>
+                  <w:tcW w:type="dxa" w:w="1077"/>
+                  <w:vAlign w:val="center"/>
+                  <w:tcBorders>
+                    <w:top w:val="single" w:sz="4" w:color="000000"/>
+                    <w:bottom w:val="single" w:sz="4" w:color="000000"/>
+                    <w:left w:val="single" w:sz="4" w:color="000000"/>
+                    <w:right w:val="single" w:sz="4" w:color="000000"/>
+                  </w:tcBorders>
+                </w:tcPr>
+                <w:p>
+                  <w:pPr>
+                    <w:spacing w:before="0" w:after="0"/>
+                    <w:jc w:val="right"/>
+                  </w:pPr>
+                  <w:r/>
+                  <w:r>
+                    <w:rPr>
+                      <w:rFonts w:ascii="Arial" w:hAnsi="Arial" w:cs="Arial" w:eastAsia="Arial"/>
+                      <w:b w:val="0"/>
+                      <w:i w:val="0"/>
+                      <w:sz w:val="18"/>
+                    </w:rPr>
+                    <w:t>{{ ndfl_2.rows[2].income_amount }}</w:t>
+                  </w:r>
+                </w:p>
+              </w:tc>
+              <w:tc>
+                <w:tcPr>
+                  <w:tcW w:type="dxa" w:w="1077"/>
+                  <w:vAlign w:val="center"/>
+                  <w:tcBorders>
+                    <w:top w:val="single" w:sz="4" w:color="000000"/>
+                    <w:bottom w:val="single" w:sz="4" w:color="000000"/>
+                    <w:left w:val="single" w:sz="4" w:color="000000"/>
+                    <w:right w:val="single" w:sz="4" w:color="000000"/>
+                  </w:tcBorders>
+                </w:tcPr>
+                <w:p>
+                  <w:pPr>
+                    <w:spacing w:before="0" w:after="0"/>
+                    <w:jc w:val="center"/>
+                  </w:pPr>
+                  <w:r/>
+                  <w:r>
+                    <w:rPr>
+                      <w:rFonts w:ascii="Arial" w:hAnsi="Arial" w:cs="Arial" w:eastAsia="Arial"/>
+                      <w:b w:val="0"/>
+                      <w:i w:val="0"/>
+                      <w:sz w:val="18"/>
+                    </w:rPr>
+                    <w:t>{{ ndfl_2.rows[2].deduction_code }}</w:t>
+                  </w:r>
+                </w:p>
+              </w:tc>
+              <w:tc>
+                <w:tcPr>
+                  <w:tcW w:type="dxa" w:w="1077"/>
+                  <w:vAlign w:val="center"/>
+                  <w:tcBorders>
+                    <w:top w:val="single" w:sz="4" w:color="000000"/>
+                    <w:bottom w:val="single" w:sz="4" w:color="000000"/>
+                    <w:left w:val="single" w:sz="4" w:color="000000"/>
+                    <w:right w:val="single" w:sz="4" w:color="000000"/>
+                  </w:tcBorders>
+                </w:tcPr>
+                <w:p>
+                  <w:pPr>
+                    <w:spacing w:before="0" w:after="0"/>
+                    <w:jc w:val="right"/>
+                  </w:pPr>
+                  <w:r/>
+                  <w:r>
+                    <w:rPr>
+                      <w:rFonts w:ascii="Arial" w:hAnsi="Arial" w:cs="Arial" w:eastAsia="Arial"/>
+                      <w:b w:val="0"/>
+                      <w:i w:val="0"/>
+                      <w:sz w:val="18"/>
+                    </w:rPr>
+                    <w:t>{{ ndfl_2.rows[2].deduction_amount }}</w:t>
+                  </w:r>
+                </w:p>
+              </w:tc>
+            </w:tr>
+            <w:tr>
+              <w:tc>
+                <w:tcPr>
+                  <w:tcW w:type="dxa" w:w="1077"/>
+                  <w:vAlign w:val="center"/>
+                  <w:tcBorders>
+                    <w:top w:val="single" w:sz="4" w:color="000000"/>
+                    <w:bottom w:val="single" w:sz="4" w:color="000000"/>
+                    <w:left w:val="single" w:sz="4" w:color="000000"/>
+                    <w:right w:val="single" w:sz="4" w:color="000000"/>
+                  </w:tcBorders>
+                </w:tcPr>
+                <w:p>
+                  <w:pPr>
+                    <w:spacing w:before="0" w:after="0"/>
+                    <w:jc w:val="center"/>
+                  </w:pPr>
+                  <w:r/>
+                  <w:r>
+                    <w:rPr>
+                      <w:rFonts w:ascii="Arial" w:hAnsi="Arial" w:cs="Arial" w:eastAsia="Arial"/>
+                      <w:b w:val="0"/>
+                      <w:i w:val="0"/>
+                      <w:sz w:val="18"/>
+                    </w:rPr>
+                    <w:t>{{ ndfl_2.rows[3].month }}</w:t>
+                  </w:r>
+                </w:p>
+              </w:tc>
+              <w:tc>
+                <w:tcPr>
+                  <w:tcW w:type="dxa" w:w="1077"/>
+                  <w:vAlign w:val="center"/>
+                  <w:tcBorders>
+                    <w:top w:val="single" w:sz="4" w:color="000000"/>
+                    <w:bottom w:val="single" w:sz="4" w:color="000000"/>
+                    <w:left w:val="single" w:sz="4" w:color="000000"/>
+                    <w:right w:val="single" w:sz="4" w:color="000000"/>
+                  </w:tcBorders>
+                </w:tcPr>
+                <w:p>
+                  <w:pPr>
+                    <w:spacing w:before="0" w:after="0"/>
+                    <w:jc w:val="center"/>
+                  </w:pPr>
+                  <w:r/>
+                  <w:r>
+                    <w:rPr>
+                      <w:rFonts w:ascii="Arial" w:hAnsi="Arial" w:cs="Arial" w:eastAsia="Arial"/>
+                      <w:b w:val="0"/>
+                      <w:i w:val="0"/>
+                      <w:sz w:val="18"/>
+                    </w:rPr>
+                    <w:t>{{ ndfl_2.rows[3].income_code }}</w:t>
+                  </w:r>
+                </w:p>
+              </w:tc>
+              <w:tc>
+                <w:tcPr>
+                  <w:tcW w:type="dxa" w:w="1077"/>
+                  <w:vAlign w:val="center"/>
+                  <w:tcBorders>
+                    <w:top w:val="single" w:sz="4" w:color="000000"/>
+                    <w:bottom w:val="single" w:sz="4" w:color="000000"/>
+                    <w:left w:val="single" w:sz="4" w:color="000000"/>
+                    <w:right w:val="single" w:sz="4" w:color="000000"/>
+                  </w:tcBorders>
+                </w:tcPr>
+                <w:p>
+                  <w:pPr>
+                    <w:spacing w:before="0" w:after="0"/>
+                    <w:jc w:val="right"/>
+                  </w:pPr>
+                  <w:r/>
+                  <w:r>
+                    <w:rPr>
+                      <w:rFonts w:ascii="Arial" w:hAnsi="Arial" w:cs="Arial" w:eastAsia="Arial"/>
+                      <w:b w:val="0"/>
+                      <w:i w:val="0"/>
+                      <w:sz w:val="18"/>
+                    </w:rPr>
+                    <w:t>{{ ndfl_2.rows[3].income_amount }}</w:t>
+                  </w:r>
+                </w:p>
+              </w:tc>
+              <w:tc>
+                <w:tcPr>
+                  <w:tcW w:type="dxa" w:w="1077"/>
+                  <w:vAlign w:val="center"/>
+                  <w:tcBorders>
+                    <w:top w:val="single" w:sz="4" w:color="000000"/>
+                    <w:bottom w:val="single" w:sz="4" w:color="000000"/>
+                    <w:left w:val="single" w:sz="4" w:color="000000"/>
+                    <w:right w:val="single" w:sz="4" w:color="000000"/>
+                  </w:tcBorders>
+                </w:tcPr>
+                <w:p>
+                  <w:pPr>
+                    <w:spacing w:before="0" w:after="0"/>
+                    <w:jc w:val="center"/>
+                  </w:pPr>
+                  <w:r/>
+                  <w:r>
+                    <w:rPr>
+                      <w:rFonts w:ascii="Arial" w:hAnsi="Arial" w:cs="Arial" w:eastAsia="Arial"/>
+                      <w:b w:val="0"/>
+                      <w:i w:val="0"/>
+                      <w:sz w:val="18"/>
+                    </w:rPr>
+                    <w:t>{{ ndfl_2.rows[3].deduction_code }}</w:t>
+                  </w:r>
+                </w:p>
+              </w:tc>
+              <w:tc>
+                <w:tcPr>
+                  <w:tcW w:type="dxa" w:w="1077"/>
+                  <w:vAlign w:val="center"/>
+                  <w:tcBorders>
+                    <w:top w:val="single" w:sz="4" w:color="000000"/>
+                    <w:bottom w:val="single" w:sz="4" w:color="000000"/>
+                    <w:left w:val="single" w:sz="4" w:color="000000"/>
+                    <w:right w:val="single" w:sz="4" w:color="000000"/>
+                  </w:tcBorders>
+                </w:tcPr>
+                <w:p>
+                  <w:pPr>
+                    <w:spacing w:before="0" w:after="0"/>
+                    <w:jc w:val="right"/>
+                  </w:pPr>
+                  <w:r/>
+                  <w:r>
+                    <w:rPr>
+                      <w:rFonts w:ascii="Arial" w:hAnsi="Arial" w:cs="Arial" w:eastAsia="Arial"/>
+                      <w:b w:val="0"/>
+                      <w:i w:val="0"/>
+                      <w:sz w:val="18"/>
+                    </w:rPr>
+                    <w:t>{{ ndfl_2.rows[3].deduction_amount }}</w:t>
+                  </w:r>
+                </w:p>
+              </w:tc>
+            </w:tr>
+            <w:tr>
+              <w:tc>
+                <w:tcPr>
+                  <w:tcW w:type="dxa" w:w="1077"/>
+                  <w:vAlign w:val="center"/>
+                  <w:tcBorders>
+                    <w:top w:val="single" w:sz="4" w:color="000000"/>
+                    <w:bottom w:val="single" w:sz="4" w:color="000000"/>
+                    <w:left w:val="single" w:sz="4" w:color="000000"/>
+                    <w:right w:val="single" w:sz="4" w:color="000000"/>
+                  </w:tcBorders>
+                </w:tcPr>
+                <w:p>
+                  <w:pPr>
+                    <w:spacing w:before="0" w:after="0"/>
+                    <w:jc w:val="center"/>
+                  </w:pPr>
+                  <w:r/>
+                  <w:r>
+                    <w:rPr>
+                      <w:rFonts w:ascii="Arial" w:hAnsi="Arial" w:cs="Arial" w:eastAsia="Arial"/>
+                      <w:b w:val="0"/>
+                      <w:i w:val="0"/>
+                      <w:sz w:val="18"/>
+                    </w:rPr>
+                    <w:t>{{ ndfl_2.rows[4].month }}</w:t>
+                  </w:r>
+                </w:p>
+              </w:tc>
+              <w:tc>
+                <w:tcPr>
+                  <w:tcW w:type="dxa" w:w="1077"/>
+                  <w:vAlign w:val="center"/>
+                  <w:tcBorders>
+                    <w:top w:val="single" w:sz="4" w:color="000000"/>
+                    <w:bottom w:val="single" w:sz="4" w:color="000000"/>
+                    <w:left w:val="single" w:sz="4" w:color="000000"/>
+                    <w:right w:val="single" w:sz="4" w:color="000000"/>
+                  </w:tcBorders>
+                </w:tcPr>
+                <w:p>
+                  <w:pPr>
+                    <w:spacing w:before="0" w:after="0"/>
+                    <w:jc w:val="center"/>
+                  </w:pPr>
+                  <w:r/>
+                  <w:r>
+                    <w:rPr>
+                      <w:rFonts w:ascii="Arial" w:hAnsi="Arial" w:cs="Arial" w:eastAsia="Arial"/>
+                      <w:b w:val="0"/>
+                      <w:i w:val="0"/>
+                      <w:sz w:val="18"/>
+                    </w:rPr>
+                    <w:t>{{ ndfl_2.rows[4].income_code }}</w:t>
+                  </w:r>
+                </w:p>
+              </w:tc>
+              <w:tc>
+                <w:tcPr>
+                  <w:tcW w:type="dxa" w:w="1077"/>
+                  <w:vAlign w:val="center"/>
+                  <w:tcBorders>
+                    <w:top w:val="single" w:sz="4" w:color="000000"/>
+                    <w:bottom w:val="single" w:sz="4" w:color="000000"/>
+                    <w:left w:val="single" w:sz="4" w:color="000000"/>
+                    <w:right w:val="single" w:sz="4" w:color="000000"/>
+                  </w:tcBorders>
+                </w:tcPr>
+                <w:p>
+                  <w:pPr>
+                    <w:spacing w:before="0" w:after="0"/>
+                    <w:jc w:val="right"/>
+                  </w:pPr>
+                  <w:r/>
+                  <w:r>
+                    <w:rPr>
+                      <w:rFonts w:ascii="Arial" w:hAnsi="Arial" w:cs="Arial" w:eastAsia="Arial"/>
+                      <w:b w:val="0"/>
+                      <w:i w:val="0"/>
+                      <w:sz w:val="18"/>
+                    </w:rPr>
+                    <w:t>{{ ndfl_2.rows[4].income_amount }}</w:t>
+                  </w:r>
+                </w:p>
+              </w:tc>
+              <w:tc>
+                <w:tcPr>
+                  <w:tcW w:type="dxa" w:w="1077"/>
+                  <w:vAlign w:val="center"/>
+                  <w:tcBorders>
+                    <w:top w:val="single" w:sz="4" w:color="000000"/>
+                    <w:bottom w:val="single" w:sz="4" w:color="000000"/>
+                    <w:left w:val="single" w:sz="4" w:color="000000"/>
+                    <w:right w:val="single" w:sz="4" w:color="000000"/>
+                  </w:tcBorders>
+                </w:tcPr>
+                <w:p>
+                  <w:pPr>
+                    <w:spacing w:before="0" w:after="0"/>
+                    <w:jc w:val="center"/>
+                  </w:pPr>
+                  <w:r/>
+                  <w:r>
+                    <w:rPr>
+                      <w:rFonts w:ascii="Arial" w:hAnsi="Arial" w:cs="Arial" w:eastAsia="Arial"/>
+                      <w:b w:val="0"/>
+                      <w:i w:val="0"/>
+                      <w:sz w:val="18"/>
+                    </w:rPr>
+                    <w:t>{{ ndfl_2.rows[4].deduction_code }}</w:t>
+                  </w:r>
+                </w:p>
+              </w:tc>
+              <w:tc>
+                <w:tcPr>
+                  <w:tcW w:type="dxa" w:w="1077"/>
+                  <w:vAlign w:val="center"/>
+                  <w:tcBorders>
+                    <w:top w:val="single" w:sz="4" w:color="000000"/>
+                    <w:bottom w:val="single" w:sz="4" w:color="000000"/>
+                    <w:left w:val="single" w:sz="4" w:color="000000"/>
+                    <w:right w:val="single" w:sz="4" w:color="000000"/>
+                  </w:tcBorders>
+                </w:tcPr>
+                <w:p>
+                  <w:pPr>
+                    <w:spacing w:before="0" w:after="0"/>
+                    <w:jc w:val="right"/>
+                  </w:pPr>
+                  <w:r/>
+                  <w:r>
+                    <w:rPr>
+                      <w:rFonts w:ascii="Arial" w:hAnsi="Arial" w:cs="Arial" w:eastAsia="Arial"/>
+                      <w:b w:val="0"/>
+                      <w:i w:val="0"/>
+                      <w:sz w:val="18"/>
+                    </w:rPr>
+                    <w:t>{{ ndfl_2.rows[4].deduction_amount }}</w:t>
+                  </w:r>
+                </w:p>
+              </w:tc>
+            </w:tr>
+            <w:tr>
+              <w:tc>
+                <w:tcPr>
+                  <w:tcW w:type="dxa" w:w="1077"/>
+                  <w:vAlign w:val="center"/>
+                  <w:tcBorders>
+                    <w:top w:val="single" w:sz="4" w:color="000000"/>
+                    <w:bottom w:val="single" w:sz="4" w:color="000000"/>
+                    <w:left w:val="single" w:sz="4" w:color="000000"/>
+                    <w:right w:val="single" w:sz="4" w:color="000000"/>
+                  </w:tcBorders>
+                </w:tcPr>
+                <w:p>
+                  <w:pPr>
+                    <w:spacing w:before="0" w:after="0"/>
+                    <w:jc w:val="center"/>
+                  </w:pPr>
+                  <w:r/>
+                  <w:r>
+                    <w:rPr>
+                      <w:rFonts w:ascii="Arial" w:hAnsi="Arial" w:cs="Arial" w:eastAsia="Arial"/>
+                      <w:b w:val="0"/>
+                      <w:i w:val="0"/>
+                      <w:sz w:val="18"/>
+                    </w:rPr>
+                    <w:t>{{ ndfl_2.rows[5].month }}</w:t>
+                  </w:r>
+                </w:p>
+              </w:tc>
+              <w:tc>
+                <w:tcPr>
+                  <w:tcW w:type="dxa" w:w="1077"/>
+                  <w:vAlign w:val="center"/>
+                  <w:tcBorders>
+                    <w:top w:val="single" w:sz="4" w:color="000000"/>
+                    <w:bottom w:val="single" w:sz="4" w:color="000000"/>
+                    <w:left w:val="single" w:sz="4" w:color="000000"/>
+                    <w:right w:val="single" w:sz="4" w:color="000000"/>
+                  </w:tcBorders>
+                </w:tcPr>
+                <w:p>
+                  <w:pPr>
+                    <w:spacing w:before="0" w:after="0"/>
+                    <w:jc w:val="center"/>
+                  </w:pPr>
+                  <w:r/>
+                  <w:r>
+                    <w:rPr>
+                      <w:rFonts w:ascii="Arial" w:hAnsi="Arial" w:cs="Arial" w:eastAsia="Arial"/>
+                      <w:b w:val="0"/>
+                      <w:i w:val="0"/>
+                      <w:sz w:val="18"/>
+                    </w:rPr>
+                    <w:t>{{ ndfl_2.rows[5].income_code }}</w:t>
+                  </w:r>
+                </w:p>
+              </w:tc>
+              <w:tc>
+                <w:tcPr>
+                  <w:tcW w:type="dxa" w:w="1077"/>
+                  <w:vAlign w:val="center"/>
+                  <w:tcBorders>
+                    <w:top w:val="single" w:sz="4" w:color="000000"/>
+                    <w:bottom w:val="single" w:sz="4" w:color="000000"/>
+                    <w:left w:val="single" w:sz="4" w:color="000000"/>
+                    <w:right w:val="single" w:sz="4" w:color="000000"/>
+                  </w:tcBorders>
+                </w:tcPr>
+                <w:p>
+                  <w:pPr>
+                    <w:spacing w:before="0" w:after="0"/>
+                    <w:jc w:val="right"/>
+                  </w:pPr>
+                  <w:r/>
+                  <w:r>
+                    <w:rPr>
+                      <w:rFonts w:ascii="Arial" w:hAnsi="Arial" w:cs="Arial" w:eastAsia="Arial"/>
+                      <w:b w:val="0"/>
+                      <w:i w:val="0"/>
+                      <w:sz w:val="18"/>
+                    </w:rPr>
+                    <w:t>{{ ndfl_2.rows[5].income_amount }}</w:t>
+                  </w:r>
+                </w:p>
+              </w:tc>
+              <w:tc>
+                <w:tcPr>
+                  <w:tcW w:type="dxa" w:w="1077"/>
+                  <w:vAlign w:val="center"/>
+                  <w:tcBorders>
+                    <w:top w:val="single" w:sz="4" w:color="000000"/>
+                    <w:bottom w:val="single" w:sz="4" w:color="000000"/>
+                    <w:left w:val="single" w:sz="4" w:color="000000"/>
+                    <w:right w:val="single" w:sz="4" w:color="000000"/>
+                  </w:tcBorders>
+                </w:tcPr>
+                <w:p>
+                  <w:pPr>
+                    <w:spacing w:before="0" w:after="0"/>
+                    <w:jc w:val="center"/>
+                  </w:pPr>
+                  <w:r/>
+                  <w:r>
+                    <w:rPr>
+                      <w:rFonts w:ascii="Arial" w:hAnsi="Arial" w:cs="Arial" w:eastAsia="Arial"/>
+                      <w:b w:val="0"/>
+                      <w:i w:val="0"/>
+                      <w:sz w:val="18"/>
+                    </w:rPr>
+                    <w:t>{{ ndfl_2.rows[5].deduction_code }}</w:t>
+                  </w:r>
+                </w:p>
+              </w:tc>
+              <w:tc>
+                <w:tcPr>
+                  <w:tcW w:type="dxa" w:w="1077"/>
+                  <w:vAlign w:val="center"/>
+                  <w:tcBorders>
+                    <w:top w:val="single" w:sz="4" w:color="000000"/>
+                    <w:bottom w:val="single" w:sz="4" w:color="000000"/>
+                    <w:left w:val="single" w:sz="4" w:color="000000"/>
+                    <w:right w:val="single" w:sz="4" w:color="000000"/>
+                  </w:tcBorders>
+                </w:tcPr>
+                <w:p>
+                  <w:pPr>
+                    <w:spacing w:before="0" w:after="0"/>
+                    <w:jc w:val="right"/>
+                  </w:pPr>
+                  <w:r/>
+                  <w:r>
+                    <w:rPr>
+                      <w:rFonts w:ascii="Arial" w:hAnsi="Arial" w:cs="Arial" w:eastAsia="Arial"/>
+                      <w:b w:val="0"/>
+                      <w:i w:val="0"/>
+                      <w:sz w:val="18"/>
+                    </w:rPr>
+                    <w:t>{{ ndfl_2.rows[5].deduction_amount }}</w:t>
+                  </w:r>
+                </w:p>
+              </w:tc>
+            </w:tr>
+            <w:tr>
+              <w:tc>
+                <w:tcPr>
+                  <w:tcW w:type="dxa" w:w="1077"/>
+                  <w:vAlign w:val="center"/>
+                  <w:tcBorders>
+                    <w:top w:val="single" w:sz="4" w:color="000000"/>
+                    <w:bottom w:val="single" w:sz="4" w:color="000000"/>
+                    <w:left w:val="single" w:sz="4" w:color="000000"/>
+                    <w:right w:val="single" w:sz="4" w:color="000000"/>
+                  </w:tcBorders>
+                </w:tcPr>
+                <w:p>
+                  <w:pPr>
+                    <w:spacing w:before="0" w:after="0"/>
+                    <w:jc w:val="center"/>
+                  </w:pPr>
+                  <w:r/>
+                  <w:r>
+                    <w:rPr>
+                      <w:rFonts w:ascii="Arial" w:hAnsi="Arial" w:cs="Arial" w:eastAsia="Arial"/>
+                      <w:b w:val="0"/>
+                      <w:i w:val="0"/>
+                      <w:sz w:val="18"/>
+                    </w:rPr>
+                    <w:t>{{ ndfl_2.rows[6].month }}</w:t>
+                  </w:r>
+                </w:p>
+              </w:tc>
+              <w:tc>
+                <w:tcPr>
+                  <w:tcW w:type="dxa" w:w="1077"/>
+                  <w:vAlign w:val="center"/>
+                  <w:tcBorders>
+                    <w:top w:val="single" w:sz="4" w:color="000000"/>
+                    <w:bottom w:val="single" w:sz="4" w:color="000000"/>
+                    <w:left w:val="single" w:sz="4" w:color="000000"/>
+                    <w:right w:val="single" w:sz="4" w:color="000000"/>
+                  </w:tcBorders>
+                </w:tcPr>
+                <w:p>
+                  <w:pPr>
+                    <w:spacing w:before="0" w:after="0"/>
+                    <w:jc w:val="center"/>
+                  </w:pPr>
+                  <w:r/>
+                  <w:r>
+                    <w:rPr>
+                      <w:rFonts w:ascii="Arial" w:hAnsi="Arial" w:cs="Arial" w:eastAsia="Arial"/>
+                      <w:b w:val="0"/>
+                      <w:i w:val="0"/>
+                      <w:sz w:val="18"/>
+                    </w:rPr>
+                    <w:t>{{ ndfl_2.rows[6].income_code }}</w:t>
+                  </w:r>
+                </w:p>
+              </w:tc>
+              <w:tc>
+                <w:tcPr>
+                  <w:tcW w:type="dxa" w:w="1077"/>
+                  <w:vAlign w:val="center"/>
+                  <w:tcBorders>
+                    <w:top w:val="single" w:sz="4" w:color="000000"/>
+                    <w:bottom w:val="single" w:sz="4" w:color="000000"/>
+                    <w:left w:val="single" w:sz="4" w:color="000000"/>
+                    <w:right w:val="single" w:sz="4" w:color="000000"/>
+                  </w:tcBorders>
+                </w:tcPr>
+                <w:p>
+                  <w:pPr>
+                    <w:spacing w:before="0" w:after="0"/>
+                    <w:jc w:val="right"/>
+                  </w:pPr>
+                  <w:r/>
+                  <w:r>
+                    <w:rPr>
+                      <w:rFonts w:ascii="Arial" w:hAnsi="Arial" w:cs="Arial" w:eastAsia="Arial"/>
+                      <w:b w:val="0"/>
+                      <w:i w:val="0"/>
+                      <w:sz w:val="18"/>
+                    </w:rPr>
+                    <w:t>{{ ndfl_2.rows[6].income_amount }}</w:t>
+                  </w:r>
+                </w:p>
+              </w:tc>
+              <w:tc>
+                <w:tcPr>
+                  <w:tcW w:type="dxa" w:w="1077"/>
+                  <w:vAlign w:val="center"/>
+                  <w:tcBorders>
+                    <w:top w:val="single" w:sz="4" w:color="000000"/>
+                    <w:bottom w:val="single" w:sz="4" w:color="000000"/>
+                    <w:left w:val="single" w:sz="4" w:color="000000"/>
+                    <w:right w:val="single" w:sz="4" w:color="000000"/>
+                  </w:tcBorders>
+                </w:tcPr>
+                <w:p>
+                  <w:pPr>
+                    <w:spacing w:before="0" w:after="0"/>
+                    <w:jc w:val="center"/>
+                  </w:pPr>
+                  <w:r/>
+                  <w:r>
+                    <w:rPr>
+                      <w:rFonts w:ascii="Arial" w:hAnsi="Arial" w:cs="Arial" w:eastAsia="Arial"/>
+                      <w:b w:val="0"/>
+                      <w:i w:val="0"/>
+                      <w:sz w:val="18"/>
+                    </w:rPr>
+                    <w:t>{{ ndfl_2.rows[6].deduction_code }}</w:t>
+                  </w:r>
+                </w:p>
+              </w:tc>
+              <w:tc>
+                <w:tcPr>
+                  <w:tcW w:type="dxa" w:w="1077"/>
+                  <w:vAlign w:val="center"/>
+                  <w:tcBorders>
+                    <w:top w:val="single" w:sz="4" w:color="000000"/>
+                    <w:bottom w:val="single" w:sz="4" w:color="000000"/>
+                    <w:left w:val="single" w:sz="4" w:color="000000"/>
+                    <w:right w:val="single" w:sz="4" w:color="000000"/>
+                  </w:tcBorders>
+                </w:tcPr>
+                <w:p>
+                  <w:pPr>
+                    <w:spacing w:before="0" w:after="0"/>
+                    <w:jc w:val="right"/>
+                  </w:pPr>
+                  <w:r/>
+                  <w:r>
+                    <w:rPr>
+                      <w:rFonts w:ascii="Arial" w:hAnsi="Arial" w:cs="Arial" w:eastAsia="Arial"/>
+                      <w:b w:val="0"/>
+                      <w:i w:val="0"/>
+                      <w:sz w:val="18"/>
+                    </w:rPr>
+                    <w:t>{{ ndfl_2.rows[6].deduction_amount }}</w:t>
+                  </w:r>
+                </w:p>
+              </w:tc>
+            </w:tr>
+            <w:tr>
+              <w:tc>
+                <w:tcPr>
+                  <w:tcW w:type="dxa" w:w="1077"/>
+                  <w:vAlign w:val="center"/>
+                  <w:tcBorders>
+                    <w:top w:val="single" w:sz="4" w:color="000000"/>
+                    <w:bottom w:val="single" w:sz="4" w:color="000000"/>
+                    <w:left w:val="single" w:sz="4" w:color="000000"/>
+                    <w:right w:val="single" w:sz="4" w:color="000000"/>
+                  </w:tcBorders>
+                </w:tcPr>
+                <w:p>
+                  <w:pPr>
+                    <w:spacing w:before="0" w:after="0"/>
+                    <w:jc w:val="center"/>
+                  </w:pPr>
+                  <w:r/>
+                  <w:r>
+                    <w:rPr>
+                      <w:rFonts w:ascii="Arial" w:hAnsi="Arial" w:cs="Arial" w:eastAsia="Arial"/>
+                      <w:b w:val="0"/>
+                      <w:i w:val="0"/>
+                      <w:sz w:val="18"/>
+                    </w:rPr>
+                    <w:t>{{ ndfl_2.rows[7].month }}</w:t>
+                  </w:r>
+                </w:p>
+              </w:tc>
+              <w:tc>
+                <w:tcPr>
+                  <w:tcW w:type="dxa" w:w="1077"/>
+                  <w:vAlign w:val="center"/>
+                  <w:tcBorders>
+                    <w:top w:val="single" w:sz="4" w:color="000000"/>
+                    <w:bottom w:val="single" w:sz="4" w:color="000000"/>
+                    <w:left w:val="single" w:sz="4" w:color="000000"/>
+                    <w:right w:val="single" w:sz="4" w:color="000000"/>
+                  </w:tcBorders>
+                </w:tcPr>
+                <w:p>
+                  <w:pPr>
+                    <w:spacing w:before="0" w:after="0"/>
+                    <w:jc w:val="center"/>
+                  </w:pPr>
+                  <w:r/>
+                  <w:r>
+                    <w:rPr>
+                      <w:rFonts w:ascii="Arial" w:hAnsi="Arial" w:cs="Arial" w:eastAsia="Arial"/>
+                      <w:b w:val="0"/>
+                      <w:i w:val="0"/>
+                      <w:sz w:val="18"/>
+                    </w:rPr>
+                    <w:t>{{ ndfl_2.rows[7].income_code }}</w:t>
+                  </w:r>
+                </w:p>
+              </w:tc>
+              <w:tc>
+                <w:tcPr>
+                  <w:tcW w:type="dxa" w:w="1077"/>
+                  <w:vAlign w:val="center"/>
+                  <w:tcBorders>
+                    <w:top w:val="single" w:sz="4" w:color="000000"/>
+                    <w:bottom w:val="single" w:sz="4" w:color="000000"/>
+                    <w:left w:val="single" w:sz="4" w:color="000000"/>
+                    <w:right w:val="single" w:sz="4" w:color="000000"/>
+                  </w:tcBorders>
+                </w:tcPr>
+                <w:p>
+                  <w:pPr>
+                    <w:spacing w:before="0" w:after="0"/>
+                    <w:jc w:val="right"/>
+                  </w:pPr>
+                  <w:r/>
+                  <w:r>
+                    <w:rPr>
+                      <w:rFonts w:ascii="Arial" w:hAnsi="Arial" w:cs="Arial" w:eastAsia="Arial"/>
+                      <w:b w:val="0"/>
+                      <w:i w:val="0"/>
+                      <w:sz w:val="18"/>
+                    </w:rPr>
+                    <w:t>{{ ndfl_2.rows[7].income_amount }}</w:t>
+                  </w:r>
+                </w:p>
+              </w:tc>
+              <w:tc>
+                <w:tcPr>
+                  <w:tcW w:type="dxa" w:w="1077"/>
+                  <w:vAlign w:val="center"/>
+                  <w:tcBorders>
+                    <w:top w:val="single" w:sz="4" w:color="000000"/>
+                    <w:bottom w:val="single" w:sz="4" w:color="000000"/>
+                    <w:left w:val="single" w:sz="4" w:color="000000"/>
+                    <w:right w:val="single" w:sz="4" w:color="000000"/>
+                  </w:tcBorders>
+                </w:tcPr>
+                <w:p>
+                  <w:pPr>
+                    <w:spacing w:before="0" w:after="0"/>
+                    <w:jc w:val="center"/>
+                  </w:pPr>
+                  <w:r/>
+                  <w:r>
+                    <w:rPr>
+                      <w:rFonts w:ascii="Arial" w:hAnsi="Arial" w:cs="Arial" w:eastAsia="Arial"/>
+                      <w:b w:val="0"/>
+                      <w:i w:val="0"/>
+                      <w:sz w:val="18"/>
+                    </w:rPr>
+                    <w:t>{{ ndfl_2.rows[7].deduction_code }}</w:t>
+                  </w:r>
+                </w:p>
+              </w:tc>
+              <w:tc>
+                <w:tcPr>
+                  <w:tcW w:type="dxa" w:w="1077"/>
+                  <w:vAlign w:val="center"/>
+                  <w:tcBorders>
+                    <w:top w:val="single" w:sz="4" w:color="000000"/>
+                    <w:bottom w:val="single" w:sz="4" w:color="000000"/>
+                    <w:left w:val="single" w:sz="4" w:color="000000"/>
+                    <w:right w:val="single" w:sz="4" w:color="000000"/>
+                  </w:tcBorders>
+                </w:tcPr>
+                <w:p>
+                  <w:pPr>
+                    <w:spacing w:before="0" w:after="0"/>
+                    <w:jc w:val="right"/>
+                  </w:pPr>
+                  <w:r/>
+                  <w:r>
+                    <w:rPr>
+                      <w:rFonts w:ascii="Arial" w:hAnsi="Arial" w:cs="Arial" w:eastAsia="Arial"/>
+                      <w:b w:val="0"/>
+                      <w:i w:val="0"/>
+                      <w:sz w:val="18"/>
+                    </w:rPr>
+                    <w:t>{{ ndfl_2.rows[7].deduction_amount }}</w:t>
+                  </w:r>
+                </w:p>
+              </w:tc>
+            </w:tr>
+            <w:tr>
+              <w:tc>
+                <w:tcPr>
+                  <w:tcW w:type="dxa" w:w="1077"/>
+                  <w:vAlign w:val="center"/>
+                  <w:tcBorders>
+                    <w:top w:val="single" w:sz="4" w:color="000000"/>
+                    <w:bottom w:val="single" w:sz="4" w:color="000000"/>
+                    <w:left w:val="single" w:sz="4" w:color="000000"/>
+                    <w:right w:val="single" w:sz="4" w:color="000000"/>
+                  </w:tcBorders>
+                </w:tcPr>
+                <w:p>
+                  <w:pPr>
+                    <w:spacing w:before="0" w:after="0"/>
+                    <w:jc w:val="center"/>
+                  </w:pPr>
+                  <w:r/>
+                  <w:r>
+                    <w:rPr>
+                      <w:rFonts w:ascii="Arial" w:hAnsi="Arial" w:cs="Arial" w:eastAsia="Arial"/>
+                      <w:b w:val="0"/>
+                      <w:i w:val="0"/>
+                      <w:sz w:val="18"/>
+                    </w:rPr>
+                    <w:t>{{ ndfl_2.rows[8].month }}</w:t>
+                  </w:r>
+                </w:p>
+              </w:tc>
+              <w:tc>
+                <w:tcPr>
+                  <w:tcW w:type="dxa" w:w="1077"/>
+                  <w:vAlign w:val="center"/>
+                  <w:tcBorders>
+                    <w:top w:val="single" w:sz="4" w:color="000000"/>
+                    <w:bottom w:val="single" w:sz="4" w:color="000000"/>
+                    <w:left w:val="single" w:sz="4" w:color="000000"/>
+                    <w:right w:val="single" w:sz="4" w:color="000000"/>
+                  </w:tcBorders>
+                </w:tcPr>
+                <w:p>
+                  <w:pPr>
+                    <w:spacing w:before="0" w:after="0"/>
+                    <w:jc w:val="center"/>
+                  </w:pPr>
+                  <w:r/>
+                  <w:r>
+                    <w:rPr>
+                      <w:rFonts w:ascii="Arial" w:hAnsi="Arial" w:cs="Arial" w:eastAsia="Arial"/>
+                      <w:b w:val="0"/>
+                      <w:i w:val="0"/>
+                      <w:sz w:val="18"/>
+                    </w:rPr>
+                    <w:t>{{ ndfl_2.rows[8].income_code }}</w:t>
+                  </w:r>
+                </w:p>
+              </w:tc>
+              <w:tc>
+                <w:tcPr>
+                  <w:tcW w:type="dxa" w:w="1077"/>
+                  <w:vAlign w:val="center"/>
+                  <w:tcBorders>
+                    <w:top w:val="single" w:sz="4" w:color="000000"/>
+                    <w:bottom w:val="single" w:sz="4" w:color="000000"/>
+                    <w:left w:val="single" w:sz="4" w:color="000000"/>
+                    <w:right w:val="single" w:sz="4" w:color="000000"/>
+                  </w:tcBorders>
+                </w:tcPr>
+                <w:p>
+                  <w:pPr>
+                    <w:spacing w:before="0" w:after="0"/>
+                    <w:jc w:val="right"/>
+                  </w:pPr>
+                  <w:r/>
+                  <w:r>
+                    <w:rPr>
+                      <w:rFonts w:ascii="Arial" w:hAnsi="Arial" w:cs="Arial" w:eastAsia="Arial"/>
+                      <w:b w:val="0"/>
+                      <w:i w:val="0"/>
+                      <w:sz w:val="18"/>
+                    </w:rPr>
+                    <w:t>{{ ndfl_2.rows[8].income_amount }}</w:t>
+                  </w:r>
+                </w:p>
+              </w:tc>
+              <w:tc>
+                <w:tcPr>
+                  <w:tcW w:type="dxa" w:w="1077"/>
+                  <w:vAlign w:val="center"/>
+                  <w:tcBorders>
+                    <w:top w:val="single" w:sz="4" w:color="000000"/>
+                    <w:bottom w:val="single" w:sz="4" w:color="000000"/>
+                    <w:left w:val="single" w:sz="4" w:color="000000"/>
+                    <w:right w:val="single" w:sz="4" w:color="000000"/>
+                  </w:tcBorders>
+                </w:tcPr>
+                <w:p>
+                  <w:pPr>
+                    <w:spacing w:before="0" w:after="0"/>
+                    <w:jc w:val="center"/>
+                  </w:pPr>
+                  <w:r/>
+                  <w:r>
+                    <w:rPr>
+                      <w:rFonts w:ascii="Arial" w:hAnsi="Arial" w:cs="Arial" w:eastAsia="Arial"/>
+                      <w:b w:val="0"/>
+                      <w:i w:val="0"/>
+                      <w:sz w:val="18"/>
+                    </w:rPr>
+                    <w:t>{{ ndfl_2.rows[8].deduction_code }}</w:t>
+                  </w:r>
+                </w:p>
+              </w:tc>
+              <w:tc>
+                <w:tcPr>
+                  <w:tcW w:type="dxa" w:w="1077"/>
+                  <w:vAlign w:val="center"/>
+                  <w:tcBorders>
+                    <w:top w:val="single" w:sz="4" w:color="000000"/>
+                    <w:bottom w:val="single" w:sz="4" w:color="000000"/>
+                    <w:left w:val="single" w:sz="4" w:color="000000"/>
+                    <w:right w:val="single" w:sz="4" w:color="000000"/>
+                  </w:tcBorders>
+                </w:tcPr>
+                <w:p>
+                  <w:pPr>
+                    <w:spacing w:before="0" w:after="0"/>
+                    <w:jc w:val="right"/>
+                  </w:pPr>
+                  <w:r/>
+                  <w:r>
+                    <w:rPr>
+                      <w:rFonts w:ascii="Arial" w:hAnsi="Arial" w:cs="Arial" w:eastAsia="Arial"/>
+                      <w:b w:val="0"/>
+                      <w:i w:val="0"/>
+                      <w:sz w:val="18"/>
+                    </w:rPr>
+                    <w:t>{{ ndfl_2.rows[8].deduction_amount }}</w:t>
+                  </w:r>
+                </w:p>
+              </w:tc>
+            </w:tr>
+            <w:tr>
+              <w:tc>
+                <w:tcPr>
+                  <w:tcW w:type="dxa" w:w="1077"/>
+                  <w:vAlign w:val="center"/>
+                  <w:tcBorders>
+                    <w:top w:val="single" w:sz="4" w:color="000000"/>
+                    <w:bottom w:val="single" w:sz="4" w:color="000000"/>
+                    <w:left w:val="single" w:sz="4" w:color="000000"/>
+                    <w:right w:val="single" w:sz="4" w:color="000000"/>
+                  </w:tcBorders>
+                </w:tcPr>
+                <w:p>
+                  <w:pPr>
+                    <w:spacing w:before="0" w:after="0"/>
+                    <w:jc w:val="center"/>
+                  </w:pPr>
+                  <w:r/>
+                  <w:r>
+                    <w:rPr>
+                      <w:rFonts w:ascii="Arial" w:hAnsi="Arial" w:cs="Arial" w:eastAsia="Arial"/>
+                      <w:b w:val="0"/>
+                      <w:i w:val="0"/>
+                      <w:sz w:val="18"/>
+                    </w:rPr>
+                    <w:t>{{ ndfl_2.rows[9].month }}</w:t>
+                  </w:r>
+                </w:p>
+              </w:tc>
+              <w:tc>
+                <w:tcPr>
+                  <w:tcW w:type="dxa" w:w="1077"/>
+                  <w:vAlign w:val="center"/>
+                  <w:tcBorders>
+                    <w:top w:val="single" w:sz="4" w:color="000000"/>
+                    <w:bottom w:val="single" w:sz="4" w:color="000000"/>
+                    <w:left w:val="single" w:sz="4" w:color="000000"/>
+                    <w:right w:val="single" w:sz="4" w:color="000000"/>
+                  </w:tcBorders>
+                </w:tcPr>
+                <w:p>
+                  <w:pPr>
+                    <w:spacing w:before="0" w:after="0"/>
+                    <w:jc w:val="center"/>
+                  </w:pPr>
+                  <w:r/>
+                  <w:r>
+                    <w:rPr>
+                      <w:rFonts w:ascii="Arial" w:hAnsi="Arial" w:cs="Arial" w:eastAsia="Arial"/>
+                      <w:b w:val="0"/>
+                      <w:i w:val="0"/>
+                      <w:sz w:val="18"/>
+                    </w:rPr>
+                    <w:t>{{ ndfl_2.rows[9].income_code }}</w:t>
+                  </w:r>
+                </w:p>
+              </w:tc>
+              <w:tc>
+                <w:tcPr>
+                  <w:tcW w:type="dxa" w:w="1077"/>
+                  <w:vAlign w:val="center"/>
+                  <w:tcBorders>
+                    <w:top w:val="single" w:sz="4" w:color="000000"/>
+                    <w:bottom w:val="single" w:sz="4" w:color="000000"/>
+                    <w:left w:val="single" w:sz="4" w:color="000000"/>
+                    <w:right w:val="single" w:sz="4" w:color="000000"/>
+                  </w:tcBorders>
+                </w:tcPr>
+                <w:p>
+                  <w:pPr>
+                    <w:spacing w:before="0" w:after="0"/>
+                    <w:jc w:val="right"/>
+                  </w:pPr>
+                  <w:r/>
+                  <w:r>
+                    <w:rPr>
+                      <w:rFonts w:ascii="Arial" w:hAnsi="Arial" w:cs="Arial" w:eastAsia="Arial"/>
+                      <w:b w:val="0"/>
+                      <w:i w:val="0"/>
+                      <w:sz w:val="18"/>
+                    </w:rPr>
+                    <w:t>{{ ndfl_2.rows[9].income_amount }}</w:t>
+                  </w:r>
+                </w:p>
+              </w:tc>
+              <w:tc>
+                <w:tcPr>
+                  <w:tcW w:type="dxa" w:w="1077"/>
+                  <w:vAlign w:val="center"/>
+                  <w:tcBorders>
+                    <w:top w:val="single" w:sz="4" w:color="000000"/>
+                    <w:bottom w:val="single" w:sz="4" w:color="000000"/>
+                    <w:left w:val="single" w:sz="4" w:color="000000"/>
+                    <w:right w:val="single" w:sz="4" w:color="000000"/>
+                  </w:tcBorders>
+                </w:tcPr>
+                <w:p>
+                  <w:pPr>
+                    <w:spacing w:before="0" w:after="0"/>
+                    <w:jc w:val="center"/>
+                  </w:pPr>
+                  <w:r/>
+                  <w:r>
+                    <w:rPr>
+                      <w:rFonts w:ascii="Arial" w:hAnsi="Arial" w:cs="Arial" w:eastAsia="Arial"/>
+                      <w:b w:val="0"/>
+                      <w:i w:val="0"/>
+                      <w:sz w:val="18"/>
+                    </w:rPr>
+                    <w:t>{{ ndfl_2.rows[9].deduction_code }}</w:t>
+                  </w:r>
+                </w:p>
+              </w:tc>
+              <w:tc>
+                <w:tcPr>
+                  <w:tcW w:type="dxa" w:w="1077"/>
+                  <w:vAlign w:val="center"/>
+                  <w:tcBorders>
+                    <w:top w:val="single" w:sz="4" w:color="000000"/>
+                    <w:bottom w:val="single" w:sz="4" w:color="000000"/>
+                    <w:left w:val="single" w:sz="4" w:color="000000"/>
+                    <w:right w:val="single" w:sz="4" w:color="000000"/>
+                  </w:tcBorders>
+                </w:tcPr>
+                <w:p>
+                  <w:pPr>
+                    <w:spacing w:before="0" w:after="0"/>
+                    <w:jc w:val="right"/>
+                  </w:pPr>
+                  <w:r/>
+                  <w:r>
+                    <w:rPr>
+                      <w:rFonts w:ascii="Arial" w:hAnsi="Arial" w:cs="Arial" w:eastAsia="Arial"/>
+                      <w:b w:val="0"/>
+                      <w:i w:val="0"/>
+                      <w:sz w:val="18"/>
+                    </w:rPr>
+                    <w:t>{{ ndfl_2.rows[9].deduction_amount }}</w:t>
+                  </w:r>
+                </w:p>
+              </w:tc>
+            </w:tr>
+            <w:tr>
+              <w:tc>
+                <w:tcPr>
+                  <w:tcW w:type="dxa" w:w="1077"/>
+                  <w:vAlign w:val="center"/>
+                  <w:tcBorders>
+                    <w:top w:val="single" w:sz="4" w:color="000000"/>
+                    <w:bottom w:val="single" w:sz="4" w:color="000000"/>
+                    <w:left w:val="single" w:sz="4" w:color="000000"/>
+                    <w:right w:val="single" w:sz="4" w:color="000000"/>
+                  </w:tcBorders>
+                </w:tcPr>
+                <w:p>
+                  <w:pPr>
+                    <w:spacing w:before="0" w:after="0"/>
+                    <w:jc w:val="center"/>
+                  </w:pPr>
+                  <w:r/>
+                  <w:r>
+                    <w:rPr>
+                      <w:rFonts w:ascii="Arial" w:hAnsi="Arial" w:cs="Arial" w:eastAsia="Arial"/>
+                      <w:b w:val="0"/>
+                      <w:i w:val="0"/>
+                      <w:sz w:val="18"/>
+                    </w:rPr>
+                    <w:t>{{ ndfl_2.rows[10].month }}</w:t>
+                  </w:r>
+                </w:p>
+              </w:tc>
+              <w:tc>
+                <w:tcPr>
+                  <w:tcW w:type="dxa" w:w="1077"/>
+                  <w:vAlign w:val="center"/>
+                  <w:tcBorders>
+                    <w:top w:val="single" w:sz="4" w:color="000000"/>
+                    <w:bottom w:val="single" w:sz="4" w:color="000000"/>
+                    <w:left w:val="single" w:sz="4" w:color="000000"/>
+                    <w:right w:val="single" w:sz="4" w:color="000000"/>
+                  </w:tcBorders>
+                </w:tcPr>
+                <w:p>
+                  <w:pPr>
+                    <w:spacing w:before="0" w:after="0"/>
+                    <w:jc w:val="center"/>
+                  </w:pPr>
+                  <w:r/>
+                  <w:r>
+                    <w:rPr>
+                      <w:rFonts w:ascii="Arial" w:hAnsi="Arial" w:cs="Arial" w:eastAsia="Arial"/>
+                      <w:b w:val="0"/>
+                      <w:i w:val="0"/>
+                      <w:sz w:val="18"/>
+                    </w:rPr>
+                    <w:t>{{ ndfl_2.rows[10].income_code }}</w:t>
+                  </w:r>
+                </w:p>
+              </w:tc>
+              <w:tc>
+                <w:tcPr>
+                  <w:tcW w:type="dxa" w:w="1077"/>
+                  <w:vAlign w:val="center"/>
+                  <w:tcBorders>
+                    <w:top w:val="single" w:sz="4" w:color="000000"/>
+                    <w:bottom w:val="single" w:sz="4" w:color="000000"/>
+                    <w:left w:val="single" w:sz="4" w:color="000000"/>
+                    <w:right w:val="single" w:sz="4" w:color="000000"/>
+                  </w:tcBorders>
+                </w:tcPr>
+                <w:p>
+                  <w:pPr>
+                    <w:spacing w:before="0" w:after="0"/>
+                    <w:jc w:val="right"/>
+                  </w:pPr>
+                  <w:r/>
+                  <w:r>
+                    <w:rPr>
+                      <w:rFonts w:ascii="Arial" w:hAnsi="Arial" w:cs="Arial" w:eastAsia="Arial"/>
+                      <w:b w:val="0"/>
+                      <w:i w:val="0"/>
+                      <w:sz w:val="18"/>
+                    </w:rPr>
+                    <w:t>{{ ndfl_2.rows[10].income_amount }}</w:t>
+                  </w:r>
+                </w:p>
+              </w:tc>
+              <w:tc>
+                <w:tcPr>
+                  <w:tcW w:type="dxa" w:w="1077"/>
+                  <w:vAlign w:val="center"/>
+                  <w:tcBorders>
+                    <w:top w:val="single" w:sz="4" w:color="000000"/>
+                    <w:bottom w:val="single" w:sz="4" w:color="000000"/>
+                    <w:left w:val="single" w:sz="4" w:color="000000"/>
+                    <w:right w:val="single" w:sz="4" w:color="000000"/>
+                  </w:tcBorders>
+                </w:tcPr>
+                <w:p>
+                  <w:pPr>
+                    <w:spacing w:before="0" w:after="0"/>
+                    <w:jc w:val="center"/>
+                  </w:pPr>
+                  <w:r/>
+                  <w:r>
+                    <w:rPr>
+                      <w:rFonts w:ascii="Arial" w:hAnsi="Arial" w:cs="Arial" w:eastAsia="Arial"/>
+                      <w:b w:val="0"/>
+                      <w:i w:val="0"/>
+                      <w:sz w:val="18"/>
+                    </w:rPr>
+                    <w:t>{{ ndfl_2.rows[10].deduction_code }}</w:t>
+                  </w:r>
+                </w:p>
+              </w:tc>
+              <w:tc>
+                <w:tcPr>
+                  <w:tcW w:type="dxa" w:w="1077"/>
+                  <w:vAlign w:val="center"/>
+                  <w:tcBorders>
+                    <w:top w:val="single" w:sz="4" w:color="000000"/>
+                    <w:bottom w:val="single" w:sz="4" w:color="000000"/>
+                    <w:left w:val="single" w:sz="4" w:color="000000"/>
+                    <w:right w:val="single" w:sz="4" w:color="000000"/>
+                  </w:tcBorders>
+                </w:tcPr>
+                <w:p>
+                  <w:pPr>
+                    <w:spacing w:before="0" w:after="0"/>
+                    <w:jc w:val="right"/>
+                  </w:pPr>
+                  <w:r/>
+                  <w:r>
+                    <w:rPr>
+                      <w:rFonts w:ascii="Arial" w:hAnsi="Arial" w:cs="Arial" w:eastAsia="Arial"/>
+                      <w:b w:val="0"/>
+                      <w:i w:val="0"/>
+                      <w:sz w:val="18"/>
+                    </w:rPr>
+                    <w:t>{{ ndfl_2.rows[10].deduction_amount }}</w:t>
+                  </w:r>
+                </w:p>
+              </w:tc>
+            </w:tr>
+            <w:tr>
+              <w:tc>
+                <w:tcPr>
+                  <w:tcW w:type="dxa" w:w="1077"/>
+                  <w:vAlign w:val="center"/>
+                  <w:tcBorders>
+                    <w:top w:val="single" w:sz="4" w:color="000000"/>
+                    <w:bottom w:val="single" w:sz="4" w:color="000000"/>
+                    <w:left w:val="single" w:sz="4" w:color="000000"/>
+                    <w:right w:val="single" w:sz="4" w:color="000000"/>
+                  </w:tcBorders>
+                </w:tcPr>
+                <w:p>
+                  <w:pPr>
+                    <w:spacing w:before="0" w:after="0"/>
+                    <w:jc w:val="center"/>
+                  </w:pPr>
+                  <w:r/>
+                  <w:r>
+                    <w:rPr>
+                      <w:rFonts w:ascii="Arial" w:hAnsi="Arial" w:cs="Arial" w:eastAsia="Arial"/>
+                      <w:b w:val="0"/>
+                      <w:i w:val="0"/>
+                      <w:sz w:val="18"/>
+                    </w:rPr>
+                    <w:t>{{ ndfl_2.rows[11].month }}</w:t>
+                  </w:r>
+                </w:p>
+              </w:tc>
+              <w:tc>
+                <w:tcPr>
+                  <w:tcW w:type="dxa" w:w="1077"/>
+                  <w:vAlign w:val="center"/>
+                  <w:tcBorders>
+                    <w:top w:val="single" w:sz="4" w:color="000000"/>
+                    <w:bottom w:val="single" w:sz="4" w:color="000000"/>
+                    <w:left w:val="single" w:sz="4" w:color="000000"/>
+                    <w:right w:val="single" w:sz="4" w:color="000000"/>
+                  </w:tcBorders>
+                </w:tcPr>
+                <w:p>
+                  <w:pPr>
+                    <w:spacing w:before="0" w:after="0"/>
+                    <w:jc w:val="center"/>
+                  </w:pPr>
+                  <w:r/>
+                  <w:r>
+                    <w:rPr>
+                      <w:rFonts w:ascii="Arial" w:hAnsi="Arial" w:cs="Arial" w:eastAsia="Arial"/>
+                      <w:b w:val="0"/>
+                      <w:i w:val="0"/>
+                      <w:sz w:val="18"/>
+                    </w:rPr>
+                    <w:t>{{ ndfl_2.rows[11].income_code }}</w:t>
+                  </w:r>
+                </w:p>
+              </w:tc>
+              <w:tc>
+                <w:tcPr>
+                  <w:tcW w:type="dxa" w:w="1077"/>
+                  <w:vAlign w:val="center"/>
+                  <w:tcBorders>
+                    <w:top w:val="single" w:sz="4" w:color="000000"/>
+                    <w:bottom w:val="single" w:sz="4" w:color="000000"/>
+                    <w:left w:val="single" w:sz="4" w:color="000000"/>
+                    <w:right w:val="single" w:sz="4" w:color="000000"/>
+                  </w:tcBorders>
+                </w:tcPr>
+                <w:p>
+                  <w:pPr>
+                    <w:spacing w:before="0" w:after="0"/>
+                    <w:jc w:val="right"/>
+                  </w:pPr>
+                  <w:r/>
+                  <w:r>
+                    <w:rPr>
+                      <w:rFonts w:ascii="Arial" w:hAnsi="Arial" w:cs="Arial" w:eastAsia="Arial"/>
+                      <w:b w:val="0"/>
+                      <w:i w:val="0"/>
+                      <w:sz w:val="18"/>
+                    </w:rPr>
+                    <w:t>{{ ndfl_2.rows[11].income_amount }}</w:t>
+                  </w:r>
+                </w:p>
+              </w:tc>
+              <w:tc>
+                <w:tcPr>
+                  <w:tcW w:type="dxa" w:w="1077"/>
+                  <w:vAlign w:val="center"/>
+                  <w:tcBorders>
+                    <w:top w:val="single" w:sz="4" w:color="000000"/>
+                    <w:bottom w:val="single" w:sz="4" w:color="000000"/>
+                    <w:left w:val="single" w:sz="4" w:color="000000"/>
+                    <w:right w:val="single" w:sz="4" w:color="000000"/>
+                  </w:tcBorders>
+                </w:tcPr>
+                <w:p>
+                  <w:pPr>
+                    <w:spacing w:before="0" w:after="0"/>
+                    <w:jc w:val="center"/>
+                  </w:pPr>
+                  <w:r/>
+                  <w:r>
+                    <w:rPr>
+                      <w:rFonts w:ascii="Arial" w:hAnsi="Arial" w:cs="Arial" w:eastAsia="Arial"/>
+                      <w:b w:val="0"/>
+                      <w:i w:val="0"/>
+                      <w:sz w:val="18"/>
+                    </w:rPr>
+                    <w:t>{{ ndfl_2.rows[11].deduction_code }}</w:t>
+                  </w:r>
+                </w:p>
+              </w:tc>
+              <w:tc>
+                <w:tcPr>
+                  <w:tcW w:type="dxa" w:w="1077"/>
+                  <w:vAlign w:val="center"/>
+                  <w:tcBorders>
+                    <w:top w:val="single" w:sz="4" w:color="000000"/>
+                    <w:bottom w:val="single" w:sz="4" w:color="000000"/>
+                    <w:left w:val="single" w:sz="4" w:color="000000"/>
+                    <w:right w:val="single" w:sz="4" w:color="000000"/>
+                  </w:tcBorders>
+                </w:tcPr>
+                <w:p>
+                  <w:pPr>
+                    <w:spacing w:before="0" w:after="0"/>
+                    <w:jc w:val="right"/>
+                  </w:pPr>
+                  <w:r/>
+                  <w:r>
+                    <w:rPr>
+                      <w:rFonts w:ascii="Arial" w:hAnsi="Arial" w:cs="Arial" w:eastAsia="Arial"/>
+                      <w:b w:val="0"/>
+                      <w:i w:val="0"/>
+                      <w:sz w:val="18"/>
+                    </w:rPr>
+                    <w:t>{{ ndfl_2.rows[11].deduction_amount }}</w:t>
+                  </w:r>
+                </w:p>
+              </w:tc>
+            </w:tr>
+            <w:tr>
+              <w:tc>
+                <w:tcPr>
+                  <w:tcW w:type="dxa" w:w="1077"/>
+                  <w:vAlign w:val="center"/>
+                  <w:tcBorders>
+                    <w:top w:val="single" w:sz="4" w:color="000000"/>
+                    <w:bottom w:val="single" w:sz="4" w:color="000000"/>
+                    <w:left w:val="single" w:sz="4" w:color="000000"/>
+                    <w:right w:val="single" w:sz="4" w:color="000000"/>
+                  </w:tcBorders>
+                </w:tcPr>
+                <w:p>
+                  <w:pPr>
+                    <w:spacing w:before="0" w:after="0"/>
+                    <w:jc w:val="center"/>
+                  </w:pPr>
+                  <w:r/>
+                  <w:r>
+                    <w:rPr>
+                      <w:rFonts w:ascii="Arial" w:hAnsi="Arial" w:cs="Arial" w:eastAsia="Arial"/>
+                      <w:b w:val="0"/>
+                      <w:i w:val="0"/>
+                      <w:sz w:val="18"/>
+                    </w:rPr>
+                    <w:t>{{ ndfl_2.rows[12].month }}</w:t>
+                  </w:r>
+                </w:p>
+              </w:tc>
+              <w:tc>
+                <w:tcPr>
+                  <w:tcW w:type="dxa" w:w="1077"/>
+                  <w:vAlign w:val="center"/>
+                  <w:tcBorders>
+                    <w:top w:val="single" w:sz="4" w:color="000000"/>
+                    <w:bottom w:val="single" w:sz="4" w:color="000000"/>
+                    <w:left w:val="single" w:sz="4" w:color="000000"/>
+                    <w:right w:val="single" w:sz="4" w:color="000000"/>
+                  </w:tcBorders>
+                </w:tcPr>
+                <w:p>
+                  <w:pPr>
+                    <w:spacing w:before="0" w:after="0"/>
+                    <w:jc w:val="center"/>
+                  </w:pPr>
+                  <w:r/>
+                  <w:r>
+                    <w:rPr>
+                      <w:rFonts w:ascii="Arial" w:hAnsi="Arial" w:cs="Arial" w:eastAsia="Arial"/>
+                      <w:b w:val="0"/>
+                      <w:i w:val="0"/>
+                      <w:sz w:val="18"/>
+                    </w:rPr>
+                    <w:t>{{ ndfl_2.rows[12].income_code }}</w:t>
+                  </w:r>
+                </w:p>
+              </w:tc>
+              <w:tc>
+                <w:tcPr>
+                  <w:tcW w:type="dxa" w:w="1077"/>
+                  <w:vAlign w:val="center"/>
+                  <w:tcBorders>
+                    <w:top w:val="single" w:sz="4" w:color="000000"/>
+                    <w:bottom w:val="single" w:sz="4" w:color="000000"/>
+                    <w:left w:val="single" w:sz="4" w:color="000000"/>
+                    <w:right w:val="single" w:sz="4" w:color="000000"/>
+                  </w:tcBorders>
+                </w:tcPr>
+                <w:p>
+                  <w:pPr>
+                    <w:spacing w:before="0" w:after="0"/>
+                    <w:jc w:val="right"/>
+                  </w:pPr>
+                  <w:r/>
+                  <w:r>
+                    <w:rPr>
+                      <w:rFonts w:ascii="Arial" w:hAnsi="Arial" w:cs="Arial" w:eastAsia="Arial"/>
+                      <w:b w:val="0"/>
+                      <w:i w:val="0"/>
+                      <w:sz w:val="18"/>
+                    </w:rPr>
+                    <w:t>{{ ndfl_2.rows[12].income_amount }}</w:t>
+                  </w:r>
+                </w:p>
+              </w:tc>
+              <w:tc>
+                <w:tcPr>
+                  <w:tcW w:type="dxa" w:w="1077"/>
+                  <w:vAlign w:val="center"/>
+                  <w:tcBorders>
+                    <w:top w:val="single" w:sz="4" w:color="000000"/>
+                    <w:bottom w:val="single" w:sz="4" w:color="000000"/>
+                    <w:left w:val="single" w:sz="4" w:color="000000"/>
+                    <w:right w:val="single" w:sz="4" w:color="000000"/>
+                  </w:tcBorders>
+                </w:tcPr>
+                <w:p>
+                  <w:pPr>
+                    <w:spacing w:before="0" w:after="0"/>
+                    <w:jc w:val="center"/>
+                  </w:pPr>
+                  <w:r/>
+                  <w:r>
+                    <w:rPr>
+                      <w:rFonts w:ascii="Arial" w:hAnsi="Arial" w:cs="Arial" w:eastAsia="Arial"/>
+                      <w:b w:val="0"/>
+                      <w:i w:val="0"/>
+                      <w:sz w:val="18"/>
+                    </w:rPr>
+                    <w:t>{{ ndfl_2.rows[12].deduction_code }}</w:t>
+                  </w:r>
+                </w:p>
+              </w:tc>
+              <w:tc>
+                <w:tcPr>
+                  <w:tcW w:type="dxa" w:w="1077"/>
+                  <w:vAlign w:val="center"/>
+                  <w:tcBorders>
+                    <w:top w:val="single" w:sz="4" w:color="000000"/>
+                    <w:bottom w:val="single" w:sz="4" w:color="000000"/>
+                    <w:left w:val="single" w:sz="4" w:color="000000"/>
+                    <w:right w:val="single" w:sz="4" w:color="000000"/>
+                  </w:tcBorders>
+                </w:tcPr>
+                <w:p>
+                  <w:pPr>
+                    <w:spacing w:before="0" w:after="0"/>
+                    <w:jc w:val="right"/>
+                  </w:pPr>
+                  <w:r/>
+                  <w:r>
+                    <w:rPr>
+                      <w:rFonts w:ascii="Arial" w:hAnsi="Arial" w:cs="Arial" w:eastAsia="Arial"/>
+                      <w:b w:val="0"/>
+                      <w:i w:val="0"/>
+                      <w:sz w:val="18"/>
+                    </w:rPr>
+                    <w:t>{{ ndfl_2.rows[12].deduction_amount }}</w:t>
+                  </w:r>
+                </w:p>
+              </w:tc>
+            </w:tr>
+            <w:tr>
+              <w:tc>
+                <w:tcPr>
+                  <w:tcW w:type="dxa" w:w="1077"/>
+                  <w:vAlign w:val="center"/>
+                  <w:tcBorders>
+                    <w:top w:val="single" w:sz="4" w:color="000000"/>
+                    <w:bottom w:val="single" w:sz="4" w:color="000000"/>
+                    <w:left w:val="single" w:sz="4" w:color="000000"/>
+                    <w:right w:val="single" w:sz="4" w:color="000000"/>
+                  </w:tcBorders>
+                </w:tcPr>
+                <w:p>
+                  <w:pPr>
+                    <w:spacing w:before="0" w:after="0"/>
+                    <w:jc w:val="center"/>
+                  </w:pPr>
+                  <w:r/>
+                  <w:r>
+                    <w:rPr>
+                      <w:rFonts w:ascii="Arial" w:hAnsi="Arial" w:cs="Arial" w:eastAsia="Arial"/>
+                      <w:b w:val="0"/>
+                      <w:i w:val="0"/>
+                      <w:sz w:val="18"/>
+                    </w:rPr>
+                    <w:t>{{ ndfl_2.rows[13].month }}</w:t>
+                  </w:r>
+                </w:p>
+              </w:tc>
+              <w:tc>
+                <w:tcPr>
+                  <w:tcW w:type="dxa" w:w="1077"/>
+                  <w:vAlign w:val="center"/>
+                  <w:tcBorders>
+                    <w:top w:val="single" w:sz="4" w:color="000000"/>
+                    <w:bottom w:val="single" w:sz="4" w:color="000000"/>
+                    <w:left w:val="single" w:sz="4" w:color="000000"/>
+                    <w:right w:val="single" w:sz="4" w:color="000000"/>
+                  </w:tcBorders>
+                </w:tcPr>
+                <w:p>
+                  <w:pPr>
+                    <w:spacing w:before="0" w:after="0"/>
+                    <w:jc w:val="center"/>
+                  </w:pPr>
+                  <w:r/>
+                  <w:r>
+                    <w:rPr>
+                      <w:rFonts w:ascii="Arial" w:hAnsi="Arial" w:cs="Arial" w:eastAsia="Arial"/>
+                      <w:b w:val="0"/>
+                      <w:i w:val="0"/>
+                      <w:sz w:val="18"/>
+                    </w:rPr>
+                    <w:t>{{ ndfl_2.rows[13].income_code }}</w:t>
+                  </w:r>
+                </w:p>
+              </w:tc>
+              <w:tc>
+                <w:tcPr>
+                  <w:tcW w:type="dxa" w:w="1077"/>
+                  <w:vAlign w:val="center"/>
+                  <w:tcBorders>
+                    <w:top w:val="single" w:sz="4" w:color="000000"/>
+                    <w:bottom w:val="single" w:sz="4" w:color="000000"/>
+                    <w:left w:val="single" w:sz="4" w:color="000000"/>
+                    <w:right w:val="single" w:sz="4" w:color="000000"/>
+                  </w:tcBorders>
+                </w:tcPr>
+                <w:p>
+                  <w:pPr>
+                    <w:spacing w:before="0" w:after="0"/>
+                    <w:jc w:val="right"/>
+                  </w:pPr>
+                  <w:r/>
+                  <w:r>
+                    <w:rPr>
+                      <w:rFonts w:ascii="Arial" w:hAnsi="Arial" w:cs="Arial" w:eastAsia="Arial"/>
+                      <w:b w:val="0"/>
+                      <w:i w:val="0"/>
+                      <w:sz w:val="18"/>
+                    </w:rPr>
+                    <w:t>{{ ndfl_2.rows[13].income_amount }}</w:t>
+                  </w:r>
+                </w:p>
+              </w:tc>
+              <w:tc>
+                <w:tcPr>
+                  <w:tcW w:type="dxa" w:w="1077"/>
+                  <w:vAlign w:val="center"/>
+                  <w:tcBorders>
+                    <w:top w:val="single" w:sz="4" w:color="000000"/>
+                    <w:bottom w:val="single" w:sz="4" w:color="000000"/>
+                    <w:left w:val="single" w:sz="4" w:color="000000"/>
+                    <w:right w:val="single" w:sz="4" w:color="000000"/>
+                  </w:tcBorders>
+                </w:tcPr>
+                <w:p>
+                  <w:pPr>
+                    <w:spacing w:before="0" w:after="0"/>
+                    <w:jc w:val="center"/>
+                  </w:pPr>
+                  <w:r/>
+                  <w:r>
+                    <w:rPr>
+                      <w:rFonts w:ascii="Arial" w:hAnsi="Arial" w:cs="Arial" w:eastAsia="Arial"/>
+                      <w:b w:val="0"/>
+                      <w:i w:val="0"/>
+                      <w:sz w:val="18"/>
+                    </w:rPr>
+                    <w:t>{{ ndfl_2.rows[13].deduction_code }}</w:t>
+                  </w:r>
+                </w:p>
+              </w:tc>
+              <w:tc>
+                <w:tcPr>
+                  <w:tcW w:type="dxa" w:w="1077"/>
+                  <w:vAlign w:val="center"/>
+                  <w:tcBorders>
+                    <w:top w:val="single" w:sz="4" w:color="000000"/>
+                    <w:bottom w:val="single" w:sz="4" w:color="000000"/>
+                    <w:left w:val="single" w:sz="4" w:color="000000"/>
+                    <w:right w:val="single" w:sz="4" w:color="000000"/>
+                  </w:tcBorders>
+                </w:tcPr>
+                <w:p>
+                  <w:pPr>
+                    <w:spacing w:before="0" w:after="0"/>
+                    <w:jc w:val="right"/>
+                  </w:pPr>
+                  <w:r/>
+                  <w:r>
+                    <w:rPr>
+                      <w:rFonts w:ascii="Arial" w:hAnsi="Arial" w:cs="Arial" w:eastAsia="Arial"/>
+                      <w:b w:val="0"/>
+                      <w:i w:val="0"/>
+                      <w:sz w:val="18"/>
+                    </w:rPr>
+                    <w:t>{{ ndfl_2.rows[13].deduction_amount }}</w:t>
+                  </w:r>
+                </w:p>
+              </w:tc>
+            </w:tr>
+          </w:tbl>
+          <w:p/>
         </w:tc>
         <w:tc>
           <w:tcPr>
-            <w:tcW w:type="dxa" w:w="2154"/>
-            <w:vAlign w:val="center"/>
-            <w:shd w:val="clear" w:color="auto" w:fill="F2F2F2"/>
+            <w:tcW w:type="dxa" w:w="5386"/>
             <w:tcBorders>
-              <w:top w:val="single" w:sz="4" w:color="000000"/>
-              <w:bottom w:val="single" w:sz="4" w:color="000000"/>
-              <w:left w:val="single" w:sz="4" w:color="000000"/>
-              <w:right w:val="single" w:sz="4" w:color="000000"/>
+              <w:top w:val="nil"/>
+              <w:bottom w:val="nil"/>
+              <w:left w:val="nil"/>
+              <w:right w:val="nil"/>
             </w:tcBorders>
           </w:tcPr>
           <w:p>
-            <w:pPr>
-              <w:spacing w:before="0" w:after="0"/>
-              <w:jc w:val="center"/>
-            </w:pPr>
             <w:r/>
-            <w:r>
-              <w:rPr>
-                <w:rFonts w:ascii="Arial" w:hAnsi="Arial" w:cs="Arial" w:eastAsia="Arial"/>
-                <w:b/>
-                <w:i w:val="0"/>
-                <w:sz w:val="14"/>
-              </w:rPr>
-              <w:t>Код дохода</w:t>
-            </w:r>
           </w:p>
-        </w:tc>
-        <w:tc>
-          <w:tcPr>
-            <w:tcW w:type="dxa" w:w="2154"/>
-            <w:vAlign w:val="center"/>
-            <w:shd w:val="clear" w:color="auto" w:fill="F2F2F2"/>
-            <w:tcBorders>
-              <w:top w:val="single" w:sz="4" w:color="000000"/>
-              <w:bottom w:val="single" w:sz="4" w:color="000000"/>
-              <w:left w:val="single" w:sz="4" w:color="000000"/>
-              <w:right w:val="single" w:sz="4" w:color="000000"/>
-            </w:tcBorders>
-          </w:tcPr>
-          <w:p>
-            <w:pPr>
-              <w:spacing w:before="0" w:after="0"/>
-              <w:jc w:val="center"/>
-            </w:pPr>
-            <w:r/>
-            <w:r>
-              <w:rPr>
-                <w:rFonts w:ascii="Arial" w:hAnsi="Arial" w:cs="Arial" w:eastAsia="Arial"/>
-                <w:b/>
-                <w:i w:val="0"/>
-                <w:sz w:val="14"/>
-              </w:rPr>
-              <w:t>Сумма дохода</w:t>
-            </w:r>
-          </w:p>
-        </w:tc>
-        <w:tc>
-          <w:tcPr>
-            <w:tcW w:type="dxa" w:w="2154"/>
-            <w:vAlign w:val="center"/>
-            <w:shd w:val="clear" w:color="auto" w:fill="F2F2F2"/>
-            <w:tcBorders>
-              <w:top w:val="single" w:sz="4" w:color="000000"/>
-              <w:bottom w:val="single" w:sz="4" w:color="000000"/>
-              <w:left w:val="single" w:sz="4" w:color="000000"/>
-              <w:right w:val="single" w:sz="4" w:color="000000"/>
-            </w:tcBorders>
-          </w:tcPr>
-          <w:p>
-            <w:pPr>
-              <w:spacing w:before="0" w:after="0"/>
-              <w:jc w:val="center"/>
-            </w:pPr>
-            <w:r/>
-            <w:r>
-              <w:rPr>
-                <w:rFonts w:ascii="Arial" w:hAnsi="Arial" w:cs="Arial" w:eastAsia="Arial"/>
-                <w:b/>
-                <w:i w:val="0"/>
-                <w:sz w:val="14"/>
-              </w:rPr>
-              <w:t>Код вычета</w:t>
-            </w:r>
-          </w:p>
-        </w:tc>
-        <w:tc>
-          <w:tcPr>
-            <w:tcW w:type="dxa" w:w="2154"/>
-            <w:vAlign w:val="center"/>
-            <w:shd w:val="clear" w:color="auto" w:fill="F2F2F2"/>
-            <w:tcBorders>
-              <w:top w:val="single" w:sz="4" w:color="000000"/>
-              <w:bottom w:val="single" w:sz="4" w:color="000000"/>
-              <w:left w:val="single" w:sz="4" w:color="000000"/>
-              <w:right w:val="single" w:sz="4" w:color="000000"/>
-            </w:tcBorders>
-          </w:tcPr>
-          <w:p>
-            <w:pPr>
-              <w:spacing w:before="0" w:after="0"/>
-              <w:jc w:val="center"/>
-            </w:pPr>
-            <w:r/>
-            <w:r>
-              <w:rPr>
-                <w:rFonts w:ascii="Arial" w:hAnsi="Arial" w:cs="Arial" w:eastAsia="Arial"/>
-                <w:b/>
-                <w:i w:val="0"/>
-                <w:sz w:val="14"/>
-              </w:rPr>
-              <w:t>Сумма вычета</w:t>
-            </w:r>
-          </w:p>
-        </w:tc>
-      </w:tr>
-      <w:tr>
-        <w:tc>
-          <w:tcPr>
-            <w:tcW w:type="dxa" w:w="2154"/>
-            <w:vAlign w:val="center"/>
-            <w:tcBorders>
-              <w:top w:val="single" w:sz="4" w:color="000000"/>
-              <w:bottom w:val="single" w:sz="4" w:color="000000"/>
-              <w:left w:val="single" w:sz="4" w:color="000000"/>
-              <w:right w:val="single" w:sz="4" w:color="000000"/>
-            </w:tcBorders>
-          </w:tcPr>
-          <w:p>
-            <w:pPr>
-              <w:spacing w:before="0" w:after="0"/>
-              <w:jc w:val="center"/>
-            </w:pPr>
-            <w:r/>
-            <w:r>
-              <w:rPr>
-                <w:rFonts w:ascii="Arial" w:hAnsi="Arial" w:cs="Arial" w:eastAsia="Arial"/>
-                <w:b w:val="0"/>
-                <w:i w:val="0"/>
-                <w:sz w:val="18"/>
-              </w:rPr>
-              <w:t>{%tr for row in ndfl_2.months_rows %}{{ row.month }}</w:t>
-            </w:r>
-          </w:p>
-        </w:tc>
-        <w:tc>
-          <w:tcPr>
-            <w:tcW w:type="dxa" w:w="2154"/>
-            <w:vAlign w:val="center"/>
-            <w:tcBorders>
-              <w:top w:val="single" w:sz="4" w:color="000000"/>
-              <w:bottom w:val="single" w:sz="4" w:color="000000"/>
-              <w:left w:val="single" w:sz="4" w:color="000000"/>
-              <w:right w:val="single" w:sz="4" w:color="000000"/>
-            </w:tcBorders>
-          </w:tcPr>
-          <w:p>
-            <w:pPr>
-              <w:spacing w:before="0" w:after="0"/>
-              <w:jc w:val="center"/>
-            </w:pPr>
-            <w:r/>
-            <w:r>
-              <w:rPr>
-                <w:rFonts w:ascii="Arial" w:hAnsi="Arial" w:cs="Arial" w:eastAsia="Arial"/>
-                <w:b w:val="0"/>
-                <w:i w:val="0"/>
-                <w:sz w:val="18"/>
-              </w:rPr>
-              <w:t>{{ row.income_code }}</w:t>
-            </w:r>
-          </w:p>
-        </w:tc>
-        <w:tc>
-          <w:tcPr>
-            <w:tcW w:type="dxa" w:w="2154"/>
-            <w:vAlign w:val="center"/>
-            <w:tcBorders>
-              <w:top w:val="single" w:sz="4" w:color="000000"/>
-              <w:bottom w:val="single" w:sz="4" w:color="000000"/>
-              <w:left w:val="single" w:sz="4" w:color="000000"/>
-              <w:right w:val="single" w:sz="4" w:color="000000"/>
-            </w:tcBorders>
-          </w:tcPr>
-          <w:p>
-            <w:pPr>
-              <w:spacing w:before="0" w:after="0"/>
-              <w:jc w:val="right"/>
-            </w:pPr>
-            <w:r/>
-            <w:r>
-              <w:rPr>
-                <w:rFonts w:ascii="Arial" w:hAnsi="Arial" w:cs="Arial" w:eastAsia="Arial"/>
-                <w:b w:val="0"/>
-                <w:i w:val="0"/>
-                <w:sz w:val="18"/>
-              </w:rPr>
-              <w:t>{{ row.income_amount }}</w:t>
-            </w:r>
-          </w:p>
-        </w:tc>
-        <w:tc>
-          <w:tcPr>
-            <w:tcW w:type="dxa" w:w="2154"/>
-            <w:vAlign w:val="center"/>
-            <w:tcBorders>
-              <w:top w:val="single" w:sz="4" w:color="000000"/>
-              <w:bottom w:val="single" w:sz="4" w:color="000000"/>
-              <w:left w:val="single" w:sz="4" w:color="000000"/>
-              <w:right w:val="single" w:sz="4" w:color="000000"/>
-            </w:tcBorders>
-          </w:tcPr>
-          <w:p>
-            <w:pPr>
-              <w:spacing w:before="0" w:after="0"/>
-              <w:jc w:val="center"/>
-            </w:pPr>
-            <w:r/>
-            <w:r>
-              <w:rPr>
-                <w:rFonts w:ascii="Arial" w:hAnsi="Arial" w:cs="Arial" w:eastAsia="Arial"/>
-                <w:b w:val="0"/>
-                <w:i w:val="0"/>
-                <w:sz w:val="18"/>
-              </w:rPr>
-              <w:t>{{ row.deduction_code }}</w:t>
-            </w:r>
-          </w:p>
-        </w:tc>
-        <w:tc>
-          <w:tcPr>
-            <w:tcW w:type="dxa" w:w="2154"/>
-            <w:vAlign w:val="center"/>
-            <w:tcBorders>
-              <w:top w:val="single" w:sz="4" w:color="000000"/>
-              <w:bottom w:val="single" w:sz="4" w:color="000000"/>
-              <w:left w:val="single" w:sz="4" w:color="000000"/>
-              <w:right w:val="single" w:sz="4" w:color="000000"/>
-            </w:tcBorders>
-          </w:tcPr>
-          <w:p>
-            <w:pPr>
-              <w:spacing w:before="0" w:after="0"/>
-              <w:jc w:val="right"/>
-            </w:pPr>
-            <w:r/>
-            <w:r>
-              <w:rPr>
-                <w:rFonts w:ascii="Arial" w:hAnsi="Arial" w:cs="Arial" w:eastAsia="Arial"/>
-                <w:b w:val="0"/>
-                <w:i w:val="0"/>
-                <w:sz w:val="18"/>
-              </w:rPr>
-              <w:t>{{ row.deduction_amount }}{%tr endfor %}</w:t>
-            </w:r>
-          </w:p>
+          <w:tbl>
+            <w:tblPr>
+              <w:tblW w:type="auto" w:w="0"/>
+              <w:tblLayout w:type="fixed"/>
+              <w:tblLook w:firstColumn="1" w:firstRow="1" w:lastColumn="0" w:lastRow="0" w:noHBand="0" w:noVBand="1" w:val="04A0"/>
+            </w:tblPr>
+            <w:tblGrid>
+              <w:gridCol w:w="737"/>
+              <w:gridCol w:w="794"/>
+              <w:gridCol w:w="1531"/>
+              <w:gridCol w:w="794"/>
+              <w:gridCol w:w="1531"/>
+            </w:tblGrid>
+            <w:tr>
+              <w:tc>
+                <w:tcPr>
+                  <w:tcW w:type="dxa" w:w="1077"/>
+                  <w:vAlign w:val="center"/>
+                  <w:tcBorders>
+                    <w:top w:val="single" w:sz="4" w:color="000000"/>
+                    <w:bottom w:val="single" w:sz="4" w:color="000000"/>
+                    <w:left w:val="single" w:sz="4" w:color="000000"/>
+                    <w:right w:val="single" w:sz="4" w:color="000000"/>
+                  </w:tcBorders>
+                </w:tcPr>
+                <w:p>
+                  <w:pPr>
+                    <w:spacing w:before="0" w:after="0"/>
+                    <w:jc w:val="center"/>
+                  </w:pPr>
+                  <w:r/>
+                  <w:r>
+                    <w:rPr>
+                      <w:rFonts w:ascii="Arial" w:hAnsi="Arial" w:cs="Arial" w:eastAsia="Arial"/>
+                      <w:b/>
+                      <w:i w:val="0"/>
+                      <w:sz w:val="14"/>
+                    </w:rPr>
+                    <w:t>Месяц</w:t>
+                  </w:r>
+                </w:p>
+              </w:tc>
+              <w:tc>
+                <w:tcPr>
+                  <w:tcW w:type="dxa" w:w="1077"/>
+                  <w:vAlign w:val="center"/>
+                  <w:tcBorders>
+                    <w:top w:val="single" w:sz="4" w:color="000000"/>
+                    <w:bottom w:val="single" w:sz="4" w:color="000000"/>
+                    <w:left w:val="single" w:sz="4" w:color="000000"/>
+                    <w:right w:val="single" w:sz="4" w:color="000000"/>
+                  </w:tcBorders>
+                </w:tcPr>
+                <w:p>
+                  <w:pPr>
+                    <w:spacing w:before="0" w:after="0"/>
+                    <w:jc w:val="center"/>
+                  </w:pPr>
+                  <w:r/>
+                  <w:r>
+                    <w:rPr>
+                      <w:rFonts w:ascii="Arial" w:hAnsi="Arial" w:cs="Arial" w:eastAsia="Arial"/>
+                      <w:b/>
+                      <w:i w:val="0"/>
+                      <w:sz w:val="14"/>
+                    </w:rPr>
+                    <w:t>Код дохода</w:t>
+                  </w:r>
+                </w:p>
+              </w:tc>
+              <w:tc>
+                <w:tcPr>
+                  <w:tcW w:type="dxa" w:w="1077"/>
+                  <w:vAlign w:val="center"/>
+                  <w:tcBorders>
+                    <w:top w:val="single" w:sz="4" w:color="000000"/>
+                    <w:bottom w:val="single" w:sz="4" w:color="000000"/>
+                    <w:left w:val="single" w:sz="4" w:color="000000"/>
+                    <w:right w:val="single" w:sz="4" w:color="000000"/>
+                  </w:tcBorders>
+                </w:tcPr>
+                <w:p>
+                  <w:pPr>
+                    <w:spacing w:before="0" w:after="0"/>
+                    <w:jc w:val="center"/>
+                  </w:pPr>
+                  <w:r/>
+                  <w:r>
+                    <w:rPr>
+                      <w:rFonts w:ascii="Arial" w:hAnsi="Arial" w:cs="Arial" w:eastAsia="Arial"/>
+                      <w:b/>
+                      <w:i w:val="0"/>
+                      <w:sz w:val="14"/>
+                    </w:rPr>
+                    <w:t>Сумма дохода</w:t>
+                  </w:r>
+                </w:p>
+              </w:tc>
+              <w:tc>
+                <w:tcPr>
+                  <w:tcW w:type="dxa" w:w="1077"/>
+                  <w:vAlign w:val="center"/>
+                  <w:tcBorders>
+                    <w:top w:val="single" w:sz="4" w:color="000000"/>
+                    <w:bottom w:val="single" w:sz="4" w:color="000000"/>
+                    <w:left w:val="single" w:sz="4" w:color="000000"/>
+                    <w:right w:val="single" w:sz="4" w:color="000000"/>
+                  </w:tcBorders>
+                </w:tcPr>
+                <w:p>
+                  <w:pPr>
+                    <w:spacing w:before="0" w:after="0"/>
+                    <w:jc w:val="center"/>
+                  </w:pPr>
+                  <w:r/>
+                  <w:r>
+                    <w:rPr>
+                      <w:rFonts w:ascii="Arial" w:hAnsi="Arial" w:cs="Arial" w:eastAsia="Arial"/>
+                      <w:b/>
+                      <w:i w:val="0"/>
+                      <w:sz w:val="14"/>
+                    </w:rPr>
+                    <w:t>Код вычета</w:t>
+                  </w:r>
+                </w:p>
+              </w:tc>
+              <w:tc>
+                <w:tcPr>
+                  <w:tcW w:type="dxa" w:w="1077"/>
+                  <w:vAlign w:val="center"/>
+                  <w:tcBorders>
+                    <w:top w:val="single" w:sz="4" w:color="000000"/>
+                    <w:bottom w:val="single" w:sz="4" w:color="000000"/>
+                    <w:left w:val="single" w:sz="4" w:color="000000"/>
+                    <w:right w:val="single" w:sz="4" w:color="000000"/>
+                  </w:tcBorders>
+                </w:tcPr>
+                <w:p>
+                  <w:pPr>
+                    <w:spacing w:before="0" w:after="0"/>
+                    <w:jc w:val="center"/>
+                  </w:pPr>
+                  <w:r/>
+                  <w:r>
+                    <w:rPr>
+                      <w:rFonts w:ascii="Arial" w:hAnsi="Arial" w:cs="Arial" w:eastAsia="Arial"/>
+                      <w:b/>
+                      <w:i w:val="0"/>
+                      <w:sz w:val="14"/>
+                    </w:rPr>
+                    <w:t>Сумма вычета</w:t>
+                  </w:r>
+                </w:p>
+              </w:tc>
+            </w:tr>
+            <w:tr>
+              <w:tc>
+                <w:tcPr>
+                  <w:tcW w:type="dxa" w:w="1077"/>
+                  <w:vAlign w:val="center"/>
+                  <w:tcBorders>
+                    <w:top w:val="single" w:sz="4" w:color="000000"/>
+                    <w:bottom w:val="single" w:sz="4" w:color="000000"/>
+                    <w:left w:val="single" w:sz="4" w:color="000000"/>
+                    <w:right w:val="single" w:sz="4" w:color="000000"/>
+                  </w:tcBorders>
+                </w:tcPr>
+                <w:p>
+                  <w:pPr>
+                    <w:spacing w:before="0" w:after="0"/>
+                    <w:jc w:val="center"/>
+                  </w:pPr>
+                  <w:r/>
+                  <w:r>
+                    <w:rPr>
+                      <w:rFonts w:ascii="Arial" w:hAnsi="Arial" w:cs="Arial" w:eastAsia="Arial"/>
+                      <w:b w:val="0"/>
+                      <w:i w:val="0"/>
+                      <w:sz w:val="18"/>
+                    </w:rPr>
+                    <w:t>{{ ndfl_2.rows[14].month }}</w:t>
+                  </w:r>
+                </w:p>
+              </w:tc>
+              <w:tc>
+                <w:tcPr>
+                  <w:tcW w:type="dxa" w:w="1077"/>
+                  <w:vAlign w:val="center"/>
+                  <w:tcBorders>
+                    <w:top w:val="single" w:sz="4" w:color="000000"/>
+                    <w:bottom w:val="single" w:sz="4" w:color="000000"/>
+                    <w:left w:val="single" w:sz="4" w:color="000000"/>
+                    <w:right w:val="single" w:sz="4" w:color="000000"/>
+                  </w:tcBorders>
+                </w:tcPr>
+                <w:p>
+                  <w:pPr>
+                    <w:spacing w:before="0" w:after="0"/>
+                    <w:jc w:val="center"/>
+                  </w:pPr>
+                  <w:r/>
+                  <w:r>
+                    <w:rPr>
+                      <w:rFonts w:ascii="Arial" w:hAnsi="Arial" w:cs="Arial" w:eastAsia="Arial"/>
+                      <w:b w:val="0"/>
+                      <w:i w:val="0"/>
+                      <w:sz w:val="18"/>
+                    </w:rPr>
+                    <w:t>{{ ndfl_2.rows[14].income_code }}</w:t>
+                  </w:r>
+                </w:p>
+              </w:tc>
+              <w:tc>
+                <w:tcPr>
+                  <w:tcW w:type="dxa" w:w="1077"/>
+                  <w:vAlign w:val="center"/>
+                  <w:tcBorders>
+                    <w:top w:val="single" w:sz="4" w:color="000000"/>
+                    <w:bottom w:val="single" w:sz="4" w:color="000000"/>
+                    <w:left w:val="single" w:sz="4" w:color="000000"/>
+                    <w:right w:val="single" w:sz="4" w:color="000000"/>
+                  </w:tcBorders>
+                </w:tcPr>
+                <w:p>
+                  <w:pPr>
+                    <w:spacing w:before="0" w:after="0"/>
+                    <w:jc w:val="right"/>
+                  </w:pPr>
+                  <w:r/>
+                  <w:r>
+                    <w:rPr>
+                      <w:rFonts w:ascii="Arial" w:hAnsi="Arial" w:cs="Arial" w:eastAsia="Arial"/>
+                      <w:b w:val="0"/>
+                      <w:i w:val="0"/>
+                      <w:sz w:val="18"/>
+                    </w:rPr>
+                    <w:t>{{ ndfl_2.rows[14].income_amount }}</w:t>
+                  </w:r>
+                </w:p>
+              </w:tc>
+              <w:tc>
+                <w:tcPr>
+                  <w:tcW w:type="dxa" w:w="1077"/>
+                  <w:vAlign w:val="center"/>
+                  <w:tcBorders>
+                    <w:top w:val="single" w:sz="4" w:color="000000"/>
+                    <w:bottom w:val="single" w:sz="4" w:color="000000"/>
+                    <w:left w:val="single" w:sz="4" w:color="000000"/>
+                    <w:right w:val="single" w:sz="4" w:color="000000"/>
+                  </w:tcBorders>
+                </w:tcPr>
+                <w:p>
+                  <w:pPr>
+                    <w:spacing w:before="0" w:after="0"/>
+                    <w:jc w:val="center"/>
+                  </w:pPr>
+                  <w:r/>
+                  <w:r>
+                    <w:rPr>
+                      <w:rFonts w:ascii="Arial" w:hAnsi="Arial" w:cs="Arial" w:eastAsia="Arial"/>
+                      <w:b w:val="0"/>
+                      <w:i w:val="0"/>
+                      <w:sz w:val="18"/>
+                    </w:rPr>
+                    <w:t>{{ ndfl_2.rows[14].deduction_code }}</w:t>
+                  </w:r>
+                </w:p>
+              </w:tc>
+              <w:tc>
+                <w:tcPr>
+                  <w:tcW w:type="dxa" w:w="1077"/>
+                  <w:vAlign w:val="center"/>
+                  <w:tcBorders>
+                    <w:top w:val="single" w:sz="4" w:color="000000"/>
+                    <w:bottom w:val="single" w:sz="4" w:color="000000"/>
+                    <w:left w:val="single" w:sz="4" w:color="000000"/>
+                    <w:right w:val="single" w:sz="4" w:color="000000"/>
+                  </w:tcBorders>
+                </w:tcPr>
+                <w:p>
+                  <w:pPr>
+                    <w:spacing w:before="0" w:after="0"/>
+                    <w:jc w:val="right"/>
+                  </w:pPr>
+                  <w:r/>
+                  <w:r>
+                    <w:rPr>
+                      <w:rFonts w:ascii="Arial" w:hAnsi="Arial" w:cs="Arial" w:eastAsia="Arial"/>
+                      <w:b w:val="0"/>
+                      <w:i w:val="0"/>
+                      <w:sz w:val="18"/>
+                    </w:rPr>
+                    <w:t>{{ ndfl_2.rows[14].deduction_amount }}</w:t>
+                  </w:r>
+                </w:p>
+              </w:tc>
+            </w:tr>
+            <w:tr>
+              <w:tc>
+                <w:tcPr>
+                  <w:tcW w:type="dxa" w:w="1077"/>
+                  <w:vAlign w:val="center"/>
+                  <w:tcBorders>
+                    <w:top w:val="single" w:sz="4" w:color="000000"/>
+                    <w:bottom w:val="single" w:sz="4" w:color="000000"/>
+                    <w:left w:val="single" w:sz="4" w:color="000000"/>
+                    <w:right w:val="single" w:sz="4" w:color="000000"/>
+                  </w:tcBorders>
+                </w:tcPr>
+                <w:p>
+                  <w:pPr>
+                    <w:spacing w:before="0" w:after="0"/>
+                    <w:jc w:val="center"/>
+                  </w:pPr>
+                  <w:r/>
+                  <w:r>
+                    <w:rPr>
+                      <w:rFonts w:ascii="Arial" w:hAnsi="Arial" w:cs="Arial" w:eastAsia="Arial"/>
+                      <w:b w:val="0"/>
+                      <w:i w:val="0"/>
+                      <w:sz w:val="18"/>
+                    </w:rPr>
+                    <w:t>{{ ndfl_2.rows[15].month }}</w:t>
+                  </w:r>
+                </w:p>
+              </w:tc>
+              <w:tc>
+                <w:tcPr>
+                  <w:tcW w:type="dxa" w:w="1077"/>
+                  <w:vAlign w:val="center"/>
+                  <w:tcBorders>
+                    <w:top w:val="single" w:sz="4" w:color="000000"/>
+                    <w:bottom w:val="single" w:sz="4" w:color="000000"/>
+                    <w:left w:val="single" w:sz="4" w:color="000000"/>
+                    <w:right w:val="single" w:sz="4" w:color="000000"/>
+                  </w:tcBorders>
+                </w:tcPr>
+                <w:p>
+                  <w:pPr>
+                    <w:spacing w:before="0" w:after="0"/>
+                    <w:jc w:val="center"/>
+                  </w:pPr>
+                  <w:r/>
+                  <w:r>
+                    <w:rPr>
+                      <w:rFonts w:ascii="Arial" w:hAnsi="Arial" w:cs="Arial" w:eastAsia="Arial"/>
+                      <w:b w:val="0"/>
+                      <w:i w:val="0"/>
+                      <w:sz w:val="18"/>
+                    </w:rPr>
+                    <w:t>{{ ndfl_2.rows[15].income_code }}</w:t>
+                  </w:r>
+                </w:p>
+              </w:tc>
+              <w:tc>
+                <w:tcPr>
+                  <w:tcW w:type="dxa" w:w="1077"/>
+                  <w:vAlign w:val="center"/>
+                  <w:tcBorders>
+                    <w:top w:val="single" w:sz="4" w:color="000000"/>
+                    <w:bottom w:val="single" w:sz="4" w:color="000000"/>
+                    <w:left w:val="single" w:sz="4" w:color="000000"/>
+                    <w:right w:val="single" w:sz="4" w:color="000000"/>
+                  </w:tcBorders>
+                </w:tcPr>
+                <w:p>
+                  <w:pPr>
+                    <w:spacing w:before="0" w:after="0"/>
+                    <w:jc w:val="right"/>
+                  </w:pPr>
+                  <w:r/>
+                  <w:r>
+                    <w:rPr>
+                      <w:rFonts w:ascii="Arial" w:hAnsi="Arial" w:cs="Arial" w:eastAsia="Arial"/>
+                      <w:b w:val="0"/>
+                      <w:i w:val="0"/>
+                      <w:sz w:val="18"/>
+                    </w:rPr>
+                    <w:t>{{ ndfl_2.rows[15].income_amount }}</w:t>
+                  </w:r>
+                </w:p>
+              </w:tc>
+              <w:tc>
+                <w:tcPr>
+                  <w:tcW w:type="dxa" w:w="1077"/>
+                  <w:vAlign w:val="center"/>
+                  <w:tcBorders>
+                    <w:top w:val="single" w:sz="4" w:color="000000"/>
+                    <w:bottom w:val="single" w:sz="4" w:color="000000"/>
+                    <w:left w:val="single" w:sz="4" w:color="000000"/>
+                    <w:right w:val="single" w:sz="4" w:color="000000"/>
+                  </w:tcBorders>
+                </w:tcPr>
+                <w:p>
+                  <w:pPr>
+                    <w:spacing w:before="0" w:after="0"/>
+                    <w:jc w:val="center"/>
+                  </w:pPr>
+                  <w:r/>
+                  <w:r>
+                    <w:rPr>
+                      <w:rFonts w:ascii="Arial" w:hAnsi="Arial" w:cs="Arial" w:eastAsia="Arial"/>
+                      <w:b w:val="0"/>
+                      <w:i w:val="0"/>
+                      <w:sz w:val="18"/>
+                    </w:rPr>
+                    <w:t>{{ ndfl_2.rows[15].deduction_code }}</w:t>
+                  </w:r>
+                </w:p>
+              </w:tc>
+              <w:tc>
+                <w:tcPr>
+                  <w:tcW w:type="dxa" w:w="1077"/>
+                  <w:vAlign w:val="center"/>
+                  <w:tcBorders>
+                    <w:top w:val="single" w:sz="4" w:color="000000"/>
+                    <w:bottom w:val="single" w:sz="4" w:color="000000"/>
+                    <w:left w:val="single" w:sz="4" w:color="000000"/>
+                    <w:right w:val="single" w:sz="4" w:color="000000"/>
+                  </w:tcBorders>
+                </w:tcPr>
+                <w:p>
+                  <w:pPr>
+                    <w:spacing w:before="0" w:after="0"/>
+                    <w:jc w:val="right"/>
+                  </w:pPr>
+                  <w:r/>
+                  <w:r>
+                    <w:rPr>
+                      <w:rFonts w:ascii="Arial" w:hAnsi="Arial" w:cs="Arial" w:eastAsia="Arial"/>
+                      <w:b w:val="0"/>
+                      <w:i w:val="0"/>
+                      <w:sz w:val="18"/>
+                    </w:rPr>
+                    <w:t>{{ ndfl_2.rows[15].deduction_amount }}</w:t>
+                  </w:r>
+                </w:p>
+              </w:tc>
+            </w:tr>
+            <w:tr>
+              <w:tc>
+                <w:tcPr>
+                  <w:tcW w:type="dxa" w:w="1077"/>
+                  <w:vAlign w:val="center"/>
+                  <w:tcBorders>
+                    <w:top w:val="single" w:sz="4" w:color="000000"/>
+                    <w:bottom w:val="single" w:sz="4" w:color="000000"/>
+                    <w:left w:val="single" w:sz="4" w:color="000000"/>
+                    <w:right w:val="single" w:sz="4" w:color="000000"/>
+                  </w:tcBorders>
+                </w:tcPr>
+                <w:p>
+                  <w:pPr>
+                    <w:spacing w:before="0" w:after="0"/>
+                    <w:jc w:val="center"/>
+                  </w:pPr>
+                  <w:r/>
+                  <w:r>
+                    <w:rPr>
+                      <w:rFonts w:ascii="Arial" w:hAnsi="Arial" w:cs="Arial" w:eastAsia="Arial"/>
+                      <w:b w:val="0"/>
+                      <w:i w:val="0"/>
+                      <w:sz w:val="18"/>
+                    </w:rPr>
+                    <w:t>{{ ndfl_2.rows[16].month }}</w:t>
+                  </w:r>
+                </w:p>
+              </w:tc>
+              <w:tc>
+                <w:tcPr>
+                  <w:tcW w:type="dxa" w:w="1077"/>
+                  <w:vAlign w:val="center"/>
+                  <w:tcBorders>
+                    <w:top w:val="single" w:sz="4" w:color="000000"/>
+                    <w:bottom w:val="single" w:sz="4" w:color="000000"/>
+                    <w:left w:val="single" w:sz="4" w:color="000000"/>
+                    <w:right w:val="single" w:sz="4" w:color="000000"/>
+                  </w:tcBorders>
+                </w:tcPr>
+                <w:p>
+                  <w:pPr>
+                    <w:spacing w:before="0" w:after="0"/>
+                    <w:jc w:val="center"/>
+                  </w:pPr>
+                  <w:r/>
+                  <w:r>
+                    <w:rPr>
+                      <w:rFonts w:ascii="Arial" w:hAnsi="Arial" w:cs="Arial" w:eastAsia="Arial"/>
+                      <w:b w:val="0"/>
+                      <w:i w:val="0"/>
+                      <w:sz w:val="18"/>
+                    </w:rPr>
+                    <w:t>{{ ndfl_2.rows[16].income_code }}</w:t>
+                  </w:r>
+                </w:p>
+              </w:tc>
+              <w:tc>
+                <w:tcPr>
+                  <w:tcW w:type="dxa" w:w="1077"/>
+                  <w:vAlign w:val="center"/>
+                  <w:tcBorders>
+                    <w:top w:val="single" w:sz="4" w:color="000000"/>
+                    <w:bottom w:val="single" w:sz="4" w:color="000000"/>
+                    <w:left w:val="single" w:sz="4" w:color="000000"/>
+                    <w:right w:val="single" w:sz="4" w:color="000000"/>
+                  </w:tcBorders>
+                </w:tcPr>
+                <w:p>
+                  <w:pPr>
+                    <w:spacing w:before="0" w:after="0"/>
+                    <w:jc w:val="right"/>
+                  </w:pPr>
+                  <w:r/>
+                  <w:r>
+                    <w:rPr>
+                      <w:rFonts w:ascii="Arial" w:hAnsi="Arial" w:cs="Arial" w:eastAsia="Arial"/>
+                      <w:b w:val="0"/>
+                      <w:i w:val="0"/>
+                      <w:sz w:val="18"/>
+                    </w:rPr>
+                    <w:t>{{ ndfl_2.rows[16].income_amount }}</w:t>
+                  </w:r>
+                </w:p>
+              </w:tc>
+              <w:tc>
+                <w:tcPr>
+                  <w:tcW w:type="dxa" w:w="1077"/>
+                  <w:vAlign w:val="center"/>
+                  <w:tcBorders>
+                    <w:top w:val="single" w:sz="4" w:color="000000"/>
+                    <w:bottom w:val="single" w:sz="4" w:color="000000"/>
+                    <w:left w:val="single" w:sz="4" w:color="000000"/>
+                    <w:right w:val="single" w:sz="4" w:color="000000"/>
+                  </w:tcBorders>
+                </w:tcPr>
+                <w:p>
+                  <w:pPr>
+                    <w:spacing w:before="0" w:after="0"/>
+                    <w:jc w:val="center"/>
+                  </w:pPr>
+                  <w:r/>
+                  <w:r>
+                    <w:rPr>
+                      <w:rFonts w:ascii="Arial" w:hAnsi="Arial" w:cs="Arial" w:eastAsia="Arial"/>
+                      <w:b w:val="0"/>
+                      <w:i w:val="0"/>
+                      <w:sz w:val="18"/>
+                    </w:rPr>
+                    <w:t>{{ ndfl_2.rows[16].deduction_code }}</w:t>
+                  </w:r>
+                </w:p>
+              </w:tc>
+              <w:tc>
+                <w:tcPr>
+                  <w:tcW w:type="dxa" w:w="1077"/>
+                  <w:vAlign w:val="center"/>
+                  <w:tcBorders>
+                    <w:top w:val="single" w:sz="4" w:color="000000"/>
+                    <w:bottom w:val="single" w:sz="4" w:color="000000"/>
+                    <w:left w:val="single" w:sz="4" w:color="000000"/>
+                    <w:right w:val="single" w:sz="4" w:color="000000"/>
+                  </w:tcBorders>
+                </w:tcPr>
+                <w:p>
+                  <w:pPr>
+                    <w:spacing w:before="0" w:after="0"/>
+                    <w:jc w:val="right"/>
+                  </w:pPr>
+                  <w:r/>
+                  <w:r>
+                    <w:rPr>
+                      <w:rFonts w:ascii="Arial" w:hAnsi="Arial" w:cs="Arial" w:eastAsia="Arial"/>
+                      <w:b w:val="0"/>
+                      <w:i w:val="0"/>
+                      <w:sz w:val="18"/>
+                    </w:rPr>
+                    <w:t>{{ ndfl_2.rows[16].deduction_amount }}</w:t>
+                  </w:r>
+                </w:p>
+              </w:tc>
+            </w:tr>
+            <w:tr>
+              <w:tc>
+                <w:tcPr>
+                  <w:tcW w:type="dxa" w:w="1077"/>
+                  <w:vAlign w:val="center"/>
+                  <w:tcBorders>
+                    <w:top w:val="single" w:sz="4" w:color="000000"/>
+                    <w:bottom w:val="single" w:sz="4" w:color="000000"/>
+                    <w:left w:val="single" w:sz="4" w:color="000000"/>
+                    <w:right w:val="single" w:sz="4" w:color="000000"/>
+                  </w:tcBorders>
+                </w:tcPr>
+                <w:p>
+                  <w:pPr>
+                    <w:spacing w:before="0" w:after="0"/>
+                    <w:jc w:val="center"/>
+                  </w:pPr>
+                  <w:r/>
+                  <w:r>
+                    <w:rPr>
+                      <w:rFonts w:ascii="Arial" w:hAnsi="Arial" w:cs="Arial" w:eastAsia="Arial"/>
+                      <w:b w:val="0"/>
+                      <w:i w:val="0"/>
+                      <w:sz w:val="18"/>
+                    </w:rPr>
+                    <w:t>{{ ndfl_2.rows[17].month }}</w:t>
+                  </w:r>
+                </w:p>
+              </w:tc>
+              <w:tc>
+                <w:tcPr>
+                  <w:tcW w:type="dxa" w:w="1077"/>
+                  <w:vAlign w:val="center"/>
+                  <w:tcBorders>
+                    <w:top w:val="single" w:sz="4" w:color="000000"/>
+                    <w:bottom w:val="single" w:sz="4" w:color="000000"/>
+                    <w:left w:val="single" w:sz="4" w:color="000000"/>
+                    <w:right w:val="single" w:sz="4" w:color="000000"/>
+                  </w:tcBorders>
+                </w:tcPr>
+                <w:p>
+                  <w:pPr>
+                    <w:spacing w:before="0" w:after="0"/>
+                    <w:jc w:val="center"/>
+                  </w:pPr>
+                  <w:r/>
+                  <w:r>
+                    <w:rPr>
+                      <w:rFonts w:ascii="Arial" w:hAnsi="Arial" w:cs="Arial" w:eastAsia="Arial"/>
+                      <w:b w:val="0"/>
+                      <w:i w:val="0"/>
+                      <w:sz w:val="18"/>
+                    </w:rPr>
+                    <w:t>{{ ndfl_2.rows[17].income_code }}</w:t>
+                  </w:r>
+                </w:p>
+              </w:tc>
+              <w:tc>
+                <w:tcPr>
+                  <w:tcW w:type="dxa" w:w="1077"/>
+                  <w:vAlign w:val="center"/>
+                  <w:tcBorders>
+                    <w:top w:val="single" w:sz="4" w:color="000000"/>
+                    <w:bottom w:val="single" w:sz="4" w:color="000000"/>
+                    <w:left w:val="single" w:sz="4" w:color="000000"/>
+                    <w:right w:val="single" w:sz="4" w:color="000000"/>
+                  </w:tcBorders>
+                </w:tcPr>
+                <w:p>
+                  <w:pPr>
+                    <w:spacing w:before="0" w:after="0"/>
+                    <w:jc w:val="right"/>
+                  </w:pPr>
+                  <w:r/>
+                  <w:r>
+                    <w:rPr>
+                      <w:rFonts w:ascii="Arial" w:hAnsi="Arial" w:cs="Arial" w:eastAsia="Arial"/>
+                      <w:b w:val="0"/>
+                      <w:i w:val="0"/>
+                      <w:sz w:val="18"/>
+                    </w:rPr>
+                    <w:t>{{ ndfl_2.rows[17].income_amount }}</w:t>
+                  </w:r>
+                </w:p>
+              </w:tc>
+              <w:tc>
+                <w:tcPr>
+                  <w:tcW w:type="dxa" w:w="1077"/>
+                  <w:vAlign w:val="center"/>
+                  <w:tcBorders>
+                    <w:top w:val="single" w:sz="4" w:color="000000"/>
+                    <w:bottom w:val="single" w:sz="4" w:color="000000"/>
+                    <w:left w:val="single" w:sz="4" w:color="000000"/>
+                    <w:right w:val="single" w:sz="4" w:color="000000"/>
+                  </w:tcBorders>
+                </w:tcPr>
+                <w:p>
+                  <w:pPr>
+                    <w:spacing w:before="0" w:after="0"/>
+                    <w:jc w:val="center"/>
+                  </w:pPr>
+                  <w:r/>
+                  <w:r>
+                    <w:rPr>
+                      <w:rFonts w:ascii="Arial" w:hAnsi="Arial" w:cs="Arial" w:eastAsia="Arial"/>
+                      <w:b w:val="0"/>
+                      <w:i w:val="0"/>
+                      <w:sz w:val="18"/>
+                    </w:rPr>
+                    <w:t>{{ ndfl_2.rows[17].deduction_code }}</w:t>
+                  </w:r>
+                </w:p>
+              </w:tc>
+              <w:tc>
+                <w:tcPr>
+                  <w:tcW w:type="dxa" w:w="1077"/>
+                  <w:vAlign w:val="center"/>
+                  <w:tcBorders>
+                    <w:top w:val="single" w:sz="4" w:color="000000"/>
+                    <w:bottom w:val="single" w:sz="4" w:color="000000"/>
+                    <w:left w:val="single" w:sz="4" w:color="000000"/>
+                    <w:right w:val="single" w:sz="4" w:color="000000"/>
+                  </w:tcBorders>
+                </w:tcPr>
+                <w:p>
+                  <w:pPr>
+                    <w:spacing w:before="0" w:after="0"/>
+                    <w:jc w:val="right"/>
+                  </w:pPr>
+                  <w:r/>
+                  <w:r>
+                    <w:rPr>
+                      <w:rFonts w:ascii="Arial" w:hAnsi="Arial" w:cs="Arial" w:eastAsia="Arial"/>
+                      <w:b w:val="0"/>
+                      <w:i w:val="0"/>
+                      <w:sz w:val="18"/>
+                    </w:rPr>
+                    <w:t>{{ ndfl_2.rows[17].deduction_amount }}</w:t>
+                  </w:r>
+                </w:p>
+              </w:tc>
+            </w:tr>
+            <w:tr>
+              <w:tc>
+                <w:tcPr>
+                  <w:tcW w:type="dxa" w:w="1077"/>
+                  <w:vAlign w:val="center"/>
+                  <w:tcBorders>
+                    <w:top w:val="single" w:sz="4" w:color="000000"/>
+                    <w:bottom w:val="single" w:sz="4" w:color="000000"/>
+                    <w:left w:val="single" w:sz="4" w:color="000000"/>
+                    <w:right w:val="single" w:sz="4" w:color="000000"/>
+                  </w:tcBorders>
+                </w:tcPr>
+                <w:p>
+                  <w:pPr>
+                    <w:spacing w:before="0" w:after="0"/>
+                    <w:jc w:val="center"/>
+                  </w:pPr>
+                  <w:r/>
+                  <w:r>
+                    <w:rPr>
+                      <w:rFonts w:ascii="Arial" w:hAnsi="Arial" w:cs="Arial" w:eastAsia="Arial"/>
+                      <w:b w:val="0"/>
+                      <w:i w:val="0"/>
+                      <w:sz w:val="18"/>
+                    </w:rPr>
+                    <w:t>{{ ndfl_2.rows[18].month }}</w:t>
+                  </w:r>
+                </w:p>
+              </w:tc>
+              <w:tc>
+                <w:tcPr>
+                  <w:tcW w:type="dxa" w:w="1077"/>
+                  <w:vAlign w:val="center"/>
+                  <w:tcBorders>
+                    <w:top w:val="single" w:sz="4" w:color="000000"/>
+                    <w:bottom w:val="single" w:sz="4" w:color="000000"/>
+                    <w:left w:val="single" w:sz="4" w:color="000000"/>
+                    <w:right w:val="single" w:sz="4" w:color="000000"/>
+                  </w:tcBorders>
+                </w:tcPr>
+                <w:p>
+                  <w:pPr>
+                    <w:spacing w:before="0" w:after="0"/>
+                    <w:jc w:val="center"/>
+                  </w:pPr>
+                  <w:r/>
+                  <w:r>
+                    <w:rPr>
+                      <w:rFonts w:ascii="Arial" w:hAnsi="Arial" w:cs="Arial" w:eastAsia="Arial"/>
+                      <w:b w:val="0"/>
+                      <w:i w:val="0"/>
+                      <w:sz w:val="18"/>
+                    </w:rPr>
+                    <w:t>{{ ndfl_2.rows[18].income_code }}</w:t>
+                  </w:r>
+                </w:p>
+              </w:tc>
+              <w:tc>
+                <w:tcPr>
+                  <w:tcW w:type="dxa" w:w="1077"/>
+                  <w:vAlign w:val="center"/>
+                  <w:tcBorders>
+                    <w:top w:val="single" w:sz="4" w:color="000000"/>
+                    <w:bottom w:val="single" w:sz="4" w:color="000000"/>
+                    <w:left w:val="single" w:sz="4" w:color="000000"/>
+                    <w:right w:val="single" w:sz="4" w:color="000000"/>
+                  </w:tcBorders>
+                </w:tcPr>
+                <w:p>
+                  <w:pPr>
+                    <w:spacing w:before="0" w:after="0"/>
+                    <w:jc w:val="right"/>
+                  </w:pPr>
+                  <w:r/>
+                  <w:r>
+                    <w:rPr>
+                      <w:rFonts w:ascii="Arial" w:hAnsi="Arial" w:cs="Arial" w:eastAsia="Arial"/>
+                      <w:b w:val="0"/>
+                      <w:i w:val="0"/>
+                      <w:sz w:val="18"/>
+                    </w:rPr>
+                    <w:t>{{ ndfl_2.rows[18].income_amount }}</w:t>
+                  </w:r>
+                </w:p>
+              </w:tc>
+              <w:tc>
+                <w:tcPr>
+                  <w:tcW w:type="dxa" w:w="1077"/>
+                  <w:vAlign w:val="center"/>
+                  <w:tcBorders>
+                    <w:top w:val="single" w:sz="4" w:color="000000"/>
+                    <w:bottom w:val="single" w:sz="4" w:color="000000"/>
+                    <w:left w:val="single" w:sz="4" w:color="000000"/>
+                    <w:right w:val="single" w:sz="4" w:color="000000"/>
+                  </w:tcBorders>
+                </w:tcPr>
+                <w:p>
+                  <w:pPr>
+                    <w:spacing w:before="0" w:after="0"/>
+                    <w:jc w:val="center"/>
+                  </w:pPr>
+                  <w:r/>
+                  <w:r>
+                    <w:rPr>
+                      <w:rFonts w:ascii="Arial" w:hAnsi="Arial" w:cs="Arial" w:eastAsia="Arial"/>
+                      <w:b w:val="0"/>
+                      <w:i w:val="0"/>
+                      <w:sz w:val="18"/>
+                    </w:rPr>
+                    <w:t>{{ ndfl_2.rows[18].deduction_code }}</w:t>
+                  </w:r>
+                </w:p>
+              </w:tc>
+              <w:tc>
+                <w:tcPr>
+                  <w:tcW w:type="dxa" w:w="1077"/>
+                  <w:vAlign w:val="center"/>
+                  <w:tcBorders>
+                    <w:top w:val="single" w:sz="4" w:color="000000"/>
+                    <w:bottom w:val="single" w:sz="4" w:color="000000"/>
+                    <w:left w:val="single" w:sz="4" w:color="000000"/>
+                    <w:right w:val="single" w:sz="4" w:color="000000"/>
+                  </w:tcBorders>
+                </w:tcPr>
+                <w:p>
+                  <w:pPr>
+                    <w:spacing w:before="0" w:after="0"/>
+                    <w:jc w:val="right"/>
+                  </w:pPr>
+                  <w:r/>
+                  <w:r>
+                    <w:rPr>
+                      <w:rFonts w:ascii="Arial" w:hAnsi="Arial" w:cs="Arial" w:eastAsia="Arial"/>
+                      <w:b w:val="0"/>
+                      <w:i w:val="0"/>
+                      <w:sz w:val="18"/>
+                    </w:rPr>
+                    <w:t>{{ ndfl_2.rows[18].deduction_amount }}</w:t>
+                  </w:r>
+                </w:p>
+              </w:tc>
+            </w:tr>
+            <w:tr>
+              <w:tc>
+                <w:tcPr>
+                  <w:tcW w:type="dxa" w:w="1077"/>
+                  <w:vAlign w:val="center"/>
+                  <w:tcBorders>
+                    <w:top w:val="single" w:sz="4" w:color="000000"/>
+                    <w:bottom w:val="single" w:sz="4" w:color="000000"/>
+                    <w:left w:val="single" w:sz="4" w:color="000000"/>
+                    <w:right w:val="single" w:sz="4" w:color="000000"/>
+                  </w:tcBorders>
+                </w:tcPr>
+                <w:p>
+                  <w:pPr>
+                    <w:spacing w:before="0" w:after="0"/>
+                    <w:jc w:val="center"/>
+                  </w:pPr>
+                  <w:r/>
+                  <w:r>
+                    <w:rPr>
+                      <w:rFonts w:ascii="Arial" w:hAnsi="Arial" w:cs="Arial" w:eastAsia="Arial"/>
+                      <w:b w:val="0"/>
+                      <w:i w:val="0"/>
+                      <w:sz w:val="18"/>
+                    </w:rPr>
+                    <w:t>{{ ndfl_2.rows[19].month }}</w:t>
+                  </w:r>
+                </w:p>
+              </w:tc>
+              <w:tc>
+                <w:tcPr>
+                  <w:tcW w:type="dxa" w:w="1077"/>
+                  <w:vAlign w:val="center"/>
+                  <w:tcBorders>
+                    <w:top w:val="single" w:sz="4" w:color="000000"/>
+                    <w:bottom w:val="single" w:sz="4" w:color="000000"/>
+                    <w:left w:val="single" w:sz="4" w:color="000000"/>
+                    <w:right w:val="single" w:sz="4" w:color="000000"/>
+                  </w:tcBorders>
+                </w:tcPr>
+                <w:p>
+                  <w:pPr>
+                    <w:spacing w:before="0" w:after="0"/>
+                    <w:jc w:val="center"/>
+                  </w:pPr>
+                  <w:r/>
+                  <w:r>
+                    <w:rPr>
+                      <w:rFonts w:ascii="Arial" w:hAnsi="Arial" w:cs="Arial" w:eastAsia="Arial"/>
+                      <w:b w:val="0"/>
+                      <w:i w:val="0"/>
+                      <w:sz w:val="18"/>
+                    </w:rPr>
+                    <w:t>{{ ndfl_2.rows[19].income_code }}</w:t>
+                  </w:r>
+                </w:p>
+              </w:tc>
+              <w:tc>
+                <w:tcPr>
+                  <w:tcW w:type="dxa" w:w="1077"/>
+                  <w:vAlign w:val="center"/>
+                  <w:tcBorders>
+                    <w:top w:val="single" w:sz="4" w:color="000000"/>
+                    <w:bottom w:val="single" w:sz="4" w:color="000000"/>
+                    <w:left w:val="single" w:sz="4" w:color="000000"/>
+                    <w:right w:val="single" w:sz="4" w:color="000000"/>
+                  </w:tcBorders>
+                </w:tcPr>
+                <w:p>
+                  <w:pPr>
+                    <w:spacing w:before="0" w:after="0"/>
+                    <w:jc w:val="right"/>
+                  </w:pPr>
+                  <w:r/>
+                  <w:r>
+                    <w:rPr>
+                      <w:rFonts w:ascii="Arial" w:hAnsi="Arial" w:cs="Arial" w:eastAsia="Arial"/>
+                      <w:b w:val="0"/>
+                      <w:i w:val="0"/>
+                      <w:sz w:val="18"/>
+                    </w:rPr>
+                    <w:t>{{ ndfl_2.rows[19].income_amount }}</w:t>
+                  </w:r>
+                </w:p>
+              </w:tc>
+              <w:tc>
+                <w:tcPr>
+                  <w:tcW w:type="dxa" w:w="1077"/>
+                  <w:vAlign w:val="center"/>
+                  <w:tcBorders>
+                    <w:top w:val="single" w:sz="4" w:color="000000"/>
+                    <w:bottom w:val="single" w:sz="4" w:color="000000"/>
+                    <w:left w:val="single" w:sz="4" w:color="000000"/>
+                    <w:right w:val="single" w:sz="4" w:color="000000"/>
+                  </w:tcBorders>
+                </w:tcPr>
+                <w:p>
+                  <w:pPr>
+                    <w:spacing w:before="0" w:after="0"/>
+                    <w:jc w:val="center"/>
+                  </w:pPr>
+                  <w:r/>
+                  <w:r>
+                    <w:rPr>
+                      <w:rFonts w:ascii="Arial" w:hAnsi="Arial" w:cs="Arial" w:eastAsia="Arial"/>
+                      <w:b w:val="0"/>
+                      <w:i w:val="0"/>
+                      <w:sz w:val="18"/>
+                    </w:rPr>
+                    <w:t>{{ ndfl_2.rows[19].deduction_code }}</w:t>
+                  </w:r>
+                </w:p>
+              </w:tc>
+              <w:tc>
+                <w:tcPr>
+                  <w:tcW w:type="dxa" w:w="1077"/>
+                  <w:vAlign w:val="center"/>
+                  <w:tcBorders>
+                    <w:top w:val="single" w:sz="4" w:color="000000"/>
+                    <w:bottom w:val="single" w:sz="4" w:color="000000"/>
+                    <w:left w:val="single" w:sz="4" w:color="000000"/>
+                    <w:right w:val="single" w:sz="4" w:color="000000"/>
+                  </w:tcBorders>
+                </w:tcPr>
+                <w:p>
+                  <w:pPr>
+                    <w:spacing w:before="0" w:after="0"/>
+                    <w:jc w:val="right"/>
+                  </w:pPr>
+                  <w:r/>
+                  <w:r>
+                    <w:rPr>
+                      <w:rFonts w:ascii="Arial" w:hAnsi="Arial" w:cs="Arial" w:eastAsia="Arial"/>
+                      <w:b w:val="0"/>
+                      <w:i w:val="0"/>
+                      <w:sz w:val="18"/>
+                    </w:rPr>
+                    <w:t>{{ ndfl_2.rows[19].deduction_amount }}</w:t>
+                  </w:r>
+                </w:p>
+              </w:tc>
+            </w:tr>
+            <w:tr>
+              <w:tc>
+                <w:tcPr>
+                  <w:tcW w:type="dxa" w:w="1077"/>
+                  <w:vAlign w:val="center"/>
+                  <w:tcBorders>
+                    <w:top w:val="single" w:sz="4" w:color="000000"/>
+                    <w:bottom w:val="single" w:sz="4" w:color="000000"/>
+                    <w:left w:val="single" w:sz="4" w:color="000000"/>
+                    <w:right w:val="single" w:sz="4" w:color="000000"/>
+                  </w:tcBorders>
+                </w:tcPr>
+                <w:p>
+                  <w:pPr>
+                    <w:spacing w:before="0" w:after="0"/>
+                    <w:jc w:val="center"/>
+                  </w:pPr>
+                  <w:r/>
+                  <w:r>
+                    <w:rPr>
+                      <w:rFonts w:ascii="Arial" w:hAnsi="Arial" w:cs="Arial" w:eastAsia="Arial"/>
+                      <w:b w:val="0"/>
+                      <w:i w:val="0"/>
+                      <w:sz w:val="18"/>
+                    </w:rPr>
+                    <w:t>{{ ndfl_2.rows[20].month }}</w:t>
+                  </w:r>
+                </w:p>
+              </w:tc>
+              <w:tc>
+                <w:tcPr>
+                  <w:tcW w:type="dxa" w:w="1077"/>
+                  <w:vAlign w:val="center"/>
+                  <w:tcBorders>
+                    <w:top w:val="single" w:sz="4" w:color="000000"/>
+                    <w:bottom w:val="single" w:sz="4" w:color="000000"/>
+                    <w:left w:val="single" w:sz="4" w:color="000000"/>
+                    <w:right w:val="single" w:sz="4" w:color="000000"/>
+                  </w:tcBorders>
+                </w:tcPr>
+                <w:p>
+                  <w:pPr>
+                    <w:spacing w:before="0" w:after="0"/>
+                    <w:jc w:val="center"/>
+                  </w:pPr>
+                  <w:r/>
+                  <w:r>
+                    <w:rPr>
+                      <w:rFonts w:ascii="Arial" w:hAnsi="Arial" w:cs="Arial" w:eastAsia="Arial"/>
+                      <w:b w:val="0"/>
+                      <w:i w:val="0"/>
+                      <w:sz w:val="18"/>
+                    </w:rPr>
+                    <w:t>{{ ndfl_2.rows[20].income_code }}</w:t>
+                  </w:r>
+                </w:p>
+              </w:tc>
+              <w:tc>
+                <w:tcPr>
+                  <w:tcW w:type="dxa" w:w="1077"/>
+                  <w:vAlign w:val="center"/>
+                  <w:tcBorders>
+                    <w:top w:val="single" w:sz="4" w:color="000000"/>
+                    <w:bottom w:val="single" w:sz="4" w:color="000000"/>
+                    <w:left w:val="single" w:sz="4" w:color="000000"/>
+                    <w:right w:val="single" w:sz="4" w:color="000000"/>
+                  </w:tcBorders>
+                </w:tcPr>
+                <w:p>
+                  <w:pPr>
+                    <w:spacing w:before="0" w:after="0"/>
+                    <w:jc w:val="right"/>
+                  </w:pPr>
+                  <w:r/>
+                  <w:r>
+                    <w:rPr>
+                      <w:rFonts w:ascii="Arial" w:hAnsi="Arial" w:cs="Arial" w:eastAsia="Arial"/>
+                      <w:b w:val="0"/>
+                      <w:i w:val="0"/>
+                      <w:sz w:val="18"/>
+                    </w:rPr>
+                    <w:t>{{ ndfl_2.rows[20].income_amount }}</w:t>
+                  </w:r>
+                </w:p>
+              </w:tc>
+              <w:tc>
+                <w:tcPr>
+                  <w:tcW w:type="dxa" w:w="1077"/>
+                  <w:vAlign w:val="center"/>
+                  <w:tcBorders>
+                    <w:top w:val="single" w:sz="4" w:color="000000"/>
+                    <w:bottom w:val="single" w:sz="4" w:color="000000"/>
+                    <w:left w:val="single" w:sz="4" w:color="000000"/>
+                    <w:right w:val="single" w:sz="4" w:color="000000"/>
+                  </w:tcBorders>
+                </w:tcPr>
+                <w:p>
+                  <w:pPr>
+                    <w:spacing w:before="0" w:after="0"/>
+                    <w:jc w:val="center"/>
+                  </w:pPr>
+                  <w:r/>
+                  <w:r>
+                    <w:rPr>
+                      <w:rFonts w:ascii="Arial" w:hAnsi="Arial" w:cs="Arial" w:eastAsia="Arial"/>
+                      <w:b w:val="0"/>
+                      <w:i w:val="0"/>
+                      <w:sz w:val="18"/>
+                    </w:rPr>
+                    <w:t>{{ ndfl_2.rows[20].deduction_code }}</w:t>
+                  </w:r>
+                </w:p>
+              </w:tc>
+              <w:tc>
+                <w:tcPr>
+                  <w:tcW w:type="dxa" w:w="1077"/>
+                  <w:vAlign w:val="center"/>
+                  <w:tcBorders>
+                    <w:top w:val="single" w:sz="4" w:color="000000"/>
+                    <w:bottom w:val="single" w:sz="4" w:color="000000"/>
+                    <w:left w:val="single" w:sz="4" w:color="000000"/>
+                    <w:right w:val="single" w:sz="4" w:color="000000"/>
+                  </w:tcBorders>
+                </w:tcPr>
+                <w:p>
+                  <w:pPr>
+                    <w:spacing w:before="0" w:after="0"/>
+                    <w:jc w:val="right"/>
+                  </w:pPr>
+                  <w:r/>
+                  <w:r>
+                    <w:rPr>
+                      <w:rFonts w:ascii="Arial" w:hAnsi="Arial" w:cs="Arial" w:eastAsia="Arial"/>
+                      <w:b w:val="0"/>
+                      <w:i w:val="0"/>
+                      <w:sz w:val="18"/>
+                    </w:rPr>
+                    <w:t>{{ ndfl_2.rows[20].deduction_amount }}</w:t>
+                  </w:r>
+                </w:p>
+              </w:tc>
+            </w:tr>
+            <w:tr>
+              <w:tc>
+                <w:tcPr>
+                  <w:tcW w:type="dxa" w:w="1077"/>
+                  <w:vAlign w:val="center"/>
+                  <w:tcBorders>
+                    <w:top w:val="single" w:sz="4" w:color="000000"/>
+                    <w:bottom w:val="single" w:sz="4" w:color="000000"/>
+                    <w:left w:val="single" w:sz="4" w:color="000000"/>
+                    <w:right w:val="single" w:sz="4" w:color="000000"/>
+                  </w:tcBorders>
+                </w:tcPr>
+                <w:p>
+                  <w:pPr>
+                    <w:spacing w:before="0" w:after="0"/>
+                    <w:jc w:val="center"/>
+                  </w:pPr>
+                  <w:r/>
+                  <w:r>
+                    <w:rPr>
+                      <w:rFonts w:ascii="Arial" w:hAnsi="Arial" w:cs="Arial" w:eastAsia="Arial"/>
+                      <w:b w:val="0"/>
+                      <w:i w:val="0"/>
+                      <w:sz w:val="18"/>
+                    </w:rPr>
+                    <w:t>{{ ndfl_2.rows[21].month }}</w:t>
+                  </w:r>
+                </w:p>
+              </w:tc>
+              <w:tc>
+                <w:tcPr>
+                  <w:tcW w:type="dxa" w:w="1077"/>
+                  <w:vAlign w:val="center"/>
+                  <w:tcBorders>
+                    <w:top w:val="single" w:sz="4" w:color="000000"/>
+                    <w:bottom w:val="single" w:sz="4" w:color="000000"/>
+                    <w:left w:val="single" w:sz="4" w:color="000000"/>
+                    <w:right w:val="single" w:sz="4" w:color="000000"/>
+                  </w:tcBorders>
+                </w:tcPr>
+                <w:p>
+                  <w:pPr>
+                    <w:spacing w:before="0" w:after="0"/>
+                    <w:jc w:val="center"/>
+                  </w:pPr>
+                  <w:r/>
+                  <w:r>
+                    <w:rPr>
+                      <w:rFonts w:ascii="Arial" w:hAnsi="Arial" w:cs="Arial" w:eastAsia="Arial"/>
+                      <w:b w:val="0"/>
+                      <w:i w:val="0"/>
+                      <w:sz w:val="18"/>
+                    </w:rPr>
+                    <w:t>{{ ndfl_2.rows[21].income_code }}</w:t>
+                  </w:r>
+                </w:p>
+              </w:tc>
+              <w:tc>
+                <w:tcPr>
+                  <w:tcW w:type="dxa" w:w="1077"/>
+                  <w:vAlign w:val="center"/>
+                  <w:tcBorders>
+                    <w:top w:val="single" w:sz="4" w:color="000000"/>
+                    <w:bottom w:val="single" w:sz="4" w:color="000000"/>
+                    <w:left w:val="single" w:sz="4" w:color="000000"/>
+                    <w:right w:val="single" w:sz="4" w:color="000000"/>
+                  </w:tcBorders>
+                </w:tcPr>
+                <w:p>
+                  <w:pPr>
+                    <w:spacing w:before="0" w:after="0"/>
+                    <w:jc w:val="right"/>
+                  </w:pPr>
+                  <w:r/>
+                  <w:r>
+                    <w:rPr>
+                      <w:rFonts w:ascii="Arial" w:hAnsi="Arial" w:cs="Arial" w:eastAsia="Arial"/>
+                      <w:b w:val="0"/>
+                      <w:i w:val="0"/>
+                      <w:sz w:val="18"/>
+                    </w:rPr>
+                    <w:t>{{ ndfl_2.rows[21].income_amount }}</w:t>
+                  </w:r>
+                </w:p>
+              </w:tc>
+              <w:tc>
+                <w:tcPr>
+                  <w:tcW w:type="dxa" w:w="1077"/>
+                  <w:vAlign w:val="center"/>
+                  <w:tcBorders>
+                    <w:top w:val="single" w:sz="4" w:color="000000"/>
+                    <w:bottom w:val="single" w:sz="4" w:color="000000"/>
+                    <w:left w:val="single" w:sz="4" w:color="000000"/>
+                    <w:right w:val="single" w:sz="4" w:color="000000"/>
+                  </w:tcBorders>
+                </w:tcPr>
+                <w:p>
+                  <w:pPr>
+                    <w:spacing w:before="0" w:after="0"/>
+                    <w:jc w:val="center"/>
+                  </w:pPr>
+                  <w:r/>
+                  <w:r>
+                    <w:rPr>
+                      <w:rFonts w:ascii="Arial" w:hAnsi="Arial" w:cs="Arial" w:eastAsia="Arial"/>
+                      <w:b w:val="0"/>
+                      <w:i w:val="0"/>
+                      <w:sz w:val="18"/>
+                    </w:rPr>
+                    <w:t>{{ ndfl_2.rows[21].deduction_code }}</w:t>
+                  </w:r>
+                </w:p>
+              </w:tc>
+              <w:tc>
+                <w:tcPr>
+                  <w:tcW w:type="dxa" w:w="1077"/>
+                  <w:vAlign w:val="center"/>
+                  <w:tcBorders>
+                    <w:top w:val="single" w:sz="4" w:color="000000"/>
+                    <w:bottom w:val="single" w:sz="4" w:color="000000"/>
+                    <w:left w:val="single" w:sz="4" w:color="000000"/>
+                    <w:right w:val="single" w:sz="4" w:color="000000"/>
+                  </w:tcBorders>
+                </w:tcPr>
+                <w:p>
+                  <w:pPr>
+                    <w:spacing w:before="0" w:after="0"/>
+                    <w:jc w:val="right"/>
+                  </w:pPr>
+                  <w:r/>
+                  <w:r>
+                    <w:rPr>
+                      <w:rFonts w:ascii="Arial" w:hAnsi="Arial" w:cs="Arial" w:eastAsia="Arial"/>
+                      <w:b w:val="0"/>
+                      <w:i w:val="0"/>
+                      <w:sz w:val="18"/>
+                    </w:rPr>
+                    <w:t>{{ ndfl_2.rows[21].deduction_amount }}</w:t>
+                  </w:r>
+                </w:p>
+              </w:tc>
+            </w:tr>
+            <w:tr>
+              <w:tc>
+                <w:tcPr>
+                  <w:tcW w:type="dxa" w:w="1077"/>
+                  <w:vAlign w:val="center"/>
+                  <w:tcBorders>
+                    <w:top w:val="single" w:sz="4" w:color="000000"/>
+                    <w:bottom w:val="single" w:sz="4" w:color="000000"/>
+                    <w:left w:val="single" w:sz="4" w:color="000000"/>
+                    <w:right w:val="single" w:sz="4" w:color="000000"/>
+                  </w:tcBorders>
+                </w:tcPr>
+                <w:p>
+                  <w:pPr>
+                    <w:spacing w:before="0" w:after="0"/>
+                    <w:jc w:val="center"/>
+                  </w:pPr>
+                  <w:r/>
+                  <w:r>
+                    <w:rPr>
+                      <w:rFonts w:ascii="Arial" w:hAnsi="Arial" w:cs="Arial" w:eastAsia="Arial"/>
+                      <w:b w:val="0"/>
+                      <w:i w:val="0"/>
+                      <w:sz w:val="18"/>
+                    </w:rPr>
+                    <w:t>{{ ndfl_2.rows[22].month }}</w:t>
+                  </w:r>
+                </w:p>
+              </w:tc>
+              <w:tc>
+                <w:tcPr>
+                  <w:tcW w:type="dxa" w:w="1077"/>
+                  <w:vAlign w:val="center"/>
+                  <w:tcBorders>
+                    <w:top w:val="single" w:sz="4" w:color="000000"/>
+                    <w:bottom w:val="single" w:sz="4" w:color="000000"/>
+                    <w:left w:val="single" w:sz="4" w:color="000000"/>
+                    <w:right w:val="single" w:sz="4" w:color="000000"/>
+                  </w:tcBorders>
+                </w:tcPr>
+                <w:p>
+                  <w:pPr>
+                    <w:spacing w:before="0" w:after="0"/>
+                    <w:jc w:val="center"/>
+                  </w:pPr>
+                  <w:r/>
+                  <w:r>
+                    <w:rPr>
+                      <w:rFonts w:ascii="Arial" w:hAnsi="Arial" w:cs="Arial" w:eastAsia="Arial"/>
+                      <w:b w:val="0"/>
+                      <w:i w:val="0"/>
+                      <w:sz w:val="18"/>
+                    </w:rPr>
+                    <w:t>{{ ndfl_2.rows[22].income_code }}</w:t>
+                  </w:r>
+                </w:p>
+              </w:tc>
+              <w:tc>
+                <w:tcPr>
+                  <w:tcW w:type="dxa" w:w="1077"/>
+                  <w:vAlign w:val="center"/>
+                  <w:tcBorders>
+                    <w:top w:val="single" w:sz="4" w:color="000000"/>
+                    <w:bottom w:val="single" w:sz="4" w:color="000000"/>
+                    <w:left w:val="single" w:sz="4" w:color="000000"/>
+                    <w:right w:val="single" w:sz="4" w:color="000000"/>
+                  </w:tcBorders>
+                </w:tcPr>
+                <w:p>
+                  <w:pPr>
+                    <w:spacing w:before="0" w:after="0"/>
+                    <w:jc w:val="right"/>
+                  </w:pPr>
+                  <w:r/>
+                  <w:r>
+                    <w:rPr>
+                      <w:rFonts w:ascii="Arial" w:hAnsi="Arial" w:cs="Arial" w:eastAsia="Arial"/>
+                      <w:b w:val="0"/>
+                      <w:i w:val="0"/>
+                      <w:sz w:val="18"/>
+                    </w:rPr>
+                    <w:t>{{ ndfl_2.rows[22].income_amount }}</w:t>
+                  </w:r>
+                </w:p>
+              </w:tc>
+              <w:tc>
+                <w:tcPr>
+                  <w:tcW w:type="dxa" w:w="1077"/>
+                  <w:vAlign w:val="center"/>
+                  <w:tcBorders>
+                    <w:top w:val="single" w:sz="4" w:color="000000"/>
+                    <w:bottom w:val="single" w:sz="4" w:color="000000"/>
+                    <w:left w:val="single" w:sz="4" w:color="000000"/>
+                    <w:right w:val="single" w:sz="4" w:color="000000"/>
+                  </w:tcBorders>
+                </w:tcPr>
+                <w:p>
+                  <w:pPr>
+                    <w:spacing w:before="0" w:after="0"/>
+                    <w:jc w:val="center"/>
+                  </w:pPr>
+                  <w:r/>
+                  <w:r>
+                    <w:rPr>
+                      <w:rFonts w:ascii="Arial" w:hAnsi="Arial" w:cs="Arial" w:eastAsia="Arial"/>
+                      <w:b w:val="0"/>
+                      <w:i w:val="0"/>
+                      <w:sz w:val="18"/>
+                    </w:rPr>
+                    <w:t>{{ ndfl_2.rows[22].deduction_code }}</w:t>
+                  </w:r>
+                </w:p>
+              </w:tc>
+              <w:tc>
+                <w:tcPr>
+                  <w:tcW w:type="dxa" w:w="1077"/>
+                  <w:vAlign w:val="center"/>
+                  <w:tcBorders>
+                    <w:top w:val="single" w:sz="4" w:color="000000"/>
+                    <w:bottom w:val="single" w:sz="4" w:color="000000"/>
+                    <w:left w:val="single" w:sz="4" w:color="000000"/>
+                    <w:right w:val="single" w:sz="4" w:color="000000"/>
+                  </w:tcBorders>
+                </w:tcPr>
+                <w:p>
+                  <w:pPr>
+                    <w:spacing w:before="0" w:after="0"/>
+                    <w:jc w:val="right"/>
+                  </w:pPr>
+                  <w:r/>
+                  <w:r>
+                    <w:rPr>
+                      <w:rFonts w:ascii="Arial" w:hAnsi="Arial" w:cs="Arial" w:eastAsia="Arial"/>
+                      <w:b w:val="0"/>
+                      <w:i w:val="0"/>
+                      <w:sz w:val="18"/>
+                    </w:rPr>
+                    <w:t>{{ ndfl_2.rows[22].deduction_amount }}</w:t>
+                  </w:r>
+                </w:p>
+              </w:tc>
+            </w:tr>
+            <w:tr>
+              <w:tc>
+                <w:tcPr>
+                  <w:tcW w:type="dxa" w:w="1077"/>
+                  <w:vAlign w:val="center"/>
+                  <w:tcBorders>
+                    <w:top w:val="single" w:sz="4" w:color="000000"/>
+                    <w:bottom w:val="single" w:sz="4" w:color="000000"/>
+                    <w:left w:val="single" w:sz="4" w:color="000000"/>
+                    <w:right w:val="single" w:sz="4" w:color="000000"/>
+                  </w:tcBorders>
+                </w:tcPr>
+                <w:p>
+                  <w:pPr>
+                    <w:spacing w:before="0" w:after="0"/>
+                    <w:jc w:val="center"/>
+                  </w:pPr>
+                  <w:r/>
+                  <w:r>
+                    <w:rPr>
+                      <w:rFonts w:ascii="Arial" w:hAnsi="Arial" w:cs="Arial" w:eastAsia="Arial"/>
+                      <w:b w:val="0"/>
+                      <w:i w:val="0"/>
+                      <w:sz w:val="18"/>
+                    </w:rPr>
+                    <w:t>{{ ndfl_2.rows[23].month }}</w:t>
+                  </w:r>
+                </w:p>
+              </w:tc>
+              <w:tc>
+                <w:tcPr>
+                  <w:tcW w:type="dxa" w:w="1077"/>
+                  <w:vAlign w:val="center"/>
+                  <w:tcBorders>
+                    <w:top w:val="single" w:sz="4" w:color="000000"/>
+                    <w:bottom w:val="single" w:sz="4" w:color="000000"/>
+                    <w:left w:val="single" w:sz="4" w:color="000000"/>
+                    <w:right w:val="single" w:sz="4" w:color="000000"/>
+                  </w:tcBorders>
+                </w:tcPr>
+                <w:p>
+                  <w:pPr>
+                    <w:spacing w:before="0" w:after="0"/>
+                    <w:jc w:val="center"/>
+                  </w:pPr>
+                  <w:r/>
+                  <w:r>
+                    <w:rPr>
+                      <w:rFonts w:ascii="Arial" w:hAnsi="Arial" w:cs="Arial" w:eastAsia="Arial"/>
+                      <w:b w:val="0"/>
+                      <w:i w:val="0"/>
+                      <w:sz w:val="18"/>
+                    </w:rPr>
+                    <w:t>{{ ndfl_2.rows[23].income_code }}</w:t>
+                  </w:r>
+                </w:p>
+              </w:tc>
+              <w:tc>
+                <w:tcPr>
+                  <w:tcW w:type="dxa" w:w="1077"/>
+                  <w:vAlign w:val="center"/>
+                  <w:tcBorders>
+                    <w:top w:val="single" w:sz="4" w:color="000000"/>
+                    <w:bottom w:val="single" w:sz="4" w:color="000000"/>
+                    <w:left w:val="single" w:sz="4" w:color="000000"/>
+                    <w:right w:val="single" w:sz="4" w:color="000000"/>
+                  </w:tcBorders>
+                </w:tcPr>
+                <w:p>
+                  <w:pPr>
+                    <w:spacing w:before="0" w:after="0"/>
+                    <w:jc w:val="right"/>
+                  </w:pPr>
+                  <w:r/>
+                  <w:r>
+                    <w:rPr>
+                      <w:rFonts w:ascii="Arial" w:hAnsi="Arial" w:cs="Arial" w:eastAsia="Arial"/>
+                      <w:b w:val="0"/>
+                      <w:i w:val="0"/>
+                      <w:sz w:val="18"/>
+                    </w:rPr>
+                    <w:t>{{ ndfl_2.rows[23].income_amount }}</w:t>
+                  </w:r>
+                </w:p>
+              </w:tc>
+              <w:tc>
+                <w:tcPr>
+                  <w:tcW w:type="dxa" w:w="1077"/>
+                  <w:vAlign w:val="center"/>
+                  <w:tcBorders>
+                    <w:top w:val="single" w:sz="4" w:color="000000"/>
+                    <w:bottom w:val="single" w:sz="4" w:color="000000"/>
+                    <w:left w:val="single" w:sz="4" w:color="000000"/>
+                    <w:right w:val="single" w:sz="4" w:color="000000"/>
+                  </w:tcBorders>
+                </w:tcPr>
+                <w:p>
+                  <w:pPr>
+                    <w:spacing w:before="0" w:after="0"/>
+                    <w:jc w:val="center"/>
+                  </w:pPr>
+                  <w:r/>
+                  <w:r>
+                    <w:rPr>
+                      <w:rFonts w:ascii="Arial" w:hAnsi="Arial" w:cs="Arial" w:eastAsia="Arial"/>
+                      <w:b w:val="0"/>
+                      <w:i w:val="0"/>
+                      <w:sz w:val="18"/>
+                    </w:rPr>
+                    <w:t>{{ ndfl_2.rows[23].deduction_code }}</w:t>
+                  </w:r>
+                </w:p>
+              </w:tc>
+              <w:tc>
+                <w:tcPr>
+                  <w:tcW w:type="dxa" w:w="1077"/>
+                  <w:vAlign w:val="center"/>
+                  <w:tcBorders>
+                    <w:top w:val="single" w:sz="4" w:color="000000"/>
+                    <w:bottom w:val="single" w:sz="4" w:color="000000"/>
+                    <w:left w:val="single" w:sz="4" w:color="000000"/>
+                    <w:right w:val="single" w:sz="4" w:color="000000"/>
+                  </w:tcBorders>
+                </w:tcPr>
+                <w:p>
+                  <w:pPr>
+                    <w:spacing w:before="0" w:after="0"/>
+                    <w:jc w:val="right"/>
+                  </w:pPr>
+                  <w:r/>
+                  <w:r>
+                    <w:rPr>
+                      <w:rFonts w:ascii="Arial" w:hAnsi="Arial" w:cs="Arial" w:eastAsia="Arial"/>
+                      <w:b w:val="0"/>
+                      <w:i w:val="0"/>
+                      <w:sz w:val="18"/>
+                    </w:rPr>
+                    <w:t>{{ ndfl_2.rows[23].deduction_amount }}</w:t>
+                  </w:r>
+                </w:p>
+              </w:tc>
+            </w:tr>
+            <w:tr>
+              <w:tc>
+                <w:tcPr>
+                  <w:tcW w:type="dxa" w:w="1077"/>
+                  <w:vAlign w:val="center"/>
+                  <w:tcBorders>
+                    <w:top w:val="single" w:sz="4" w:color="000000"/>
+                    <w:bottom w:val="single" w:sz="4" w:color="000000"/>
+                    <w:left w:val="single" w:sz="4" w:color="000000"/>
+                    <w:right w:val="single" w:sz="4" w:color="000000"/>
+                  </w:tcBorders>
+                </w:tcPr>
+                <w:p>
+                  <w:pPr>
+                    <w:spacing w:before="0" w:after="0"/>
+                    <w:jc w:val="center"/>
+                  </w:pPr>
+                  <w:r/>
+                  <w:r>
+                    <w:rPr>
+                      <w:rFonts w:ascii="Arial" w:hAnsi="Arial" w:cs="Arial" w:eastAsia="Arial"/>
+                      <w:b w:val="0"/>
+                      <w:i w:val="0"/>
+                      <w:sz w:val="18"/>
+                    </w:rPr>
+                    <w:t>{{ ndfl_2.rows[24].month }}</w:t>
+                  </w:r>
+                </w:p>
+              </w:tc>
+              <w:tc>
+                <w:tcPr>
+                  <w:tcW w:type="dxa" w:w="1077"/>
+                  <w:vAlign w:val="center"/>
+                  <w:tcBorders>
+                    <w:top w:val="single" w:sz="4" w:color="000000"/>
+                    <w:bottom w:val="single" w:sz="4" w:color="000000"/>
+                    <w:left w:val="single" w:sz="4" w:color="000000"/>
+                    <w:right w:val="single" w:sz="4" w:color="000000"/>
+                  </w:tcBorders>
+                </w:tcPr>
+                <w:p>
+                  <w:pPr>
+                    <w:spacing w:before="0" w:after="0"/>
+                    <w:jc w:val="center"/>
+                  </w:pPr>
+                  <w:r/>
+                  <w:r>
+                    <w:rPr>
+                      <w:rFonts w:ascii="Arial" w:hAnsi="Arial" w:cs="Arial" w:eastAsia="Arial"/>
+                      <w:b w:val="0"/>
+                      <w:i w:val="0"/>
+                      <w:sz w:val="18"/>
+                    </w:rPr>
+                    <w:t>{{ ndfl_2.rows[24].income_code }}</w:t>
+                  </w:r>
+                </w:p>
+              </w:tc>
+              <w:tc>
+                <w:tcPr>
+                  <w:tcW w:type="dxa" w:w="1077"/>
+                  <w:vAlign w:val="center"/>
+                  <w:tcBorders>
+                    <w:top w:val="single" w:sz="4" w:color="000000"/>
+                    <w:bottom w:val="single" w:sz="4" w:color="000000"/>
+                    <w:left w:val="single" w:sz="4" w:color="000000"/>
+                    <w:right w:val="single" w:sz="4" w:color="000000"/>
+                  </w:tcBorders>
+                </w:tcPr>
+                <w:p>
+                  <w:pPr>
+                    <w:spacing w:before="0" w:after="0"/>
+                    <w:jc w:val="right"/>
+                  </w:pPr>
+                  <w:r/>
+                  <w:r>
+                    <w:rPr>
+                      <w:rFonts w:ascii="Arial" w:hAnsi="Arial" w:cs="Arial" w:eastAsia="Arial"/>
+                      <w:b w:val="0"/>
+                      <w:i w:val="0"/>
+                      <w:sz w:val="18"/>
+                    </w:rPr>
+                    <w:t>{{ ndfl_2.rows[24].income_amount }}</w:t>
+                  </w:r>
+                </w:p>
+              </w:tc>
+              <w:tc>
+                <w:tcPr>
+                  <w:tcW w:type="dxa" w:w="1077"/>
+                  <w:vAlign w:val="center"/>
+                  <w:tcBorders>
+                    <w:top w:val="single" w:sz="4" w:color="000000"/>
+                    <w:bottom w:val="single" w:sz="4" w:color="000000"/>
+                    <w:left w:val="single" w:sz="4" w:color="000000"/>
+                    <w:right w:val="single" w:sz="4" w:color="000000"/>
+                  </w:tcBorders>
+                </w:tcPr>
+                <w:p>
+                  <w:pPr>
+                    <w:spacing w:before="0" w:after="0"/>
+                    <w:jc w:val="center"/>
+                  </w:pPr>
+                  <w:r/>
+                  <w:r>
+                    <w:rPr>
+                      <w:rFonts w:ascii="Arial" w:hAnsi="Arial" w:cs="Arial" w:eastAsia="Arial"/>
+                      <w:b w:val="0"/>
+                      <w:i w:val="0"/>
+                      <w:sz w:val="18"/>
+                    </w:rPr>
+                    <w:t>{{ ndfl_2.rows[24].deduction_code }}</w:t>
+                  </w:r>
+                </w:p>
+              </w:tc>
+              <w:tc>
+                <w:tcPr>
+                  <w:tcW w:type="dxa" w:w="1077"/>
+                  <w:vAlign w:val="center"/>
+                  <w:tcBorders>
+                    <w:top w:val="single" w:sz="4" w:color="000000"/>
+                    <w:bottom w:val="single" w:sz="4" w:color="000000"/>
+                    <w:left w:val="single" w:sz="4" w:color="000000"/>
+                    <w:right w:val="single" w:sz="4" w:color="000000"/>
+                  </w:tcBorders>
+                </w:tcPr>
+                <w:p>
+                  <w:pPr>
+                    <w:spacing w:before="0" w:after="0"/>
+                    <w:jc w:val="right"/>
+                  </w:pPr>
+                  <w:r/>
+                  <w:r>
+                    <w:rPr>
+                      <w:rFonts w:ascii="Arial" w:hAnsi="Arial" w:cs="Arial" w:eastAsia="Arial"/>
+                      <w:b w:val="0"/>
+                      <w:i w:val="0"/>
+                      <w:sz w:val="18"/>
+                    </w:rPr>
+                    <w:t>{{ ndfl_2.rows[24].deduction_amount }}</w:t>
+                  </w:r>
+                </w:p>
+              </w:tc>
+            </w:tr>
+            <w:tr>
+              <w:tc>
+                <w:tcPr>
+                  <w:tcW w:type="dxa" w:w="1077"/>
+                  <w:vAlign w:val="center"/>
+                  <w:tcBorders>
+                    <w:top w:val="single" w:sz="4" w:color="000000"/>
+                    <w:bottom w:val="single" w:sz="4" w:color="000000"/>
+                    <w:left w:val="single" w:sz="4" w:color="000000"/>
+                    <w:right w:val="single" w:sz="4" w:color="000000"/>
+                  </w:tcBorders>
+                </w:tcPr>
+                <w:p>
+                  <w:pPr>
+                    <w:spacing w:before="0" w:after="0"/>
+                    <w:jc w:val="center"/>
+                  </w:pPr>
+                  <w:r/>
+                  <w:r>
+                    <w:rPr>
+                      <w:rFonts w:ascii="Arial" w:hAnsi="Arial" w:cs="Arial" w:eastAsia="Arial"/>
+                      <w:b w:val="0"/>
+                      <w:i w:val="0"/>
+                      <w:sz w:val="18"/>
+                    </w:rPr>
+                    <w:t>{{ ndfl_2.rows[25].month }}</w:t>
+                  </w:r>
+                </w:p>
+              </w:tc>
+              <w:tc>
+                <w:tcPr>
+                  <w:tcW w:type="dxa" w:w="1077"/>
+                  <w:vAlign w:val="center"/>
+                  <w:tcBorders>
+                    <w:top w:val="single" w:sz="4" w:color="000000"/>
+                    <w:bottom w:val="single" w:sz="4" w:color="000000"/>
+                    <w:left w:val="single" w:sz="4" w:color="000000"/>
+                    <w:right w:val="single" w:sz="4" w:color="000000"/>
+                  </w:tcBorders>
+                </w:tcPr>
+                <w:p>
+                  <w:pPr>
+                    <w:spacing w:before="0" w:after="0"/>
+                    <w:jc w:val="center"/>
+                  </w:pPr>
+                  <w:r/>
+                  <w:r>
+                    <w:rPr>
+                      <w:rFonts w:ascii="Arial" w:hAnsi="Arial" w:cs="Arial" w:eastAsia="Arial"/>
+                      <w:b w:val="0"/>
+                      <w:i w:val="0"/>
+                      <w:sz w:val="18"/>
+                    </w:rPr>
+                    <w:t>{{ ndfl_2.rows[25].income_code }}</w:t>
+                  </w:r>
+                </w:p>
+              </w:tc>
+              <w:tc>
+                <w:tcPr>
+                  <w:tcW w:type="dxa" w:w="1077"/>
+                  <w:vAlign w:val="center"/>
+                  <w:tcBorders>
+                    <w:top w:val="single" w:sz="4" w:color="000000"/>
+                    <w:bottom w:val="single" w:sz="4" w:color="000000"/>
+                    <w:left w:val="single" w:sz="4" w:color="000000"/>
+                    <w:right w:val="single" w:sz="4" w:color="000000"/>
+                  </w:tcBorders>
+                </w:tcPr>
+                <w:p>
+                  <w:pPr>
+                    <w:spacing w:before="0" w:after="0"/>
+                    <w:jc w:val="right"/>
+                  </w:pPr>
+                  <w:r/>
+                  <w:r>
+                    <w:rPr>
+                      <w:rFonts w:ascii="Arial" w:hAnsi="Arial" w:cs="Arial" w:eastAsia="Arial"/>
+                      <w:b w:val="0"/>
+                      <w:i w:val="0"/>
+                      <w:sz w:val="18"/>
+                    </w:rPr>
+                    <w:t>{{ ndfl_2.rows[25].income_amount }}</w:t>
+                  </w:r>
+                </w:p>
+              </w:tc>
+              <w:tc>
+                <w:tcPr>
+                  <w:tcW w:type="dxa" w:w="1077"/>
+                  <w:vAlign w:val="center"/>
+                  <w:tcBorders>
+                    <w:top w:val="single" w:sz="4" w:color="000000"/>
+                    <w:bottom w:val="single" w:sz="4" w:color="000000"/>
+                    <w:left w:val="single" w:sz="4" w:color="000000"/>
+                    <w:right w:val="single" w:sz="4" w:color="000000"/>
+                  </w:tcBorders>
+                </w:tcPr>
+                <w:p>
+                  <w:pPr>
+                    <w:spacing w:before="0" w:after="0"/>
+                    <w:jc w:val="center"/>
+                  </w:pPr>
+                  <w:r/>
+                  <w:r>
+                    <w:rPr>
+                      <w:rFonts w:ascii="Arial" w:hAnsi="Arial" w:cs="Arial" w:eastAsia="Arial"/>
+                      <w:b w:val="0"/>
+                      <w:i w:val="0"/>
+                      <w:sz w:val="18"/>
+                    </w:rPr>
+                    <w:t>{{ ndfl_2.rows[25].deduction_code }}</w:t>
+                  </w:r>
+                </w:p>
+              </w:tc>
+              <w:tc>
+                <w:tcPr>
+                  <w:tcW w:type="dxa" w:w="1077"/>
+                  <w:vAlign w:val="center"/>
+                  <w:tcBorders>
+                    <w:top w:val="single" w:sz="4" w:color="000000"/>
+                    <w:bottom w:val="single" w:sz="4" w:color="000000"/>
+                    <w:left w:val="single" w:sz="4" w:color="000000"/>
+                    <w:right w:val="single" w:sz="4" w:color="000000"/>
+                  </w:tcBorders>
+                </w:tcPr>
+                <w:p>
+                  <w:pPr>
+                    <w:spacing w:before="0" w:after="0"/>
+                    <w:jc w:val="right"/>
+                  </w:pPr>
+                  <w:r/>
+                  <w:r>
+                    <w:rPr>
+                      <w:rFonts w:ascii="Arial" w:hAnsi="Arial" w:cs="Arial" w:eastAsia="Arial"/>
+                      <w:b w:val="0"/>
+                      <w:i w:val="0"/>
+                      <w:sz w:val="18"/>
+                    </w:rPr>
+                    <w:t>{{ ndfl_2.rows[25].deduction_amount }}</w:t>
+                  </w:r>
+                </w:p>
+              </w:tc>
+            </w:tr>
+            <w:tr>
+              <w:tc>
+                <w:tcPr>
+                  <w:tcW w:type="dxa" w:w="1077"/>
+                  <w:vAlign w:val="center"/>
+                  <w:tcBorders>
+                    <w:top w:val="single" w:sz="4" w:color="000000"/>
+                    <w:bottom w:val="single" w:sz="4" w:color="000000"/>
+                    <w:left w:val="single" w:sz="4" w:color="000000"/>
+                    <w:right w:val="single" w:sz="4" w:color="000000"/>
+                  </w:tcBorders>
+                </w:tcPr>
+                <w:p>
+                  <w:pPr>
+                    <w:spacing w:before="0" w:after="0"/>
+                    <w:jc w:val="center"/>
+                  </w:pPr>
+                  <w:r/>
+                  <w:r>
+                    <w:rPr>
+                      <w:rFonts w:ascii="Arial" w:hAnsi="Arial" w:cs="Arial" w:eastAsia="Arial"/>
+                      <w:b w:val="0"/>
+                      <w:i w:val="0"/>
+                      <w:sz w:val="18"/>
+                    </w:rPr>
+                    <w:t>{{ ndfl_2.rows[26].month }}</w:t>
+                  </w:r>
+                </w:p>
+              </w:tc>
+              <w:tc>
+                <w:tcPr>
+                  <w:tcW w:type="dxa" w:w="1077"/>
+                  <w:vAlign w:val="center"/>
+                  <w:tcBorders>
+                    <w:top w:val="single" w:sz="4" w:color="000000"/>
+                    <w:bottom w:val="single" w:sz="4" w:color="000000"/>
+                    <w:left w:val="single" w:sz="4" w:color="000000"/>
+                    <w:right w:val="single" w:sz="4" w:color="000000"/>
+                  </w:tcBorders>
+                </w:tcPr>
+                <w:p>
+                  <w:pPr>
+                    <w:spacing w:before="0" w:after="0"/>
+                    <w:jc w:val="center"/>
+                  </w:pPr>
+                  <w:r/>
+                  <w:r>
+                    <w:rPr>
+                      <w:rFonts w:ascii="Arial" w:hAnsi="Arial" w:cs="Arial" w:eastAsia="Arial"/>
+                      <w:b w:val="0"/>
+                      <w:i w:val="0"/>
+                      <w:sz w:val="18"/>
+                    </w:rPr>
+                    <w:t>{{ ndfl_2.rows[26].income_code }}</w:t>
+                  </w:r>
+                </w:p>
+              </w:tc>
+              <w:tc>
+                <w:tcPr>
+                  <w:tcW w:type="dxa" w:w="1077"/>
+                  <w:vAlign w:val="center"/>
+                  <w:tcBorders>
+                    <w:top w:val="single" w:sz="4" w:color="000000"/>
+                    <w:bottom w:val="single" w:sz="4" w:color="000000"/>
+                    <w:left w:val="single" w:sz="4" w:color="000000"/>
+                    <w:right w:val="single" w:sz="4" w:color="000000"/>
+                  </w:tcBorders>
+                </w:tcPr>
+                <w:p>
+                  <w:pPr>
+                    <w:spacing w:before="0" w:after="0"/>
+                    <w:jc w:val="right"/>
+                  </w:pPr>
+                  <w:r/>
+                  <w:r>
+                    <w:rPr>
+                      <w:rFonts w:ascii="Arial" w:hAnsi="Arial" w:cs="Arial" w:eastAsia="Arial"/>
+                      <w:b w:val="0"/>
+                      <w:i w:val="0"/>
+                      <w:sz w:val="18"/>
+                    </w:rPr>
+                    <w:t>{{ ndfl_2.rows[26].income_amount }}</w:t>
+                  </w:r>
+                </w:p>
+              </w:tc>
+              <w:tc>
+                <w:tcPr>
+                  <w:tcW w:type="dxa" w:w="1077"/>
+                  <w:vAlign w:val="center"/>
+                  <w:tcBorders>
+                    <w:top w:val="single" w:sz="4" w:color="000000"/>
+                    <w:bottom w:val="single" w:sz="4" w:color="000000"/>
+                    <w:left w:val="single" w:sz="4" w:color="000000"/>
+                    <w:right w:val="single" w:sz="4" w:color="000000"/>
+                  </w:tcBorders>
+                </w:tcPr>
+                <w:p>
+                  <w:pPr>
+                    <w:spacing w:before="0" w:after="0"/>
+                    <w:jc w:val="center"/>
+                  </w:pPr>
+                  <w:r/>
+                  <w:r>
+                    <w:rPr>
+                      <w:rFonts w:ascii="Arial" w:hAnsi="Arial" w:cs="Arial" w:eastAsia="Arial"/>
+                      <w:b w:val="0"/>
+                      <w:i w:val="0"/>
+                      <w:sz w:val="18"/>
+                    </w:rPr>
+                    <w:t>{{ ndfl_2.rows[26].deduction_code }}</w:t>
+                  </w:r>
+                </w:p>
+              </w:tc>
+              <w:tc>
+                <w:tcPr>
+                  <w:tcW w:type="dxa" w:w="1077"/>
+                  <w:vAlign w:val="center"/>
+                  <w:tcBorders>
+                    <w:top w:val="single" w:sz="4" w:color="000000"/>
+                    <w:bottom w:val="single" w:sz="4" w:color="000000"/>
+                    <w:left w:val="single" w:sz="4" w:color="000000"/>
+                    <w:right w:val="single" w:sz="4" w:color="000000"/>
+                  </w:tcBorders>
+                </w:tcPr>
+                <w:p>
+                  <w:pPr>
+                    <w:spacing w:before="0" w:after="0"/>
+                    <w:jc w:val="right"/>
+                  </w:pPr>
+                  <w:r/>
+                  <w:r>
+                    <w:rPr>
+                      <w:rFonts w:ascii="Arial" w:hAnsi="Arial" w:cs="Arial" w:eastAsia="Arial"/>
+                      <w:b w:val="0"/>
+                      <w:i w:val="0"/>
+                      <w:sz w:val="18"/>
+                    </w:rPr>
+                    <w:t>{{ ndfl_2.rows[26].deduction_amount }}</w:t>
+                  </w:r>
+                </w:p>
+              </w:tc>
+            </w:tr>
+            <w:tr>
+              <w:tc>
+                <w:tcPr>
+                  <w:tcW w:type="dxa" w:w="1077"/>
+                  <w:vAlign w:val="center"/>
+                  <w:tcBorders>
+                    <w:top w:val="single" w:sz="4" w:color="000000"/>
+                    <w:bottom w:val="single" w:sz="4" w:color="000000"/>
+                    <w:left w:val="single" w:sz="4" w:color="000000"/>
+                    <w:right w:val="single" w:sz="4" w:color="000000"/>
+                  </w:tcBorders>
+                </w:tcPr>
+                <w:p>
+                  <w:pPr>
+                    <w:spacing w:before="0" w:after="0"/>
+                    <w:jc w:val="center"/>
+                  </w:pPr>
+                  <w:r/>
+                  <w:r>
+                    <w:rPr>
+                      <w:rFonts w:ascii="Arial" w:hAnsi="Arial" w:cs="Arial" w:eastAsia="Arial"/>
+                      <w:b w:val="0"/>
+                      <w:i w:val="0"/>
+                      <w:sz w:val="18"/>
+                    </w:rPr>
+                    <w:t>{{ ndfl_2.rows[27].month }}</w:t>
+                  </w:r>
+                </w:p>
+              </w:tc>
+              <w:tc>
+                <w:tcPr>
+                  <w:tcW w:type="dxa" w:w="1077"/>
+                  <w:vAlign w:val="center"/>
+                  <w:tcBorders>
+                    <w:top w:val="single" w:sz="4" w:color="000000"/>
+                    <w:bottom w:val="single" w:sz="4" w:color="000000"/>
+                    <w:left w:val="single" w:sz="4" w:color="000000"/>
+                    <w:right w:val="single" w:sz="4" w:color="000000"/>
+                  </w:tcBorders>
+                </w:tcPr>
+                <w:p>
+                  <w:pPr>
+                    <w:spacing w:before="0" w:after="0"/>
+                    <w:jc w:val="center"/>
+                  </w:pPr>
+                  <w:r/>
+                  <w:r>
+                    <w:rPr>
+                      <w:rFonts w:ascii="Arial" w:hAnsi="Arial" w:cs="Arial" w:eastAsia="Arial"/>
+                      <w:b w:val="0"/>
+                      <w:i w:val="0"/>
+                      <w:sz w:val="18"/>
+                    </w:rPr>
+                    <w:t>{{ ndfl_2.rows[27].income_code }}</w:t>
+                  </w:r>
+                </w:p>
+              </w:tc>
+              <w:tc>
+                <w:tcPr>
+                  <w:tcW w:type="dxa" w:w="1077"/>
+                  <w:vAlign w:val="center"/>
+                  <w:tcBorders>
+                    <w:top w:val="single" w:sz="4" w:color="000000"/>
+                    <w:bottom w:val="single" w:sz="4" w:color="000000"/>
+                    <w:left w:val="single" w:sz="4" w:color="000000"/>
+                    <w:right w:val="single" w:sz="4" w:color="000000"/>
+                  </w:tcBorders>
+                </w:tcPr>
+                <w:p>
+                  <w:pPr>
+                    <w:spacing w:before="0" w:after="0"/>
+                    <w:jc w:val="right"/>
+                  </w:pPr>
+                  <w:r/>
+                  <w:r>
+                    <w:rPr>
+                      <w:rFonts w:ascii="Arial" w:hAnsi="Arial" w:cs="Arial" w:eastAsia="Arial"/>
+                      <w:b w:val="0"/>
+                      <w:i w:val="0"/>
+                      <w:sz w:val="18"/>
+                    </w:rPr>
+                    <w:t>{{ ndfl_2.rows[27].income_amount }}</w:t>
+                  </w:r>
+                </w:p>
+              </w:tc>
+              <w:tc>
+                <w:tcPr>
+                  <w:tcW w:type="dxa" w:w="1077"/>
+                  <w:vAlign w:val="center"/>
+                  <w:tcBorders>
+                    <w:top w:val="single" w:sz="4" w:color="000000"/>
+                    <w:bottom w:val="single" w:sz="4" w:color="000000"/>
+                    <w:left w:val="single" w:sz="4" w:color="000000"/>
+                    <w:right w:val="single" w:sz="4" w:color="000000"/>
+                  </w:tcBorders>
+                </w:tcPr>
+                <w:p>
+                  <w:pPr>
+                    <w:spacing w:before="0" w:after="0"/>
+                    <w:jc w:val="center"/>
+                  </w:pPr>
+                  <w:r/>
+                  <w:r>
+                    <w:rPr>
+                      <w:rFonts w:ascii="Arial" w:hAnsi="Arial" w:cs="Arial" w:eastAsia="Arial"/>
+                      <w:b w:val="0"/>
+                      <w:i w:val="0"/>
+                      <w:sz w:val="18"/>
+                    </w:rPr>
+                    <w:t>{{ ndfl_2.rows[27].deduction_code }}</w:t>
+                  </w:r>
+                </w:p>
+              </w:tc>
+              <w:tc>
+                <w:tcPr>
+                  <w:tcW w:type="dxa" w:w="1077"/>
+                  <w:vAlign w:val="center"/>
+                  <w:tcBorders>
+                    <w:top w:val="single" w:sz="4" w:color="000000"/>
+                    <w:bottom w:val="single" w:sz="4" w:color="000000"/>
+                    <w:left w:val="single" w:sz="4" w:color="000000"/>
+                    <w:right w:val="single" w:sz="4" w:color="000000"/>
+                  </w:tcBorders>
+                </w:tcPr>
+                <w:p>
+                  <w:pPr>
+                    <w:spacing w:before="0" w:after="0"/>
+                    <w:jc w:val="right"/>
+                  </w:pPr>
+                  <w:r/>
+                  <w:r>
+                    <w:rPr>
+                      <w:rFonts w:ascii="Arial" w:hAnsi="Arial" w:cs="Arial" w:eastAsia="Arial"/>
+                      <w:b w:val="0"/>
+                      <w:i w:val="0"/>
+                      <w:sz w:val="18"/>
+                    </w:rPr>
+                    <w:t>{{ ndfl_2.rows[27].deduction_amount }}</w:t>
+                  </w:r>
+                </w:p>
+              </w:tc>
+            </w:tr>
+          </w:tbl>
+          <w:p/>
         </w:tc>
       </w:tr>
     </w:tbl>
@@ -1338,7 +5354,6 @@
           <w:tcPr>
             <w:tcW w:type="dxa" w:w="1346"/>
             <w:vAlign w:val="center"/>
-            <w:shd w:val="clear" w:color="auto" w:fill="F2F2F2"/>
             <w:tcBorders>
               <w:top w:val="single" w:sz="4" w:color="000000"/>
               <w:bottom w:val="single" w:sz="4" w:color="000000"/>
@@ -1367,7 +5382,6 @@
           <w:tcPr>
             <w:tcW w:type="dxa" w:w="1346"/>
             <w:vAlign w:val="center"/>
-            <w:shd w:val="clear" w:color="auto" w:fill="F2F2F2"/>
             <w:tcBorders>
               <w:top w:val="single" w:sz="4" w:color="000000"/>
               <w:bottom w:val="single" w:sz="4" w:color="000000"/>
@@ -1396,7 +5410,6 @@
           <w:tcPr>
             <w:tcW w:type="dxa" w:w="1346"/>
             <w:vAlign w:val="center"/>
-            <w:shd w:val="clear" w:color="auto" w:fill="F2F2F2"/>
             <w:tcBorders>
               <w:top w:val="single" w:sz="4" w:color="000000"/>
               <w:bottom w:val="single" w:sz="4" w:color="000000"/>
@@ -1425,7 +5438,6 @@
           <w:tcPr>
             <w:tcW w:type="dxa" w:w="1346"/>
             <w:vAlign w:val="center"/>
-            <w:shd w:val="clear" w:color="auto" w:fill="F2F2F2"/>
             <w:tcBorders>
               <w:top w:val="single" w:sz="4" w:color="000000"/>
               <w:bottom w:val="single" w:sz="4" w:color="000000"/>
@@ -1454,7 +5466,6 @@
           <w:tcPr>
             <w:tcW w:type="dxa" w:w="1346"/>
             <w:vAlign w:val="center"/>
-            <w:shd w:val="clear" w:color="auto" w:fill="F2F2F2"/>
             <w:tcBorders>
               <w:top w:val="single" w:sz="4" w:color="000000"/>
               <w:bottom w:val="single" w:sz="4" w:color="000000"/>
@@ -1483,7 +5494,6 @@
           <w:tcPr>
             <w:tcW w:type="dxa" w:w="1346"/>
             <w:vAlign w:val="center"/>
-            <w:shd w:val="clear" w:color="auto" w:fill="F2F2F2"/>
             <w:tcBorders>
               <w:top w:val="single" w:sz="4" w:color="000000"/>
               <w:bottom w:val="single" w:sz="4" w:color="000000"/>
@@ -1512,7 +5522,6 @@
           <w:tcPr>
             <w:tcW w:type="dxa" w:w="1346"/>
             <w:vAlign w:val="center"/>
-            <w:shd w:val="clear" w:color="auto" w:fill="F2F2F2"/>
             <w:tcBorders>
               <w:top w:val="single" w:sz="4" w:color="000000"/>
               <w:bottom w:val="single" w:sz="4" w:color="000000"/>
@@ -1541,7 +5550,6 @@
           <w:tcPr>
             <w:tcW w:type="dxa" w:w="1346"/>
             <w:vAlign w:val="center"/>
-            <w:shd w:val="clear" w:color="auto" w:fill="F2F2F2"/>
             <w:tcBorders>
               <w:top w:val="single" w:sz="4" w:color="000000"/>
               <w:bottom w:val="single" w:sz="4" w:color="000000"/>
@@ -1779,17 +5787,16 @@
         <w:tblLook w:firstColumn="1" w:firstRow="1" w:lastColumn="0" w:lastRow="0" w:noHBand="0" w:noVBand="1" w:val="04A0"/>
       </w:tblPr>
       <w:tblGrid>
-        <w:gridCol w:w="3402"/>
-        <w:gridCol w:w="1984"/>
-        <w:gridCol w:w="3402"/>
-        <w:gridCol w:w="1984"/>
+        <w:gridCol w:w="3685"/>
+        <w:gridCol w:w="1701"/>
+        <w:gridCol w:w="3685"/>
+        <w:gridCol w:w="1701"/>
       </w:tblGrid>
       <w:tr>
         <w:tc>
           <w:tcPr>
             <w:tcW w:type="dxa" w:w="2693"/>
             <w:vAlign w:val="center"/>
-            <w:shd w:val="clear" w:color="auto" w:fill="F2F2F2"/>
             <w:tcBorders>
               <w:top w:val="single" w:sz="4" w:color="000000"/>
               <w:bottom w:val="single" w:sz="4" w:color="000000"/>
@@ -1846,7 +5853,6 @@
           <w:tcPr>
             <w:tcW w:type="dxa" w:w="2693"/>
             <w:vAlign w:val="center"/>
-            <w:shd w:val="clear" w:color="auto" w:fill="F2F2F2"/>
             <w:tcBorders>
               <w:top w:val="single" w:sz="4" w:color="000000"/>
               <w:bottom w:val="single" w:sz="4" w:color="000000"/>
@@ -1905,7 +5911,6 @@
           <w:tcPr>
             <w:tcW w:type="dxa" w:w="2693"/>
             <w:vAlign w:val="center"/>
-            <w:shd w:val="clear" w:color="auto" w:fill="F2F2F2"/>
             <w:tcBorders>
               <w:top w:val="single" w:sz="4" w:color="000000"/>
               <w:bottom w:val="single" w:sz="4" w:color="000000"/>
@@ -1962,7 +5967,6 @@
           <w:tcPr>
             <w:tcW w:type="dxa" w:w="2693"/>
             <w:vAlign w:val="center"/>
-            <w:shd w:val="clear" w:color="auto" w:fill="F2F2F2"/>
             <w:tcBorders>
               <w:top w:val="single" w:sz="4" w:color="000000"/>
               <w:bottom w:val="single" w:sz="4" w:color="000000"/>
@@ -2012,7 +6016,6 @@
           <w:tcPr>
             <w:tcW w:type="dxa" w:w="2693"/>
             <w:vAlign w:val="center"/>
-            <w:shd w:val="clear" w:color="auto" w:fill="F2F2F2"/>
             <w:tcBorders>
               <w:top w:val="single" w:sz="4" w:color="000000"/>
               <w:bottom w:val="single" w:sz="4" w:color="000000"/>
@@ -2060,7 +6063,6 @@
           <w:tcPr>
             <w:tcW w:type="dxa" w:w="2693"/>
             <w:vAlign w:val="center"/>
-            <w:shd w:val="clear" w:color="auto" w:fill="F2F2F2"/>
             <w:tcBorders>
               <w:top w:val="single" w:sz="4" w:color="000000"/>
               <w:bottom w:val="single" w:sz="4" w:color="000000"/>
@@ -2110,7 +6112,6 @@
           <w:tcPr>
             <w:tcW w:type="dxa" w:w="2693"/>
             <w:vAlign w:val="center"/>
-            <w:shd w:val="clear" w:color="auto" w:fill="F2F2F2"/>
             <w:tcBorders>
               <w:top w:val="single" w:sz="4" w:color="000000"/>
               <w:bottom w:val="single" w:sz="4" w:color="000000"/>
@@ -2167,7 +6168,6 @@
           <w:tcPr>
             <w:tcW w:type="dxa" w:w="2693"/>
             <w:vAlign w:val="center"/>
-            <w:shd w:val="clear" w:color="auto" w:fill="F2F2F2"/>
             <w:tcBorders>
               <w:top w:val="single" w:sz="4" w:color="000000"/>
               <w:bottom w:val="single" w:sz="4" w:color="000000"/>
@@ -2242,7 +6242,6 @@
           <w:tcPr>
             <w:tcW w:type="dxa" w:w="5386"/>
             <w:vAlign w:val="center"/>
-            <w:shd w:val="clear" w:color="auto" w:fill="F2F2F2"/>
             <w:tcBorders>
               <w:top w:val="single" w:sz="4" w:color="000000"/>
               <w:bottom w:val="single" w:sz="4" w:color="000000"/>
@@ -2292,7 +6291,6 @@
           <w:tcPr>
             <w:tcW w:type="dxa" w:w="5386"/>
             <w:vAlign w:val="center"/>
-            <w:shd w:val="clear" w:color="auto" w:fill="F2F2F2"/>
             <w:tcBorders>
               <w:top w:val="single" w:sz="4" w:color="000000"/>
               <w:bottom w:val="single" w:sz="4" w:color="000000"/>

--- a/templates/docx/ndfl_2_template.docx
+++ b/templates/docx/ndfl_2_template.docx
@@ -429,7 +429,7 @@
       <w:r>
         <w:rPr>
           <w:rFonts w:ascii="Arial" w:hAnsi="Arial" w:cs="Arial" w:eastAsia="Arial"/>
-          <w:b/>
+          <w:b w:val="0"/>
           <w:i w:val="0"/>
           <w:sz w:val="18"/>
         </w:rPr>
@@ -480,7 +480,7 @@
       <w:r>
         <w:rPr>
           <w:rFonts w:ascii="Arial" w:hAnsi="Arial" w:cs="Arial" w:eastAsia="Arial"/>
-          <w:b/>
+          <w:b w:val="0"/>
           <w:i w:val="0"/>
           <w:sz w:val="18"/>
         </w:rPr>
@@ -604,7 +604,7 @@
             <w:r>
               <w:rPr>
                 <w:rFonts w:ascii="Arial" w:hAnsi="Arial" w:cs="Arial" w:eastAsia="Arial"/>
-                <w:b/>
+                <w:b w:val="0"/>
                 <w:i w:val="0"/>
                 <w:sz w:val="18"/>
               </w:rPr>
@@ -631,7 +631,7 @@
             <w:r>
               <w:rPr>
                 <w:rFonts w:ascii="Arial" w:hAnsi="Arial" w:cs="Arial" w:eastAsia="Arial"/>
-                <w:b/>
+                <w:b w:val="0"/>
                 <w:i w:val="0"/>
                 <w:sz w:val="18"/>
               </w:rPr>
@@ -658,7 +658,7 @@
             <w:r>
               <w:rPr>
                 <w:rFonts w:ascii="Arial" w:hAnsi="Arial" w:cs="Arial" w:eastAsia="Arial"/>
-                <w:b/>
+                <w:b w:val="0"/>
                 <w:i w:val="0"/>
                 <w:sz w:val="18"/>
               </w:rPr>
@@ -785,7 +785,7 @@
             <w:r>
               <w:rPr>
                 <w:rFonts w:ascii="Arial" w:hAnsi="Arial" w:cs="Arial" w:eastAsia="Arial"/>
-                <w:b/>
+                <w:b w:val="0"/>
                 <w:i w:val="0"/>
                 <w:sz w:val="18"/>
               </w:rPr>
@@ -812,7 +812,7 @@
             <w:r>
               <w:rPr>
                 <w:rFonts w:ascii="Arial" w:hAnsi="Arial" w:cs="Arial" w:eastAsia="Arial"/>
-                <w:b/>
+                <w:b w:val="0"/>
                 <w:i w:val="0"/>
                 <w:sz w:val="18"/>
               </w:rPr>
@@ -839,7 +839,7 @@
             <w:r>
               <w:rPr>
                 <w:rFonts w:ascii="Arial" w:hAnsi="Arial" w:cs="Arial" w:eastAsia="Arial"/>
-                <w:b/>
+                <w:b w:val="0"/>
                 <w:i w:val="0"/>
                 <w:sz w:val="18"/>
               </w:rPr>
@@ -937,7 +937,7 @@
             <w:r>
               <w:rPr>
                 <w:rFonts w:ascii="Arial" w:hAnsi="Arial" w:cs="Arial" w:eastAsia="Arial"/>
-                <w:b/>
+                <w:b w:val="0"/>
                 <w:i w:val="0"/>
                 <w:sz w:val="18"/>
               </w:rPr>
@@ -964,7 +964,7 @@
             <w:r>
               <w:rPr>
                 <w:rFonts w:ascii="Arial" w:hAnsi="Arial" w:cs="Arial" w:eastAsia="Arial"/>
-                <w:b/>
+                <w:b w:val="0"/>
                 <w:i w:val="0"/>
                 <w:sz w:val="18"/>
               </w:rPr>
@@ -1019,10 +1019,10 @@
               <w:tblLook w:firstColumn="1" w:firstRow="1" w:lastColumn="0" w:lastRow="0" w:noHBand="0" w:noVBand="1" w:val="04A0"/>
             </w:tblPr>
             <w:tblGrid>
-              <w:gridCol w:w="737"/>
-              <w:gridCol w:w="794"/>
-              <w:gridCol w:w="1531"/>
-              <w:gridCol w:w="794"/>
+              <w:gridCol w:w="680"/>
+              <w:gridCol w:w="850"/>
+              <w:gridCol w:w="1474"/>
+              <w:gridCol w:w="850"/>
               <w:gridCol w:w="1531"/>
             </w:tblGrid>
             <w:tr>
@@ -1046,7 +1046,7 @@
                   <w:r>
                     <w:rPr>
                       <w:rFonts w:ascii="Arial" w:hAnsi="Arial" w:cs="Arial" w:eastAsia="Arial"/>
-                      <w:b/>
+                      <w:b w:val="0"/>
                       <w:i w:val="0"/>
                       <w:sz w:val="14"/>
                     </w:rPr>
@@ -1074,7 +1074,7 @@
                   <w:r>
                     <w:rPr>
                       <w:rFonts w:ascii="Arial" w:hAnsi="Arial" w:cs="Arial" w:eastAsia="Arial"/>
-                      <w:b/>
+                      <w:b w:val="0"/>
                       <w:i w:val="0"/>
                       <w:sz w:val="14"/>
                     </w:rPr>
@@ -1102,7 +1102,7 @@
                   <w:r>
                     <w:rPr>
                       <w:rFonts w:ascii="Arial" w:hAnsi="Arial" w:cs="Arial" w:eastAsia="Arial"/>
-                      <w:b/>
+                      <w:b w:val="0"/>
                       <w:i w:val="0"/>
                       <w:sz w:val="14"/>
                     </w:rPr>
@@ -1130,7 +1130,7 @@
                   <w:r>
                     <w:rPr>
                       <w:rFonts w:ascii="Arial" w:hAnsi="Arial" w:cs="Arial" w:eastAsia="Arial"/>
-                      <w:b/>
+                      <w:b w:val="0"/>
                       <w:i w:val="0"/>
                       <w:sz w:val="14"/>
                     </w:rPr>
@@ -1158,7 +1158,7 @@
                   <w:r>
                     <w:rPr>
                       <w:rFonts w:ascii="Arial" w:hAnsi="Arial" w:cs="Arial" w:eastAsia="Arial"/>
-                      <w:b/>
+                      <w:b w:val="0"/>
                       <w:i w:val="0"/>
                       <w:sz w:val="14"/>
                     </w:rPr>
@@ -3178,10 +3178,10 @@
               <w:tblLook w:firstColumn="1" w:firstRow="1" w:lastColumn="0" w:lastRow="0" w:noHBand="0" w:noVBand="1" w:val="04A0"/>
             </w:tblPr>
             <w:tblGrid>
-              <w:gridCol w:w="737"/>
-              <w:gridCol w:w="794"/>
-              <w:gridCol w:w="1531"/>
-              <w:gridCol w:w="794"/>
+              <w:gridCol w:w="680"/>
+              <w:gridCol w:w="850"/>
+              <w:gridCol w:w="1474"/>
+              <w:gridCol w:w="850"/>
               <w:gridCol w:w="1531"/>
             </w:tblGrid>
             <w:tr>
@@ -3205,7 +3205,7 @@
                   <w:r>
                     <w:rPr>
                       <w:rFonts w:ascii="Arial" w:hAnsi="Arial" w:cs="Arial" w:eastAsia="Arial"/>
-                      <w:b/>
+                      <w:b w:val="0"/>
                       <w:i w:val="0"/>
                       <w:sz w:val="14"/>
                     </w:rPr>
@@ -3233,7 +3233,7 @@
                   <w:r>
                     <w:rPr>
                       <w:rFonts w:ascii="Arial" w:hAnsi="Arial" w:cs="Arial" w:eastAsia="Arial"/>
-                      <w:b/>
+                      <w:b w:val="0"/>
                       <w:i w:val="0"/>
                       <w:sz w:val="14"/>
                     </w:rPr>
@@ -3261,7 +3261,7 @@
                   <w:r>
                     <w:rPr>
                       <w:rFonts w:ascii="Arial" w:hAnsi="Arial" w:cs="Arial" w:eastAsia="Arial"/>
-                      <w:b/>
+                      <w:b w:val="0"/>
                       <w:i w:val="0"/>
                       <w:sz w:val="14"/>
                     </w:rPr>
@@ -3289,7 +3289,7 @@
                   <w:r>
                     <w:rPr>
                       <w:rFonts w:ascii="Arial" w:hAnsi="Arial" w:cs="Arial" w:eastAsia="Arial"/>
-                      <w:b/>
+                      <w:b w:val="0"/>
                       <w:i w:val="0"/>
                       <w:sz w:val="14"/>
                     </w:rPr>
@@ -3317,7 +3317,7 @@
                   <w:r>
                     <w:rPr>
                       <w:rFonts w:ascii="Arial" w:hAnsi="Arial" w:cs="Arial" w:eastAsia="Arial"/>
-                      <w:b/>
+                      <w:b w:val="0"/>
                       <w:i w:val="0"/>
                       <w:sz w:val="14"/>
                     </w:rPr>
@@ -5787,10 +5787,10 @@
         <w:tblLook w:firstColumn="1" w:firstRow="1" w:lastColumn="0" w:lastRow="0" w:noHBand="0" w:noVBand="1" w:val="04A0"/>
       </w:tblPr>
       <w:tblGrid>
-        <w:gridCol w:w="3685"/>
-        <w:gridCol w:w="1701"/>
-        <w:gridCol w:w="3685"/>
-        <w:gridCol w:w="1701"/>
+        <w:gridCol w:w="3118"/>
+        <w:gridCol w:w="2268"/>
+        <w:gridCol w:w="3118"/>
+        <w:gridCol w:w="2268"/>
       </w:tblGrid>
       <w:tr>
         <w:tc>
@@ -5841,7 +5841,7 @@
             <w:r>
               <w:rPr>
                 <w:rFonts w:ascii="Arial" w:hAnsi="Arial" w:cs="Arial" w:eastAsia="Arial"/>
-                <w:b/>
+                <w:b w:val="0"/>
                 <w:i w:val="0"/>
                 <w:sz w:val="18"/>
               </w:rPr>
@@ -5897,7 +5897,7 @@
             <w:r>
               <w:rPr>
                 <w:rFonts w:ascii="Arial" w:hAnsi="Arial" w:cs="Arial" w:eastAsia="Arial"/>
-                <w:b/>
+                <w:b w:val="0"/>
                 <w:i w:val="0"/>
                 <w:sz w:val="18"/>
               </w:rPr>
@@ -5955,7 +5955,7 @@
             <w:r>
               <w:rPr>
                 <w:rFonts w:ascii="Arial" w:hAnsi="Arial" w:cs="Arial" w:eastAsia="Arial"/>
-                <w:b/>
+                <w:b w:val="0"/>
                 <w:i w:val="0"/>
                 <w:sz w:val="18"/>
               </w:rPr>
@@ -6156,7 +6156,7 @@
             <w:r>
               <w:rPr>
                 <w:rFonts w:ascii="Arial" w:hAnsi="Arial" w:cs="Arial" w:eastAsia="Arial"/>
-                <w:b/>
+                <w:b w:val="0"/>
                 <w:i w:val="0"/>
                 <w:sz w:val="18"/>
               </w:rPr>
@@ -6372,7 +6372,7 @@
             <w:r>
               <w:rPr>
                 <w:rFonts w:ascii="Arial" w:hAnsi="Arial" w:cs="Arial" w:eastAsia="Arial"/>
-                <w:b/>
+                <w:b w:val="0"/>
                 <w:i w:val="0"/>
                 <w:sz w:val="18"/>
               </w:rPr>

--- a/templates/docx/ndfl_2_template.docx
+++ b/templates/docx/ndfl_2_template.docx
@@ -995,4327 +995,4245 @@
         <w:tblLook w:firstColumn="1" w:firstRow="1" w:lastColumn="0" w:lastRow="0" w:noHBand="0" w:noVBand="1" w:val="04A0"/>
       </w:tblPr>
       <w:tblGrid>
-        <w:gridCol w:w="5386"/>
-        <w:gridCol w:w="5386"/>
+        <w:gridCol w:w="680"/>
+        <w:gridCol w:w="794"/>
+        <w:gridCol w:w="1701"/>
+        <w:gridCol w:w="794"/>
+        <w:gridCol w:w="1417"/>
+        <w:gridCol w:w="680"/>
+        <w:gridCol w:w="794"/>
+        <w:gridCol w:w="1701"/>
+        <w:gridCol w:w="794"/>
+        <w:gridCol w:w="1417"/>
       </w:tblGrid>
       <w:tr>
         <w:tc>
           <w:tcPr>
-            <w:tcW w:type="dxa" w:w="5386"/>
+            <w:tcW w:type="dxa" w:w="1077"/>
+            <w:vAlign w:val="center"/>
             <w:tcBorders>
-              <w:top w:val="nil"/>
-              <w:bottom w:val="nil"/>
-              <w:left w:val="nil"/>
-              <w:right w:val="nil"/>
+              <w:top w:val="single" w:sz="4" w:color="000000"/>
+              <w:bottom w:val="single" w:sz="4" w:color="000000"/>
+              <w:left w:val="single" w:sz="4" w:color="000000"/>
+              <w:right w:val="single" w:sz="4" w:color="000000"/>
             </w:tcBorders>
           </w:tcPr>
           <w:p>
+            <w:pPr>
+              <w:spacing w:before="0" w:after="0"/>
+              <w:jc w:val="center"/>
+            </w:pPr>
             <w:r/>
+            <w:r>
+              <w:rPr>
+                <w:rFonts w:ascii="Arial" w:hAnsi="Arial" w:cs="Arial" w:eastAsia="Arial"/>
+                <w:b w:val="0"/>
+                <w:i w:val="0"/>
+                <w:sz w:val="14"/>
+              </w:rPr>
+              <w:t>Месяц</w:t>
+            </w:r>
           </w:p>
-          <w:tbl>
-            <w:tblPr>
-              <w:tblW w:type="auto" w:w="0"/>
-              <w:tblLayout w:type="fixed"/>
-              <w:tblLook w:firstColumn="1" w:firstRow="1" w:lastColumn="0" w:lastRow="0" w:noHBand="0" w:noVBand="1" w:val="04A0"/>
-            </w:tblPr>
-            <w:tblGrid>
-              <w:gridCol w:w="680"/>
-              <w:gridCol w:w="850"/>
-              <w:gridCol w:w="1474"/>
-              <w:gridCol w:w="850"/>
-              <w:gridCol w:w="1531"/>
-            </w:tblGrid>
-            <w:tr>
-              <w:tc>
-                <w:tcPr>
-                  <w:tcW w:type="dxa" w:w="1077"/>
-                  <w:vAlign w:val="center"/>
-                  <w:tcBorders>
-                    <w:top w:val="single" w:sz="4" w:color="000000"/>
-                    <w:bottom w:val="single" w:sz="4" w:color="000000"/>
-                    <w:left w:val="single" w:sz="4" w:color="000000"/>
-                    <w:right w:val="single" w:sz="4" w:color="000000"/>
-                  </w:tcBorders>
-                </w:tcPr>
-                <w:p>
-                  <w:pPr>
-                    <w:spacing w:before="0" w:after="0"/>
-                    <w:jc w:val="center"/>
-                  </w:pPr>
-                  <w:r/>
-                  <w:r>
-                    <w:rPr>
-                      <w:rFonts w:ascii="Arial" w:hAnsi="Arial" w:cs="Arial" w:eastAsia="Arial"/>
-                      <w:b w:val="0"/>
-                      <w:i w:val="0"/>
-                      <w:sz w:val="14"/>
-                    </w:rPr>
-                    <w:t>Месяц</w:t>
-                  </w:r>
-                </w:p>
-              </w:tc>
-              <w:tc>
-                <w:tcPr>
-                  <w:tcW w:type="dxa" w:w="1077"/>
-                  <w:vAlign w:val="center"/>
-                  <w:tcBorders>
-                    <w:top w:val="single" w:sz="4" w:color="000000"/>
-                    <w:bottom w:val="single" w:sz="4" w:color="000000"/>
-                    <w:left w:val="single" w:sz="4" w:color="000000"/>
-                    <w:right w:val="single" w:sz="4" w:color="000000"/>
-                  </w:tcBorders>
-                </w:tcPr>
-                <w:p>
-                  <w:pPr>
-                    <w:spacing w:before="0" w:after="0"/>
-                    <w:jc w:val="center"/>
-                  </w:pPr>
-                  <w:r/>
-                  <w:r>
-                    <w:rPr>
-                      <w:rFonts w:ascii="Arial" w:hAnsi="Arial" w:cs="Arial" w:eastAsia="Arial"/>
-                      <w:b w:val="0"/>
-                      <w:i w:val="0"/>
-                      <w:sz w:val="14"/>
-                    </w:rPr>
-                    <w:t>Код дохода</w:t>
-                  </w:r>
-                </w:p>
-              </w:tc>
-              <w:tc>
-                <w:tcPr>
-                  <w:tcW w:type="dxa" w:w="1077"/>
-                  <w:vAlign w:val="center"/>
-                  <w:tcBorders>
-                    <w:top w:val="single" w:sz="4" w:color="000000"/>
-                    <w:bottom w:val="single" w:sz="4" w:color="000000"/>
-                    <w:left w:val="single" w:sz="4" w:color="000000"/>
-                    <w:right w:val="single" w:sz="4" w:color="000000"/>
-                  </w:tcBorders>
-                </w:tcPr>
-                <w:p>
-                  <w:pPr>
-                    <w:spacing w:before="0" w:after="0"/>
-                    <w:jc w:val="center"/>
-                  </w:pPr>
-                  <w:r/>
-                  <w:r>
-                    <w:rPr>
-                      <w:rFonts w:ascii="Arial" w:hAnsi="Arial" w:cs="Arial" w:eastAsia="Arial"/>
-                      <w:b w:val="0"/>
-                      <w:i w:val="0"/>
-                      <w:sz w:val="14"/>
-                    </w:rPr>
-                    <w:t>Сумма дохода</w:t>
-                  </w:r>
-                </w:p>
-              </w:tc>
-              <w:tc>
-                <w:tcPr>
-                  <w:tcW w:type="dxa" w:w="1077"/>
-                  <w:vAlign w:val="center"/>
-                  <w:tcBorders>
-                    <w:top w:val="single" w:sz="4" w:color="000000"/>
-                    <w:bottom w:val="single" w:sz="4" w:color="000000"/>
-                    <w:left w:val="single" w:sz="4" w:color="000000"/>
-                    <w:right w:val="single" w:sz="4" w:color="000000"/>
-                  </w:tcBorders>
-                </w:tcPr>
-                <w:p>
-                  <w:pPr>
-                    <w:spacing w:before="0" w:after="0"/>
-                    <w:jc w:val="center"/>
-                  </w:pPr>
-                  <w:r/>
-                  <w:r>
-                    <w:rPr>
-                      <w:rFonts w:ascii="Arial" w:hAnsi="Arial" w:cs="Arial" w:eastAsia="Arial"/>
-                      <w:b w:val="0"/>
-                      <w:i w:val="0"/>
-                      <w:sz w:val="14"/>
-                    </w:rPr>
-                    <w:t>Код вычета</w:t>
-                  </w:r>
-                </w:p>
-              </w:tc>
-              <w:tc>
-                <w:tcPr>
-                  <w:tcW w:type="dxa" w:w="1077"/>
-                  <w:vAlign w:val="center"/>
-                  <w:tcBorders>
-                    <w:top w:val="single" w:sz="4" w:color="000000"/>
-                    <w:bottom w:val="single" w:sz="4" w:color="000000"/>
-                    <w:left w:val="single" w:sz="4" w:color="000000"/>
-                    <w:right w:val="single" w:sz="4" w:color="000000"/>
-                  </w:tcBorders>
-                </w:tcPr>
-                <w:p>
-                  <w:pPr>
-                    <w:spacing w:before="0" w:after="0"/>
-                    <w:jc w:val="center"/>
-                  </w:pPr>
-                  <w:r/>
-                  <w:r>
-                    <w:rPr>
-                      <w:rFonts w:ascii="Arial" w:hAnsi="Arial" w:cs="Arial" w:eastAsia="Arial"/>
-                      <w:b w:val="0"/>
-                      <w:i w:val="0"/>
-                      <w:sz w:val="14"/>
-                    </w:rPr>
-                    <w:t>Сумма вычета</w:t>
-                  </w:r>
-                </w:p>
-              </w:tc>
-            </w:tr>
-            <w:tr>
-              <w:tc>
-                <w:tcPr>
-                  <w:tcW w:type="dxa" w:w="1077"/>
-                  <w:vAlign w:val="center"/>
-                  <w:tcBorders>
-                    <w:top w:val="single" w:sz="4" w:color="000000"/>
-                    <w:bottom w:val="single" w:sz="4" w:color="000000"/>
-                    <w:left w:val="single" w:sz="4" w:color="000000"/>
-                    <w:right w:val="single" w:sz="4" w:color="000000"/>
-                  </w:tcBorders>
-                </w:tcPr>
-                <w:p>
-                  <w:pPr>
-                    <w:spacing w:before="0" w:after="0"/>
-                    <w:jc w:val="center"/>
-                  </w:pPr>
-                  <w:r/>
-                  <w:r>
-                    <w:rPr>
-                      <w:rFonts w:ascii="Arial" w:hAnsi="Arial" w:cs="Arial" w:eastAsia="Arial"/>
-                      <w:b w:val="0"/>
-                      <w:i w:val="0"/>
-                      <w:sz w:val="18"/>
-                    </w:rPr>
-                    <w:t>{{ ndfl_2.rows[0].month }}</w:t>
-                  </w:r>
-                </w:p>
-              </w:tc>
-              <w:tc>
-                <w:tcPr>
-                  <w:tcW w:type="dxa" w:w="1077"/>
-                  <w:vAlign w:val="center"/>
-                  <w:tcBorders>
-                    <w:top w:val="single" w:sz="4" w:color="000000"/>
-                    <w:bottom w:val="single" w:sz="4" w:color="000000"/>
-                    <w:left w:val="single" w:sz="4" w:color="000000"/>
-                    <w:right w:val="single" w:sz="4" w:color="000000"/>
-                  </w:tcBorders>
-                </w:tcPr>
-                <w:p>
-                  <w:pPr>
-                    <w:spacing w:before="0" w:after="0"/>
-                    <w:jc w:val="center"/>
-                  </w:pPr>
-                  <w:r/>
-                  <w:r>
-                    <w:rPr>
-                      <w:rFonts w:ascii="Arial" w:hAnsi="Arial" w:cs="Arial" w:eastAsia="Arial"/>
-                      <w:b w:val="0"/>
-                      <w:i w:val="0"/>
-                      <w:sz w:val="18"/>
-                    </w:rPr>
-                    <w:t>{{ ndfl_2.rows[0].income_code }}</w:t>
-                  </w:r>
-                </w:p>
-              </w:tc>
-              <w:tc>
-                <w:tcPr>
-                  <w:tcW w:type="dxa" w:w="1077"/>
-                  <w:vAlign w:val="center"/>
-                  <w:tcBorders>
-                    <w:top w:val="single" w:sz="4" w:color="000000"/>
-                    <w:bottom w:val="single" w:sz="4" w:color="000000"/>
-                    <w:left w:val="single" w:sz="4" w:color="000000"/>
-                    <w:right w:val="single" w:sz="4" w:color="000000"/>
-                  </w:tcBorders>
-                </w:tcPr>
-                <w:p>
-                  <w:pPr>
-                    <w:spacing w:before="0" w:after="0"/>
-                    <w:jc w:val="right"/>
-                  </w:pPr>
-                  <w:r/>
-                  <w:r>
-                    <w:rPr>
-                      <w:rFonts w:ascii="Arial" w:hAnsi="Arial" w:cs="Arial" w:eastAsia="Arial"/>
-                      <w:b w:val="0"/>
-                      <w:i w:val="0"/>
-                      <w:sz w:val="18"/>
-                    </w:rPr>
-                    <w:t>{{ ndfl_2.rows[0].income_amount }}</w:t>
-                  </w:r>
-                </w:p>
-              </w:tc>
-              <w:tc>
-                <w:tcPr>
-                  <w:tcW w:type="dxa" w:w="1077"/>
-                  <w:vAlign w:val="center"/>
-                  <w:tcBorders>
-                    <w:top w:val="single" w:sz="4" w:color="000000"/>
-                    <w:bottom w:val="single" w:sz="4" w:color="000000"/>
-                    <w:left w:val="single" w:sz="4" w:color="000000"/>
-                    <w:right w:val="single" w:sz="4" w:color="000000"/>
-                  </w:tcBorders>
-                </w:tcPr>
-                <w:p>
-                  <w:pPr>
-                    <w:spacing w:before="0" w:after="0"/>
-                    <w:jc w:val="center"/>
-                  </w:pPr>
-                  <w:r/>
-                  <w:r>
-                    <w:rPr>
-                      <w:rFonts w:ascii="Arial" w:hAnsi="Arial" w:cs="Arial" w:eastAsia="Arial"/>
-                      <w:b w:val="0"/>
-                      <w:i w:val="0"/>
-                      <w:sz w:val="18"/>
-                    </w:rPr>
-                    <w:t>{{ ndfl_2.rows[0].deduction_code }}</w:t>
-                  </w:r>
-                </w:p>
-              </w:tc>
-              <w:tc>
-                <w:tcPr>
-                  <w:tcW w:type="dxa" w:w="1077"/>
-                  <w:vAlign w:val="center"/>
-                  <w:tcBorders>
-                    <w:top w:val="single" w:sz="4" w:color="000000"/>
-                    <w:bottom w:val="single" w:sz="4" w:color="000000"/>
-                    <w:left w:val="single" w:sz="4" w:color="000000"/>
-                    <w:right w:val="single" w:sz="4" w:color="000000"/>
-                  </w:tcBorders>
-                </w:tcPr>
-                <w:p>
-                  <w:pPr>
-                    <w:spacing w:before="0" w:after="0"/>
-                    <w:jc w:val="right"/>
-                  </w:pPr>
-                  <w:r/>
-                  <w:r>
-                    <w:rPr>
-                      <w:rFonts w:ascii="Arial" w:hAnsi="Arial" w:cs="Arial" w:eastAsia="Arial"/>
-                      <w:b w:val="0"/>
-                      <w:i w:val="0"/>
-                      <w:sz w:val="18"/>
-                    </w:rPr>
-                    <w:t>{{ ndfl_2.rows[0].deduction_amount }}</w:t>
-                  </w:r>
-                </w:p>
-              </w:tc>
-            </w:tr>
-            <w:tr>
-              <w:tc>
-                <w:tcPr>
-                  <w:tcW w:type="dxa" w:w="1077"/>
-                  <w:vAlign w:val="center"/>
-                  <w:tcBorders>
-                    <w:top w:val="single" w:sz="4" w:color="000000"/>
-                    <w:bottom w:val="single" w:sz="4" w:color="000000"/>
-                    <w:left w:val="single" w:sz="4" w:color="000000"/>
-                    <w:right w:val="single" w:sz="4" w:color="000000"/>
-                  </w:tcBorders>
-                </w:tcPr>
-                <w:p>
-                  <w:pPr>
-                    <w:spacing w:before="0" w:after="0"/>
-                    <w:jc w:val="center"/>
-                  </w:pPr>
-                  <w:r/>
-                  <w:r>
-                    <w:rPr>
-                      <w:rFonts w:ascii="Arial" w:hAnsi="Arial" w:cs="Arial" w:eastAsia="Arial"/>
-                      <w:b w:val="0"/>
-                      <w:i w:val="0"/>
-                      <w:sz w:val="18"/>
-                    </w:rPr>
-                    <w:t>{{ ndfl_2.rows[1].month }}</w:t>
-                  </w:r>
-                </w:p>
-              </w:tc>
-              <w:tc>
-                <w:tcPr>
-                  <w:tcW w:type="dxa" w:w="1077"/>
-                  <w:vAlign w:val="center"/>
-                  <w:tcBorders>
-                    <w:top w:val="single" w:sz="4" w:color="000000"/>
-                    <w:bottom w:val="single" w:sz="4" w:color="000000"/>
-                    <w:left w:val="single" w:sz="4" w:color="000000"/>
-                    <w:right w:val="single" w:sz="4" w:color="000000"/>
-                  </w:tcBorders>
-                </w:tcPr>
-                <w:p>
-                  <w:pPr>
-                    <w:spacing w:before="0" w:after="0"/>
-                    <w:jc w:val="center"/>
-                  </w:pPr>
-                  <w:r/>
-                  <w:r>
-                    <w:rPr>
-                      <w:rFonts w:ascii="Arial" w:hAnsi="Arial" w:cs="Arial" w:eastAsia="Arial"/>
-                      <w:b w:val="0"/>
-                      <w:i w:val="0"/>
-                      <w:sz w:val="18"/>
-                    </w:rPr>
-                    <w:t>{{ ndfl_2.rows[1].income_code }}</w:t>
-                  </w:r>
-                </w:p>
-              </w:tc>
-              <w:tc>
-                <w:tcPr>
-                  <w:tcW w:type="dxa" w:w="1077"/>
-                  <w:vAlign w:val="center"/>
-                  <w:tcBorders>
-                    <w:top w:val="single" w:sz="4" w:color="000000"/>
-                    <w:bottom w:val="single" w:sz="4" w:color="000000"/>
-                    <w:left w:val="single" w:sz="4" w:color="000000"/>
-                    <w:right w:val="single" w:sz="4" w:color="000000"/>
-                  </w:tcBorders>
-                </w:tcPr>
-                <w:p>
-                  <w:pPr>
-                    <w:spacing w:before="0" w:after="0"/>
-                    <w:jc w:val="right"/>
-                  </w:pPr>
-                  <w:r/>
-                  <w:r>
-                    <w:rPr>
-                      <w:rFonts w:ascii="Arial" w:hAnsi="Arial" w:cs="Arial" w:eastAsia="Arial"/>
-                      <w:b w:val="0"/>
-                      <w:i w:val="0"/>
-                      <w:sz w:val="18"/>
-                    </w:rPr>
-                    <w:t>{{ ndfl_2.rows[1].income_amount }}</w:t>
-                  </w:r>
-                </w:p>
-              </w:tc>
-              <w:tc>
-                <w:tcPr>
-                  <w:tcW w:type="dxa" w:w="1077"/>
-                  <w:vAlign w:val="center"/>
-                  <w:tcBorders>
-                    <w:top w:val="single" w:sz="4" w:color="000000"/>
-                    <w:bottom w:val="single" w:sz="4" w:color="000000"/>
-                    <w:left w:val="single" w:sz="4" w:color="000000"/>
-                    <w:right w:val="single" w:sz="4" w:color="000000"/>
-                  </w:tcBorders>
-                </w:tcPr>
-                <w:p>
-                  <w:pPr>
-                    <w:spacing w:before="0" w:after="0"/>
-                    <w:jc w:val="center"/>
-                  </w:pPr>
-                  <w:r/>
-                  <w:r>
-                    <w:rPr>
-                      <w:rFonts w:ascii="Arial" w:hAnsi="Arial" w:cs="Arial" w:eastAsia="Arial"/>
-                      <w:b w:val="0"/>
-                      <w:i w:val="0"/>
-                      <w:sz w:val="18"/>
-                    </w:rPr>
-                    <w:t>{{ ndfl_2.rows[1].deduction_code }}</w:t>
-                  </w:r>
-                </w:p>
-              </w:tc>
-              <w:tc>
-                <w:tcPr>
-                  <w:tcW w:type="dxa" w:w="1077"/>
-                  <w:vAlign w:val="center"/>
-                  <w:tcBorders>
-                    <w:top w:val="single" w:sz="4" w:color="000000"/>
-                    <w:bottom w:val="single" w:sz="4" w:color="000000"/>
-                    <w:left w:val="single" w:sz="4" w:color="000000"/>
-                    <w:right w:val="single" w:sz="4" w:color="000000"/>
-                  </w:tcBorders>
-                </w:tcPr>
-                <w:p>
-                  <w:pPr>
-                    <w:spacing w:before="0" w:after="0"/>
-                    <w:jc w:val="right"/>
-                  </w:pPr>
-                  <w:r/>
-                  <w:r>
-                    <w:rPr>
-                      <w:rFonts w:ascii="Arial" w:hAnsi="Arial" w:cs="Arial" w:eastAsia="Arial"/>
-                      <w:b w:val="0"/>
-                      <w:i w:val="0"/>
-                      <w:sz w:val="18"/>
-                    </w:rPr>
-                    <w:t>{{ ndfl_2.rows[1].deduction_amount }}</w:t>
-                  </w:r>
-                </w:p>
-              </w:tc>
-            </w:tr>
-            <w:tr>
-              <w:tc>
-                <w:tcPr>
-                  <w:tcW w:type="dxa" w:w="1077"/>
-                  <w:vAlign w:val="center"/>
-                  <w:tcBorders>
-                    <w:top w:val="single" w:sz="4" w:color="000000"/>
-                    <w:bottom w:val="single" w:sz="4" w:color="000000"/>
-                    <w:left w:val="single" w:sz="4" w:color="000000"/>
-                    <w:right w:val="single" w:sz="4" w:color="000000"/>
-                  </w:tcBorders>
-                </w:tcPr>
-                <w:p>
-                  <w:pPr>
-                    <w:spacing w:before="0" w:after="0"/>
-                    <w:jc w:val="center"/>
-                  </w:pPr>
-                  <w:r/>
-                  <w:r>
-                    <w:rPr>
-                      <w:rFonts w:ascii="Arial" w:hAnsi="Arial" w:cs="Arial" w:eastAsia="Arial"/>
-                      <w:b w:val="0"/>
-                      <w:i w:val="0"/>
-                      <w:sz w:val="18"/>
-                    </w:rPr>
-                    <w:t>{{ ndfl_2.rows[2].month }}</w:t>
-                  </w:r>
-                </w:p>
-              </w:tc>
-              <w:tc>
-                <w:tcPr>
-                  <w:tcW w:type="dxa" w:w="1077"/>
-                  <w:vAlign w:val="center"/>
-                  <w:tcBorders>
-                    <w:top w:val="single" w:sz="4" w:color="000000"/>
-                    <w:bottom w:val="single" w:sz="4" w:color="000000"/>
-                    <w:left w:val="single" w:sz="4" w:color="000000"/>
-                    <w:right w:val="single" w:sz="4" w:color="000000"/>
-                  </w:tcBorders>
-                </w:tcPr>
-                <w:p>
-                  <w:pPr>
-                    <w:spacing w:before="0" w:after="0"/>
-                    <w:jc w:val="center"/>
-                  </w:pPr>
-                  <w:r/>
-                  <w:r>
-                    <w:rPr>
-                      <w:rFonts w:ascii="Arial" w:hAnsi="Arial" w:cs="Arial" w:eastAsia="Arial"/>
-                      <w:b w:val="0"/>
-                      <w:i w:val="0"/>
-                      <w:sz w:val="18"/>
-                    </w:rPr>
-                    <w:t>{{ ndfl_2.rows[2].income_code }}</w:t>
-                  </w:r>
-                </w:p>
-              </w:tc>
-              <w:tc>
-                <w:tcPr>
-                  <w:tcW w:type="dxa" w:w="1077"/>
-                  <w:vAlign w:val="center"/>
-                  <w:tcBorders>
-                    <w:top w:val="single" w:sz="4" w:color="000000"/>
-                    <w:bottom w:val="single" w:sz="4" w:color="000000"/>
-                    <w:left w:val="single" w:sz="4" w:color="000000"/>
-                    <w:right w:val="single" w:sz="4" w:color="000000"/>
-                  </w:tcBorders>
-                </w:tcPr>
-                <w:p>
-                  <w:pPr>
-                    <w:spacing w:before="0" w:after="0"/>
-                    <w:jc w:val="right"/>
-                  </w:pPr>
-                  <w:r/>
-                  <w:r>
-                    <w:rPr>
-                      <w:rFonts w:ascii="Arial" w:hAnsi="Arial" w:cs="Arial" w:eastAsia="Arial"/>
-                      <w:b w:val="0"/>
-                      <w:i w:val="0"/>
-                      <w:sz w:val="18"/>
-                    </w:rPr>
-                    <w:t>{{ ndfl_2.rows[2].income_amount }}</w:t>
-                  </w:r>
-                </w:p>
-              </w:tc>
-              <w:tc>
-                <w:tcPr>
-                  <w:tcW w:type="dxa" w:w="1077"/>
-                  <w:vAlign w:val="center"/>
-                  <w:tcBorders>
-                    <w:top w:val="single" w:sz="4" w:color="000000"/>
-                    <w:bottom w:val="single" w:sz="4" w:color="000000"/>
-                    <w:left w:val="single" w:sz="4" w:color="000000"/>
-                    <w:right w:val="single" w:sz="4" w:color="000000"/>
-                  </w:tcBorders>
-                </w:tcPr>
-                <w:p>
-                  <w:pPr>
-                    <w:spacing w:before="0" w:after="0"/>
-                    <w:jc w:val="center"/>
-                  </w:pPr>
-                  <w:r/>
-                  <w:r>
-                    <w:rPr>
-                      <w:rFonts w:ascii="Arial" w:hAnsi="Arial" w:cs="Arial" w:eastAsia="Arial"/>
-                      <w:b w:val="0"/>
-                      <w:i w:val="0"/>
-                      <w:sz w:val="18"/>
-                    </w:rPr>
-                    <w:t>{{ ndfl_2.rows[2].deduction_code }}</w:t>
-                  </w:r>
-                </w:p>
-              </w:tc>
-              <w:tc>
-                <w:tcPr>
-                  <w:tcW w:type="dxa" w:w="1077"/>
-                  <w:vAlign w:val="center"/>
-                  <w:tcBorders>
-                    <w:top w:val="single" w:sz="4" w:color="000000"/>
-                    <w:bottom w:val="single" w:sz="4" w:color="000000"/>
-                    <w:left w:val="single" w:sz="4" w:color="000000"/>
-                    <w:right w:val="single" w:sz="4" w:color="000000"/>
-                  </w:tcBorders>
-                </w:tcPr>
-                <w:p>
-                  <w:pPr>
-                    <w:spacing w:before="0" w:after="0"/>
-                    <w:jc w:val="right"/>
-                  </w:pPr>
-                  <w:r/>
-                  <w:r>
-                    <w:rPr>
-                      <w:rFonts w:ascii="Arial" w:hAnsi="Arial" w:cs="Arial" w:eastAsia="Arial"/>
-                      <w:b w:val="0"/>
-                      <w:i w:val="0"/>
-                      <w:sz w:val="18"/>
-                    </w:rPr>
-                    <w:t>{{ ndfl_2.rows[2].deduction_amount }}</w:t>
-                  </w:r>
-                </w:p>
-              </w:tc>
-            </w:tr>
-            <w:tr>
-              <w:tc>
-                <w:tcPr>
-                  <w:tcW w:type="dxa" w:w="1077"/>
-                  <w:vAlign w:val="center"/>
-                  <w:tcBorders>
-                    <w:top w:val="single" w:sz="4" w:color="000000"/>
-                    <w:bottom w:val="single" w:sz="4" w:color="000000"/>
-                    <w:left w:val="single" w:sz="4" w:color="000000"/>
-                    <w:right w:val="single" w:sz="4" w:color="000000"/>
-                  </w:tcBorders>
-                </w:tcPr>
-                <w:p>
-                  <w:pPr>
-                    <w:spacing w:before="0" w:after="0"/>
-                    <w:jc w:val="center"/>
-                  </w:pPr>
-                  <w:r/>
-                  <w:r>
-                    <w:rPr>
-                      <w:rFonts w:ascii="Arial" w:hAnsi="Arial" w:cs="Arial" w:eastAsia="Arial"/>
-                      <w:b w:val="0"/>
-                      <w:i w:val="0"/>
-                      <w:sz w:val="18"/>
-                    </w:rPr>
-                    <w:t>{{ ndfl_2.rows[3].month }}</w:t>
-                  </w:r>
-                </w:p>
-              </w:tc>
-              <w:tc>
-                <w:tcPr>
-                  <w:tcW w:type="dxa" w:w="1077"/>
-                  <w:vAlign w:val="center"/>
-                  <w:tcBorders>
-                    <w:top w:val="single" w:sz="4" w:color="000000"/>
-                    <w:bottom w:val="single" w:sz="4" w:color="000000"/>
-                    <w:left w:val="single" w:sz="4" w:color="000000"/>
-                    <w:right w:val="single" w:sz="4" w:color="000000"/>
-                  </w:tcBorders>
-                </w:tcPr>
-                <w:p>
-                  <w:pPr>
-                    <w:spacing w:before="0" w:after="0"/>
-                    <w:jc w:val="center"/>
-                  </w:pPr>
-                  <w:r/>
-                  <w:r>
-                    <w:rPr>
-                      <w:rFonts w:ascii="Arial" w:hAnsi="Arial" w:cs="Arial" w:eastAsia="Arial"/>
-                      <w:b w:val="0"/>
-                      <w:i w:val="0"/>
-                      <w:sz w:val="18"/>
-                    </w:rPr>
-                    <w:t>{{ ndfl_2.rows[3].income_code }}</w:t>
-                  </w:r>
-                </w:p>
-              </w:tc>
-              <w:tc>
-                <w:tcPr>
-                  <w:tcW w:type="dxa" w:w="1077"/>
-                  <w:vAlign w:val="center"/>
-                  <w:tcBorders>
-                    <w:top w:val="single" w:sz="4" w:color="000000"/>
-                    <w:bottom w:val="single" w:sz="4" w:color="000000"/>
-                    <w:left w:val="single" w:sz="4" w:color="000000"/>
-                    <w:right w:val="single" w:sz="4" w:color="000000"/>
-                  </w:tcBorders>
-                </w:tcPr>
-                <w:p>
-                  <w:pPr>
-                    <w:spacing w:before="0" w:after="0"/>
-                    <w:jc w:val="right"/>
-                  </w:pPr>
-                  <w:r/>
-                  <w:r>
-                    <w:rPr>
-                      <w:rFonts w:ascii="Arial" w:hAnsi="Arial" w:cs="Arial" w:eastAsia="Arial"/>
-                      <w:b w:val="0"/>
-                      <w:i w:val="0"/>
-                      <w:sz w:val="18"/>
-                    </w:rPr>
-                    <w:t>{{ ndfl_2.rows[3].income_amount }}</w:t>
-                  </w:r>
-                </w:p>
-              </w:tc>
-              <w:tc>
-                <w:tcPr>
-                  <w:tcW w:type="dxa" w:w="1077"/>
-                  <w:vAlign w:val="center"/>
-                  <w:tcBorders>
-                    <w:top w:val="single" w:sz="4" w:color="000000"/>
-                    <w:bottom w:val="single" w:sz="4" w:color="000000"/>
-                    <w:left w:val="single" w:sz="4" w:color="000000"/>
-                    <w:right w:val="single" w:sz="4" w:color="000000"/>
-                  </w:tcBorders>
-                </w:tcPr>
-                <w:p>
-                  <w:pPr>
-                    <w:spacing w:before="0" w:after="0"/>
-                    <w:jc w:val="center"/>
-                  </w:pPr>
-                  <w:r/>
-                  <w:r>
-                    <w:rPr>
-                      <w:rFonts w:ascii="Arial" w:hAnsi="Arial" w:cs="Arial" w:eastAsia="Arial"/>
-                      <w:b w:val="0"/>
-                      <w:i w:val="0"/>
-                      <w:sz w:val="18"/>
-                    </w:rPr>
-                    <w:t>{{ ndfl_2.rows[3].deduction_code }}</w:t>
-                  </w:r>
-                </w:p>
-              </w:tc>
-              <w:tc>
-                <w:tcPr>
-                  <w:tcW w:type="dxa" w:w="1077"/>
-                  <w:vAlign w:val="center"/>
-                  <w:tcBorders>
-                    <w:top w:val="single" w:sz="4" w:color="000000"/>
-                    <w:bottom w:val="single" w:sz="4" w:color="000000"/>
-                    <w:left w:val="single" w:sz="4" w:color="000000"/>
-                    <w:right w:val="single" w:sz="4" w:color="000000"/>
-                  </w:tcBorders>
-                </w:tcPr>
-                <w:p>
-                  <w:pPr>
-                    <w:spacing w:before="0" w:after="0"/>
-                    <w:jc w:val="right"/>
-                  </w:pPr>
-                  <w:r/>
-                  <w:r>
-                    <w:rPr>
-                      <w:rFonts w:ascii="Arial" w:hAnsi="Arial" w:cs="Arial" w:eastAsia="Arial"/>
-                      <w:b w:val="0"/>
-                      <w:i w:val="0"/>
-                      <w:sz w:val="18"/>
-                    </w:rPr>
-                    <w:t>{{ ndfl_2.rows[3].deduction_amount }}</w:t>
-                  </w:r>
-                </w:p>
-              </w:tc>
-            </w:tr>
-            <w:tr>
-              <w:tc>
-                <w:tcPr>
-                  <w:tcW w:type="dxa" w:w="1077"/>
-                  <w:vAlign w:val="center"/>
-                  <w:tcBorders>
-                    <w:top w:val="single" w:sz="4" w:color="000000"/>
-                    <w:bottom w:val="single" w:sz="4" w:color="000000"/>
-                    <w:left w:val="single" w:sz="4" w:color="000000"/>
-                    <w:right w:val="single" w:sz="4" w:color="000000"/>
-                  </w:tcBorders>
-                </w:tcPr>
-                <w:p>
-                  <w:pPr>
-                    <w:spacing w:before="0" w:after="0"/>
-                    <w:jc w:val="center"/>
-                  </w:pPr>
-                  <w:r/>
-                  <w:r>
-                    <w:rPr>
-                      <w:rFonts w:ascii="Arial" w:hAnsi="Arial" w:cs="Arial" w:eastAsia="Arial"/>
-                      <w:b w:val="0"/>
-                      <w:i w:val="0"/>
-                      <w:sz w:val="18"/>
-                    </w:rPr>
-                    <w:t>{{ ndfl_2.rows[4].month }}</w:t>
-                  </w:r>
-                </w:p>
-              </w:tc>
-              <w:tc>
-                <w:tcPr>
-                  <w:tcW w:type="dxa" w:w="1077"/>
-                  <w:vAlign w:val="center"/>
-                  <w:tcBorders>
-                    <w:top w:val="single" w:sz="4" w:color="000000"/>
-                    <w:bottom w:val="single" w:sz="4" w:color="000000"/>
-                    <w:left w:val="single" w:sz="4" w:color="000000"/>
-                    <w:right w:val="single" w:sz="4" w:color="000000"/>
-                  </w:tcBorders>
-                </w:tcPr>
-                <w:p>
-                  <w:pPr>
-                    <w:spacing w:before="0" w:after="0"/>
-                    <w:jc w:val="center"/>
-                  </w:pPr>
-                  <w:r/>
-                  <w:r>
-                    <w:rPr>
-                      <w:rFonts w:ascii="Arial" w:hAnsi="Arial" w:cs="Arial" w:eastAsia="Arial"/>
-                      <w:b w:val="0"/>
-                      <w:i w:val="0"/>
-                      <w:sz w:val="18"/>
-                    </w:rPr>
-                    <w:t>{{ ndfl_2.rows[4].income_code }}</w:t>
-                  </w:r>
-                </w:p>
-              </w:tc>
-              <w:tc>
-                <w:tcPr>
-                  <w:tcW w:type="dxa" w:w="1077"/>
-                  <w:vAlign w:val="center"/>
-                  <w:tcBorders>
-                    <w:top w:val="single" w:sz="4" w:color="000000"/>
-                    <w:bottom w:val="single" w:sz="4" w:color="000000"/>
-                    <w:left w:val="single" w:sz="4" w:color="000000"/>
-                    <w:right w:val="single" w:sz="4" w:color="000000"/>
-                  </w:tcBorders>
-                </w:tcPr>
-                <w:p>
-                  <w:pPr>
-                    <w:spacing w:before="0" w:after="0"/>
-                    <w:jc w:val="right"/>
-                  </w:pPr>
-                  <w:r/>
-                  <w:r>
-                    <w:rPr>
-                      <w:rFonts w:ascii="Arial" w:hAnsi="Arial" w:cs="Arial" w:eastAsia="Arial"/>
-                      <w:b w:val="0"/>
-                      <w:i w:val="0"/>
-                      <w:sz w:val="18"/>
-                    </w:rPr>
-                    <w:t>{{ ndfl_2.rows[4].income_amount }}</w:t>
-                  </w:r>
-                </w:p>
-              </w:tc>
-              <w:tc>
-                <w:tcPr>
-                  <w:tcW w:type="dxa" w:w="1077"/>
-                  <w:vAlign w:val="center"/>
-                  <w:tcBorders>
-                    <w:top w:val="single" w:sz="4" w:color="000000"/>
-                    <w:bottom w:val="single" w:sz="4" w:color="000000"/>
-                    <w:left w:val="single" w:sz="4" w:color="000000"/>
-                    <w:right w:val="single" w:sz="4" w:color="000000"/>
-                  </w:tcBorders>
-                </w:tcPr>
-                <w:p>
-                  <w:pPr>
-                    <w:spacing w:before="0" w:after="0"/>
-                    <w:jc w:val="center"/>
-                  </w:pPr>
-                  <w:r/>
-                  <w:r>
-                    <w:rPr>
-                      <w:rFonts w:ascii="Arial" w:hAnsi="Arial" w:cs="Arial" w:eastAsia="Arial"/>
-                      <w:b w:val="0"/>
-                      <w:i w:val="0"/>
-                      <w:sz w:val="18"/>
-                    </w:rPr>
-                    <w:t>{{ ndfl_2.rows[4].deduction_code }}</w:t>
-                  </w:r>
-                </w:p>
-              </w:tc>
-              <w:tc>
-                <w:tcPr>
-                  <w:tcW w:type="dxa" w:w="1077"/>
-                  <w:vAlign w:val="center"/>
-                  <w:tcBorders>
-                    <w:top w:val="single" w:sz="4" w:color="000000"/>
-                    <w:bottom w:val="single" w:sz="4" w:color="000000"/>
-                    <w:left w:val="single" w:sz="4" w:color="000000"/>
-                    <w:right w:val="single" w:sz="4" w:color="000000"/>
-                  </w:tcBorders>
-                </w:tcPr>
-                <w:p>
-                  <w:pPr>
-                    <w:spacing w:before="0" w:after="0"/>
-                    <w:jc w:val="right"/>
-                  </w:pPr>
-                  <w:r/>
-                  <w:r>
-                    <w:rPr>
-                      <w:rFonts w:ascii="Arial" w:hAnsi="Arial" w:cs="Arial" w:eastAsia="Arial"/>
-                      <w:b w:val="0"/>
-                      <w:i w:val="0"/>
-                      <w:sz w:val="18"/>
-                    </w:rPr>
-                    <w:t>{{ ndfl_2.rows[4].deduction_amount }}</w:t>
-                  </w:r>
-                </w:p>
-              </w:tc>
-            </w:tr>
-            <w:tr>
-              <w:tc>
-                <w:tcPr>
-                  <w:tcW w:type="dxa" w:w="1077"/>
-                  <w:vAlign w:val="center"/>
-                  <w:tcBorders>
-                    <w:top w:val="single" w:sz="4" w:color="000000"/>
-                    <w:bottom w:val="single" w:sz="4" w:color="000000"/>
-                    <w:left w:val="single" w:sz="4" w:color="000000"/>
-                    <w:right w:val="single" w:sz="4" w:color="000000"/>
-                  </w:tcBorders>
-                </w:tcPr>
-                <w:p>
-                  <w:pPr>
-                    <w:spacing w:before="0" w:after="0"/>
-                    <w:jc w:val="center"/>
-                  </w:pPr>
-                  <w:r/>
-                  <w:r>
-                    <w:rPr>
-                      <w:rFonts w:ascii="Arial" w:hAnsi="Arial" w:cs="Arial" w:eastAsia="Arial"/>
-                      <w:b w:val="0"/>
-                      <w:i w:val="0"/>
-                      <w:sz w:val="18"/>
-                    </w:rPr>
-                    <w:t>{{ ndfl_2.rows[5].month }}</w:t>
-                  </w:r>
-                </w:p>
-              </w:tc>
-              <w:tc>
-                <w:tcPr>
-                  <w:tcW w:type="dxa" w:w="1077"/>
-                  <w:vAlign w:val="center"/>
-                  <w:tcBorders>
-                    <w:top w:val="single" w:sz="4" w:color="000000"/>
-                    <w:bottom w:val="single" w:sz="4" w:color="000000"/>
-                    <w:left w:val="single" w:sz="4" w:color="000000"/>
-                    <w:right w:val="single" w:sz="4" w:color="000000"/>
-                  </w:tcBorders>
-                </w:tcPr>
-                <w:p>
-                  <w:pPr>
-                    <w:spacing w:before="0" w:after="0"/>
-                    <w:jc w:val="center"/>
-                  </w:pPr>
-                  <w:r/>
-                  <w:r>
-                    <w:rPr>
-                      <w:rFonts w:ascii="Arial" w:hAnsi="Arial" w:cs="Arial" w:eastAsia="Arial"/>
-                      <w:b w:val="0"/>
-                      <w:i w:val="0"/>
-                      <w:sz w:val="18"/>
-                    </w:rPr>
-                    <w:t>{{ ndfl_2.rows[5].income_code }}</w:t>
-                  </w:r>
-                </w:p>
-              </w:tc>
-              <w:tc>
-                <w:tcPr>
-                  <w:tcW w:type="dxa" w:w="1077"/>
-                  <w:vAlign w:val="center"/>
-                  <w:tcBorders>
-                    <w:top w:val="single" w:sz="4" w:color="000000"/>
-                    <w:bottom w:val="single" w:sz="4" w:color="000000"/>
-                    <w:left w:val="single" w:sz="4" w:color="000000"/>
-                    <w:right w:val="single" w:sz="4" w:color="000000"/>
-                  </w:tcBorders>
-                </w:tcPr>
-                <w:p>
-                  <w:pPr>
-                    <w:spacing w:before="0" w:after="0"/>
-                    <w:jc w:val="right"/>
-                  </w:pPr>
-                  <w:r/>
-                  <w:r>
-                    <w:rPr>
-                      <w:rFonts w:ascii="Arial" w:hAnsi="Arial" w:cs="Arial" w:eastAsia="Arial"/>
-                      <w:b w:val="0"/>
-                      <w:i w:val="0"/>
-                      <w:sz w:val="18"/>
-                    </w:rPr>
-                    <w:t>{{ ndfl_2.rows[5].income_amount }}</w:t>
-                  </w:r>
-                </w:p>
-              </w:tc>
-              <w:tc>
-                <w:tcPr>
-                  <w:tcW w:type="dxa" w:w="1077"/>
-                  <w:vAlign w:val="center"/>
-                  <w:tcBorders>
-                    <w:top w:val="single" w:sz="4" w:color="000000"/>
-                    <w:bottom w:val="single" w:sz="4" w:color="000000"/>
-                    <w:left w:val="single" w:sz="4" w:color="000000"/>
-                    <w:right w:val="single" w:sz="4" w:color="000000"/>
-                  </w:tcBorders>
-                </w:tcPr>
-                <w:p>
-                  <w:pPr>
-                    <w:spacing w:before="0" w:after="0"/>
-                    <w:jc w:val="center"/>
-                  </w:pPr>
-                  <w:r/>
-                  <w:r>
-                    <w:rPr>
-                      <w:rFonts w:ascii="Arial" w:hAnsi="Arial" w:cs="Arial" w:eastAsia="Arial"/>
-                      <w:b w:val="0"/>
-                      <w:i w:val="0"/>
-                      <w:sz w:val="18"/>
-                    </w:rPr>
-                    <w:t>{{ ndfl_2.rows[5].deduction_code }}</w:t>
-                  </w:r>
-                </w:p>
-              </w:tc>
-              <w:tc>
-                <w:tcPr>
-                  <w:tcW w:type="dxa" w:w="1077"/>
-                  <w:vAlign w:val="center"/>
-                  <w:tcBorders>
-                    <w:top w:val="single" w:sz="4" w:color="000000"/>
-                    <w:bottom w:val="single" w:sz="4" w:color="000000"/>
-                    <w:left w:val="single" w:sz="4" w:color="000000"/>
-                    <w:right w:val="single" w:sz="4" w:color="000000"/>
-                  </w:tcBorders>
-                </w:tcPr>
-                <w:p>
-                  <w:pPr>
-                    <w:spacing w:before="0" w:after="0"/>
-                    <w:jc w:val="right"/>
-                  </w:pPr>
-                  <w:r/>
-                  <w:r>
-                    <w:rPr>
-                      <w:rFonts w:ascii="Arial" w:hAnsi="Arial" w:cs="Arial" w:eastAsia="Arial"/>
-                      <w:b w:val="0"/>
-                      <w:i w:val="0"/>
-                      <w:sz w:val="18"/>
-                    </w:rPr>
-                    <w:t>{{ ndfl_2.rows[5].deduction_amount }}</w:t>
-                  </w:r>
-                </w:p>
-              </w:tc>
-            </w:tr>
-            <w:tr>
-              <w:tc>
-                <w:tcPr>
-                  <w:tcW w:type="dxa" w:w="1077"/>
-                  <w:vAlign w:val="center"/>
-                  <w:tcBorders>
-                    <w:top w:val="single" w:sz="4" w:color="000000"/>
-                    <w:bottom w:val="single" w:sz="4" w:color="000000"/>
-                    <w:left w:val="single" w:sz="4" w:color="000000"/>
-                    <w:right w:val="single" w:sz="4" w:color="000000"/>
-                  </w:tcBorders>
-                </w:tcPr>
-                <w:p>
-                  <w:pPr>
-                    <w:spacing w:before="0" w:after="0"/>
-                    <w:jc w:val="center"/>
-                  </w:pPr>
-                  <w:r/>
-                  <w:r>
-                    <w:rPr>
-                      <w:rFonts w:ascii="Arial" w:hAnsi="Arial" w:cs="Arial" w:eastAsia="Arial"/>
-                      <w:b w:val="0"/>
-                      <w:i w:val="0"/>
-                      <w:sz w:val="18"/>
-                    </w:rPr>
-                    <w:t>{{ ndfl_2.rows[6].month }}</w:t>
-                  </w:r>
-                </w:p>
-              </w:tc>
-              <w:tc>
-                <w:tcPr>
-                  <w:tcW w:type="dxa" w:w="1077"/>
-                  <w:vAlign w:val="center"/>
-                  <w:tcBorders>
-                    <w:top w:val="single" w:sz="4" w:color="000000"/>
-                    <w:bottom w:val="single" w:sz="4" w:color="000000"/>
-                    <w:left w:val="single" w:sz="4" w:color="000000"/>
-                    <w:right w:val="single" w:sz="4" w:color="000000"/>
-                  </w:tcBorders>
-                </w:tcPr>
-                <w:p>
-                  <w:pPr>
-                    <w:spacing w:before="0" w:after="0"/>
-                    <w:jc w:val="center"/>
-                  </w:pPr>
-                  <w:r/>
-                  <w:r>
-                    <w:rPr>
-                      <w:rFonts w:ascii="Arial" w:hAnsi="Arial" w:cs="Arial" w:eastAsia="Arial"/>
-                      <w:b w:val="0"/>
-                      <w:i w:val="0"/>
-                      <w:sz w:val="18"/>
-                    </w:rPr>
-                    <w:t>{{ ndfl_2.rows[6].income_code }}</w:t>
-                  </w:r>
-                </w:p>
-              </w:tc>
-              <w:tc>
-                <w:tcPr>
-                  <w:tcW w:type="dxa" w:w="1077"/>
-                  <w:vAlign w:val="center"/>
-                  <w:tcBorders>
-                    <w:top w:val="single" w:sz="4" w:color="000000"/>
-                    <w:bottom w:val="single" w:sz="4" w:color="000000"/>
-                    <w:left w:val="single" w:sz="4" w:color="000000"/>
-                    <w:right w:val="single" w:sz="4" w:color="000000"/>
-                  </w:tcBorders>
-                </w:tcPr>
-                <w:p>
-                  <w:pPr>
-                    <w:spacing w:before="0" w:after="0"/>
-                    <w:jc w:val="right"/>
-                  </w:pPr>
-                  <w:r/>
-                  <w:r>
-                    <w:rPr>
-                      <w:rFonts w:ascii="Arial" w:hAnsi="Arial" w:cs="Arial" w:eastAsia="Arial"/>
-                      <w:b w:val="0"/>
-                      <w:i w:val="0"/>
-                      <w:sz w:val="18"/>
-                    </w:rPr>
-                    <w:t>{{ ndfl_2.rows[6].income_amount }}</w:t>
-                  </w:r>
-                </w:p>
-              </w:tc>
-              <w:tc>
-                <w:tcPr>
-                  <w:tcW w:type="dxa" w:w="1077"/>
-                  <w:vAlign w:val="center"/>
-                  <w:tcBorders>
-                    <w:top w:val="single" w:sz="4" w:color="000000"/>
-                    <w:bottom w:val="single" w:sz="4" w:color="000000"/>
-                    <w:left w:val="single" w:sz="4" w:color="000000"/>
-                    <w:right w:val="single" w:sz="4" w:color="000000"/>
-                  </w:tcBorders>
-                </w:tcPr>
-                <w:p>
-                  <w:pPr>
-                    <w:spacing w:before="0" w:after="0"/>
-                    <w:jc w:val="center"/>
-                  </w:pPr>
-                  <w:r/>
-                  <w:r>
-                    <w:rPr>
-                      <w:rFonts w:ascii="Arial" w:hAnsi="Arial" w:cs="Arial" w:eastAsia="Arial"/>
-                      <w:b w:val="0"/>
-                      <w:i w:val="0"/>
-                      <w:sz w:val="18"/>
-                    </w:rPr>
-                    <w:t>{{ ndfl_2.rows[6].deduction_code }}</w:t>
-                  </w:r>
-                </w:p>
-              </w:tc>
-              <w:tc>
-                <w:tcPr>
-                  <w:tcW w:type="dxa" w:w="1077"/>
-                  <w:vAlign w:val="center"/>
-                  <w:tcBorders>
-                    <w:top w:val="single" w:sz="4" w:color="000000"/>
-                    <w:bottom w:val="single" w:sz="4" w:color="000000"/>
-                    <w:left w:val="single" w:sz="4" w:color="000000"/>
-                    <w:right w:val="single" w:sz="4" w:color="000000"/>
-                  </w:tcBorders>
-                </w:tcPr>
-                <w:p>
-                  <w:pPr>
-                    <w:spacing w:before="0" w:after="0"/>
-                    <w:jc w:val="right"/>
-                  </w:pPr>
-                  <w:r/>
-                  <w:r>
-                    <w:rPr>
-                      <w:rFonts w:ascii="Arial" w:hAnsi="Arial" w:cs="Arial" w:eastAsia="Arial"/>
-                      <w:b w:val="0"/>
-                      <w:i w:val="0"/>
-                      <w:sz w:val="18"/>
-                    </w:rPr>
-                    <w:t>{{ ndfl_2.rows[6].deduction_amount }}</w:t>
-                  </w:r>
-                </w:p>
-              </w:tc>
-            </w:tr>
-            <w:tr>
-              <w:tc>
-                <w:tcPr>
-                  <w:tcW w:type="dxa" w:w="1077"/>
-                  <w:vAlign w:val="center"/>
-                  <w:tcBorders>
-                    <w:top w:val="single" w:sz="4" w:color="000000"/>
-                    <w:bottom w:val="single" w:sz="4" w:color="000000"/>
-                    <w:left w:val="single" w:sz="4" w:color="000000"/>
-                    <w:right w:val="single" w:sz="4" w:color="000000"/>
-                  </w:tcBorders>
-                </w:tcPr>
-                <w:p>
-                  <w:pPr>
-                    <w:spacing w:before="0" w:after="0"/>
-                    <w:jc w:val="center"/>
-                  </w:pPr>
-                  <w:r/>
-                  <w:r>
-                    <w:rPr>
-                      <w:rFonts w:ascii="Arial" w:hAnsi="Arial" w:cs="Arial" w:eastAsia="Arial"/>
-                      <w:b w:val="0"/>
-                      <w:i w:val="0"/>
-                      <w:sz w:val="18"/>
-                    </w:rPr>
-                    <w:t>{{ ndfl_2.rows[7].month }}</w:t>
-                  </w:r>
-                </w:p>
-              </w:tc>
-              <w:tc>
-                <w:tcPr>
-                  <w:tcW w:type="dxa" w:w="1077"/>
-                  <w:vAlign w:val="center"/>
-                  <w:tcBorders>
-                    <w:top w:val="single" w:sz="4" w:color="000000"/>
-                    <w:bottom w:val="single" w:sz="4" w:color="000000"/>
-                    <w:left w:val="single" w:sz="4" w:color="000000"/>
-                    <w:right w:val="single" w:sz="4" w:color="000000"/>
-                  </w:tcBorders>
-                </w:tcPr>
-                <w:p>
-                  <w:pPr>
-                    <w:spacing w:before="0" w:after="0"/>
-                    <w:jc w:val="center"/>
-                  </w:pPr>
-                  <w:r/>
-                  <w:r>
-                    <w:rPr>
-                      <w:rFonts w:ascii="Arial" w:hAnsi="Arial" w:cs="Arial" w:eastAsia="Arial"/>
-                      <w:b w:val="0"/>
-                      <w:i w:val="0"/>
-                      <w:sz w:val="18"/>
-                    </w:rPr>
-                    <w:t>{{ ndfl_2.rows[7].income_code }}</w:t>
-                  </w:r>
-                </w:p>
-              </w:tc>
-              <w:tc>
-                <w:tcPr>
-                  <w:tcW w:type="dxa" w:w="1077"/>
-                  <w:vAlign w:val="center"/>
-                  <w:tcBorders>
-                    <w:top w:val="single" w:sz="4" w:color="000000"/>
-                    <w:bottom w:val="single" w:sz="4" w:color="000000"/>
-                    <w:left w:val="single" w:sz="4" w:color="000000"/>
-                    <w:right w:val="single" w:sz="4" w:color="000000"/>
-                  </w:tcBorders>
-                </w:tcPr>
-                <w:p>
-                  <w:pPr>
-                    <w:spacing w:before="0" w:after="0"/>
-                    <w:jc w:val="right"/>
-                  </w:pPr>
-                  <w:r/>
-                  <w:r>
-                    <w:rPr>
-                      <w:rFonts w:ascii="Arial" w:hAnsi="Arial" w:cs="Arial" w:eastAsia="Arial"/>
-                      <w:b w:val="0"/>
-                      <w:i w:val="0"/>
-                      <w:sz w:val="18"/>
-                    </w:rPr>
-                    <w:t>{{ ndfl_2.rows[7].income_amount }}</w:t>
-                  </w:r>
-                </w:p>
-              </w:tc>
-              <w:tc>
-                <w:tcPr>
-                  <w:tcW w:type="dxa" w:w="1077"/>
-                  <w:vAlign w:val="center"/>
-                  <w:tcBorders>
-                    <w:top w:val="single" w:sz="4" w:color="000000"/>
-                    <w:bottom w:val="single" w:sz="4" w:color="000000"/>
-                    <w:left w:val="single" w:sz="4" w:color="000000"/>
-                    <w:right w:val="single" w:sz="4" w:color="000000"/>
-                  </w:tcBorders>
-                </w:tcPr>
-                <w:p>
-                  <w:pPr>
-                    <w:spacing w:before="0" w:after="0"/>
-                    <w:jc w:val="center"/>
-                  </w:pPr>
-                  <w:r/>
-                  <w:r>
-                    <w:rPr>
-                      <w:rFonts w:ascii="Arial" w:hAnsi="Arial" w:cs="Arial" w:eastAsia="Arial"/>
-                      <w:b w:val="0"/>
-                      <w:i w:val="0"/>
-                      <w:sz w:val="18"/>
-                    </w:rPr>
-                    <w:t>{{ ndfl_2.rows[7].deduction_code }}</w:t>
-                  </w:r>
-                </w:p>
-              </w:tc>
-              <w:tc>
-                <w:tcPr>
-                  <w:tcW w:type="dxa" w:w="1077"/>
-                  <w:vAlign w:val="center"/>
-                  <w:tcBorders>
-                    <w:top w:val="single" w:sz="4" w:color="000000"/>
-                    <w:bottom w:val="single" w:sz="4" w:color="000000"/>
-                    <w:left w:val="single" w:sz="4" w:color="000000"/>
-                    <w:right w:val="single" w:sz="4" w:color="000000"/>
-                  </w:tcBorders>
-                </w:tcPr>
-                <w:p>
-                  <w:pPr>
-                    <w:spacing w:before="0" w:after="0"/>
-                    <w:jc w:val="right"/>
-                  </w:pPr>
-                  <w:r/>
-                  <w:r>
-                    <w:rPr>
-                      <w:rFonts w:ascii="Arial" w:hAnsi="Arial" w:cs="Arial" w:eastAsia="Arial"/>
-                      <w:b w:val="0"/>
-                      <w:i w:val="0"/>
-                      <w:sz w:val="18"/>
-                    </w:rPr>
-                    <w:t>{{ ndfl_2.rows[7].deduction_amount }}</w:t>
-                  </w:r>
-                </w:p>
-              </w:tc>
-            </w:tr>
-            <w:tr>
-              <w:tc>
-                <w:tcPr>
-                  <w:tcW w:type="dxa" w:w="1077"/>
-                  <w:vAlign w:val="center"/>
-                  <w:tcBorders>
-                    <w:top w:val="single" w:sz="4" w:color="000000"/>
-                    <w:bottom w:val="single" w:sz="4" w:color="000000"/>
-                    <w:left w:val="single" w:sz="4" w:color="000000"/>
-                    <w:right w:val="single" w:sz="4" w:color="000000"/>
-                  </w:tcBorders>
-                </w:tcPr>
-                <w:p>
-                  <w:pPr>
-                    <w:spacing w:before="0" w:after="0"/>
-                    <w:jc w:val="center"/>
-                  </w:pPr>
-                  <w:r/>
-                  <w:r>
-                    <w:rPr>
-                      <w:rFonts w:ascii="Arial" w:hAnsi="Arial" w:cs="Arial" w:eastAsia="Arial"/>
-                      <w:b w:val="0"/>
-                      <w:i w:val="0"/>
-                      <w:sz w:val="18"/>
-                    </w:rPr>
-                    <w:t>{{ ndfl_2.rows[8].month }}</w:t>
-                  </w:r>
-                </w:p>
-              </w:tc>
-              <w:tc>
-                <w:tcPr>
-                  <w:tcW w:type="dxa" w:w="1077"/>
-                  <w:vAlign w:val="center"/>
-                  <w:tcBorders>
-                    <w:top w:val="single" w:sz="4" w:color="000000"/>
-                    <w:bottom w:val="single" w:sz="4" w:color="000000"/>
-                    <w:left w:val="single" w:sz="4" w:color="000000"/>
-                    <w:right w:val="single" w:sz="4" w:color="000000"/>
-                  </w:tcBorders>
-                </w:tcPr>
-                <w:p>
-                  <w:pPr>
-                    <w:spacing w:before="0" w:after="0"/>
-                    <w:jc w:val="center"/>
-                  </w:pPr>
-                  <w:r/>
-                  <w:r>
-                    <w:rPr>
-                      <w:rFonts w:ascii="Arial" w:hAnsi="Arial" w:cs="Arial" w:eastAsia="Arial"/>
-                      <w:b w:val="0"/>
-                      <w:i w:val="0"/>
-                      <w:sz w:val="18"/>
-                    </w:rPr>
-                    <w:t>{{ ndfl_2.rows[8].income_code }}</w:t>
-                  </w:r>
-                </w:p>
-              </w:tc>
-              <w:tc>
-                <w:tcPr>
-                  <w:tcW w:type="dxa" w:w="1077"/>
-                  <w:vAlign w:val="center"/>
-                  <w:tcBorders>
-                    <w:top w:val="single" w:sz="4" w:color="000000"/>
-                    <w:bottom w:val="single" w:sz="4" w:color="000000"/>
-                    <w:left w:val="single" w:sz="4" w:color="000000"/>
-                    <w:right w:val="single" w:sz="4" w:color="000000"/>
-                  </w:tcBorders>
-                </w:tcPr>
-                <w:p>
-                  <w:pPr>
-                    <w:spacing w:before="0" w:after="0"/>
-                    <w:jc w:val="right"/>
-                  </w:pPr>
-                  <w:r/>
-                  <w:r>
-                    <w:rPr>
-                      <w:rFonts w:ascii="Arial" w:hAnsi="Arial" w:cs="Arial" w:eastAsia="Arial"/>
-                      <w:b w:val="0"/>
-                      <w:i w:val="0"/>
-                      <w:sz w:val="18"/>
-                    </w:rPr>
-                    <w:t>{{ ndfl_2.rows[8].income_amount }}</w:t>
-                  </w:r>
-                </w:p>
-              </w:tc>
-              <w:tc>
-                <w:tcPr>
-                  <w:tcW w:type="dxa" w:w="1077"/>
-                  <w:vAlign w:val="center"/>
-                  <w:tcBorders>
-                    <w:top w:val="single" w:sz="4" w:color="000000"/>
-                    <w:bottom w:val="single" w:sz="4" w:color="000000"/>
-                    <w:left w:val="single" w:sz="4" w:color="000000"/>
-                    <w:right w:val="single" w:sz="4" w:color="000000"/>
-                  </w:tcBorders>
-                </w:tcPr>
-                <w:p>
-                  <w:pPr>
-                    <w:spacing w:before="0" w:after="0"/>
-                    <w:jc w:val="center"/>
-                  </w:pPr>
-                  <w:r/>
-                  <w:r>
-                    <w:rPr>
-                      <w:rFonts w:ascii="Arial" w:hAnsi="Arial" w:cs="Arial" w:eastAsia="Arial"/>
-                      <w:b w:val="0"/>
-                      <w:i w:val="0"/>
-                      <w:sz w:val="18"/>
-                    </w:rPr>
-                    <w:t>{{ ndfl_2.rows[8].deduction_code }}</w:t>
-                  </w:r>
-                </w:p>
-              </w:tc>
-              <w:tc>
-                <w:tcPr>
-                  <w:tcW w:type="dxa" w:w="1077"/>
-                  <w:vAlign w:val="center"/>
-                  <w:tcBorders>
-                    <w:top w:val="single" w:sz="4" w:color="000000"/>
-                    <w:bottom w:val="single" w:sz="4" w:color="000000"/>
-                    <w:left w:val="single" w:sz="4" w:color="000000"/>
-                    <w:right w:val="single" w:sz="4" w:color="000000"/>
-                  </w:tcBorders>
-                </w:tcPr>
-                <w:p>
-                  <w:pPr>
-                    <w:spacing w:before="0" w:after="0"/>
-                    <w:jc w:val="right"/>
-                  </w:pPr>
-                  <w:r/>
-                  <w:r>
-                    <w:rPr>
-                      <w:rFonts w:ascii="Arial" w:hAnsi="Arial" w:cs="Arial" w:eastAsia="Arial"/>
-                      <w:b w:val="0"/>
-                      <w:i w:val="0"/>
-                      <w:sz w:val="18"/>
-                    </w:rPr>
-                    <w:t>{{ ndfl_2.rows[8].deduction_amount }}</w:t>
-                  </w:r>
-                </w:p>
-              </w:tc>
-            </w:tr>
-            <w:tr>
-              <w:tc>
-                <w:tcPr>
-                  <w:tcW w:type="dxa" w:w="1077"/>
-                  <w:vAlign w:val="center"/>
-                  <w:tcBorders>
-                    <w:top w:val="single" w:sz="4" w:color="000000"/>
-                    <w:bottom w:val="single" w:sz="4" w:color="000000"/>
-                    <w:left w:val="single" w:sz="4" w:color="000000"/>
-                    <w:right w:val="single" w:sz="4" w:color="000000"/>
-                  </w:tcBorders>
-                </w:tcPr>
-                <w:p>
-                  <w:pPr>
-                    <w:spacing w:before="0" w:after="0"/>
-                    <w:jc w:val="center"/>
-                  </w:pPr>
-                  <w:r/>
-                  <w:r>
-                    <w:rPr>
-                      <w:rFonts w:ascii="Arial" w:hAnsi="Arial" w:cs="Arial" w:eastAsia="Arial"/>
-                      <w:b w:val="0"/>
-                      <w:i w:val="0"/>
-                      <w:sz w:val="18"/>
-                    </w:rPr>
-                    <w:t>{{ ndfl_2.rows[9].month }}</w:t>
-                  </w:r>
-                </w:p>
-              </w:tc>
-              <w:tc>
-                <w:tcPr>
-                  <w:tcW w:type="dxa" w:w="1077"/>
-                  <w:vAlign w:val="center"/>
-                  <w:tcBorders>
-                    <w:top w:val="single" w:sz="4" w:color="000000"/>
-                    <w:bottom w:val="single" w:sz="4" w:color="000000"/>
-                    <w:left w:val="single" w:sz="4" w:color="000000"/>
-                    <w:right w:val="single" w:sz="4" w:color="000000"/>
-                  </w:tcBorders>
-                </w:tcPr>
-                <w:p>
-                  <w:pPr>
-                    <w:spacing w:before="0" w:after="0"/>
-                    <w:jc w:val="center"/>
-                  </w:pPr>
-                  <w:r/>
-                  <w:r>
-                    <w:rPr>
-                      <w:rFonts w:ascii="Arial" w:hAnsi="Arial" w:cs="Arial" w:eastAsia="Arial"/>
-                      <w:b w:val="0"/>
-                      <w:i w:val="0"/>
-                      <w:sz w:val="18"/>
-                    </w:rPr>
-                    <w:t>{{ ndfl_2.rows[9].income_code }}</w:t>
-                  </w:r>
-                </w:p>
-              </w:tc>
-              <w:tc>
-                <w:tcPr>
-                  <w:tcW w:type="dxa" w:w="1077"/>
-                  <w:vAlign w:val="center"/>
-                  <w:tcBorders>
-                    <w:top w:val="single" w:sz="4" w:color="000000"/>
-                    <w:bottom w:val="single" w:sz="4" w:color="000000"/>
-                    <w:left w:val="single" w:sz="4" w:color="000000"/>
-                    <w:right w:val="single" w:sz="4" w:color="000000"/>
-                  </w:tcBorders>
-                </w:tcPr>
-                <w:p>
-                  <w:pPr>
-                    <w:spacing w:before="0" w:after="0"/>
-                    <w:jc w:val="right"/>
-                  </w:pPr>
-                  <w:r/>
-                  <w:r>
-                    <w:rPr>
-                      <w:rFonts w:ascii="Arial" w:hAnsi="Arial" w:cs="Arial" w:eastAsia="Arial"/>
-                      <w:b w:val="0"/>
-                      <w:i w:val="0"/>
-                      <w:sz w:val="18"/>
-                    </w:rPr>
-                    <w:t>{{ ndfl_2.rows[9].income_amount }}</w:t>
-                  </w:r>
-                </w:p>
-              </w:tc>
-              <w:tc>
-                <w:tcPr>
-                  <w:tcW w:type="dxa" w:w="1077"/>
-                  <w:vAlign w:val="center"/>
-                  <w:tcBorders>
-                    <w:top w:val="single" w:sz="4" w:color="000000"/>
-                    <w:bottom w:val="single" w:sz="4" w:color="000000"/>
-                    <w:left w:val="single" w:sz="4" w:color="000000"/>
-                    <w:right w:val="single" w:sz="4" w:color="000000"/>
-                  </w:tcBorders>
-                </w:tcPr>
-                <w:p>
-                  <w:pPr>
-                    <w:spacing w:before="0" w:after="0"/>
-                    <w:jc w:val="center"/>
-                  </w:pPr>
-                  <w:r/>
-                  <w:r>
-                    <w:rPr>
-                      <w:rFonts w:ascii="Arial" w:hAnsi="Arial" w:cs="Arial" w:eastAsia="Arial"/>
-                      <w:b w:val="0"/>
-                      <w:i w:val="0"/>
-                      <w:sz w:val="18"/>
-                    </w:rPr>
-                    <w:t>{{ ndfl_2.rows[9].deduction_code }}</w:t>
-                  </w:r>
-                </w:p>
-              </w:tc>
-              <w:tc>
-                <w:tcPr>
-                  <w:tcW w:type="dxa" w:w="1077"/>
-                  <w:vAlign w:val="center"/>
-                  <w:tcBorders>
-                    <w:top w:val="single" w:sz="4" w:color="000000"/>
-                    <w:bottom w:val="single" w:sz="4" w:color="000000"/>
-                    <w:left w:val="single" w:sz="4" w:color="000000"/>
-                    <w:right w:val="single" w:sz="4" w:color="000000"/>
-                  </w:tcBorders>
-                </w:tcPr>
-                <w:p>
-                  <w:pPr>
-                    <w:spacing w:before="0" w:after="0"/>
-                    <w:jc w:val="right"/>
-                  </w:pPr>
-                  <w:r/>
-                  <w:r>
-                    <w:rPr>
-                      <w:rFonts w:ascii="Arial" w:hAnsi="Arial" w:cs="Arial" w:eastAsia="Arial"/>
-                      <w:b w:val="0"/>
-                      <w:i w:val="0"/>
-                      <w:sz w:val="18"/>
-                    </w:rPr>
-                    <w:t>{{ ndfl_2.rows[9].deduction_amount }}</w:t>
-                  </w:r>
-                </w:p>
-              </w:tc>
-            </w:tr>
-            <w:tr>
-              <w:tc>
-                <w:tcPr>
-                  <w:tcW w:type="dxa" w:w="1077"/>
-                  <w:vAlign w:val="center"/>
-                  <w:tcBorders>
-                    <w:top w:val="single" w:sz="4" w:color="000000"/>
-                    <w:bottom w:val="single" w:sz="4" w:color="000000"/>
-                    <w:left w:val="single" w:sz="4" w:color="000000"/>
-                    <w:right w:val="single" w:sz="4" w:color="000000"/>
-                  </w:tcBorders>
-                </w:tcPr>
-                <w:p>
-                  <w:pPr>
-                    <w:spacing w:before="0" w:after="0"/>
-                    <w:jc w:val="center"/>
-                  </w:pPr>
-                  <w:r/>
-                  <w:r>
-                    <w:rPr>
-                      <w:rFonts w:ascii="Arial" w:hAnsi="Arial" w:cs="Arial" w:eastAsia="Arial"/>
-                      <w:b w:val="0"/>
-                      <w:i w:val="0"/>
-                      <w:sz w:val="18"/>
-                    </w:rPr>
-                    <w:t>{{ ndfl_2.rows[10].month }}</w:t>
-                  </w:r>
-                </w:p>
-              </w:tc>
-              <w:tc>
-                <w:tcPr>
-                  <w:tcW w:type="dxa" w:w="1077"/>
-                  <w:vAlign w:val="center"/>
-                  <w:tcBorders>
-                    <w:top w:val="single" w:sz="4" w:color="000000"/>
-                    <w:bottom w:val="single" w:sz="4" w:color="000000"/>
-                    <w:left w:val="single" w:sz="4" w:color="000000"/>
-                    <w:right w:val="single" w:sz="4" w:color="000000"/>
-                  </w:tcBorders>
-                </w:tcPr>
-                <w:p>
-                  <w:pPr>
-                    <w:spacing w:before="0" w:after="0"/>
-                    <w:jc w:val="center"/>
-                  </w:pPr>
-                  <w:r/>
-                  <w:r>
-                    <w:rPr>
-                      <w:rFonts w:ascii="Arial" w:hAnsi="Arial" w:cs="Arial" w:eastAsia="Arial"/>
-                      <w:b w:val="0"/>
-                      <w:i w:val="0"/>
-                      <w:sz w:val="18"/>
-                    </w:rPr>
-                    <w:t>{{ ndfl_2.rows[10].income_code }}</w:t>
-                  </w:r>
-                </w:p>
-              </w:tc>
-              <w:tc>
-                <w:tcPr>
-                  <w:tcW w:type="dxa" w:w="1077"/>
-                  <w:vAlign w:val="center"/>
-                  <w:tcBorders>
-                    <w:top w:val="single" w:sz="4" w:color="000000"/>
-                    <w:bottom w:val="single" w:sz="4" w:color="000000"/>
-                    <w:left w:val="single" w:sz="4" w:color="000000"/>
-                    <w:right w:val="single" w:sz="4" w:color="000000"/>
-                  </w:tcBorders>
-                </w:tcPr>
-                <w:p>
-                  <w:pPr>
-                    <w:spacing w:before="0" w:after="0"/>
-                    <w:jc w:val="right"/>
-                  </w:pPr>
-                  <w:r/>
-                  <w:r>
-                    <w:rPr>
-                      <w:rFonts w:ascii="Arial" w:hAnsi="Arial" w:cs="Arial" w:eastAsia="Arial"/>
-                      <w:b w:val="0"/>
-                      <w:i w:val="0"/>
-                      <w:sz w:val="18"/>
-                    </w:rPr>
-                    <w:t>{{ ndfl_2.rows[10].income_amount }}</w:t>
-                  </w:r>
-                </w:p>
-              </w:tc>
-              <w:tc>
-                <w:tcPr>
-                  <w:tcW w:type="dxa" w:w="1077"/>
-                  <w:vAlign w:val="center"/>
-                  <w:tcBorders>
-                    <w:top w:val="single" w:sz="4" w:color="000000"/>
-                    <w:bottom w:val="single" w:sz="4" w:color="000000"/>
-                    <w:left w:val="single" w:sz="4" w:color="000000"/>
-                    <w:right w:val="single" w:sz="4" w:color="000000"/>
-                  </w:tcBorders>
-                </w:tcPr>
-                <w:p>
-                  <w:pPr>
-                    <w:spacing w:before="0" w:after="0"/>
-                    <w:jc w:val="center"/>
-                  </w:pPr>
-                  <w:r/>
-                  <w:r>
-                    <w:rPr>
-                      <w:rFonts w:ascii="Arial" w:hAnsi="Arial" w:cs="Arial" w:eastAsia="Arial"/>
-                      <w:b w:val="0"/>
-                      <w:i w:val="0"/>
-                      <w:sz w:val="18"/>
-                    </w:rPr>
-                    <w:t>{{ ndfl_2.rows[10].deduction_code }}</w:t>
-                  </w:r>
-                </w:p>
-              </w:tc>
-              <w:tc>
-                <w:tcPr>
-                  <w:tcW w:type="dxa" w:w="1077"/>
-                  <w:vAlign w:val="center"/>
-                  <w:tcBorders>
-                    <w:top w:val="single" w:sz="4" w:color="000000"/>
-                    <w:bottom w:val="single" w:sz="4" w:color="000000"/>
-                    <w:left w:val="single" w:sz="4" w:color="000000"/>
-                    <w:right w:val="single" w:sz="4" w:color="000000"/>
-                  </w:tcBorders>
-                </w:tcPr>
-                <w:p>
-                  <w:pPr>
-                    <w:spacing w:before="0" w:after="0"/>
-                    <w:jc w:val="right"/>
-                  </w:pPr>
-                  <w:r/>
-                  <w:r>
-                    <w:rPr>
-                      <w:rFonts w:ascii="Arial" w:hAnsi="Arial" w:cs="Arial" w:eastAsia="Arial"/>
-                      <w:b w:val="0"/>
-                      <w:i w:val="0"/>
-                      <w:sz w:val="18"/>
-                    </w:rPr>
-                    <w:t>{{ ndfl_2.rows[10].deduction_amount }}</w:t>
-                  </w:r>
-                </w:p>
-              </w:tc>
-            </w:tr>
-            <w:tr>
-              <w:tc>
-                <w:tcPr>
-                  <w:tcW w:type="dxa" w:w="1077"/>
-                  <w:vAlign w:val="center"/>
-                  <w:tcBorders>
-                    <w:top w:val="single" w:sz="4" w:color="000000"/>
-                    <w:bottom w:val="single" w:sz="4" w:color="000000"/>
-                    <w:left w:val="single" w:sz="4" w:color="000000"/>
-                    <w:right w:val="single" w:sz="4" w:color="000000"/>
-                  </w:tcBorders>
-                </w:tcPr>
-                <w:p>
-                  <w:pPr>
-                    <w:spacing w:before="0" w:after="0"/>
-                    <w:jc w:val="center"/>
-                  </w:pPr>
-                  <w:r/>
-                  <w:r>
-                    <w:rPr>
-                      <w:rFonts w:ascii="Arial" w:hAnsi="Arial" w:cs="Arial" w:eastAsia="Arial"/>
-                      <w:b w:val="0"/>
-                      <w:i w:val="0"/>
-                      <w:sz w:val="18"/>
-                    </w:rPr>
-                    <w:t>{{ ndfl_2.rows[11].month }}</w:t>
-                  </w:r>
-                </w:p>
-              </w:tc>
-              <w:tc>
-                <w:tcPr>
-                  <w:tcW w:type="dxa" w:w="1077"/>
-                  <w:vAlign w:val="center"/>
-                  <w:tcBorders>
-                    <w:top w:val="single" w:sz="4" w:color="000000"/>
-                    <w:bottom w:val="single" w:sz="4" w:color="000000"/>
-                    <w:left w:val="single" w:sz="4" w:color="000000"/>
-                    <w:right w:val="single" w:sz="4" w:color="000000"/>
-                  </w:tcBorders>
-                </w:tcPr>
-                <w:p>
-                  <w:pPr>
-                    <w:spacing w:before="0" w:after="0"/>
-                    <w:jc w:val="center"/>
-                  </w:pPr>
-                  <w:r/>
-                  <w:r>
-                    <w:rPr>
-                      <w:rFonts w:ascii="Arial" w:hAnsi="Arial" w:cs="Arial" w:eastAsia="Arial"/>
-                      <w:b w:val="0"/>
-                      <w:i w:val="0"/>
-                      <w:sz w:val="18"/>
-                    </w:rPr>
-                    <w:t>{{ ndfl_2.rows[11].income_code }}</w:t>
-                  </w:r>
-                </w:p>
-              </w:tc>
-              <w:tc>
-                <w:tcPr>
-                  <w:tcW w:type="dxa" w:w="1077"/>
-                  <w:vAlign w:val="center"/>
-                  <w:tcBorders>
-                    <w:top w:val="single" w:sz="4" w:color="000000"/>
-                    <w:bottom w:val="single" w:sz="4" w:color="000000"/>
-                    <w:left w:val="single" w:sz="4" w:color="000000"/>
-                    <w:right w:val="single" w:sz="4" w:color="000000"/>
-                  </w:tcBorders>
-                </w:tcPr>
-                <w:p>
-                  <w:pPr>
-                    <w:spacing w:before="0" w:after="0"/>
-                    <w:jc w:val="right"/>
-                  </w:pPr>
-                  <w:r/>
-                  <w:r>
-                    <w:rPr>
-                      <w:rFonts w:ascii="Arial" w:hAnsi="Arial" w:cs="Arial" w:eastAsia="Arial"/>
-                      <w:b w:val="0"/>
-                      <w:i w:val="0"/>
-                      <w:sz w:val="18"/>
-                    </w:rPr>
-                    <w:t>{{ ndfl_2.rows[11].income_amount }}</w:t>
-                  </w:r>
-                </w:p>
-              </w:tc>
-              <w:tc>
-                <w:tcPr>
-                  <w:tcW w:type="dxa" w:w="1077"/>
-                  <w:vAlign w:val="center"/>
-                  <w:tcBorders>
-                    <w:top w:val="single" w:sz="4" w:color="000000"/>
-                    <w:bottom w:val="single" w:sz="4" w:color="000000"/>
-                    <w:left w:val="single" w:sz="4" w:color="000000"/>
-                    <w:right w:val="single" w:sz="4" w:color="000000"/>
-                  </w:tcBorders>
-                </w:tcPr>
-                <w:p>
-                  <w:pPr>
-                    <w:spacing w:before="0" w:after="0"/>
-                    <w:jc w:val="center"/>
-                  </w:pPr>
-                  <w:r/>
-                  <w:r>
-                    <w:rPr>
-                      <w:rFonts w:ascii="Arial" w:hAnsi="Arial" w:cs="Arial" w:eastAsia="Arial"/>
-                      <w:b w:val="0"/>
-                      <w:i w:val="0"/>
-                      <w:sz w:val="18"/>
-                    </w:rPr>
-                    <w:t>{{ ndfl_2.rows[11].deduction_code }}</w:t>
-                  </w:r>
-                </w:p>
-              </w:tc>
-              <w:tc>
-                <w:tcPr>
-                  <w:tcW w:type="dxa" w:w="1077"/>
-                  <w:vAlign w:val="center"/>
-                  <w:tcBorders>
-                    <w:top w:val="single" w:sz="4" w:color="000000"/>
-                    <w:bottom w:val="single" w:sz="4" w:color="000000"/>
-                    <w:left w:val="single" w:sz="4" w:color="000000"/>
-                    <w:right w:val="single" w:sz="4" w:color="000000"/>
-                  </w:tcBorders>
-                </w:tcPr>
-                <w:p>
-                  <w:pPr>
-                    <w:spacing w:before="0" w:after="0"/>
-                    <w:jc w:val="right"/>
-                  </w:pPr>
-                  <w:r/>
-                  <w:r>
-                    <w:rPr>
-                      <w:rFonts w:ascii="Arial" w:hAnsi="Arial" w:cs="Arial" w:eastAsia="Arial"/>
-                      <w:b w:val="0"/>
-                      <w:i w:val="0"/>
-                      <w:sz w:val="18"/>
-                    </w:rPr>
-                    <w:t>{{ ndfl_2.rows[11].deduction_amount }}</w:t>
-                  </w:r>
-                </w:p>
-              </w:tc>
-            </w:tr>
-            <w:tr>
-              <w:tc>
-                <w:tcPr>
-                  <w:tcW w:type="dxa" w:w="1077"/>
-                  <w:vAlign w:val="center"/>
-                  <w:tcBorders>
-                    <w:top w:val="single" w:sz="4" w:color="000000"/>
-                    <w:bottom w:val="single" w:sz="4" w:color="000000"/>
-                    <w:left w:val="single" w:sz="4" w:color="000000"/>
-                    <w:right w:val="single" w:sz="4" w:color="000000"/>
-                  </w:tcBorders>
-                </w:tcPr>
-                <w:p>
-                  <w:pPr>
-                    <w:spacing w:before="0" w:after="0"/>
-                    <w:jc w:val="center"/>
-                  </w:pPr>
-                  <w:r/>
-                  <w:r>
-                    <w:rPr>
-                      <w:rFonts w:ascii="Arial" w:hAnsi="Arial" w:cs="Arial" w:eastAsia="Arial"/>
-                      <w:b w:val="0"/>
-                      <w:i w:val="0"/>
-                      <w:sz w:val="18"/>
-                    </w:rPr>
-                    <w:t>{{ ndfl_2.rows[12].month }}</w:t>
-                  </w:r>
-                </w:p>
-              </w:tc>
-              <w:tc>
-                <w:tcPr>
-                  <w:tcW w:type="dxa" w:w="1077"/>
-                  <w:vAlign w:val="center"/>
-                  <w:tcBorders>
-                    <w:top w:val="single" w:sz="4" w:color="000000"/>
-                    <w:bottom w:val="single" w:sz="4" w:color="000000"/>
-                    <w:left w:val="single" w:sz="4" w:color="000000"/>
-                    <w:right w:val="single" w:sz="4" w:color="000000"/>
-                  </w:tcBorders>
-                </w:tcPr>
-                <w:p>
-                  <w:pPr>
-                    <w:spacing w:before="0" w:after="0"/>
-                    <w:jc w:val="center"/>
-                  </w:pPr>
-                  <w:r/>
-                  <w:r>
-                    <w:rPr>
-                      <w:rFonts w:ascii="Arial" w:hAnsi="Arial" w:cs="Arial" w:eastAsia="Arial"/>
-                      <w:b w:val="0"/>
-                      <w:i w:val="0"/>
-                      <w:sz w:val="18"/>
-                    </w:rPr>
-                    <w:t>{{ ndfl_2.rows[12].income_code }}</w:t>
-                  </w:r>
-                </w:p>
-              </w:tc>
-              <w:tc>
-                <w:tcPr>
-                  <w:tcW w:type="dxa" w:w="1077"/>
-                  <w:vAlign w:val="center"/>
-                  <w:tcBorders>
-                    <w:top w:val="single" w:sz="4" w:color="000000"/>
-                    <w:bottom w:val="single" w:sz="4" w:color="000000"/>
-                    <w:left w:val="single" w:sz="4" w:color="000000"/>
-                    <w:right w:val="single" w:sz="4" w:color="000000"/>
-                  </w:tcBorders>
-                </w:tcPr>
-                <w:p>
-                  <w:pPr>
-                    <w:spacing w:before="0" w:after="0"/>
-                    <w:jc w:val="right"/>
-                  </w:pPr>
-                  <w:r/>
-                  <w:r>
-                    <w:rPr>
-                      <w:rFonts w:ascii="Arial" w:hAnsi="Arial" w:cs="Arial" w:eastAsia="Arial"/>
-                      <w:b w:val="0"/>
-                      <w:i w:val="0"/>
-                      <w:sz w:val="18"/>
-                    </w:rPr>
-                    <w:t>{{ ndfl_2.rows[12].income_amount }}</w:t>
-                  </w:r>
-                </w:p>
-              </w:tc>
-              <w:tc>
-                <w:tcPr>
-                  <w:tcW w:type="dxa" w:w="1077"/>
-                  <w:vAlign w:val="center"/>
-                  <w:tcBorders>
-                    <w:top w:val="single" w:sz="4" w:color="000000"/>
-                    <w:bottom w:val="single" w:sz="4" w:color="000000"/>
-                    <w:left w:val="single" w:sz="4" w:color="000000"/>
-                    <w:right w:val="single" w:sz="4" w:color="000000"/>
-                  </w:tcBorders>
-                </w:tcPr>
-                <w:p>
-                  <w:pPr>
-                    <w:spacing w:before="0" w:after="0"/>
-                    <w:jc w:val="center"/>
-                  </w:pPr>
-                  <w:r/>
-                  <w:r>
-                    <w:rPr>
-                      <w:rFonts w:ascii="Arial" w:hAnsi="Arial" w:cs="Arial" w:eastAsia="Arial"/>
-                      <w:b w:val="0"/>
-                      <w:i w:val="0"/>
-                      <w:sz w:val="18"/>
-                    </w:rPr>
-                    <w:t>{{ ndfl_2.rows[12].deduction_code }}</w:t>
-                  </w:r>
-                </w:p>
-              </w:tc>
-              <w:tc>
-                <w:tcPr>
-                  <w:tcW w:type="dxa" w:w="1077"/>
-                  <w:vAlign w:val="center"/>
-                  <w:tcBorders>
-                    <w:top w:val="single" w:sz="4" w:color="000000"/>
-                    <w:bottom w:val="single" w:sz="4" w:color="000000"/>
-                    <w:left w:val="single" w:sz="4" w:color="000000"/>
-                    <w:right w:val="single" w:sz="4" w:color="000000"/>
-                  </w:tcBorders>
-                </w:tcPr>
-                <w:p>
-                  <w:pPr>
-                    <w:spacing w:before="0" w:after="0"/>
-                    <w:jc w:val="right"/>
-                  </w:pPr>
-                  <w:r/>
-                  <w:r>
-                    <w:rPr>
-                      <w:rFonts w:ascii="Arial" w:hAnsi="Arial" w:cs="Arial" w:eastAsia="Arial"/>
-                      <w:b w:val="0"/>
-                      <w:i w:val="0"/>
-                      <w:sz w:val="18"/>
-                    </w:rPr>
-                    <w:t>{{ ndfl_2.rows[12].deduction_amount }}</w:t>
-                  </w:r>
-                </w:p>
-              </w:tc>
-            </w:tr>
-            <w:tr>
-              <w:tc>
-                <w:tcPr>
-                  <w:tcW w:type="dxa" w:w="1077"/>
-                  <w:vAlign w:val="center"/>
-                  <w:tcBorders>
-                    <w:top w:val="single" w:sz="4" w:color="000000"/>
-                    <w:bottom w:val="single" w:sz="4" w:color="000000"/>
-                    <w:left w:val="single" w:sz="4" w:color="000000"/>
-                    <w:right w:val="single" w:sz="4" w:color="000000"/>
-                  </w:tcBorders>
-                </w:tcPr>
-                <w:p>
-                  <w:pPr>
-                    <w:spacing w:before="0" w:after="0"/>
-                    <w:jc w:val="center"/>
-                  </w:pPr>
-                  <w:r/>
-                  <w:r>
-                    <w:rPr>
-                      <w:rFonts w:ascii="Arial" w:hAnsi="Arial" w:cs="Arial" w:eastAsia="Arial"/>
-                      <w:b w:val="0"/>
-                      <w:i w:val="0"/>
-                      <w:sz w:val="18"/>
-                    </w:rPr>
-                    <w:t>{{ ndfl_2.rows[13].month }}</w:t>
-                  </w:r>
-                </w:p>
-              </w:tc>
-              <w:tc>
-                <w:tcPr>
-                  <w:tcW w:type="dxa" w:w="1077"/>
-                  <w:vAlign w:val="center"/>
-                  <w:tcBorders>
-                    <w:top w:val="single" w:sz="4" w:color="000000"/>
-                    <w:bottom w:val="single" w:sz="4" w:color="000000"/>
-                    <w:left w:val="single" w:sz="4" w:color="000000"/>
-                    <w:right w:val="single" w:sz="4" w:color="000000"/>
-                  </w:tcBorders>
-                </w:tcPr>
-                <w:p>
-                  <w:pPr>
-                    <w:spacing w:before="0" w:after="0"/>
-                    <w:jc w:val="center"/>
-                  </w:pPr>
-                  <w:r/>
-                  <w:r>
-                    <w:rPr>
-                      <w:rFonts w:ascii="Arial" w:hAnsi="Arial" w:cs="Arial" w:eastAsia="Arial"/>
-                      <w:b w:val="0"/>
-                      <w:i w:val="0"/>
-                      <w:sz w:val="18"/>
-                    </w:rPr>
-                    <w:t>{{ ndfl_2.rows[13].income_code }}</w:t>
-                  </w:r>
-                </w:p>
-              </w:tc>
-              <w:tc>
-                <w:tcPr>
-                  <w:tcW w:type="dxa" w:w="1077"/>
-                  <w:vAlign w:val="center"/>
-                  <w:tcBorders>
-                    <w:top w:val="single" w:sz="4" w:color="000000"/>
-                    <w:bottom w:val="single" w:sz="4" w:color="000000"/>
-                    <w:left w:val="single" w:sz="4" w:color="000000"/>
-                    <w:right w:val="single" w:sz="4" w:color="000000"/>
-                  </w:tcBorders>
-                </w:tcPr>
-                <w:p>
-                  <w:pPr>
-                    <w:spacing w:before="0" w:after="0"/>
-                    <w:jc w:val="right"/>
-                  </w:pPr>
-                  <w:r/>
-                  <w:r>
-                    <w:rPr>
-                      <w:rFonts w:ascii="Arial" w:hAnsi="Arial" w:cs="Arial" w:eastAsia="Arial"/>
-                      <w:b w:val="0"/>
-                      <w:i w:val="0"/>
-                      <w:sz w:val="18"/>
-                    </w:rPr>
-                    <w:t>{{ ndfl_2.rows[13].income_amount }}</w:t>
-                  </w:r>
-                </w:p>
-              </w:tc>
-              <w:tc>
-                <w:tcPr>
-                  <w:tcW w:type="dxa" w:w="1077"/>
-                  <w:vAlign w:val="center"/>
-                  <w:tcBorders>
-                    <w:top w:val="single" w:sz="4" w:color="000000"/>
-                    <w:bottom w:val="single" w:sz="4" w:color="000000"/>
-                    <w:left w:val="single" w:sz="4" w:color="000000"/>
-                    <w:right w:val="single" w:sz="4" w:color="000000"/>
-                  </w:tcBorders>
-                </w:tcPr>
-                <w:p>
-                  <w:pPr>
-                    <w:spacing w:before="0" w:after="0"/>
-                    <w:jc w:val="center"/>
-                  </w:pPr>
-                  <w:r/>
-                  <w:r>
-                    <w:rPr>
-                      <w:rFonts w:ascii="Arial" w:hAnsi="Arial" w:cs="Arial" w:eastAsia="Arial"/>
-                      <w:b w:val="0"/>
-                      <w:i w:val="0"/>
-                      <w:sz w:val="18"/>
-                    </w:rPr>
-                    <w:t>{{ ndfl_2.rows[13].deduction_code }}</w:t>
-                  </w:r>
-                </w:p>
-              </w:tc>
-              <w:tc>
-                <w:tcPr>
-                  <w:tcW w:type="dxa" w:w="1077"/>
-                  <w:vAlign w:val="center"/>
-                  <w:tcBorders>
-                    <w:top w:val="single" w:sz="4" w:color="000000"/>
-                    <w:bottom w:val="single" w:sz="4" w:color="000000"/>
-                    <w:left w:val="single" w:sz="4" w:color="000000"/>
-                    <w:right w:val="single" w:sz="4" w:color="000000"/>
-                  </w:tcBorders>
-                </w:tcPr>
-                <w:p>
-                  <w:pPr>
-                    <w:spacing w:before="0" w:after="0"/>
-                    <w:jc w:val="right"/>
-                  </w:pPr>
-                  <w:r/>
-                  <w:r>
-                    <w:rPr>
-                      <w:rFonts w:ascii="Arial" w:hAnsi="Arial" w:cs="Arial" w:eastAsia="Arial"/>
-                      <w:b w:val="0"/>
-                      <w:i w:val="0"/>
-                      <w:sz w:val="18"/>
-                    </w:rPr>
-                    <w:t>{{ ndfl_2.rows[13].deduction_amount }}</w:t>
-                  </w:r>
-                </w:p>
-              </w:tc>
-            </w:tr>
-          </w:tbl>
-          <w:p/>
         </w:tc>
         <w:tc>
           <w:tcPr>
-            <w:tcW w:type="dxa" w:w="5386"/>
+            <w:tcW w:type="dxa" w:w="1077"/>
+            <w:vAlign w:val="center"/>
             <w:tcBorders>
-              <w:top w:val="nil"/>
-              <w:bottom w:val="nil"/>
-              <w:left w:val="nil"/>
-              <w:right w:val="nil"/>
+              <w:top w:val="single" w:sz="4" w:color="000000"/>
+              <w:bottom w:val="single" w:sz="4" w:color="000000"/>
+              <w:left w:val="single" w:sz="4" w:color="000000"/>
+              <w:right w:val="single" w:sz="4" w:color="000000"/>
             </w:tcBorders>
           </w:tcPr>
           <w:p>
+            <w:pPr>
+              <w:spacing w:before="0" w:after="0"/>
+              <w:jc w:val="center"/>
+            </w:pPr>
             <w:r/>
+            <w:r>
+              <w:rPr>
+                <w:rFonts w:ascii="Arial" w:hAnsi="Arial" w:cs="Arial" w:eastAsia="Arial"/>
+                <w:b w:val="0"/>
+                <w:i w:val="0"/>
+                <w:sz w:val="14"/>
+              </w:rPr>
+              <w:t>Код дохода</w:t>
+            </w:r>
           </w:p>
-          <w:tbl>
-            <w:tblPr>
-              <w:tblW w:type="auto" w:w="0"/>
-              <w:tblLayout w:type="fixed"/>
-              <w:tblLook w:firstColumn="1" w:firstRow="1" w:lastColumn="0" w:lastRow="0" w:noHBand="0" w:noVBand="1" w:val="04A0"/>
-            </w:tblPr>
-            <w:tblGrid>
-              <w:gridCol w:w="680"/>
-              <w:gridCol w:w="850"/>
-              <w:gridCol w:w="1474"/>
-              <w:gridCol w:w="850"/>
-              <w:gridCol w:w="1531"/>
-            </w:tblGrid>
-            <w:tr>
-              <w:tc>
-                <w:tcPr>
-                  <w:tcW w:type="dxa" w:w="1077"/>
-                  <w:vAlign w:val="center"/>
-                  <w:tcBorders>
-                    <w:top w:val="single" w:sz="4" w:color="000000"/>
-                    <w:bottom w:val="single" w:sz="4" w:color="000000"/>
-                    <w:left w:val="single" w:sz="4" w:color="000000"/>
-                    <w:right w:val="single" w:sz="4" w:color="000000"/>
-                  </w:tcBorders>
-                </w:tcPr>
-                <w:p>
-                  <w:pPr>
-                    <w:spacing w:before="0" w:after="0"/>
-                    <w:jc w:val="center"/>
-                  </w:pPr>
-                  <w:r/>
-                  <w:r>
-                    <w:rPr>
-                      <w:rFonts w:ascii="Arial" w:hAnsi="Arial" w:cs="Arial" w:eastAsia="Arial"/>
-                      <w:b w:val="0"/>
-                      <w:i w:val="0"/>
-                      <w:sz w:val="14"/>
-                    </w:rPr>
-                    <w:t>Месяц</w:t>
-                  </w:r>
-                </w:p>
-              </w:tc>
-              <w:tc>
-                <w:tcPr>
-                  <w:tcW w:type="dxa" w:w="1077"/>
-                  <w:vAlign w:val="center"/>
-                  <w:tcBorders>
-                    <w:top w:val="single" w:sz="4" w:color="000000"/>
-                    <w:bottom w:val="single" w:sz="4" w:color="000000"/>
-                    <w:left w:val="single" w:sz="4" w:color="000000"/>
-                    <w:right w:val="single" w:sz="4" w:color="000000"/>
-                  </w:tcBorders>
-                </w:tcPr>
-                <w:p>
-                  <w:pPr>
-                    <w:spacing w:before="0" w:after="0"/>
-                    <w:jc w:val="center"/>
-                  </w:pPr>
-                  <w:r/>
-                  <w:r>
-                    <w:rPr>
-                      <w:rFonts w:ascii="Arial" w:hAnsi="Arial" w:cs="Arial" w:eastAsia="Arial"/>
-                      <w:b w:val="0"/>
-                      <w:i w:val="0"/>
-                      <w:sz w:val="14"/>
-                    </w:rPr>
-                    <w:t>Код дохода</w:t>
-                  </w:r>
-                </w:p>
-              </w:tc>
-              <w:tc>
-                <w:tcPr>
-                  <w:tcW w:type="dxa" w:w="1077"/>
-                  <w:vAlign w:val="center"/>
-                  <w:tcBorders>
-                    <w:top w:val="single" w:sz="4" w:color="000000"/>
-                    <w:bottom w:val="single" w:sz="4" w:color="000000"/>
-                    <w:left w:val="single" w:sz="4" w:color="000000"/>
-                    <w:right w:val="single" w:sz="4" w:color="000000"/>
-                  </w:tcBorders>
-                </w:tcPr>
-                <w:p>
-                  <w:pPr>
-                    <w:spacing w:before="0" w:after="0"/>
-                    <w:jc w:val="center"/>
-                  </w:pPr>
-                  <w:r/>
-                  <w:r>
-                    <w:rPr>
-                      <w:rFonts w:ascii="Arial" w:hAnsi="Arial" w:cs="Arial" w:eastAsia="Arial"/>
-                      <w:b w:val="0"/>
-                      <w:i w:val="0"/>
-                      <w:sz w:val="14"/>
-                    </w:rPr>
-                    <w:t>Сумма дохода</w:t>
-                  </w:r>
-                </w:p>
-              </w:tc>
-              <w:tc>
-                <w:tcPr>
-                  <w:tcW w:type="dxa" w:w="1077"/>
-                  <w:vAlign w:val="center"/>
-                  <w:tcBorders>
-                    <w:top w:val="single" w:sz="4" w:color="000000"/>
-                    <w:bottom w:val="single" w:sz="4" w:color="000000"/>
-                    <w:left w:val="single" w:sz="4" w:color="000000"/>
-                    <w:right w:val="single" w:sz="4" w:color="000000"/>
-                  </w:tcBorders>
-                </w:tcPr>
-                <w:p>
-                  <w:pPr>
-                    <w:spacing w:before="0" w:after="0"/>
-                    <w:jc w:val="center"/>
-                  </w:pPr>
-                  <w:r/>
-                  <w:r>
-                    <w:rPr>
-                      <w:rFonts w:ascii="Arial" w:hAnsi="Arial" w:cs="Arial" w:eastAsia="Arial"/>
-                      <w:b w:val="0"/>
-                      <w:i w:val="0"/>
-                      <w:sz w:val="14"/>
-                    </w:rPr>
-                    <w:t>Код вычета</w:t>
-                  </w:r>
-                </w:p>
-              </w:tc>
-              <w:tc>
-                <w:tcPr>
-                  <w:tcW w:type="dxa" w:w="1077"/>
-                  <w:vAlign w:val="center"/>
-                  <w:tcBorders>
-                    <w:top w:val="single" w:sz="4" w:color="000000"/>
-                    <w:bottom w:val="single" w:sz="4" w:color="000000"/>
-                    <w:left w:val="single" w:sz="4" w:color="000000"/>
-                    <w:right w:val="single" w:sz="4" w:color="000000"/>
-                  </w:tcBorders>
-                </w:tcPr>
-                <w:p>
-                  <w:pPr>
-                    <w:spacing w:before="0" w:after="0"/>
-                    <w:jc w:val="center"/>
-                  </w:pPr>
-                  <w:r/>
-                  <w:r>
-                    <w:rPr>
-                      <w:rFonts w:ascii="Arial" w:hAnsi="Arial" w:cs="Arial" w:eastAsia="Arial"/>
-                      <w:b w:val="0"/>
-                      <w:i w:val="0"/>
-                      <w:sz w:val="14"/>
-                    </w:rPr>
-                    <w:t>Сумма вычета</w:t>
-                  </w:r>
-                </w:p>
-              </w:tc>
-            </w:tr>
-            <w:tr>
-              <w:tc>
-                <w:tcPr>
-                  <w:tcW w:type="dxa" w:w="1077"/>
-                  <w:vAlign w:val="center"/>
-                  <w:tcBorders>
-                    <w:top w:val="single" w:sz="4" w:color="000000"/>
-                    <w:bottom w:val="single" w:sz="4" w:color="000000"/>
-                    <w:left w:val="single" w:sz="4" w:color="000000"/>
-                    <w:right w:val="single" w:sz="4" w:color="000000"/>
-                  </w:tcBorders>
-                </w:tcPr>
-                <w:p>
-                  <w:pPr>
-                    <w:spacing w:before="0" w:after="0"/>
-                    <w:jc w:val="center"/>
-                  </w:pPr>
-                  <w:r/>
-                  <w:r>
-                    <w:rPr>
-                      <w:rFonts w:ascii="Arial" w:hAnsi="Arial" w:cs="Arial" w:eastAsia="Arial"/>
-                      <w:b w:val="0"/>
-                      <w:i w:val="0"/>
-                      <w:sz w:val="18"/>
-                    </w:rPr>
-                    <w:t>{{ ndfl_2.rows[14].month }}</w:t>
-                  </w:r>
-                </w:p>
-              </w:tc>
-              <w:tc>
-                <w:tcPr>
-                  <w:tcW w:type="dxa" w:w="1077"/>
-                  <w:vAlign w:val="center"/>
-                  <w:tcBorders>
-                    <w:top w:val="single" w:sz="4" w:color="000000"/>
-                    <w:bottom w:val="single" w:sz="4" w:color="000000"/>
-                    <w:left w:val="single" w:sz="4" w:color="000000"/>
-                    <w:right w:val="single" w:sz="4" w:color="000000"/>
-                  </w:tcBorders>
-                </w:tcPr>
-                <w:p>
-                  <w:pPr>
-                    <w:spacing w:before="0" w:after="0"/>
-                    <w:jc w:val="center"/>
-                  </w:pPr>
-                  <w:r/>
-                  <w:r>
-                    <w:rPr>
-                      <w:rFonts w:ascii="Arial" w:hAnsi="Arial" w:cs="Arial" w:eastAsia="Arial"/>
-                      <w:b w:val="0"/>
-                      <w:i w:val="0"/>
-                      <w:sz w:val="18"/>
-                    </w:rPr>
-                    <w:t>{{ ndfl_2.rows[14].income_code }}</w:t>
-                  </w:r>
-                </w:p>
-              </w:tc>
-              <w:tc>
-                <w:tcPr>
-                  <w:tcW w:type="dxa" w:w="1077"/>
-                  <w:vAlign w:val="center"/>
-                  <w:tcBorders>
-                    <w:top w:val="single" w:sz="4" w:color="000000"/>
-                    <w:bottom w:val="single" w:sz="4" w:color="000000"/>
-                    <w:left w:val="single" w:sz="4" w:color="000000"/>
-                    <w:right w:val="single" w:sz="4" w:color="000000"/>
-                  </w:tcBorders>
-                </w:tcPr>
-                <w:p>
-                  <w:pPr>
-                    <w:spacing w:before="0" w:after="0"/>
-                    <w:jc w:val="right"/>
-                  </w:pPr>
-                  <w:r/>
-                  <w:r>
-                    <w:rPr>
-                      <w:rFonts w:ascii="Arial" w:hAnsi="Arial" w:cs="Arial" w:eastAsia="Arial"/>
-                      <w:b w:val="0"/>
-                      <w:i w:val="0"/>
-                      <w:sz w:val="18"/>
-                    </w:rPr>
-                    <w:t>{{ ndfl_2.rows[14].income_amount }}</w:t>
-                  </w:r>
-                </w:p>
-              </w:tc>
-              <w:tc>
-                <w:tcPr>
-                  <w:tcW w:type="dxa" w:w="1077"/>
-                  <w:vAlign w:val="center"/>
-                  <w:tcBorders>
-                    <w:top w:val="single" w:sz="4" w:color="000000"/>
-                    <w:bottom w:val="single" w:sz="4" w:color="000000"/>
-                    <w:left w:val="single" w:sz="4" w:color="000000"/>
-                    <w:right w:val="single" w:sz="4" w:color="000000"/>
-                  </w:tcBorders>
-                </w:tcPr>
-                <w:p>
-                  <w:pPr>
-                    <w:spacing w:before="0" w:after="0"/>
-                    <w:jc w:val="center"/>
-                  </w:pPr>
-                  <w:r/>
-                  <w:r>
-                    <w:rPr>
-                      <w:rFonts w:ascii="Arial" w:hAnsi="Arial" w:cs="Arial" w:eastAsia="Arial"/>
-                      <w:b w:val="0"/>
-                      <w:i w:val="0"/>
-                      <w:sz w:val="18"/>
-                    </w:rPr>
-                    <w:t>{{ ndfl_2.rows[14].deduction_code }}</w:t>
-                  </w:r>
-                </w:p>
-              </w:tc>
-              <w:tc>
-                <w:tcPr>
-                  <w:tcW w:type="dxa" w:w="1077"/>
-                  <w:vAlign w:val="center"/>
-                  <w:tcBorders>
-                    <w:top w:val="single" w:sz="4" w:color="000000"/>
-                    <w:bottom w:val="single" w:sz="4" w:color="000000"/>
-                    <w:left w:val="single" w:sz="4" w:color="000000"/>
-                    <w:right w:val="single" w:sz="4" w:color="000000"/>
-                  </w:tcBorders>
-                </w:tcPr>
-                <w:p>
-                  <w:pPr>
-                    <w:spacing w:before="0" w:after="0"/>
-                    <w:jc w:val="right"/>
-                  </w:pPr>
-                  <w:r/>
-                  <w:r>
-                    <w:rPr>
-                      <w:rFonts w:ascii="Arial" w:hAnsi="Arial" w:cs="Arial" w:eastAsia="Arial"/>
-                      <w:b w:val="0"/>
-                      <w:i w:val="0"/>
-                      <w:sz w:val="18"/>
-                    </w:rPr>
-                    <w:t>{{ ndfl_2.rows[14].deduction_amount }}</w:t>
-                  </w:r>
-                </w:p>
-              </w:tc>
-            </w:tr>
-            <w:tr>
-              <w:tc>
-                <w:tcPr>
-                  <w:tcW w:type="dxa" w:w="1077"/>
-                  <w:vAlign w:val="center"/>
-                  <w:tcBorders>
-                    <w:top w:val="single" w:sz="4" w:color="000000"/>
-                    <w:bottom w:val="single" w:sz="4" w:color="000000"/>
-                    <w:left w:val="single" w:sz="4" w:color="000000"/>
-                    <w:right w:val="single" w:sz="4" w:color="000000"/>
-                  </w:tcBorders>
-                </w:tcPr>
-                <w:p>
-                  <w:pPr>
-                    <w:spacing w:before="0" w:after="0"/>
-                    <w:jc w:val="center"/>
-                  </w:pPr>
-                  <w:r/>
-                  <w:r>
-                    <w:rPr>
-                      <w:rFonts w:ascii="Arial" w:hAnsi="Arial" w:cs="Arial" w:eastAsia="Arial"/>
-                      <w:b w:val="0"/>
-                      <w:i w:val="0"/>
-                      <w:sz w:val="18"/>
-                    </w:rPr>
-                    <w:t>{{ ndfl_2.rows[15].month }}</w:t>
-                  </w:r>
-                </w:p>
-              </w:tc>
-              <w:tc>
-                <w:tcPr>
-                  <w:tcW w:type="dxa" w:w="1077"/>
-                  <w:vAlign w:val="center"/>
-                  <w:tcBorders>
-                    <w:top w:val="single" w:sz="4" w:color="000000"/>
-                    <w:bottom w:val="single" w:sz="4" w:color="000000"/>
-                    <w:left w:val="single" w:sz="4" w:color="000000"/>
-                    <w:right w:val="single" w:sz="4" w:color="000000"/>
-                  </w:tcBorders>
-                </w:tcPr>
-                <w:p>
-                  <w:pPr>
-                    <w:spacing w:before="0" w:after="0"/>
-                    <w:jc w:val="center"/>
-                  </w:pPr>
-                  <w:r/>
-                  <w:r>
-                    <w:rPr>
-                      <w:rFonts w:ascii="Arial" w:hAnsi="Arial" w:cs="Arial" w:eastAsia="Arial"/>
-                      <w:b w:val="0"/>
-                      <w:i w:val="0"/>
-                      <w:sz w:val="18"/>
-                    </w:rPr>
-                    <w:t>{{ ndfl_2.rows[15].income_code }}</w:t>
-                  </w:r>
-                </w:p>
-              </w:tc>
-              <w:tc>
-                <w:tcPr>
-                  <w:tcW w:type="dxa" w:w="1077"/>
-                  <w:vAlign w:val="center"/>
-                  <w:tcBorders>
-                    <w:top w:val="single" w:sz="4" w:color="000000"/>
-                    <w:bottom w:val="single" w:sz="4" w:color="000000"/>
-                    <w:left w:val="single" w:sz="4" w:color="000000"/>
-                    <w:right w:val="single" w:sz="4" w:color="000000"/>
-                  </w:tcBorders>
-                </w:tcPr>
-                <w:p>
-                  <w:pPr>
-                    <w:spacing w:before="0" w:after="0"/>
-                    <w:jc w:val="right"/>
-                  </w:pPr>
-                  <w:r/>
-                  <w:r>
-                    <w:rPr>
-                      <w:rFonts w:ascii="Arial" w:hAnsi="Arial" w:cs="Arial" w:eastAsia="Arial"/>
-                      <w:b w:val="0"/>
-                      <w:i w:val="0"/>
-                      <w:sz w:val="18"/>
-                    </w:rPr>
-                    <w:t>{{ ndfl_2.rows[15].income_amount }}</w:t>
-                  </w:r>
-                </w:p>
-              </w:tc>
-              <w:tc>
-                <w:tcPr>
-                  <w:tcW w:type="dxa" w:w="1077"/>
-                  <w:vAlign w:val="center"/>
-                  <w:tcBorders>
-                    <w:top w:val="single" w:sz="4" w:color="000000"/>
-                    <w:bottom w:val="single" w:sz="4" w:color="000000"/>
-                    <w:left w:val="single" w:sz="4" w:color="000000"/>
-                    <w:right w:val="single" w:sz="4" w:color="000000"/>
-                  </w:tcBorders>
-                </w:tcPr>
-                <w:p>
-                  <w:pPr>
-                    <w:spacing w:before="0" w:after="0"/>
-                    <w:jc w:val="center"/>
-                  </w:pPr>
-                  <w:r/>
-                  <w:r>
-                    <w:rPr>
-                      <w:rFonts w:ascii="Arial" w:hAnsi="Arial" w:cs="Arial" w:eastAsia="Arial"/>
-                      <w:b w:val="0"/>
-                      <w:i w:val="0"/>
-                      <w:sz w:val="18"/>
-                    </w:rPr>
-                    <w:t>{{ ndfl_2.rows[15].deduction_code }}</w:t>
-                  </w:r>
-                </w:p>
-              </w:tc>
-              <w:tc>
-                <w:tcPr>
-                  <w:tcW w:type="dxa" w:w="1077"/>
-                  <w:vAlign w:val="center"/>
-                  <w:tcBorders>
-                    <w:top w:val="single" w:sz="4" w:color="000000"/>
-                    <w:bottom w:val="single" w:sz="4" w:color="000000"/>
-                    <w:left w:val="single" w:sz="4" w:color="000000"/>
-                    <w:right w:val="single" w:sz="4" w:color="000000"/>
-                  </w:tcBorders>
-                </w:tcPr>
-                <w:p>
-                  <w:pPr>
-                    <w:spacing w:before="0" w:after="0"/>
-                    <w:jc w:val="right"/>
-                  </w:pPr>
-                  <w:r/>
-                  <w:r>
-                    <w:rPr>
-                      <w:rFonts w:ascii="Arial" w:hAnsi="Arial" w:cs="Arial" w:eastAsia="Arial"/>
-                      <w:b w:val="0"/>
-                      <w:i w:val="0"/>
-                      <w:sz w:val="18"/>
-                    </w:rPr>
-                    <w:t>{{ ndfl_2.rows[15].deduction_amount }}</w:t>
-                  </w:r>
-                </w:p>
-              </w:tc>
-            </w:tr>
-            <w:tr>
-              <w:tc>
-                <w:tcPr>
-                  <w:tcW w:type="dxa" w:w="1077"/>
-                  <w:vAlign w:val="center"/>
-                  <w:tcBorders>
-                    <w:top w:val="single" w:sz="4" w:color="000000"/>
-                    <w:bottom w:val="single" w:sz="4" w:color="000000"/>
-                    <w:left w:val="single" w:sz="4" w:color="000000"/>
-                    <w:right w:val="single" w:sz="4" w:color="000000"/>
-                  </w:tcBorders>
-                </w:tcPr>
-                <w:p>
-                  <w:pPr>
-                    <w:spacing w:before="0" w:after="0"/>
-                    <w:jc w:val="center"/>
-                  </w:pPr>
-                  <w:r/>
-                  <w:r>
-                    <w:rPr>
-                      <w:rFonts w:ascii="Arial" w:hAnsi="Arial" w:cs="Arial" w:eastAsia="Arial"/>
-                      <w:b w:val="0"/>
-                      <w:i w:val="0"/>
-                      <w:sz w:val="18"/>
-                    </w:rPr>
-                    <w:t>{{ ndfl_2.rows[16].month }}</w:t>
-                  </w:r>
-                </w:p>
-              </w:tc>
-              <w:tc>
-                <w:tcPr>
-                  <w:tcW w:type="dxa" w:w="1077"/>
-                  <w:vAlign w:val="center"/>
-                  <w:tcBorders>
-                    <w:top w:val="single" w:sz="4" w:color="000000"/>
-                    <w:bottom w:val="single" w:sz="4" w:color="000000"/>
-                    <w:left w:val="single" w:sz="4" w:color="000000"/>
-                    <w:right w:val="single" w:sz="4" w:color="000000"/>
-                  </w:tcBorders>
-                </w:tcPr>
-                <w:p>
-                  <w:pPr>
-                    <w:spacing w:before="0" w:after="0"/>
-                    <w:jc w:val="center"/>
-                  </w:pPr>
-                  <w:r/>
-                  <w:r>
-                    <w:rPr>
-                      <w:rFonts w:ascii="Arial" w:hAnsi="Arial" w:cs="Arial" w:eastAsia="Arial"/>
-                      <w:b w:val="0"/>
-                      <w:i w:val="0"/>
-                      <w:sz w:val="18"/>
-                    </w:rPr>
-                    <w:t>{{ ndfl_2.rows[16].income_code }}</w:t>
-                  </w:r>
-                </w:p>
-              </w:tc>
-              <w:tc>
-                <w:tcPr>
-                  <w:tcW w:type="dxa" w:w="1077"/>
-                  <w:vAlign w:val="center"/>
-                  <w:tcBorders>
-                    <w:top w:val="single" w:sz="4" w:color="000000"/>
-                    <w:bottom w:val="single" w:sz="4" w:color="000000"/>
-                    <w:left w:val="single" w:sz="4" w:color="000000"/>
-                    <w:right w:val="single" w:sz="4" w:color="000000"/>
-                  </w:tcBorders>
-                </w:tcPr>
-                <w:p>
-                  <w:pPr>
-                    <w:spacing w:before="0" w:after="0"/>
-                    <w:jc w:val="right"/>
-                  </w:pPr>
-                  <w:r/>
-                  <w:r>
-                    <w:rPr>
-                      <w:rFonts w:ascii="Arial" w:hAnsi="Arial" w:cs="Arial" w:eastAsia="Arial"/>
-                      <w:b w:val="0"/>
-                      <w:i w:val="0"/>
-                      <w:sz w:val="18"/>
-                    </w:rPr>
-                    <w:t>{{ ndfl_2.rows[16].income_amount }}</w:t>
-                  </w:r>
-                </w:p>
-              </w:tc>
-              <w:tc>
-                <w:tcPr>
-                  <w:tcW w:type="dxa" w:w="1077"/>
-                  <w:vAlign w:val="center"/>
-                  <w:tcBorders>
-                    <w:top w:val="single" w:sz="4" w:color="000000"/>
-                    <w:bottom w:val="single" w:sz="4" w:color="000000"/>
-                    <w:left w:val="single" w:sz="4" w:color="000000"/>
-                    <w:right w:val="single" w:sz="4" w:color="000000"/>
-                  </w:tcBorders>
-                </w:tcPr>
-                <w:p>
-                  <w:pPr>
-                    <w:spacing w:before="0" w:after="0"/>
-                    <w:jc w:val="center"/>
-                  </w:pPr>
-                  <w:r/>
-                  <w:r>
-                    <w:rPr>
-                      <w:rFonts w:ascii="Arial" w:hAnsi="Arial" w:cs="Arial" w:eastAsia="Arial"/>
-                      <w:b w:val="0"/>
-                      <w:i w:val="0"/>
-                      <w:sz w:val="18"/>
-                    </w:rPr>
-                    <w:t>{{ ndfl_2.rows[16].deduction_code }}</w:t>
-                  </w:r>
-                </w:p>
-              </w:tc>
-              <w:tc>
-                <w:tcPr>
-                  <w:tcW w:type="dxa" w:w="1077"/>
-                  <w:vAlign w:val="center"/>
-                  <w:tcBorders>
-                    <w:top w:val="single" w:sz="4" w:color="000000"/>
-                    <w:bottom w:val="single" w:sz="4" w:color="000000"/>
-                    <w:left w:val="single" w:sz="4" w:color="000000"/>
-                    <w:right w:val="single" w:sz="4" w:color="000000"/>
-                  </w:tcBorders>
-                </w:tcPr>
-                <w:p>
-                  <w:pPr>
-                    <w:spacing w:before="0" w:after="0"/>
-                    <w:jc w:val="right"/>
-                  </w:pPr>
-                  <w:r/>
-                  <w:r>
-                    <w:rPr>
-                      <w:rFonts w:ascii="Arial" w:hAnsi="Arial" w:cs="Arial" w:eastAsia="Arial"/>
-                      <w:b w:val="0"/>
-                      <w:i w:val="0"/>
-                      <w:sz w:val="18"/>
-                    </w:rPr>
-                    <w:t>{{ ndfl_2.rows[16].deduction_amount }}</w:t>
-                  </w:r>
-                </w:p>
-              </w:tc>
-            </w:tr>
-            <w:tr>
-              <w:tc>
-                <w:tcPr>
-                  <w:tcW w:type="dxa" w:w="1077"/>
-                  <w:vAlign w:val="center"/>
-                  <w:tcBorders>
-                    <w:top w:val="single" w:sz="4" w:color="000000"/>
-                    <w:bottom w:val="single" w:sz="4" w:color="000000"/>
-                    <w:left w:val="single" w:sz="4" w:color="000000"/>
-                    <w:right w:val="single" w:sz="4" w:color="000000"/>
-                  </w:tcBorders>
-                </w:tcPr>
-                <w:p>
-                  <w:pPr>
-                    <w:spacing w:before="0" w:after="0"/>
-                    <w:jc w:val="center"/>
-                  </w:pPr>
-                  <w:r/>
-                  <w:r>
-                    <w:rPr>
-                      <w:rFonts w:ascii="Arial" w:hAnsi="Arial" w:cs="Arial" w:eastAsia="Arial"/>
-                      <w:b w:val="0"/>
-                      <w:i w:val="0"/>
-                      <w:sz w:val="18"/>
-                    </w:rPr>
-                    <w:t>{{ ndfl_2.rows[17].month }}</w:t>
-                  </w:r>
-                </w:p>
-              </w:tc>
-              <w:tc>
-                <w:tcPr>
-                  <w:tcW w:type="dxa" w:w="1077"/>
-                  <w:vAlign w:val="center"/>
-                  <w:tcBorders>
-                    <w:top w:val="single" w:sz="4" w:color="000000"/>
-                    <w:bottom w:val="single" w:sz="4" w:color="000000"/>
-                    <w:left w:val="single" w:sz="4" w:color="000000"/>
-                    <w:right w:val="single" w:sz="4" w:color="000000"/>
-                  </w:tcBorders>
-                </w:tcPr>
-                <w:p>
-                  <w:pPr>
-                    <w:spacing w:before="0" w:after="0"/>
-                    <w:jc w:val="center"/>
-                  </w:pPr>
-                  <w:r/>
-                  <w:r>
-                    <w:rPr>
-                      <w:rFonts w:ascii="Arial" w:hAnsi="Arial" w:cs="Arial" w:eastAsia="Arial"/>
-                      <w:b w:val="0"/>
-                      <w:i w:val="0"/>
-                      <w:sz w:val="18"/>
-                    </w:rPr>
-                    <w:t>{{ ndfl_2.rows[17].income_code }}</w:t>
-                  </w:r>
-                </w:p>
-              </w:tc>
-              <w:tc>
-                <w:tcPr>
-                  <w:tcW w:type="dxa" w:w="1077"/>
-                  <w:vAlign w:val="center"/>
-                  <w:tcBorders>
-                    <w:top w:val="single" w:sz="4" w:color="000000"/>
-                    <w:bottom w:val="single" w:sz="4" w:color="000000"/>
-                    <w:left w:val="single" w:sz="4" w:color="000000"/>
-                    <w:right w:val="single" w:sz="4" w:color="000000"/>
-                  </w:tcBorders>
-                </w:tcPr>
-                <w:p>
-                  <w:pPr>
-                    <w:spacing w:before="0" w:after="0"/>
-                    <w:jc w:val="right"/>
-                  </w:pPr>
-                  <w:r/>
-                  <w:r>
-                    <w:rPr>
-                      <w:rFonts w:ascii="Arial" w:hAnsi="Arial" w:cs="Arial" w:eastAsia="Arial"/>
-                      <w:b w:val="0"/>
-                      <w:i w:val="0"/>
-                      <w:sz w:val="18"/>
-                    </w:rPr>
-                    <w:t>{{ ndfl_2.rows[17].income_amount }}</w:t>
-                  </w:r>
-                </w:p>
-              </w:tc>
-              <w:tc>
-                <w:tcPr>
-                  <w:tcW w:type="dxa" w:w="1077"/>
-                  <w:vAlign w:val="center"/>
-                  <w:tcBorders>
-                    <w:top w:val="single" w:sz="4" w:color="000000"/>
-                    <w:bottom w:val="single" w:sz="4" w:color="000000"/>
-                    <w:left w:val="single" w:sz="4" w:color="000000"/>
-                    <w:right w:val="single" w:sz="4" w:color="000000"/>
-                  </w:tcBorders>
-                </w:tcPr>
-                <w:p>
-                  <w:pPr>
-                    <w:spacing w:before="0" w:after="0"/>
-                    <w:jc w:val="center"/>
-                  </w:pPr>
-                  <w:r/>
-                  <w:r>
-                    <w:rPr>
-                      <w:rFonts w:ascii="Arial" w:hAnsi="Arial" w:cs="Arial" w:eastAsia="Arial"/>
-                      <w:b w:val="0"/>
-                      <w:i w:val="0"/>
-                      <w:sz w:val="18"/>
-                    </w:rPr>
-                    <w:t>{{ ndfl_2.rows[17].deduction_code }}</w:t>
-                  </w:r>
-                </w:p>
-              </w:tc>
-              <w:tc>
-                <w:tcPr>
-                  <w:tcW w:type="dxa" w:w="1077"/>
-                  <w:vAlign w:val="center"/>
-                  <w:tcBorders>
-                    <w:top w:val="single" w:sz="4" w:color="000000"/>
-                    <w:bottom w:val="single" w:sz="4" w:color="000000"/>
-                    <w:left w:val="single" w:sz="4" w:color="000000"/>
-                    <w:right w:val="single" w:sz="4" w:color="000000"/>
-                  </w:tcBorders>
-                </w:tcPr>
-                <w:p>
-                  <w:pPr>
-                    <w:spacing w:before="0" w:after="0"/>
-                    <w:jc w:val="right"/>
-                  </w:pPr>
-                  <w:r/>
-                  <w:r>
-                    <w:rPr>
-                      <w:rFonts w:ascii="Arial" w:hAnsi="Arial" w:cs="Arial" w:eastAsia="Arial"/>
-                      <w:b w:val="0"/>
-                      <w:i w:val="0"/>
-                      <w:sz w:val="18"/>
-                    </w:rPr>
-                    <w:t>{{ ndfl_2.rows[17].deduction_amount }}</w:t>
-                  </w:r>
-                </w:p>
-              </w:tc>
-            </w:tr>
-            <w:tr>
-              <w:tc>
-                <w:tcPr>
-                  <w:tcW w:type="dxa" w:w="1077"/>
-                  <w:vAlign w:val="center"/>
-                  <w:tcBorders>
-                    <w:top w:val="single" w:sz="4" w:color="000000"/>
-                    <w:bottom w:val="single" w:sz="4" w:color="000000"/>
-                    <w:left w:val="single" w:sz="4" w:color="000000"/>
-                    <w:right w:val="single" w:sz="4" w:color="000000"/>
-                  </w:tcBorders>
-                </w:tcPr>
-                <w:p>
-                  <w:pPr>
-                    <w:spacing w:before="0" w:after="0"/>
-                    <w:jc w:val="center"/>
-                  </w:pPr>
-                  <w:r/>
-                  <w:r>
-                    <w:rPr>
-                      <w:rFonts w:ascii="Arial" w:hAnsi="Arial" w:cs="Arial" w:eastAsia="Arial"/>
-                      <w:b w:val="0"/>
-                      <w:i w:val="0"/>
-                      <w:sz w:val="18"/>
-                    </w:rPr>
-                    <w:t>{{ ndfl_2.rows[18].month }}</w:t>
-                  </w:r>
-                </w:p>
-              </w:tc>
-              <w:tc>
-                <w:tcPr>
-                  <w:tcW w:type="dxa" w:w="1077"/>
-                  <w:vAlign w:val="center"/>
-                  <w:tcBorders>
-                    <w:top w:val="single" w:sz="4" w:color="000000"/>
-                    <w:bottom w:val="single" w:sz="4" w:color="000000"/>
-                    <w:left w:val="single" w:sz="4" w:color="000000"/>
-                    <w:right w:val="single" w:sz="4" w:color="000000"/>
-                  </w:tcBorders>
-                </w:tcPr>
-                <w:p>
-                  <w:pPr>
-                    <w:spacing w:before="0" w:after="0"/>
-                    <w:jc w:val="center"/>
-                  </w:pPr>
-                  <w:r/>
-                  <w:r>
-                    <w:rPr>
-                      <w:rFonts w:ascii="Arial" w:hAnsi="Arial" w:cs="Arial" w:eastAsia="Arial"/>
-                      <w:b w:val="0"/>
-                      <w:i w:val="0"/>
-                      <w:sz w:val="18"/>
-                    </w:rPr>
-                    <w:t>{{ ndfl_2.rows[18].income_code }}</w:t>
-                  </w:r>
-                </w:p>
-              </w:tc>
-              <w:tc>
-                <w:tcPr>
-                  <w:tcW w:type="dxa" w:w="1077"/>
-                  <w:vAlign w:val="center"/>
-                  <w:tcBorders>
-                    <w:top w:val="single" w:sz="4" w:color="000000"/>
-                    <w:bottom w:val="single" w:sz="4" w:color="000000"/>
-                    <w:left w:val="single" w:sz="4" w:color="000000"/>
-                    <w:right w:val="single" w:sz="4" w:color="000000"/>
-                  </w:tcBorders>
-                </w:tcPr>
-                <w:p>
-                  <w:pPr>
-                    <w:spacing w:before="0" w:after="0"/>
-                    <w:jc w:val="right"/>
-                  </w:pPr>
-                  <w:r/>
-                  <w:r>
-                    <w:rPr>
-                      <w:rFonts w:ascii="Arial" w:hAnsi="Arial" w:cs="Arial" w:eastAsia="Arial"/>
-                      <w:b w:val="0"/>
-                      <w:i w:val="0"/>
-                      <w:sz w:val="18"/>
-                    </w:rPr>
-                    <w:t>{{ ndfl_2.rows[18].income_amount }}</w:t>
-                  </w:r>
-                </w:p>
-              </w:tc>
-              <w:tc>
-                <w:tcPr>
-                  <w:tcW w:type="dxa" w:w="1077"/>
-                  <w:vAlign w:val="center"/>
-                  <w:tcBorders>
-                    <w:top w:val="single" w:sz="4" w:color="000000"/>
-                    <w:bottom w:val="single" w:sz="4" w:color="000000"/>
-                    <w:left w:val="single" w:sz="4" w:color="000000"/>
-                    <w:right w:val="single" w:sz="4" w:color="000000"/>
-                  </w:tcBorders>
-                </w:tcPr>
-                <w:p>
-                  <w:pPr>
-                    <w:spacing w:before="0" w:after="0"/>
-                    <w:jc w:val="center"/>
-                  </w:pPr>
-                  <w:r/>
-                  <w:r>
-                    <w:rPr>
-                      <w:rFonts w:ascii="Arial" w:hAnsi="Arial" w:cs="Arial" w:eastAsia="Arial"/>
-                      <w:b w:val="0"/>
-                      <w:i w:val="0"/>
-                      <w:sz w:val="18"/>
-                    </w:rPr>
-                    <w:t>{{ ndfl_2.rows[18].deduction_code }}</w:t>
-                  </w:r>
-                </w:p>
-              </w:tc>
-              <w:tc>
-                <w:tcPr>
-                  <w:tcW w:type="dxa" w:w="1077"/>
-                  <w:vAlign w:val="center"/>
-                  <w:tcBorders>
-                    <w:top w:val="single" w:sz="4" w:color="000000"/>
-                    <w:bottom w:val="single" w:sz="4" w:color="000000"/>
-                    <w:left w:val="single" w:sz="4" w:color="000000"/>
-                    <w:right w:val="single" w:sz="4" w:color="000000"/>
-                  </w:tcBorders>
-                </w:tcPr>
-                <w:p>
-                  <w:pPr>
-                    <w:spacing w:before="0" w:after="0"/>
-                    <w:jc w:val="right"/>
-                  </w:pPr>
-                  <w:r/>
-                  <w:r>
-                    <w:rPr>
-                      <w:rFonts w:ascii="Arial" w:hAnsi="Arial" w:cs="Arial" w:eastAsia="Arial"/>
-                      <w:b w:val="0"/>
-                      <w:i w:val="0"/>
-                      <w:sz w:val="18"/>
-                    </w:rPr>
-                    <w:t>{{ ndfl_2.rows[18].deduction_amount }}</w:t>
-                  </w:r>
-                </w:p>
-              </w:tc>
-            </w:tr>
-            <w:tr>
-              <w:tc>
-                <w:tcPr>
-                  <w:tcW w:type="dxa" w:w="1077"/>
-                  <w:vAlign w:val="center"/>
-                  <w:tcBorders>
-                    <w:top w:val="single" w:sz="4" w:color="000000"/>
-                    <w:bottom w:val="single" w:sz="4" w:color="000000"/>
-                    <w:left w:val="single" w:sz="4" w:color="000000"/>
-                    <w:right w:val="single" w:sz="4" w:color="000000"/>
-                  </w:tcBorders>
-                </w:tcPr>
-                <w:p>
-                  <w:pPr>
-                    <w:spacing w:before="0" w:after="0"/>
-                    <w:jc w:val="center"/>
-                  </w:pPr>
-                  <w:r/>
-                  <w:r>
-                    <w:rPr>
-                      <w:rFonts w:ascii="Arial" w:hAnsi="Arial" w:cs="Arial" w:eastAsia="Arial"/>
-                      <w:b w:val="0"/>
-                      <w:i w:val="0"/>
-                      <w:sz w:val="18"/>
-                    </w:rPr>
-                    <w:t>{{ ndfl_2.rows[19].month }}</w:t>
-                  </w:r>
-                </w:p>
-              </w:tc>
-              <w:tc>
-                <w:tcPr>
-                  <w:tcW w:type="dxa" w:w="1077"/>
-                  <w:vAlign w:val="center"/>
-                  <w:tcBorders>
-                    <w:top w:val="single" w:sz="4" w:color="000000"/>
-                    <w:bottom w:val="single" w:sz="4" w:color="000000"/>
-                    <w:left w:val="single" w:sz="4" w:color="000000"/>
-                    <w:right w:val="single" w:sz="4" w:color="000000"/>
-                  </w:tcBorders>
-                </w:tcPr>
-                <w:p>
-                  <w:pPr>
-                    <w:spacing w:before="0" w:after="0"/>
-                    <w:jc w:val="center"/>
-                  </w:pPr>
-                  <w:r/>
-                  <w:r>
-                    <w:rPr>
-                      <w:rFonts w:ascii="Arial" w:hAnsi="Arial" w:cs="Arial" w:eastAsia="Arial"/>
-                      <w:b w:val="0"/>
-                      <w:i w:val="0"/>
-                      <w:sz w:val="18"/>
-                    </w:rPr>
-                    <w:t>{{ ndfl_2.rows[19].income_code }}</w:t>
-                  </w:r>
-                </w:p>
-              </w:tc>
-              <w:tc>
-                <w:tcPr>
-                  <w:tcW w:type="dxa" w:w="1077"/>
-                  <w:vAlign w:val="center"/>
-                  <w:tcBorders>
-                    <w:top w:val="single" w:sz="4" w:color="000000"/>
-                    <w:bottom w:val="single" w:sz="4" w:color="000000"/>
-                    <w:left w:val="single" w:sz="4" w:color="000000"/>
-                    <w:right w:val="single" w:sz="4" w:color="000000"/>
-                  </w:tcBorders>
-                </w:tcPr>
-                <w:p>
-                  <w:pPr>
-                    <w:spacing w:before="0" w:after="0"/>
-                    <w:jc w:val="right"/>
-                  </w:pPr>
-                  <w:r/>
-                  <w:r>
-                    <w:rPr>
-                      <w:rFonts w:ascii="Arial" w:hAnsi="Arial" w:cs="Arial" w:eastAsia="Arial"/>
-                      <w:b w:val="0"/>
-                      <w:i w:val="0"/>
-                      <w:sz w:val="18"/>
-                    </w:rPr>
-                    <w:t>{{ ndfl_2.rows[19].income_amount }}</w:t>
-                  </w:r>
-                </w:p>
-              </w:tc>
-              <w:tc>
-                <w:tcPr>
-                  <w:tcW w:type="dxa" w:w="1077"/>
-                  <w:vAlign w:val="center"/>
-                  <w:tcBorders>
-                    <w:top w:val="single" w:sz="4" w:color="000000"/>
-                    <w:bottom w:val="single" w:sz="4" w:color="000000"/>
-                    <w:left w:val="single" w:sz="4" w:color="000000"/>
-                    <w:right w:val="single" w:sz="4" w:color="000000"/>
-                  </w:tcBorders>
-                </w:tcPr>
-                <w:p>
-                  <w:pPr>
-                    <w:spacing w:before="0" w:after="0"/>
-                    <w:jc w:val="center"/>
-                  </w:pPr>
-                  <w:r/>
-                  <w:r>
-                    <w:rPr>
-                      <w:rFonts w:ascii="Arial" w:hAnsi="Arial" w:cs="Arial" w:eastAsia="Arial"/>
-                      <w:b w:val="0"/>
-                      <w:i w:val="0"/>
-                      <w:sz w:val="18"/>
-                    </w:rPr>
-                    <w:t>{{ ndfl_2.rows[19].deduction_code }}</w:t>
-                  </w:r>
-                </w:p>
-              </w:tc>
-              <w:tc>
-                <w:tcPr>
-                  <w:tcW w:type="dxa" w:w="1077"/>
-                  <w:vAlign w:val="center"/>
-                  <w:tcBorders>
-                    <w:top w:val="single" w:sz="4" w:color="000000"/>
-                    <w:bottom w:val="single" w:sz="4" w:color="000000"/>
-                    <w:left w:val="single" w:sz="4" w:color="000000"/>
-                    <w:right w:val="single" w:sz="4" w:color="000000"/>
-                  </w:tcBorders>
-                </w:tcPr>
-                <w:p>
-                  <w:pPr>
-                    <w:spacing w:before="0" w:after="0"/>
-                    <w:jc w:val="right"/>
-                  </w:pPr>
-                  <w:r/>
-                  <w:r>
-                    <w:rPr>
-                      <w:rFonts w:ascii="Arial" w:hAnsi="Arial" w:cs="Arial" w:eastAsia="Arial"/>
-                      <w:b w:val="0"/>
-                      <w:i w:val="0"/>
-                      <w:sz w:val="18"/>
-                    </w:rPr>
-                    <w:t>{{ ndfl_2.rows[19].deduction_amount }}</w:t>
-                  </w:r>
-                </w:p>
-              </w:tc>
-            </w:tr>
-            <w:tr>
-              <w:tc>
-                <w:tcPr>
-                  <w:tcW w:type="dxa" w:w="1077"/>
-                  <w:vAlign w:val="center"/>
-                  <w:tcBorders>
-                    <w:top w:val="single" w:sz="4" w:color="000000"/>
-                    <w:bottom w:val="single" w:sz="4" w:color="000000"/>
-                    <w:left w:val="single" w:sz="4" w:color="000000"/>
-                    <w:right w:val="single" w:sz="4" w:color="000000"/>
-                  </w:tcBorders>
-                </w:tcPr>
-                <w:p>
-                  <w:pPr>
-                    <w:spacing w:before="0" w:after="0"/>
-                    <w:jc w:val="center"/>
-                  </w:pPr>
-                  <w:r/>
-                  <w:r>
-                    <w:rPr>
-                      <w:rFonts w:ascii="Arial" w:hAnsi="Arial" w:cs="Arial" w:eastAsia="Arial"/>
-                      <w:b w:val="0"/>
-                      <w:i w:val="0"/>
-                      <w:sz w:val="18"/>
-                    </w:rPr>
-                    <w:t>{{ ndfl_2.rows[20].month }}</w:t>
-                  </w:r>
-                </w:p>
-              </w:tc>
-              <w:tc>
-                <w:tcPr>
-                  <w:tcW w:type="dxa" w:w="1077"/>
-                  <w:vAlign w:val="center"/>
-                  <w:tcBorders>
-                    <w:top w:val="single" w:sz="4" w:color="000000"/>
-                    <w:bottom w:val="single" w:sz="4" w:color="000000"/>
-                    <w:left w:val="single" w:sz="4" w:color="000000"/>
-                    <w:right w:val="single" w:sz="4" w:color="000000"/>
-                  </w:tcBorders>
-                </w:tcPr>
-                <w:p>
-                  <w:pPr>
-                    <w:spacing w:before="0" w:after="0"/>
-                    <w:jc w:val="center"/>
-                  </w:pPr>
-                  <w:r/>
-                  <w:r>
-                    <w:rPr>
-                      <w:rFonts w:ascii="Arial" w:hAnsi="Arial" w:cs="Arial" w:eastAsia="Arial"/>
-                      <w:b w:val="0"/>
-                      <w:i w:val="0"/>
-                      <w:sz w:val="18"/>
-                    </w:rPr>
-                    <w:t>{{ ndfl_2.rows[20].income_code }}</w:t>
-                  </w:r>
-                </w:p>
-              </w:tc>
-              <w:tc>
-                <w:tcPr>
-                  <w:tcW w:type="dxa" w:w="1077"/>
-                  <w:vAlign w:val="center"/>
-                  <w:tcBorders>
-                    <w:top w:val="single" w:sz="4" w:color="000000"/>
-                    <w:bottom w:val="single" w:sz="4" w:color="000000"/>
-                    <w:left w:val="single" w:sz="4" w:color="000000"/>
-                    <w:right w:val="single" w:sz="4" w:color="000000"/>
-                  </w:tcBorders>
-                </w:tcPr>
-                <w:p>
-                  <w:pPr>
-                    <w:spacing w:before="0" w:after="0"/>
-                    <w:jc w:val="right"/>
-                  </w:pPr>
-                  <w:r/>
-                  <w:r>
-                    <w:rPr>
-                      <w:rFonts w:ascii="Arial" w:hAnsi="Arial" w:cs="Arial" w:eastAsia="Arial"/>
-                      <w:b w:val="0"/>
-                      <w:i w:val="0"/>
-                      <w:sz w:val="18"/>
-                    </w:rPr>
-                    <w:t>{{ ndfl_2.rows[20].income_amount }}</w:t>
-                  </w:r>
-                </w:p>
-              </w:tc>
-              <w:tc>
-                <w:tcPr>
-                  <w:tcW w:type="dxa" w:w="1077"/>
-                  <w:vAlign w:val="center"/>
-                  <w:tcBorders>
-                    <w:top w:val="single" w:sz="4" w:color="000000"/>
-                    <w:bottom w:val="single" w:sz="4" w:color="000000"/>
-                    <w:left w:val="single" w:sz="4" w:color="000000"/>
-                    <w:right w:val="single" w:sz="4" w:color="000000"/>
-                  </w:tcBorders>
-                </w:tcPr>
-                <w:p>
-                  <w:pPr>
-                    <w:spacing w:before="0" w:after="0"/>
-                    <w:jc w:val="center"/>
-                  </w:pPr>
-                  <w:r/>
-                  <w:r>
-                    <w:rPr>
-                      <w:rFonts w:ascii="Arial" w:hAnsi="Arial" w:cs="Arial" w:eastAsia="Arial"/>
-                      <w:b w:val="0"/>
-                      <w:i w:val="0"/>
-                      <w:sz w:val="18"/>
-                    </w:rPr>
-                    <w:t>{{ ndfl_2.rows[20].deduction_code }}</w:t>
-                  </w:r>
-                </w:p>
-              </w:tc>
-              <w:tc>
-                <w:tcPr>
-                  <w:tcW w:type="dxa" w:w="1077"/>
-                  <w:vAlign w:val="center"/>
-                  <w:tcBorders>
-                    <w:top w:val="single" w:sz="4" w:color="000000"/>
-                    <w:bottom w:val="single" w:sz="4" w:color="000000"/>
-                    <w:left w:val="single" w:sz="4" w:color="000000"/>
-                    <w:right w:val="single" w:sz="4" w:color="000000"/>
-                  </w:tcBorders>
-                </w:tcPr>
-                <w:p>
-                  <w:pPr>
-                    <w:spacing w:before="0" w:after="0"/>
-                    <w:jc w:val="right"/>
-                  </w:pPr>
-                  <w:r/>
-                  <w:r>
-                    <w:rPr>
-                      <w:rFonts w:ascii="Arial" w:hAnsi="Arial" w:cs="Arial" w:eastAsia="Arial"/>
-                      <w:b w:val="0"/>
-                      <w:i w:val="0"/>
-                      <w:sz w:val="18"/>
-                    </w:rPr>
-                    <w:t>{{ ndfl_2.rows[20].deduction_amount }}</w:t>
-                  </w:r>
-                </w:p>
-              </w:tc>
-            </w:tr>
-            <w:tr>
-              <w:tc>
-                <w:tcPr>
-                  <w:tcW w:type="dxa" w:w="1077"/>
-                  <w:vAlign w:val="center"/>
-                  <w:tcBorders>
-                    <w:top w:val="single" w:sz="4" w:color="000000"/>
-                    <w:bottom w:val="single" w:sz="4" w:color="000000"/>
-                    <w:left w:val="single" w:sz="4" w:color="000000"/>
-                    <w:right w:val="single" w:sz="4" w:color="000000"/>
-                  </w:tcBorders>
-                </w:tcPr>
-                <w:p>
-                  <w:pPr>
-                    <w:spacing w:before="0" w:after="0"/>
-                    <w:jc w:val="center"/>
-                  </w:pPr>
-                  <w:r/>
-                  <w:r>
-                    <w:rPr>
-                      <w:rFonts w:ascii="Arial" w:hAnsi="Arial" w:cs="Arial" w:eastAsia="Arial"/>
-                      <w:b w:val="0"/>
-                      <w:i w:val="0"/>
-                      <w:sz w:val="18"/>
-                    </w:rPr>
-                    <w:t>{{ ndfl_2.rows[21].month }}</w:t>
-                  </w:r>
-                </w:p>
-              </w:tc>
-              <w:tc>
-                <w:tcPr>
-                  <w:tcW w:type="dxa" w:w="1077"/>
-                  <w:vAlign w:val="center"/>
-                  <w:tcBorders>
-                    <w:top w:val="single" w:sz="4" w:color="000000"/>
-                    <w:bottom w:val="single" w:sz="4" w:color="000000"/>
-                    <w:left w:val="single" w:sz="4" w:color="000000"/>
-                    <w:right w:val="single" w:sz="4" w:color="000000"/>
-                  </w:tcBorders>
-                </w:tcPr>
-                <w:p>
-                  <w:pPr>
-                    <w:spacing w:before="0" w:after="0"/>
-                    <w:jc w:val="center"/>
-                  </w:pPr>
-                  <w:r/>
-                  <w:r>
-                    <w:rPr>
-                      <w:rFonts w:ascii="Arial" w:hAnsi="Arial" w:cs="Arial" w:eastAsia="Arial"/>
-                      <w:b w:val="0"/>
-                      <w:i w:val="0"/>
-                      <w:sz w:val="18"/>
-                    </w:rPr>
-                    <w:t>{{ ndfl_2.rows[21].income_code }}</w:t>
-                  </w:r>
-                </w:p>
-              </w:tc>
-              <w:tc>
-                <w:tcPr>
-                  <w:tcW w:type="dxa" w:w="1077"/>
-                  <w:vAlign w:val="center"/>
-                  <w:tcBorders>
-                    <w:top w:val="single" w:sz="4" w:color="000000"/>
-                    <w:bottom w:val="single" w:sz="4" w:color="000000"/>
-                    <w:left w:val="single" w:sz="4" w:color="000000"/>
-                    <w:right w:val="single" w:sz="4" w:color="000000"/>
-                  </w:tcBorders>
-                </w:tcPr>
-                <w:p>
-                  <w:pPr>
-                    <w:spacing w:before="0" w:after="0"/>
-                    <w:jc w:val="right"/>
-                  </w:pPr>
-                  <w:r/>
-                  <w:r>
-                    <w:rPr>
-                      <w:rFonts w:ascii="Arial" w:hAnsi="Arial" w:cs="Arial" w:eastAsia="Arial"/>
-                      <w:b w:val="0"/>
-                      <w:i w:val="0"/>
-                      <w:sz w:val="18"/>
-                    </w:rPr>
-                    <w:t>{{ ndfl_2.rows[21].income_amount }}</w:t>
-                  </w:r>
-                </w:p>
-              </w:tc>
-              <w:tc>
-                <w:tcPr>
-                  <w:tcW w:type="dxa" w:w="1077"/>
-                  <w:vAlign w:val="center"/>
-                  <w:tcBorders>
-                    <w:top w:val="single" w:sz="4" w:color="000000"/>
-                    <w:bottom w:val="single" w:sz="4" w:color="000000"/>
-                    <w:left w:val="single" w:sz="4" w:color="000000"/>
-                    <w:right w:val="single" w:sz="4" w:color="000000"/>
-                  </w:tcBorders>
-                </w:tcPr>
-                <w:p>
-                  <w:pPr>
-                    <w:spacing w:before="0" w:after="0"/>
-                    <w:jc w:val="center"/>
-                  </w:pPr>
-                  <w:r/>
-                  <w:r>
-                    <w:rPr>
-                      <w:rFonts w:ascii="Arial" w:hAnsi="Arial" w:cs="Arial" w:eastAsia="Arial"/>
-                      <w:b w:val="0"/>
-                      <w:i w:val="0"/>
-                      <w:sz w:val="18"/>
-                    </w:rPr>
-                    <w:t>{{ ndfl_2.rows[21].deduction_code }}</w:t>
-                  </w:r>
-                </w:p>
-              </w:tc>
-              <w:tc>
-                <w:tcPr>
-                  <w:tcW w:type="dxa" w:w="1077"/>
-                  <w:vAlign w:val="center"/>
-                  <w:tcBorders>
-                    <w:top w:val="single" w:sz="4" w:color="000000"/>
-                    <w:bottom w:val="single" w:sz="4" w:color="000000"/>
-                    <w:left w:val="single" w:sz="4" w:color="000000"/>
-                    <w:right w:val="single" w:sz="4" w:color="000000"/>
-                  </w:tcBorders>
-                </w:tcPr>
-                <w:p>
-                  <w:pPr>
-                    <w:spacing w:before="0" w:after="0"/>
-                    <w:jc w:val="right"/>
-                  </w:pPr>
-                  <w:r/>
-                  <w:r>
-                    <w:rPr>
-                      <w:rFonts w:ascii="Arial" w:hAnsi="Arial" w:cs="Arial" w:eastAsia="Arial"/>
-                      <w:b w:val="0"/>
-                      <w:i w:val="0"/>
-                      <w:sz w:val="18"/>
-                    </w:rPr>
-                    <w:t>{{ ndfl_2.rows[21].deduction_amount }}</w:t>
-                  </w:r>
-                </w:p>
-              </w:tc>
-            </w:tr>
-            <w:tr>
-              <w:tc>
-                <w:tcPr>
-                  <w:tcW w:type="dxa" w:w="1077"/>
-                  <w:vAlign w:val="center"/>
-                  <w:tcBorders>
-                    <w:top w:val="single" w:sz="4" w:color="000000"/>
-                    <w:bottom w:val="single" w:sz="4" w:color="000000"/>
-                    <w:left w:val="single" w:sz="4" w:color="000000"/>
-                    <w:right w:val="single" w:sz="4" w:color="000000"/>
-                  </w:tcBorders>
-                </w:tcPr>
-                <w:p>
-                  <w:pPr>
-                    <w:spacing w:before="0" w:after="0"/>
-                    <w:jc w:val="center"/>
-                  </w:pPr>
-                  <w:r/>
-                  <w:r>
-                    <w:rPr>
-                      <w:rFonts w:ascii="Arial" w:hAnsi="Arial" w:cs="Arial" w:eastAsia="Arial"/>
-                      <w:b w:val="0"/>
-                      <w:i w:val="0"/>
-                      <w:sz w:val="18"/>
-                    </w:rPr>
-                    <w:t>{{ ndfl_2.rows[22].month }}</w:t>
-                  </w:r>
-                </w:p>
-              </w:tc>
-              <w:tc>
-                <w:tcPr>
-                  <w:tcW w:type="dxa" w:w="1077"/>
-                  <w:vAlign w:val="center"/>
-                  <w:tcBorders>
-                    <w:top w:val="single" w:sz="4" w:color="000000"/>
-                    <w:bottom w:val="single" w:sz="4" w:color="000000"/>
-                    <w:left w:val="single" w:sz="4" w:color="000000"/>
-                    <w:right w:val="single" w:sz="4" w:color="000000"/>
-                  </w:tcBorders>
-                </w:tcPr>
-                <w:p>
-                  <w:pPr>
-                    <w:spacing w:before="0" w:after="0"/>
-                    <w:jc w:val="center"/>
-                  </w:pPr>
-                  <w:r/>
-                  <w:r>
-                    <w:rPr>
-                      <w:rFonts w:ascii="Arial" w:hAnsi="Arial" w:cs="Arial" w:eastAsia="Arial"/>
-                      <w:b w:val="0"/>
-                      <w:i w:val="0"/>
-                      <w:sz w:val="18"/>
-                    </w:rPr>
-                    <w:t>{{ ndfl_2.rows[22].income_code }}</w:t>
-                  </w:r>
-                </w:p>
-              </w:tc>
-              <w:tc>
-                <w:tcPr>
-                  <w:tcW w:type="dxa" w:w="1077"/>
-                  <w:vAlign w:val="center"/>
-                  <w:tcBorders>
-                    <w:top w:val="single" w:sz="4" w:color="000000"/>
-                    <w:bottom w:val="single" w:sz="4" w:color="000000"/>
-                    <w:left w:val="single" w:sz="4" w:color="000000"/>
-                    <w:right w:val="single" w:sz="4" w:color="000000"/>
-                  </w:tcBorders>
-                </w:tcPr>
-                <w:p>
-                  <w:pPr>
-                    <w:spacing w:before="0" w:after="0"/>
-                    <w:jc w:val="right"/>
-                  </w:pPr>
-                  <w:r/>
-                  <w:r>
-                    <w:rPr>
-                      <w:rFonts w:ascii="Arial" w:hAnsi="Arial" w:cs="Arial" w:eastAsia="Arial"/>
-                      <w:b w:val="0"/>
-                      <w:i w:val="0"/>
-                      <w:sz w:val="18"/>
-                    </w:rPr>
-                    <w:t>{{ ndfl_2.rows[22].income_amount }}</w:t>
-                  </w:r>
-                </w:p>
-              </w:tc>
-              <w:tc>
-                <w:tcPr>
-                  <w:tcW w:type="dxa" w:w="1077"/>
-                  <w:vAlign w:val="center"/>
-                  <w:tcBorders>
-                    <w:top w:val="single" w:sz="4" w:color="000000"/>
-                    <w:bottom w:val="single" w:sz="4" w:color="000000"/>
-                    <w:left w:val="single" w:sz="4" w:color="000000"/>
-                    <w:right w:val="single" w:sz="4" w:color="000000"/>
-                  </w:tcBorders>
-                </w:tcPr>
-                <w:p>
-                  <w:pPr>
-                    <w:spacing w:before="0" w:after="0"/>
-                    <w:jc w:val="center"/>
-                  </w:pPr>
-                  <w:r/>
-                  <w:r>
-                    <w:rPr>
-                      <w:rFonts w:ascii="Arial" w:hAnsi="Arial" w:cs="Arial" w:eastAsia="Arial"/>
-                      <w:b w:val="0"/>
-                      <w:i w:val="0"/>
-                      <w:sz w:val="18"/>
-                    </w:rPr>
-                    <w:t>{{ ndfl_2.rows[22].deduction_code }}</w:t>
-                  </w:r>
-                </w:p>
-              </w:tc>
-              <w:tc>
-                <w:tcPr>
-                  <w:tcW w:type="dxa" w:w="1077"/>
-                  <w:vAlign w:val="center"/>
-                  <w:tcBorders>
-                    <w:top w:val="single" w:sz="4" w:color="000000"/>
-                    <w:bottom w:val="single" w:sz="4" w:color="000000"/>
-                    <w:left w:val="single" w:sz="4" w:color="000000"/>
-                    <w:right w:val="single" w:sz="4" w:color="000000"/>
-                  </w:tcBorders>
-                </w:tcPr>
-                <w:p>
-                  <w:pPr>
-                    <w:spacing w:before="0" w:after="0"/>
-                    <w:jc w:val="right"/>
-                  </w:pPr>
-                  <w:r/>
-                  <w:r>
-                    <w:rPr>
-                      <w:rFonts w:ascii="Arial" w:hAnsi="Arial" w:cs="Arial" w:eastAsia="Arial"/>
-                      <w:b w:val="0"/>
-                      <w:i w:val="0"/>
-                      <w:sz w:val="18"/>
-                    </w:rPr>
-                    <w:t>{{ ndfl_2.rows[22].deduction_amount }}</w:t>
-                  </w:r>
-                </w:p>
-              </w:tc>
-            </w:tr>
-            <w:tr>
-              <w:tc>
-                <w:tcPr>
-                  <w:tcW w:type="dxa" w:w="1077"/>
-                  <w:vAlign w:val="center"/>
-                  <w:tcBorders>
-                    <w:top w:val="single" w:sz="4" w:color="000000"/>
-                    <w:bottom w:val="single" w:sz="4" w:color="000000"/>
-                    <w:left w:val="single" w:sz="4" w:color="000000"/>
-                    <w:right w:val="single" w:sz="4" w:color="000000"/>
-                  </w:tcBorders>
-                </w:tcPr>
-                <w:p>
-                  <w:pPr>
-                    <w:spacing w:before="0" w:after="0"/>
-                    <w:jc w:val="center"/>
-                  </w:pPr>
-                  <w:r/>
-                  <w:r>
-                    <w:rPr>
-                      <w:rFonts w:ascii="Arial" w:hAnsi="Arial" w:cs="Arial" w:eastAsia="Arial"/>
-                      <w:b w:val="0"/>
-                      <w:i w:val="0"/>
-                      <w:sz w:val="18"/>
-                    </w:rPr>
-                    <w:t>{{ ndfl_2.rows[23].month }}</w:t>
-                  </w:r>
-                </w:p>
-              </w:tc>
-              <w:tc>
-                <w:tcPr>
-                  <w:tcW w:type="dxa" w:w="1077"/>
-                  <w:vAlign w:val="center"/>
-                  <w:tcBorders>
-                    <w:top w:val="single" w:sz="4" w:color="000000"/>
-                    <w:bottom w:val="single" w:sz="4" w:color="000000"/>
-                    <w:left w:val="single" w:sz="4" w:color="000000"/>
-                    <w:right w:val="single" w:sz="4" w:color="000000"/>
-                  </w:tcBorders>
-                </w:tcPr>
-                <w:p>
-                  <w:pPr>
-                    <w:spacing w:before="0" w:after="0"/>
-                    <w:jc w:val="center"/>
-                  </w:pPr>
-                  <w:r/>
-                  <w:r>
-                    <w:rPr>
-                      <w:rFonts w:ascii="Arial" w:hAnsi="Arial" w:cs="Arial" w:eastAsia="Arial"/>
-                      <w:b w:val="0"/>
-                      <w:i w:val="0"/>
-                      <w:sz w:val="18"/>
-                    </w:rPr>
-                    <w:t>{{ ndfl_2.rows[23].income_code }}</w:t>
-                  </w:r>
-                </w:p>
-              </w:tc>
-              <w:tc>
-                <w:tcPr>
-                  <w:tcW w:type="dxa" w:w="1077"/>
-                  <w:vAlign w:val="center"/>
-                  <w:tcBorders>
-                    <w:top w:val="single" w:sz="4" w:color="000000"/>
-                    <w:bottom w:val="single" w:sz="4" w:color="000000"/>
-                    <w:left w:val="single" w:sz="4" w:color="000000"/>
-                    <w:right w:val="single" w:sz="4" w:color="000000"/>
-                  </w:tcBorders>
-                </w:tcPr>
-                <w:p>
-                  <w:pPr>
-                    <w:spacing w:before="0" w:after="0"/>
-                    <w:jc w:val="right"/>
-                  </w:pPr>
-                  <w:r/>
-                  <w:r>
-                    <w:rPr>
-                      <w:rFonts w:ascii="Arial" w:hAnsi="Arial" w:cs="Arial" w:eastAsia="Arial"/>
-                      <w:b w:val="0"/>
-                      <w:i w:val="0"/>
-                      <w:sz w:val="18"/>
-                    </w:rPr>
-                    <w:t>{{ ndfl_2.rows[23].income_amount }}</w:t>
-                  </w:r>
-                </w:p>
-              </w:tc>
-              <w:tc>
-                <w:tcPr>
-                  <w:tcW w:type="dxa" w:w="1077"/>
-                  <w:vAlign w:val="center"/>
-                  <w:tcBorders>
-                    <w:top w:val="single" w:sz="4" w:color="000000"/>
-                    <w:bottom w:val="single" w:sz="4" w:color="000000"/>
-                    <w:left w:val="single" w:sz="4" w:color="000000"/>
-                    <w:right w:val="single" w:sz="4" w:color="000000"/>
-                  </w:tcBorders>
-                </w:tcPr>
-                <w:p>
-                  <w:pPr>
-                    <w:spacing w:before="0" w:after="0"/>
-                    <w:jc w:val="center"/>
-                  </w:pPr>
-                  <w:r/>
-                  <w:r>
-                    <w:rPr>
-                      <w:rFonts w:ascii="Arial" w:hAnsi="Arial" w:cs="Arial" w:eastAsia="Arial"/>
-                      <w:b w:val="0"/>
-                      <w:i w:val="0"/>
-                      <w:sz w:val="18"/>
-                    </w:rPr>
-                    <w:t>{{ ndfl_2.rows[23].deduction_code }}</w:t>
-                  </w:r>
-                </w:p>
-              </w:tc>
-              <w:tc>
-                <w:tcPr>
-                  <w:tcW w:type="dxa" w:w="1077"/>
-                  <w:vAlign w:val="center"/>
-                  <w:tcBorders>
-                    <w:top w:val="single" w:sz="4" w:color="000000"/>
-                    <w:bottom w:val="single" w:sz="4" w:color="000000"/>
-                    <w:left w:val="single" w:sz="4" w:color="000000"/>
-                    <w:right w:val="single" w:sz="4" w:color="000000"/>
-                  </w:tcBorders>
-                </w:tcPr>
-                <w:p>
-                  <w:pPr>
-                    <w:spacing w:before="0" w:after="0"/>
-                    <w:jc w:val="right"/>
-                  </w:pPr>
-                  <w:r/>
-                  <w:r>
-                    <w:rPr>
-                      <w:rFonts w:ascii="Arial" w:hAnsi="Arial" w:cs="Arial" w:eastAsia="Arial"/>
-                      <w:b w:val="0"/>
-                      <w:i w:val="0"/>
-                      <w:sz w:val="18"/>
-                    </w:rPr>
-                    <w:t>{{ ndfl_2.rows[23].deduction_amount }}</w:t>
-                  </w:r>
-                </w:p>
-              </w:tc>
-            </w:tr>
-            <w:tr>
-              <w:tc>
-                <w:tcPr>
-                  <w:tcW w:type="dxa" w:w="1077"/>
-                  <w:vAlign w:val="center"/>
-                  <w:tcBorders>
-                    <w:top w:val="single" w:sz="4" w:color="000000"/>
-                    <w:bottom w:val="single" w:sz="4" w:color="000000"/>
-                    <w:left w:val="single" w:sz="4" w:color="000000"/>
-                    <w:right w:val="single" w:sz="4" w:color="000000"/>
-                  </w:tcBorders>
-                </w:tcPr>
-                <w:p>
-                  <w:pPr>
-                    <w:spacing w:before="0" w:after="0"/>
-                    <w:jc w:val="center"/>
-                  </w:pPr>
-                  <w:r/>
-                  <w:r>
-                    <w:rPr>
-                      <w:rFonts w:ascii="Arial" w:hAnsi="Arial" w:cs="Arial" w:eastAsia="Arial"/>
-                      <w:b w:val="0"/>
-                      <w:i w:val="0"/>
-                      <w:sz w:val="18"/>
-                    </w:rPr>
-                    <w:t>{{ ndfl_2.rows[24].month }}</w:t>
-                  </w:r>
-                </w:p>
-              </w:tc>
-              <w:tc>
-                <w:tcPr>
-                  <w:tcW w:type="dxa" w:w="1077"/>
-                  <w:vAlign w:val="center"/>
-                  <w:tcBorders>
-                    <w:top w:val="single" w:sz="4" w:color="000000"/>
-                    <w:bottom w:val="single" w:sz="4" w:color="000000"/>
-                    <w:left w:val="single" w:sz="4" w:color="000000"/>
-                    <w:right w:val="single" w:sz="4" w:color="000000"/>
-                  </w:tcBorders>
-                </w:tcPr>
-                <w:p>
-                  <w:pPr>
-                    <w:spacing w:before="0" w:after="0"/>
-                    <w:jc w:val="center"/>
-                  </w:pPr>
-                  <w:r/>
-                  <w:r>
-                    <w:rPr>
-                      <w:rFonts w:ascii="Arial" w:hAnsi="Arial" w:cs="Arial" w:eastAsia="Arial"/>
-                      <w:b w:val="0"/>
-                      <w:i w:val="0"/>
-                      <w:sz w:val="18"/>
-                    </w:rPr>
-                    <w:t>{{ ndfl_2.rows[24].income_code }}</w:t>
-                  </w:r>
-                </w:p>
-              </w:tc>
-              <w:tc>
-                <w:tcPr>
-                  <w:tcW w:type="dxa" w:w="1077"/>
-                  <w:vAlign w:val="center"/>
-                  <w:tcBorders>
-                    <w:top w:val="single" w:sz="4" w:color="000000"/>
-                    <w:bottom w:val="single" w:sz="4" w:color="000000"/>
-                    <w:left w:val="single" w:sz="4" w:color="000000"/>
-                    <w:right w:val="single" w:sz="4" w:color="000000"/>
-                  </w:tcBorders>
-                </w:tcPr>
-                <w:p>
-                  <w:pPr>
-                    <w:spacing w:before="0" w:after="0"/>
-                    <w:jc w:val="right"/>
-                  </w:pPr>
-                  <w:r/>
-                  <w:r>
-                    <w:rPr>
-                      <w:rFonts w:ascii="Arial" w:hAnsi="Arial" w:cs="Arial" w:eastAsia="Arial"/>
-                      <w:b w:val="0"/>
-                      <w:i w:val="0"/>
-                      <w:sz w:val="18"/>
-                    </w:rPr>
-                    <w:t>{{ ndfl_2.rows[24].income_amount }}</w:t>
-                  </w:r>
-                </w:p>
-              </w:tc>
-              <w:tc>
-                <w:tcPr>
-                  <w:tcW w:type="dxa" w:w="1077"/>
-                  <w:vAlign w:val="center"/>
-                  <w:tcBorders>
-                    <w:top w:val="single" w:sz="4" w:color="000000"/>
-                    <w:bottom w:val="single" w:sz="4" w:color="000000"/>
-                    <w:left w:val="single" w:sz="4" w:color="000000"/>
-                    <w:right w:val="single" w:sz="4" w:color="000000"/>
-                  </w:tcBorders>
-                </w:tcPr>
-                <w:p>
-                  <w:pPr>
-                    <w:spacing w:before="0" w:after="0"/>
-                    <w:jc w:val="center"/>
-                  </w:pPr>
-                  <w:r/>
-                  <w:r>
-                    <w:rPr>
-                      <w:rFonts w:ascii="Arial" w:hAnsi="Arial" w:cs="Arial" w:eastAsia="Arial"/>
-                      <w:b w:val="0"/>
-                      <w:i w:val="0"/>
-                      <w:sz w:val="18"/>
-                    </w:rPr>
-                    <w:t>{{ ndfl_2.rows[24].deduction_code }}</w:t>
-                  </w:r>
-                </w:p>
-              </w:tc>
-              <w:tc>
-                <w:tcPr>
-                  <w:tcW w:type="dxa" w:w="1077"/>
-                  <w:vAlign w:val="center"/>
-                  <w:tcBorders>
-                    <w:top w:val="single" w:sz="4" w:color="000000"/>
-                    <w:bottom w:val="single" w:sz="4" w:color="000000"/>
-                    <w:left w:val="single" w:sz="4" w:color="000000"/>
-                    <w:right w:val="single" w:sz="4" w:color="000000"/>
-                  </w:tcBorders>
-                </w:tcPr>
-                <w:p>
-                  <w:pPr>
-                    <w:spacing w:before="0" w:after="0"/>
-                    <w:jc w:val="right"/>
-                  </w:pPr>
-                  <w:r/>
-                  <w:r>
-                    <w:rPr>
-                      <w:rFonts w:ascii="Arial" w:hAnsi="Arial" w:cs="Arial" w:eastAsia="Arial"/>
-                      <w:b w:val="0"/>
-                      <w:i w:val="0"/>
-                      <w:sz w:val="18"/>
-                    </w:rPr>
-                    <w:t>{{ ndfl_2.rows[24].deduction_amount }}</w:t>
-                  </w:r>
-                </w:p>
-              </w:tc>
-            </w:tr>
-            <w:tr>
-              <w:tc>
-                <w:tcPr>
-                  <w:tcW w:type="dxa" w:w="1077"/>
-                  <w:vAlign w:val="center"/>
-                  <w:tcBorders>
-                    <w:top w:val="single" w:sz="4" w:color="000000"/>
-                    <w:bottom w:val="single" w:sz="4" w:color="000000"/>
-                    <w:left w:val="single" w:sz="4" w:color="000000"/>
-                    <w:right w:val="single" w:sz="4" w:color="000000"/>
-                  </w:tcBorders>
-                </w:tcPr>
-                <w:p>
-                  <w:pPr>
-                    <w:spacing w:before="0" w:after="0"/>
-                    <w:jc w:val="center"/>
-                  </w:pPr>
-                  <w:r/>
-                  <w:r>
-                    <w:rPr>
-                      <w:rFonts w:ascii="Arial" w:hAnsi="Arial" w:cs="Arial" w:eastAsia="Arial"/>
-                      <w:b w:val="0"/>
-                      <w:i w:val="0"/>
-                      <w:sz w:val="18"/>
-                    </w:rPr>
-                    <w:t>{{ ndfl_2.rows[25].month }}</w:t>
-                  </w:r>
-                </w:p>
-              </w:tc>
-              <w:tc>
-                <w:tcPr>
-                  <w:tcW w:type="dxa" w:w="1077"/>
-                  <w:vAlign w:val="center"/>
-                  <w:tcBorders>
-                    <w:top w:val="single" w:sz="4" w:color="000000"/>
-                    <w:bottom w:val="single" w:sz="4" w:color="000000"/>
-                    <w:left w:val="single" w:sz="4" w:color="000000"/>
-                    <w:right w:val="single" w:sz="4" w:color="000000"/>
-                  </w:tcBorders>
-                </w:tcPr>
-                <w:p>
-                  <w:pPr>
-                    <w:spacing w:before="0" w:after="0"/>
-                    <w:jc w:val="center"/>
-                  </w:pPr>
-                  <w:r/>
-                  <w:r>
-                    <w:rPr>
-                      <w:rFonts w:ascii="Arial" w:hAnsi="Arial" w:cs="Arial" w:eastAsia="Arial"/>
-                      <w:b w:val="0"/>
-                      <w:i w:val="0"/>
-                      <w:sz w:val="18"/>
-                    </w:rPr>
-                    <w:t>{{ ndfl_2.rows[25].income_code }}</w:t>
-                  </w:r>
-                </w:p>
-              </w:tc>
-              <w:tc>
-                <w:tcPr>
-                  <w:tcW w:type="dxa" w:w="1077"/>
-                  <w:vAlign w:val="center"/>
-                  <w:tcBorders>
-                    <w:top w:val="single" w:sz="4" w:color="000000"/>
-                    <w:bottom w:val="single" w:sz="4" w:color="000000"/>
-                    <w:left w:val="single" w:sz="4" w:color="000000"/>
-                    <w:right w:val="single" w:sz="4" w:color="000000"/>
-                  </w:tcBorders>
-                </w:tcPr>
-                <w:p>
-                  <w:pPr>
-                    <w:spacing w:before="0" w:after="0"/>
-                    <w:jc w:val="right"/>
-                  </w:pPr>
-                  <w:r/>
-                  <w:r>
-                    <w:rPr>
-                      <w:rFonts w:ascii="Arial" w:hAnsi="Arial" w:cs="Arial" w:eastAsia="Arial"/>
-                      <w:b w:val="0"/>
-                      <w:i w:val="0"/>
-                      <w:sz w:val="18"/>
-                    </w:rPr>
-                    <w:t>{{ ndfl_2.rows[25].income_amount }}</w:t>
-                  </w:r>
-                </w:p>
-              </w:tc>
-              <w:tc>
-                <w:tcPr>
-                  <w:tcW w:type="dxa" w:w="1077"/>
-                  <w:vAlign w:val="center"/>
-                  <w:tcBorders>
-                    <w:top w:val="single" w:sz="4" w:color="000000"/>
-                    <w:bottom w:val="single" w:sz="4" w:color="000000"/>
-                    <w:left w:val="single" w:sz="4" w:color="000000"/>
-                    <w:right w:val="single" w:sz="4" w:color="000000"/>
-                  </w:tcBorders>
-                </w:tcPr>
-                <w:p>
-                  <w:pPr>
-                    <w:spacing w:before="0" w:after="0"/>
-                    <w:jc w:val="center"/>
-                  </w:pPr>
-                  <w:r/>
-                  <w:r>
-                    <w:rPr>
-                      <w:rFonts w:ascii="Arial" w:hAnsi="Arial" w:cs="Arial" w:eastAsia="Arial"/>
-                      <w:b w:val="0"/>
-                      <w:i w:val="0"/>
-                      <w:sz w:val="18"/>
-                    </w:rPr>
-                    <w:t>{{ ndfl_2.rows[25].deduction_code }}</w:t>
-                  </w:r>
-                </w:p>
-              </w:tc>
-              <w:tc>
-                <w:tcPr>
-                  <w:tcW w:type="dxa" w:w="1077"/>
-                  <w:vAlign w:val="center"/>
-                  <w:tcBorders>
-                    <w:top w:val="single" w:sz="4" w:color="000000"/>
-                    <w:bottom w:val="single" w:sz="4" w:color="000000"/>
-                    <w:left w:val="single" w:sz="4" w:color="000000"/>
-                    <w:right w:val="single" w:sz="4" w:color="000000"/>
-                  </w:tcBorders>
-                </w:tcPr>
-                <w:p>
-                  <w:pPr>
-                    <w:spacing w:before="0" w:after="0"/>
-                    <w:jc w:val="right"/>
-                  </w:pPr>
-                  <w:r/>
-                  <w:r>
-                    <w:rPr>
-                      <w:rFonts w:ascii="Arial" w:hAnsi="Arial" w:cs="Arial" w:eastAsia="Arial"/>
-                      <w:b w:val="0"/>
-                      <w:i w:val="0"/>
-                      <w:sz w:val="18"/>
-                    </w:rPr>
-                    <w:t>{{ ndfl_2.rows[25].deduction_amount }}</w:t>
-                  </w:r>
-                </w:p>
-              </w:tc>
-            </w:tr>
-            <w:tr>
-              <w:tc>
-                <w:tcPr>
-                  <w:tcW w:type="dxa" w:w="1077"/>
-                  <w:vAlign w:val="center"/>
-                  <w:tcBorders>
-                    <w:top w:val="single" w:sz="4" w:color="000000"/>
-                    <w:bottom w:val="single" w:sz="4" w:color="000000"/>
-                    <w:left w:val="single" w:sz="4" w:color="000000"/>
-                    <w:right w:val="single" w:sz="4" w:color="000000"/>
-                  </w:tcBorders>
-                </w:tcPr>
-                <w:p>
-                  <w:pPr>
-                    <w:spacing w:before="0" w:after="0"/>
-                    <w:jc w:val="center"/>
-                  </w:pPr>
-                  <w:r/>
-                  <w:r>
-                    <w:rPr>
-                      <w:rFonts w:ascii="Arial" w:hAnsi="Arial" w:cs="Arial" w:eastAsia="Arial"/>
-                      <w:b w:val="0"/>
-                      <w:i w:val="0"/>
-                      <w:sz w:val="18"/>
-                    </w:rPr>
-                    <w:t>{{ ndfl_2.rows[26].month }}</w:t>
-                  </w:r>
-                </w:p>
-              </w:tc>
-              <w:tc>
-                <w:tcPr>
-                  <w:tcW w:type="dxa" w:w="1077"/>
-                  <w:vAlign w:val="center"/>
-                  <w:tcBorders>
-                    <w:top w:val="single" w:sz="4" w:color="000000"/>
-                    <w:bottom w:val="single" w:sz="4" w:color="000000"/>
-                    <w:left w:val="single" w:sz="4" w:color="000000"/>
-                    <w:right w:val="single" w:sz="4" w:color="000000"/>
-                  </w:tcBorders>
-                </w:tcPr>
-                <w:p>
-                  <w:pPr>
-                    <w:spacing w:before="0" w:after="0"/>
-                    <w:jc w:val="center"/>
-                  </w:pPr>
-                  <w:r/>
-                  <w:r>
-                    <w:rPr>
-                      <w:rFonts w:ascii="Arial" w:hAnsi="Arial" w:cs="Arial" w:eastAsia="Arial"/>
-                      <w:b w:val="0"/>
-                      <w:i w:val="0"/>
-                      <w:sz w:val="18"/>
-                    </w:rPr>
-                    <w:t>{{ ndfl_2.rows[26].income_code }}</w:t>
-                  </w:r>
-                </w:p>
-              </w:tc>
-              <w:tc>
-                <w:tcPr>
-                  <w:tcW w:type="dxa" w:w="1077"/>
-                  <w:vAlign w:val="center"/>
-                  <w:tcBorders>
-                    <w:top w:val="single" w:sz="4" w:color="000000"/>
-                    <w:bottom w:val="single" w:sz="4" w:color="000000"/>
-                    <w:left w:val="single" w:sz="4" w:color="000000"/>
-                    <w:right w:val="single" w:sz="4" w:color="000000"/>
-                  </w:tcBorders>
-                </w:tcPr>
-                <w:p>
-                  <w:pPr>
-                    <w:spacing w:before="0" w:after="0"/>
-                    <w:jc w:val="right"/>
-                  </w:pPr>
-                  <w:r/>
-                  <w:r>
-                    <w:rPr>
-                      <w:rFonts w:ascii="Arial" w:hAnsi="Arial" w:cs="Arial" w:eastAsia="Arial"/>
-                      <w:b w:val="0"/>
-                      <w:i w:val="0"/>
-                      <w:sz w:val="18"/>
-                    </w:rPr>
-                    <w:t>{{ ndfl_2.rows[26].income_amount }}</w:t>
-                  </w:r>
-                </w:p>
-              </w:tc>
-              <w:tc>
-                <w:tcPr>
-                  <w:tcW w:type="dxa" w:w="1077"/>
-                  <w:vAlign w:val="center"/>
-                  <w:tcBorders>
-                    <w:top w:val="single" w:sz="4" w:color="000000"/>
-                    <w:bottom w:val="single" w:sz="4" w:color="000000"/>
-                    <w:left w:val="single" w:sz="4" w:color="000000"/>
-                    <w:right w:val="single" w:sz="4" w:color="000000"/>
-                  </w:tcBorders>
-                </w:tcPr>
-                <w:p>
-                  <w:pPr>
-                    <w:spacing w:before="0" w:after="0"/>
-                    <w:jc w:val="center"/>
-                  </w:pPr>
-                  <w:r/>
-                  <w:r>
-                    <w:rPr>
-                      <w:rFonts w:ascii="Arial" w:hAnsi="Arial" w:cs="Arial" w:eastAsia="Arial"/>
-                      <w:b w:val="0"/>
-                      <w:i w:val="0"/>
-                      <w:sz w:val="18"/>
-                    </w:rPr>
-                    <w:t>{{ ndfl_2.rows[26].deduction_code }}</w:t>
-                  </w:r>
-                </w:p>
-              </w:tc>
-              <w:tc>
-                <w:tcPr>
-                  <w:tcW w:type="dxa" w:w="1077"/>
-                  <w:vAlign w:val="center"/>
-                  <w:tcBorders>
-                    <w:top w:val="single" w:sz="4" w:color="000000"/>
-                    <w:bottom w:val="single" w:sz="4" w:color="000000"/>
-                    <w:left w:val="single" w:sz="4" w:color="000000"/>
-                    <w:right w:val="single" w:sz="4" w:color="000000"/>
-                  </w:tcBorders>
-                </w:tcPr>
-                <w:p>
-                  <w:pPr>
-                    <w:spacing w:before="0" w:after="0"/>
-                    <w:jc w:val="right"/>
-                  </w:pPr>
-                  <w:r/>
-                  <w:r>
-                    <w:rPr>
-                      <w:rFonts w:ascii="Arial" w:hAnsi="Arial" w:cs="Arial" w:eastAsia="Arial"/>
-                      <w:b w:val="0"/>
-                      <w:i w:val="0"/>
-                      <w:sz w:val="18"/>
-                    </w:rPr>
-                    <w:t>{{ ndfl_2.rows[26].deduction_amount }}</w:t>
-                  </w:r>
-                </w:p>
-              </w:tc>
-            </w:tr>
-            <w:tr>
-              <w:tc>
-                <w:tcPr>
-                  <w:tcW w:type="dxa" w:w="1077"/>
-                  <w:vAlign w:val="center"/>
-                  <w:tcBorders>
-                    <w:top w:val="single" w:sz="4" w:color="000000"/>
-                    <w:bottom w:val="single" w:sz="4" w:color="000000"/>
-                    <w:left w:val="single" w:sz="4" w:color="000000"/>
-                    <w:right w:val="single" w:sz="4" w:color="000000"/>
-                  </w:tcBorders>
-                </w:tcPr>
-                <w:p>
-                  <w:pPr>
-                    <w:spacing w:before="0" w:after="0"/>
-                    <w:jc w:val="center"/>
-                  </w:pPr>
-                  <w:r/>
-                  <w:r>
-                    <w:rPr>
-                      <w:rFonts w:ascii="Arial" w:hAnsi="Arial" w:cs="Arial" w:eastAsia="Arial"/>
-                      <w:b w:val="0"/>
-                      <w:i w:val="0"/>
-                      <w:sz w:val="18"/>
-                    </w:rPr>
-                    <w:t>{{ ndfl_2.rows[27].month }}</w:t>
-                  </w:r>
-                </w:p>
-              </w:tc>
-              <w:tc>
-                <w:tcPr>
-                  <w:tcW w:type="dxa" w:w="1077"/>
-                  <w:vAlign w:val="center"/>
-                  <w:tcBorders>
-                    <w:top w:val="single" w:sz="4" w:color="000000"/>
-                    <w:bottom w:val="single" w:sz="4" w:color="000000"/>
-                    <w:left w:val="single" w:sz="4" w:color="000000"/>
-                    <w:right w:val="single" w:sz="4" w:color="000000"/>
-                  </w:tcBorders>
-                </w:tcPr>
-                <w:p>
-                  <w:pPr>
-                    <w:spacing w:before="0" w:after="0"/>
-                    <w:jc w:val="center"/>
-                  </w:pPr>
-                  <w:r/>
-                  <w:r>
-                    <w:rPr>
-                      <w:rFonts w:ascii="Arial" w:hAnsi="Arial" w:cs="Arial" w:eastAsia="Arial"/>
-                      <w:b w:val="0"/>
-                      <w:i w:val="0"/>
-                      <w:sz w:val="18"/>
-                    </w:rPr>
-                    <w:t>{{ ndfl_2.rows[27].income_code }}</w:t>
-                  </w:r>
-                </w:p>
-              </w:tc>
-              <w:tc>
-                <w:tcPr>
-                  <w:tcW w:type="dxa" w:w="1077"/>
-                  <w:vAlign w:val="center"/>
-                  <w:tcBorders>
-                    <w:top w:val="single" w:sz="4" w:color="000000"/>
-                    <w:bottom w:val="single" w:sz="4" w:color="000000"/>
-                    <w:left w:val="single" w:sz="4" w:color="000000"/>
-                    <w:right w:val="single" w:sz="4" w:color="000000"/>
-                  </w:tcBorders>
-                </w:tcPr>
-                <w:p>
-                  <w:pPr>
-                    <w:spacing w:before="0" w:after="0"/>
-                    <w:jc w:val="right"/>
-                  </w:pPr>
-                  <w:r/>
-                  <w:r>
-                    <w:rPr>
-                      <w:rFonts w:ascii="Arial" w:hAnsi="Arial" w:cs="Arial" w:eastAsia="Arial"/>
-                      <w:b w:val="0"/>
-                      <w:i w:val="0"/>
-                      <w:sz w:val="18"/>
-                    </w:rPr>
-                    <w:t>{{ ndfl_2.rows[27].income_amount }}</w:t>
-                  </w:r>
-                </w:p>
-              </w:tc>
-              <w:tc>
-                <w:tcPr>
-                  <w:tcW w:type="dxa" w:w="1077"/>
-                  <w:vAlign w:val="center"/>
-                  <w:tcBorders>
-                    <w:top w:val="single" w:sz="4" w:color="000000"/>
-                    <w:bottom w:val="single" w:sz="4" w:color="000000"/>
-                    <w:left w:val="single" w:sz="4" w:color="000000"/>
-                    <w:right w:val="single" w:sz="4" w:color="000000"/>
-                  </w:tcBorders>
-                </w:tcPr>
-                <w:p>
-                  <w:pPr>
-                    <w:spacing w:before="0" w:after="0"/>
-                    <w:jc w:val="center"/>
-                  </w:pPr>
-                  <w:r/>
-                  <w:r>
-                    <w:rPr>
-                      <w:rFonts w:ascii="Arial" w:hAnsi="Arial" w:cs="Arial" w:eastAsia="Arial"/>
-                      <w:b w:val="0"/>
-                      <w:i w:val="0"/>
-                      <w:sz w:val="18"/>
-                    </w:rPr>
-                    <w:t>{{ ndfl_2.rows[27].deduction_code }}</w:t>
-                  </w:r>
-                </w:p>
-              </w:tc>
-              <w:tc>
-                <w:tcPr>
-                  <w:tcW w:type="dxa" w:w="1077"/>
-                  <w:vAlign w:val="center"/>
-                  <w:tcBorders>
-                    <w:top w:val="single" w:sz="4" w:color="000000"/>
-                    <w:bottom w:val="single" w:sz="4" w:color="000000"/>
-                    <w:left w:val="single" w:sz="4" w:color="000000"/>
-                    <w:right w:val="single" w:sz="4" w:color="000000"/>
-                  </w:tcBorders>
-                </w:tcPr>
-                <w:p>
-                  <w:pPr>
-                    <w:spacing w:before="0" w:after="0"/>
-                    <w:jc w:val="right"/>
-                  </w:pPr>
-                  <w:r/>
-                  <w:r>
-                    <w:rPr>
-                      <w:rFonts w:ascii="Arial" w:hAnsi="Arial" w:cs="Arial" w:eastAsia="Arial"/>
-                      <w:b w:val="0"/>
-                      <w:i w:val="0"/>
-                      <w:sz w:val="18"/>
-                    </w:rPr>
-                    <w:t>{{ ndfl_2.rows[27].deduction_amount }}</w:t>
-                  </w:r>
-                </w:p>
-              </w:tc>
-            </w:tr>
-          </w:tbl>
-          <w:p/>
+        </w:tc>
+        <w:tc>
+          <w:tcPr>
+            <w:tcW w:type="dxa" w:w="1077"/>
+            <w:vAlign w:val="center"/>
+            <w:tcBorders>
+              <w:top w:val="single" w:sz="4" w:color="000000"/>
+              <w:bottom w:val="single" w:sz="4" w:color="000000"/>
+              <w:left w:val="single" w:sz="4" w:color="000000"/>
+              <w:right w:val="single" w:sz="4" w:color="000000"/>
+            </w:tcBorders>
+          </w:tcPr>
+          <w:p>
+            <w:pPr>
+              <w:spacing w:before="0" w:after="0"/>
+              <w:jc w:val="center"/>
+            </w:pPr>
+            <w:r/>
+            <w:r>
+              <w:rPr>
+                <w:rFonts w:ascii="Arial" w:hAnsi="Arial" w:cs="Arial" w:eastAsia="Arial"/>
+                <w:b w:val="0"/>
+                <w:i w:val="0"/>
+                <w:sz w:val="14"/>
+              </w:rPr>
+              <w:t>Сумма дохода</w:t>
+            </w:r>
+          </w:p>
+        </w:tc>
+        <w:tc>
+          <w:tcPr>
+            <w:tcW w:type="dxa" w:w="1077"/>
+            <w:vAlign w:val="center"/>
+            <w:tcBorders>
+              <w:top w:val="single" w:sz="4" w:color="000000"/>
+              <w:bottom w:val="single" w:sz="4" w:color="000000"/>
+              <w:left w:val="single" w:sz="4" w:color="000000"/>
+              <w:right w:val="single" w:sz="4" w:color="000000"/>
+            </w:tcBorders>
+          </w:tcPr>
+          <w:p>
+            <w:pPr>
+              <w:spacing w:before="0" w:after="0"/>
+              <w:jc w:val="center"/>
+            </w:pPr>
+            <w:r/>
+            <w:r>
+              <w:rPr>
+                <w:rFonts w:ascii="Arial" w:hAnsi="Arial" w:cs="Arial" w:eastAsia="Arial"/>
+                <w:b w:val="0"/>
+                <w:i w:val="0"/>
+                <w:sz w:val="14"/>
+              </w:rPr>
+              <w:t>Код вычета</w:t>
+            </w:r>
+          </w:p>
+        </w:tc>
+        <w:tc>
+          <w:tcPr>
+            <w:tcW w:type="dxa" w:w="1077"/>
+            <w:vAlign w:val="center"/>
+            <w:tcBorders>
+              <w:top w:val="single" w:sz="4" w:color="000000"/>
+              <w:bottom w:val="single" w:sz="4" w:color="000000"/>
+              <w:left w:val="single" w:sz="4" w:color="000000"/>
+              <w:right w:val="single" w:sz="4" w:color="000000"/>
+            </w:tcBorders>
+          </w:tcPr>
+          <w:p>
+            <w:pPr>
+              <w:spacing w:before="0" w:after="0"/>
+              <w:jc w:val="center"/>
+            </w:pPr>
+            <w:r/>
+            <w:r>
+              <w:rPr>
+                <w:rFonts w:ascii="Arial" w:hAnsi="Arial" w:cs="Arial" w:eastAsia="Arial"/>
+                <w:b w:val="0"/>
+                <w:i w:val="0"/>
+                <w:sz w:val="14"/>
+              </w:rPr>
+              <w:t>Сумма вычета</w:t>
+            </w:r>
+          </w:p>
+        </w:tc>
+        <w:tc>
+          <w:tcPr>
+            <w:tcW w:type="dxa" w:w="1077"/>
+            <w:vAlign w:val="center"/>
+            <w:tcBorders>
+              <w:top w:val="single" w:sz="4" w:color="000000"/>
+              <w:bottom w:val="single" w:sz="4" w:color="000000"/>
+              <w:left w:val="single" w:sz="4" w:color="000000"/>
+              <w:right w:val="single" w:sz="4" w:color="000000"/>
+            </w:tcBorders>
+          </w:tcPr>
+          <w:p>
+            <w:pPr>
+              <w:spacing w:before="0" w:after="0"/>
+              <w:jc w:val="center"/>
+            </w:pPr>
+            <w:r/>
+            <w:r>
+              <w:rPr>
+                <w:rFonts w:ascii="Arial" w:hAnsi="Arial" w:cs="Arial" w:eastAsia="Arial"/>
+                <w:b w:val="0"/>
+                <w:i w:val="0"/>
+                <w:sz w:val="14"/>
+              </w:rPr>
+              <w:t>Месяц</w:t>
+            </w:r>
+          </w:p>
+        </w:tc>
+        <w:tc>
+          <w:tcPr>
+            <w:tcW w:type="dxa" w:w="1077"/>
+            <w:vAlign w:val="center"/>
+            <w:tcBorders>
+              <w:top w:val="single" w:sz="4" w:color="000000"/>
+              <w:bottom w:val="single" w:sz="4" w:color="000000"/>
+              <w:left w:val="single" w:sz="4" w:color="000000"/>
+              <w:right w:val="single" w:sz="4" w:color="000000"/>
+            </w:tcBorders>
+          </w:tcPr>
+          <w:p>
+            <w:pPr>
+              <w:spacing w:before="0" w:after="0"/>
+              <w:jc w:val="center"/>
+            </w:pPr>
+            <w:r/>
+            <w:r>
+              <w:rPr>
+                <w:rFonts w:ascii="Arial" w:hAnsi="Arial" w:cs="Arial" w:eastAsia="Arial"/>
+                <w:b w:val="0"/>
+                <w:i w:val="0"/>
+                <w:sz w:val="14"/>
+              </w:rPr>
+              <w:t>Код дохода</w:t>
+            </w:r>
+          </w:p>
+        </w:tc>
+        <w:tc>
+          <w:tcPr>
+            <w:tcW w:type="dxa" w:w="1077"/>
+            <w:vAlign w:val="center"/>
+            <w:tcBorders>
+              <w:top w:val="single" w:sz="4" w:color="000000"/>
+              <w:bottom w:val="single" w:sz="4" w:color="000000"/>
+              <w:left w:val="single" w:sz="4" w:color="000000"/>
+              <w:right w:val="single" w:sz="4" w:color="000000"/>
+            </w:tcBorders>
+          </w:tcPr>
+          <w:p>
+            <w:pPr>
+              <w:spacing w:before="0" w:after="0"/>
+              <w:jc w:val="center"/>
+            </w:pPr>
+            <w:r/>
+            <w:r>
+              <w:rPr>
+                <w:rFonts w:ascii="Arial" w:hAnsi="Arial" w:cs="Arial" w:eastAsia="Arial"/>
+                <w:b w:val="0"/>
+                <w:i w:val="0"/>
+                <w:sz w:val="14"/>
+              </w:rPr>
+              <w:t>Сумма дохода</w:t>
+            </w:r>
+          </w:p>
+        </w:tc>
+        <w:tc>
+          <w:tcPr>
+            <w:tcW w:type="dxa" w:w="1077"/>
+            <w:vAlign w:val="center"/>
+            <w:tcBorders>
+              <w:top w:val="single" w:sz="4" w:color="000000"/>
+              <w:bottom w:val="single" w:sz="4" w:color="000000"/>
+              <w:left w:val="single" w:sz="4" w:color="000000"/>
+              <w:right w:val="single" w:sz="4" w:color="000000"/>
+            </w:tcBorders>
+          </w:tcPr>
+          <w:p>
+            <w:pPr>
+              <w:spacing w:before="0" w:after="0"/>
+              <w:jc w:val="center"/>
+            </w:pPr>
+            <w:r/>
+            <w:r>
+              <w:rPr>
+                <w:rFonts w:ascii="Arial" w:hAnsi="Arial" w:cs="Arial" w:eastAsia="Arial"/>
+                <w:b w:val="0"/>
+                <w:i w:val="0"/>
+                <w:sz w:val="14"/>
+              </w:rPr>
+              <w:t>Код вычета</w:t>
+            </w:r>
+          </w:p>
+        </w:tc>
+        <w:tc>
+          <w:tcPr>
+            <w:tcW w:type="dxa" w:w="1077"/>
+            <w:vAlign w:val="center"/>
+            <w:tcBorders>
+              <w:top w:val="single" w:sz="4" w:color="000000"/>
+              <w:bottom w:val="single" w:sz="4" w:color="000000"/>
+              <w:left w:val="single" w:sz="4" w:color="000000"/>
+              <w:right w:val="single" w:sz="4" w:color="000000"/>
+            </w:tcBorders>
+          </w:tcPr>
+          <w:p>
+            <w:pPr>
+              <w:spacing w:before="0" w:after="0"/>
+              <w:jc w:val="center"/>
+            </w:pPr>
+            <w:r/>
+            <w:r>
+              <w:rPr>
+                <w:rFonts w:ascii="Arial" w:hAnsi="Arial" w:cs="Arial" w:eastAsia="Arial"/>
+                <w:b w:val="0"/>
+                <w:i w:val="0"/>
+                <w:sz w:val="14"/>
+              </w:rPr>
+              <w:t>Сумма вычета</w:t>
+            </w:r>
+          </w:p>
+        </w:tc>
+      </w:tr>
+      <w:tr>
+        <w:tc>
+          <w:tcPr>
+            <w:tcW w:type="dxa" w:w="1077"/>
+            <w:vAlign w:val="center"/>
+            <w:tcBorders>
+              <w:top w:val="single" w:sz="4" w:color="000000"/>
+              <w:bottom w:val="single" w:sz="4" w:color="000000"/>
+              <w:left w:val="single" w:sz="4" w:color="000000"/>
+              <w:right w:val="single" w:sz="4" w:color="000000"/>
+            </w:tcBorders>
+          </w:tcPr>
+          <w:p>
+            <w:pPr>
+              <w:spacing w:before="0" w:after="0"/>
+              <w:jc w:val="center"/>
+            </w:pPr>
+            <w:r/>
+            <w:r>
+              <w:rPr>
+                <w:rFonts w:ascii="Arial" w:hAnsi="Arial" w:cs="Arial" w:eastAsia="Arial"/>
+                <w:b w:val="0"/>
+                <w:i w:val="0"/>
+                <w:sz w:val="18"/>
+              </w:rPr>
+              <w:t>{{ ndfl_2.rows[0].month }}</w:t>
+            </w:r>
+          </w:p>
+        </w:tc>
+        <w:tc>
+          <w:tcPr>
+            <w:tcW w:type="dxa" w:w="1077"/>
+            <w:vAlign w:val="center"/>
+            <w:tcBorders>
+              <w:top w:val="single" w:sz="4" w:color="000000"/>
+              <w:bottom w:val="single" w:sz="4" w:color="000000"/>
+              <w:left w:val="single" w:sz="4" w:color="000000"/>
+              <w:right w:val="single" w:sz="4" w:color="000000"/>
+            </w:tcBorders>
+          </w:tcPr>
+          <w:p>
+            <w:pPr>
+              <w:spacing w:before="0" w:after="0"/>
+              <w:jc w:val="center"/>
+            </w:pPr>
+            <w:r/>
+            <w:r>
+              <w:rPr>
+                <w:rFonts w:ascii="Arial" w:hAnsi="Arial" w:cs="Arial" w:eastAsia="Arial"/>
+                <w:b w:val="0"/>
+                <w:i w:val="0"/>
+                <w:sz w:val="18"/>
+              </w:rPr>
+              <w:t>{{ ndfl_2.rows[0].income_code }}</w:t>
+            </w:r>
+          </w:p>
+        </w:tc>
+        <w:tc>
+          <w:tcPr>
+            <w:tcW w:type="dxa" w:w="1077"/>
+            <w:vAlign w:val="center"/>
+            <w:tcBorders>
+              <w:top w:val="single" w:sz="4" w:color="000000"/>
+              <w:bottom w:val="single" w:sz="4" w:color="000000"/>
+              <w:left w:val="single" w:sz="4" w:color="000000"/>
+              <w:right w:val="single" w:sz="4" w:color="000000"/>
+            </w:tcBorders>
+          </w:tcPr>
+          <w:p>
+            <w:pPr>
+              <w:spacing w:before="0" w:after="0"/>
+              <w:jc w:val="right"/>
+            </w:pPr>
+            <w:r/>
+            <w:r>
+              <w:rPr>
+                <w:rFonts w:ascii="Arial" w:hAnsi="Arial" w:cs="Arial" w:eastAsia="Arial"/>
+                <w:b w:val="0"/>
+                <w:i w:val="0"/>
+                <w:sz w:val="18"/>
+              </w:rPr>
+              <w:t>{{ ndfl_2.rows[0].income_amount }}</w:t>
+            </w:r>
+          </w:p>
+        </w:tc>
+        <w:tc>
+          <w:tcPr>
+            <w:tcW w:type="dxa" w:w="1077"/>
+            <w:vAlign w:val="center"/>
+            <w:tcBorders>
+              <w:top w:val="single" w:sz="4" w:color="000000"/>
+              <w:bottom w:val="single" w:sz="4" w:color="000000"/>
+              <w:left w:val="single" w:sz="4" w:color="000000"/>
+              <w:right w:val="single" w:sz="4" w:color="000000"/>
+            </w:tcBorders>
+          </w:tcPr>
+          <w:p>
+            <w:pPr>
+              <w:spacing w:before="0" w:after="0"/>
+              <w:jc w:val="center"/>
+            </w:pPr>
+            <w:r/>
+            <w:r>
+              <w:rPr>
+                <w:rFonts w:ascii="Arial" w:hAnsi="Arial" w:cs="Arial" w:eastAsia="Arial"/>
+                <w:b w:val="0"/>
+                <w:i w:val="0"/>
+                <w:sz w:val="18"/>
+              </w:rPr>
+              <w:t>{{ ndfl_2.rows[0].deduction_code }}</w:t>
+            </w:r>
+          </w:p>
+        </w:tc>
+        <w:tc>
+          <w:tcPr>
+            <w:tcW w:type="dxa" w:w="1077"/>
+            <w:vAlign w:val="center"/>
+            <w:tcBorders>
+              <w:top w:val="single" w:sz="4" w:color="000000"/>
+              <w:bottom w:val="single" w:sz="4" w:color="000000"/>
+              <w:left w:val="single" w:sz="4" w:color="000000"/>
+              <w:right w:val="single" w:sz="4" w:color="000000"/>
+            </w:tcBorders>
+          </w:tcPr>
+          <w:p>
+            <w:pPr>
+              <w:spacing w:before="0" w:after="0"/>
+              <w:jc w:val="right"/>
+            </w:pPr>
+            <w:r/>
+            <w:r>
+              <w:rPr>
+                <w:rFonts w:ascii="Arial" w:hAnsi="Arial" w:cs="Arial" w:eastAsia="Arial"/>
+                <w:b w:val="0"/>
+                <w:i w:val="0"/>
+                <w:sz w:val="18"/>
+              </w:rPr>
+              <w:t>{{ ndfl_2.rows[0].deduction_amount }}</w:t>
+            </w:r>
+          </w:p>
+        </w:tc>
+        <w:tc>
+          <w:tcPr>
+            <w:tcW w:type="dxa" w:w="1077"/>
+            <w:vAlign w:val="center"/>
+            <w:tcBorders>
+              <w:top w:val="single" w:sz="4" w:color="000000"/>
+              <w:bottom w:val="single" w:sz="4" w:color="000000"/>
+              <w:left w:val="single" w:sz="4" w:color="000000"/>
+              <w:right w:val="single" w:sz="4" w:color="000000"/>
+            </w:tcBorders>
+          </w:tcPr>
+          <w:p>
+            <w:pPr>
+              <w:spacing w:before="0" w:after="0"/>
+              <w:jc w:val="center"/>
+            </w:pPr>
+            <w:r/>
+            <w:r>
+              <w:rPr>
+                <w:rFonts w:ascii="Arial" w:hAnsi="Arial" w:cs="Arial" w:eastAsia="Arial"/>
+                <w:b w:val="0"/>
+                <w:i w:val="0"/>
+                <w:sz w:val="18"/>
+              </w:rPr>
+              <w:t>{{ ndfl_2.rows[14].month }}</w:t>
+            </w:r>
+          </w:p>
+        </w:tc>
+        <w:tc>
+          <w:tcPr>
+            <w:tcW w:type="dxa" w:w="1077"/>
+            <w:vAlign w:val="center"/>
+            <w:tcBorders>
+              <w:top w:val="single" w:sz="4" w:color="000000"/>
+              <w:bottom w:val="single" w:sz="4" w:color="000000"/>
+              <w:left w:val="single" w:sz="4" w:color="000000"/>
+              <w:right w:val="single" w:sz="4" w:color="000000"/>
+            </w:tcBorders>
+          </w:tcPr>
+          <w:p>
+            <w:pPr>
+              <w:spacing w:before="0" w:after="0"/>
+              <w:jc w:val="center"/>
+            </w:pPr>
+            <w:r/>
+            <w:r>
+              <w:rPr>
+                <w:rFonts w:ascii="Arial" w:hAnsi="Arial" w:cs="Arial" w:eastAsia="Arial"/>
+                <w:b w:val="0"/>
+                <w:i w:val="0"/>
+                <w:sz w:val="18"/>
+              </w:rPr>
+              <w:t>{{ ndfl_2.rows[14].income_code }}</w:t>
+            </w:r>
+          </w:p>
+        </w:tc>
+        <w:tc>
+          <w:tcPr>
+            <w:tcW w:type="dxa" w:w="1077"/>
+            <w:vAlign w:val="center"/>
+            <w:tcBorders>
+              <w:top w:val="single" w:sz="4" w:color="000000"/>
+              <w:bottom w:val="single" w:sz="4" w:color="000000"/>
+              <w:left w:val="single" w:sz="4" w:color="000000"/>
+              <w:right w:val="single" w:sz="4" w:color="000000"/>
+            </w:tcBorders>
+          </w:tcPr>
+          <w:p>
+            <w:pPr>
+              <w:spacing w:before="0" w:after="0"/>
+              <w:jc w:val="right"/>
+            </w:pPr>
+            <w:r/>
+            <w:r>
+              <w:rPr>
+                <w:rFonts w:ascii="Arial" w:hAnsi="Arial" w:cs="Arial" w:eastAsia="Arial"/>
+                <w:b w:val="0"/>
+                <w:i w:val="0"/>
+                <w:sz w:val="18"/>
+              </w:rPr>
+              <w:t>{{ ndfl_2.rows[14].income_amount }}</w:t>
+            </w:r>
+          </w:p>
+        </w:tc>
+        <w:tc>
+          <w:tcPr>
+            <w:tcW w:type="dxa" w:w="1077"/>
+            <w:vAlign w:val="center"/>
+            <w:tcBorders>
+              <w:top w:val="single" w:sz="4" w:color="000000"/>
+              <w:bottom w:val="single" w:sz="4" w:color="000000"/>
+              <w:left w:val="single" w:sz="4" w:color="000000"/>
+              <w:right w:val="single" w:sz="4" w:color="000000"/>
+            </w:tcBorders>
+          </w:tcPr>
+          <w:p>
+            <w:pPr>
+              <w:spacing w:before="0" w:after="0"/>
+              <w:jc w:val="center"/>
+            </w:pPr>
+            <w:r/>
+            <w:r>
+              <w:rPr>
+                <w:rFonts w:ascii="Arial" w:hAnsi="Arial" w:cs="Arial" w:eastAsia="Arial"/>
+                <w:b w:val="0"/>
+                <w:i w:val="0"/>
+                <w:sz w:val="18"/>
+              </w:rPr>
+              <w:t>{{ ndfl_2.rows[14].deduction_code }}</w:t>
+            </w:r>
+          </w:p>
+        </w:tc>
+        <w:tc>
+          <w:tcPr>
+            <w:tcW w:type="dxa" w:w="1077"/>
+            <w:vAlign w:val="center"/>
+            <w:tcBorders>
+              <w:top w:val="single" w:sz="4" w:color="000000"/>
+              <w:bottom w:val="single" w:sz="4" w:color="000000"/>
+              <w:left w:val="single" w:sz="4" w:color="000000"/>
+              <w:right w:val="single" w:sz="4" w:color="000000"/>
+            </w:tcBorders>
+          </w:tcPr>
+          <w:p>
+            <w:pPr>
+              <w:spacing w:before="0" w:after="0"/>
+              <w:jc w:val="right"/>
+            </w:pPr>
+            <w:r/>
+            <w:r>
+              <w:rPr>
+                <w:rFonts w:ascii="Arial" w:hAnsi="Arial" w:cs="Arial" w:eastAsia="Arial"/>
+                <w:b w:val="0"/>
+                <w:i w:val="0"/>
+                <w:sz w:val="18"/>
+              </w:rPr>
+              <w:t>{{ ndfl_2.rows[14].deduction_amount }}</w:t>
+            </w:r>
+          </w:p>
+        </w:tc>
+      </w:tr>
+      <w:tr>
+        <w:tc>
+          <w:tcPr>
+            <w:tcW w:type="dxa" w:w="1077"/>
+            <w:vAlign w:val="center"/>
+            <w:tcBorders>
+              <w:top w:val="single" w:sz="4" w:color="000000"/>
+              <w:bottom w:val="single" w:sz="4" w:color="000000"/>
+              <w:left w:val="single" w:sz="4" w:color="000000"/>
+              <w:right w:val="single" w:sz="4" w:color="000000"/>
+            </w:tcBorders>
+          </w:tcPr>
+          <w:p>
+            <w:pPr>
+              <w:spacing w:before="0" w:after="0"/>
+              <w:jc w:val="center"/>
+            </w:pPr>
+            <w:r/>
+            <w:r>
+              <w:rPr>
+                <w:rFonts w:ascii="Arial" w:hAnsi="Arial" w:cs="Arial" w:eastAsia="Arial"/>
+                <w:b w:val="0"/>
+                <w:i w:val="0"/>
+                <w:sz w:val="18"/>
+              </w:rPr>
+              <w:t>{{ ndfl_2.rows[1].month }}</w:t>
+            </w:r>
+          </w:p>
+        </w:tc>
+        <w:tc>
+          <w:tcPr>
+            <w:tcW w:type="dxa" w:w="1077"/>
+            <w:vAlign w:val="center"/>
+            <w:tcBorders>
+              <w:top w:val="single" w:sz="4" w:color="000000"/>
+              <w:bottom w:val="single" w:sz="4" w:color="000000"/>
+              <w:left w:val="single" w:sz="4" w:color="000000"/>
+              <w:right w:val="single" w:sz="4" w:color="000000"/>
+            </w:tcBorders>
+          </w:tcPr>
+          <w:p>
+            <w:pPr>
+              <w:spacing w:before="0" w:after="0"/>
+              <w:jc w:val="center"/>
+            </w:pPr>
+            <w:r/>
+            <w:r>
+              <w:rPr>
+                <w:rFonts w:ascii="Arial" w:hAnsi="Arial" w:cs="Arial" w:eastAsia="Arial"/>
+                <w:b w:val="0"/>
+                <w:i w:val="0"/>
+                <w:sz w:val="18"/>
+              </w:rPr>
+              <w:t>{{ ndfl_2.rows[1].income_code }}</w:t>
+            </w:r>
+          </w:p>
+        </w:tc>
+        <w:tc>
+          <w:tcPr>
+            <w:tcW w:type="dxa" w:w="1077"/>
+            <w:vAlign w:val="center"/>
+            <w:tcBorders>
+              <w:top w:val="single" w:sz="4" w:color="000000"/>
+              <w:bottom w:val="single" w:sz="4" w:color="000000"/>
+              <w:left w:val="single" w:sz="4" w:color="000000"/>
+              <w:right w:val="single" w:sz="4" w:color="000000"/>
+            </w:tcBorders>
+          </w:tcPr>
+          <w:p>
+            <w:pPr>
+              <w:spacing w:before="0" w:after="0"/>
+              <w:jc w:val="right"/>
+            </w:pPr>
+            <w:r/>
+            <w:r>
+              <w:rPr>
+                <w:rFonts w:ascii="Arial" w:hAnsi="Arial" w:cs="Arial" w:eastAsia="Arial"/>
+                <w:b w:val="0"/>
+                <w:i w:val="0"/>
+                <w:sz w:val="18"/>
+              </w:rPr>
+              <w:t>{{ ndfl_2.rows[1].income_amount }}</w:t>
+            </w:r>
+          </w:p>
+        </w:tc>
+        <w:tc>
+          <w:tcPr>
+            <w:tcW w:type="dxa" w:w="1077"/>
+            <w:vAlign w:val="center"/>
+            <w:tcBorders>
+              <w:top w:val="single" w:sz="4" w:color="000000"/>
+              <w:bottom w:val="single" w:sz="4" w:color="000000"/>
+              <w:left w:val="single" w:sz="4" w:color="000000"/>
+              <w:right w:val="single" w:sz="4" w:color="000000"/>
+            </w:tcBorders>
+          </w:tcPr>
+          <w:p>
+            <w:pPr>
+              <w:spacing w:before="0" w:after="0"/>
+              <w:jc w:val="center"/>
+            </w:pPr>
+            <w:r/>
+            <w:r>
+              <w:rPr>
+                <w:rFonts w:ascii="Arial" w:hAnsi="Arial" w:cs="Arial" w:eastAsia="Arial"/>
+                <w:b w:val="0"/>
+                <w:i w:val="0"/>
+                <w:sz w:val="18"/>
+              </w:rPr>
+              <w:t>{{ ndfl_2.rows[1].deduction_code }}</w:t>
+            </w:r>
+          </w:p>
+        </w:tc>
+        <w:tc>
+          <w:tcPr>
+            <w:tcW w:type="dxa" w:w="1077"/>
+            <w:vAlign w:val="center"/>
+            <w:tcBorders>
+              <w:top w:val="single" w:sz="4" w:color="000000"/>
+              <w:bottom w:val="single" w:sz="4" w:color="000000"/>
+              <w:left w:val="single" w:sz="4" w:color="000000"/>
+              <w:right w:val="single" w:sz="4" w:color="000000"/>
+            </w:tcBorders>
+          </w:tcPr>
+          <w:p>
+            <w:pPr>
+              <w:spacing w:before="0" w:after="0"/>
+              <w:jc w:val="right"/>
+            </w:pPr>
+            <w:r/>
+            <w:r>
+              <w:rPr>
+                <w:rFonts w:ascii="Arial" w:hAnsi="Arial" w:cs="Arial" w:eastAsia="Arial"/>
+                <w:b w:val="0"/>
+                <w:i w:val="0"/>
+                <w:sz w:val="18"/>
+              </w:rPr>
+              <w:t>{{ ndfl_2.rows[1].deduction_amount }}</w:t>
+            </w:r>
+          </w:p>
+        </w:tc>
+        <w:tc>
+          <w:tcPr>
+            <w:tcW w:type="dxa" w:w="1077"/>
+            <w:vAlign w:val="center"/>
+            <w:tcBorders>
+              <w:top w:val="single" w:sz="4" w:color="000000"/>
+              <w:bottom w:val="single" w:sz="4" w:color="000000"/>
+              <w:left w:val="single" w:sz="4" w:color="000000"/>
+              <w:right w:val="single" w:sz="4" w:color="000000"/>
+            </w:tcBorders>
+          </w:tcPr>
+          <w:p>
+            <w:pPr>
+              <w:spacing w:before="0" w:after="0"/>
+              <w:jc w:val="center"/>
+            </w:pPr>
+            <w:r/>
+            <w:r>
+              <w:rPr>
+                <w:rFonts w:ascii="Arial" w:hAnsi="Arial" w:cs="Arial" w:eastAsia="Arial"/>
+                <w:b w:val="0"/>
+                <w:i w:val="0"/>
+                <w:sz w:val="18"/>
+              </w:rPr>
+              <w:t>{{ ndfl_2.rows[15].month }}</w:t>
+            </w:r>
+          </w:p>
+        </w:tc>
+        <w:tc>
+          <w:tcPr>
+            <w:tcW w:type="dxa" w:w="1077"/>
+            <w:vAlign w:val="center"/>
+            <w:tcBorders>
+              <w:top w:val="single" w:sz="4" w:color="000000"/>
+              <w:bottom w:val="single" w:sz="4" w:color="000000"/>
+              <w:left w:val="single" w:sz="4" w:color="000000"/>
+              <w:right w:val="single" w:sz="4" w:color="000000"/>
+            </w:tcBorders>
+          </w:tcPr>
+          <w:p>
+            <w:pPr>
+              <w:spacing w:before="0" w:after="0"/>
+              <w:jc w:val="center"/>
+            </w:pPr>
+            <w:r/>
+            <w:r>
+              <w:rPr>
+                <w:rFonts w:ascii="Arial" w:hAnsi="Arial" w:cs="Arial" w:eastAsia="Arial"/>
+                <w:b w:val="0"/>
+                <w:i w:val="0"/>
+                <w:sz w:val="18"/>
+              </w:rPr>
+              <w:t>{{ ndfl_2.rows[15].income_code }}</w:t>
+            </w:r>
+          </w:p>
+        </w:tc>
+        <w:tc>
+          <w:tcPr>
+            <w:tcW w:type="dxa" w:w="1077"/>
+            <w:vAlign w:val="center"/>
+            <w:tcBorders>
+              <w:top w:val="single" w:sz="4" w:color="000000"/>
+              <w:bottom w:val="single" w:sz="4" w:color="000000"/>
+              <w:left w:val="single" w:sz="4" w:color="000000"/>
+              <w:right w:val="single" w:sz="4" w:color="000000"/>
+            </w:tcBorders>
+          </w:tcPr>
+          <w:p>
+            <w:pPr>
+              <w:spacing w:before="0" w:after="0"/>
+              <w:jc w:val="right"/>
+            </w:pPr>
+            <w:r/>
+            <w:r>
+              <w:rPr>
+                <w:rFonts w:ascii="Arial" w:hAnsi="Arial" w:cs="Arial" w:eastAsia="Arial"/>
+                <w:b w:val="0"/>
+                <w:i w:val="0"/>
+                <w:sz w:val="18"/>
+              </w:rPr>
+              <w:t>{{ ndfl_2.rows[15].income_amount }}</w:t>
+            </w:r>
+          </w:p>
+        </w:tc>
+        <w:tc>
+          <w:tcPr>
+            <w:tcW w:type="dxa" w:w="1077"/>
+            <w:vAlign w:val="center"/>
+            <w:tcBorders>
+              <w:top w:val="single" w:sz="4" w:color="000000"/>
+              <w:bottom w:val="single" w:sz="4" w:color="000000"/>
+              <w:left w:val="single" w:sz="4" w:color="000000"/>
+              <w:right w:val="single" w:sz="4" w:color="000000"/>
+            </w:tcBorders>
+          </w:tcPr>
+          <w:p>
+            <w:pPr>
+              <w:spacing w:before="0" w:after="0"/>
+              <w:jc w:val="center"/>
+            </w:pPr>
+            <w:r/>
+            <w:r>
+              <w:rPr>
+                <w:rFonts w:ascii="Arial" w:hAnsi="Arial" w:cs="Arial" w:eastAsia="Arial"/>
+                <w:b w:val="0"/>
+                <w:i w:val="0"/>
+                <w:sz w:val="18"/>
+              </w:rPr>
+              <w:t>{{ ndfl_2.rows[15].deduction_code }}</w:t>
+            </w:r>
+          </w:p>
+        </w:tc>
+        <w:tc>
+          <w:tcPr>
+            <w:tcW w:type="dxa" w:w="1077"/>
+            <w:vAlign w:val="center"/>
+            <w:tcBorders>
+              <w:top w:val="single" w:sz="4" w:color="000000"/>
+              <w:bottom w:val="single" w:sz="4" w:color="000000"/>
+              <w:left w:val="single" w:sz="4" w:color="000000"/>
+              <w:right w:val="single" w:sz="4" w:color="000000"/>
+            </w:tcBorders>
+          </w:tcPr>
+          <w:p>
+            <w:pPr>
+              <w:spacing w:before="0" w:after="0"/>
+              <w:jc w:val="right"/>
+            </w:pPr>
+            <w:r/>
+            <w:r>
+              <w:rPr>
+                <w:rFonts w:ascii="Arial" w:hAnsi="Arial" w:cs="Arial" w:eastAsia="Arial"/>
+                <w:b w:val="0"/>
+                <w:i w:val="0"/>
+                <w:sz w:val="18"/>
+              </w:rPr>
+              <w:t>{{ ndfl_2.rows[15].deduction_amount }}</w:t>
+            </w:r>
+          </w:p>
+        </w:tc>
+      </w:tr>
+      <w:tr>
+        <w:tc>
+          <w:tcPr>
+            <w:tcW w:type="dxa" w:w="1077"/>
+            <w:vAlign w:val="center"/>
+            <w:tcBorders>
+              <w:top w:val="single" w:sz="4" w:color="000000"/>
+              <w:bottom w:val="single" w:sz="4" w:color="000000"/>
+              <w:left w:val="single" w:sz="4" w:color="000000"/>
+              <w:right w:val="single" w:sz="4" w:color="000000"/>
+            </w:tcBorders>
+          </w:tcPr>
+          <w:p>
+            <w:pPr>
+              <w:spacing w:before="0" w:after="0"/>
+              <w:jc w:val="center"/>
+            </w:pPr>
+            <w:r/>
+            <w:r>
+              <w:rPr>
+                <w:rFonts w:ascii="Arial" w:hAnsi="Arial" w:cs="Arial" w:eastAsia="Arial"/>
+                <w:b w:val="0"/>
+                <w:i w:val="0"/>
+                <w:sz w:val="18"/>
+              </w:rPr>
+              <w:t>{{ ndfl_2.rows[2].month }}</w:t>
+            </w:r>
+          </w:p>
+        </w:tc>
+        <w:tc>
+          <w:tcPr>
+            <w:tcW w:type="dxa" w:w="1077"/>
+            <w:vAlign w:val="center"/>
+            <w:tcBorders>
+              <w:top w:val="single" w:sz="4" w:color="000000"/>
+              <w:bottom w:val="single" w:sz="4" w:color="000000"/>
+              <w:left w:val="single" w:sz="4" w:color="000000"/>
+              <w:right w:val="single" w:sz="4" w:color="000000"/>
+            </w:tcBorders>
+          </w:tcPr>
+          <w:p>
+            <w:pPr>
+              <w:spacing w:before="0" w:after="0"/>
+              <w:jc w:val="center"/>
+            </w:pPr>
+            <w:r/>
+            <w:r>
+              <w:rPr>
+                <w:rFonts w:ascii="Arial" w:hAnsi="Arial" w:cs="Arial" w:eastAsia="Arial"/>
+                <w:b w:val="0"/>
+                <w:i w:val="0"/>
+                <w:sz w:val="18"/>
+              </w:rPr>
+              <w:t>{{ ndfl_2.rows[2].income_code }}</w:t>
+            </w:r>
+          </w:p>
+        </w:tc>
+        <w:tc>
+          <w:tcPr>
+            <w:tcW w:type="dxa" w:w="1077"/>
+            <w:vAlign w:val="center"/>
+            <w:tcBorders>
+              <w:top w:val="single" w:sz="4" w:color="000000"/>
+              <w:bottom w:val="single" w:sz="4" w:color="000000"/>
+              <w:left w:val="single" w:sz="4" w:color="000000"/>
+              <w:right w:val="single" w:sz="4" w:color="000000"/>
+            </w:tcBorders>
+          </w:tcPr>
+          <w:p>
+            <w:pPr>
+              <w:spacing w:before="0" w:after="0"/>
+              <w:jc w:val="right"/>
+            </w:pPr>
+            <w:r/>
+            <w:r>
+              <w:rPr>
+                <w:rFonts w:ascii="Arial" w:hAnsi="Arial" w:cs="Arial" w:eastAsia="Arial"/>
+                <w:b w:val="0"/>
+                <w:i w:val="0"/>
+                <w:sz w:val="18"/>
+              </w:rPr>
+              <w:t>{{ ndfl_2.rows[2].income_amount }}</w:t>
+            </w:r>
+          </w:p>
+        </w:tc>
+        <w:tc>
+          <w:tcPr>
+            <w:tcW w:type="dxa" w:w="1077"/>
+            <w:vAlign w:val="center"/>
+            <w:tcBorders>
+              <w:top w:val="single" w:sz="4" w:color="000000"/>
+              <w:bottom w:val="single" w:sz="4" w:color="000000"/>
+              <w:left w:val="single" w:sz="4" w:color="000000"/>
+              <w:right w:val="single" w:sz="4" w:color="000000"/>
+            </w:tcBorders>
+          </w:tcPr>
+          <w:p>
+            <w:pPr>
+              <w:spacing w:before="0" w:after="0"/>
+              <w:jc w:val="center"/>
+            </w:pPr>
+            <w:r/>
+            <w:r>
+              <w:rPr>
+                <w:rFonts w:ascii="Arial" w:hAnsi="Arial" w:cs="Arial" w:eastAsia="Arial"/>
+                <w:b w:val="0"/>
+                <w:i w:val="0"/>
+                <w:sz w:val="18"/>
+              </w:rPr>
+              <w:t>{{ ndfl_2.rows[2].deduction_code }}</w:t>
+            </w:r>
+          </w:p>
+        </w:tc>
+        <w:tc>
+          <w:tcPr>
+            <w:tcW w:type="dxa" w:w="1077"/>
+            <w:vAlign w:val="center"/>
+            <w:tcBorders>
+              <w:top w:val="single" w:sz="4" w:color="000000"/>
+              <w:bottom w:val="single" w:sz="4" w:color="000000"/>
+              <w:left w:val="single" w:sz="4" w:color="000000"/>
+              <w:right w:val="single" w:sz="4" w:color="000000"/>
+            </w:tcBorders>
+          </w:tcPr>
+          <w:p>
+            <w:pPr>
+              <w:spacing w:before="0" w:after="0"/>
+              <w:jc w:val="right"/>
+            </w:pPr>
+            <w:r/>
+            <w:r>
+              <w:rPr>
+                <w:rFonts w:ascii="Arial" w:hAnsi="Arial" w:cs="Arial" w:eastAsia="Arial"/>
+                <w:b w:val="0"/>
+                <w:i w:val="0"/>
+                <w:sz w:val="18"/>
+              </w:rPr>
+              <w:t>{{ ndfl_2.rows[2].deduction_amount }}</w:t>
+            </w:r>
+          </w:p>
+        </w:tc>
+        <w:tc>
+          <w:tcPr>
+            <w:tcW w:type="dxa" w:w="1077"/>
+            <w:vAlign w:val="center"/>
+            <w:tcBorders>
+              <w:top w:val="single" w:sz="4" w:color="000000"/>
+              <w:bottom w:val="single" w:sz="4" w:color="000000"/>
+              <w:left w:val="single" w:sz="4" w:color="000000"/>
+              <w:right w:val="single" w:sz="4" w:color="000000"/>
+            </w:tcBorders>
+          </w:tcPr>
+          <w:p>
+            <w:pPr>
+              <w:spacing w:before="0" w:after="0"/>
+              <w:jc w:val="center"/>
+            </w:pPr>
+            <w:r/>
+            <w:r>
+              <w:rPr>
+                <w:rFonts w:ascii="Arial" w:hAnsi="Arial" w:cs="Arial" w:eastAsia="Arial"/>
+                <w:b w:val="0"/>
+                <w:i w:val="0"/>
+                <w:sz w:val="18"/>
+              </w:rPr>
+              <w:t>{{ ndfl_2.rows[16].month }}</w:t>
+            </w:r>
+          </w:p>
+        </w:tc>
+        <w:tc>
+          <w:tcPr>
+            <w:tcW w:type="dxa" w:w="1077"/>
+            <w:vAlign w:val="center"/>
+            <w:tcBorders>
+              <w:top w:val="single" w:sz="4" w:color="000000"/>
+              <w:bottom w:val="single" w:sz="4" w:color="000000"/>
+              <w:left w:val="single" w:sz="4" w:color="000000"/>
+              <w:right w:val="single" w:sz="4" w:color="000000"/>
+            </w:tcBorders>
+          </w:tcPr>
+          <w:p>
+            <w:pPr>
+              <w:spacing w:before="0" w:after="0"/>
+              <w:jc w:val="center"/>
+            </w:pPr>
+            <w:r/>
+            <w:r>
+              <w:rPr>
+                <w:rFonts w:ascii="Arial" w:hAnsi="Arial" w:cs="Arial" w:eastAsia="Arial"/>
+                <w:b w:val="0"/>
+                <w:i w:val="0"/>
+                <w:sz w:val="18"/>
+              </w:rPr>
+              <w:t>{{ ndfl_2.rows[16].income_code }}</w:t>
+            </w:r>
+          </w:p>
+        </w:tc>
+        <w:tc>
+          <w:tcPr>
+            <w:tcW w:type="dxa" w:w="1077"/>
+            <w:vAlign w:val="center"/>
+            <w:tcBorders>
+              <w:top w:val="single" w:sz="4" w:color="000000"/>
+              <w:bottom w:val="single" w:sz="4" w:color="000000"/>
+              <w:left w:val="single" w:sz="4" w:color="000000"/>
+              <w:right w:val="single" w:sz="4" w:color="000000"/>
+            </w:tcBorders>
+          </w:tcPr>
+          <w:p>
+            <w:pPr>
+              <w:spacing w:before="0" w:after="0"/>
+              <w:jc w:val="right"/>
+            </w:pPr>
+            <w:r/>
+            <w:r>
+              <w:rPr>
+                <w:rFonts w:ascii="Arial" w:hAnsi="Arial" w:cs="Arial" w:eastAsia="Arial"/>
+                <w:b w:val="0"/>
+                <w:i w:val="0"/>
+                <w:sz w:val="18"/>
+              </w:rPr>
+              <w:t>{{ ndfl_2.rows[16].income_amount }}</w:t>
+            </w:r>
+          </w:p>
+        </w:tc>
+        <w:tc>
+          <w:tcPr>
+            <w:tcW w:type="dxa" w:w="1077"/>
+            <w:vAlign w:val="center"/>
+            <w:tcBorders>
+              <w:top w:val="single" w:sz="4" w:color="000000"/>
+              <w:bottom w:val="single" w:sz="4" w:color="000000"/>
+              <w:left w:val="single" w:sz="4" w:color="000000"/>
+              <w:right w:val="single" w:sz="4" w:color="000000"/>
+            </w:tcBorders>
+          </w:tcPr>
+          <w:p>
+            <w:pPr>
+              <w:spacing w:before="0" w:after="0"/>
+              <w:jc w:val="center"/>
+            </w:pPr>
+            <w:r/>
+            <w:r>
+              <w:rPr>
+                <w:rFonts w:ascii="Arial" w:hAnsi="Arial" w:cs="Arial" w:eastAsia="Arial"/>
+                <w:b w:val="0"/>
+                <w:i w:val="0"/>
+                <w:sz w:val="18"/>
+              </w:rPr>
+              <w:t>{{ ndfl_2.rows[16].deduction_code }}</w:t>
+            </w:r>
+          </w:p>
+        </w:tc>
+        <w:tc>
+          <w:tcPr>
+            <w:tcW w:type="dxa" w:w="1077"/>
+            <w:vAlign w:val="center"/>
+            <w:tcBorders>
+              <w:top w:val="single" w:sz="4" w:color="000000"/>
+              <w:bottom w:val="single" w:sz="4" w:color="000000"/>
+              <w:left w:val="single" w:sz="4" w:color="000000"/>
+              <w:right w:val="single" w:sz="4" w:color="000000"/>
+            </w:tcBorders>
+          </w:tcPr>
+          <w:p>
+            <w:pPr>
+              <w:spacing w:before="0" w:after="0"/>
+              <w:jc w:val="right"/>
+            </w:pPr>
+            <w:r/>
+            <w:r>
+              <w:rPr>
+                <w:rFonts w:ascii="Arial" w:hAnsi="Arial" w:cs="Arial" w:eastAsia="Arial"/>
+                <w:b w:val="0"/>
+                <w:i w:val="0"/>
+                <w:sz w:val="18"/>
+              </w:rPr>
+              <w:t>{{ ndfl_2.rows[16].deduction_amount }}</w:t>
+            </w:r>
+          </w:p>
+        </w:tc>
+      </w:tr>
+      <w:tr>
+        <w:tc>
+          <w:tcPr>
+            <w:tcW w:type="dxa" w:w="1077"/>
+            <w:vAlign w:val="center"/>
+            <w:tcBorders>
+              <w:top w:val="single" w:sz="4" w:color="000000"/>
+              <w:bottom w:val="single" w:sz="4" w:color="000000"/>
+              <w:left w:val="single" w:sz="4" w:color="000000"/>
+              <w:right w:val="single" w:sz="4" w:color="000000"/>
+            </w:tcBorders>
+          </w:tcPr>
+          <w:p>
+            <w:pPr>
+              <w:spacing w:before="0" w:after="0"/>
+              <w:jc w:val="center"/>
+            </w:pPr>
+            <w:r/>
+            <w:r>
+              <w:rPr>
+                <w:rFonts w:ascii="Arial" w:hAnsi="Arial" w:cs="Arial" w:eastAsia="Arial"/>
+                <w:b w:val="0"/>
+                <w:i w:val="0"/>
+                <w:sz w:val="18"/>
+              </w:rPr>
+              <w:t>{{ ndfl_2.rows[3].month }}</w:t>
+            </w:r>
+          </w:p>
+        </w:tc>
+        <w:tc>
+          <w:tcPr>
+            <w:tcW w:type="dxa" w:w="1077"/>
+            <w:vAlign w:val="center"/>
+            <w:tcBorders>
+              <w:top w:val="single" w:sz="4" w:color="000000"/>
+              <w:bottom w:val="single" w:sz="4" w:color="000000"/>
+              <w:left w:val="single" w:sz="4" w:color="000000"/>
+              <w:right w:val="single" w:sz="4" w:color="000000"/>
+            </w:tcBorders>
+          </w:tcPr>
+          <w:p>
+            <w:pPr>
+              <w:spacing w:before="0" w:after="0"/>
+              <w:jc w:val="center"/>
+            </w:pPr>
+            <w:r/>
+            <w:r>
+              <w:rPr>
+                <w:rFonts w:ascii="Arial" w:hAnsi="Arial" w:cs="Arial" w:eastAsia="Arial"/>
+                <w:b w:val="0"/>
+                <w:i w:val="0"/>
+                <w:sz w:val="18"/>
+              </w:rPr>
+              <w:t>{{ ndfl_2.rows[3].income_code }}</w:t>
+            </w:r>
+          </w:p>
+        </w:tc>
+        <w:tc>
+          <w:tcPr>
+            <w:tcW w:type="dxa" w:w="1077"/>
+            <w:vAlign w:val="center"/>
+            <w:tcBorders>
+              <w:top w:val="single" w:sz="4" w:color="000000"/>
+              <w:bottom w:val="single" w:sz="4" w:color="000000"/>
+              <w:left w:val="single" w:sz="4" w:color="000000"/>
+              <w:right w:val="single" w:sz="4" w:color="000000"/>
+            </w:tcBorders>
+          </w:tcPr>
+          <w:p>
+            <w:pPr>
+              <w:spacing w:before="0" w:after="0"/>
+              <w:jc w:val="right"/>
+            </w:pPr>
+            <w:r/>
+            <w:r>
+              <w:rPr>
+                <w:rFonts w:ascii="Arial" w:hAnsi="Arial" w:cs="Arial" w:eastAsia="Arial"/>
+                <w:b w:val="0"/>
+                <w:i w:val="0"/>
+                <w:sz w:val="18"/>
+              </w:rPr>
+              <w:t>{{ ndfl_2.rows[3].income_amount }}</w:t>
+            </w:r>
+          </w:p>
+        </w:tc>
+        <w:tc>
+          <w:tcPr>
+            <w:tcW w:type="dxa" w:w="1077"/>
+            <w:vAlign w:val="center"/>
+            <w:tcBorders>
+              <w:top w:val="single" w:sz="4" w:color="000000"/>
+              <w:bottom w:val="single" w:sz="4" w:color="000000"/>
+              <w:left w:val="single" w:sz="4" w:color="000000"/>
+              <w:right w:val="single" w:sz="4" w:color="000000"/>
+            </w:tcBorders>
+          </w:tcPr>
+          <w:p>
+            <w:pPr>
+              <w:spacing w:before="0" w:after="0"/>
+              <w:jc w:val="center"/>
+            </w:pPr>
+            <w:r/>
+            <w:r>
+              <w:rPr>
+                <w:rFonts w:ascii="Arial" w:hAnsi="Arial" w:cs="Arial" w:eastAsia="Arial"/>
+                <w:b w:val="0"/>
+                <w:i w:val="0"/>
+                <w:sz w:val="18"/>
+              </w:rPr>
+              <w:t>{{ ndfl_2.rows[3].deduction_code }}</w:t>
+            </w:r>
+          </w:p>
+        </w:tc>
+        <w:tc>
+          <w:tcPr>
+            <w:tcW w:type="dxa" w:w="1077"/>
+            <w:vAlign w:val="center"/>
+            <w:tcBorders>
+              <w:top w:val="single" w:sz="4" w:color="000000"/>
+              <w:bottom w:val="single" w:sz="4" w:color="000000"/>
+              <w:left w:val="single" w:sz="4" w:color="000000"/>
+              <w:right w:val="single" w:sz="4" w:color="000000"/>
+            </w:tcBorders>
+          </w:tcPr>
+          <w:p>
+            <w:pPr>
+              <w:spacing w:before="0" w:after="0"/>
+              <w:jc w:val="right"/>
+            </w:pPr>
+            <w:r/>
+            <w:r>
+              <w:rPr>
+                <w:rFonts w:ascii="Arial" w:hAnsi="Arial" w:cs="Arial" w:eastAsia="Arial"/>
+                <w:b w:val="0"/>
+                <w:i w:val="0"/>
+                <w:sz w:val="18"/>
+              </w:rPr>
+              <w:t>{{ ndfl_2.rows[3].deduction_amount }}</w:t>
+            </w:r>
+          </w:p>
+        </w:tc>
+        <w:tc>
+          <w:tcPr>
+            <w:tcW w:type="dxa" w:w="1077"/>
+            <w:vAlign w:val="center"/>
+            <w:tcBorders>
+              <w:top w:val="single" w:sz="4" w:color="000000"/>
+              <w:bottom w:val="single" w:sz="4" w:color="000000"/>
+              <w:left w:val="single" w:sz="4" w:color="000000"/>
+              <w:right w:val="single" w:sz="4" w:color="000000"/>
+            </w:tcBorders>
+          </w:tcPr>
+          <w:p>
+            <w:pPr>
+              <w:spacing w:before="0" w:after="0"/>
+              <w:jc w:val="center"/>
+            </w:pPr>
+            <w:r/>
+            <w:r>
+              <w:rPr>
+                <w:rFonts w:ascii="Arial" w:hAnsi="Arial" w:cs="Arial" w:eastAsia="Arial"/>
+                <w:b w:val="0"/>
+                <w:i w:val="0"/>
+                <w:sz w:val="18"/>
+              </w:rPr>
+              <w:t>{{ ndfl_2.rows[17].month }}</w:t>
+            </w:r>
+          </w:p>
+        </w:tc>
+        <w:tc>
+          <w:tcPr>
+            <w:tcW w:type="dxa" w:w="1077"/>
+            <w:vAlign w:val="center"/>
+            <w:tcBorders>
+              <w:top w:val="single" w:sz="4" w:color="000000"/>
+              <w:bottom w:val="single" w:sz="4" w:color="000000"/>
+              <w:left w:val="single" w:sz="4" w:color="000000"/>
+              <w:right w:val="single" w:sz="4" w:color="000000"/>
+            </w:tcBorders>
+          </w:tcPr>
+          <w:p>
+            <w:pPr>
+              <w:spacing w:before="0" w:after="0"/>
+              <w:jc w:val="center"/>
+            </w:pPr>
+            <w:r/>
+            <w:r>
+              <w:rPr>
+                <w:rFonts w:ascii="Arial" w:hAnsi="Arial" w:cs="Arial" w:eastAsia="Arial"/>
+                <w:b w:val="0"/>
+                <w:i w:val="0"/>
+                <w:sz w:val="18"/>
+              </w:rPr>
+              <w:t>{{ ndfl_2.rows[17].income_code }}</w:t>
+            </w:r>
+          </w:p>
+        </w:tc>
+        <w:tc>
+          <w:tcPr>
+            <w:tcW w:type="dxa" w:w="1077"/>
+            <w:vAlign w:val="center"/>
+            <w:tcBorders>
+              <w:top w:val="single" w:sz="4" w:color="000000"/>
+              <w:bottom w:val="single" w:sz="4" w:color="000000"/>
+              <w:left w:val="single" w:sz="4" w:color="000000"/>
+              <w:right w:val="single" w:sz="4" w:color="000000"/>
+            </w:tcBorders>
+          </w:tcPr>
+          <w:p>
+            <w:pPr>
+              <w:spacing w:before="0" w:after="0"/>
+              <w:jc w:val="right"/>
+            </w:pPr>
+            <w:r/>
+            <w:r>
+              <w:rPr>
+                <w:rFonts w:ascii="Arial" w:hAnsi="Arial" w:cs="Arial" w:eastAsia="Arial"/>
+                <w:b w:val="0"/>
+                <w:i w:val="0"/>
+                <w:sz w:val="18"/>
+              </w:rPr>
+              <w:t>{{ ndfl_2.rows[17].income_amount }}</w:t>
+            </w:r>
+          </w:p>
+        </w:tc>
+        <w:tc>
+          <w:tcPr>
+            <w:tcW w:type="dxa" w:w="1077"/>
+            <w:vAlign w:val="center"/>
+            <w:tcBorders>
+              <w:top w:val="single" w:sz="4" w:color="000000"/>
+              <w:bottom w:val="single" w:sz="4" w:color="000000"/>
+              <w:left w:val="single" w:sz="4" w:color="000000"/>
+              <w:right w:val="single" w:sz="4" w:color="000000"/>
+            </w:tcBorders>
+          </w:tcPr>
+          <w:p>
+            <w:pPr>
+              <w:spacing w:before="0" w:after="0"/>
+              <w:jc w:val="center"/>
+            </w:pPr>
+            <w:r/>
+            <w:r>
+              <w:rPr>
+                <w:rFonts w:ascii="Arial" w:hAnsi="Arial" w:cs="Arial" w:eastAsia="Arial"/>
+                <w:b w:val="0"/>
+                <w:i w:val="0"/>
+                <w:sz w:val="18"/>
+              </w:rPr>
+              <w:t>{{ ndfl_2.rows[17].deduction_code }}</w:t>
+            </w:r>
+          </w:p>
+        </w:tc>
+        <w:tc>
+          <w:tcPr>
+            <w:tcW w:type="dxa" w:w="1077"/>
+            <w:vAlign w:val="center"/>
+            <w:tcBorders>
+              <w:top w:val="single" w:sz="4" w:color="000000"/>
+              <w:bottom w:val="single" w:sz="4" w:color="000000"/>
+              <w:left w:val="single" w:sz="4" w:color="000000"/>
+              <w:right w:val="single" w:sz="4" w:color="000000"/>
+            </w:tcBorders>
+          </w:tcPr>
+          <w:p>
+            <w:pPr>
+              <w:spacing w:before="0" w:after="0"/>
+              <w:jc w:val="right"/>
+            </w:pPr>
+            <w:r/>
+            <w:r>
+              <w:rPr>
+                <w:rFonts w:ascii="Arial" w:hAnsi="Arial" w:cs="Arial" w:eastAsia="Arial"/>
+                <w:b w:val="0"/>
+                <w:i w:val="0"/>
+                <w:sz w:val="18"/>
+              </w:rPr>
+              <w:t>{{ ndfl_2.rows[17].deduction_amount }}</w:t>
+            </w:r>
+          </w:p>
+        </w:tc>
+      </w:tr>
+      <w:tr>
+        <w:tc>
+          <w:tcPr>
+            <w:tcW w:type="dxa" w:w="1077"/>
+            <w:vAlign w:val="center"/>
+            <w:tcBorders>
+              <w:top w:val="single" w:sz="4" w:color="000000"/>
+              <w:bottom w:val="single" w:sz="4" w:color="000000"/>
+              <w:left w:val="single" w:sz="4" w:color="000000"/>
+              <w:right w:val="single" w:sz="4" w:color="000000"/>
+            </w:tcBorders>
+          </w:tcPr>
+          <w:p>
+            <w:pPr>
+              <w:spacing w:before="0" w:after="0"/>
+              <w:jc w:val="center"/>
+            </w:pPr>
+            <w:r/>
+            <w:r>
+              <w:rPr>
+                <w:rFonts w:ascii="Arial" w:hAnsi="Arial" w:cs="Arial" w:eastAsia="Arial"/>
+                <w:b w:val="0"/>
+                <w:i w:val="0"/>
+                <w:sz w:val="18"/>
+              </w:rPr>
+              <w:t>{{ ndfl_2.rows[4].month }}</w:t>
+            </w:r>
+          </w:p>
+        </w:tc>
+        <w:tc>
+          <w:tcPr>
+            <w:tcW w:type="dxa" w:w="1077"/>
+            <w:vAlign w:val="center"/>
+            <w:tcBorders>
+              <w:top w:val="single" w:sz="4" w:color="000000"/>
+              <w:bottom w:val="single" w:sz="4" w:color="000000"/>
+              <w:left w:val="single" w:sz="4" w:color="000000"/>
+              <w:right w:val="single" w:sz="4" w:color="000000"/>
+            </w:tcBorders>
+          </w:tcPr>
+          <w:p>
+            <w:pPr>
+              <w:spacing w:before="0" w:after="0"/>
+              <w:jc w:val="center"/>
+            </w:pPr>
+            <w:r/>
+            <w:r>
+              <w:rPr>
+                <w:rFonts w:ascii="Arial" w:hAnsi="Arial" w:cs="Arial" w:eastAsia="Arial"/>
+                <w:b w:val="0"/>
+                <w:i w:val="0"/>
+                <w:sz w:val="18"/>
+              </w:rPr>
+              <w:t>{{ ndfl_2.rows[4].income_code }}</w:t>
+            </w:r>
+          </w:p>
+        </w:tc>
+        <w:tc>
+          <w:tcPr>
+            <w:tcW w:type="dxa" w:w="1077"/>
+            <w:vAlign w:val="center"/>
+            <w:tcBorders>
+              <w:top w:val="single" w:sz="4" w:color="000000"/>
+              <w:bottom w:val="single" w:sz="4" w:color="000000"/>
+              <w:left w:val="single" w:sz="4" w:color="000000"/>
+              <w:right w:val="single" w:sz="4" w:color="000000"/>
+            </w:tcBorders>
+          </w:tcPr>
+          <w:p>
+            <w:pPr>
+              <w:spacing w:before="0" w:after="0"/>
+              <w:jc w:val="right"/>
+            </w:pPr>
+            <w:r/>
+            <w:r>
+              <w:rPr>
+                <w:rFonts w:ascii="Arial" w:hAnsi="Arial" w:cs="Arial" w:eastAsia="Arial"/>
+                <w:b w:val="0"/>
+                <w:i w:val="0"/>
+                <w:sz w:val="18"/>
+              </w:rPr>
+              <w:t>{{ ndfl_2.rows[4].income_amount }}</w:t>
+            </w:r>
+          </w:p>
+        </w:tc>
+        <w:tc>
+          <w:tcPr>
+            <w:tcW w:type="dxa" w:w="1077"/>
+            <w:vAlign w:val="center"/>
+            <w:tcBorders>
+              <w:top w:val="single" w:sz="4" w:color="000000"/>
+              <w:bottom w:val="single" w:sz="4" w:color="000000"/>
+              <w:left w:val="single" w:sz="4" w:color="000000"/>
+              <w:right w:val="single" w:sz="4" w:color="000000"/>
+            </w:tcBorders>
+          </w:tcPr>
+          <w:p>
+            <w:pPr>
+              <w:spacing w:before="0" w:after="0"/>
+              <w:jc w:val="center"/>
+            </w:pPr>
+            <w:r/>
+            <w:r>
+              <w:rPr>
+                <w:rFonts w:ascii="Arial" w:hAnsi="Arial" w:cs="Arial" w:eastAsia="Arial"/>
+                <w:b w:val="0"/>
+                <w:i w:val="0"/>
+                <w:sz w:val="18"/>
+              </w:rPr>
+              <w:t>{{ ndfl_2.rows[4].deduction_code }}</w:t>
+            </w:r>
+          </w:p>
+        </w:tc>
+        <w:tc>
+          <w:tcPr>
+            <w:tcW w:type="dxa" w:w="1077"/>
+            <w:vAlign w:val="center"/>
+            <w:tcBorders>
+              <w:top w:val="single" w:sz="4" w:color="000000"/>
+              <w:bottom w:val="single" w:sz="4" w:color="000000"/>
+              <w:left w:val="single" w:sz="4" w:color="000000"/>
+              <w:right w:val="single" w:sz="4" w:color="000000"/>
+            </w:tcBorders>
+          </w:tcPr>
+          <w:p>
+            <w:pPr>
+              <w:spacing w:before="0" w:after="0"/>
+              <w:jc w:val="right"/>
+            </w:pPr>
+            <w:r/>
+            <w:r>
+              <w:rPr>
+                <w:rFonts w:ascii="Arial" w:hAnsi="Arial" w:cs="Arial" w:eastAsia="Arial"/>
+                <w:b w:val="0"/>
+                <w:i w:val="0"/>
+                <w:sz w:val="18"/>
+              </w:rPr>
+              <w:t>{{ ndfl_2.rows[4].deduction_amount }}</w:t>
+            </w:r>
+          </w:p>
+        </w:tc>
+        <w:tc>
+          <w:tcPr>
+            <w:tcW w:type="dxa" w:w="1077"/>
+            <w:vAlign w:val="center"/>
+            <w:tcBorders>
+              <w:top w:val="single" w:sz="4" w:color="000000"/>
+              <w:bottom w:val="single" w:sz="4" w:color="000000"/>
+              <w:left w:val="single" w:sz="4" w:color="000000"/>
+              <w:right w:val="single" w:sz="4" w:color="000000"/>
+            </w:tcBorders>
+          </w:tcPr>
+          <w:p>
+            <w:pPr>
+              <w:spacing w:before="0" w:after="0"/>
+              <w:jc w:val="center"/>
+            </w:pPr>
+            <w:r/>
+            <w:r>
+              <w:rPr>
+                <w:rFonts w:ascii="Arial" w:hAnsi="Arial" w:cs="Arial" w:eastAsia="Arial"/>
+                <w:b w:val="0"/>
+                <w:i w:val="0"/>
+                <w:sz w:val="18"/>
+              </w:rPr>
+              <w:t>{{ ndfl_2.rows[18].month }}</w:t>
+            </w:r>
+          </w:p>
+        </w:tc>
+        <w:tc>
+          <w:tcPr>
+            <w:tcW w:type="dxa" w:w="1077"/>
+            <w:vAlign w:val="center"/>
+            <w:tcBorders>
+              <w:top w:val="single" w:sz="4" w:color="000000"/>
+              <w:bottom w:val="single" w:sz="4" w:color="000000"/>
+              <w:left w:val="single" w:sz="4" w:color="000000"/>
+              <w:right w:val="single" w:sz="4" w:color="000000"/>
+            </w:tcBorders>
+          </w:tcPr>
+          <w:p>
+            <w:pPr>
+              <w:spacing w:before="0" w:after="0"/>
+              <w:jc w:val="center"/>
+            </w:pPr>
+            <w:r/>
+            <w:r>
+              <w:rPr>
+                <w:rFonts w:ascii="Arial" w:hAnsi="Arial" w:cs="Arial" w:eastAsia="Arial"/>
+                <w:b w:val="0"/>
+                <w:i w:val="0"/>
+                <w:sz w:val="18"/>
+              </w:rPr>
+              <w:t>{{ ndfl_2.rows[18].income_code }}</w:t>
+            </w:r>
+          </w:p>
+        </w:tc>
+        <w:tc>
+          <w:tcPr>
+            <w:tcW w:type="dxa" w:w="1077"/>
+            <w:vAlign w:val="center"/>
+            <w:tcBorders>
+              <w:top w:val="single" w:sz="4" w:color="000000"/>
+              <w:bottom w:val="single" w:sz="4" w:color="000000"/>
+              <w:left w:val="single" w:sz="4" w:color="000000"/>
+              <w:right w:val="single" w:sz="4" w:color="000000"/>
+            </w:tcBorders>
+          </w:tcPr>
+          <w:p>
+            <w:pPr>
+              <w:spacing w:before="0" w:after="0"/>
+              <w:jc w:val="right"/>
+            </w:pPr>
+            <w:r/>
+            <w:r>
+              <w:rPr>
+                <w:rFonts w:ascii="Arial" w:hAnsi="Arial" w:cs="Arial" w:eastAsia="Arial"/>
+                <w:b w:val="0"/>
+                <w:i w:val="0"/>
+                <w:sz w:val="18"/>
+              </w:rPr>
+              <w:t>{{ ndfl_2.rows[18].income_amount }}</w:t>
+            </w:r>
+          </w:p>
+        </w:tc>
+        <w:tc>
+          <w:tcPr>
+            <w:tcW w:type="dxa" w:w="1077"/>
+            <w:vAlign w:val="center"/>
+            <w:tcBorders>
+              <w:top w:val="single" w:sz="4" w:color="000000"/>
+              <w:bottom w:val="single" w:sz="4" w:color="000000"/>
+              <w:left w:val="single" w:sz="4" w:color="000000"/>
+              <w:right w:val="single" w:sz="4" w:color="000000"/>
+            </w:tcBorders>
+          </w:tcPr>
+          <w:p>
+            <w:pPr>
+              <w:spacing w:before="0" w:after="0"/>
+              <w:jc w:val="center"/>
+            </w:pPr>
+            <w:r/>
+            <w:r>
+              <w:rPr>
+                <w:rFonts w:ascii="Arial" w:hAnsi="Arial" w:cs="Arial" w:eastAsia="Arial"/>
+                <w:b w:val="0"/>
+                <w:i w:val="0"/>
+                <w:sz w:val="18"/>
+              </w:rPr>
+              <w:t>{{ ndfl_2.rows[18].deduction_code }}</w:t>
+            </w:r>
+          </w:p>
+        </w:tc>
+        <w:tc>
+          <w:tcPr>
+            <w:tcW w:type="dxa" w:w="1077"/>
+            <w:vAlign w:val="center"/>
+            <w:tcBorders>
+              <w:top w:val="single" w:sz="4" w:color="000000"/>
+              <w:bottom w:val="single" w:sz="4" w:color="000000"/>
+              <w:left w:val="single" w:sz="4" w:color="000000"/>
+              <w:right w:val="single" w:sz="4" w:color="000000"/>
+            </w:tcBorders>
+          </w:tcPr>
+          <w:p>
+            <w:pPr>
+              <w:spacing w:before="0" w:after="0"/>
+              <w:jc w:val="right"/>
+            </w:pPr>
+            <w:r/>
+            <w:r>
+              <w:rPr>
+                <w:rFonts w:ascii="Arial" w:hAnsi="Arial" w:cs="Arial" w:eastAsia="Arial"/>
+                <w:b w:val="0"/>
+                <w:i w:val="0"/>
+                <w:sz w:val="18"/>
+              </w:rPr>
+              <w:t>{{ ndfl_2.rows[18].deduction_amount }}</w:t>
+            </w:r>
+          </w:p>
+        </w:tc>
+      </w:tr>
+      <w:tr>
+        <w:tc>
+          <w:tcPr>
+            <w:tcW w:type="dxa" w:w="1077"/>
+            <w:vAlign w:val="center"/>
+            <w:tcBorders>
+              <w:top w:val="single" w:sz="4" w:color="000000"/>
+              <w:bottom w:val="single" w:sz="4" w:color="000000"/>
+              <w:left w:val="single" w:sz="4" w:color="000000"/>
+              <w:right w:val="single" w:sz="4" w:color="000000"/>
+            </w:tcBorders>
+          </w:tcPr>
+          <w:p>
+            <w:pPr>
+              <w:spacing w:before="0" w:after="0"/>
+              <w:jc w:val="center"/>
+            </w:pPr>
+            <w:r/>
+            <w:r>
+              <w:rPr>
+                <w:rFonts w:ascii="Arial" w:hAnsi="Arial" w:cs="Arial" w:eastAsia="Arial"/>
+                <w:b w:val="0"/>
+                <w:i w:val="0"/>
+                <w:sz w:val="18"/>
+              </w:rPr>
+              <w:t>{{ ndfl_2.rows[5].month }}</w:t>
+            </w:r>
+          </w:p>
+        </w:tc>
+        <w:tc>
+          <w:tcPr>
+            <w:tcW w:type="dxa" w:w="1077"/>
+            <w:vAlign w:val="center"/>
+            <w:tcBorders>
+              <w:top w:val="single" w:sz="4" w:color="000000"/>
+              <w:bottom w:val="single" w:sz="4" w:color="000000"/>
+              <w:left w:val="single" w:sz="4" w:color="000000"/>
+              <w:right w:val="single" w:sz="4" w:color="000000"/>
+            </w:tcBorders>
+          </w:tcPr>
+          <w:p>
+            <w:pPr>
+              <w:spacing w:before="0" w:after="0"/>
+              <w:jc w:val="center"/>
+            </w:pPr>
+            <w:r/>
+            <w:r>
+              <w:rPr>
+                <w:rFonts w:ascii="Arial" w:hAnsi="Arial" w:cs="Arial" w:eastAsia="Arial"/>
+                <w:b w:val="0"/>
+                <w:i w:val="0"/>
+                <w:sz w:val="18"/>
+              </w:rPr>
+              <w:t>{{ ndfl_2.rows[5].income_code }}</w:t>
+            </w:r>
+          </w:p>
+        </w:tc>
+        <w:tc>
+          <w:tcPr>
+            <w:tcW w:type="dxa" w:w="1077"/>
+            <w:vAlign w:val="center"/>
+            <w:tcBorders>
+              <w:top w:val="single" w:sz="4" w:color="000000"/>
+              <w:bottom w:val="single" w:sz="4" w:color="000000"/>
+              <w:left w:val="single" w:sz="4" w:color="000000"/>
+              <w:right w:val="single" w:sz="4" w:color="000000"/>
+            </w:tcBorders>
+          </w:tcPr>
+          <w:p>
+            <w:pPr>
+              <w:spacing w:before="0" w:after="0"/>
+              <w:jc w:val="right"/>
+            </w:pPr>
+            <w:r/>
+            <w:r>
+              <w:rPr>
+                <w:rFonts w:ascii="Arial" w:hAnsi="Arial" w:cs="Arial" w:eastAsia="Arial"/>
+                <w:b w:val="0"/>
+                <w:i w:val="0"/>
+                <w:sz w:val="18"/>
+              </w:rPr>
+              <w:t>{{ ndfl_2.rows[5].income_amount }}</w:t>
+            </w:r>
+          </w:p>
+        </w:tc>
+        <w:tc>
+          <w:tcPr>
+            <w:tcW w:type="dxa" w:w="1077"/>
+            <w:vAlign w:val="center"/>
+            <w:tcBorders>
+              <w:top w:val="single" w:sz="4" w:color="000000"/>
+              <w:bottom w:val="single" w:sz="4" w:color="000000"/>
+              <w:left w:val="single" w:sz="4" w:color="000000"/>
+              <w:right w:val="single" w:sz="4" w:color="000000"/>
+            </w:tcBorders>
+          </w:tcPr>
+          <w:p>
+            <w:pPr>
+              <w:spacing w:before="0" w:after="0"/>
+              <w:jc w:val="center"/>
+            </w:pPr>
+            <w:r/>
+            <w:r>
+              <w:rPr>
+                <w:rFonts w:ascii="Arial" w:hAnsi="Arial" w:cs="Arial" w:eastAsia="Arial"/>
+                <w:b w:val="0"/>
+                <w:i w:val="0"/>
+                <w:sz w:val="18"/>
+              </w:rPr>
+              <w:t>{{ ndfl_2.rows[5].deduction_code }}</w:t>
+            </w:r>
+          </w:p>
+        </w:tc>
+        <w:tc>
+          <w:tcPr>
+            <w:tcW w:type="dxa" w:w="1077"/>
+            <w:vAlign w:val="center"/>
+            <w:tcBorders>
+              <w:top w:val="single" w:sz="4" w:color="000000"/>
+              <w:bottom w:val="single" w:sz="4" w:color="000000"/>
+              <w:left w:val="single" w:sz="4" w:color="000000"/>
+              <w:right w:val="single" w:sz="4" w:color="000000"/>
+            </w:tcBorders>
+          </w:tcPr>
+          <w:p>
+            <w:pPr>
+              <w:spacing w:before="0" w:after="0"/>
+              <w:jc w:val="right"/>
+            </w:pPr>
+            <w:r/>
+            <w:r>
+              <w:rPr>
+                <w:rFonts w:ascii="Arial" w:hAnsi="Arial" w:cs="Arial" w:eastAsia="Arial"/>
+                <w:b w:val="0"/>
+                <w:i w:val="0"/>
+                <w:sz w:val="18"/>
+              </w:rPr>
+              <w:t>{{ ndfl_2.rows[5].deduction_amount }}</w:t>
+            </w:r>
+          </w:p>
+        </w:tc>
+        <w:tc>
+          <w:tcPr>
+            <w:tcW w:type="dxa" w:w="1077"/>
+            <w:vAlign w:val="center"/>
+            <w:tcBorders>
+              <w:top w:val="single" w:sz="4" w:color="000000"/>
+              <w:bottom w:val="single" w:sz="4" w:color="000000"/>
+              <w:left w:val="single" w:sz="4" w:color="000000"/>
+              <w:right w:val="single" w:sz="4" w:color="000000"/>
+            </w:tcBorders>
+          </w:tcPr>
+          <w:p>
+            <w:pPr>
+              <w:spacing w:before="0" w:after="0"/>
+              <w:jc w:val="center"/>
+            </w:pPr>
+            <w:r/>
+            <w:r>
+              <w:rPr>
+                <w:rFonts w:ascii="Arial" w:hAnsi="Arial" w:cs="Arial" w:eastAsia="Arial"/>
+                <w:b w:val="0"/>
+                <w:i w:val="0"/>
+                <w:sz w:val="18"/>
+              </w:rPr>
+              <w:t>{{ ndfl_2.rows[19].month }}</w:t>
+            </w:r>
+          </w:p>
+        </w:tc>
+        <w:tc>
+          <w:tcPr>
+            <w:tcW w:type="dxa" w:w="1077"/>
+            <w:vAlign w:val="center"/>
+            <w:tcBorders>
+              <w:top w:val="single" w:sz="4" w:color="000000"/>
+              <w:bottom w:val="single" w:sz="4" w:color="000000"/>
+              <w:left w:val="single" w:sz="4" w:color="000000"/>
+              <w:right w:val="single" w:sz="4" w:color="000000"/>
+            </w:tcBorders>
+          </w:tcPr>
+          <w:p>
+            <w:pPr>
+              <w:spacing w:before="0" w:after="0"/>
+              <w:jc w:val="center"/>
+            </w:pPr>
+            <w:r/>
+            <w:r>
+              <w:rPr>
+                <w:rFonts w:ascii="Arial" w:hAnsi="Arial" w:cs="Arial" w:eastAsia="Arial"/>
+                <w:b w:val="0"/>
+                <w:i w:val="0"/>
+                <w:sz w:val="18"/>
+              </w:rPr>
+              <w:t>{{ ndfl_2.rows[19].income_code }}</w:t>
+            </w:r>
+          </w:p>
+        </w:tc>
+        <w:tc>
+          <w:tcPr>
+            <w:tcW w:type="dxa" w:w="1077"/>
+            <w:vAlign w:val="center"/>
+            <w:tcBorders>
+              <w:top w:val="single" w:sz="4" w:color="000000"/>
+              <w:bottom w:val="single" w:sz="4" w:color="000000"/>
+              <w:left w:val="single" w:sz="4" w:color="000000"/>
+              <w:right w:val="single" w:sz="4" w:color="000000"/>
+            </w:tcBorders>
+          </w:tcPr>
+          <w:p>
+            <w:pPr>
+              <w:spacing w:before="0" w:after="0"/>
+              <w:jc w:val="right"/>
+            </w:pPr>
+            <w:r/>
+            <w:r>
+              <w:rPr>
+                <w:rFonts w:ascii="Arial" w:hAnsi="Arial" w:cs="Arial" w:eastAsia="Arial"/>
+                <w:b w:val="0"/>
+                <w:i w:val="0"/>
+                <w:sz w:val="18"/>
+              </w:rPr>
+              <w:t>{{ ndfl_2.rows[19].income_amount }}</w:t>
+            </w:r>
+          </w:p>
+        </w:tc>
+        <w:tc>
+          <w:tcPr>
+            <w:tcW w:type="dxa" w:w="1077"/>
+            <w:vAlign w:val="center"/>
+            <w:tcBorders>
+              <w:top w:val="single" w:sz="4" w:color="000000"/>
+              <w:bottom w:val="single" w:sz="4" w:color="000000"/>
+              <w:left w:val="single" w:sz="4" w:color="000000"/>
+              <w:right w:val="single" w:sz="4" w:color="000000"/>
+            </w:tcBorders>
+          </w:tcPr>
+          <w:p>
+            <w:pPr>
+              <w:spacing w:before="0" w:after="0"/>
+              <w:jc w:val="center"/>
+            </w:pPr>
+            <w:r/>
+            <w:r>
+              <w:rPr>
+                <w:rFonts w:ascii="Arial" w:hAnsi="Arial" w:cs="Arial" w:eastAsia="Arial"/>
+                <w:b w:val="0"/>
+                <w:i w:val="0"/>
+                <w:sz w:val="18"/>
+              </w:rPr>
+              <w:t>{{ ndfl_2.rows[19].deduction_code }}</w:t>
+            </w:r>
+          </w:p>
+        </w:tc>
+        <w:tc>
+          <w:tcPr>
+            <w:tcW w:type="dxa" w:w="1077"/>
+            <w:vAlign w:val="center"/>
+            <w:tcBorders>
+              <w:top w:val="single" w:sz="4" w:color="000000"/>
+              <w:bottom w:val="single" w:sz="4" w:color="000000"/>
+              <w:left w:val="single" w:sz="4" w:color="000000"/>
+              <w:right w:val="single" w:sz="4" w:color="000000"/>
+            </w:tcBorders>
+          </w:tcPr>
+          <w:p>
+            <w:pPr>
+              <w:spacing w:before="0" w:after="0"/>
+              <w:jc w:val="right"/>
+            </w:pPr>
+            <w:r/>
+            <w:r>
+              <w:rPr>
+                <w:rFonts w:ascii="Arial" w:hAnsi="Arial" w:cs="Arial" w:eastAsia="Arial"/>
+                <w:b w:val="0"/>
+                <w:i w:val="0"/>
+                <w:sz w:val="18"/>
+              </w:rPr>
+              <w:t>{{ ndfl_2.rows[19].deduction_amount }}</w:t>
+            </w:r>
+          </w:p>
+        </w:tc>
+      </w:tr>
+      <w:tr>
+        <w:tc>
+          <w:tcPr>
+            <w:tcW w:type="dxa" w:w="1077"/>
+            <w:vAlign w:val="center"/>
+            <w:tcBorders>
+              <w:top w:val="single" w:sz="4" w:color="000000"/>
+              <w:bottom w:val="single" w:sz="4" w:color="000000"/>
+              <w:left w:val="single" w:sz="4" w:color="000000"/>
+              <w:right w:val="single" w:sz="4" w:color="000000"/>
+            </w:tcBorders>
+          </w:tcPr>
+          <w:p>
+            <w:pPr>
+              <w:spacing w:before="0" w:after="0"/>
+              <w:jc w:val="center"/>
+            </w:pPr>
+            <w:r/>
+            <w:r>
+              <w:rPr>
+                <w:rFonts w:ascii="Arial" w:hAnsi="Arial" w:cs="Arial" w:eastAsia="Arial"/>
+                <w:b w:val="0"/>
+                <w:i w:val="0"/>
+                <w:sz w:val="18"/>
+              </w:rPr>
+              <w:t>{{ ndfl_2.rows[6].month }}</w:t>
+            </w:r>
+          </w:p>
+        </w:tc>
+        <w:tc>
+          <w:tcPr>
+            <w:tcW w:type="dxa" w:w="1077"/>
+            <w:vAlign w:val="center"/>
+            <w:tcBorders>
+              <w:top w:val="single" w:sz="4" w:color="000000"/>
+              <w:bottom w:val="single" w:sz="4" w:color="000000"/>
+              <w:left w:val="single" w:sz="4" w:color="000000"/>
+              <w:right w:val="single" w:sz="4" w:color="000000"/>
+            </w:tcBorders>
+          </w:tcPr>
+          <w:p>
+            <w:pPr>
+              <w:spacing w:before="0" w:after="0"/>
+              <w:jc w:val="center"/>
+            </w:pPr>
+            <w:r/>
+            <w:r>
+              <w:rPr>
+                <w:rFonts w:ascii="Arial" w:hAnsi="Arial" w:cs="Arial" w:eastAsia="Arial"/>
+                <w:b w:val="0"/>
+                <w:i w:val="0"/>
+                <w:sz w:val="18"/>
+              </w:rPr>
+              <w:t>{{ ndfl_2.rows[6].income_code }}</w:t>
+            </w:r>
+          </w:p>
+        </w:tc>
+        <w:tc>
+          <w:tcPr>
+            <w:tcW w:type="dxa" w:w="1077"/>
+            <w:vAlign w:val="center"/>
+            <w:tcBorders>
+              <w:top w:val="single" w:sz="4" w:color="000000"/>
+              <w:bottom w:val="single" w:sz="4" w:color="000000"/>
+              <w:left w:val="single" w:sz="4" w:color="000000"/>
+              <w:right w:val="single" w:sz="4" w:color="000000"/>
+            </w:tcBorders>
+          </w:tcPr>
+          <w:p>
+            <w:pPr>
+              <w:spacing w:before="0" w:after="0"/>
+              <w:jc w:val="right"/>
+            </w:pPr>
+            <w:r/>
+            <w:r>
+              <w:rPr>
+                <w:rFonts w:ascii="Arial" w:hAnsi="Arial" w:cs="Arial" w:eastAsia="Arial"/>
+                <w:b w:val="0"/>
+                <w:i w:val="0"/>
+                <w:sz w:val="18"/>
+              </w:rPr>
+              <w:t>{{ ndfl_2.rows[6].income_amount }}</w:t>
+            </w:r>
+          </w:p>
+        </w:tc>
+        <w:tc>
+          <w:tcPr>
+            <w:tcW w:type="dxa" w:w="1077"/>
+            <w:vAlign w:val="center"/>
+            <w:tcBorders>
+              <w:top w:val="single" w:sz="4" w:color="000000"/>
+              <w:bottom w:val="single" w:sz="4" w:color="000000"/>
+              <w:left w:val="single" w:sz="4" w:color="000000"/>
+              <w:right w:val="single" w:sz="4" w:color="000000"/>
+            </w:tcBorders>
+          </w:tcPr>
+          <w:p>
+            <w:pPr>
+              <w:spacing w:before="0" w:after="0"/>
+              <w:jc w:val="center"/>
+            </w:pPr>
+            <w:r/>
+            <w:r>
+              <w:rPr>
+                <w:rFonts w:ascii="Arial" w:hAnsi="Arial" w:cs="Arial" w:eastAsia="Arial"/>
+                <w:b w:val="0"/>
+                <w:i w:val="0"/>
+                <w:sz w:val="18"/>
+              </w:rPr>
+              <w:t>{{ ndfl_2.rows[6].deduction_code }}</w:t>
+            </w:r>
+          </w:p>
+        </w:tc>
+        <w:tc>
+          <w:tcPr>
+            <w:tcW w:type="dxa" w:w="1077"/>
+            <w:vAlign w:val="center"/>
+            <w:tcBorders>
+              <w:top w:val="single" w:sz="4" w:color="000000"/>
+              <w:bottom w:val="single" w:sz="4" w:color="000000"/>
+              <w:left w:val="single" w:sz="4" w:color="000000"/>
+              <w:right w:val="single" w:sz="4" w:color="000000"/>
+            </w:tcBorders>
+          </w:tcPr>
+          <w:p>
+            <w:pPr>
+              <w:spacing w:before="0" w:after="0"/>
+              <w:jc w:val="right"/>
+            </w:pPr>
+            <w:r/>
+            <w:r>
+              <w:rPr>
+                <w:rFonts w:ascii="Arial" w:hAnsi="Arial" w:cs="Arial" w:eastAsia="Arial"/>
+                <w:b w:val="0"/>
+                <w:i w:val="0"/>
+                <w:sz w:val="18"/>
+              </w:rPr>
+              <w:t>{{ ndfl_2.rows[6].deduction_amount }}</w:t>
+            </w:r>
+          </w:p>
+        </w:tc>
+        <w:tc>
+          <w:tcPr>
+            <w:tcW w:type="dxa" w:w="1077"/>
+            <w:vAlign w:val="center"/>
+            <w:tcBorders>
+              <w:top w:val="single" w:sz="4" w:color="000000"/>
+              <w:bottom w:val="single" w:sz="4" w:color="000000"/>
+              <w:left w:val="single" w:sz="4" w:color="000000"/>
+              <w:right w:val="single" w:sz="4" w:color="000000"/>
+            </w:tcBorders>
+          </w:tcPr>
+          <w:p>
+            <w:pPr>
+              <w:spacing w:before="0" w:after="0"/>
+              <w:jc w:val="center"/>
+            </w:pPr>
+            <w:r/>
+            <w:r>
+              <w:rPr>
+                <w:rFonts w:ascii="Arial" w:hAnsi="Arial" w:cs="Arial" w:eastAsia="Arial"/>
+                <w:b w:val="0"/>
+                <w:i w:val="0"/>
+                <w:sz w:val="18"/>
+              </w:rPr>
+              <w:t>{{ ndfl_2.rows[20].month }}</w:t>
+            </w:r>
+          </w:p>
+        </w:tc>
+        <w:tc>
+          <w:tcPr>
+            <w:tcW w:type="dxa" w:w="1077"/>
+            <w:vAlign w:val="center"/>
+            <w:tcBorders>
+              <w:top w:val="single" w:sz="4" w:color="000000"/>
+              <w:bottom w:val="single" w:sz="4" w:color="000000"/>
+              <w:left w:val="single" w:sz="4" w:color="000000"/>
+              <w:right w:val="single" w:sz="4" w:color="000000"/>
+            </w:tcBorders>
+          </w:tcPr>
+          <w:p>
+            <w:pPr>
+              <w:spacing w:before="0" w:after="0"/>
+              <w:jc w:val="center"/>
+            </w:pPr>
+            <w:r/>
+            <w:r>
+              <w:rPr>
+                <w:rFonts w:ascii="Arial" w:hAnsi="Arial" w:cs="Arial" w:eastAsia="Arial"/>
+                <w:b w:val="0"/>
+                <w:i w:val="0"/>
+                <w:sz w:val="18"/>
+              </w:rPr>
+              <w:t>{{ ndfl_2.rows[20].income_code }}</w:t>
+            </w:r>
+          </w:p>
+        </w:tc>
+        <w:tc>
+          <w:tcPr>
+            <w:tcW w:type="dxa" w:w="1077"/>
+            <w:vAlign w:val="center"/>
+            <w:tcBorders>
+              <w:top w:val="single" w:sz="4" w:color="000000"/>
+              <w:bottom w:val="single" w:sz="4" w:color="000000"/>
+              <w:left w:val="single" w:sz="4" w:color="000000"/>
+              <w:right w:val="single" w:sz="4" w:color="000000"/>
+            </w:tcBorders>
+          </w:tcPr>
+          <w:p>
+            <w:pPr>
+              <w:spacing w:before="0" w:after="0"/>
+              <w:jc w:val="right"/>
+            </w:pPr>
+            <w:r/>
+            <w:r>
+              <w:rPr>
+                <w:rFonts w:ascii="Arial" w:hAnsi="Arial" w:cs="Arial" w:eastAsia="Arial"/>
+                <w:b w:val="0"/>
+                <w:i w:val="0"/>
+                <w:sz w:val="18"/>
+              </w:rPr>
+              <w:t>{{ ndfl_2.rows[20].income_amount }}</w:t>
+            </w:r>
+          </w:p>
+        </w:tc>
+        <w:tc>
+          <w:tcPr>
+            <w:tcW w:type="dxa" w:w="1077"/>
+            <w:vAlign w:val="center"/>
+            <w:tcBorders>
+              <w:top w:val="single" w:sz="4" w:color="000000"/>
+              <w:bottom w:val="single" w:sz="4" w:color="000000"/>
+              <w:left w:val="single" w:sz="4" w:color="000000"/>
+              <w:right w:val="single" w:sz="4" w:color="000000"/>
+            </w:tcBorders>
+          </w:tcPr>
+          <w:p>
+            <w:pPr>
+              <w:spacing w:before="0" w:after="0"/>
+              <w:jc w:val="center"/>
+            </w:pPr>
+            <w:r/>
+            <w:r>
+              <w:rPr>
+                <w:rFonts w:ascii="Arial" w:hAnsi="Arial" w:cs="Arial" w:eastAsia="Arial"/>
+                <w:b w:val="0"/>
+                <w:i w:val="0"/>
+                <w:sz w:val="18"/>
+              </w:rPr>
+              <w:t>{{ ndfl_2.rows[20].deduction_code }}</w:t>
+            </w:r>
+          </w:p>
+        </w:tc>
+        <w:tc>
+          <w:tcPr>
+            <w:tcW w:type="dxa" w:w="1077"/>
+            <w:vAlign w:val="center"/>
+            <w:tcBorders>
+              <w:top w:val="single" w:sz="4" w:color="000000"/>
+              <w:bottom w:val="single" w:sz="4" w:color="000000"/>
+              <w:left w:val="single" w:sz="4" w:color="000000"/>
+              <w:right w:val="single" w:sz="4" w:color="000000"/>
+            </w:tcBorders>
+          </w:tcPr>
+          <w:p>
+            <w:pPr>
+              <w:spacing w:before="0" w:after="0"/>
+              <w:jc w:val="right"/>
+            </w:pPr>
+            <w:r/>
+            <w:r>
+              <w:rPr>
+                <w:rFonts w:ascii="Arial" w:hAnsi="Arial" w:cs="Arial" w:eastAsia="Arial"/>
+                <w:b w:val="0"/>
+                <w:i w:val="0"/>
+                <w:sz w:val="18"/>
+              </w:rPr>
+              <w:t>{{ ndfl_2.rows[20].deduction_amount }}</w:t>
+            </w:r>
+          </w:p>
+        </w:tc>
+      </w:tr>
+      <w:tr>
+        <w:tc>
+          <w:tcPr>
+            <w:tcW w:type="dxa" w:w="1077"/>
+            <w:vAlign w:val="center"/>
+            <w:tcBorders>
+              <w:top w:val="single" w:sz="4" w:color="000000"/>
+              <w:bottom w:val="single" w:sz="4" w:color="000000"/>
+              <w:left w:val="single" w:sz="4" w:color="000000"/>
+              <w:right w:val="single" w:sz="4" w:color="000000"/>
+            </w:tcBorders>
+          </w:tcPr>
+          <w:p>
+            <w:pPr>
+              <w:spacing w:before="0" w:after="0"/>
+              <w:jc w:val="center"/>
+            </w:pPr>
+            <w:r/>
+            <w:r>
+              <w:rPr>
+                <w:rFonts w:ascii="Arial" w:hAnsi="Arial" w:cs="Arial" w:eastAsia="Arial"/>
+                <w:b w:val="0"/>
+                <w:i w:val="0"/>
+                <w:sz w:val="18"/>
+              </w:rPr>
+              <w:t>{{ ndfl_2.rows[7].month }}</w:t>
+            </w:r>
+          </w:p>
+        </w:tc>
+        <w:tc>
+          <w:tcPr>
+            <w:tcW w:type="dxa" w:w="1077"/>
+            <w:vAlign w:val="center"/>
+            <w:tcBorders>
+              <w:top w:val="single" w:sz="4" w:color="000000"/>
+              <w:bottom w:val="single" w:sz="4" w:color="000000"/>
+              <w:left w:val="single" w:sz="4" w:color="000000"/>
+              <w:right w:val="single" w:sz="4" w:color="000000"/>
+            </w:tcBorders>
+          </w:tcPr>
+          <w:p>
+            <w:pPr>
+              <w:spacing w:before="0" w:after="0"/>
+              <w:jc w:val="center"/>
+            </w:pPr>
+            <w:r/>
+            <w:r>
+              <w:rPr>
+                <w:rFonts w:ascii="Arial" w:hAnsi="Arial" w:cs="Arial" w:eastAsia="Arial"/>
+                <w:b w:val="0"/>
+                <w:i w:val="0"/>
+                <w:sz w:val="18"/>
+              </w:rPr>
+              <w:t>{{ ndfl_2.rows[7].income_code }}</w:t>
+            </w:r>
+          </w:p>
+        </w:tc>
+        <w:tc>
+          <w:tcPr>
+            <w:tcW w:type="dxa" w:w="1077"/>
+            <w:vAlign w:val="center"/>
+            <w:tcBorders>
+              <w:top w:val="single" w:sz="4" w:color="000000"/>
+              <w:bottom w:val="single" w:sz="4" w:color="000000"/>
+              <w:left w:val="single" w:sz="4" w:color="000000"/>
+              <w:right w:val="single" w:sz="4" w:color="000000"/>
+            </w:tcBorders>
+          </w:tcPr>
+          <w:p>
+            <w:pPr>
+              <w:spacing w:before="0" w:after="0"/>
+              <w:jc w:val="right"/>
+            </w:pPr>
+            <w:r/>
+            <w:r>
+              <w:rPr>
+                <w:rFonts w:ascii="Arial" w:hAnsi="Arial" w:cs="Arial" w:eastAsia="Arial"/>
+                <w:b w:val="0"/>
+                <w:i w:val="0"/>
+                <w:sz w:val="18"/>
+              </w:rPr>
+              <w:t>{{ ndfl_2.rows[7].income_amount }}</w:t>
+            </w:r>
+          </w:p>
+        </w:tc>
+        <w:tc>
+          <w:tcPr>
+            <w:tcW w:type="dxa" w:w="1077"/>
+            <w:vAlign w:val="center"/>
+            <w:tcBorders>
+              <w:top w:val="single" w:sz="4" w:color="000000"/>
+              <w:bottom w:val="single" w:sz="4" w:color="000000"/>
+              <w:left w:val="single" w:sz="4" w:color="000000"/>
+              <w:right w:val="single" w:sz="4" w:color="000000"/>
+            </w:tcBorders>
+          </w:tcPr>
+          <w:p>
+            <w:pPr>
+              <w:spacing w:before="0" w:after="0"/>
+              <w:jc w:val="center"/>
+            </w:pPr>
+            <w:r/>
+            <w:r>
+              <w:rPr>
+                <w:rFonts w:ascii="Arial" w:hAnsi="Arial" w:cs="Arial" w:eastAsia="Arial"/>
+                <w:b w:val="0"/>
+                <w:i w:val="0"/>
+                <w:sz w:val="18"/>
+              </w:rPr>
+              <w:t>{{ ndfl_2.rows[7].deduction_code }}</w:t>
+            </w:r>
+          </w:p>
+        </w:tc>
+        <w:tc>
+          <w:tcPr>
+            <w:tcW w:type="dxa" w:w="1077"/>
+            <w:vAlign w:val="center"/>
+            <w:tcBorders>
+              <w:top w:val="single" w:sz="4" w:color="000000"/>
+              <w:bottom w:val="single" w:sz="4" w:color="000000"/>
+              <w:left w:val="single" w:sz="4" w:color="000000"/>
+              <w:right w:val="single" w:sz="4" w:color="000000"/>
+            </w:tcBorders>
+          </w:tcPr>
+          <w:p>
+            <w:pPr>
+              <w:spacing w:before="0" w:after="0"/>
+              <w:jc w:val="right"/>
+            </w:pPr>
+            <w:r/>
+            <w:r>
+              <w:rPr>
+                <w:rFonts w:ascii="Arial" w:hAnsi="Arial" w:cs="Arial" w:eastAsia="Arial"/>
+                <w:b w:val="0"/>
+                <w:i w:val="0"/>
+                <w:sz w:val="18"/>
+              </w:rPr>
+              <w:t>{{ ndfl_2.rows[7].deduction_amount }}</w:t>
+            </w:r>
+          </w:p>
+        </w:tc>
+        <w:tc>
+          <w:tcPr>
+            <w:tcW w:type="dxa" w:w="1077"/>
+            <w:vAlign w:val="center"/>
+            <w:tcBorders>
+              <w:top w:val="single" w:sz="4" w:color="000000"/>
+              <w:bottom w:val="single" w:sz="4" w:color="000000"/>
+              <w:left w:val="single" w:sz="4" w:color="000000"/>
+              <w:right w:val="single" w:sz="4" w:color="000000"/>
+            </w:tcBorders>
+          </w:tcPr>
+          <w:p>
+            <w:pPr>
+              <w:spacing w:before="0" w:after="0"/>
+              <w:jc w:val="center"/>
+            </w:pPr>
+            <w:r/>
+            <w:r>
+              <w:rPr>
+                <w:rFonts w:ascii="Arial" w:hAnsi="Arial" w:cs="Arial" w:eastAsia="Arial"/>
+                <w:b w:val="0"/>
+                <w:i w:val="0"/>
+                <w:sz w:val="18"/>
+              </w:rPr>
+              <w:t>{{ ndfl_2.rows[21].month }}</w:t>
+            </w:r>
+          </w:p>
+        </w:tc>
+        <w:tc>
+          <w:tcPr>
+            <w:tcW w:type="dxa" w:w="1077"/>
+            <w:vAlign w:val="center"/>
+            <w:tcBorders>
+              <w:top w:val="single" w:sz="4" w:color="000000"/>
+              <w:bottom w:val="single" w:sz="4" w:color="000000"/>
+              <w:left w:val="single" w:sz="4" w:color="000000"/>
+              <w:right w:val="single" w:sz="4" w:color="000000"/>
+            </w:tcBorders>
+          </w:tcPr>
+          <w:p>
+            <w:pPr>
+              <w:spacing w:before="0" w:after="0"/>
+              <w:jc w:val="center"/>
+            </w:pPr>
+            <w:r/>
+            <w:r>
+              <w:rPr>
+                <w:rFonts w:ascii="Arial" w:hAnsi="Arial" w:cs="Arial" w:eastAsia="Arial"/>
+                <w:b w:val="0"/>
+                <w:i w:val="0"/>
+                <w:sz w:val="18"/>
+              </w:rPr>
+              <w:t>{{ ndfl_2.rows[21].income_code }}</w:t>
+            </w:r>
+          </w:p>
+        </w:tc>
+        <w:tc>
+          <w:tcPr>
+            <w:tcW w:type="dxa" w:w="1077"/>
+            <w:vAlign w:val="center"/>
+            <w:tcBorders>
+              <w:top w:val="single" w:sz="4" w:color="000000"/>
+              <w:bottom w:val="single" w:sz="4" w:color="000000"/>
+              <w:left w:val="single" w:sz="4" w:color="000000"/>
+              <w:right w:val="single" w:sz="4" w:color="000000"/>
+            </w:tcBorders>
+          </w:tcPr>
+          <w:p>
+            <w:pPr>
+              <w:spacing w:before="0" w:after="0"/>
+              <w:jc w:val="right"/>
+            </w:pPr>
+            <w:r/>
+            <w:r>
+              <w:rPr>
+                <w:rFonts w:ascii="Arial" w:hAnsi="Arial" w:cs="Arial" w:eastAsia="Arial"/>
+                <w:b w:val="0"/>
+                <w:i w:val="0"/>
+                <w:sz w:val="18"/>
+              </w:rPr>
+              <w:t>{{ ndfl_2.rows[21].income_amount }}</w:t>
+            </w:r>
+          </w:p>
+        </w:tc>
+        <w:tc>
+          <w:tcPr>
+            <w:tcW w:type="dxa" w:w="1077"/>
+            <w:vAlign w:val="center"/>
+            <w:tcBorders>
+              <w:top w:val="single" w:sz="4" w:color="000000"/>
+              <w:bottom w:val="single" w:sz="4" w:color="000000"/>
+              <w:left w:val="single" w:sz="4" w:color="000000"/>
+              <w:right w:val="single" w:sz="4" w:color="000000"/>
+            </w:tcBorders>
+          </w:tcPr>
+          <w:p>
+            <w:pPr>
+              <w:spacing w:before="0" w:after="0"/>
+              <w:jc w:val="center"/>
+            </w:pPr>
+            <w:r/>
+            <w:r>
+              <w:rPr>
+                <w:rFonts w:ascii="Arial" w:hAnsi="Arial" w:cs="Arial" w:eastAsia="Arial"/>
+                <w:b w:val="0"/>
+                <w:i w:val="0"/>
+                <w:sz w:val="18"/>
+              </w:rPr>
+              <w:t>{{ ndfl_2.rows[21].deduction_code }}</w:t>
+            </w:r>
+          </w:p>
+        </w:tc>
+        <w:tc>
+          <w:tcPr>
+            <w:tcW w:type="dxa" w:w="1077"/>
+            <w:vAlign w:val="center"/>
+            <w:tcBorders>
+              <w:top w:val="single" w:sz="4" w:color="000000"/>
+              <w:bottom w:val="single" w:sz="4" w:color="000000"/>
+              <w:left w:val="single" w:sz="4" w:color="000000"/>
+              <w:right w:val="single" w:sz="4" w:color="000000"/>
+            </w:tcBorders>
+          </w:tcPr>
+          <w:p>
+            <w:pPr>
+              <w:spacing w:before="0" w:after="0"/>
+              <w:jc w:val="right"/>
+            </w:pPr>
+            <w:r/>
+            <w:r>
+              <w:rPr>
+                <w:rFonts w:ascii="Arial" w:hAnsi="Arial" w:cs="Arial" w:eastAsia="Arial"/>
+                <w:b w:val="0"/>
+                <w:i w:val="0"/>
+                <w:sz w:val="18"/>
+              </w:rPr>
+              <w:t>{{ ndfl_2.rows[21].deduction_amount }}</w:t>
+            </w:r>
+          </w:p>
+        </w:tc>
+      </w:tr>
+      <w:tr>
+        <w:tc>
+          <w:tcPr>
+            <w:tcW w:type="dxa" w:w="1077"/>
+            <w:vAlign w:val="center"/>
+            <w:tcBorders>
+              <w:top w:val="single" w:sz="4" w:color="000000"/>
+              <w:bottom w:val="single" w:sz="4" w:color="000000"/>
+              <w:left w:val="single" w:sz="4" w:color="000000"/>
+              <w:right w:val="single" w:sz="4" w:color="000000"/>
+            </w:tcBorders>
+          </w:tcPr>
+          <w:p>
+            <w:pPr>
+              <w:spacing w:before="0" w:after="0"/>
+              <w:jc w:val="center"/>
+            </w:pPr>
+            <w:r/>
+            <w:r>
+              <w:rPr>
+                <w:rFonts w:ascii="Arial" w:hAnsi="Arial" w:cs="Arial" w:eastAsia="Arial"/>
+                <w:b w:val="0"/>
+                <w:i w:val="0"/>
+                <w:sz w:val="18"/>
+              </w:rPr>
+              <w:t>{{ ndfl_2.rows[8].month }}</w:t>
+            </w:r>
+          </w:p>
+        </w:tc>
+        <w:tc>
+          <w:tcPr>
+            <w:tcW w:type="dxa" w:w="1077"/>
+            <w:vAlign w:val="center"/>
+            <w:tcBorders>
+              <w:top w:val="single" w:sz="4" w:color="000000"/>
+              <w:bottom w:val="single" w:sz="4" w:color="000000"/>
+              <w:left w:val="single" w:sz="4" w:color="000000"/>
+              <w:right w:val="single" w:sz="4" w:color="000000"/>
+            </w:tcBorders>
+          </w:tcPr>
+          <w:p>
+            <w:pPr>
+              <w:spacing w:before="0" w:after="0"/>
+              <w:jc w:val="center"/>
+            </w:pPr>
+            <w:r/>
+            <w:r>
+              <w:rPr>
+                <w:rFonts w:ascii="Arial" w:hAnsi="Arial" w:cs="Arial" w:eastAsia="Arial"/>
+                <w:b w:val="0"/>
+                <w:i w:val="0"/>
+                <w:sz w:val="18"/>
+              </w:rPr>
+              <w:t>{{ ndfl_2.rows[8].income_code }}</w:t>
+            </w:r>
+          </w:p>
+        </w:tc>
+        <w:tc>
+          <w:tcPr>
+            <w:tcW w:type="dxa" w:w="1077"/>
+            <w:vAlign w:val="center"/>
+            <w:tcBorders>
+              <w:top w:val="single" w:sz="4" w:color="000000"/>
+              <w:bottom w:val="single" w:sz="4" w:color="000000"/>
+              <w:left w:val="single" w:sz="4" w:color="000000"/>
+              <w:right w:val="single" w:sz="4" w:color="000000"/>
+            </w:tcBorders>
+          </w:tcPr>
+          <w:p>
+            <w:pPr>
+              <w:spacing w:before="0" w:after="0"/>
+              <w:jc w:val="right"/>
+            </w:pPr>
+            <w:r/>
+            <w:r>
+              <w:rPr>
+                <w:rFonts w:ascii="Arial" w:hAnsi="Arial" w:cs="Arial" w:eastAsia="Arial"/>
+                <w:b w:val="0"/>
+                <w:i w:val="0"/>
+                <w:sz w:val="18"/>
+              </w:rPr>
+              <w:t>{{ ndfl_2.rows[8].income_amount }}</w:t>
+            </w:r>
+          </w:p>
+        </w:tc>
+        <w:tc>
+          <w:tcPr>
+            <w:tcW w:type="dxa" w:w="1077"/>
+            <w:vAlign w:val="center"/>
+            <w:tcBorders>
+              <w:top w:val="single" w:sz="4" w:color="000000"/>
+              <w:bottom w:val="single" w:sz="4" w:color="000000"/>
+              <w:left w:val="single" w:sz="4" w:color="000000"/>
+              <w:right w:val="single" w:sz="4" w:color="000000"/>
+            </w:tcBorders>
+          </w:tcPr>
+          <w:p>
+            <w:pPr>
+              <w:spacing w:before="0" w:after="0"/>
+              <w:jc w:val="center"/>
+            </w:pPr>
+            <w:r/>
+            <w:r>
+              <w:rPr>
+                <w:rFonts w:ascii="Arial" w:hAnsi="Arial" w:cs="Arial" w:eastAsia="Arial"/>
+                <w:b w:val="0"/>
+                <w:i w:val="0"/>
+                <w:sz w:val="18"/>
+              </w:rPr>
+              <w:t>{{ ndfl_2.rows[8].deduction_code }}</w:t>
+            </w:r>
+          </w:p>
+        </w:tc>
+        <w:tc>
+          <w:tcPr>
+            <w:tcW w:type="dxa" w:w="1077"/>
+            <w:vAlign w:val="center"/>
+            <w:tcBorders>
+              <w:top w:val="single" w:sz="4" w:color="000000"/>
+              <w:bottom w:val="single" w:sz="4" w:color="000000"/>
+              <w:left w:val="single" w:sz="4" w:color="000000"/>
+              <w:right w:val="single" w:sz="4" w:color="000000"/>
+            </w:tcBorders>
+          </w:tcPr>
+          <w:p>
+            <w:pPr>
+              <w:spacing w:before="0" w:after="0"/>
+              <w:jc w:val="right"/>
+            </w:pPr>
+            <w:r/>
+            <w:r>
+              <w:rPr>
+                <w:rFonts w:ascii="Arial" w:hAnsi="Arial" w:cs="Arial" w:eastAsia="Arial"/>
+                <w:b w:val="0"/>
+                <w:i w:val="0"/>
+                <w:sz w:val="18"/>
+              </w:rPr>
+              <w:t>{{ ndfl_2.rows[8].deduction_amount }}</w:t>
+            </w:r>
+          </w:p>
+        </w:tc>
+        <w:tc>
+          <w:tcPr>
+            <w:tcW w:type="dxa" w:w="1077"/>
+            <w:vAlign w:val="center"/>
+            <w:tcBorders>
+              <w:top w:val="single" w:sz="4" w:color="000000"/>
+              <w:bottom w:val="single" w:sz="4" w:color="000000"/>
+              <w:left w:val="single" w:sz="4" w:color="000000"/>
+              <w:right w:val="single" w:sz="4" w:color="000000"/>
+            </w:tcBorders>
+          </w:tcPr>
+          <w:p>
+            <w:pPr>
+              <w:spacing w:before="0" w:after="0"/>
+              <w:jc w:val="center"/>
+            </w:pPr>
+            <w:r/>
+            <w:r>
+              <w:rPr>
+                <w:rFonts w:ascii="Arial" w:hAnsi="Arial" w:cs="Arial" w:eastAsia="Arial"/>
+                <w:b w:val="0"/>
+                <w:i w:val="0"/>
+                <w:sz w:val="18"/>
+              </w:rPr>
+              <w:t>{{ ndfl_2.rows[22].month }}</w:t>
+            </w:r>
+          </w:p>
+        </w:tc>
+        <w:tc>
+          <w:tcPr>
+            <w:tcW w:type="dxa" w:w="1077"/>
+            <w:vAlign w:val="center"/>
+            <w:tcBorders>
+              <w:top w:val="single" w:sz="4" w:color="000000"/>
+              <w:bottom w:val="single" w:sz="4" w:color="000000"/>
+              <w:left w:val="single" w:sz="4" w:color="000000"/>
+              <w:right w:val="single" w:sz="4" w:color="000000"/>
+            </w:tcBorders>
+          </w:tcPr>
+          <w:p>
+            <w:pPr>
+              <w:spacing w:before="0" w:after="0"/>
+              <w:jc w:val="center"/>
+            </w:pPr>
+            <w:r/>
+            <w:r>
+              <w:rPr>
+                <w:rFonts w:ascii="Arial" w:hAnsi="Arial" w:cs="Arial" w:eastAsia="Arial"/>
+                <w:b w:val="0"/>
+                <w:i w:val="0"/>
+                <w:sz w:val="18"/>
+              </w:rPr>
+              <w:t>{{ ndfl_2.rows[22].income_code }}</w:t>
+            </w:r>
+          </w:p>
+        </w:tc>
+        <w:tc>
+          <w:tcPr>
+            <w:tcW w:type="dxa" w:w="1077"/>
+            <w:vAlign w:val="center"/>
+            <w:tcBorders>
+              <w:top w:val="single" w:sz="4" w:color="000000"/>
+              <w:bottom w:val="single" w:sz="4" w:color="000000"/>
+              <w:left w:val="single" w:sz="4" w:color="000000"/>
+              <w:right w:val="single" w:sz="4" w:color="000000"/>
+            </w:tcBorders>
+          </w:tcPr>
+          <w:p>
+            <w:pPr>
+              <w:spacing w:before="0" w:after="0"/>
+              <w:jc w:val="right"/>
+            </w:pPr>
+            <w:r/>
+            <w:r>
+              <w:rPr>
+                <w:rFonts w:ascii="Arial" w:hAnsi="Arial" w:cs="Arial" w:eastAsia="Arial"/>
+                <w:b w:val="0"/>
+                <w:i w:val="0"/>
+                <w:sz w:val="18"/>
+              </w:rPr>
+              <w:t>{{ ndfl_2.rows[22].income_amount }}</w:t>
+            </w:r>
+          </w:p>
+        </w:tc>
+        <w:tc>
+          <w:tcPr>
+            <w:tcW w:type="dxa" w:w="1077"/>
+            <w:vAlign w:val="center"/>
+            <w:tcBorders>
+              <w:top w:val="single" w:sz="4" w:color="000000"/>
+              <w:bottom w:val="single" w:sz="4" w:color="000000"/>
+              <w:left w:val="single" w:sz="4" w:color="000000"/>
+              <w:right w:val="single" w:sz="4" w:color="000000"/>
+            </w:tcBorders>
+          </w:tcPr>
+          <w:p>
+            <w:pPr>
+              <w:spacing w:before="0" w:after="0"/>
+              <w:jc w:val="center"/>
+            </w:pPr>
+            <w:r/>
+            <w:r>
+              <w:rPr>
+                <w:rFonts w:ascii="Arial" w:hAnsi="Arial" w:cs="Arial" w:eastAsia="Arial"/>
+                <w:b w:val="0"/>
+                <w:i w:val="0"/>
+                <w:sz w:val="18"/>
+              </w:rPr>
+              <w:t>{{ ndfl_2.rows[22].deduction_code }}</w:t>
+            </w:r>
+          </w:p>
+        </w:tc>
+        <w:tc>
+          <w:tcPr>
+            <w:tcW w:type="dxa" w:w="1077"/>
+            <w:vAlign w:val="center"/>
+            <w:tcBorders>
+              <w:top w:val="single" w:sz="4" w:color="000000"/>
+              <w:bottom w:val="single" w:sz="4" w:color="000000"/>
+              <w:left w:val="single" w:sz="4" w:color="000000"/>
+              <w:right w:val="single" w:sz="4" w:color="000000"/>
+            </w:tcBorders>
+          </w:tcPr>
+          <w:p>
+            <w:pPr>
+              <w:spacing w:before="0" w:after="0"/>
+              <w:jc w:val="right"/>
+            </w:pPr>
+            <w:r/>
+            <w:r>
+              <w:rPr>
+                <w:rFonts w:ascii="Arial" w:hAnsi="Arial" w:cs="Arial" w:eastAsia="Arial"/>
+                <w:b w:val="0"/>
+                <w:i w:val="0"/>
+                <w:sz w:val="18"/>
+              </w:rPr>
+              <w:t>{{ ndfl_2.rows[22].deduction_amount }}</w:t>
+            </w:r>
+          </w:p>
+        </w:tc>
+      </w:tr>
+      <w:tr>
+        <w:tc>
+          <w:tcPr>
+            <w:tcW w:type="dxa" w:w="1077"/>
+            <w:vAlign w:val="center"/>
+            <w:tcBorders>
+              <w:top w:val="single" w:sz="4" w:color="000000"/>
+              <w:bottom w:val="single" w:sz="4" w:color="000000"/>
+              <w:left w:val="single" w:sz="4" w:color="000000"/>
+              <w:right w:val="single" w:sz="4" w:color="000000"/>
+            </w:tcBorders>
+          </w:tcPr>
+          <w:p>
+            <w:pPr>
+              <w:spacing w:before="0" w:after="0"/>
+              <w:jc w:val="center"/>
+            </w:pPr>
+            <w:r/>
+            <w:r>
+              <w:rPr>
+                <w:rFonts w:ascii="Arial" w:hAnsi="Arial" w:cs="Arial" w:eastAsia="Arial"/>
+                <w:b w:val="0"/>
+                <w:i w:val="0"/>
+                <w:sz w:val="18"/>
+              </w:rPr>
+              <w:t>{{ ndfl_2.rows[9].month }}</w:t>
+            </w:r>
+          </w:p>
+        </w:tc>
+        <w:tc>
+          <w:tcPr>
+            <w:tcW w:type="dxa" w:w="1077"/>
+            <w:vAlign w:val="center"/>
+            <w:tcBorders>
+              <w:top w:val="single" w:sz="4" w:color="000000"/>
+              <w:bottom w:val="single" w:sz="4" w:color="000000"/>
+              <w:left w:val="single" w:sz="4" w:color="000000"/>
+              <w:right w:val="single" w:sz="4" w:color="000000"/>
+            </w:tcBorders>
+          </w:tcPr>
+          <w:p>
+            <w:pPr>
+              <w:spacing w:before="0" w:after="0"/>
+              <w:jc w:val="center"/>
+            </w:pPr>
+            <w:r/>
+            <w:r>
+              <w:rPr>
+                <w:rFonts w:ascii="Arial" w:hAnsi="Arial" w:cs="Arial" w:eastAsia="Arial"/>
+                <w:b w:val="0"/>
+                <w:i w:val="0"/>
+                <w:sz w:val="18"/>
+              </w:rPr>
+              <w:t>{{ ndfl_2.rows[9].income_code }}</w:t>
+            </w:r>
+          </w:p>
+        </w:tc>
+        <w:tc>
+          <w:tcPr>
+            <w:tcW w:type="dxa" w:w="1077"/>
+            <w:vAlign w:val="center"/>
+            <w:tcBorders>
+              <w:top w:val="single" w:sz="4" w:color="000000"/>
+              <w:bottom w:val="single" w:sz="4" w:color="000000"/>
+              <w:left w:val="single" w:sz="4" w:color="000000"/>
+              <w:right w:val="single" w:sz="4" w:color="000000"/>
+            </w:tcBorders>
+          </w:tcPr>
+          <w:p>
+            <w:pPr>
+              <w:spacing w:before="0" w:after="0"/>
+              <w:jc w:val="right"/>
+            </w:pPr>
+            <w:r/>
+            <w:r>
+              <w:rPr>
+                <w:rFonts w:ascii="Arial" w:hAnsi="Arial" w:cs="Arial" w:eastAsia="Arial"/>
+                <w:b w:val="0"/>
+                <w:i w:val="0"/>
+                <w:sz w:val="18"/>
+              </w:rPr>
+              <w:t>{{ ndfl_2.rows[9].income_amount }}</w:t>
+            </w:r>
+          </w:p>
+        </w:tc>
+        <w:tc>
+          <w:tcPr>
+            <w:tcW w:type="dxa" w:w="1077"/>
+            <w:vAlign w:val="center"/>
+            <w:tcBorders>
+              <w:top w:val="single" w:sz="4" w:color="000000"/>
+              <w:bottom w:val="single" w:sz="4" w:color="000000"/>
+              <w:left w:val="single" w:sz="4" w:color="000000"/>
+              <w:right w:val="single" w:sz="4" w:color="000000"/>
+            </w:tcBorders>
+          </w:tcPr>
+          <w:p>
+            <w:pPr>
+              <w:spacing w:before="0" w:after="0"/>
+              <w:jc w:val="center"/>
+            </w:pPr>
+            <w:r/>
+            <w:r>
+              <w:rPr>
+                <w:rFonts w:ascii="Arial" w:hAnsi="Arial" w:cs="Arial" w:eastAsia="Arial"/>
+                <w:b w:val="0"/>
+                <w:i w:val="0"/>
+                <w:sz w:val="18"/>
+              </w:rPr>
+              <w:t>{{ ndfl_2.rows[9].deduction_code }}</w:t>
+            </w:r>
+          </w:p>
+        </w:tc>
+        <w:tc>
+          <w:tcPr>
+            <w:tcW w:type="dxa" w:w="1077"/>
+            <w:vAlign w:val="center"/>
+            <w:tcBorders>
+              <w:top w:val="single" w:sz="4" w:color="000000"/>
+              <w:bottom w:val="single" w:sz="4" w:color="000000"/>
+              <w:left w:val="single" w:sz="4" w:color="000000"/>
+              <w:right w:val="single" w:sz="4" w:color="000000"/>
+            </w:tcBorders>
+          </w:tcPr>
+          <w:p>
+            <w:pPr>
+              <w:spacing w:before="0" w:after="0"/>
+              <w:jc w:val="right"/>
+            </w:pPr>
+            <w:r/>
+            <w:r>
+              <w:rPr>
+                <w:rFonts w:ascii="Arial" w:hAnsi="Arial" w:cs="Arial" w:eastAsia="Arial"/>
+                <w:b w:val="0"/>
+                <w:i w:val="0"/>
+                <w:sz w:val="18"/>
+              </w:rPr>
+              <w:t>{{ ndfl_2.rows[9].deduction_amount }}</w:t>
+            </w:r>
+          </w:p>
+        </w:tc>
+        <w:tc>
+          <w:tcPr>
+            <w:tcW w:type="dxa" w:w="1077"/>
+            <w:vAlign w:val="center"/>
+            <w:tcBorders>
+              <w:top w:val="single" w:sz="4" w:color="000000"/>
+              <w:bottom w:val="single" w:sz="4" w:color="000000"/>
+              <w:left w:val="single" w:sz="4" w:color="000000"/>
+              <w:right w:val="single" w:sz="4" w:color="000000"/>
+            </w:tcBorders>
+          </w:tcPr>
+          <w:p>
+            <w:pPr>
+              <w:spacing w:before="0" w:after="0"/>
+              <w:jc w:val="center"/>
+            </w:pPr>
+            <w:r/>
+            <w:r>
+              <w:rPr>
+                <w:rFonts w:ascii="Arial" w:hAnsi="Arial" w:cs="Arial" w:eastAsia="Arial"/>
+                <w:b w:val="0"/>
+                <w:i w:val="0"/>
+                <w:sz w:val="18"/>
+              </w:rPr>
+              <w:t>{{ ndfl_2.rows[23].month }}</w:t>
+            </w:r>
+          </w:p>
+        </w:tc>
+        <w:tc>
+          <w:tcPr>
+            <w:tcW w:type="dxa" w:w="1077"/>
+            <w:vAlign w:val="center"/>
+            <w:tcBorders>
+              <w:top w:val="single" w:sz="4" w:color="000000"/>
+              <w:bottom w:val="single" w:sz="4" w:color="000000"/>
+              <w:left w:val="single" w:sz="4" w:color="000000"/>
+              <w:right w:val="single" w:sz="4" w:color="000000"/>
+            </w:tcBorders>
+          </w:tcPr>
+          <w:p>
+            <w:pPr>
+              <w:spacing w:before="0" w:after="0"/>
+              <w:jc w:val="center"/>
+            </w:pPr>
+            <w:r/>
+            <w:r>
+              <w:rPr>
+                <w:rFonts w:ascii="Arial" w:hAnsi="Arial" w:cs="Arial" w:eastAsia="Arial"/>
+                <w:b w:val="0"/>
+                <w:i w:val="0"/>
+                <w:sz w:val="18"/>
+              </w:rPr>
+              <w:t>{{ ndfl_2.rows[23].income_code }}</w:t>
+            </w:r>
+          </w:p>
+        </w:tc>
+        <w:tc>
+          <w:tcPr>
+            <w:tcW w:type="dxa" w:w="1077"/>
+            <w:vAlign w:val="center"/>
+            <w:tcBorders>
+              <w:top w:val="single" w:sz="4" w:color="000000"/>
+              <w:bottom w:val="single" w:sz="4" w:color="000000"/>
+              <w:left w:val="single" w:sz="4" w:color="000000"/>
+              <w:right w:val="single" w:sz="4" w:color="000000"/>
+            </w:tcBorders>
+          </w:tcPr>
+          <w:p>
+            <w:pPr>
+              <w:spacing w:before="0" w:after="0"/>
+              <w:jc w:val="right"/>
+            </w:pPr>
+            <w:r/>
+            <w:r>
+              <w:rPr>
+                <w:rFonts w:ascii="Arial" w:hAnsi="Arial" w:cs="Arial" w:eastAsia="Arial"/>
+                <w:b w:val="0"/>
+                <w:i w:val="0"/>
+                <w:sz w:val="18"/>
+              </w:rPr>
+              <w:t>{{ ndfl_2.rows[23].income_amount }}</w:t>
+            </w:r>
+          </w:p>
+        </w:tc>
+        <w:tc>
+          <w:tcPr>
+            <w:tcW w:type="dxa" w:w="1077"/>
+            <w:vAlign w:val="center"/>
+            <w:tcBorders>
+              <w:top w:val="single" w:sz="4" w:color="000000"/>
+              <w:bottom w:val="single" w:sz="4" w:color="000000"/>
+              <w:left w:val="single" w:sz="4" w:color="000000"/>
+              <w:right w:val="single" w:sz="4" w:color="000000"/>
+            </w:tcBorders>
+          </w:tcPr>
+          <w:p>
+            <w:pPr>
+              <w:spacing w:before="0" w:after="0"/>
+              <w:jc w:val="center"/>
+            </w:pPr>
+            <w:r/>
+            <w:r>
+              <w:rPr>
+                <w:rFonts w:ascii="Arial" w:hAnsi="Arial" w:cs="Arial" w:eastAsia="Arial"/>
+                <w:b w:val="0"/>
+                <w:i w:val="0"/>
+                <w:sz w:val="18"/>
+              </w:rPr>
+              <w:t>{{ ndfl_2.rows[23].deduction_code }}</w:t>
+            </w:r>
+          </w:p>
+        </w:tc>
+        <w:tc>
+          <w:tcPr>
+            <w:tcW w:type="dxa" w:w="1077"/>
+            <w:vAlign w:val="center"/>
+            <w:tcBorders>
+              <w:top w:val="single" w:sz="4" w:color="000000"/>
+              <w:bottom w:val="single" w:sz="4" w:color="000000"/>
+              <w:left w:val="single" w:sz="4" w:color="000000"/>
+              <w:right w:val="single" w:sz="4" w:color="000000"/>
+            </w:tcBorders>
+          </w:tcPr>
+          <w:p>
+            <w:pPr>
+              <w:spacing w:before="0" w:after="0"/>
+              <w:jc w:val="right"/>
+            </w:pPr>
+            <w:r/>
+            <w:r>
+              <w:rPr>
+                <w:rFonts w:ascii="Arial" w:hAnsi="Arial" w:cs="Arial" w:eastAsia="Arial"/>
+                <w:b w:val="0"/>
+                <w:i w:val="0"/>
+                <w:sz w:val="18"/>
+              </w:rPr>
+              <w:t>{{ ndfl_2.rows[23].deduction_amount }}</w:t>
+            </w:r>
+          </w:p>
+        </w:tc>
+      </w:tr>
+      <w:tr>
+        <w:tc>
+          <w:tcPr>
+            <w:tcW w:type="dxa" w:w="1077"/>
+            <w:vAlign w:val="center"/>
+            <w:tcBorders>
+              <w:top w:val="single" w:sz="4" w:color="000000"/>
+              <w:bottom w:val="single" w:sz="4" w:color="000000"/>
+              <w:left w:val="single" w:sz="4" w:color="000000"/>
+              <w:right w:val="single" w:sz="4" w:color="000000"/>
+            </w:tcBorders>
+          </w:tcPr>
+          <w:p>
+            <w:pPr>
+              <w:spacing w:before="0" w:after="0"/>
+              <w:jc w:val="center"/>
+            </w:pPr>
+            <w:r/>
+            <w:r>
+              <w:rPr>
+                <w:rFonts w:ascii="Arial" w:hAnsi="Arial" w:cs="Arial" w:eastAsia="Arial"/>
+                <w:b w:val="0"/>
+                <w:i w:val="0"/>
+                <w:sz w:val="18"/>
+              </w:rPr>
+              <w:t>{{ ndfl_2.rows[10].month }}</w:t>
+            </w:r>
+          </w:p>
+        </w:tc>
+        <w:tc>
+          <w:tcPr>
+            <w:tcW w:type="dxa" w:w="1077"/>
+            <w:vAlign w:val="center"/>
+            <w:tcBorders>
+              <w:top w:val="single" w:sz="4" w:color="000000"/>
+              <w:bottom w:val="single" w:sz="4" w:color="000000"/>
+              <w:left w:val="single" w:sz="4" w:color="000000"/>
+              <w:right w:val="single" w:sz="4" w:color="000000"/>
+            </w:tcBorders>
+          </w:tcPr>
+          <w:p>
+            <w:pPr>
+              <w:spacing w:before="0" w:after="0"/>
+              <w:jc w:val="center"/>
+            </w:pPr>
+            <w:r/>
+            <w:r>
+              <w:rPr>
+                <w:rFonts w:ascii="Arial" w:hAnsi="Arial" w:cs="Arial" w:eastAsia="Arial"/>
+                <w:b w:val="0"/>
+                <w:i w:val="0"/>
+                <w:sz w:val="18"/>
+              </w:rPr>
+              <w:t>{{ ndfl_2.rows[10].income_code }}</w:t>
+            </w:r>
+          </w:p>
+        </w:tc>
+        <w:tc>
+          <w:tcPr>
+            <w:tcW w:type="dxa" w:w="1077"/>
+            <w:vAlign w:val="center"/>
+            <w:tcBorders>
+              <w:top w:val="single" w:sz="4" w:color="000000"/>
+              <w:bottom w:val="single" w:sz="4" w:color="000000"/>
+              <w:left w:val="single" w:sz="4" w:color="000000"/>
+              <w:right w:val="single" w:sz="4" w:color="000000"/>
+            </w:tcBorders>
+          </w:tcPr>
+          <w:p>
+            <w:pPr>
+              <w:spacing w:before="0" w:after="0"/>
+              <w:jc w:val="right"/>
+            </w:pPr>
+            <w:r/>
+            <w:r>
+              <w:rPr>
+                <w:rFonts w:ascii="Arial" w:hAnsi="Arial" w:cs="Arial" w:eastAsia="Arial"/>
+                <w:b w:val="0"/>
+                <w:i w:val="0"/>
+                <w:sz w:val="18"/>
+              </w:rPr>
+              <w:t>{{ ndfl_2.rows[10].income_amount }}</w:t>
+            </w:r>
+          </w:p>
+        </w:tc>
+        <w:tc>
+          <w:tcPr>
+            <w:tcW w:type="dxa" w:w="1077"/>
+            <w:vAlign w:val="center"/>
+            <w:tcBorders>
+              <w:top w:val="single" w:sz="4" w:color="000000"/>
+              <w:bottom w:val="single" w:sz="4" w:color="000000"/>
+              <w:left w:val="single" w:sz="4" w:color="000000"/>
+              <w:right w:val="single" w:sz="4" w:color="000000"/>
+            </w:tcBorders>
+          </w:tcPr>
+          <w:p>
+            <w:pPr>
+              <w:spacing w:before="0" w:after="0"/>
+              <w:jc w:val="center"/>
+            </w:pPr>
+            <w:r/>
+            <w:r>
+              <w:rPr>
+                <w:rFonts w:ascii="Arial" w:hAnsi="Arial" w:cs="Arial" w:eastAsia="Arial"/>
+                <w:b w:val="0"/>
+                <w:i w:val="0"/>
+                <w:sz w:val="18"/>
+              </w:rPr>
+              <w:t>{{ ndfl_2.rows[10].deduction_code }}</w:t>
+            </w:r>
+          </w:p>
+        </w:tc>
+        <w:tc>
+          <w:tcPr>
+            <w:tcW w:type="dxa" w:w="1077"/>
+            <w:vAlign w:val="center"/>
+            <w:tcBorders>
+              <w:top w:val="single" w:sz="4" w:color="000000"/>
+              <w:bottom w:val="single" w:sz="4" w:color="000000"/>
+              <w:left w:val="single" w:sz="4" w:color="000000"/>
+              <w:right w:val="single" w:sz="4" w:color="000000"/>
+            </w:tcBorders>
+          </w:tcPr>
+          <w:p>
+            <w:pPr>
+              <w:spacing w:before="0" w:after="0"/>
+              <w:jc w:val="right"/>
+            </w:pPr>
+            <w:r/>
+            <w:r>
+              <w:rPr>
+                <w:rFonts w:ascii="Arial" w:hAnsi="Arial" w:cs="Arial" w:eastAsia="Arial"/>
+                <w:b w:val="0"/>
+                <w:i w:val="0"/>
+                <w:sz w:val="18"/>
+              </w:rPr>
+              <w:t>{{ ndfl_2.rows[10].deduction_amount }}</w:t>
+            </w:r>
+          </w:p>
+        </w:tc>
+        <w:tc>
+          <w:tcPr>
+            <w:tcW w:type="dxa" w:w="1077"/>
+            <w:vAlign w:val="center"/>
+            <w:tcBorders>
+              <w:top w:val="single" w:sz="4" w:color="000000"/>
+              <w:bottom w:val="single" w:sz="4" w:color="000000"/>
+              <w:left w:val="single" w:sz="4" w:color="000000"/>
+              <w:right w:val="single" w:sz="4" w:color="000000"/>
+            </w:tcBorders>
+          </w:tcPr>
+          <w:p>
+            <w:pPr>
+              <w:spacing w:before="0" w:after="0"/>
+              <w:jc w:val="center"/>
+            </w:pPr>
+            <w:r/>
+            <w:r>
+              <w:rPr>
+                <w:rFonts w:ascii="Arial" w:hAnsi="Arial" w:cs="Arial" w:eastAsia="Arial"/>
+                <w:b w:val="0"/>
+                <w:i w:val="0"/>
+                <w:sz w:val="18"/>
+              </w:rPr>
+              <w:t>{{ ndfl_2.rows[24].month }}</w:t>
+            </w:r>
+          </w:p>
+        </w:tc>
+        <w:tc>
+          <w:tcPr>
+            <w:tcW w:type="dxa" w:w="1077"/>
+            <w:vAlign w:val="center"/>
+            <w:tcBorders>
+              <w:top w:val="single" w:sz="4" w:color="000000"/>
+              <w:bottom w:val="single" w:sz="4" w:color="000000"/>
+              <w:left w:val="single" w:sz="4" w:color="000000"/>
+              <w:right w:val="single" w:sz="4" w:color="000000"/>
+            </w:tcBorders>
+          </w:tcPr>
+          <w:p>
+            <w:pPr>
+              <w:spacing w:before="0" w:after="0"/>
+              <w:jc w:val="center"/>
+            </w:pPr>
+            <w:r/>
+            <w:r>
+              <w:rPr>
+                <w:rFonts w:ascii="Arial" w:hAnsi="Arial" w:cs="Arial" w:eastAsia="Arial"/>
+                <w:b w:val="0"/>
+                <w:i w:val="0"/>
+                <w:sz w:val="18"/>
+              </w:rPr>
+              <w:t>{{ ndfl_2.rows[24].income_code }}</w:t>
+            </w:r>
+          </w:p>
+        </w:tc>
+        <w:tc>
+          <w:tcPr>
+            <w:tcW w:type="dxa" w:w="1077"/>
+            <w:vAlign w:val="center"/>
+            <w:tcBorders>
+              <w:top w:val="single" w:sz="4" w:color="000000"/>
+              <w:bottom w:val="single" w:sz="4" w:color="000000"/>
+              <w:left w:val="single" w:sz="4" w:color="000000"/>
+              <w:right w:val="single" w:sz="4" w:color="000000"/>
+            </w:tcBorders>
+          </w:tcPr>
+          <w:p>
+            <w:pPr>
+              <w:spacing w:before="0" w:after="0"/>
+              <w:jc w:val="right"/>
+            </w:pPr>
+            <w:r/>
+            <w:r>
+              <w:rPr>
+                <w:rFonts w:ascii="Arial" w:hAnsi="Arial" w:cs="Arial" w:eastAsia="Arial"/>
+                <w:b w:val="0"/>
+                <w:i w:val="0"/>
+                <w:sz w:val="18"/>
+              </w:rPr>
+              <w:t>{{ ndfl_2.rows[24].income_amount }}</w:t>
+            </w:r>
+          </w:p>
+        </w:tc>
+        <w:tc>
+          <w:tcPr>
+            <w:tcW w:type="dxa" w:w="1077"/>
+            <w:vAlign w:val="center"/>
+            <w:tcBorders>
+              <w:top w:val="single" w:sz="4" w:color="000000"/>
+              <w:bottom w:val="single" w:sz="4" w:color="000000"/>
+              <w:left w:val="single" w:sz="4" w:color="000000"/>
+              <w:right w:val="single" w:sz="4" w:color="000000"/>
+            </w:tcBorders>
+          </w:tcPr>
+          <w:p>
+            <w:pPr>
+              <w:spacing w:before="0" w:after="0"/>
+              <w:jc w:val="center"/>
+            </w:pPr>
+            <w:r/>
+            <w:r>
+              <w:rPr>
+                <w:rFonts w:ascii="Arial" w:hAnsi="Arial" w:cs="Arial" w:eastAsia="Arial"/>
+                <w:b w:val="0"/>
+                <w:i w:val="0"/>
+                <w:sz w:val="18"/>
+              </w:rPr>
+              <w:t>{{ ndfl_2.rows[24].deduction_code }}</w:t>
+            </w:r>
+          </w:p>
+        </w:tc>
+        <w:tc>
+          <w:tcPr>
+            <w:tcW w:type="dxa" w:w="1077"/>
+            <w:vAlign w:val="center"/>
+            <w:tcBorders>
+              <w:top w:val="single" w:sz="4" w:color="000000"/>
+              <w:bottom w:val="single" w:sz="4" w:color="000000"/>
+              <w:left w:val="single" w:sz="4" w:color="000000"/>
+              <w:right w:val="single" w:sz="4" w:color="000000"/>
+            </w:tcBorders>
+          </w:tcPr>
+          <w:p>
+            <w:pPr>
+              <w:spacing w:before="0" w:after="0"/>
+              <w:jc w:val="right"/>
+            </w:pPr>
+            <w:r/>
+            <w:r>
+              <w:rPr>
+                <w:rFonts w:ascii="Arial" w:hAnsi="Arial" w:cs="Arial" w:eastAsia="Arial"/>
+                <w:b w:val="0"/>
+                <w:i w:val="0"/>
+                <w:sz w:val="18"/>
+              </w:rPr>
+              <w:t>{{ ndfl_2.rows[24].deduction_amount }}</w:t>
+            </w:r>
+          </w:p>
+        </w:tc>
+      </w:tr>
+      <w:tr>
+        <w:tc>
+          <w:tcPr>
+            <w:tcW w:type="dxa" w:w="1077"/>
+            <w:vAlign w:val="center"/>
+            <w:tcBorders>
+              <w:top w:val="single" w:sz="4" w:color="000000"/>
+              <w:bottom w:val="single" w:sz="4" w:color="000000"/>
+              <w:left w:val="single" w:sz="4" w:color="000000"/>
+              <w:right w:val="single" w:sz="4" w:color="000000"/>
+            </w:tcBorders>
+          </w:tcPr>
+          <w:p>
+            <w:pPr>
+              <w:spacing w:before="0" w:after="0"/>
+              <w:jc w:val="center"/>
+            </w:pPr>
+            <w:r/>
+            <w:r>
+              <w:rPr>
+                <w:rFonts w:ascii="Arial" w:hAnsi="Arial" w:cs="Arial" w:eastAsia="Arial"/>
+                <w:b w:val="0"/>
+                <w:i w:val="0"/>
+                <w:sz w:val="18"/>
+              </w:rPr>
+              <w:t>{{ ndfl_2.rows[11].month }}</w:t>
+            </w:r>
+          </w:p>
+        </w:tc>
+        <w:tc>
+          <w:tcPr>
+            <w:tcW w:type="dxa" w:w="1077"/>
+            <w:vAlign w:val="center"/>
+            <w:tcBorders>
+              <w:top w:val="single" w:sz="4" w:color="000000"/>
+              <w:bottom w:val="single" w:sz="4" w:color="000000"/>
+              <w:left w:val="single" w:sz="4" w:color="000000"/>
+              <w:right w:val="single" w:sz="4" w:color="000000"/>
+            </w:tcBorders>
+          </w:tcPr>
+          <w:p>
+            <w:pPr>
+              <w:spacing w:before="0" w:after="0"/>
+              <w:jc w:val="center"/>
+            </w:pPr>
+            <w:r/>
+            <w:r>
+              <w:rPr>
+                <w:rFonts w:ascii="Arial" w:hAnsi="Arial" w:cs="Arial" w:eastAsia="Arial"/>
+                <w:b w:val="0"/>
+                <w:i w:val="0"/>
+                <w:sz w:val="18"/>
+              </w:rPr>
+              <w:t>{{ ndfl_2.rows[11].income_code }}</w:t>
+            </w:r>
+          </w:p>
+        </w:tc>
+        <w:tc>
+          <w:tcPr>
+            <w:tcW w:type="dxa" w:w="1077"/>
+            <w:vAlign w:val="center"/>
+            <w:tcBorders>
+              <w:top w:val="single" w:sz="4" w:color="000000"/>
+              <w:bottom w:val="single" w:sz="4" w:color="000000"/>
+              <w:left w:val="single" w:sz="4" w:color="000000"/>
+              <w:right w:val="single" w:sz="4" w:color="000000"/>
+            </w:tcBorders>
+          </w:tcPr>
+          <w:p>
+            <w:pPr>
+              <w:spacing w:before="0" w:after="0"/>
+              <w:jc w:val="right"/>
+            </w:pPr>
+            <w:r/>
+            <w:r>
+              <w:rPr>
+                <w:rFonts w:ascii="Arial" w:hAnsi="Arial" w:cs="Arial" w:eastAsia="Arial"/>
+                <w:b w:val="0"/>
+                <w:i w:val="0"/>
+                <w:sz w:val="18"/>
+              </w:rPr>
+              <w:t>{{ ndfl_2.rows[11].income_amount }}</w:t>
+            </w:r>
+          </w:p>
+        </w:tc>
+        <w:tc>
+          <w:tcPr>
+            <w:tcW w:type="dxa" w:w="1077"/>
+            <w:vAlign w:val="center"/>
+            <w:tcBorders>
+              <w:top w:val="single" w:sz="4" w:color="000000"/>
+              <w:bottom w:val="single" w:sz="4" w:color="000000"/>
+              <w:left w:val="single" w:sz="4" w:color="000000"/>
+              <w:right w:val="single" w:sz="4" w:color="000000"/>
+            </w:tcBorders>
+          </w:tcPr>
+          <w:p>
+            <w:pPr>
+              <w:spacing w:before="0" w:after="0"/>
+              <w:jc w:val="center"/>
+            </w:pPr>
+            <w:r/>
+            <w:r>
+              <w:rPr>
+                <w:rFonts w:ascii="Arial" w:hAnsi="Arial" w:cs="Arial" w:eastAsia="Arial"/>
+                <w:b w:val="0"/>
+                <w:i w:val="0"/>
+                <w:sz w:val="18"/>
+              </w:rPr>
+              <w:t>{{ ndfl_2.rows[11].deduction_code }}</w:t>
+            </w:r>
+          </w:p>
+        </w:tc>
+        <w:tc>
+          <w:tcPr>
+            <w:tcW w:type="dxa" w:w="1077"/>
+            <w:vAlign w:val="center"/>
+            <w:tcBorders>
+              <w:top w:val="single" w:sz="4" w:color="000000"/>
+              <w:bottom w:val="single" w:sz="4" w:color="000000"/>
+              <w:left w:val="single" w:sz="4" w:color="000000"/>
+              <w:right w:val="single" w:sz="4" w:color="000000"/>
+            </w:tcBorders>
+          </w:tcPr>
+          <w:p>
+            <w:pPr>
+              <w:spacing w:before="0" w:after="0"/>
+              <w:jc w:val="right"/>
+            </w:pPr>
+            <w:r/>
+            <w:r>
+              <w:rPr>
+                <w:rFonts w:ascii="Arial" w:hAnsi="Arial" w:cs="Arial" w:eastAsia="Arial"/>
+                <w:b w:val="0"/>
+                <w:i w:val="0"/>
+                <w:sz w:val="18"/>
+              </w:rPr>
+              <w:t>{{ ndfl_2.rows[11].deduction_amount }}</w:t>
+            </w:r>
+          </w:p>
+        </w:tc>
+        <w:tc>
+          <w:tcPr>
+            <w:tcW w:type="dxa" w:w="1077"/>
+            <w:vAlign w:val="center"/>
+            <w:tcBorders>
+              <w:top w:val="single" w:sz="4" w:color="000000"/>
+              <w:bottom w:val="single" w:sz="4" w:color="000000"/>
+              <w:left w:val="single" w:sz="4" w:color="000000"/>
+              <w:right w:val="single" w:sz="4" w:color="000000"/>
+            </w:tcBorders>
+          </w:tcPr>
+          <w:p>
+            <w:pPr>
+              <w:spacing w:before="0" w:after="0"/>
+              <w:jc w:val="center"/>
+            </w:pPr>
+            <w:r/>
+            <w:r>
+              <w:rPr>
+                <w:rFonts w:ascii="Arial" w:hAnsi="Arial" w:cs="Arial" w:eastAsia="Arial"/>
+                <w:b w:val="0"/>
+                <w:i w:val="0"/>
+                <w:sz w:val="18"/>
+              </w:rPr>
+              <w:t>{{ ndfl_2.rows[25].month }}</w:t>
+            </w:r>
+          </w:p>
+        </w:tc>
+        <w:tc>
+          <w:tcPr>
+            <w:tcW w:type="dxa" w:w="1077"/>
+            <w:vAlign w:val="center"/>
+            <w:tcBorders>
+              <w:top w:val="single" w:sz="4" w:color="000000"/>
+              <w:bottom w:val="single" w:sz="4" w:color="000000"/>
+              <w:left w:val="single" w:sz="4" w:color="000000"/>
+              <w:right w:val="single" w:sz="4" w:color="000000"/>
+            </w:tcBorders>
+          </w:tcPr>
+          <w:p>
+            <w:pPr>
+              <w:spacing w:before="0" w:after="0"/>
+              <w:jc w:val="center"/>
+            </w:pPr>
+            <w:r/>
+            <w:r>
+              <w:rPr>
+                <w:rFonts w:ascii="Arial" w:hAnsi="Arial" w:cs="Arial" w:eastAsia="Arial"/>
+                <w:b w:val="0"/>
+                <w:i w:val="0"/>
+                <w:sz w:val="18"/>
+              </w:rPr>
+              <w:t>{{ ndfl_2.rows[25].income_code }}</w:t>
+            </w:r>
+          </w:p>
+        </w:tc>
+        <w:tc>
+          <w:tcPr>
+            <w:tcW w:type="dxa" w:w="1077"/>
+            <w:vAlign w:val="center"/>
+            <w:tcBorders>
+              <w:top w:val="single" w:sz="4" w:color="000000"/>
+              <w:bottom w:val="single" w:sz="4" w:color="000000"/>
+              <w:left w:val="single" w:sz="4" w:color="000000"/>
+              <w:right w:val="single" w:sz="4" w:color="000000"/>
+            </w:tcBorders>
+          </w:tcPr>
+          <w:p>
+            <w:pPr>
+              <w:spacing w:before="0" w:after="0"/>
+              <w:jc w:val="right"/>
+            </w:pPr>
+            <w:r/>
+            <w:r>
+              <w:rPr>
+                <w:rFonts w:ascii="Arial" w:hAnsi="Arial" w:cs="Arial" w:eastAsia="Arial"/>
+                <w:b w:val="0"/>
+                <w:i w:val="0"/>
+                <w:sz w:val="18"/>
+              </w:rPr>
+              <w:t>{{ ndfl_2.rows[25].income_amount }}</w:t>
+            </w:r>
+          </w:p>
+        </w:tc>
+        <w:tc>
+          <w:tcPr>
+            <w:tcW w:type="dxa" w:w="1077"/>
+            <w:vAlign w:val="center"/>
+            <w:tcBorders>
+              <w:top w:val="single" w:sz="4" w:color="000000"/>
+              <w:bottom w:val="single" w:sz="4" w:color="000000"/>
+              <w:left w:val="single" w:sz="4" w:color="000000"/>
+              <w:right w:val="single" w:sz="4" w:color="000000"/>
+            </w:tcBorders>
+          </w:tcPr>
+          <w:p>
+            <w:pPr>
+              <w:spacing w:before="0" w:after="0"/>
+              <w:jc w:val="center"/>
+            </w:pPr>
+            <w:r/>
+            <w:r>
+              <w:rPr>
+                <w:rFonts w:ascii="Arial" w:hAnsi="Arial" w:cs="Arial" w:eastAsia="Arial"/>
+                <w:b w:val="0"/>
+                <w:i w:val="0"/>
+                <w:sz w:val="18"/>
+              </w:rPr>
+              <w:t>{{ ndfl_2.rows[25].deduction_code }}</w:t>
+            </w:r>
+          </w:p>
+        </w:tc>
+        <w:tc>
+          <w:tcPr>
+            <w:tcW w:type="dxa" w:w="1077"/>
+            <w:vAlign w:val="center"/>
+            <w:tcBorders>
+              <w:top w:val="single" w:sz="4" w:color="000000"/>
+              <w:bottom w:val="single" w:sz="4" w:color="000000"/>
+              <w:left w:val="single" w:sz="4" w:color="000000"/>
+              <w:right w:val="single" w:sz="4" w:color="000000"/>
+            </w:tcBorders>
+          </w:tcPr>
+          <w:p>
+            <w:pPr>
+              <w:spacing w:before="0" w:after="0"/>
+              <w:jc w:val="right"/>
+            </w:pPr>
+            <w:r/>
+            <w:r>
+              <w:rPr>
+                <w:rFonts w:ascii="Arial" w:hAnsi="Arial" w:cs="Arial" w:eastAsia="Arial"/>
+                <w:b w:val="0"/>
+                <w:i w:val="0"/>
+                <w:sz w:val="18"/>
+              </w:rPr>
+              <w:t>{{ ndfl_2.rows[25].deduction_amount }}</w:t>
+            </w:r>
+          </w:p>
+        </w:tc>
+      </w:tr>
+      <w:tr>
+        <w:tc>
+          <w:tcPr>
+            <w:tcW w:type="dxa" w:w="1077"/>
+            <w:vAlign w:val="center"/>
+            <w:tcBorders>
+              <w:top w:val="single" w:sz="4" w:color="000000"/>
+              <w:bottom w:val="single" w:sz="4" w:color="000000"/>
+              <w:left w:val="single" w:sz="4" w:color="000000"/>
+              <w:right w:val="single" w:sz="4" w:color="000000"/>
+            </w:tcBorders>
+          </w:tcPr>
+          <w:p>
+            <w:pPr>
+              <w:spacing w:before="0" w:after="0"/>
+              <w:jc w:val="center"/>
+            </w:pPr>
+            <w:r/>
+            <w:r>
+              <w:rPr>
+                <w:rFonts w:ascii="Arial" w:hAnsi="Arial" w:cs="Arial" w:eastAsia="Arial"/>
+                <w:b w:val="0"/>
+                <w:i w:val="0"/>
+                <w:sz w:val="18"/>
+              </w:rPr>
+              <w:t>{{ ndfl_2.rows[12].month }}</w:t>
+            </w:r>
+          </w:p>
+        </w:tc>
+        <w:tc>
+          <w:tcPr>
+            <w:tcW w:type="dxa" w:w="1077"/>
+            <w:vAlign w:val="center"/>
+            <w:tcBorders>
+              <w:top w:val="single" w:sz="4" w:color="000000"/>
+              <w:bottom w:val="single" w:sz="4" w:color="000000"/>
+              <w:left w:val="single" w:sz="4" w:color="000000"/>
+              <w:right w:val="single" w:sz="4" w:color="000000"/>
+            </w:tcBorders>
+          </w:tcPr>
+          <w:p>
+            <w:pPr>
+              <w:spacing w:before="0" w:after="0"/>
+              <w:jc w:val="center"/>
+            </w:pPr>
+            <w:r/>
+            <w:r>
+              <w:rPr>
+                <w:rFonts w:ascii="Arial" w:hAnsi="Arial" w:cs="Arial" w:eastAsia="Arial"/>
+                <w:b w:val="0"/>
+                <w:i w:val="0"/>
+                <w:sz w:val="18"/>
+              </w:rPr>
+              <w:t>{{ ndfl_2.rows[12].income_code }}</w:t>
+            </w:r>
+          </w:p>
+        </w:tc>
+        <w:tc>
+          <w:tcPr>
+            <w:tcW w:type="dxa" w:w="1077"/>
+            <w:vAlign w:val="center"/>
+            <w:tcBorders>
+              <w:top w:val="single" w:sz="4" w:color="000000"/>
+              <w:bottom w:val="single" w:sz="4" w:color="000000"/>
+              <w:left w:val="single" w:sz="4" w:color="000000"/>
+              <w:right w:val="single" w:sz="4" w:color="000000"/>
+            </w:tcBorders>
+          </w:tcPr>
+          <w:p>
+            <w:pPr>
+              <w:spacing w:before="0" w:after="0"/>
+              <w:jc w:val="right"/>
+            </w:pPr>
+            <w:r/>
+            <w:r>
+              <w:rPr>
+                <w:rFonts w:ascii="Arial" w:hAnsi="Arial" w:cs="Arial" w:eastAsia="Arial"/>
+                <w:b w:val="0"/>
+                <w:i w:val="0"/>
+                <w:sz w:val="18"/>
+              </w:rPr>
+              <w:t>{{ ndfl_2.rows[12].income_amount }}</w:t>
+            </w:r>
+          </w:p>
+        </w:tc>
+        <w:tc>
+          <w:tcPr>
+            <w:tcW w:type="dxa" w:w="1077"/>
+            <w:vAlign w:val="center"/>
+            <w:tcBorders>
+              <w:top w:val="single" w:sz="4" w:color="000000"/>
+              <w:bottom w:val="single" w:sz="4" w:color="000000"/>
+              <w:left w:val="single" w:sz="4" w:color="000000"/>
+              <w:right w:val="single" w:sz="4" w:color="000000"/>
+            </w:tcBorders>
+          </w:tcPr>
+          <w:p>
+            <w:pPr>
+              <w:spacing w:before="0" w:after="0"/>
+              <w:jc w:val="center"/>
+            </w:pPr>
+            <w:r/>
+            <w:r>
+              <w:rPr>
+                <w:rFonts w:ascii="Arial" w:hAnsi="Arial" w:cs="Arial" w:eastAsia="Arial"/>
+                <w:b w:val="0"/>
+                <w:i w:val="0"/>
+                <w:sz w:val="18"/>
+              </w:rPr>
+              <w:t>{{ ndfl_2.rows[12].deduction_code }}</w:t>
+            </w:r>
+          </w:p>
+        </w:tc>
+        <w:tc>
+          <w:tcPr>
+            <w:tcW w:type="dxa" w:w="1077"/>
+            <w:vAlign w:val="center"/>
+            <w:tcBorders>
+              <w:top w:val="single" w:sz="4" w:color="000000"/>
+              <w:bottom w:val="single" w:sz="4" w:color="000000"/>
+              <w:left w:val="single" w:sz="4" w:color="000000"/>
+              <w:right w:val="single" w:sz="4" w:color="000000"/>
+            </w:tcBorders>
+          </w:tcPr>
+          <w:p>
+            <w:pPr>
+              <w:spacing w:before="0" w:after="0"/>
+              <w:jc w:val="right"/>
+            </w:pPr>
+            <w:r/>
+            <w:r>
+              <w:rPr>
+                <w:rFonts w:ascii="Arial" w:hAnsi="Arial" w:cs="Arial" w:eastAsia="Arial"/>
+                <w:b w:val="0"/>
+                <w:i w:val="0"/>
+                <w:sz w:val="18"/>
+              </w:rPr>
+              <w:t>{{ ndfl_2.rows[12].deduction_amount }}</w:t>
+            </w:r>
+          </w:p>
+        </w:tc>
+        <w:tc>
+          <w:tcPr>
+            <w:tcW w:type="dxa" w:w="1077"/>
+            <w:vAlign w:val="center"/>
+            <w:tcBorders>
+              <w:top w:val="single" w:sz="4" w:color="000000"/>
+              <w:bottom w:val="single" w:sz="4" w:color="000000"/>
+              <w:left w:val="single" w:sz="4" w:color="000000"/>
+              <w:right w:val="single" w:sz="4" w:color="000000"/>
+            </w:tcBorders>
+          </w:tcPr>
+          <w:p>
+            <w:pPr>
+              <w:spacing w:before="0" w:after="0"/>
+              <w:jc w:val="center"/>
+            </w:pPr>
+            <w:r/>
+            <w:r>
+              <w:rPr>
+                <w:rFonts w:ascii="Arial" w:hAnsi="Arial" w:cs="Arial" w:eastAsia="Arial"/>
+                <w:b w:val="0"/>
+                <w:i w:val="0"/>
+                <w:sz w:val="18"/>
+              </w:rPr>
+              <w:t>{{ ndfl_2.rows[26].month }}</w:t>
+            </w:r>
+          </w:p>
+        </w:tc>
+        <w:tc>
+          <w:tcPr>
+            <w:tcW w:type="dxa" w:w="1077"/>
+            <w:vAlign w:val="center"/>
+            <w:tcBorders>
+              <w:top w:val="single" w:sz="4" w:color="000000"/>
+              <w:bottom w:val="single" w:sz="4" w:color="000000"/>
+              <w:left w:val="single" w:sz="4" w:color="000000"/>
+              <w:right w:val="single" w:sz="4" w:color="000000"/>
+            </w:tcBorders>
+          </w:tcPr>
+          <w:p>
+            <w:pPr>
+              <w:spacing w:before="0" w:after="0"/>
+              <w:jc w:val="center"/>
+            </w:pPr>
+            <w:r/>
+            <w:r>
+              <w:rPr>
+                <w:rFonts w:ascii="Arial" w:hAnsi="Arial" w:cs="Arial" w:eastAsia="Arial"/>
+                <w:b w:val="0"/>
+                <w:i w:val="0"/>
+                <w:sz w:val="18"/>
+              </w:rPr>
+              <w:t>{{ ndfl_2.rows[26].income_code }}</w:t>
+            </w:r>
+          </w:p>
+        </w:tc>
+        <w:tc>
+          <w:tcPr>
+            <w:tcW w:type="dxa" w:w="1077"/>
+            <w:vAlign w:val="center"/>
+            <w:tcBorders>
+              <w:top w:val="single" w:sz="4" w:color="000000"/>
+              <w:bottom w:val="single" w:sz="4" w:color="000000"/>
+              <w:left w:val="single" w:sz="4" w:color="000000"/>
+              <w:right w:val="single" w:sz="4" w:color="000000"/>
+            </w:tcBorders>
+          </w:tcPr>
+          <w:p>
+            <w:pPr>
+              <w:spacing w:before="0" w:after="0"/>
+              <w:jc w:val="right"/>
+            </w:pPr>
+            <w:r/>
+            <w:r>
+              <w:rPr>
+                <w:rFonts w:ascii="Arial" w:hAnsi="Arial" w:cs="Arial" w:eastAsia="Arial"/>
+                <w:b w:val="0"/>
+                <w:i w:val="0"/>
+                <w:sz w:val="18"/>
+              </w:rPr>
+              <w:t>{{ ndfl_2.rows[26].income_amount }}</w:t>
+            </w:r>
+          </w:p>
+        </w:tc>
+        <w:tc>
+          <w:tcPr>
+            <w:tcW w:type="dxa" w:w="1077"/>
+            <w:vAlign w:val="center"/>
+            <w:tcBorders>
+              <w:top w:val="single" w:sz="4" w:color="000000"/>
+              <w:bottom w:val="single" w:sz="4" w:color="000000"/>
+              <w:left w:val="single" w:sz="4" w:color="000000"/>
+              <w:right w:val="single" w:sz="4" w:color="000000"/>
+            </w:tcBorders>
+          </w:tcPr>
+          <w:p>
+            <w:pPr>
+              <w:spacing w:before="0" w:after="0"/>
+              <w:jc w:val="center"/>
+            </w:pPr>
+            <w:r/>
+            <w:r>
+              <w:rPr>
+                <w:rFonts w:ascii="Arial" w:hAnsi="Arial" w:cs="Arial" w:eastAsia="Arial"/>
+                <w:b w:val="0"/>
+                <w:i w:val="0"/>
+                <w:sz w:val="18"/>
+              </w:rPr>
+              <w:t>{{ ndfl_2.rows[26].deduction_code }}</w:t>
+            </w:r>
+          </w:p>
+        </w:tc>
+        <w:tc>
+          <w:tcPr>
+            <w:tcW w:type="dxa" w:w="1077"/>
+            <w:vAlign w:val="center"/>
+            <w:tcBorders>
+              <w:top w:val="single" w:sz="4" w:color="000000"/>
+              <w:bottom w:val="single" w:sz="4" w:color="000000"/>
+              <w:left w:val="single" w:sz="4" w:color="000000"/>
+              <w:right w:val="single" w:sz="4" w:color="000000"/>
+            </w:tcBorders>
+          </w:tcPr>
+          <w:p>
+            <w:pPr>
+              <w:spacing w:before="0" w:after="0"/>
+              <w:jc w:val="right"/>
+            </w:pPr>
+            <w:r/>
+            <w:r>
+              <w:rPr>
+                <w:rFonts w:ascii="Arial" w:hAnsi="Arial" w:cs="Arial" w:eastAsia="Arial"/>
+                <w:b w:val="0"/>
+                <w:i w:val="0"/>
+                <w:sz w:val="18"/>
+              </w:rPr>
+              <w:t>{{ ndfl_2.rows[26].deduction_amount }}</w:t>
+            </w:r>
+          </w:p>
+        </w:tc>
+      </w:tr>
+      <w:tr>
+        <w:tc>
+          <w:tcPr>
+            <w:tcW w:type="dxa" w:w="1077"/>
+            <w:vAlign w:val="center"/>
+            <w:tcBorders>
+              <w:top w:val="single" w:sz="4" w:color="000000"/>
+              <w:bottom w:val="single" w:sz="4" w:color="000000"/>
+              <w:left w:val="single" w:sz="4" w:color="000000"/>
+              <w:right w:val="single" w:sz="4" w:color="000000"/>
+            </w:tcBorders>
+          </w:tcPr>
+          <w:p>
+            <w:pPr>
+              <w:spacing w:before="0" w:after="0"/>
+              <w:jc w:val="center"/>
+            </w:pPr>
+            <w:r/>
+            <w:r>
+              <w:rPr>
+                <w:rFonts w:ascii="Arial" w:hAnsi="Arial" w:cs="Arial" w:eastAsia="Arial"/>
+                <w:b w:val="0"/>
+                <w:i w:val="0"/>
+                <w:sz w:val="18"/>
+              </w:rPr>
+              <w:t>{{ ndfl_2.rows[13].month }}</w:t>
+            </w:r>
+          </w:p>
+        </w:tc>
+        <w:tc>
+          <w:tcPr>
+            <w:tcW w:type="dxa" w:w="1077"/>
+            <w:vAlign w:val="center"/>
+            <w:tcBorders>
+              <w:top w:val="single" w:sz="4" w:color="000000"/>
+              <w:bottom w:val="single" w:sz="4" w:color="000000"/>
+              <w:left w:val="single" w:sz="4" w:color="000000"/>
+              <w:right w:val="single" w:sz="4" w:color="000000"/>
+            </w:tcBorders>
+          </w:tcPr>
+          <w:p>
+            <w:pPr>
+              <w:spacing w:before="0" w:after="0"/>
+              <w:jc w:val="center"/>
+            </w:pPr>
+            <w:r/>
+            <w:r>
+              <w:rPr>
+                <w:rFonts w:ascii="Arial" w:hAnsi="Arial" w:cs="Arial" w:eastAsia="Arial"/>
+                <w:b w:val="0"/>
+                <w:i w:val="0"/>
+                <w:sz w:val="18"/>
+              </w:rPr>
+              <w:t>{{ ndfl_2.rows[13].income_code }}</w:t>
+            </w:r>
+          </w:p>
+        </w:tc>
+        <w:tc>
+          <w:tcPr>
+            <w:tcW w:type="dxa" w:w="1077"/>
+            <w:vAlign w:val="center"/>
+            <w:tcBorders>
+              <w:top w:val="single" w:sz="4" w:color="000000"/>
+              <w:bottom w:val="single" w:sz="4" w:color="000000"/>
+              <w:left w:val="single" w:sz="4" w:color="000000"/>
+              <w:right w:val="single" w:sz="4" w:color="000000"/>
+            </w:tcBorders>
+          </w:tcPr>
+          <w:p>
+            <w:pPr>
+              <w:spacing w:before="0" w:after="0"/>
+              <w:jc w:val="right"/>
+            </w:pPr>
+            <w:r/>
+            <w:r>
+              <w:rPr>
+                <w:rFonts w:ascii="Arial" w:hAnsi="Arial" w:cs="Arial" w:eastAsia="Arial"/>
+                <w:b w:val="0"/>
+                <w:i w:val="0"/>
+                <w:sz w:val="18"/>
+              </w:rPr>
+              <w:t>{{ ndfl_2.rows[13].income_amount }}</w:t>
+            </w:r>
+          </w:p>
+        </w:tc>
+        <w:tc>
+          <w:tcPr>
+            <w:tcW w:type="dxa" w:w="1077"/>
+            <w:vAlign w:val="center"/>
+            <w:tcBorders>
+              <w:top w:val="single" w:sz="4" w:color="000000"/>
+              <w:bottom w:val="single" w:sz="4" w:color="000000"/>
+              <w:left w:val="single" w:sz="4" w:color="000000"/>
+              <w:right w:val="single" w:sz="4" w:color="000000"/>
+            </w:tcBorders>
+          </w:tcPr>
+          <w:p>
+            <w:pPr>
+              <w:spacing w:before="0" w:after="0"/>
+              <w:jc w:val="center"/>
+            </w:pPr>
+            <w:r/>
+            <w:r>
+              <w:rPr>
+                <w:rFonts w:ascii="Arial" w:hAnsi="Arial" w:cs="Arial" w:eastAsia="Arial"/>
+                <w:b w:val="0"/>
+                <w:i w:val="0"/>
+                <w:sz w:val="18"/>
+              </w:rPr>
+              <w:t>{{ ndfl_2.rows[13].deduction_code }}</w:t>
+            </w:r>
+          </w:p>
+        </w:tc>
+        <w:tc>
+          <w:tcPr>
+            <w:tcW w:type="dxa" w:w="1077"/>
+            <w:vAlign w:val="center"/>
+            <w:tcBorders>
+              <w:top w:val="single" w:sz="4" w:color="000000"/>
+              <w:bottom w:val="single" w:sz="4" w:color="000000"/>
+              <w:left w:val="single" w:sz="4" w:color="000000"/>
+              <w:right w:val="single" w:sz="4" w:color="000000"/>
+            </w:tcBorders>
+          </w:tcPr>
+          <w:p>
+            <w:pPr>
+              <w:spacing w:before="0" w:after="0"/>
+              <w:jc w:val="right"/>
+            </w:pPr>
+            <w:r/>
+            <w:r>
+              <w:rPr>
+                <w:rFonts w:ascii="Arial" w:hAnsi="Arial" w:cs="Arial" w:eastAsia="Arial"/>
+                <w:b w:val="0"/>
+                <w:i w:val="0"/>
+                <w:sz w:val="18"/>
+              </w:rPr>
+              <w:t>{{ ndfl_2.rows[13].deduction_amount }}</w:t>
+            </w:r>
+          </w:p>
+        </w:tc>
+        <w:tc>
+          <w:tcPr>
+            <w:tcW w:type="dxa" w:w="1077"/>
+            <w:vAlign w:val="center"/>
+            <w:tcBorders>
+              <w:top w:val="single" w:sz="4" w:color="000000"/>
+              <w:bottom w:val="single" w:sz="4" w:color="000000"/>
+              <w:left w:val="single" w:sz="4" w:color="000000"/>
+              <w:right w:val="single" w:sz="4" w:color="000000"/>
+            </w:tcBorders>
+          </w:tcPr>
+          <w:p>
+            <w:pPr>
+              <w:spacing w:before="0" w:after="0"/>
+              <w:jc w:val="center"/>
+            </w:pPr>
+            <w:r/>
+            <w:r>
+              <w:rPr>
+                <w:rFonts w:ascii="Arial" w:hAnsi="Arial" w:cs="Arial" w:eastAsia="Arial"/>
+                <w:b w:val="0"/>
+                <w:i w:val="0"/>
+                <w:sz w:val="18"/>
+              </w:rPr>
+              <w:t>{{ ndfl_2.rows[27].month }}</w:t>
+            </w:r>
+          </w:p>
+        </w:tc>
+        <w:tc>
+          <w:tcPr>
+            <w:tcW w:type="dxa" w:w="1077"/>
+            <w:vAlign w:val="center"/>
+            <w:tcBorders>
+              <w:top w:val="single" w:sz="4" w:color="000000"/>
+              <w:bottom w:val="single" w:sz="4" w:color="000000"/>
+              <w:left w:val="single" w:sz="4" w:color="000000"/>
+              <w:right w:val="single" w:sz="4" w:color="000000"/>
+            </w:tcBorders>
+          </w:tcPr>
+          <w:p>
+            <w:pPr>
+              <w:spacing w:before="0" w:after="0"/>
+              <w:jc w:val="center"/>
+            </w:pPr>
+            <w:r/>
+            <w:r>
+              <w:rPr>
+                <w:rFonts w:ascii="Arial" w:hAnsi="Arial" w:cs="Arial" w:eastAsia="Arial"/>
+                <w:b w:val="0"/>
+                <w:i w:val="0"/>
+                <w:sz w:val="18"/>
+              </w:rPr>
+              <w:t>{{ ndfl_2.rows[27].income_code }}</w:t>
+            </w:r>
+          </w:p>
+        </w:tc>
+        <w:tc>
+          <w:tcPr>
+            <w:tcW w:type="dxa" w:w="1077"/>
+            <w:vAlign w:val="center"/>
+            <w:tcBorders>
+              <w:top w:val="single" w:sz="4" w:color="000000"/>
+              <w:bottom w:val="single" w:sz="4" w:color="000000"/>
+              <w:left w:val="single" w:sz="4" w:color="000000"/>
+              <w:right w:val="single" w:sz="4" w:color="000000"/>
+            </w:tcBorders>
+          </w:tcPr>
+          <w:p>
+            <w:pPr>
+              <w:spacing w:before="0" w:after="0"/>
+              <w:jc w:val="right"/>
+            </w:pPr>
+            <w:r/>
+            <w:r>
+              <w:rPr>
+                <w:rFonts w:ascii="Arial" w:hAnsi="Arial" w:cs="Arial" w:eastAsia="Arial"/>
+                <w:b w:val="0"/>
+                <w:i w:val="0"/>
+                <w:sz w:val="18"/>
+              </w:rPr>
+              <w:t>{{ ndfl_2.rows[27].income_amount }}</w:t>
+            </w:r>
+          </w:p>
+        </w:tc>
+        <w:tc>
+          <w:tcPr>
+            <w:tcW w:type="dxa" w:w="1077"/>
+            <w:vAlign w:val="center"/>
+            <w:tcBorders>
+              <w:top w:val="single" w:sz="4" w:color="000000"/>
+              <w:bottom w:val="single" w:sz="4" w:color="000000"/>
+              <w:left w:val="single" w:sz="4" w:color="000000"/>
+              <w:right w:val="single" w:sz="4" w:color="000000"/>
+            </w:tcBorders>
+          </w:tcPr>
+          <w:p>
+            <w:pPr>
+              <w:spacing w:before="0" w:after="0"/>
+              <w:jc w:val="center"/>
+            </w:pPr>
+            <w:r/>
+            <w:r>
+              <w:rPr>
+                <w:rFonts w:ascii="Arial" w:hAnsi="Arial" w:cs="Arial" w:eastAsia="Arial"/>
+                <w:b w:val="0"/>
+                <w:i w:val="0"/>
+                <w:sz w:val="18"/>
+              </w:rPr>
+              <w:t>{{ ndfl_2.rows[27].deduction_code }}</w:t>
+            </w:r>
+          </w:p>
+        </w:tc>
+        <w:tc>
+          <w:tcPr>
+            <w:tcW w:type="dxa" w:w="1077"/>
+            <w:vAlign w:val="center"/>
+            <w:tcBorders>
+              <w:top w:val="single" w:sz="4" w:color="000000"/>
+              <w:bottom w:val="single" w:sz="4" w:color="000000"/>
+              <w:left w:val="single" w:sz="4" w:color="000000"/>
+              <w:right w:val="single" w:sz="4" w:color="000000"/>
+            </w:tcBorders>
+          </w:tcPr>
+          <w:p>
+            <w:pPr>
+              <w:spacing w:before="0" w:after="0"/>
+              <w:jc w:val="right"/>
+            </w:pPr>
+            <w:r/>
+            <w:r>
+              <w:rPr>
+                <w:rFonts w:ascii="Arial" w:hAnsi="Arial" w:cs="Arial" w:eastAsia="Arial"/>
+                <w:b w:val="0"/>
+                <w:i w:val="0"/>
+                <w:sz w:val="18"/>
+              </w:rPr>
+              <w:t>{{ ndfl_2.rows[27].deduction_amount }}</w:t>
+            </w:r>
+          </w:p>
         </w:tc>
       </w:tr>
     </w:tbl>

--- a/templates/docx/ndfl_2_template.docx
+++ b/templates/docx/ndfl_2_template.docx
@@ -995,4245 +995,4340 @@
         <w:tblLook w:firstColumn="1" w:firstRow="1" w:lastColumn="0" w:lastRow="0" w:noHBand="0" w:noVBand="1" w:val="04A0"/>
       </w:tblPr>
       <w:tblGrid>
-        <w:gridCol w:w="680"/>
-        <w:gridCol w:w="794"/>
-        <w:gridCol w:w="1701"/>
-        <w:gridCol w:w="794"/>
-        <w:gridCol w:w="1417"/>
-        <w:gridCol w:w="680"/>
-        <w:gridCol w:w="794"/>
-        <w:gridCol w:w="1701"/>
-        <w:gridCol w:w="794"/>
-        <w:gridCol w:w="1417"/>
+        <w:gridCol w:w="5102"/>
+        <w:gridCol w:w="567"/>
+        <w:gridCol w:w="5102"/>
       </w:tblGrid>
       <w:tr>
         <w:tc>
           <w:tcPr>
-            <w:tcW w:type="dxa" w:w="1077"/>
-            <w:vAlign w:val="center"/>
+            <w:tcW w:type="dxa" w:w="3591"/>
             <w:tcBorders>
-              <w:top w:val="single" w:sz="4" w:color="000000"/>
-              <w:bottom w:val="single" w:sz="4" w:color="000000"/>
-              <w:left w:val="single" w:sz="4" w:color="000000"/>
-              <w:right w:val="single" w:sz="4" w:color="000000"/>
+              <w:top w:val="nil"/>
+              <w:bottom w:val="nil"/>
+              <w:left w:val="nil"/>
+              <w:right w:val="nil"/>
             </w:tcBorders>
           </w:tcPr>
           <w:p>
-            <w:pPr>
-              <w:spacing w:before="0" w:after="0"/>
-              <w:jc w:val="center"/>
-            </w:pPr>
             <w:r/>
-            <w:r>
-              <w:rPr>
-                <w:rFonts w:ascii="Arial" w:hAnsi="Arial" w:cs="Arial" w:eastAsia="Arial"/>
-                <w:b w:val="0"/>
-                <w:i w:val="0"/>
-                <w:sz w:val="14"/>
-              </w:rPr>
-              <w:t>Месяц</w:t>
-            </w:r>
           </w:p>
+          <w:tbl>
+            <w:tblPr>
+              <w:tblW w:type="auto" w:w="0"/>
+              <w:tblLayout w:type="fixed"/>
+              <w:tblLook w:firstColumn="1" w:firstRow="1" w:lastColumn="0" w:lastRow="0" w:noHBand="0" w:noVBand="1" w:val="04A0"/>
+            </w:tblPr>
+            <w:tblGrid>
+              <w:gridCol w:w="624"/>
+              <w:gridCol w:w="737"/>
+              <w:gridCol w:w="1701"/>
+              <w:gridCol w:w="737"/>
+              <w:gridCol w:w="1304"/>
+            </w:tblGrid>
+            <w:tr>
+              <w:tc>
+                <w:tcPr>
+                  <w:tcW w:type="dxa" w:w="718"/>
+                  <w:vAlign w:val="center"/>
+                  <w:tcBorders>
+                    <w:top w:val="single" w:sz="4" w:color="000000"/>
+                    <w:bottom w:val="single" w:sz="4" w:color="000000"/>
+                    <w:left w:val="single" w:sz="4" w:color="000000"/>
+                    <w:right w:val="single" w:sz="4" w:color="000000"/>
+                  </w:tcBorders>
+                </w:tcPr>
+                <w:p>
+                  <w:pPr>
+                    <w:spacing w:before="0" w:after="0"/>
+                    <w:jc w:val="center"/>
+                  </w:pPr>
+                  <w:r/>
+                  <w:r>
+                    <w:rPr>
+                      <w:rFonts w:ascii="Arial" w:hAnsi="Arial" w:cs="Arial" w:eastAsia="Arial"/>
+                      <w:b w:val="0"/>
+                      <w:i w:val="0"/>
+                      <w:sz w:val="14"/>
+                    </w:rPr>
+                    <w:t>Месяц</w:t>
+                  </w:r>
+                </w:p>
+              </w:tc>
+              <w:tc>
+                <w:tcPr>
+                  <w:tcW w:type="dxa" w:w="718"/>
+                  <w:vAlign w:val="center"/>
+                  <w:tcBorders>
+                    <w:top w:val="single" w:sz="4" w:color="000000"/>
+                    <w:bottom w:val="single" w:sz="4" w:color="000000"/>
+                    <w:left w:val="single" w:sz="4" w:color="000000"/>
+                    <w:right w:val="single" w:sz="4" w:color="000000"/>
+                  </w:tcBorders>
+                </w:tcPr>
+                <w:p>
+                  <w:pPr>
+                    <w:spacing w:before="0" w:after="0"/>
+                    <w:jc w:val="center"/>
+                  </w:pPr>
+                  <w:r/>
+                  <w:r>
+                    <w:rPr>
+                      <w:rFonts w:ascii="Arial" w:hAnsi="Arial" w:cs="Arial" w:eastAsia="Arial"/>
+                      <w:b w:val="0"/>
+                      <w:i w:val="0"/>
+                      <w:sz w:val="14"/>
+                    </w:rPr>
+                    <w:t>Код дохода</w:t>
+                  </w:r>
+                </w:p>
+              </w:tc>
+              <w:tc>
+                <w:tcPr>
+                  <w:tcW w:type="dxa" w:w="718"/>
+                  <w:vAlign w:val="center"/>
+                  <w:tcBorders>
+                    <w:top w:val="single" w:sz="4" w:color="000000"/>
+                    <w:bottom w:val="single" w:sz="4" w:color="000000"/>
+                    <w:left w:val="single" w:sz="4" w:color="000000"/>
+                    <w:right w:val="single" w:sz="4" w:color="000000"/>
+                  </w:tcBorders>
+                </w:tcPr>
+                <w:p>
+                  <w:pPr>
+                    <w:spacing w:before="0" w:after="0"/>
+                    <w:jc w:val="center"/>
+                  </w:pPr>
+                  <w:r/>
+                  <w:r>
+                    <w:rPr>
+                      <w:rFonts w:ascii="Arial" w:hAnsi="Arial" w:cs="Arial" w:eastAsia="Arial"/>
+                      <w:b w:val="0"/>
+                      <w:i w:val="0"/>
+                      <w:sz w:val="14"/>
+                    </w:rPr>
+                    <w:t>Сумма дохода</w:t>
+                  </w:r>
+                </w:p>
+              </w:tc>
+              <w:tc>
+                <w:tcPr>
+                  <w:tcW w:type="dxa" w:w="718"/>
+                  <w:vAlign w:val="center"/>
+                  <w:tcBorders>
+                    <w:top w:val="single" w:sz="4" w:color="000000"/>
+                    <w:bottom w:val="single" w:sz="4" w:color="000000"/>
+                    <w:left w:val="single" w:sz="4" w:color="000000"/>
+                    <w:right w:val="single" w:sz="4" w:color="000000"/>
+                  </w:tcBorders>
+                </w:tcPr>
+                <w:p>
+                  <w:pPr>
+                    <w:spacing w:before="0" w:after="0"/>
+                    <w:jc w:val="center"/>
+                  </w:pPr>
+                  <w:r/>
+                  <w:r>
+                    <w:rPr>
+                      <w:rFonts w:ascii="Arial" w:hAnsi="Arial" w:cs="Arial" w:eastAsia="Arial"/>
+                      <w:b w:val="0"/>
+                      <w:i w:val="0"/>
+                      <w:sz w:val="14"/>
+                    </w:rPr>
+                    <w:t>Код вычета</w:t>
+                  </w:r>
+                </w:p>
+              </w:tc>
+              <w:tc>
+                <w:tcPr>
+                  <w:tcW w:type="dxa" w:w="718"/>
+                  <w:vAlign w:val="center"/>
+                  <w:tcBorders>
+                    <w:top w:val="single" w:sz="4" w:color="000000"/>
+                    <w:bottom w:val="single" w:sz="4" w:color="000000"/>
+                    <w:left w:val="single" w:sz="4" w:color="000000"/>
+                    <w:right w:val="single" w:sz="4" w:color="000000"/>
+                  </w:tcBorders>
+                </w:tcPr>
+                <w:p>
+                  <w:pPr>
+                    <w:spacing w:before="0" w:after="0"/>
+                    <w:jc w:val="center"/>
+                  </w:pPr>
+                  <w:r/>
+                  <w:r>
+                    <w:rPr>
+                      <w:rFonts w:ascii="Arial" w:hAnsi="Arial" w:cs="Arial" w:eastAsia="Arial"/>
+                      <w:b w:val="0"/>
+                      <w:i w:val="0"/>
+                      <w:sz w:val="14"/>
+                    </w:rPr>
+                    <w:t>Сумма вычета</w:t>
+                  </w:r>
+                </w:p>
+              </w:tc>
+            </w:tr>
+            <w:tr>
+              <w:tc>
+                <w:tcPr>
+                  <w:tcW w:type="dxa" w:w="718"/>
+                  <w:vAlign w:val="center"/>
+                  <w:tcBorders>
+                    <w:top w:val="single" w:sz="4" w:color="000000"/>
+                    <w:bottom w:val="single" w:sz="4" w:color="000000"/>
+                    <w:left w:val="single" w:sz="4" w:color="000000"/>
+                    <w:right w:val="single" w:sz="4" w:color="000000"/>
+                  </w:tcBorders>
+                </w:tcPr>
+                <w:p>
+                  <w:pPr>
+                    <w:spacing w:before="0" w:after="0"/>
+                    <w:jc w:val="left"/>
+                  </w:pPr>
+                  <w:r/>
+                  <w:r>
+                    <w:rPr>
+                      <w:rFonts w:ascii="Arial" w:hAnsi="Arial" w:cs="Arial" w:eastAsia="Arial"/>
+                      <w:b w:val="0"/>
+                      <w:i w:val="0"/>
+                      <w:sz w:val="18"/>
+                    </w:rPr>
+                    <w:t>{{ ndfl_2.rows[0].month }}</w:t>
+                  </w:r>
+                </w:p>
+              </w:tc>
+              <w:tc>
+                <w:tcPr>
+                  <w:tcW w:type="dxa" w:w="718"/>
+                  <w:vAlign w:val="center"/>
+                  <w:tcBorders>
+                    <w:top w:val="single" w:sz="4" w:color="000000"/>
+                    <w:bottom w:val="single" w:sz="4" w:color="000000"/>
+                    <w:left w:val="single" w:sz="4" w:color="000000"/>
+                    <w:right w:val="single" w:sz="4" w:color="000000"/>
+                  </w:tcBorders>
+                </w:tcPr>
+                <w:p>
+                  <w:pPr>
+                    <w:spacing w:before="0" w:after="0"/>
+                    <w:jc w:val="left"/>
+                  </w:pPr>
+                  <w:r/>
+                  <w:r>
+                    <w:rPr>
+                      <w:rFonts w:ascii="Arial" w:hAnsi="Arial" w:cs="Arial" w:eastAsia="Arial"/>
+                      <w:b w:val="0"/>
+                      <w:i w:val="0"/>
+                      <w:sz w:val="18"/>
+                    </w:rPr>
+                    <w:t>{{ ndfl_2.rows[0].income_code }}</w:t>
+                  </w:r>
+                </w:p>
+              </w:tc>
+              <w:tc>
+                <w:tcPr>
+                  <w:tcW w:type="dxa" w:w="718"/>
+                  <w:vAlign w:val="center"/>
+                  <w:tcBorders>
+                    <w:top w:val="single" w:sz="4" w:color="000000"/>
+                    <w:bottom w:val="single" w:sz="4" w:color="000000"/>
+                    <w:left w:val="single" w:sz="4" w:color="000000"/>
+                    <w:right w:val="single" w:sz="4" w:color="000000"/>
+                  </w:tcBorders>
+                </w:tcPr>
+                <w:p>
+                  <w:pPr>
+                    <w:spacing w:before="0" w:after="0"/>
+                    <w:jc w:val="right"/>
+                  </w:pPr>
+                  <w:r/>
+                  <w:r>
+                    <w:rPr>
+                      <w:rFonts w:ascii="Arial" w:hAnsi="Arial" w:cs="Arial" w:eastAsia="Arial"/>
+                      <w:b w:val="0"/>
+                      <w:i w:val="0"/>
+                      <w:sz w:val="18"/>
+                    </w:rPr>
+                    <w:t>{{ ndfl_2.rows[0].income_amount }}</w:t>
+                  </w:r>
+                </w:p>
+              </w:tc>
+              <w:tc>
+                <w:tcPr>
+                  <w:tcW w:type="dxa" w:w="718"/>
+                  <w:vAlign w:val="center"/>
+                  <w:tcBorders>
+                    <w:top w:val="single" w:sz="4" w:color="000000"/>
+                    <w:bottom w:val="single" w:sz="4" w:color="000000"/>
+                    <w:left w:val="single" w:sz="4" w:color="000000"/>
+                    <w:right w:val="single" w:sz="4" w:color="000000"/>
+                  </w:tcBorders>
+                </w:tcPr>
+                <w:p>
+                  <w:pPr>
+                    <w:spacing w:before="0" w:after="0"/>
+                    <w:jc w:val="left"/>
+                  </w:pPr>
+                  <w:r/>
+                  <w:r>
+                    <w:rPr>
+                      <w:rFonts w:ascii="Arial" w:hAnsi="Arial" w:cs="Arial" w:eastAsia="Arial"/>
+                      <w:b w:val="0"/>
+                      <w:i w:val="0"/>
+                      <w:sz w:val="18"/>
+                    </w:rPr>
+                    <w:t>{{ ndfl_2.rows[0].deduction_code }}</w:t>
+                  </w:r>
+                </w:p>
+              </w:tc>
+              <w:tc>
+                <w:tcPr>
+                  <w:tcW w:type="dxa" w:w="718"/>
+                  <w:vAlign w:val="center"/>
+                  <w:tcBorders>
+                    <w:top w:val="single" w:sz="4" w:color="000000"/>
+                    <w:bottom w:val="single" w:sz="4" w:color="000000"/>
+                    <w:left w:val="single" w:sz="4" w:color="000000"/>
+                    <w:right w:val="single" w:sz="4" w:color="000000"/>
+                  </w:tcBorders>
+                </w:tcPr>
+                <w:p>
+                  <w:pPr>
+                    <w:spacing w:before="0" w:after="0"/>
+                    <w:jc w:val="right"/>
+                  </w:pPr>
+                  <w:r/>
+                  <w:r>
+                    <w:rPr>
+                      <w:rFonts w:ascii="Arial" w:hAnsi="Arial" w:cs="Arial" w:eastAsia="Arial"/>
+                      <w:b w:val="0"/>
+                      <w:i w:val="0"/>
+                      <w:sz w:val="18"/>
+                    </w:rPr>
+                    <w:t>{{ ndfl_2.rows[0].deduction_amount }}</w:t>
+                  </w:r>
+                </w:p>
+              </w:tc>
+            </w:tr>
+            <w:tr>
+              <w:tc>
+                <w:tcPr>
+                  <w:tcW w:type="dxa" w:w="718"/>
+                  <w:vAlign w:val="center"/>
+                  <w:tcBorders>
+                    <w:top w:val="single" w:sz="4" w:color="000000"/>
+                    <w:bottom w:val="single" w:sz="4" w:color="000000"/>
+                    <w:left w:val="single" w:sz="4" w:color="000000"/>
+                    <w:right w:val="single" w:sz="4" w:color="000000"/>
+                  </w:tcBorders>
+                </w:tcPr>
+                <w:p>
+                  <w:pPr>
+                    <w:spacing w:before="0" w:after="0"/>
+                    <w:jc w:val="left"/>
+                  </w:pPr>
+                  <w:r/>
+                  <w:r>
+                    <w:rPr>
+                      <w:rFonts w:ascii="Arial" w:hAnsi="Arial" w:cs="Arial" w:eastAsia="Arial"/>
+                      <w:b w:val="0"/>
+                      <w:i w:val="0"/>
+                      <w:sz w:val="18"/>
+                    </w:rPr>
+                    <w:t>{{ ndfl_2.rows[1].month }}</w:t>
+                  </w:r>
+                </w:p>
+              </w:tc>
+              <w:tc>
+                <w:tcPr>
+                  <w:tcW w:type="dxa" w:w="718"/>
+                  <w:vAlign w:val="center"/>
+                  <w:tcBorders>
+                    <w:top w:val="single" w:sz="4" w:color="000000"/>
+                    <w:bottom w:val="single" w:sz="4" w:color="000000"/>
+                    <w:left w:val="single" w:sz="4" w:color="000000"/>
+                    <w:right w:val="single" w:sz="4" w:color="000000"/>
+                  </w:tcBorders>
+                </w:tcPr>
+                <w:p>
+                  <w:pPr>
+                    <w:spacing w:before="0" w:after="0"/>
+                    <w:jc w:val="left"/>
+                  </w:pPr>
+                  <w:r/>
+                  <w:r>
+                    <w:rPr>
+                      <w:rFonts w:ascii="Arial" w:hAnsi="Arial" w:cs="Arial" w:eastAsia="Arial"/>
+                      <w:b w:val="0"/>
+                      <w:i w:val="0"/>
+                      <w:sz w:val="18"/>
+                    </w:rPr>
+                    <w:t>{{ ndfl_2.rows[1].income_code }}</w:t>
+                  </w:r>
+                </w:p>
+              </w:tc>
+              <w:tc>
+                <w:tcPr>
+                  <w:tcW w:type="dxa" w:w="718"/>
+                  <w:vAlign w:val="center"/>
+                  <w:tcBorders>
+                    <w:top w:val="single" w:sz="4" w:color="000000"/>
+                    <w:bottom w:val="single" w:sz="4" w:color="000000"/>
+                    <w:left w:val="single" w:sz="4" w:color="000000"/>
+                    <w:right w:val="single" w:sz="4" w:color="000000"/>
+                  </w:tcBorders>
+                </w:tcPr>
+                <w:p>
+                  <w:pPr>
+                    <w:spacing w:before="0" w:after="0"/>
+                    <w:jc w:val="right"/>
+                  </w:pPr>
+                  <w:r/>
+                  <w:r>
+                    <w:rPr>
+                      <w:rFonts w:ascii="Arial" w:hAnsi="Arial" w:cs="Arial" w:eastAsia="Arial"/>
+                      <w:b w:val="0"/>
+                      <w:i w:val="0"/>
+                      <w:sz w:val="18"/>
+                    </w:rPr>
+                    <w:t>{{ ndfl_2.rows[1].income_amount }}</w:t>
+                  </w:r>
+                </w:p>
+              </w:tc>
+              <w:tc>
+                <w:tcPr>
+                  <w:tcW w:type="dxa" w:w="718"/>
+                  <w:vAlign w:val="center"/>
+                  <w:tcBorders>
+                    <w:top w:val="single" w:sz="4" w:color="000000"/>
+                    <w:bottom w:val="single" w:sz="4" w:color="000000"/>
+                    <w:left w:val="single" w:sz="4" w:color="000000"/>
+                    <w:right w:val="single" w:sz="4" w:color="000000"/>
+                  </w:tcBorders>
+                </w:tcPr>
+                <w:p>
+                  <w:pPr>
+                    <w:spacing w:before="0" w:after="0"/>
+                    <w:jc w:val="left"/>
+                  </w:pPr>
+                  <w:r/>
+                  <w:r>
+                    <w:rPr>
+                      <w:rFonts w:ascii="Arial" w:hAnsi="Arial" w:cs="Arial" w:eastAsia="Arial"/>
+                      <w:b w:val="0"/>
+                      <w:i w:val="0"/>
+                      <w:sz w:val="18"/>
+                    </w:rPr>
+                    <w:t>{{ ndfl_2.rows[1].deduction_code }}</w:t>
+                  </w:r>
+                </w:p>
+              </w:tc>
+              <w:tc>
+                <w:tcPr>
+                  <w:tcW w:type="dxa" w:w="718"/>
+                  <w:vAlign w:val="center"/>
+                  <w:tcBorders>
+                    <w:top w:val="single" w:sz="4" w:color="000000"/>
+                    <w:bottom w:val="single" w:sz="4" w:color="000000"/>
+                    <w:left w:val="single" w:sz="4" w:color="000000"/>
+                    <w:right w:val="single" w:sz="4" w:color="000000"/>
+                  </w:tcBorders>
+                </w:tcPr>
+                <w:p>
+                  <w:pPr>
+                    <w:spacing w:before="0" w:after="0"/>
+                    <w:jc w:val="right"/>
+                  </w:pPr>
+                  <w:r/>
+                  <w:r>
+                    <w:rPr>
+                      <w:rFonts w:ascii="Arial" w:hAnsi="Arial" w:cs="Arial" w:eastAsia="Arial"/>
+                      <w:b w:val="0"/>
+                      <w:i w:val="0"/>
+                      <w:sz w:val="18"/>
+                    </w:rPr>
+                    <w:t>{{ ndfl_2.rows[1].deduction_amount }}</w:t>
+                  </w:r>
+                </w:p>
+              </w:tc>
+            </w:tr>
+            <w:tr>
+              <w:tc>
+                <w:tcPr>
+                  <w:tcW w:type="dxa" w:w="718"/>
+                  <w:vAlign w:val="center"/>
+                  <w:tcBorders>
+                    <w:top w:val="single" w:sz="4" w:color="000000"/>
+                    <w:bottom w:val="single" w:sz="4" w:color="000000"/>
+                    <w:left w:val="single" w:sz="4" w:color="000000"/>
+                    <w:right w:val="single" w:sz="4" w:color="000000"/>
+                  </w:tcBorders>
+                </w:tcPr>
+                <w:p>
+                  <w:pPr>
+                    <w:spacing w:before="0" w:after="0"/>
+                    <w:jc w:val="left"/>
+                  </w:pPr>
+                  <w:r/>
+                  <w:r>
+                    <w:rPr>
+                      <w:rFonts w:ascii="Arial" w:hAnsi="Arial" w:cs="Arial" w:eastAsia="Arial"/>
+                      <w:b w:val="0"/>
+                      <w:i w:val="0"/>
+                      <w:sz w:val="18"/>
+                    </w:rPr>
+                    <w:t>{{ ndfl_2.rows[2].month }}</w:t>
+                  </w:r>
+                </w:p>
+              </w:tc>
+              <w:tc>
+                <w:tcPr>
+                  <w:tcW w:type="dxa" w:w="718"/>
+                  <w:vAlign w:val="center"/>
+                  <w:tcBorders>
+                    <w:top w:val="single" w:sz="4" w:color="000000"/>
+                    <w:bottom w:val="single" w:sz="4" w:color="000000"/>
+                    <w:left w:val="single" w:sz="4" w:color="000000"/>
+                    <w:right w:val="single" w:sz="4" w:color="000000"/>
+                  </w:tcBorders>
+                </w:tcPr>
+                <w:p>
+                  <w:pPr>
+                    <w:spacing w:before="0" w:after="0"/>
+                    <w:jc w:val="left"/>
+                  </w:pPr>
+                  <w:r/>
+                  <w:r>
+                    <w:rPr>
+                      <w:rFonts w:ascii="Arial" w:hAnsi="Arial" w:cs="Arial" w:eastAsia="Arial"/>
+                      <w:b w:val="0"/>
+                      <w:i w:val="0"/>
+                      <w:sz w:val="18"/>
+                    </w:rPr>
+                    <w:t>{{ ndfl_2.rows[2].income_code }}</w:t>
+                  </w:r>
+                </w:p>
+              </w:tc>
+              <w:tc>
+                <w:tcPr>
+                  <w:tcW w:type="dxa" w:w="718"/>
+                  <w:vAlign w:val="center"/>
+                  <w:tcBorders>
+                    <w:top w:val="single" w:sz="4" w:color="000000"/>
+                    <w:bottom w:val="single" w:sz="4" w:color="000000"/>
+                    <w:left w:val="single" w:sz="4" w:color="000000"/>
+                    <w:right w:val="single" w:sz="4" w:color="000000"/>
+                  </w:tcBorders>
+                </w:tcPr>
+                <w:p>
+                  <w:pPr>
+                    <w:spacing w:before="0" w:after="0"/>
+                    <w:jc w:val="right"/>
+                  </w:pPr>
+                  <w:r/>
+                  <w:r>
+                    <w:rPr>
+                      <w:rFonts w:ascii="Arial" w:hAnsi="Arial" w:cs="Arial" w:eastAsia="Arial"/>
+                      <w:b w:val="0"/>
+                      <w:i w:val="0"/>
+                      <w:sz w:val="18"/>
+                    </w:rPr>
+                    <w:t>{{ ndfl_2.rows[2].income_amount }}</w:t>
+                  </w:r>
+                </w:p>
+              </w:tc>
+              <w:tc>
+                <w:tcPr>
+                  <w:tcW w:type="dxa" w:w="718"/>
+                  <w:vAlign w:val="center"/>
+                  <w:tcBorders>
+                    <w:top w:val="single" w:sz="4" w:color="000000"/>
+                    <w:bottom w:val="single" w:sz="4" w:color="000000"/>
+                    <w:left w:val="single" w:sz="4" w:color="000000"/>
+                    <w:right w:val="single" w:sz="4" w:color="000000"/>
+                  </w:tcBorders>
+                </w:tcPr>
+                <w:p>
+                  <w:pPr>
+                    <w:spacing w:before="0" w:after="0"/>
+                    <w:jc w:val="left"/>
+                  </w:pPr>
+                  <w:r/>
+                  <w:r>
+                    <w:rPr>
+                      <w:rFonts w:ascii="Arial" w:hAnsi="Arial" w:cs="Arial" w:eastAsia="Arial"/>
+                      <w:b w:val="0"/>
+                      <w:i w:val="0"/>
+                      <w:sz w:val="18"/>
+                    </w:rPr>
+                    <w:t>{{ ndfl_2.rows[2].deduction_code }}</w:t>
+                  </w:r>
+                </w:p>
+              </w:tc>
+              <w:tc>
+                <w:tcPr>
+                  <w:tcW w:type="dxa" w:w="718"/>
+                  <w:vAlign w:val="center"/>
+                  <w:tcBorders>
+                    <w:top w:val="single" w:sz="4" w:color="000000"/>
+                    <w:bottom w:val="single" w:sz="4" w:color="000000"/>
+                    <w:left w:val="single" w:sz="4" w:color="000000"/>
+                    <w:right w:val="single" w:sz="4" w:color="000000"/>
+                  </w:tcBorders>
+                </w:tcPr>
+                <w:p>
+                  <w:pPr>
+                    <w:spacing w:before="0" w:after="0"/>
+                    <w:jc w:val="right"/>
+                  </w:pPr>
+                  <w:r/>
+                  <w:r>
+                    <w:rPr>
+                      <w:rFonts w:ascii="Arial" w:hAnsi="Arial" w:cs="Arial" w:eastAsia="Arial"/>
+                      <w:b w:val="0"/>
+                      <w:i w:val="0"/>
+                      <w:sz w:val="18"/>
+                    </w:rPr>
+                    <w:t>{{ ndfl_2.rows[2].deduction_amount }}</w:t>
+                  </w:r>
+                </w:p>
+              </w:tc>
+            </w:tr>
+            <w:tr>
+              <w:tc>
+                <w:tcPr>
+                  <w:tcW w:type="dxa" w:w="718"/>
+                  <w:vAlign w:val="center"/>
+                  <w:tcBorders>
+                    <w:top w:val="single" w:sz="4" w:color="000000"/>
+                    <w:bottom w:val="single" w:sz="4" w:color="000000"/>
+                    <w:left w:val="single" w:sz="4" w:color="000000"/>
+                    <w:right w:val="single" w:sz="4" w:color="000000"/>
+                  </w:tcBorders>
+                </w:tcPr>
+                <w:p>
+                  <w:pPr>
+                    <w:spacing w:before="0" w:after="0"/>
+                    <w:jc w:val="left"/>
+                  </w:pPr>
+                  <w:r/>
+                  <w:r>
+                    <w:rPr>
+                      <w:rFonts w:ascii="Arial" w:hAnsi="Arial" w:cs="Arial" w:eastAsia="Arial"/>
+                      <w:b w:val="0"/>
+                      <w:i w:val="0"/>
+                      <w:sz w:val="18"/>
+                    </w:rPr>
+                    <w:t>{{ ndfl_2.rows[3].month }}</w:t>
+                  </w:r>
+                </w:p>
+              </w:tc>
+              <w:tc>
+                <w:tcPr>
+                  <w:tcW w:type="dxa" w:w="718"/>
+                  <w:vAlign w:val="center"/>
+                  <w:tcBorders>
+                    <w:top w:val="single" w:sz="4" w:color="000000"/>
+                    <w:bottom w:val="single" w:sz="4" w:color="000000"/>
+                    <w:left w:val="single" w:sz="4" w:color="000000"/>
+                    <w:right w:val="single" w:sz="4" w:color="000000"/>
+                  </w:tcBorders>
+                </w:tcPr>
+                <w:p>
+                  <w:pPr>
+                    <w:spacing w:before="0" w:after="0"/>
+                    <w:jc w:val="left"/>
+                  </w:pPr>
+                  <w:r/>
+                  <w:r>
+                    <w:rPr>
+                      <w:rFonts w:ascii="Arial" w:hAnsi="Arial" w:cs="Arial" w:eastAsia="Arial"/>
+                      <w:b w:val="0"/>
+                      <w:i w:val="0"/>
+                      <w:sz w:val="18"/>
+                    </w:rPr>
+                    <w:t>{{ ndfl_2.rows[3].income_code }}</w:t>
+                  </w:r>
+                </w:p>
+              </w:tc>
+              <w:tc>
+                <w:tcPr>
+                  <w:tcW w:type="dxa" w:w="718"/>
+                  <w:vAlign w:val="center"/>
+                  <w:tcBorders>
+                    <w:top w:val="single" w:sz="4" w:color="000000"/>
+                    <w:bottom w:val="single" w:sz="4" w:color="000000"/>
+                    <w:left w:val="single" w:sz="4" w:color="000000"/>
+                    <w:right w:val="single" w:sz="4" w:color="000000"/>
+                  </w:tcBorders>
+                </w:tcPr>
+                <w:p>
+                  <w:pPr>
+                    <w:spacing w:before="0" w:after="0"/>
+                    <w:jc w:val="right"/>
+                  </w:pPr>
+                  <w:r/>
+                  <w:r>
+                    <w:rPr>
+                      <w:rFonts w:ascii="Arial" w:hAnsi="Arial" w:cs="Arial" w:eastAsia="Arial"/>
+                      <w:b w:val="0"/>
+                      <w:i w:val="0"/>
+                      <w:sz w:val="18"/>
+                    </w:rPr>
+                    <w:t>{{ ndfl_2.rows[3].income_amount }}</w:t>
+                  </w:r>
+                </w:p>
+              </w:tc>
+              <w:tc>
+                <w:tcPr>
+                  <w:tcW w:type="dxa" w:w="718"/>
+                  <w:vAlign w:val="center"/>
+                  <w:tcBorders>
+                    <w:top w:val="single" w:sz="4" w:color="000000"/>
+                    <w:bottom w:val="single" w:sz="4" w:color="000000"/>
+                    <w:left w:val="single" w:sz="4" w:color="000000"/>
+                    <w:right w:val="single" w:sz="4" w:color="000000"/>
+                  </w:tcBorders>
+                </w:tcPr>
+                <w:p>
+                  <w:pPr>
+                    <w:spacing w:before="0" w:after="0"/>
+                    <w:jc w:val="left"/>
+                  </w:pPr>
+                  <w:r/>
+                  <w:r>
+                    <w:rPr>
+                      <w:rFonts w:ascii="Arial" w:hAnsi="Arial" w:cs="Arial" w:eastAsia="Arial"/>
+                      <w:b w:val="0"/>
+                      <w:i w:val="0"/>
+                      <w:sz w:val="18"/>
+                    </w:rPr>
+                    <w:t>{{ ndfl_2.rows[3].deduction_code }}</w:t>
+                  </w:r>
+                </w:p>
+              </w:tc>
+              <w:tc>
+                <w:tcPr>
+                  <w:tcW w:type="dxa" w:w="718"/>
+                  <w:vAlign w:val="center"/>
+                  <w:tcBorders>
+                    <w:top w:val="single" w:sz="4" w:color="000000"/>
+                    <w:bottom w:val="single" w:sz="4" w:color="000000"/>
+                    <w:left w:val="single" w:sz="4" w:color="000000"/>
+                    <w:right w:val="single" w:sz="4" w:color="000000"/>
+                  </w:tcBorders>
+                </w:tcPr>
+                <w:p>
+                  <w:pPr>
+                    <w:spacing w:before="0" w:after="0"/>
+                    <w:jc w:val="right"/>
+                  </w:pPr>
+                  <w:r/>
+                  <w:r>
+                    <w:rPr>
+                      <w:rFonts w:ascii="Arial" w:hAnsi="Arial" w:cs="Arial" w:eastAsia="Arial"/>
+                      <w:b w:val="0"/>
+                      <w:i w:val="0"/>
+                      <w:sz w:val="18"/>
+                    </w:rPr>
+                    <w:t>{{ ndfl_2.rows[3].deduction_amount }}</w:t>
+                  </w:r>
+                </w:p>
+              </w:tc>
+            </w:tr>
+            <w:tr>
+              <w:tc>
+                <w:tcPr>
+                  <w:tcW w:type="dxa" w:w="718"/>
+                  <w:vAlign w:val="center"/>
+                  <w:tcBorders>
+                    <w:top w:val="single" w:sz="4" w:color="000000"/>
+                    <w:bottom w:val="single" w:sz="4" w:color="000000"/>
+                    <w:left w:val="single" w:sz="4" w:color="000000"/>
+                    <w:right w:val="single" w:sz="4" w:color="000000"/>
+                  </w:tcBorders>
+                </w:tcPr>
+                <w:p>
+                  <w:pPr>
+                    <w:spacing w:before="0" w:after="0"/>
+                    <w:jc w:val="left"/>
+                  </w:pPr>
+                  <w:r/>
+                  <w:r>
+                    <w:rPr>
+                      <w:rFonts w:ascii="Arial" w:hAnsi="Arial" w:cs="Arial" w:eastAsia="Arial"/>
+                      <w:b w:val="0"/>
+                      <w:i w:val="0"/>
+                      <w:sz w:val="18"/>
+                    </w:rPr>
+                    <w:t>{{ ndfl_2.rows[4].month }}</w:t>
+                  </w:r>
+                </w:p>
+              </w:tc>
+              <w:tc>
+                <w:tcPr>
+                  <w:tcW w:type="dxa" w:w="718"/>
+                  <w:vAlign w:val="center"/>
+                  <w:tcBorders>
+                    <w:top w:val="single" w:sz="4" w:color="000000"/>
+                    <w:bottom w:val="single" w:sz="4" w:color="000000"/>
+                    <w:left w:val="single" w:sz="4" w:color="000000"/>
+                    <w:right w:val="single" w:sz="4" w:color="000000"/>
+                  </w:tcBorders>
+                </w:tcPr>
+                <w:p>
+                  <w:pPr>
+                    <w:spacing w:before="0" w:after="0"/>
+                    <w:jc w:val="left"/>
+                  </w:pPr>
+                  <w:r/>
+                  <w:r>
+                    <w:rPr>
+                      <w:rFonts w:ascii="Arial" w:hAnsi="Arial" w:cs="Arial" w:eastAsia="Arial"/>
+                      <w:b w:val="0"/>
+                      <w:i w:val="0"/>
+                      <w:sz w:val="18"/>
+                    </w:rPr>
+                    <w:t>{{ ndfl_2.rows[4].income_code }}</w:t>
+                  </w:r>
+                </w:p>
+              </w:tc>
+              <w:tc>
+                <w:tcPr>
+                  <w:tcW w:type="dxa" w:w="718"/>
+                  <w:vAlign w:val="center"/>
+                  <w:tcBorders>
+                    <w:top w:val="single" w:sz="4" w:color="000000"/>
+                    <w:bottom w:val="single" w:sz="4" w:color="000000"/>
+                    <w:left w:val="single" w:sz="4" w:color="000000"/>
+                    <w:right w:val="single" w:sz="4" w:color="000000"/>
+                  </w:tcBorders>
+                </w:tcPr>
+                <w:p>
+                  <w:pPr>
+                    <w:spacing w:before="0" w:after="0"/>
+                    <w:jc w:val="right"/>
+                  </w:pPr>
+                  <w:r/>
+                  <w:r>
+                    <w:rPr>
+                      <w:rFonts w:ascii="Arial" w:hAnsi="Arial" w:cs="Arial" w:eastAsia="Arial"/>
+                      <w:b w:val="0"/>
+                      <w:i w:val="0"/>
+                      <w:sz w:val="18"/>
+                    </w:rPr>
+                    <w:t>{{ ndfl_2.rows[4].income_amount }}</w:t>
+                  </w:r>
+                </w:p>
+              </w:tc>
+              <w:tc>
+                <w:tcPr>
+                  <w:tcW w:type="dxa" w:w="718"/>
+                  <w:vAlign w:val="center"/>
+                  <w:tcBorders>
+                    <w:top w:val="single" w:sz="4" w:color="000000"/>
+                    <w:bottom w:val="single" w:sz="4" w:color="000000"/>
+                    <w:left w:val="single" w:sz="4" w:color="000000"/>
+                    <w:right w:val="single" w:sz="4" w:color="000000"/>
+                  </w:tcBorders>
+                </w:tcPr>
+                <w:p>
+                  <w:pPr>
+                    <w:spacing w:before="0" w:after="0"/>
+                    <w:jc w:val="left"/>
+                  </w:pPr>
+                  <w:r/>
+                  <w:r>
+                    <w:rPr>
+                      <w:rFonts w:ascii="Arial" w:hAnsi="Arial" w:cs="Arial" w:eastAsia="Arial"/>
+                      <w:b w:val="0"/>
+                      <w:i w:val="0"/>
+                      <w:sz w:val="18"/>
+                    </w:rPr>
+                    <w:t>{{ ndfl_2.rows[4].deduction_code }}</w:t>
+                  </w:r>
+                </w:p>
+              </w:tc>
+              <w:tc>
+                <w:tcPr>
+                  <w:tcW w:type="dxa" w:w="718"/>
+                  <w:vAlign w:val="center"/>
+                  <w:tcBorders>
+                    <w:top w:val="single" w:sz="4" w:color="000000"/>
+                    <w:bottom w:val="single" w:sz="4" w:color="000000"/>
+                    <w:left w:val="single" w:sz="4" w:color="000000"/>
+                    <w:right w:val="single" w:sz="4" w:color="000000"/>
+                  </w:tcBorders>
+                </w:tcPr>
+                <w:p>
+                  <w:pPr>
+                    <w:spacing w:before="0" w:after="0"/>
+                    <w:jc w:val="right"/>
+                  </w:pPr>
+                  <w:r/>
+                  <w:r>
+                    <w:rPr>
+                      <w:rFonts w:ascii="Arial" w:hAnsi="Arial" w:cs="Arial" w:eastAsia="Arial"/>
+                      <w:b w:val="0"/>
+                      <w:i w:val="0"/>
+                      <w:sz w:val="18"/>
+                    </w:rPr>
+                    <w:t>{{ ndfl_2.rows[4].deduction_amount }}</w:t>
+                  </w:r>
+                </w:p>
+              </w:tc>
+            </w:tr>
+            <w:tr>
+              <w:tc>
+                <w:tcPr>
+                  <w:tcW w:type="dxa" w:w="718"/>
+                  <w:vAlign w:val="center"/>
+                  <w:tcBorders>
+                    <w:top w:val="single" w:sz="4" w:color="000000"/>
+                    <w:bottom w:val="single" w:sz="4" w:color="000000"/>
+                    <w:left w:val="single" w:sz="4" w:color="000000"/>
+                    <w:right w:val="single" w:sz="4" w:color="000000"/>
+                  </w:tcBorders>
+                </w:tcPr>
+                <w:p>
+                  <w:pPr>
+                    <w:spacing w:before="0" w:after="0"/>
+                    <w:jc w:val="left"/>
+                  </w:pPr>
+                  <w:r/>
+                  <w:r>
+                    <w:rPr>
+                      <w:rFonts w:ascii="Arial" w:hAnsi="Arial" w:cs="Arial" w:eastAsia="Arial"/>
+                      <w:b w:val="0"/>
+                      <w:i w:val="0"/>
+                      <w:sz w:val="18"/>
+                    </w:rPr>
+                    <w:t>{{ ndfl_2.rows[5].month }}</w:t>
+                  </w:r>
+                </w:p>
+              </w:tc>
+              <w:tc>
+                <w:tcPr>
+                  <w:tcW w:type="dxa" w:w="718"/>
+                  <w:vAlign w:val="center"/>
+                  <w:tcBorders>
+                    <w:top w:val="single" w:sz="4" w:color="000000"/>
+                    <w:bottom w:val="single" w:sz="4" w:color="000000"/>
+                    <w:left w:val="single" w:sz="4" w:color="000000"/>
+                    <w:right w:val="single" w:sz="4" w:color="000000"/>
+                  </w:tcBorders>
+                </w:tcPr>
+                <w:p>
+                  <w:pPr>
+                    <w:spacing w:before="0" w:after="0"/>
+                    <w:jc w:val="left"/>
+                  </w:pPr>
+                  <w:r/>
+                  <w:r>
+                    <w:rPr>
+                      <w:rFonts w:ascii="Arial" w:hAnsi="Arial" w:cs="Arial" w:eastAsia="Arial"/>
+                      <w:b w:val="0"/>
+                      <w:i w:val="0"/>
+                      <w:sz w:val="18"/>
+                    </w:rPr>
+                    <w:t>{{ ndfl_2.rows[5].income_code }}</w:t>
+                  </w:r>
+                </w:p>
+              </w:tc>
+              <w:tc>
+                <w:tcPr>
+                  <w:tcW w:type="dxa" w:w="718"/>
+                  <w:vAlign w:val="center"/>
+                  <w:tcBorders>
+                    <w:top w:val="single" w:sz="4" w:color="000000"/>
+                    <w:bottom w:val="single" w:sz="4" w:color="000000"/>
+                    <w:left w:val="single" w:sz="4" w:color="000000"/>
+                    <w:right w:val="single" w:sz="4" w:color="000000"/>
+                  </w:tcBorders>
+                </w:tcPr>
+                <w:p>
+                  <w:pPr>
+                    <w:spacing w:before="0" w:after="0"/>
+                    <w:jc w:val="right"/>
+                  </w:pPr>
+                  <w:r/>
+                  <w:r>
+                    <w:rPr>
+                      <w:rFonts w:ascii="Arial" w:hAnsi="Arial" w:cs="Arial" w:eastAsia="Arial"/>
+                      <w:b w:val="0"/>
+                      <w:i w:val="0"/>
+                      <w:sz w:val="18"/>
+                    </w:rPr>
+                    <w:t>{{ ndfl_2.rows[5].income_amount }}</w:t>
+                  </w:r>
+                </w:p>
+              </w:tc>
+              <w:tc>
+                <w:tcPr>
+                  <w:tcW w:type="dxa" w:w="718"/>
+                  <w:vAlign w:val="center"/>
+                  <w:tcBorders>
+                    <w:top w:val="single" w:sz="4" w:color="000000"/>
+                    <w:bottom w:val="single" w:sz="4" w:color="000000"/>
+                    <w:left w:val="single" w:sz="4" w:color="000000"/>
+                    <w:right w:val="single" w:sz="4" w:color="000000"/>
+                  </w:tcBorders>
+                </w:tcPr>
+                <w:p>
+                  <w:pPr>
+                    <w:spacing w:before="0" w:after="0"/>
+                    <w:jc w:val="left"/>
+                  </w:pPr>
+                  <w:r/>
+                  <w:r>
+                    <w:rPr>
+                      <w:rFonts w:ascii="Arial" w:hAnsi="Arial" w:cs="Arial" w:eastAsia="Arial"/>
+                      <w:b w:val="0"/>
+                      <w:i w:val="0"/>
+                      <w:sz w:val="18"/>
+                    </w:rPr>
+                    <w:t>{{ ndfl_2.rows[5].deduction_code }}</w:t>
+                  </w:r>
+                </w:p>
+              </w:tc>
+              <w:tc>
+                <w:tcPr>
+                  <w:tcW w:type="dxa" w:w="718"/>
+                  <w:vAlign w:val="center"/>
+                  <w:tcBorders>
+                    <w:top w:val="single" w:sz="4" w:color="000000"/>
+                    <w:bottom w:val="single" w:sz="4" w:color="000000"/>
+                    <w:left w:val="single" w:sz="4" w:color="000000"/>
+                    <w:right w:val="single" w:sz="4" w:color="000000"/>
+                  </w:tcBorders>
+                </w:tcPr>
+                <w:p>
+                  <w:pPr>
+                    <w:spacing w:before="0" w:after="0"/>
+                    <w:jc w:val="right"/>
+                  </w:pPr>
+                  <w:r/>
+                  <w:r>
+                    <w:rPr>
+                      <w:rFonts w:ascii="Arial" w:hAnsi="Arial" w:cs="Arial" w:eastAsia="Arial"/>
+                      <w:b w:val="0"/>
+                      <w:i w:val="0"/>
+                      <w:sz w:val="18"/>
+                    </w:rPr>
+                    <w:t>{{ ndfl_2.rows[5].deduction_amount }}</w:t>
+                  </w:r>
+                </w:p>
+              </w:tc>
+            </w:tr>
+            <w:tr>
+              <w:tc>
+                <w:tcPr>
+                  <w:tcW w:type="dxa" w:w="718"/>
+                  <w:vAlign w:val="center"/>
+                  <w:tcBorders>
+                    <w:top w:val="single" w:sz="4" w:color="000000"/>
+                    <w:bottom w:val="single" w:sz="4" w:color="000000"/>
+                    <w:left w:val="single" w:sz="4" w:color="000000"/>
+                    <w:right w:val="single" w:sz="4" w:color="000000"/>
+                  </w:tcBorders>
+                </w:tcPr>
+                <w:p>
+                  <w:pPr>
+                    <w:spacing w:before="0" w:after="0"/>
+                    <w:jc w:val="left"/>
+                  </w:pPr>
+                  <w:r/>
+                  <w:r>
+                    <w:rPr>
+                      <w:rFonts w:ascii="Arial" w:hAnsi="Arial" w:cs="Arial" w:eastAsia="Arial"/>
+                      <w:b w:val="0"/>
+                      <w:i w:val="0"/>
+                      <w:sz w:val="18"/>
+                    </w:rPr>
+                    <w:t>{{ ndfl_2.rows[6].month }}</w:t>
+                  </w:r>
+                </w:p>
+              </w:tc>
+              <w:tc>
+                <w:tcPr>
+                  <w:tcW w:type="dxa" w:w="718"/>
+                  <w:vAlign w:val="center"/>
+                  <w:tcBorders>
+                    <w:top w:val="single" w:sz="4" w:color="000000"/>
+                    <w:bottom w:val="single" w:sz="4" w:color="000000"/>
+                    <w:left w:val="single" w:sz="4" w:color="000000"/>
+                    <w:right w:val="single" w:sz="4" w:color="000000"/>
+                  </w:tcBorders>
+                </w:tcPr>
+                <w:p>
+                  <w:pPr>
+                    <w:spacing w:before="0" w:after="0"/>
+                    <w:jc w:val="left"/>
+                  </w:pPr>
+                  <w:r/>
+                  <w:r>
+                    <w:rPr>
+                      <w:rFonts w:ascii="Arial" w:hAnsi="Arial" w:cs="Arial" w:eastAsia="Arial"/>
+                      <w:b w:val="0"/>
+                      <w:i w:val="0"/>
+                      <w:sz w:val="18"/>
+                    </w:rPr>
+                    <w:t>{{ ndfl_2.rows[6].income_code }}</w:t>
+                  </w:r>
+                </w:p>
+              </w:tc>
+              <w:tc>
+                <w:tcPr>
+                  <w:tcW w:type="dxa" w:w="718"/>
+                  <w:vAlign w:val="center"/>
+                  <w:tcBorders>
+                    <w:top w:val="single" w:sz="4" w:color="000000"/>
+                    <w:bottom w:val="single" w:sz="4" w:color="000000"/>
+                    <w:left w:val="single" w:sz="4" w:color="000000"/>
+                    <w:right w:val="single" w:sz="4" w:color="000000"/>
+                  </w:tcBorders>
+                </w:tcPr>
+                <w:p>
+                  <w:pPr>
+                    <w:spacing w:before="0" w:after="0"/>
+                    <w:jc w:val="right"/>
+                  </w:pPr>
+                  <w:r/>
+                  <w:r>
+                    <w:rPr>
+                      <w:rFonts w:ascii="Arial" w:hAnsi="Arial" w:cs="Arial" w:eastAsia="Arial"/>
+                      <w:b w:val="0"/>
+                      <w:i w:val="0"/>
+                      <w:sz w:val="18"/>
+                    </w:rPr>
+                    <w:t>{{ ndfl_2.rows[6].income_amount }}</w:t>
+                  </w:r>
+                </w:p>
+              </w:tc>
+              <w:tc>
+                <w:tcPr>
+                  <w:tcW w:type="dxa" w:w="718"/>
+                  <w:vAlign w:val="center"/>
+                  <w:tcBorders>
+                    <w:top w:val="single" w:sz="4" w:color="000000"/>
+                    <w:bottom w:val="single" w:sz="4" w:color="000000"/>
+                    <w:left w:val="single" w:sz="4" w:color="000000"/>
+                    <w:right w:val="single" w:sz="4" w:color="000000"/>
+                  </w:tcBorders>
+                </w:tcPr>
+                <w:p>
+                  <w:pPr>
+                    <w:spacing w:before="0" w:after="0"/>
+                    <w:jc w:val="left"/>
+                  </w:pPr>
+                  <w:r/>
+                  <w:r>
+                    <w:rPr>
+                      <w:rFonts w:ascii="Arial" w:hAnsi="Arial" w:cs="Arial" w:eastAsia="Arial"/>
+                      <w:b w:val="0"/>
+                      <w:i w:val="0"/>
+                      <w:sz w:val="18"/>
+                    </w:rPr>
+                    <w:t>{{ ndfl_2.rows[6].deduction_code }}</w:t>
+                  </w:r>
+                </w:p>
+              </w:tc>
+              <w:tc>
+                <w:tcPr>
+                  <w:tcW w:type="dxa" w:w="718"/>
+                  <w:vAlign w:val="center"/>
+                  <w:tcBorders>
+                    <w:top w:val="single" w:sz="4" w:color="000000"/>
+                    <w:bottom w:val="single" w:sz="4" w:color="000000"/>
+                    <w:left w:val="single" w:sz="4" w:color="000000"/>
+                    <w:right w:val="single" w:sz="4" w:color="000000"/>
+                  </w:tcBorders>
+                </w:tcPr>
+                <w:p>
+                  <w:pPr>
+                    <w:spacing w:before="0" w:after="0"/>
+                    <w:jc w:val="right"/>
+                  </w:pPr>
+                  <w:r/>
+                  <w:r>
+                    <w:rPr>
+                      <w:rFonts w:ascii="Arial" w:hAnsi="Arial" w:cs="Arial" w:eastAsia="Arial"/>
+                      <w:b w:val="0"/>
+                      <w:i w:val="0"/>
+                      <w:sz w:val="18"/>
+                    </w:rPr>
+                    <w:t>{{ ndfl_2.rows[6].deduction_amount }}</w:t>
+                  </w:r>
+                </w:p>
+              </w:tc>
+            </w:tr>
+            <w:tr>
+              <w:tc>
+                <w:tcPr>
+                  <w:tcW w:type="dxa" w:w="718"/>
+                  <w:vAlign w:val="center"/>
+                  <w:tcBorders>
+                    <w:top w:val="single" w:sz="4" w:color="000000"/>
+                    <w:bottom w:val="single" w:sz="4" w:color="000000"/>
+                    <w:left w:val="single" w:sz="4" w:color="000000"/>
+                    <w:right w:val="single" w:sz="4" w:color="000000"/>
+                  </w:tcBorders>
+                </w:tcPr>
+                <w:p>
+                  <w:pPr>
+                    <w:spacing w:before="0" w:after="0"/>
+                    <w:jc w:val="left"/>
+                  </w:pPr>
+                  <w:r/>
+                  <w:r>
+                    <w:rPr>
+                      <w:rFonts w:ascii="Arial" w:hAnsi="Arial" w:cs="Arial" w:eastAsia="Arial"/>
+                      <w:b w:val="0"/>
+                      <w:i w:val="0"/>
+                      <w:sz w:val="18"/>
+                    </w:rPr>
+                    <w:t>{{ ndfl_2.rows[7].month }}</w:t>
+                  </w:r>
+                </w:p>
+              </w:tc>
+              <w:tc>
+                <w:tcPr>
+                  <w:tcW w:type="dxa" w:w="718"/>
+                  <w:vAlign w:val="center"/>
+                  <w:tcBorders>
+                    <w:top w:val="single" w:sz="4" w:color="000000"/>
+                    <w:bottom w:val="single" w:sz="4" w:color="000000"/>
+                    <w:left w:val="single" w:sz="4" w:color="000000"/>
+                    <w:right w:val="single" w:sz="4" w:color="000000"/>
+                  </w:tcBorders>
+                </w:tcPr>
+                <w:p>
+                  <w:pPr>
+                    <w:spacing w:before="0" w:after="0"/>
+                    <w:jc w:val="left"/>
+                  </w:pPr>
+                  <w:r/>
+                  <w:r>
+                    <w:rPr>
+                      <w:rFonts w:ascii="Arial" w:hAnsi="Arial" w:cs="Arial" w:eastAsia="Arial"/>
+                      <w:b w:val="0"/>
+                      <w:i w:val="0"/>
+                      <w:sz w:val="18"/>
+                    </w:rPr>
+                    <w:t>{{ ndfl_2.rows[7].income_code }}</w:t>
+                  </w:r>
+                </w:p>
+              </w:tc>
+              <w:tc>
+                <w:tcPr>
+                  <w:tcW w:type="dxa" w:w="718"/>
+                  <w:vAlign w:val="center"/>
+                  <w:tcBorders>
+                    <w:top w:val="single" w:sz="4" w:color="000000"/>
+                    <w:bottom w:val="single" w:sz="4" w:color="000000"/>
+                    <w:left w:val="single" w:sz="4" w:color="000000"/>
+                    <w:right w:val="single" w:sz="4" w:color="000000"/>
+                  </w:tcBorders>
+                </w:tcPr>
+                <w:p>
+                  <w:pPr>
+                    <w:spacing w:before="0" w:after="0"/>
+                    <w:jc w:val="right"/>
+                  </w:pPr>
+                  <w:r/>
+                  <w:r>
+                    <w:rPr>
+                      <w:rFonts w:ascii="Arial" w:hAnsi="Arial" w:cs="Arial" w:eastAsia="Arial"/>
+                      <w:b w:val="0"/>
+                      <w:i w:val="0"/>
+                      <w:sz w:val="18"/>
+                    </w:rPr>
+                    <w:t>{{ ndfl_2.rows[7].income_amount }}</w:t>
+                  </w:r>
+                </w:p>
+              </w:tc>
+              <w:tc>
+                <w:tcPr>
+                  <w:tcW w:type="dxa" w:w="718"/>
+                  <w:vAlign w:val="center"/>
+                  <w:tcBorders>
+                    <w:top w:val="single" w:sz="4" w:color="000000"/>
+                    <w:bottom w:val="single" w:sz="4" w:color="000000"/>
+                    <w:left w:val="single" w:sz="4" w:color="000000"/>
+                    <w:right w:val="single" w:sz="4" w:color="000000"/>
+                  </w:tcBorders>
+                </w:tcPr>
+                <w:p>
+                  <w:pPr>
+                    <w:spacing w:before="0" w:after="0"/>
+                    <w:jc w:val="left"/>
+                  </w:pPr>
+                  <w:r/>
+                  <w:r>
+                    <w:rPr>
+                      <w:rFonts w:ascii="Arial" w:hAnsi="Arial" w:cs="Arial" w:eastAsia="Arial"/>
+                      <w:b w:val="0"/>
+                      <w:i w:val="0"/>
+                      <w:sz w:val="18"/>
+                    </w:rPr>
+                    <w:t>{{ ndfl_2.rows[7].deduction_code }}</w:t>
+                  </w:r>
+                </w:p>
+              </w:tc>
+              <w:tc>
+                <w:tcPr>
+                  <w:tcW w:type="dxa" w:w="718"/>
+                  <w:vAlign w:val="center"/>
+                  <w:tcBorders>
+                    <w:top w:val="single" w:sz="4" w:color="000000"/>
+                    <w:bottom w:val="single" w:sz="4" w:color="000000"/>
+                    <w:left w:val="single" w:sz="4" w:color="000000"/>
+                    <w:right w:val="single" w:sz="4" w:color="000000"/>
+                  </w:tcBorders>
+                </w:tcPr>
+                <w:p>
+                  <w:pPr>
+                    <w:spacing w:before="0" w:after="0"/>
+                    <w:jc w:val="right"/>
+                  </w:pPr>
+                  <w:r/>
+                  <w:r>
+                    <w:rPr>
+                      <w:rFonts w:ascii="Arial" w:hAnsi="Arial" w:cs="Arial" w:eastAsia="Arial"/>
+                      <w:b w:val="0"/>
+                      <w:i w:val="0"/>
+                      <w:sz w:val="18"/>
+                    </w:rPr>
+                    <w:t>{{ ndfl_2.rows[7].deduction_amount }}</w:t>
+                  </w:r>
+                </w:p>
+              </w:tc>
+            </w:tr>
+            <w:tr>
+              <w:tc>
+                <w:tcPr>
+                  <w:tcW w:type="dxa" w:w="718"/>
+                  <w:vAlign w:val="center"/>
+                  <w:tcBorders>
+                    <w:top w:val="single" w:sz="4" w:color="000000"/>
+                    <w:bottom w:val="single" w:sz="4" w:color="000000"/>
+                    <w:left w:val="single" w:sz="4" w:color="000000"/>
+                    <w:right w:val="single" w:sz="4" w:color="000000"/>
+                  </w:tcBorders>
+                </w:tcPr>
+                <w:p>
+                  <w:pPr>
+                    <w:spacing w:before="0" w:after="0"/>
+                    <w:jc w:val="left"/>
+                  </w:pPr>
+                  <w:r/>
+                  <w:r>
+                    <w:rPr>
+                      <w:rFonts w:ascii="Arial" w:hAnsi="Arial" w:cs="Arial" w:eastAsia="Arial"/>
+                      <w:b w:val="0"/>
+                      <w:i w:val="0"/>
+                      <w:sz w:val="18"/>
+                    </w:rPr>
+                    <w:t>{{ ndfl_2.rows[8].month }}</w:t>
+                  </w:r>
+                </w:p>
+              </w:tc>
+              <w:tc>
+                <w:tcPr>
+                  <w:tcW w:type="dxa" w:w="718"/>
+                  <w:vAlign w:val="center"/>
+                  <w:tcBorders>
+                    <w:top w:val="single" w:sz="4" w:color="000000"/>
+                    <w:bottom w:val="single" w:sz="4" w:color="000000"/>
+                    <w:left w:val="single" w:sz="4" w:color="000000"/>
+                    <w:right w:val="single" w:sz="4" w:color="000000"/>
+                  </w:tcBorders>
+                </w:tcPr>
+                <w:p>
+                  <w:pPr>
+                    <w:spacing w:before="0" w:after="0"/>
+                    <w:jc w:val="left"/>
+                  </w:pPr>
+                  <w:r/>
+                  <w:r>
+                    <w:rPr>
+                      <w:rFonts w:ascii="Arial" w:hAnsi="Arial" w:cs="Arial" w:eastAsia="Arial"/>
+                      <w:b w:val="0"/>
+                      <w:i w:val="0"/>
+                      <w:sz w:val="18"/>
+                    </w:rPr>
+                    <w:t>{{ ndfl_2.rows[8].income_code }}</w:t>
+                  </w:r>
+                </w:p>
+              </w:tc>
+              <w:tc>
+                <w:tcPr>
+                  <w:tcW w:type="dxa" w:w="718"/>
+                  <w:vAlign w:val="center"/>
+                  <w:tcBorders>
+                    <w:top w:val="single" w:sz="4" w:color="000000"/>
+                    <w:bottom w:val="single" w:sz="4" w:color="000000"/>
+                    <w:left w:val="single" w:sz="4" w:color="000000"/>
+                    <w:right w:val="single" w:sz="4" w:color="000000"/>
+                  </w:tcBorders>
+                </w:tcPr>
+                <w:p>
+                  <w:pPr>
+                    <w:spacing w:before="0" w:after="0"/>
+                    <w:jc w:val="right"/>
+                  </w:pPr>
+                  <w:r/>
+                  <w:r>
+                    <w:rPr>
+                      <w:rFonts w:ascii="Arial" w:hAnsi="Arial" w:cs="Arial" w:eastAsia="Arial"/>
+                      <w:b w:val="0"/>
+                      <w:i w:val="0"/>
+                      <w:sz w:val="18"/>
+                    </w:rPr>
+                    <w:t>{{ ndfl_2.rows[8].income_amount }}</w:t>
+                  </w:r>
+                </w:p>
+              </w:tc>
+              <w:tc>
+                <w:tcPr>
+                  <w:tcW w:type="dxa" w:w="718"/>
+                  <w:vAlign w:val="center"/>
+                  <w:tcBorders>
+                    <w:top w:val="single" w:sz="4" w:color="000000"/>
+                    <w:bottom w:val="single" w:sz="4" w:color="000000"/>
+                    <w:left w:val="single" w:sz="4" w:color="000000"/>
+                    <w:right w:val="single" w:sz="4" w:color="000000"/>
+                  </w:tcBorders>
+                </w:tcPr>
+                <w:p>
+                  <w:pPr>
+                    <w:spacing w:before="0" w:after="0"/>
+                    <w:jc w:val="left"/>
+                  </w:pPr>
+                  <w:r/>
+                  <w:r>
+                    <w:rPr>
+                      <w:rFonts w:ascii="Arial" w:hAnsi="Arial" w:cs="Arial" w:eastAsia="Arial"/>
+                      <w:b w:val="0"/>
+                      <w:i w:val="0"/>
+                      <w:sz w:val="18"/>
+                    </w:rPr>
+                    <w:t>{{ ndfl_2.rows[8].deduction_code }}</w:t>
+                  </w:r>
+                </w:p>
+              </w:tc>
+              <w:tc>
+                <w:tcPr>
+                  <w:tcW w:type="dxa" w:w="718"/>
+                  <w:vAlign w:val="center"/>
+                  <w:tcBorders>
+                    <w:top w:val="single" w:sz="4" w:color="000000"/>
+                    <w:bottom w:val="single" w:sz="4" w:color="000000"/>
+                    <w:left w:val="single" w:sz="4" w:color="000000"/>
+                    <w:right w:val="single" w:sz="4" w:color="000000"/>
+                  </w:tcBorders>
+                </w:tcPr>
+                <w:p>
+                  <w:pPr>
+                    <w:spacing w:before="0" w:after="0"/>
+                    <w:jc w:val="right"/>
+                  </w:pPr>
+                  <w:r/>
+                  <w:r>
+                    <w:rPr>
+                      <w:rFonts w:ascii="Arial" w:hAnsi="Arial" w:cs="Arial" w:eastAsia="Arial"/>
+                      <w:b w:val="0"/>
+                      <w:i w:val="0"/>
+                      <w:sz w:val="18"/>
+                    </w:rPr>
+                    <w:t>{{ ndfl_2.rows[8].deduction_amount }}</w:t>
+                  </w:r>
+                </w:p>
+              </w:tc>
+            </w:tr>
+            <w:tr>
+              <w:tc>
+                <w:tcPr>
+                  <w:tcW w:type="dxa" w:w="718"/>
+                  <w:vAlign w:val="center"/>
+                  <w:tcBorders>
+                    <w:top w:val="single" w:sz="4" w:color="000000"/>
+                    <w:bottom w:val="single" w:sz="4" w:color="000000"/>
+                    <w:left w:val="single" w:sz="4" w:color="000000"/>
+                    <w:right w:val="single" w:sz="4" w:color="000000"/>
+                  </w:tcBorders>
+                </w:tcPr>
+                <w:p>
+                  <w:pPr>
+                    <w:spacing w:before="0" w:after="0"/>
+                    <w:jc w:val="left"/>
+                  </w:pPr>
+                  <w:r/>
+                  <w:r>
+                    <w:rPr>
+                      <w:rFonts w:ascii="Arial" w:hAnsi="Arial" w:cs="Arial" w:eastAsia="Arial"/>
+                      <w:b w:val="0"/>
+                      <w:i w:val="0"/>
+                      <w:sz w:val="18"/>
+                    </w:rPr>
+                    <w:t>{{ ndfl_2.rows[9].month }}</w:t>
+                  </w:r>
+                </w:p>
+              </w:tc>
+              <w:tc>
+                <w:tcPr>
+                  <w:tcW w:type="dxa" w:w="718"/>
+                  <w:vAlign w:val="center"/>
+                  <w:tcBorders>
+                    <w:top w:val="single" w:sz="4" w:color="000000"/>
+                    <w:bottom w:val="single" w:sz="4" w:color="000000"/>
+                    <w:left w:val="single" w:sz="4" w:color="000000"/>
+                    <w:right w:val="single" w:sz="4" w:color="000000"/>
+                  </w:tcBorders>
+                </w:tcPr>
+                <w:p>
+                  <w:pPr>
+                    <w:spacing w:before="0" w:after="0"/>
+                    <w:jc w:val="left"/>
+                  </w:pPr>
+                  <w:r/>
+                  <w:r>
+                    <w:rPr>
+                      <w:rFonts w:ascii="Arial" w:hAnsi="Arial" w:cs="Arial" w:eastAsia="Arial"/>
+                      <w:b w:val="0"/>
+                      <w:i w:val="0"/>
+                      <w:sz w:val="18"/>
+                    </w:rPr>
+                    <w:t>{{ ndfl_2.rows[9].income_code }}</w:t>
+                  </w:r>
+                </w:p>
+              </w:tc>
+              <w:tc>
+                <w:tcPr>
+                  <w:tcW w:type="dxa" w:w="718"/>
+                  <w:vAlign w:val="center"/>
+                  <w:tcBorders>
+                    <w:top w:val="single" w:sz="4" w:color="000000"/>
+                    <w:bottom w:val="single" w:sz="4" w:color="000000"/>
+                    <w:left w:val="single" w:sz="4" w:color="000000"/>
+                    <w:right w:val="single" w:sz="4" w:color="000000"/>
+                  </w:tcBorders>
+                </w:tcPr>
+                <w:p>
+                  <w:pPr>
+                    <w:spacing w:before="0" w:after="0"/>
+                    <w:jc w:val="right"/>
+                  </w:pPr>
+                  <w:r/>
+                  <w:r>
+                    <w:rPr>
+                      <w:rFonts w:ascii="Arial" w:hAnsi="Arial" w:cs="Arial" w:eastAsia="Arial"/>
+                      <w:b w:val="0"/>
+                      <w:i w:val="0"/>
+                      <w:sz w:val="18"/>
+                    </w:rPr>
+                    <w:t>{{ ndfl_2.rows[9].income_amount }}</w:t>
+                  </w:r>
+                </w:p>
+              </w:tc>
+              <w:tc>
+                <w:tcPr>
+                  <w:tcW w:type="dxa" w:w="718"/>
+                  <w:vAlign w:val="center"/>
+                  <w:tcBorders>
+                    <w:top w:val="single" w:sz="4" w:color="000000"/>
+                    <w:bottom w:val="single" w:sz="4" w:color="000000"/>
+                    <w:left w:val="single" w:sz="4" w:color="000000"/>
+                    <w:right w:val="single" w:sz="4" w:color="000000"/>
+                  </w:tcBorders>
+                </w:tcPr>
+                <w:p>
+                  <w:pPr>
+                    <w:spacing w:before="0" w:after="0"/>
+                    <w:jc w:val="left"/>
+                  </w:pPr>
+                  <w:r/>
+                  <w:r>
+                    <w:rPr>
+                      <w:rFonts w:ascii="Arial" w:hAnsi="Arial" w:cs="Arial" w:eastAsia="Arial"/>
+                      <w:b w:val="0"/>
+                      <w:i w:val="0"/>
+                      <w:sz w:val="18"/>
+                    </w:rPr>
+                    <w:t>{{ ndfl_2.rows[9].deduction_code }}</w:t>
+                  </w:r>
+                </w:p>
+              </w:tc>
+              <w:tc>
+                <w:tcPr>
+                  <w:tcW w:type="dxa" w:w="718"/>
+                  <w:vAlign w:val="center"/>
+                  <w:tcBorders>
+                    <w:top w:val="single" w:sz="4" w:color="000000"/>
+                    <w:bottom w:val="single" w:sz="4" w:color="000000"/>
+                    <w:left w:val="single" w:sz="4" w:color="000000"/>
+                    <w:right w:val="single" w:sz="4" w:color="000000"/>
+                  </w:tcBorders>
+                </w:tcPr>
+                <w:p>
+                  <w:pPr>
+                    <w:spacing w:before="0" w:after="0"/>
+                    <w:jc w:val="right"/>
+                  </w:pPr>
+                  <w:r/>
+                  <w:r>
+                    <w:rPr>
+                      <w:rFonts w:ascii="Arial" w:hAnsi="Arial" w:cs="Arial" w:eastAsia="Arial"/>
+                      <w:b w:val="0"/>
+                      <w:i w:val="0"/>
+                      <w:sz w:val="18"/>
+                    </w:rPr>
+                    <w:t>{{ ndfl_2.rows[9].deduction_amount }}</w:t>
+                  </w:r>
+                </w:p>
+              </w:tc>
+            </w:tr>
+            <w:tr>
+              <w:tc>
+                <w:tcPr>
+                  <w:tcW w:type="dxa" w:w="718"/>
+                  <w:vAlign w:val="center"/>
+                  <w:tcBorders>
+                    <w:top w:val="single" w:sz="4" w:color="000000"/>
+                    <w:bottom w:val="single" w:sz="4" w:color="000000"/>
+                    <w:left w:val="single" w:sz="4" w:color="000000"/>
+                    <w:right w:val="single" w:sz="4" w:color="000000"/>
+                  </w:tcBorders>
+                </w:tcPr>
+                <w:p>
+                  <w:pPr>
+                    <w:spacing w:before="0" w:after="0"/>
+                    <w:jc w:val="left"/>
+                  </w:pPr>
+                  <w:r/>
+                  <w:r>
+                    <w:rPr>
+                      <w:rFonts w:ascii="Arial" w:hAnsi="Arial" w:cs="Arial" w:eastAsia="Arial"/>
+                      <w:b w:val="0"/>
+                      <w:i w:val="0"/>
+                      <w:sz w:val="18"/>
+                    </w:rPr>
+                    <w:t>{{ ndfl_2.rows[10].month }}</w:t>
+                  </w:r>
+                </w:p>
+              </w:tc>
+              <w:tc>
+                <w:tcPr>
+                  <w:tcW w:type="dxa" w:w="718"/>
+                  <w:vAlign w:val="center"/>
+                  <w:tcBorders>
+                    <w:top w:val="single" w:sz="4" w:color="000000"/>
+                    <w:bottom w:val="single" w:sz="4" w:color="000000"/>
+                    <w:left w:val="single" w:sz="4" w:color="000000"/>
+                    <w:right w:val="single" w:sz="4" w:color="000000"/>
+                  </w:tcBorders>
+                </w:tcPr>
+                <w:p>
+                  <w:pPr>
+                    <w:spacing w:before="0" w:after="0"/>
+                    <w:jc w:val="left"/>
+                  </w:pPr>
+                  <w:r/>
+                  <w:r>
+                    <w:rPr>
+                      <w:rFonts w:ascii="Arial" w:hAnsi="Arial" w:cs="Arial" w:eastAsia="Arial"/>
+                      <w:b w:val="0"/>
+                      <w:i w:val="0"/>
+                      <w:sz w:val="18"/>
+                    </w:rPr>
+                    <w:t>{{ ndfl_2.rows[10].income_code }}</w:t>
+                  </w:r>
+                </w:p>
+              </w:tc>
+              <w:tc>
+                <w:tcPr>
+                  <w:tcW w:type="dxa" w:w="718"/>
+                  <w:vAlign w:val="center"/>
+                  <w:tcBorders>
+                    <w:top w:val="single" w:sz="4" w:color="000000"/>
+                    <w:bottom w:val="single" w:sz="4" w:color="000000"/>
+                    <w:left w:val="single" w:sz="4" w:color="000000"/>
+                    <w:right w:val="single" w:sz="4" w:color="000000"/>
+                  </w:tcBorders>
+                </w:tcPr>
+                <w:p>
+                  <w:pPr>
+                    <w:spacing w:before="0" w:after="0"/>
+                    <w:jc w:val="right"/>
+                  </w:pPr>
+                  <w:r/>
+                  <w:r>
+                    <w:rPr>
+                      <w:rFonts w:ascii="Arial" w:hAnsi="Arial" w:cs="Arial" w:eastAsia="Arial"/>
+                      <w:b w:val="0"/>
+                      <w:i w:val="0"/>
+                      <w:sz w:val="18"/>
+                    </w:rPr>
+                    <w:t>{{ ndfl_2.rows[10].income_amount }}</w:t>
+                  </w:r>
+                </w:p>
+              </w:tc>
+              <w:tc>
+                <w:tcPr>
+                  <w:tcW w:type="dxa" w:w="718"/>
+                  <w:vAlign w:val="center"/>
+                  <w:tcBorders>
+                    <w:top w:val="single" w:sz="4" w:color="000000"/>
+                    <w:bottom w:val="single" w:sz="4" w:color="000000"/>
+                    <w:left w:val="single" w:sz="4" w:color="000000"/>
+                    <w:right w:val="single" w:sz="4" w:color="000000"/>
+                  </w:tcBorders>
+                </w:tcPr>
+                <w:p>
+                  <w:pPr>
+                    <w:spacing w:before="0" w:after="0"/>
+                    <w:jc w:val="left"/>
+                  </w:pPr>
+                  <w:r/>
+                  <w:r>
+                    <w:rPr>
+                      <w:rFonts w:ascii="Arial" w:hAnsi="Arial" w:cs="Arial" w:eastAsia="Arial"/>
+                      <w:b w:val="0"/>
+                      <w:i w:val="0"/>
+                      <w:sz w:val="18"/>
+                    </w:rPr>
+                    <w:t>{{ ndfl_2.rows[10].deduction_code }}</w:t>
+                  </w:r>
+                </w:p>
+              </w:tc>
+              <w:tc>
+                <w:tcPr>
+                  <w:tcW w:type="dxa" w:w="718"/>
+                  <w:vAlign w:val="center"/>
+                  <w:tcBorders>
+                    <w:top w:val="single" w:sz="4" w:color="000000"/>
+                    <w:bottom w:val="single" w:sz="4" w:color="000000"/>
+                    <w:left w:val="single" w:sz="4" w:color="000000"/>
+                    <w:right w:val="single" w:sz="4" w:color="000000"/>
+                  </w:tcBorders>
+                </w:tcPr>
+                <w:p>
+                  <w:pPr>
+                    <w:spacing w:before="0" w:after="0"/>
+                    <w:jc w:val="right"/>
+                  </w:pPr>
+                  <w:r/>
+                  <w:r>
+                    <w:rPr>
+                      <w:rFonts w:ascii="Arial" w:hAnsi="Arial" w:cs="Arial" w:eastAsia="Arial"/>
+                      <w:b w:val="0"/>
+                      <w:i w:val="0"/>
+                      <w:sz w:val="18"/>
+                    </w:rPr>
+                    <w:t>{{ ndfl_2.rows[10].deduction_amount }}</w:t>
+                  </w:r>
+                </w:p>
+              </w:tc>
+            </w:tr>
+            <w:tr>
+              <w:tc>
+                <w:tcPr>
+                  <w:tcW w:type="dxa" w:w="718"/>
+                  <w:vAlign w:val="center"/>
+                  <w:tcBorders>
+                    <w:top w:val="single" w:sz="4" w:color="000000"/>
+                    <w:bottom w:val="single" w:sz="4" w:color="000000"/>
+                    <w:left w:val="single" w:sz="4" w:color="000000"/>
+                    <w:right w:val="single" w:sz="4" w:color="000000"/>
+                  </w:tcBorders>
+                </w:tcPr>
+                <w:p>
+                  <w:pPr>
+                    <w:spacing w:before="0" w:after="0"/>
+                    <w:jc w:val="left"/>
+                  </w:pPr>
+                  <w:r/>
+                  <w:r>
+                    <w:rPr>
+                      <w:rFonts w:ascii="Arial" w:hAnsi="Arial" w:cs="Arial" w:eastAsia="Arial"/>
+                      <w:b w:val="0"/>
+                      <w:i w:val="0"/>
+                      <w:sz w:val="18"/>
+                    </w:rPr>
+                    <w:t>{{ ndfl_2.rows[11].month }}</w:t>
+                  </w:r>
+                </w:p>
+              </w:tc>
+              <w:tc>
+                <w:tcPr>
+                  <w:tcW w:type="dxa" w:w="718"/>
+                  <w:vAlign w:val="center"/>
+                  <w:tcBorders>
+                    <w:top w:val="single" w:sz="4" w:color="000000"/>
+                    <w:bottom w:val="single" w:sz="4" w:color="000000"/>
+                    <w:left w:val="single" w:sz="4" w:color="000000"/>
+                    <w:right w:val="single" w:sz="4" w:color="000000"/>
+                  </w:tcBorders>
+                </w:tcPr>
+                <w:p>
+                  <w:pPr>
+                    <w:spacing w:before="0" w:after="0"/>
+                    <w:jc w:val="left"/>
+                  </w:pPr>
+                  <w:r/>
+                  <w:r>
+                    <w:rPr>
+                      <w:rFonts w:ascii="Arial" w:hAnsi="Arial" w:cs="Arial" w:eastAsia="Arial"/>
+                      <w:b w:val="0"/>
+                      <w:i w:val="0"/>
+                      <w:sz w:val="18"/>
+                    </w:rPr>
+                    <w:t>{{ ndfl_2.rows[11].income_code }}</w:t>
+                  </w:r>
+                </w:p>
+              </w:tc>
+              <w:tc>
+                <w:tcPr>
+                  <w:tcW w:type="dxa" w:w="718"/>
+                  <w:vAlign w:val="center"/>
+                  <w:tcBorders>
+                    <w:top w:val="single" w:sz="4" w:color="000000"/>
+                    <w:bottom w:val="single" w:sz="4" w:color="000000"/>
+                    <w:left w:val="single" w:sz="4" w:color="000000"/>
+                    <w:right w:val="single" w:sz="4" w:color="000000"/>
+                  </w:tcBorders>
+                </w:tcPr>
+                <w:p>
+                  <w:pPr>
+                    <w:spacing w:before="0" w:after="0"/>
+                    <w:jc w:val="right"/>
+                  </w:pPr>
+                  <w:r/>
+                  <w:r>
+                    <w:rPr>
+                      <w:rFonts w:ascii="Arial" w:hAnsi="Arial" w:cs="Arial" w:eastAsia="Arial"/>
+                      <w:b w:val="0"/>
+                      <w:i w:val="0"/>
+                      <w:sz w:val="18"/>
+                    </w:rPr>
+                    <w:t>{{ ndfl_2.rows[11].income_amount }}</w:t>
+                  </w:r>
+                </w:p>
+              </w:tc>
+              <w:tc>
+                <w:tcPr>
+                  <w:tcW w:type="dxa" w:w="718"/>
+                  <w:vAlign w:val="center"/>
+                  <w:tcBorders>
+                    <w:top w:val="single" w:sz="4" w:color="000000"/>
+                    <w:bottom w:val="single" w:sz="4" w:color="000000"/>
+                    <w:left w:val="single" w:sz="4" w:color="000000"/>
+                    <w:right w:val="single" w:sz="4" w:color="000000"/>
+                  </w:tcBorders>
+                </w:tcPr>
+                <w:p>
+                  <w:pPr>
+                    <w:spacing w:before="0" w:after="0"/>
+                    <w:jc w:val="left"/>
+                  </w:pPr>
+                  <w:r/>
+                  <w:r>
+                    <w:rPr>
+                      <w:rFonts w:ascii="Arial" w:hAnsi="Arial" w:cs="Arial" w:eastAsia="Arial"/>
+                      <w:b w:val="0"/>
+                      <w:i w:val="0"/>
+                      <w:sz w:val="18"/>
+                    </w:rPr>
+                    <w:t>{{ ndfl_2.rows[11].deduction_code }}</w:t>
+                  </w:r>
+                </w:p>
+              </w:tc>
+              <w:tc>
+                <w:tcPr>
+                  <w:tcW w:type="dxa" w:w="718"/>
+                  <w:vAlign w:val="center"/>
+                  <w:tcBorders>
+                    <w:top w:val="single" w:sz="4" w:color="000000"/>
+                    <w:bottom w:val="single" w:sz="4" w:color="000000"/>
+                    <w:left w:val="single" w:sz="4" w:color="000000"/>
+                    <w:right w:val="single" w:sz="4" w:color="000000"/>
+                  </w:tcBorders>
+                </w:tcPr>
+                <w:p>
+                  <w:pPr>
+                    <w:spacing w:before="0" w:after="0"/>
+                    <w:jc w:val="right"/>
+                  </w:pPr>
+                  <w:r/>
+                  <w:r>
+                    <w:rPr>
+                      <w:rFonts w:ascii="Arial" w:hAnsi="Arial" w:cs="Arial" w:eastAsia="Arial"/>
+                      <w:b w:val="0"/>
+                      <w:i w:val="0"/>
+                      <w:sz w:val="18"/>
+                    </w:rPr>
+                    <w:t>{{ ndfl_2.rows[11].deduction_amount }}</w:t>
+                  </w:r>
+                </w:p>
+              </w:tc>
+            </w:tr>
+            <w:tr>
+              <w:tc>
+                <w:tcPr>
+                  <w:tcW w:type="dxa" w:w="718"/>
+                  <w:vAlign w:val="center"/>
+                  <w:tcBorders>
+                    <w:top w:val="single" w:sz="4" w:color="000000"/>
+                    <w:bottom w:val="single" w:sz="4" w:color="000000"/>
+                    <w:left w:val="single" w:sz="4" w:color="000000"/>
+                    <w:right w:val="single" w:sz="4" w:color="000000"/>
+                  </w:tcBorders>
+                </w:tcPr>
+                <w:p>
+                  <w:pPr>
+                    <w:spacing w:before="0" w:after="0"/>
+                    <w:jc w:val="left"/>
+                  </w:pPr>
+                  <w:r/>
+                  <w:r>
+                    <w:rPr>
+                      <w:rFonts w:ascii="Arial" w:hAnsi="Arial" w:cs="Arial" w:eastAsia="Arial"/>
+                      <w:b w:val="0"/>
+                      <w:i w:val="0"/>
+                      <w:sz w:val="18"/>
+                    </w:rPr>
+                    <w:t>{{ ndfl_2.rows[12].month }}</w:t>
+                  </w:r>
+                </w:p>
+              </w:tc>
+              <w:tc>
+                <w:tcPr>
+                  <w:tcW w:type="dxa" w:w="718"/>
+                  <w:vAlign w:val="center"/>
+                  <w:tcBorders>
+                    <w:top w:val="single" w:sz="4" w:color="000000"/>
+                    <w:bottom w:val="single" w:sz="4" w:color="000000"/>
+                    <w:left w:val="single" w:sz="4" w:color="000000"/>
+                    <w:right w:val="single" w:sz="4" w:color="000000"/>
+                  </w:tcBorders>
+                </w:tcPr>
+                <w:p>
+                  <w:pPr>
+                    <w:spacing w:before="0" w:after="0"/>
+                    <w:jc w:val="left"/>
+                  </w:pPr>
+                  <w:r/>
+                  <w:r>
+                    <w:rPr>
+                      <w:rFonts w:ascii="Arial" w:hAnsi="Arial" w:cs="Arial" w:eastAsia="Arial"/>
+                      <w:b w:val="0"/>
+                      <w:i w:val="0"/>
+                      <w:sz w:val="18"/>
+                    </w:rPr>
+                    <w:t>{{ ndfl_2.rows[12].income_code }}</w:t>
+                  </w:r>
+                </w:p>
+              </w:tc>
+              <w:tc>
+                <w:tcPr>
+                  <w:tcW w:type="dxa" w:w="718"/>
+                  <w:vAlign w:val="center"/>
+                  <w:tcBorders>
+                    <w:top w:val="single" w:sz="4" w:color="000000"/>
+                    <w:bottom w:val="single" w:sz="4" w:color="000000"/>
+                    <w:left w:val="single" w:sz="4" w:color="000000"/>
+                    <w:right w:val="single" w:sz="4" w:color="000000"/>
+                  </w:tcBorders>
+                </w:tcPr>
+                <w:p>
+                  <w:pPr>
+                    <w:spacing w:before="0" w:after="0"/>
+                    <w:jc w:val="right"/>
+                  </w:pPr>
+                  <w:r/>
+                  <w:r>
+                    <w:rPr>
+                      <w:rFonts w:ascii="Arial" w:hAnsi="Arial" w:cs="Arial" w:eastAsia="Arial"/>
+                      <w:b w:val="0"/>
+                      <w:i w:val="0"/>
+                      <w:sz w:val="18"/>
+                    </w:rPr>
+                    <w:t>{{ ndfl_2.rows[12].income_amount }}</w:t>
+                  </w:r>
+                </w:p>
+              </w:tc>
+              <w:tc>
+                <w:tcPr>
+                  <w:tcW w:type="dxa" w:w="718"/>
+                  <w:vAlign w:val="center"/>
+                  <w:tcBorders>
+                    <w:top w:val="single" w:sz="4" w:color="000000"/>
+                    <w:bottom w:val="single" w:sz="4" w:color="000000"/>
+                    <w:left w:val="single" w:sz="4" w:color="000000"/>
+                    <w:right w:val="single" w:sz="4" w:color="000000"/>
+                  </w:tcBorders>
+                </w:tcPr>
+                <w:p>
+                  <w:pPr>
+                    <w:spacing w:before="0" w:after="0"/>
+                    <w:jc w:val="left"/>
+                  </w:pPr>
+                  <w:r/>
+                  <w:r>
+                    <w:rPr>
+                      <w:rFonts w:ascii="Arial" w:hAnsi="Arial" w:cs="Arial" w:eastAsia="Arial"/>
+                      <w:b w:val="0"/>
+                      <w:i w:val="0"/>
+                      <w:sz w:val="18"/>
+                    </w:rPr>
+                    <w:t>{{ ndfl_2.rows[12].deduction_code }}</w:t>
+                  </w:r>
+                </w:p>
+              </w:tc>
+              <w:tc>
+                <w:tcPr>
+                  <w:tcW w:type="dxa" w:w="718"/>
+                  <w:vAlign w:val="center"/>
+                  <w:tcBorders>
+                    <w:top w:val="single" w:sz="4" w:color="000000"/>
+                    <w:bottom w:val="single" w:sz="4" w:color="000000"/>
+                    <w:left w:val="single" w:sz="4" w:color="000000"/>
+                    <w:right w:val="single" w:sz="4" w:color="000000"/>
+                  </w:tcBorders>
+                </w:tcPr>
+                <w:p>
+                  <w:pPr>
+                    <w:spacing w:before="0" w:after="0"/>
+                    <w:jc w:val="right"/>
+                  </w:pPr>
+                  <w:r/>
+                  <w:r>
+                    <w:rPr>
+                      <w:rFonts w:ascii="Arial" w:hAnsi="Arial" w:cs="Arial" w:eastAsia="Arial"/>
+                      <w:b w:val="0"/>
+                      <w:i w:val="0"/>
+                      <w:sz w:val="18"/>
+                    </w:rPr>
+                    <w:t>{{ ndfl_2.rows[12].deduction_amount }}</w:t>
+                  </w:r>
+                </w:p>
+              </w:tc>
+            </w:tr>
+            <w:tr>
+              <w:tc>
+                <w:tcPr>
+                  <w:tcW w:type="dxa" w:w="718"/>
+                  <w:vAlign w:val="center"/>
+                  <w:tcBorders>
+                    <w:top w:val="single" w:sz="4" w:color="000000"/>
+                    <w:bottom w:val="single" w:sz="4" w:color="000000"/>
+                    <w:left w:val="single" w:sz="4" w:color="000000"/>
+                    <w:right w:val="single" w:sz="4" w:color="000000"/>
+                  </w:tcBorders>
+                </w:tcPr>
+                <w:p>
+                  <w:pPr>
+                    <w:spacing w:before="0" w:after="0"/>
+                    <w:jc w:val="left"/>
+                  </w:pPr>
+                  <w:r/>
+                  <w:r>
+                    <w:rPr>
+                      <w:rFonts w:ascii="Arial" w:hAnsi="Arial" w:cs="Arial" w:eastAsia="Arial"/>
+                      <w:b w:val="0"/>
+                      <w:i w:val="0"/>
+                      <w:sz w:val="18"/>
+                    </w:rPr>
+                    <w:t>{{ ndfl_2.rows[13].month }}</w:t>
+                  </w:r>
+                </w:p>
+              </w:tc>
+              <w:tc>
+                <w:tcPr>
+                  <w:tcW w:type="dxa" w:w="718"/>
+                  <w:vAlign w:val="center"/>
+                  <w:tcBorders>
+                    <w:top w:val="single" w:sz="4" w:color="000000"/>
+                    <w:bottom w:val="single" w:sz="4" w:color="000000"/>
+                    <w:left w:val="single" w:sz="4" w:color="000000"/>
+                    <w:right w:val="single" w:sz="4" w:color="000000"/>
+                  </w:tcBorders>
+                </w:tcPr>
+                <w:p>
+                  <w:pPr>
+                    <w:spacing w:before="0" w:after="0"/>
+                    <w:jc w:val="left"/>
+                  </w:pPr>
+                  <w:r/>
+                  <w:r>
+                    <w:rPr>
+                      <w:rFonts w:ascii="Arial" w:hAnsi="Arial" w:cs="Arial" w:eastAsia="Arial"/>
+                      <w:b w:val="0"/>
+                      <w:i w:val="0"/>
+                      <w:sz w:val="18"/>
+                    </w:rPr>
+                    <w:t>{{ ndfl_2.rows[13].income_code }}</w:t>
+                  </w:r>
+                </w:p>
+              </w:tc>
+              <w:tc>
+                <w:tcPr>
+                  <w:tcW w:type="dxa" w:w="718"/>
+                  <w:vAlign w:val="center"/>
+                  <w:tcBorders>
+                    <w:top w:val="single" w:sz="4" w:color="000000"/>
+                    <w:bottom w:val="single" w:sz="4" w:color="000000"/>
+                    <w:left w:val="single" w:sz="4" w:color="000000"/>
+                    <w:right w:val="single" w:sz="4" w:color="000000"/>
+                  </w:tcBorders>
+                </w:tcPr>
+                <w:p>
+                  <w:pPr>
+                    <w:spacing w:before="0" w:after="0"/>
+                    <w:jc w:val="right"/>
+                  </w:pPr>
+                  <w:r/>
+                  <w:r>
+                    <w:rPr>
+                      <w:rFonts w:ascii="Arial" w:hAnsi="Arial" w:cs="Arial" w:eastAsia="Arial"/>
+                      <w:b w:val="0"/>
+                      <w:i w:val="0"/>
+                      <w:sz w:val="18"/>
+                    </w:rPr>
+                    <w:t>{{ ndfl_2.rows[13].income_amount }}</w:t>
+                  </w:r>
+                </w:p>
+              </w:tc>
+              <w:tc>
+                <w:tcPr>
+                  <w:tcW w:type="dxa" w:w="718"/>
+                  <w:vAlign w:val="center"/>
+                  <w:tcBorders>
+                    <w:top w:val="single" w:sz="4" w:color="000000"/>
+                    <w:bottom w:val="single" w:sz="4" w:color="000000"/>
+                    <w:left w:val="single" w:sz="4" w:color="000000"/>
+                    <w:right w:val="single" w:sz="4" w:color="000000"/>
+                  </w:tcBorders>
+                </w:tcPr>
+                <w:p>
+                  <w:pPr>
+                    <w:spacing w:before="0" w:after="0"/>
+                    <w:jc w:val="left"/>
+                  </w:pPr>
+                  <w:r/>
+                  <w:r>
+                    <w:rPr>
+                      <w:rFonts w:ascii="Arial" w:hAnsi="Arial" w:cs="Arial" w:eastAsia="Arial"/>
+                      <w:b w:val="0"/>
+                      <w:i w:val="0"/>
+                      <w:sz w:val="18"/>
+                    </w:rPr>
+                    <w:t>{{ ndfl_2.rows[13].deduction_code }}</w:t>
+                  </w:r>
+                </w:p>
+              </w:tc>
+              <w:tc>
+                <w:tcPr>
+                  <w:tcW w:type="dxa" w:w="718"/>
+                  <w:vAlign w:val="center"/>
+                  <w:tcBorders>
+                    <w:top w:val="single" w:sz="4" w:color="000000"/>
+                    <w:bottom w:val="single" w:sz="4" w:color="000000"/>
+                    <w:left w:val="single" w:sz="4" w:color="000000"/>
+                    <w:right w:val="single" w:sz="4" w:color="000000"/>
+                  </w:tcBorders>
+                </w:tcPr>
+                <w:p>
+                  <w:pPr>
+                    <w:spacing w:before="0" w:after="0"/>
+                    <w:jc w:val="right"/>
+                  </w:pPr>
+                  <w:r/>
+                  <w:r>
+                    <w:rPr>
+                      <w:rFonts w:ascii="Arial" w:hAnsi="Arial" w:cs="Arial" w:eastAsia="Arial"/>
+                      <w:b w:val="0"/>
+                      <w:i w:val="0"/>
+                      <w:sz w:val="18"/>
+                    </w:rPr>
+                    <w:t>{{ ndfl_2.rows[13].deduction_amount }}</w:t>
+                  </w:r>
+                </w:p>
+              </w:tc>
+            </w:tr>
+          </w:tbl>
+          <w:p/>
         </w:tc>
         <w:tc>
           <w:tcPr>
-            <w:tcW w:type="dxa" w:w="1077"/>
-            <w:vAlign w:val="center"/>
+            <w:tcW w:type="dxa" w:w="3591"/>
             <w:tcBorders>
-              <w:top w:val="single" w:sz="4" w:color="000000"/>
-              <w:bottom w:val="single" w:sz="4" w:color="000000"/>
-              <w:left w:val="single" w:sz="4" w:color="000000"/>
-              <w:right w:val="single" w:sz="4" w:color="000000"/>
+              <w:top w:val="nil"/>
+              <w:bottom w:val="nil"/>
+              <w:left w:val="nil"/>
+              <w:right w:val="nil"/>
+            </w:tcBorders>
+          </w:tcPr>
+          <w:p/>
+        </w:tc>
+        <w:tc>
+          <w:tcPr>
+            <w:tcW w:type="dxa" w:w="3591"/>
+            <w:tcBorders>
+              <w:top w:val="nil"/>
+              <w:bottom w:val="nil"/>
+              <w:left w:val="nil"/>
+              <w:right w:val="nil"/>
             </w:tcBorders>
           </w:tcPr>
           <w:p>
-            <w:pPr>
-              <w:spacing w:before="0" w:after="0"/>
-              <w:jc w:val="center"/>
-            </w:pPr>
             <w:r/>
-            <w:r>
-              <w:rPr>
-                <w:rFonts w:ascii="Arial" w:hAnsi="Arial" w:cs="Arial" w:eastAsia="Arial"/>
-                <w:b w:val="0"/>
-                <w:i w:val="0"/>
-                <w:sz w:val="14"/>
-              </w:rPr>
-              <w:t>Код дохода</w:t>
-            </w:r>
           </w:p>
-        </w:tc>
-        <w:tc>
-          <w:tcPr>
-            <w:tcW w:type="dxa" w:w="1077"/>
-            <w:vAlign w:val="center"/>
-            <w:tcBorders>
-              <w:top w:val="single" w:sz="4" w:color="000000"/>
-              <w:bottom w:val="single" w:sz="4" w:color="000000"/>
-              <w:left w:val="single" w:sz="4" w:color="000000"/>
-              <w:right w:val="single" w:sz="4" w:color="000000"/>
-            </w:tcBorders>
-          </w:tcPr>
-          <w:p>
-            <w:pPr>
-              <w:spacing w:before="0" w:after="0"/>
-              <w:jc w:val="center"/>
-            </w:pPr>
-            <w:r/>
-            <w:r>
-              <w:rPr>
-                <w:rFonts w:ascii="Arial" w:hAnsi="Arial" w:cs="Arial" w:eastAsia="Arial"/>
-                <w:b w:val="0"/>
-                <w:i w:val="0"/>
-                <w:sz w:val="14"/>
-              </w:rPr>
-              <w:t>Сумма дохода</w:t>
-            </w:r>
-          </w:p>
-        </w:tc>
-        <w:tc>
-          <w:tcPr>
-            <w:tcW w:type="dxa" w:w="1077"/>
-            <w:vAlign w:val="center"/>
-            <w:tcBorders>
-              <w:top w:val="single" w:sz="4" w:color="000000"/>
-              <w:bottom w:val="single" w:sz="4" w:color="000000"/>
-              <w:left w:val="single" w:sz="4" w:color="000000"/>
-              <w:right w:val="single" w:sz="4" w:color="000000"/>
-            </w:tcBorders>
-          </w:tcPr>
-          <w:p>
-            <w:pPr>
-              <w:spacing w:before="0" w:after="0"/>
-              <w:jc w:val="center"/>
-            </w:pPr>
-            <w:r/>
-            <w:r>
-              <w:rPr>
-                <w:rFonts w:ascii="Arial" w:hAnsi="Arial" w:cs="Arial" w:eastAsia="Arial"/>
-                <w:b w:val="0"/>
-                <w:i w:val="0"/>
-                <w:sz w:val="14"/>
-              </w:rPr>
-              <w:t>Код вычета</w:t>
-            </w:r>
-          </w:p>
-        </w:tc>
-        <w:tc>
-          <w:tcPr>
-            <w:tcW w:type="dxa" w:w="1077"/>
-            <w:vAlign w:val="center"/>
-            <w:tcBorders>
-              <w:top w:val="single" w:sz="4" w:color="000000"/>
-              <w:bottom w:val="single" w:sz="4" w:color="000000"/>
-              <w:left w:val="single" w:sz="4" w:color="000000"/>
-              <w:right w:val="single" w:sz="4" w:color="000000"/>
-            </w:tcBorders>
-          </w:tcPr>
-          <w:p>
-            <w:pPr>
-              <w:spacing w:before="0" w:after="0"/>
-              <w:jc w:val="center"/>
-            </w:pPr>
-            <w:r/>
-            <w:r>
-              <w:rPr>
-                <w:rFonts w:ascii="Arial" w:hAnsi="Arial" w:cs="Arial" w:eastAsia="Arial"/>
-                <w:b w:val="0"/>
-                <w:i w:val="0"/>
-                <w:sz w:val="14"/>
-              </w:rPr>
-              <w:t>Сумма вычета</w:t>
-            </w:r>
-          </w:p>
-        </w:tc>
-        <w:tc>
-          <w:tcPr>
-            <w:tcW w:type="dxa" w:w="1077"/>
-            <w:vAlign w:val="center"/>
-            <w:tcBorders>
-              <w:top w:val="single" w:sz="4" w:color="000000"/>
-              <w:bottom w:val="single" w:sz="4" w:color="000000"/>
-              <w:left w:val="single" w:sz="4" w:color="000000"/>
-              <w:right w:val="single" w:sz="4" w:color="000000"/>
-            </w:tcBorders>
-          </w:tcPr>
-          <w:p>
-            <w:pPr>
-              <w:spacing w:before="0" w:after="0"/>
-              <w:jc w:val="center"/>
-            </w:pPr>
-            <w:r/>
-            <w:r>
-              <w:rPr>
-                <w:rFonts w:ascii="Arial" w:hAnsi="Arial" w:cs="Arial" w:eastAsia="Arial"/>
-                <w:b w:val="0"/>
-                <w:i w:val="0"/>
-                <w:sz w:val="14"/>
-              </w:rPr>
-              <w:t>Месяц</w:t>
-            </w:r>
-          </w:p>
-        </w:tc>
-        <w:tc>
-          <w:tcPr>
-            <w:tcW w:type="dxa" w:w="1077"/>
-            <w:vAlign w:val="center"/>
-            <w:tcBorders>
-              <w:top w:val="single" w:sz="4" w:color="000000"/>
-              <w:bottom w:val="single" w:sz="4" w:color="000000"/>
-              <w:left w:val="single" w:sz="4" w:color="000000"/>
-              <w:right w:val="single" w:sz="4" w:color="000000"/>
-            </w:tcBorders>
-          </w:tcPr>
-          <w:p>
-            <w:pPr>
-              <w:spacing w:before="0" w:after="0"/>
-              <w:jc w:val="center"/>
-            </w:pPr>
-            <w:r/>
-            <w:r>
-              <w:rPr>
-                <w:rFonts w:ascii="Arial" w:hAnsi="Arial" w:cs="Arial" w:eastAsia="Arial"/>
-                <w:b w:val="0"/>
-                <w:i w:val="0"/>
-                <w:sz w:val="14"/>
-              </w:rPr>
-              <w:t>Код дохода</w:t>
-            </w:r>
-          </w:p>
-        </w:tc>
-        <w:tc>
-          <w:tcPr>
-            <w:tcW w:type="dxa" w:w="1077"/>
-            <w:vAlign w:val="center"/>
-            <w:tcBorders>
-              <w:top w:val="single" w:sz="4" w:color="000000"/>
-              <w:bottom w:val="single" w:sz="4" w:color="000000"/>
-              <w:left w:val="single" w:sz="4" w:color="000000"/>
-              <w:right w:val="single" w:sz="4" w:color="000000"/>
-            </w:tcBorders>
-          </w:tcPr>
-          <w:p>
-            <w:pPr>
-              <w:spacing w:before="0" w:after="0"/>
-              <w:jc w:val="center"/>
-            </w:pPr>
-            <w:r/>
-            <w:r>
-              <w:rPr>
-                <w:rFonts w:ascii="Arial" w:hAnsi="Arial" w:cs="Arial" w:eastAsia="Arial"/>
-                <w:b w:val="0"/>
-                <w:i w:val="0"/>
-                <w:sz w:val="14"/>
-              </w:rPr>
-              <w:t>Сумма дохода</w:t>
-            </w:r>
-          </w:p>
-        </w:tc>
-        <w:tc>
-          <w:tcPr>
-            <w:tcW w:type="dxa" w:w="1077"/>
-            <w:vAlign w:val="center"/>
-            <w:tcBorders>
-              <w:top w:val="single" w:sz="4" w:color="000000"/>
-              <w:bottom w:val="single" w:sz="4" w:color="000000"/>
-              <w:left w:val="single" w:sz="4" w:color="000000"/>
-              <w:right w:val="single" w:sz="4" w:color="000000"/>
-            </w:tcBorders>
-          </w:tcPr>
-          <w:p>
-            <w:pPr>
-              <w:spacing w:before="0" w:after="0"/>
-              <w:jc w:val="center"/>
-            </w:pPr>
-            <w:r/>
-            <w:r>
-              <w:rPr>
-                <w:rFonts w:ascii="Arial" w:hAnsi="Arial" w:cs="Arial" w:eastAsia="Arial"/>
-                <w:b w:val="0"/>
-                <w:i w:val="0"/>
-                <w:sz w:val="14"/>
-              </w:rPr>
-              <w:t>Код вычета</w:t>
-            </w:r>
-          </w:p>
-        </w:tc>
-        <w:tc>
-          <w:tcPr>
-            <w:tcW w:type="dxa" w:w="1077"/>
-            <w:vAlign w:val="center"/>
-            <w:tcBorders>
-              <w:top w:val="single" w:sz="4" w:color="000000"/>
-              <w:bottom w:val="single" w:sz="4" w:color="000000"/>
-              <w:left w:val="single" w:sz="4" w:color="000000"/>
-              <w:right w:val="single" w:sz="4" w:color="000000"/>
-            </w:tcBorders>
-          </w:tcPr>
-          <w:p>
-            <w:pPr>
-              <w:spacing w:before="0" w:after="0"/>
-              <w:jc w:val="center"/>
-            </w:pPr>
-            <w:r/>
-            <w:r>
-              <w:rPr>
-                <w:rFonts w:ascii="Arial" w:hAnsi="Arial" w:cs="Arial" w:eastAsia="Arial"/>
-                <w:b w:val="0"/>
-                <w:i w:val="0"/>
-                <w:sz w:val="14"/>
-              </w:rPr>
-              <w:t>Сумма вычета</w:t>
-            </w:r>
-          </w:p>
-        </w:tc>
-      </w:tr>
-      <w:tr>
-        <w:tc>
-          <w:tcPr>
-            <w:tcW w:type="dxa" w:w="1077"/>
-            <w:vAlign w:val="center"/>
-            <w:tcBorders>
-              <w:top w:val="single" w:sz="4" w:color="000000"/>
-              <w:bottom w:val="single" w:sz="4" w:color="000000"/>
-              <w:left w:val="single" w:sz="4" w:color="000000"/>
-              <w:right w:val="single" w:sz="4" w:color="000000"/>
-            </w:tcBorders>
-          </w:tcPr>
-          <w:p>
-            <w:pPr>
-              <w:spacing w:before="0" w:after="0"/>
-              <w:jc w:val="center"/>
-            </w:pPr>
-            <w:r/>
-            <w:r>
-              <w:rPr>
-                <w:rFonts w:ascii="Arial" w:hAnsi="Arial" w:cs="Arial" w:eastAsia="Arial"/>
-                <w:b w:val="0"/>
-                <w:i w:val="0"/>
-                <w:sz w:val="18"/>
-              </w:rPr>
-              <w:t>{{ ndfl_2.rows[0].month }}</w:t>
-            </w:r>
-          </w:p>
-        </w:tc>
-        <w:tc>
-          <w:tcPr>
-            <w:tcW w:type="dxa" w:w="1077"/>
-            <w:vAlign w:val="center"/>
-            <w:tcBorders>
-              <w:top w:val="single" w:sz="4" w:color="000000"/>
-              <w:bottom w:val="single" w:sz="4" w:color="000000"/>
-              <w:left w:val="single" w:sz="4" w:color="000000"/>
-              <w:right w:val="single" w:sz="4" w:color="000000"/>
-            </w:tcBorders>
-          </w:tcPr>
-          <w:p>
-            <w:pPr>
-              <w:spacing w:before="0" w:after="0"/>
-              <w:jc w:val="center"/>
-            </w:pPr>
-            <w:r/>
-            <w:r>
-              <w:rPr>
-                <w:rFonts w:ascii="Arial" w:hAnsi="Arial" w:cs="Arial" w:eastAsia="Arial"/>
-                <w:b w:val="0"/>
-                <w:i w:val="0"/>
-                <w:sz w:val="18"/>
-              </w:rPr>
-              <w:t>{{ ndfl_2.rows[0].income_code }}</w:t>
-            </w:r>
-          </w:p>
-        </w:tc>
-        <w:tc>
-          <w:tcPr>
-            <w:tcW w:type="dxa" w:w="1077"/>
-            <w:vAlign w:val="center"/>
-            <w:tcBorders>
-              <w:top w:val="single" w:sz="4" w:color="000000"/>
-              <w:bottom w:val="single" w:sz="4" w:color="000000"/>
-              <w:left w:val="single" w:sz="4" w:color="000000"/>
-              <w:right w:val="single" w:sz="4" w:color="000000"/>
-            </w:tcBorders>
-          </w:tcPr>
-          <w:p>
-            <w:pPr>
-              <w:spacing w:before="0" w:after="0"/>
-              <w:jc w:val="right"/>
-            </w:pPr>
-            <w:r/>
-            <w:r>
-              <w:rPr>
-                <w:rFonts w:ascii="Arial" w:hAnsi="Arial" w:cs="Arial" w:eastAsia="Arial"/>
-                <w:b w:val="0"/>
-                <w:i w:val="0"/>
-                <w:sz w:val="18"/>
-              </w:rPr>
-              <w:t>{{ ndfl_2.rows[0].income_amount }}</w:t>
-            </w:r>
-          </w:p>
-        </w:tc>
-        <w:tc>
-          <w:tcPr>
-            <w:tcW w:type="dxa" w:w="1077"/>
-            <w:vAlign w:val="center"/>
-            <w:tcBorders>
-              <w:top w:val="single" w:sz="4" w:color="000000"/>
-              <w:bottom w:val="single" w:sz="4" w:color="000000"/>
-              <w:left w:val="single" w:sz="4" w:color="000000"/>
-              <w:right w:val="single" w:sz="4" w:color="000000"/>
-            </w:tcBorders>
-          </w:tcPr>
-          <w:p>
-            <w:pPr>
-              <w:spacing w:before="0" w:after="0"/>
-              <w:jc w:val="center"/>
-            </w:pPr>
-            <w:r/>
-            <w:r>
-              <w:rPr>
-                <w:rFonts w:ascii="Arial" w:hAnsi="Arial" w:cs="Arial" w:eastAsia="Arial"/>
-                <w:b w:val="0"/>
-                <w:i w:val="0"/>
-                <w:sz w:val="18"/>
-              </w:rPr>
-              <w:t>{{ ndfl_2.rows[0].deduction_code }}</w:t>
-            </w:r>
-          </w:p>
-        </w:tc>
-        <w:tc>
-          <w:tcPr>
-            <w:tcW w:type="dxa" w:w="1077"/>
-            <w:vAlign w:val="center"/>
-            <w:tcBorders>
-              <w:top w:val="single" w:sz="4" w:color="000000"/>
-              <w:bottom w:val="single" w:sz="4" w:color="000000"/>
-              <w:left w:val="single" w:sz="4" w:color="000000"/>
-              <w:right w:val="single" w:sz="4" w:color="000000"/>
-            </w:tcBorders>
-          </w:tcPr>
-          <w:p>
-            <w:pPr>
-              <w:spacing w:before="0" w:after="0"/>
-              <w:jc w:val="right"/>
-            </w:pPr>
-            <w:r/>
-            <w:r>
-              <w:rPr>
-                <w:rFonts w:ascii="Arial" w:hAnsi="Arial" w:cs="Arial" w:eastAsia="Arial"/>
-                <w:b w:val="0"/>
-                <w:i w:val="0"/>
-                <w:sz w:val="18"/>
-              </w:rPr>
-              <w:t>{{ ndfl_2.rows[0].deduction_amount }}</w:t>
-            </w:r>
-          </w:p>
-        </w:tc>
-        <w:tc>
-          <w:tcPr>
-            <w:tcW w:type="dxa" w:w="1077"/>
-            <w:vAlign w:val="center"/>
-            <w:tcBorders>
-              <w:top w:val="single" w:sz="4" w:color="000000"/>
-              <w:bottom w:val="single" w:sz="4" w:color="000000"/>
-              <w:left w:val="single" w:sz="4" w:color="000000"/>
-              <w:right w:val="single" w:sz="4" w:color="000000"/>
-            </w:tcBorders>
-          </w:tcPr>
-          <w:p>
-            <w:pPr>
-              <w:spacing w:before="0" w:after="0"/>
-              <w:jc w:val="center"/>
-            </w:pPr>
-            <w:r/>
-            <w:r>
-              <w:rPr>
-                <w:rFonts w:ascii="Arial" w:hAnsi="Arial" w:cs="Arial" w:eastAsia="Arial"/>
-                <w:b w:val="0"/>
-                <w:i w:val="0"/>
-                <w:sz w:val="18"/>
-              </w:rPr>
-              <w:t>{{ ndfl_2.rows[14].month }}</w:t>
-            </w:r>
-          </w:p>
-        </w:tc>
-        <w:tc>
-          <w:tcPr>
-            <w:tcW w:type="dxa" w:w="1077"/>
-            <w:vAlign w:val="center"/>
-            <w:tcBorders>
-              <w:top w:val="single" w:sz="4" w:color="000000"/>
-              <w:bottom w:val="single" w:sz="4" w:color="000000"/>
-              <w:left w:val="single" w:sz="4" w:color="000000"/>
-              <w:right w:val="single" w:sz="4" w:color="000000"/>
-            </w:tcBorders>
-          </w:tcPr>
-          <w:p>
-            <w:pPr>
-              <w:spacing w:before="0" w:after="0"/>
-              <w:jc w:val="center"/>
-            </w:pPr>
-            <w:r/>
-            <w:r>
-              <w:rPr>
-                <w:rFonts w:ascii="Arial" w:hAnsi="Arial" w:cs="Arial" w:eastAsia="Arial"/>
-                <w:b w:val="0"/>
-                <w:i w:val="0"/>
-                <w:sz w:val="18"/>
-              </w:rPr>
-              <w:t>{{ ndfl_2.rows[14].income_code }}</w:t>
-            </w:r>
-          </w:p>
-        </w:tc>
-        <w:tc>
-          <w:tcPr>
-            <w:tcW w:type="dxa" w:w="1077"/>
-            <w:vAlign w:val="center"/>
-            <w:tcBorders>
-              <w:top w:val="single" w:sz="4" w:color="000000"/>
-              <w:bottom w:val="single" w:sz="4" w:color="000000"/>
-              <w:left w:val="single" w:sz="4" w:color="000000"/>
-              <w:right w:val="single" w:sz="4" w:color="000000"/>
-            </w:tcBorders>
-          </w:tcPr>
-          <w:p>
-            <w:pPr>
-              <w:spacing w:before="0" w:after="0"/>
-              <w:jc w:val="right"/>
-            </w:pPr>
-            <w:r/>
-            <w:r>
-              <w:rPr>
-                <w:rFonts w:ascii="Arial" w:hAnsi="Arial" w:cs="Arial" w:eastAsia="Arial"/>
-                <w:b w:val="0"/>
-                <w:i w:val="0"/>
-                <w:sz w:val="18"/>
-              </w:rPr>
-              <w:t>{{ ndfl_2.rows[14].income_amount }}</w:t>
-            </w:r>
-          </w:p>
-        </w:tc>
-        <w:tc>
-          <w:tcPr>
-            <w:tcW w:type="dxa" w:w="1077"/>
-            <w:vAlign w:val="center"/>
-            <w:tcBorders>
-              <w:top w:val="single" w:sz="4" w:color="000000"/>
-              <w:bottom w:val="single" w:sz="4" w:color="000000"/>
-              <w:left w:val="single" w:sz="4" w:color="000000"/>
-              <w:right w:val="single" w:sz="4" w:color="000000"/>
-            </w:tcBorders>
-          </w:tcPr>
-          <w:p>
-            <w:pPr>
-              <w:spacing w:before="0" w:after="0"/>
-              <w:jc w:val="center"/>
-            </w:pPr>
-            <w:r/>
-            <w:r>
-              <w:rPr>
-                <w:rFonts w:ascii="Arial" w:hAnsi="Arial" w:cs="Arial" w:eastAsia="Arial"/>
-                <w:b w:val="0"/>
-                <w:i w:val="0"/>
-                <w:sz w:val="18"/>
-              </w:rPr>
-              <w:t>{{ ndfl_2.rows[14].deduction_code }}</w:t>
-            </w:r>
-          </w:p>
-        </w:tc>
-        <w:tc>
-          <w:tcPr>
-            <w:tcW w:type="dxa" w:w="1077"/>
-            <w:vAlign w:val="center"/>
-            <w:tcBorders>
-              <w:top w:val="single" w:sz="4" w:color="000000"/>
-              <w:bottom w:val="single" w:sz="4" w:color="000000"/>
-              <w:left w:val="single" w:sz="4" w:color="000000"/>
-              <w:right w:val="single" w:sz="4" w:color="000000"/>
-            </w:tcBorders>
-          </w:tcPr>
-          <w:p>
-            <w:pPr>
-              <w:spacing w:before="0" w:after="0"/>
-              <w:jc w:val="right"/>
-            </w:pPr>
-            <w:r/>
-            <w:r>
-              <w:rPr>
-                <w:rFonts w:ascii="Arial" w:hAnsi="Arial" w:cs="Arial" w:eastAsia="Arial"/>
-                <w:b w:val="0"/>
-                <w:i w:val="0"/>
-                <w:sz w:val="18"/>
-              </w:rPr>
-              <w:t>{{ ndfl_2.rows[14].deduction_amount }}</w:t>
-            </w:r>
-          </w:p>
-        </w:tc>
-      </w:tr>
-      <w:tr>
-        <w:tc>
-          <w:tcPr>
-            <w:tcW w:type="dxa" w:w="1077"/>
-            <w:vAlign w:val="center"/>
-            <w:tcBorders>
-              <w:top w:val="single" w:sz="4" w:color="000000"/>
-              <w:bottom w:val="single" w:sz="4" w:color="000000"/>
-              <w:left w:val="single" w:sz="4" w:color="000000"/>
-              <w:right w:val="single" w:sz="4" w:color="000000"/>
-            </w:tcBorders>
-          </w:tcPr>
-          <w:p>
-            <w:pPr>
-              <w:spacing w:before="0" w:after="0"/>
-              <w:jc w:val="center"/>
-            </w:pPr>
-            <w:r/>
-            <w:r>
-              <w:rPr>
-                <w:rFonts w:ascii="Arial" w:hAnsi="Arial" w:cs="Arial" w:eastAsia="Arial"/>
-                <w:b w:val="0"/>
-                <w:i w:val="0"/>
-                <w:sz w:val="18"/>
-              </w:rPr>
-              <w:t>{{ ndfl_2.rows[1].month }}</w:t>
-            </w:r>
-          </w:p>
-        </w:tc>
-        <w:tc>
-          <w:tcPr>
-            <w:tcW w:type="dxa" w:w="1077"/>
-            <w:vAlign w:val="center"/>
-            <w:tcBorders>
-              <w:top w:val="single" w:sz="4" w:color="000000"/>
-              <w:bottom w:val="single" w:sz="4" w:color="000000"/>
-              <w:left w:val="single" w:sz="4" w:color="000000"/>
-              <w:right w:val="single" w:sz="4" w:color="000000"/>
-            </w:tcBorders>
-          </w:tcPr>
-          <w:p>
-            <w:pPr>
-              <w:spacing w:before="0" w:after="0"/>
-              <w:jc w:val="center"/>
-            </w:pPr>
-            <w:r/>
-            <w:r>
-              <w:rPr>
-                <w:rFonts w:ascii="Arial" w:hAnsi="Arial" w:cs="Arial" w:eastAsia="Arial"/>
-                <w:b w:val="0"/>
-                <w:i w:val="0"/>
-                <w:sz w:val="18"/>
-              </w:rPr>
-              <w:t>{{ ndfl_2.rows[1].income_code }}</w:t>
-            </w:r>
-          </w:p>
-        </w:tc>
-        <w:tc>
-          <w:tcPr>
-            <w:tcW w:type="dxa" w:w="1077"/>
-            <w:vAlign w:val="center"/>
-            <w:tcBorders>
-              <w:top w:val="single" w:sz="4" w:color="000000"/>
-              <w:bottom w:val="single" w:sz="4" w:color="000000"/>
-              <w:left w:val="single" w:sz="4" w:color="000000"/>
-              <w:right w:val="single" w:sz="4" w:color="000000"/>
-            </w:tcBorders>
-          </w:tcPr>
-          <w:p>
-            <w:pPr>
-              <w:spacing w:before="0" w:after="0"/>
-              <w:jc w:val="right"/>
-            </w:pPr>
-            <w:r/>
-            <w:r>
-              <w:rPr>
-                <w:rFonts w:ascii="Arial" w:hAnsi="Arial" w:cs="Arial" w:eastAsia="Arial"/>
-                <w:b w:val="0"/>
-                <w:i w:val="0"/>
-                <w:sz w:val="18"/>
-              </w:rPr>
-              <w:t>{{ ndfl_2.rows[1].income_amount }}</w:t>
-            </w:r>
-          </w:p>
-        </w:tc>
-        <w:tc>
-          <w:tcPr>
-            <w:tcW w:type="dxa" w:w="1077"/>
-            <w:vAlign w:val="center"/>
-            <w:tcBorders>
-              <w:top w:val="single" w:sz="4" w:color="000000"/>
-              <w:bottom w:val="single" w:sz="4" w:color="000000"/>
-              <w:left w:val="single" w:sz="4" w:color="000000"/>
-              <w:right w:val="single" w:sz="4" w:color="000000"/>
-            </w:tcBorders>
-          </w:tcPr>
-          <w:p>
-            <w:pPr>
-              <w:spacing w:before="0" w:after="0"/>
-              <w:jc w:val="center"/>
-            </w:pPr>
-            <w:r/>
-            <w:r>
-              <w:rPr>
-                <w:rFonts w:ascii="Arial" w:hAnsi="Arial" w:cs="Arial" w:eastAsia="Arial"/>
-                <w:b w:val="0"/>
-                <w:i w:val="0"/>
-                <w:sz w:val="18"/>
-              </w:rPr>
-              <w:t>{{ ndfl_2.rows[1].deduction_code }}</w:t>
-            </w:r>
-          </w:p>
-        </w:tc>
-        <w:tc>
-          <w:tcPr>
-            <w:tcW w:type="dxa" w:w="1077"/>
-            <w:vAlign w:val="center"/>
-            <w:tcBorders>
-              <w:top w:val="single" w:sz="4" w:color="000000"/>
-              <w:bottom w:val="single" w:sz="4" w:color="000000"/>
-              <w:left w:val="single" w:sz="4" w:color="000000"/>
-              <w:right w:val="single" w:sz="4" w:color="000000"/>
-            </w:tcBorders>
-          </w:tcPr>
-          <w:p>
-            <w:pPr>
-              <w:spacing w:before="0" w:after="0"/>
-              <w:jc w:val="right"/>
-            </w:pPr>
-            <w:r/>
-            <w:r>
-              <w:rPr>
-                <w:rFonts w:ascii="Arial" w:hAnsi="Arial" w:cs="Arial" w:eastAsia="Arial"/>
-                <w:b w:val="0"/>
-                <w:i w:val="0"/>
-                <w:sz w:val="18"/>
-              </w:rPr>
-              <w:t>{{ ndfl_2.rows[1].deduction_amount }}</w:t>
-            </w:r>
-          </w:p>
-        </w:tc>
-        <w:tc>
-          <w:tcPr>
-            <w:tcW w:type="dxa" w:w="1077"/>
-            <w:vAlign w:val="center"/>
-            <w:tcBorders>
-              <w:top w:val="single" w:sz="4" w:color="000000"/>
-              <w:bottom w:val="single" w:sz="4" w:color="000000"/>
-              <w:left w:val="single" w:sz="4" w:color="000000"/>
-              <w:right w:val="single" w:sz="4" w:color="000000"/>
-            </w:tcBorders>
-          </w:tcPr>
-          <w:p>
-            <w:pPr>
-              <w:spacing w:before="0" w:after="0"/>
-              <w:jc w:val="center"/>
-            </w:pPr>
-            <w:r/>
-            <w:r>
-              <w:rPr>
-                <w:rFonts w:ascii="Arial" w:hAnsi="Arial" w:cs="Arial" w:eastAsia="Arial"/>
-                <w:b w:val="0"/>
-                <w:i w:val="0"/>
-                <w:sz w:val="18"/>
-              </w:rPr>
-              <w:t>{{ ndfl_2.rows[15].month }}</w:t>
-            </w:r>
-          </w:p>
-        </w:tc>
-        <w:tc>
-          <w:tcPr>
-            <w:tcW w:type="dxa" w:w="1077"/>
-            <w:vAlign w:val="center"/>
-            <w:tcBorders>
-              <w:top w:val="single" w:sz="4" w:color="000000"/>
-              <w:bottom w:val="single" w:sz="4" w:color="000000"/>
-              <w:left w:val="single" w:sz="4" w:color="000000"/>
-              <w:right w:val="single" w:sz="4" w:color="000000"/>
-            </w:tcBorders>
-          </w:tcPr>
-          <w:p>
-            <w:pPr>
-              <w:spacing w:before="0" w:after="0"/>
-              <w:jc w:val="center"/>
-            </w:pPr>
-            <w:r/>
-            <w:r>
-              <w:rPr>
-                <w:rFonts w:ascii="Arial" w:hAnsi="Arial" w:cs="Arial" w:eastAsia="Arial"/>
-                <w:b w:val="0"/>
-                <w:i w:val="0"/>
-                <w:sz w:val="18"/>
-              </w:rPr>
-              <w:t>{{ ndfl_2.rows[15].income_code }}</w:t>
-            </w:r>
-          </w:p>
-        </w:tc>
-        <w:tc>
-          <w:tcPr>
-            <w:tcW w:type="dxa" w:w="1077"/>
-            <w:vAlign w:val="center"/>
-            <w:tcBorders>
-              <w:top w:val="single" w:sz="4" w:color="000000"/>
-              <w:bottom w:val="single" w:sz="4" w:color="000000"/>
-              <w:left w:val="single" w:sz="4" w:color="000000"/>
-              <w:right w:val="single" w:sz="4" w:color="000000"/>
-            </w:tcBorders>
-          </w:tcPr>
-          <w:p>
-            <w:pPr>
-              <w:spacing w:before="0" w:after="0"/>
-              <w:jc w:val="right"/>
-            </w:pPr>
-            <w:r/>
-            <w:r>
-              <w:rPr>
-                <w:rFonts w:ascii="Arial" w:hAnsi="Arial" w:cs="Arial" w:eastAsia="Arial"/>
-                <w:b w:val="0"/>
-                <w:i w:val="0"/>
-                <w:sz w:val="18"/>
-              </w:rPr>
-              <w:t>{{ ndfl_2.rows[15].income_amount }}</w:t>
-            </w:r>
-          </w:p>
-        </w:tc>
-        <w:tc>
-          <w:tcPr>
-            <w:tcW w:type="dxa" w:w="1077"/>
-            <w:vAlign w:val="center"/>
-            <w:tcBorders>
-              <w:top w:val="single" w:sz="4" w:color="000000"/>
-              <w:bottom w:val="single" w:sz="4" w:color="000000"/>
-              <w:left w:val="single" w:sz="4" w:color="000000"/>
-              <w:right w:val="single" w:sz="4" w:color="000000"/>
-            </w:tcBorders>
-          </w:tcPr>
-          <w:p>
-            <w:pPr>
-              <w:spacing w:before="0" w:after="0"/>
-              <w:jc w:val="center"/>
-            </w:pPr>
-            <w:r/>
-            <w:r>
-              <w:rPr>
-                <w:rFonts w:ascii="Arial" w:hAnsi="Arial" w:cs="Arial" w:eastAsia="Arial"/>
-                <w:b w:val="0"/>
-                <w:i w:val="0"/>
-                <w:sz w:val="18"/>
-              </w:rPr>
-              <w:t>{{ ndfl_2.rows[15].deduction_code }}</w:t>
-            </w:r>
-          </w:p>
-        </w:tc>
-        <w:tc>
-          <w:tcPr>
-            <w:tcW w:type="dxa" w:w="1077"/>
-            <w:vAlign w:val="center"/>
-            <w:tcBorders>
-              <w:top w:val="single" w:sz="4" w:color="000000"/>
-              <w:bottom w:val="single" w:sz="4" w:color="000000"/>
-              <w:left w:val="single" w:sz="4" w:color="000000"/>
-              <w:right w:val="single" w:sz="4" w:color="000000"/>
-            </w:tcBorders>
-          </w:tcPr>
-          <w:p>
-            <w:pPr>
-              <w:spacing w:before="0" w:after="0"/>
-              <w:jc w:val="right"/>
-            </w:pPr>
-            <w:r/>
-            <w:r>
-              <w:rPr>
-                <w:rFonts w:ascii="Arial" w:hAnsi="Arial" w:cs="Arial" w:eastAsia="Arial"/>
-                <w:b w:val="0"/>
-                <w:i w:val="0"/>
-                <w:sz w:val="18"/>
-              </w:rPr>
-              <w:t>{{ ndfl_2.rows[15].deduction_amount }}</w:t>
-            </w:r>
-          </w:p>
-        </w:tc>
-      </w:tr>
-      <w:tr>
-        <w:tc>
-          <w:tcPr>
-            <w:tcW w:type="dxa" w:w="1077"/>
-            <w:vAlign w:val="center"/>
-            <w:tcBorders>
-              <w:top w:val="single" w:sz="4" w:color="000000"/>
-              <w:bottom w:val="single" w:sz="4" w:color="000000"/>
-              <w:left w:val="single" w:sz="4" w:color="000000"/>
-              <w:right w:val="single" w:sz="4" w:color="000000"/>
-            </w:tcBorders>
-          </w:tcPr>
-          <w:p>
-            <w:pPr>
-              <w:spacing w:before="0" w:after="0"/>
-              <w:jc w:val="center"/>
-            </w:pPr>
-            <w:r/>
-            <w:r>
-              <w:rPr>
-                <w:rFonts w:ascii="Arial" w:hAnsi="Arial" w:cs="Arial" w:eastAsia="Arial"/>
-                <w:b w:val="0"/>
-                <w:i w:val="0"/>
-                <w:sz w:val="18"/>
-              </w:rPr>
-              <w:t>{{ ndfl_2.rows[2].month }}</w:t>
-            </w:r>
-          </w:p>
-        </w:tc>
-        <w:tc>
-          <w:tcPr>
-            <w:tcW w:type="dxa" w:w="1077"/>
-            <w:vAlign w:val="center"/>
-            <w:tcBorders>
-              <w:top w:val="single" w:sz="4" w:color="000000"/>
-              <w:bottom w:val="single" w:sz="4" w:color="000000"/>
-              <w:left w:val="single" w:sz="4" w:color="000000"/>
-              <w:right w:val="single" w:sz="4" w:color="000000"/>
-            </w:tcBorders>
-          </w:tcPr>
-          <w:p>
-            <w:pPr>
-              <w:spacing w:before="0" w:after="0"/>
-              <w:jc w:val="center"/>
-            </w:pPr>
-            <w:r/>
-            <w:r>
-              <w:rPr>
-                <w:rFonts w:ascii="Arial" w:hAnsi="Arial" w:cs="Arial" w:eastAsia="Arial"/>
-                <w:b w:val="0"/>
-                <w:i w:val="0"/>
-                <w:sz w:val="18"/>
-              </w:rPr>
-              <w:t>{{ ndfl_2.rows[2].income_code }}</w:t>
-            </w:r>
-          </w:p>
-        </w:tc>
-        <w:tc>
-          <w:tcPr>
-            <w:tcW w:type="dxa" w:w="1077"/>
-            <w:vAlign w:val="center"/>
-            <w:tcBorders>
-              <w:top w:val="single" w:sz="4" w:color="000000"/>
-              <w:bottom w:val="single" w:sz="4" w:color="000000"/>
-              <w:left w:val="single" w:sz="4" w:color="000000"/>
-              <w:right w:val="single" w:sz="4" w:color="000000"/>
-            </w:tcBorders>
-          </w:tcPr>
-          <w:p>
-            <w:pPr>
-              <w:spacing w:before="0" w:after="0"/>
-              <w:jc w:val="right"/>
-            </w:pPr>
-            <w:r/>
-            <w:r>
-              <w:rPr>
-                <w:rFonts w:ascii="Arial" w:hAnsi="Arial" w:cs="Arial" w:eastAsia="Arial"/>
-                <w:b w:val="0"/>
-                <w:i w:val="0"/>
-                <w:sz w:val="18"/>
-              </w:rPr>
-              <w:t>{{ ndfl_2.rows[2].income_amount }}</w:t>
-            </w:r>
-          </w:p>
-        </w:tc>
-        <w:tc>
-          <w:tcPr>
-            <w:tcW w:type="dxa" w:w="1077"/>
-            <w:vAlign w:val="center"/>
-            <w:tcBorders>
-              <w:top w:val="single" w:sz="4" w:color="000000"/>
-              <w:bottom w:val="single" w:sz="4" w:color="000000"/>
-              <w:left w:val="single" w:sz="4" w:color="000000"/>
-              <w:right w:val="single" w:sz="4" w:color="000000"/>
-            </w:tcBorders>
-          </w:tcPr>
-          <w:p>
-            <w:pPr>
-              <w:spacing w:before="0" w:after="0"/>
-              <w:jc w:val="center"/>
-            </w:pPr>
-            <w:r/>
-            <w:r>
-              <w:rPr>
-                <w:rFonts w:ascii="Arial" w:hAnsi="Arial" w:cs="Arial" w:eastAsia="Arial"/>
-                <w:b w:val="0"/>
-                <w:i w:val="0"/>
-                <w:sz w:val="18"/>
-              </w:rPr>
-              <w:t>{{ ndfl_2.rows[2].deduction_code }}</w:t>
-            </w:r>
-          </w:p>
-        </w:tc>
-        <w:tc>
-          <w:tcPr>
-            <w:tcW w:type="dxa" w:w="1077"/>
-            <w:vAlign w:val="center"/>
-            <w:tcBorders>
-              <w:top w:val="single" w:sz="4" w:color="000000"/>
-              <w:bottom w:val="single" w:sz="4" w:color="000000"/>
-              <w:left w:val="single" w:sz="4" w:color="000000"/>
-              <w:right w:val="single" w:sz="4" w:color="000000"/>
-            </w:tcBorders>
-          </w:tcPr>
-          <w:p>
-            <w:pPr>
-              <w:spacing w:before="0" w:after="0"/>
-              <w:jc w:val="right"/>
-            </w:pPr>
-            <w:r/>
-            <w:r>
-              <w:rPr>
-                <w:rFonts w:ascii="Arial" w:hAnsi="Arial" w:cs="Arial" w:eastAsia="Arial"/>
-                <w:b w:val="0"/>
-                <w:i w:val="0"/>
-                <w:sz w:val="18"/>
-              </w:rPr>
-              <w:t>{{ ndfl_2.rows[2].deduction_amount }}</w:t>
-            </w:r>
-          </w:p>
-        </w:tc>
-        <w:tc>
-          <w:tcPr>
-            <w:tcW w:type="dxa" w:w="1077"/>
-            <w:vAlign w:val="center"/>
-            <w:tcBorders>
-              <w:top w:val="single" w:sz="4" w:color="000000"/>
-              <w:bottom w:val="single" w:sz="4" w:color="000000"/>
-              <w:left w:val="single" w:sz="4" w:color="000000"/>
-              <w:right w:val="single" w:sz="4" w:color="000000"/>
-            </w:tcBorders>
-          </w:tcPr>
-          <w:p>
-            <w:pPr>
-              <w:spacing w:before="0" w:after="0"/>
-              <w:jc w:val="center"/>
-            </w:pPr>
-            <w:r/>
-            <w:r>
-              <w:rPr>
-                <w:rFonts w:ascii="Arial" w:hAnsi="Arial" w:cs="Arial" w:eastAsia="Arial"/>
-                <w:b w:val="0"/>
-                <w:i w:val="0"/>
-                <w:sz w:val="18"/>
-              </w:rPr>
-              <w:t>{{ ndfl_2.rows[16].month }}</w:t>
-            </w:r>
-          </w:p>
-        </w:tc>
-        <w:tc>
-          <w:tcPr>
-            <w:tcW w:type="dxa" w:w="1077"/>
-            <w:vAlign w:val="center"/>
-            <w:tcBorders>
-              <w:top w:val="single" w:sz="4" w:color="000000"/>
-              <w:bottom w:val="single" w:sz="4" w:color="000000"/>
-              <w:left w:val="single" w:sz="4" w:color="000000"/>
-              <w:right w:val="single" w:sz="4" w:color="000000"/>
-            </w:tcBorders>
-          </w:tcPr>
-          <w:p>
-            <w:pPr>
-              <w:spacing w:before="0" w:after="0"/>
-              <w:jc w:val="center"/>
-            </w:pPr>
-            <w:r/>
-            <w:r>
-              <w:rPr>
-                <w:rFonts w:ascii="Arial" w:hAnsi="Arial" w:cs="Arial" w:eastAsia="Arial"/>
-                <w:b w:val="0"/>
-                <w:i w:val="0"/>
-                <w:sz w:val="18"/>
-              </w:rPr>
-              <w:t>{{ ndfl_2.rows[16].income_code }}</w:t>
-            </w:r>
-          </w:p>
-        </w:tc>
-        <w:tc>
-          <w:tcPr>
-            <w:tcW w:type="dxa" w:w="1077"/>
-            <w:vAlign w:val="center"/>
-            <w:tcBorders>
-              <w:top w:val="single" w:sz="4" w:color="000000"/>
-              <w:bottom w:val="single" w:sz="4" w:color="000000"/>
-              <w:left w:val="single" w:sz="4" w:color="000000"/>
-              <w:right w:val="single" w:sz="4" w:color="000000"/>
-            </w:tcBorders>
-          </w:tcPr>
-          <w:p>
-            <w:pPr>
-              <w:spacing w:before="0" w:after="0"/>
-              <w:jc w:val="right"/>
-            </w:pPr>
-            <w:r/>
-            <w:r>
-              <w:rPr>
-                <w:rFonts w:ascii="Arial" w:hAnsi="Arial" w:cs="Arial" w:eastAsia="Arial"/>
-                <w:b w:val="0"/>
-                <w:i w:val="0"/>
-                <w:sz w:val="18"/>
-              </w:rPr>
-              <w:t>{{ ndfl_2.rows[16].income_amount }}</w:t>
-            </w:r>
-          </w:p>
-        </w:tc>
-        <w:tc>
-          <w:tcPr>
-            <w:tcW w:type="dxa" w:w="1077"/>
-            <w:vAlign w:val="center"/>
-            <w:tcBorders>
-              <w:top w:val="single" w:sz="4" w:color="000000"/>
-              <w:bottom w:val="single" w:sz="4" w:color="000000"/>
-              <w:left w:val="single" w:sz="4" w:color="000000"/>
-              <w:right w:val="single" w:sz="4" w:color="000000"/>
-            </w:tcBorders>
-          </w:tcPr>
-          <w:p>
-            <w:pPr>
-              <w:spacing w:before="0" w:after="0"/>
-              <w:jc w:val="center"/>
-            </w:pPr>
-            <w:r/>
-            <w:r>
-              <w:rPr>
-                <w:rFonts w:ascii="Arial" w:hAnsi="Arial" w:cs="Arial" w:eastAsia="Arial"/>
-                <w:b w:val="0"/>
-                <w:i w:val="0"/>
-                <w:sz w:val="18"/>
-              </w:rPr>
-              <w:t>{{ ndfl_2.rows[16].deduction_code }}</w:t>
-            </w:r>
-          </w:p>
-        </w:tc>
-        <w:tc>
-          <w:tcPr>
-            <w:tcW w:type="dxa" w:w="1077"/>
-            <w:vAlign w:val="center"/>
-            <w:tcBorders>
-              <w:top w:val="single" w:sz="4" w:color="000000"/>
-              <w:bottom w:val="single" w:sz="4" w:color="000000"/>
-              <w:left w:val="single" w:sz="4" w:color="000000"/>
-              <w:right w:val="single" w:sz="4" w:color="000000"/>
-            </w:tcBorders>
-          </w:tcPr>
-          <w:p>
-            <w:pPr>
-              <w:spacing w:before="0" w:after="0"/>
-              <w:jc w:val="right"/>
-            </w:pPr>
-            <w:r/>
-            <w:r>
-              <w:rPr>
-                <w:rFonts w:ascii="Arial" w:hAnsi="Arial" w:cs="Arial" w:eastAsia="Arial"/>
-                <w:b w:val="0"/>
-                <w:i w:val="0"/>
-                <w:sz w:val="18"/>
-              </w:rPr>
-              <w:t>{{ ndfl_2.rows[16].deduction_amount }}</w:t>
-            </w:r>
-          </w:p>
-        </w:tc>
-      </w:tr>
-      <w:tr>
-        <w:tc>
-          <w:tcPr>
-            <w:tcW w:type="dxa" w:w="1077"/>
-            <w:vAlign w:val="center"/>
-            <w:tcBorders>
-              <w:top w:val="single" w:sz="4" w:color="000000"/>
-              <w:bottom w:val="single" w:sz="4" w:color="000000"/>
-              <w:left w:val="single" w:sz="4" w:color="000000"/>
-              <w:right w:val="single" w:sz="4" w:color="000000"/>
-            </w:tcBorders>
-          </w:tcPr>
-          <w:p>
-            <w:pPr>
-              <w:spacing w:before="0" w:after="0"/>
-              <w:jc w:val="center"/>
-            </w:pPr>
-            <w:r/>
-            <w:r>
-              <w:rPr>
-                <w:rFonts w:ascii="Arial" w:hAnsi="Arial" w:cs="Arial" w:eastAsia="Arial"/>
-                <w:b w:val="0"/>
-                <w:i w:val="0"/>
-                <w:sz w:val="18"/>
-              </w:rPr>
-              <w:t>{{ ndfl_2.rows[3].month }}</w:t>
-            </w:r>
-          </w:p>
-        </w:tc>
-        <w:tc>
-          <w:tcPr>
-            <w:tcW w:type="dxa" w:w="1077"/>
-            <w:vAlign w:val="center"/>
-            <w:tcBorders>
-              <w:top w:val="single" w:sz="4" w:color="000000"/>
-              <w:bottom w:val="single" w:sz="4" w:color="000000"/>
-              <w:left w:val="single" w:sz="4" w:color="000000"/>
-              <w:right w:val="single" w:sz="4" w:color="000000"/>
-            </w:tcBorders>
-          </w:tcPr>
-          <w:p>
-            <w:pPr>
-              <w:spacing w:before="0" w:after="0"/>
-              <w:jc w:val="center"/>
-            </w:pPr>
-            <w:r/>
-            <w:r>
-              <w:rPr>
-                <w:rFonts w:ascii="Arial" w:hAnsi="Arial" w:cs="Arial" w:eastAsia="Arial"/>
-                <w:b w:val="0"/>
-                <w:i w:val="0"/>
-                <w:sz w:val="18"/>
-              </w:rPr>
-              <w:t>{{ ndfl_2.rows[3].income_code }}</w:t>
-            </w:r>
-          </w:p>
-        </w:tc>
-        <w:tc>
-          <w:tcPr>
-            <w:tcW w:type="dxa" w:w="1077"/>
-            <w:vAlign w:val="center"/>
-            <w:tcBorders>
-              <w:top w:val="single" w:sz="4" w:color="000000"/>
-              <w:bottom w:val="single" w:sz="4" w:color="000000"/>
-              <w:left w:val="single" w:sz="4" w:color="000000"/>
-              <w:right w:val="single" w:sz="4" w:color="000000"/>
-            </w:tcBorders>
-          </w:tcPr>
-          <w:p>
-            <w:pPr>
-              <w:spacing w:before="0" w:after="0"/>
-              <w:jc w:val="right"/>
-            </w:pPr>
-            <w:r/>
-            <w:r>
-              <w:rPr>
-                <w:rFonts w:ascii="Arial" w:hAnsi="Arial" w:cs="Arial" w:eastAsia="Arial"/>
-                <w:b w:val="0"/>
-                <w:i w:val="0"/>
-                <w:sz w:val="18"/>
-              </w:rPr>
-              <w:t>{{ ndfl_2.rows[3].income_amount }}</w:t>
-            </w:r>
-          </w:p>
-        </w:tc>
-        <w:tc>
-          <w:tcPr>
-            <w:tcW w:type="dxa" w:w="1077"/>
-            <w:vAlign w:val="center"/>
-            <w:tcBorders>
-              <w:top w:val="single" w:sz="4" w:color="000000"/>
-              <w:bottom w:val="single" w:sz="4" w:color="000000"/>
-              <w:left w:val="single" w:sz="4" w:color="000000"/>
-              <w:right w:val="single" w:sz="4" w:color="000000"/>
-            </w:tcBorders>
-          </w:tcPr>
-          <w:p>
-            <w:pPr>
-              <w:spacing w:before="0" w:after="0"/>
-              <w:jc w:val="center"/>
-            </w:pPr>
-            <w:r/>
-            <w:r>
-              <w:rPr>
-                <w:rFonts w:ascii="Arial" w:hAnsi="Arial" w:cs="Arial" w:eastAsia="Arial"/>
-                <w:b w:val="0"/>
-                <w:i w:val="0"/>
-                <w:sz w:val="18"/>
-              </w:rPr>
-              <w:t>{{ ndfl_2.rows[3].deduction_code }}</w:t>
-            </w:r>
-          </w:p>
-        </w:tc>
-        <w:tc>
-          <w:tcPr>
-            <w:tcW w:type="dxa" w:w="1077"/>
-            <w:vAlign w:val="center"/>
-            <w:tcBorders>
-              <w:top w:val="single" w:sz="4" w:color="000000"/>
-              <w:bottom w:val="single" w:sz="4" w:color="000000"/>
-              <w:left w:val="single" w:sz="4" w:color="000000"/>
-              <w:right w:val="single" w:sz="4" w:color="000000"/>
-            </w:tcBorders>
-          </w:tcPr>
-          <w:p>
-            <w:pPr>
-              <w:spacing w:before="0" w:after="0"/>
-              <w:jc w:val="right"/>
-            </w:pPr>
-            <w:r/>
-            <w:r>
-              <w:rPr>
-                <w:rFonts w:ascii="Arial" w:hAnsi="Arial" w:cs="Arial" w:eastAsia="Arial"/>
-                <w:b w:val="0"/>
-                <w:i w:val="0"/>
-                <w:sz w:val="18"/>
-              </w:rPr>
-              <w:t>{{ ndfl_2.rows[3].deduction_amount }}</w:t>
-            </w:r>
-          </w:p>
-        </w:tc>
-        <w:tc>
-          <w:tcPr>
-            <w:tcW w:type="dxa" w:w="1077"/>
-            <w:vAlign w:val="center"/>
-            <w:tcBorders>
-              <w:top w:val="single" w:sz="4" w:color="000000"/>
-              <w:bottom w:val="single" w:sz="4" w:color="000000"/>
-              <w:left w:val="single" w:sz="4" w:color="000000"/>
-              <w:right w:val="single" w:sz="4" w:color="000000"/>
-            </w:tcBorders>
-          </w:tcPr>
-          <w:p>
-            <w:pPr>
-              <w:spacing w:before="0" w:after="0"/>
-              <w:jc w:val="center"/>
-            </w:pPr>
-            <w:r/>
-            <w:r>
-              <w:rPr>
-                <w:rFonts w:ascii="Arial" w:hAnsi="Arial" w:cs="Arial" w:eastAsia="Arial"/>
-                <w:b w:val="0"/>
-                <w:i w:val="0"/>
-                <w:sz w:val="18"/>
-              </w:rPr>
-              <w:t>{{ ndfl_2.rows[17].month }}</w:t>
-            </w:r>
-          </w:p>
-        </w:tc>
-        <w:tc>
-          <w:tcPr>
-            <w:tcW w:type="dxa" w:w="1077"/>
-            <w:vAlign w:val="center"/>
-            <w:tcBorders>
-              <w:top w:val="single" w:sz="4" w:color="000000"/>
-              <w:bottom w:val="single" w:sz="4" w:color="000000"/>
-              <w:left w:val="single" w:sz="4" w:color="000000"/>
-              <w:right w:val="single" w:sz="4" w:color="000000"/>
-            </w:tcBorders>
-          </w:tcPr>
-          <w:p>
-            <w:pPr>
-              <w:spacing w:before="0" w:after="0"/>
-              <w:jc w:val="center"/>
-            </w:pPr>
-            <w:r/>
-            <w:r>
-              <w:rPr>
-                <w:rFonts w:ascii="Arial" w:hAnsi="Arial" w:cs="Arial" w:eastAsia="Arial"/>
-                <w:b w:val="0"/>
-                <w:i w:val="0"/>
-                <w:sz w:val="18"/>
-              </w:rPr>
-              <w:t>{{ ndfl_2.rows[17].income_code }}</w:t>
-            </w:r>
-          </w:p>
-        </w:tc>
-        <w:tc>
-          <w:tcPr>
-            <w:tcW w:type="dxa" w:w="1077"/>
-            <w:vAlign w:val="center"/>
-            <w:tcBorders>
-              <w:top w:val="single" w:sz="4" w:color="000000"/>
-              <w:bottom w:val="single" w:sz="4" w:color="000000"/>
-              <w:left w:val="single" w:sz="4" w:color="000000"/>
-              <w:right w:val="single" w:sz="4" w:color="000000"/>
-            </w:tcBorders>
-          </w:tcPr>
-          <w:p>
-            <w:pPr>
-              <w:spacing w:before="0" w:after="0"/>
-              <w:jc w:val="right"/>
-            </w:pPr>
-            <w:r/>
-            <w:r>
-              <w:rPr>
-                <w:rFonts w:ascii="Arial" w:hAnsi="Arial" w:cs="Arial" w:eastAsia="Arial"/>
-                <w:b w:val="0"/>
-                <w:i w:val="0"/>
-                <w:sz w:val="18"/>
-              </w:rPr>
-              <w:t>{{ ndfl_2.rows[17].income_amount }}</w:t>
-            </w:r>
-          </w:p>
-        </w:tc>
-        <w:tc>
-          <w:tcPr>
-            <w:tcW w:type="dxa" w:w="1077"/>
-            <w:vAlign w:val="center"/>
-            <w:tcBorders>
-              <w:top w:val="single" w:sz="4" w:color="000000"/>
-              <w:bottom w:val="single" w:sz="4" w:color="000000"/>
-              <w:left w:val="single" w:sz="4" w:color="000000"/>
-              <w:right w:val="single" w:sz="4" w:color="000000"/>
-            </w:tcBorders>
-          </w:tcPr>
-          <w:p>
-            <w:pPr>
-              <w:spacing w:before="0" w:after="0"/>
-              <w:jc w:val="center"/>
-            </w:pPr>
-            <w:r/>
-            <w:r>
-              <w:rPr>
-                <w:rFonts w:ascii="Arial" w:hAnsi="Arial" w:cs="Arial" w:eastAsia="Arial"/>
-                <w:b w:val="0"/>
-                <w:i w:val="0"/>
-                <w:sz w:val="18"/>
-              </w:rPr>
-              <w:t>{{ ndfl_2.rows[17].deduction_code }}</w:t>
-            </w:r>
-          </w:p>
-        </w:tc>
-        <w:tc>
-          <w:tcPr>
-            <w:tcW w:type="dxa" w:w="1077"/>
-            <w:vAlign w:val="center"/>
-            <w:tcBorders>
-              <w:top w:val="single" w:sz="4" w:color="000000"/>
-              <w:bottom w:val="single" w:sz="4" w:color="000000"/>
-              <w:left w:val="single" w:sz="4" w:color="000000"/>
-              <w:right w:val="single" w:sz="4" w:color="000000"/>
-            </w:tcBorders>
-          </w:tcPr>
-          <w:p>
-            <w:pPr>
-              <w:spacing w:before="0" w:after="0"/>
-              <w:jc w:val="right"/>
-            </w:pPr>
-            <w:r/>
-            <w:r>
-              <w:rPr>
-                <w:rFonts w:ascii="Arial" w:hAnsi="Arial" w:cs="Arial" w:eastAsia="Arial"/>
-                <w:b w:val="0"/>
-                <w:i w:val="0"/>
-                <w:sz w:val="18"/>
-              </w:rPr>
-              <w:t>{{ ndfl_2.rows[17].deduction_amount }}</w:t>
-            </w:r>
-          </w:p>
-        </w:tc>
-      </w:tr>
-      <w:tr>
-        <w:tc>
-          <w:tcPr>
-            <w:tcW w:type="dxa" w:w="1077"/>
-            <w:vAlign w:val="center"/>
-            <w:tcBorders>
-              <w:top w:val="single" w:sz="4" w:color="000000"/>
-              <w:bottom w:val="single" w:sz="4" w:color="000000"/>
-              <w:left w:val="single" w:sz="4" w:color="000000"/>
-              <w:right w:val="single" w:sz="4" w:color="000000"/>
-            </w:tcBorders>
-          </w:tcPr>
-          <w:p>
-            <w:pPr>
-              <w:spacing w:before="0" w:after="0"/>
-              <w:jc w:val="center"/>
-            </w:pPr>
-            <w:r/>
-            <w:r>
-              <w:rPr>
-                <w:rFonts w:ascii="Arial" w:hAnsi="Arial" w:cs="Arial" w:eastAsia="Arial"/>
-                <w:b w:val="0"/>
-                <w:i w:val="0"/>
-                <w:sz w:val="18"/>
-              </w:rPr>
-              <w:t>{{ ndfl_2.rows[4].month }}</w:t>
-            </w:r>
-          </w:p>
-        </w:tc>
-        <w:tc>
-          <w:tcPr>
-            <w:tcW w:type="dxa" w:w="1077"/>
-            <w:vAlign w:val="center"/>
-            <w:tcBorders>
-              <w:top w:val="single" w:sz="4" w:color="000000"/>
-              <w:bottom w:val="single" w:sz="4" w:color="000000"/>
-              <w:left w:val="single" w:sz="4" w:color="000000"/>
-              <w:right w:val="single" w:sz="4" w:color="000000"/>
-            </w:tcBorders>
-          </w:tcPr>
-          <w:p>
-            <w:pPr>
-              <w:spacing w:before="0" w:after="0"/>
-              <w:jc w:val="center"/>
-            </w:pPr>
-            <w:r/>
-            <w:r>
-              <w:rPr>
-                <w:rFonts w:ascii="Arial" w:hAnsi="Arial" w:cs="Arial" w:eastAsia="Arial"/>
-                <w:b w:val="0"/>
-                <w:i w:val="0"/>
-                <w:sz w:val="18"/>
-              </w:rPr>
-              <w:t>{{ ndfl_2.rows[4].income_code }}</w:t>
-            </w:r>
-          </w:p>
-        </w:tc>
-        <w:tc>
-          <w:tcPr>
-            <w:tcW w:type="dxa" w:w="1077"/>
-            <w:vAlign w:val="center"/>
-            <w:tcBorders>
-              <w:top w:val="single" w:sz="4" w:color="000000"/>
-              <w:bottom w:val="single" w:sz="4" w:color="000000"/>
-              <w:left w:val="single" w:sz="4" w:color="000000"/>
-              <w:right w:val="single" w:sz="4" w:color="000000"/>
-            </w:tcBorders>
-          </w:tcPr>
-          <w:p>
-            <w:pPr>
-              <w:spacing w:before="0" w:after="0"/>
-              <w:jc w:val="right"/>
-            </w:pPr>
-            <w:r/>
-            <w:r>
-              <w:rPr>
-                <w:rFonts w:ascii="Arial" w:hAnsi="Arial" w:cs="Arial" w:eastAsia="Arial"/>
-                <w:b w:val="0"/>
-                <w:i w:val="0"/>
-                <w:sz w:val="18"/>
-              </w:rPr>
-              <w:t>{{ ndfl_2.rows[4].income_amount }}</w:t>
-            </w:r>
-          </w:p>
-        </w:tc>
-        <w:tc>
-          <w:tcPr>
-            <w:tcW w:type="dxa" w:w="1077"/>
-            <w:vAlign w:val="center"/>
-            <w:tcBorders>
-              <w:top w:val="single" w:sz="4" w:color="000000"/>
-              <w:bottom w:val="single" w:sz="4" w:color="000000"/>
-              <w:left w:val="single" w:sz="4" w:color="000000"/>
-              <w:right w:val="single" w:sz="4" w:color="000000"/>
-            </w:tcBorders>
-          </w:tcPr>
-          <w:p>
-            <w:pPr>
-              <w:spacing w:before="0" w:after="0"/>
-              <w:jc w:val="center"/>
-            </w:pPr>
-            <w:r/>
-            <w:r>
-              <w:rPr>
-                <w:rFonts w:ascii="Arial" w:hAnsi="Arial" w:cs="Arial" w:eastAsia="Arial"/>
-                <w:b w:val="0"/>
-                <w:i w:val="0"/>
-                <w:sz w:val="18"/>
-              </w:rPr>
-              <w:t>{{ ndfl_2.rows[4].deduction_code }}</w:t>
-            </w:r>
-          </w:p>
-        </w:tc>
-        <w:tc>
-          <w:tcPr>
-            <w:tcW w:type="dxa" w:w="1077"/>
-            <w:vAlign w:val="center"/>
-            <w:tcBorders>
-              <w:top w:val="single" w:sz="4" w:color="000000"/>
-              <w:bottom w:val="single" w:sz="4" w:color="000000"/>
-              <w:left w:val="single" w:sz="4" w:color="000000"/>
-              <w:right w:val="single" w:sz="4" w:color="000000"/>
-            </w:tcBorders>
-          </w:tcPr>
-          <w:p>
-            <w:pPr>
-              <w:spacing w:before="0" w:after="0"/>
-              <w:jc w:val="right"/>
-            </w:pPr>
-            <w:r/>
-            <w:r>
-              <w:rPr>
-                <w:rFonts w:ascii="Arial" w:hAnsi="Arial" w:cs="Arial" w:eastAsia="Arial"/>
-                <w:b w:val="0"/>
-                <w:i w:val="0"/>
-                <w:sz w:val="18"/>
-              </w:rPr>
-              <w:t>{{ ndfl_2.rows[4].deduction_amount }}</w:t>
-            </w:r>
-          </w:p>
-        </w:tc>
-        <w:tc>
-          <w:tcPr>
-            <w:tcW w:type="dxa" w:w="1077"/>
-            <w:vAlign w:val="center"/>
-            <w:tcBorders>
-              <w:top w:val="single" w:sz="4" w:color="000000"/>
-              <w:bottom w:val="single" w:sz="4" w:color="000000"/>
-              <w:left w:val="single" w:sz="4" w:color="000000"/>
-              <w:right w:val="single" w:sz="4" w:color="000000"/>
-            </w:tcBorders>
-          </w:tcPr>
-          <w:p>
-            <w:pPr>
-              <w:spacing w:before="0" w:after="0"/>
-              <w:jc w:val="center"/>
-            </w:pPr>
-            <w:r/>
-            <w:r>
-              <w:rPr>
-                <w:rFonts w:ascii="Arial" w:hAnsi="Arial" w:cs="Arial" w:eastAsia="Arial"/>
-                <w:b w:val="0"/>
-                <w:i w:val="0"/>
-                <w:sz w:val="18"/>
-              </w:rPr>
-              <w:t>{{ ndfl_2.rows[18].month }}</w:t>
-            </w:r>
-          </w:p>
-        </w:tc>
-        <w:tc>
-          <w:tcPr>
-            <w:tcW w:type="dxa" w:w="1077"/>
-            <w:vAlign w:val="center"/>
-            <w:tcBorders>
-              <w:top w:val="single" w:sz="4" w:color="000000"/>
-              <w:bottom w:val="single" w:sz="4" w:color="000000"/>
-              <w:left w:val="single" w:sz="4" w:color="000000"/>
-              <w:right w:val="single" w:sz="4" w:color="000000"/>
-            </w:tcBorders>
-          </w:tcPr>
-          <w:p>
-            <w:pPr>
-              <w:spacing w:before="0" w:after="0"/>
-              <w:jc w:val="center"/>
-            </w:pPr>
-            <w:r/>
-            <w:r>
-              <w:rPr>
-                <w:rFonts w:ascii="Arial" w:hAnsi="Arial" w:cs="Arial" w:eastAsia="Arial"/>
-                <w:b w:val="0"/>
-                <w:i w:val="0"/>
-                <w:sz w:val="18"/>
-              </w:rPr>
-              <w:t>{{ ndfl_2.rows[18].income_code }}</w:t>
-            </w:r>
-          </w:p>
-        </w:tc>
-        <w:tc>
-          <w:tcPr>
-            <w:tcW w:type="dxa" w:w="1077"/>
-            <w:vAlign w:val="center"/>
-            <w:tcBorders>
-              <w:top w:val="single" w:sz="4" w:color="000000"/>
-              <w:bottom w:val="single" w:sz="4" w:color="000000"/>
-              <w:left w:val="single" w:sz="4" w:color="000000"/>
-              <w:right w:val="single" w:sz="4" w:color="000000"/>
-            </w:tcBorders>
-          </w:tcPr>
-          <w:p>
-            <w:pPr>
-              <w:spacing w:before="0" w:after="0"/>
-              <w:jc w:val="right"/>
-            </w:pPr>
-            <w:r/>
-            <w:r>
-              <w:rPr>
-                <w:rFonts w:ascii="Arial" w:hAnsi="Arial" w:cs="Arial" w:eastAsia="Arial"/>
-                <w:b w:val="0"/>
-                <w:i w:val="0"/>
-                <w:sz w:val="18"/>
-              </w:rPr>
-              <w:t>{{ ndfl_2.rows[18].income_amount }}</w:t>
-            </w:r>
-          </w:p>
-        </w:tc>
-        <w:tc>
-          <w:tcPr>
-            <w:tcW w:type="dxa" w:w="1077"/>
-            <w:vAlign w:val="center"/>
-            <w:tcBorders>
-              <w:top w:val="single" w:sz="4" w:color="000000"/>
-              <w:bottom w:val="single" w:sz="4" w:color="000000"/>
-              <w:left w:val="single" w:sz="4" w:color="000000"/>
-              <w:right w:val="single" w:sz="4" w:color="000000"/>
-            </w:tcBorders>
-          </w:tcPr>
-          <w:p>
-            <w:pPr>
-              <w:spacing w:before="0" w:after="0"/>
-              <w:jc w:val="center"/>
-            </w:pPr>
-            <w:r/>
-            <w:r>
-              <w:rPr>
-                <w:rFonts w:ascii="Arial" w:hAnsi="Arial" w:cs="Arial" w:eastAsia="Arial"/>
-                <w:b w:val="0"/>
-                <w:i w:val="0"/>
-                <w:sz w:val="18"/>
-              </w:rPr>
-              <w:t>{{ ndfl_2.rows[18].deduction_code }}</w:t>
-            </w:r>
-          </w:p>
-        </w:tc>
-        <w:tc>
-          <w:tcPr>
-            <w:tcW w:type="dxa" w:w="1077"/>
-            <w:vAlign w:val="center"/>
-            <w:tcBorders>
-              <w:top w:val="single" w:sz="4" w:color="000000"/>
-              <w:bottom w:val="single" w:sz="4" w:color="000000"/>
-              <w:left w:val="single" w:sz="4" w:color="000000"/>
-              <w:right w:val="single" w:sz="4" w:color="000000"/>
-            </w:tcBorders>
-          </w:tcPr>
-          <w:p>
-            <w:pPr>
-              <w:spacing w:before="0" w:after="0"/>
-              <w:jc w:val="right"/>
-            </w:pPr>
-            <w:r/>
-            <w:r>
-              <w:rPr>
-                <w:rFonts w:ascii="Arial" w:hAnsi="Arial" w:cs="Arial" w:eastAsia="Arial"/>
-                <w:b w:val="0"/>
-                <w:i w:val="0"/>
-                <w:sz w:val="18"/>
-              </w:rPr>
-              <w:t>{{ ndfl_2.rows[18].deduction_amount }}</w:t>
-            </w:r>
-          </w:p>
-        </w:tc>
-      </w:tr>
-      <w:tr>
-        <w:tc>
-          <w:tcPr>
-            <w:tcW w:type="dxa" w:w="1077"/>
-            <w:vAlign w:val="center"/>
-            <w:tcBorders>
-              <w:top w:val="single" w:sz="4" w:color="000000"/>
-              <w:bottom w:val="single" w:sz="4" w:color="000000"/>
-              <w:left w:val="single" w:sz="4" w:color="000000"/>
-              <w:right w:val="single" w:sz="4" w:color="000000"/>
-            </w:tcBorders>
-          </w:tcPr>
-          <w:p>
-            <w:pPr>
-              <w:spacing w:before="0" w:after="0"/>
-              <w:jc w:val="center"/>
-            </w:pPr>
-            <w:r/>
-            <w:r>
-              <w:rPr>
-                <w:rFonts w:ascii="Arial" w:hAnsi="Arial" w:cs="Arial" w:eastAsia="Arial"/>
-                <w:b w:val="0"/>
-                <w:i w:val="0"/>
-                <w:sz w:val="18"/>
-              </w:rPr>
-              <w:t>{{ ndfl_2.rows[5].month }}</w:t>
-            </w:r>
-          </w:p>
-        </w:tc>
-        <w:tc>
-          <w:tcPr>
-            <w:tcW w:type="dxa" w:w="1077"/>
-            <w:vAlign w:val="center"/>
-            <w:tcBorders>
-              <w:top w:val="single" w:sz="4" w:color="000000"/>
-              <w:bottom w:val="single" w:sz="4" w:color="000000"/>
-              <w:left w:val="single" w:sz="4" w:color="000000"/>
-              <w:right w:val="single" w:sz="4" w:color="000000"/>
-            </w:tcBorders>
-          </w:tcPr>
-          <w:p>
-            <w:pPr>
-              <w:spacing w:before="0" w:after="0"/>
-              <w:jc w:val="center"/>
-            </w:pPr>
-            <w:r/>
-            <w:r>
-              <w:rPr>
-                <w:rFonts w:ascii="Arial" w:hAnsi="Arial" w:cs="Arial" w:eastAsia="Arial"/>
-                <w:b w:val="0"/>
-                <w:i w:val="0"/>
-                <w:sz w:val="18"/>
-              </w:rPr>
-              <w:t>{{ ndfl_2.rows[5].income_code }}</w:t>
-            </w:r>
-          </w:p>
-        </w:tc>
-        <w:tc>
-          <w:tcPr>
-            <w:tcW w:type="dxa" w:w="1077"/>
-            <w:vAlign w:val="center"/>
-            <w:tcBorders>
-              <w:top w:val="single" w:sz="4" w:color="000000"/>
-              <w:bottom w:val="single" w:sz="4" w:color="000000"/>
-              <w:left w:val="single" w:sz="4" w:color="000000"/>
-              <w:right w:val="single" w:sz="4" w:color="000000"/>
-            </w:tcBorders>
-          </w:tcPr>
-          <w:p>
-            <w:pPr>
-              <w:spacing w:before="0" w:after="0"/>
-              <w:jc w:val="right"/>
-            </w:pPr>
-            <w:r/>
-            <w:r>
-              <w:rPr>
-                <w:rFonts w:ascii="Arial" w:hAnsi="Arial" w:cs="Arial" w:eastAsia="Arial"/>
-                <w:b w:val="0"/>
-                <w:i w:val="0"/>
-                <w:sz w:val="18"/>
-              </w:rPr>
-              <w:t>{{ ndfl_2.rows[5].income_amount }}</w:t>
-            </w:r>
-          </w:p>
-        </w:tc>
-        <w:tc>
-          <w:tcPr>
-            <w:tcW w:type="dxa" w:w="1077"/>
-            <w:vAlign w:val="center"/>
-            <w:tcBorders>
-              <w:top w:val="single" w:sz="4" w:color="000000"/>
-              <w:bottom w:val="single" w:sz="4" w:color="000000"/>
-              <w:left w:val="single" w:sz="4" w:color="000000"/>
-              <w:right w:val="single" w:sz="4" w:color="000000"/>
-            </w:tcBorders>
-          </w:tcPr>
-          <w:p>
-            <w:pPr>
-              <w:spacing w:before="0" w:after="0"/>
-              <w:jc w:val="center"/>
-            </w:pPr>
-            <w:r/>
-            <w:r>
-              <w:rPr>
-                <w:rFonts w:ascii="Arial" w:hAnsi="Arial" w:cs="Arial" w:eastAsia="Arial"/>
-                <w:b w:val="0"/>
-                <w:i w:val="0"/>
-                <w:sz w:val="18"/>
-              </w:rPr>
-              <w:t>{{ ndfl_2.rows[5].deduction_code }}</w:t>
-            </w:r>
-          </w:p>
-        </w:tc>
-        <w:tc>
-          <w:tcPr>
-            <w:tcW w:type="dxa" w:w="1077"/>
-            <w:vAlign w:val="center"/>
-            <w:tcBorders>
-              <w:top w:val="single" w:sz="4" w:color="000000"/>
-              <w:bottom w:val="single" w:sz="4" w:color="000000"/>
-              <w:left w:val="single" w:sz="4" w:color="000000"/>
-              <w:right w:val="single" w:sz="4" w:color="000000"/>
-            </w:tcBorders>
-          </w:tcPr>
-          <w:p>
-            <w:pPr>
-              <w:spacing w:before="0" w:after="0"/>
-              <w:jc w:val="right"/>
-            </w:pPr>
-            <w:r/>
-            <w:r>
-              <w:rPr>
-                <w:rFonts w:ascii="Arial" w:hAnsi="Arial" w:cs="Arial" w:eastAsia="Arial"/>
-                <w:b w:val="0"/>
-                <w:i w:val="0"/>
-                <w:sz w:val="18"/>
-              </w:rPr>
-              <w:t>{{ ndfl_2.rows[5].deduction_amount }}</w:t>
-            </w:r>
-          </w:p>
-        </w:tc>
-        <w:tc>
-          <w:tcPr>
-            <w:tcW w:type="dxa" w:w="1077"/>
-            <w:vAlign w:val="center"/>
-            <w:tcBorders>
-              <w:top w:val="single" w:sz="4" w:color="000000"/>
-              <w:bottom w:val="single" w:sz="4" w:color="000000"/>
-              <w:left w:val="single" w:sz="4" w:color="000000"/>
-              <w:right w:val="single" w:sz="4" w:color="000000"/>
-            </w:tcBorders>
-          </w:tcPr>
-          <w:p>
-            <w:pPr>
-              <w:spacing w:before="0" w:after="0"/>
-              <w:jc w:val="center"/>
-            </w:pPr>
-            <w:r/>
-            <w:r>
-              <w:rPr>
-                <w:rFonts w:ascii="Arial" w:hAnsi="Arial" w:cs="Arial" w:eastAsia="Arial"/>
-                <w:b w:val="0"/>
-                <w:i w:val="0"/>
-                <w:sz w:val="18"/>
-              </w:rPr>
-              <w:t>{{ ndfl_2.rows[19].month }}</w:t>
-            </w:r>
-          </w:p>
-        </w:tc>
-        <w:tc>
-          <w:tcPr>
-            <w:tcW w:type="dxa" w:w="1077"/>
-            <w:vAlign w:val="center"/>
-            <w:tcBorders>
-              <w:top w:val="single" w:sz="4" w:color="000000"/>
-              <w:bottom w:val="single" w:sz="4" w:color="000000"/>
-              <w:left w:val="single" w:sz="4" w:color="000000"/>
-              <w:right w:val="single" w:sz="4" w:color="000000"/>
-            </w:tcBorders>
-          </w:tcPr>
-          <w:p>
-            <w:pPr>
-              <w:spacing w:before="0" w:after="0"/>
-              <w:jc w:val="center"/>
-            </w:pPr>
-            <w:r/>
-            <w:r>
-              <w:rPr>
-                <w:rFonts w:ascii="Arial" w:hAnsi="Arial" w:cs="Arial" w:eastAsia="Arial"/>
-                <w:b w:val="0"/>
-                <w:i w:val="0"/>
-                <w:sz w:val="18"/>
-              </w:rPr>
-              <w:t>{{ ndfl_2.rows[19].income_code }}</w:t>
-            </w:r>
-          </w:p>
-        </w:tc>
-        <w:tc>
-          <w:tcPr>
-            <w:tcW w:type="dxa" w:w="1077"/>
-            <w:vAlign w:val="center"/>
-            <w:tcBorders>
-              <w:top w:val="single" w:sz="4" w:color="000000"/>
-              <w:bottom w:val="single" w:sz="4" w:color="000000"/>
-              <w:left w:val="single" w:sz="4" w:color="000000"/>
-              <w:right w:val="single" w:sz="4" w:color="000000"/>
-            </w:tcBorders>
-          </w:tcPr>
-          <w:p>
-            <w:pPr>
-              <w:spacing w:before="0" w:after="0"/>
-              <w:jc w:val="right"/>
-            </w:pPr>
-            <w:r/>
-            <w:r>
-              <w:rPr>
-                <w:rFonts w:ascii="Arial" w:hAnsi="Arial" w:cs="Arial" w:eastAsia="Arial"/>
-                <w:b w:val="0"/>
-                <w:i w:val="0"/>
-                <w:sz w:val="18"/>
-              </w:rPr>
-              <w:t>{{ ndfl_2.rows[19].income_amount }}</w:t>
-            </w:r>
-          </w:p>
-        </w:tc>
-        <w:tc>
-          <w:tcPr>
-            <w:tcW w:type="dxa" w:w="1077"/>
-            <w:vAlign w:val="center"/>
-            <w:tcBorders>
-              <w:top w:val="single" w:sz="4" w:color="000000"/>
-              <w:bottom w:val="single" w:sz="4" w:color="000000"/>
-              <w:left w:val="single" w:sz="4" w:color="000000"/>
-              <w:right w:val="single" w:sz="4" w:color="000000"/>
-            </w:tcBorders>
-          </w:tcPr>
-          <w:p>
-            <w:pPr>
-              <w:spacing w:before="0" w:after="0"/>
-              <w:jc w:val="center"/>
-            </w:pPr>
-            <w:r/>
-            <w:r>
-              <w:rPr>
-                <w:rFonts w:ascii="Arial" w:hAnsi="Arial" w:cs="Arial" w:eastAsia="Arial"/>
-                <w:b w:val="0"/>
-                <w:i w:val="0"/>
-                <w:sz w:val="18"/>
-              </w:rPr>
-              <w:t>{{ ndfl_2.rows[19].deduction_code }}</w:t>
-            </w:r>
-          </w:p>
-        </w:tc>
-        <w:tc>
-          <w:tcPr>
-            <w:tcW w:type="dxa" w:w="1077"/>
-            <w:vAlign w:val="center"/>
-            <w:tcBorders>
-              <w:top w:val="single" w:sz="4" w:color="000000"/>
-              <w:bottom w:val="single" w:sz="4" w:color="000000"/>
-              <w:left w:val="single" w:sz="4" w:color="000000"/>
-              <w:right w:val="single" w:sz="4" w:color="000000"/>
-            </w:tcBorders>
-          </w:tcPr>
-          <w:p>
-            <w:pPr>
-              <w:spacing w:before="0" w:after="0"/>
-              <w:jc w:val="right"/>
-            </w:pPr>
-            <w:r/>
-            <w:r>
-              <w:rPr>
-                <w:rFonts w:ascii="Arial" w:hAnsi="Arial" w:cs="Arial" w:eastAsia="Arial"/>
-                <w:b w:val="0"/>
-                <w:i w:val="0"/>
-                <w:sz w:val="18"/>
-              </w:rPr>
-              <w:t>{{ ndfl_2.rows[19].deduction_amount }}</w:t>
-            </w:r>
-          </w:p>
-        </w:tc>
-      </w:tr>
-      <w:tr>
-        <w:tc>
-          <w:tcPr>
-            <w:tcW w:type="dxa" w:w="1077"/>
-            <w:vAlign w:val="center"/>
-            <w:tcBorders>
-              <w:top w:val="single" w:sz="4" w:color="000000"/>
-              <w:bottom w:val="single" w:sz="4" w:color="000000"/>
-              <w:left w:val="single" w:sz="4" w:color="000000"/>
-              <w:right w:val="single" w:sz="4" w:color="000000"/>
-            </w:tcBorders>
-          </w:tcPr>
-          <w:p>
-            <w:pPr>
-              <w:spacing w:before="0" w:after="0"/>
-              <w:jc w:val="center"/>
-            </w:pPr>
-            <w:r/>
-            <w:r>
-              <w:rPr>
-                <w:rFonts w:ascii="Arial" w:hAnsi="Arial" w:cs="Arial" w:eastAsia="Arial"/>
-                <w:b w:val="0"/>
-                <w:i w:val="0"/>
-                <w:sz w:val="18"/>
-              </w:rPr>
-              <w:t>{{ ndfl_2.rows[6].month }}</w:t>
-            </w:r>
-          </w:p>
-        </w:tc>
-        <w:tc>
-          <w:tcPr>
-            <w:tcW w:type="dxa" w:w="1077"/>
-            <w:vAlign w:val="center"/>
-            <w:tcBorders>
-              <w:top w:val="single" w:sz="4" w:color="000000"/>
-              <w:bottom w:val="single" w:sz="4" w:color="000000"/>
-              <w:left w:val="single" w:sz="4" w:color="000000"/>
-              <w:right w:val="single" w:sz="4" w:color="000000"/>
-            </w:tcBorders>
-          </w:tcPr>
-          <w:p>
-            <w:pPr>
-              <w:spacing w:before="0" w:after="0"/>
-              <w:jc w:val="center"/>
-            </w:pPr>
-            <w:r/>
-            <w:r>
-              <w:rPr>
-                <w:rFonts w:ascii="Arial" w:hAnsi="Arial" w:cs="Arial" w:eastAsia="Arial"/>
-                <w:b w:val="0"/>
-                <w:i w:val="0"/>
-                <w:sz w:val="18"/>
-              </w:rPr>
-              <w:t>{{ ndfl_2.rows[6].income_code }}</w:t>
-            </w:r>
-          </w:p>
-        </w:tc>
-        <w:tc>
-          <w:tcPr>
-            <w:tcW w:type="dxa" w:w="1077"/>
-            <w:vAlign w:val="center"/>
-            <w:tcBorders>
-              <w:top w:val="single" w:sz="4" w:color="000000"/>
-              <w:bottom w:val="single" w:sz="4" w:color="000000"/>
-              <w:left w:val="single" w:sz="4" w:color="000000"/>
-              <w:right w:val="single" w:sz="4" w:color="000000"/>
-            </w:tcBorders>
-          </w:tcPr>
-          <w:p>
-            <w:pPr>
-              <w:spacing w:before="0" w:after="0"/>
-              <w:jc w:val="right"/>
-            </w:pPr>
-            <w:r/>
-            <w:r>
-              <w:rPr>
-                <w:rFonts w:ascii="Arial" w:hAnsi="Arial" w:cs="Arial" w:eastAsia="Arial"/>
-                <w:b w:val="0"/>
-                <w:i w:val="0"/>
-                <w:sz w:val="18"/>
-              </w:rPr>
-              <w:t>{{ ndfl_2.rows[6].income_amount }}</w:t>
-            </w:r>
-          </w:p>
-        </w:tc>
-        <w:tc>
-          <w:tcPr>
-            <w:tcW w:type="dxa" w:w="1077"/>
-            <w:vAlign w:val="center"/>
-            <w:tcBorders>
-              <w:top w:val="single" w:sz="4" w:color="000000"/>
-              <w:bottom w:val="single" w:sz="4" w:color="000000"/>
-              <w:left w:val="single" w:sz="4" w:color="000000"/>
-              <w:right w:val="single" w:sz="4" w:color="000000"/>
-            </w:tcBorders>
-          </w:tcPr>
-          <w:p>
-            <w:pPr>
-              <w:spacing w:before="0" w:after="0"/>
-              <w:jc w:val="center"/>
-            </w:pPr>
-            <w:r/>
-            <w:r>
-              <w:rPr>
-                <w:rFonts w:ascii="Arial" w:hAnsi="Arial" w:cs="Arial" w:eastAsia="Arial"/>
-                <w:b w:val="0"/>
-                <w:i w:val="0"/>
-                <w:sz w:val="18"/>
-              </w:rPr>
-              <w:t>{{ ndfl_2.rows[6].deduction_code }}</w:t>
-            </w:r>
-          </w:p>
-        </w:tc>
-        <w:tc>
-          <w:tcPr>
-            <w:tcW w:type="dxa" w:w="1077"/>
-            <w:vAlign w:val="center"/>
-            <w:tcBorders>
-              <w:top w:val="single" w:sz="4" w:color="000000"/>
-              <w:bottom w:val="single" w:sz="4" w:color="000000"/>
-              <w:left w:val="single" w:sz="4" w:color="000000"/>
-              <w:right w:val="single" w:sz="4" w:color="000000"/>
-            </w:tcBorders>
-          </w:tcPr>
-          <w:p>
-            <w:pPr>
-              <w:spacing w:before="0" w:after="0"/>
-              <w:jc w:val="right"/>
-            </w:pPr>
-            <w:r/>
-            <w:r>
-              <w:rPr>
-                <w:rFonts w:ascii="Arial" w:hAnsi="Arial" w:cs="Arial" w:eastAsia="Arial"/>
-                <w:b w:val="0"/>
-                <w:i w:val="0"/>
-                <w:sz w:val="18"/>
-              </w:rPr>
-              <w:t>{{ ndfl_2.rows[6].deduction_amount }}</w:t>
-            </w:r>
-          </w:p>
-        </w:tc>
-        <w:tc>
-          <w:tcPr>
-            <w:tcW w:type="dxa" w:w="1077"/>
-            <w:vAlign w:val="center"/>
-            <w:tcBorders>
-              <w:top w:val="single" w:sz="4" w:color="000000"/>
-              <w:bottom w:val="single" w:sz="4" w:color="000000"/>
-              <w:left w:val="single" w:sz="4" w:color="000000"/>
-              <w:right w:val="single" w:sz="4" w:color="000000"/>
-            </w:tcBorders>
-          </w:tcPr>
-          <w:p>
-            <w:pPr>
-              <w:spacing w:before="0" w:after="0"/>
-              <w:jc w:val="center"/>
-            </w:pPr>
-            <w:r/>
-            <w:r>
-              <w:rPr>
-                <w:rFonts w:ascii="Arial" w:hAnsi="Arial" w:cs="Arial" w:eastAsia="Arial"/>
-                <w:b w:val="0"/>
-                <w:i w:val="0"/>
-                <w:sz w:val="18"/>
-              </w:rPr>
-              <w:t>{{ ndfl_2.rows[20].month }}</w:t>
-            </w:r>
-          </w:p>
-        </w:tc>
-        <w:tc>
-          <w:tcPr>
-            <w:tcW w:type="dxa" w:w="1077"/>
-            <w:vAlign w:val="center"/>
-            <w:tcBorders>
-              <w:top w:val="single" w:sz="4" w:color="000000"/>
-              <w:bottom w:val="single" w:sz="4" w:color="000000"/>
-              <w:left w:val="single" w:sz="4" w:color="000000"/>
-              <w:right w:val="single" w:sz="4" w:color="000000"/>
-            </w:tcBorders>
-          </w:tcPr>
-          <w:p>
-            <w:pPr>
-              <w:spacing w:before="0" w:after="0"/>
-              <w:jc w:val="center"/>
-            </w:pPr>
-            <w:r/>
-            <w:r>
-              <w:rPr>
-                <w:rFonts w:ascii="Arial" w:hAnsi="Arial" w:cs="Arial" w:eastAsia="Arial"/>
-                <w:b w:val="0"/>
-                <w:i w:val="0"/>
-                <w:sz w:val="18"/>
-              </w:rPr>
-              <w:t>{{ ndfl_2.rows[20].income_code }}</w:t>
-            </w:r>
-          </w:p>
-        </w:tc>
-        <w:tc>
-          <w:tcPr>
-            <w:tcW w:type="dxa" w:w="1077"/>
-            <w:vAlign w:val="center"/>
-            <w:tcBorders>
-              <w:top w:val="single" w:sz="4" w:color="000000"/>
-              <w:bottom w:val="single" w:sz="4" w:color="000000"/>
-              <w:left w:val="single" w:sz="4" w:color="000000"/>
-              <w:right w:val="single" w:sz="4" w:color="000000"/>
-            </w:tcBorders>
-          </w:tcPr>
-          <w:p>
-            <w:pPr>
-              <w:spacing w:before="0" w:after="0"/>
-              <w:jc w:val="right"/>
-            </w:pPr>
-            <w:r/>
-            <w:r>
-              <w:rPr>
-                <w:rFonts w:ascii="Arial" w:hAnsi="Arial" w:cs="Arial" w:eastAsia="Arial"/>
-                <w:b w:val="0"/>
-                <w:i w:val="0"/>
-                <w:sz w:val="18"/>
-              </w:rPr>
-              <w:t>{{ ndfl_2.rows[20].income_amount }}</w:t>
-            </w:r>
-          </w:p>
-        </w:tc>
-        <w:tc>
-          <w:tcPr>
-            <w:tcW w:type="dxa" w:w="1077"/>
-            <w:vAlign w:val="center"/>
-            <w:tcBorders>
-              <w:top w:val="single" w:sz="4" w:color="000000"/>
-              <w:bottom w:val="single" w:sz="4" w:color="000000"/>
-              <w:left w:val="single" w:sz="4" w:color="000000"/>
-              <w:right w:val="single" w:sz="4" w:color="000000"/>
-            </w:tcBorders>
-          </w:tcPr>
-          <w:p>
-            <w:pPr>
-              <w:spacing w:before="0" w:after="0"/>
-              <w:jc w:val="center"/>
-            </w:pPr>
-            <w:r/>
-            <w:r>
-              <w:rPr>
-                <w:rFonts w:ascii="Arial" w:hAnsi="Arial" w:cs="Arial" w:eastAsia="Arial"/>
-                <w:b w:val="0"/>
-                <w:i w:val="0"/>
-                <w:sz w:val="18"/>
-              </w:rPr>
-              <w:t>{{ ndfl_2.rows[20].deduction_code }}</w:t>
-            </w:r>
-          </w:p>
-        </w:tc>
-        <w:tc>
-          <w:tcPr>
-            <w:tcW w:type="dxa" w:w="1077"/>
-            <w:vAlign w:val="center"/>
-            <w:tcBorders>
-              <w:top w:val="single" w:sz="4" w:color="000000"/>
-              <w:bottom w:val="single" w:sz="4" w:color="000000"/>
-              <w:left w:val="single" w:sz="4" w:color="000000"/>
-              <w:right w:val="single" w:sz="4" w:color="000000"/>
-            </w:tcBorders>
-          </w:tcPr>
-          <w:p>
-            <w:pPr>
-              <w:spacing w:before="0" w:after="0"/>
-              <w:jc w:val="right"/>
-            </w:pPr>
-            <w:r/>
-            <w:r>
-              <w:rPr>
-                <w:rFonts w:ascii="Arial" w:hAnsi="Arial" w:cs="Arial" w:eastAsia="Arial"/>
-                <w:b w:val="0"/>
-                <w:i w:val="0"/>
-                <w:sz w:val="18"/>
-              </w:rPr>
-              <w:t>{{ ndfl_2.rows[20].deduction_amount }}</w:t>
-            </w:r>
-          </w:p>
-        </w:tc>
-      </w:tr>
-      <w:tr>
-        <w:tc>
-          <w:tcPr>
-            <w:tcW w:type="dxa" w:w="1077"/>
-            <w:vAlign w:val="center"/>
-            <w:tcBorders>
-              <w:top w:val="single" w:sz="4" w:color="000000"/>
-              <w:bottom w:val="single" w:sz="4" w:color="000000"/>
-              <w:left w:val="single" w:sz="4" w:color="000000"/>
-              <w:right w:val="single" w:sz="4" w:color="000000"/>
-            </w:tcBorders>
-          </w:tcPr>
-          <w:p>
-            <w:pPr>
-              <w:spacing w:before="0" w:after="0"/>
-              <w:jc w:val="center"/>
-            </w:pPr>
-            <w:r/>
-            <w:r>
-              <w:rPr>
-                <w:rFonts w:ascii="Arial" w:hAnsi="Arial" w:cs="Arial" w:eastAsia="Arial"/>
-                <w:b w:val="0"/>
-                <w:i w:val="0"/>
-                <w:sz w:val="18"/>
-              </w:rPr>
-              <w:t>{{ ndfl_2.rows[7].month }}</w:t>
-            </w:r>
-          </w:p>
-        </w:tc>
-        <w:tc>
-          <w:tcPr>
-            <w:tcW w:type="dxa" w:w="1077"/>
-            <w:vAlign w:val="center"/>
-            <w:tcBorders>
-              <w:top w:val="single" w:sz="4" w:color="000000"/>
-              <w:bottom w:val="single" w:sz="4" w:color="000000"/>
-              <w:left w:val="single" w:sz="4" w:color="000000"/>
-              <w:right w:val="single" w:sz="4" w:color="000000"/>
-            </w:tcBorders>
-          </w:tcPr>
-          <w:p>
-            <w:pPr>
-              <w:spacing w:before="0" w:after="0"/>
-              <w:jc w:val="center"/>
-            </w:pPr>
-            <w:r/>
-            <w:r>
-              <w:rPr>
-                <w:rFonts w:ascii="Arial" w:hAnsi="Arial" w:cs="Arial" w:eastAsia="Arial"/>
-                <w:b w:val="0"/>
-                <w:i w:val="0"/>
-                <w:sz w:val="18"/>
-              </w:rPr>
-              <w:t>{{ ndfl_2.rows[7].income_code }}</w:t>
-            </w:r>
-          </w:p>
-        </w:tc>
-        <w:tc>
-          <w:tcPr>
-            <w:tcW w:type="dxa" w:w="1077"/>
-            <w:vAlign w:val="center"/>
-            <w:tcBorders>
-              <w:top w:val="single" w:sz="4" w:color="000000"/>
-              <w:bottom w:val="single" w:sz="4" w:color="000000"/>
-              <w:left w:val="single" w:sz="4" w:color="000000"/>
-              <w:right w:val="single" w:sz="4" w:color="000000"/>
-            </w:tcBorders>
-          </w:tcPr>
-          <w:p>
-            <w:pPr>
-              <w:spacing w:before="0" w:after="0"/>
-              <w:jc w:val="right"/>
-            </w:pPr>
-            <w:r/>
-            <w:r>
-              <w:rPr>
-                <w:rFonts w:ascii="Arial" w:hAnsi="Arial" w:cs="Arial" w:eastAsia="Arial"/>
-                <w:b w:val="0"/>
-                <w:i w:val="0"/>
-                <w:sz w:val="18"/>
-              </w:rPr>
-              <w:t>{{ ndfl_2.rows[7].income_amount }}</w:t>
-            </w:r>
-          </w:p>
-        </w:tc>
-        <w:tc>
-          <w:tcPr>
-            <w:tcW w:type="dxa" w:w="1077"/>
-            <w:vAlign w:val="center"/>
-            <w:tcBorders>
-              <w:top w:val="single" w:sz="4" w:color="000000"/>
-              <w:bottom w:val="single" w:sz="4" w:color="000000"/>
-              <w:left w:val="single" w:sz="4" w:color="000000"/>
-              <w:right w:val="single" w:sz="4" w:color="000000"/>
-            </w:tcBorders>
-          </w:tcPr>
-          <w:p>
-            <w:pPr>
-              <w:spacing w:before="0" w:after="0"/>
-              <w:jc w:val="center"/>
-            </w:pPr>
-            <w:r/>
-            <w:r>
-              <w:rPr>
-                <w:rFonts w:ascii="Arial" w:hAnsi="Arial" w:cs="Arial" w:eastAsia="Arial"/>
-                <w:b w:val="0"/>
-                <w:i w:val="0"/>
-                <w:sz w:val="18"/>
-              </w:rPr>
-              <w:t>{{ ndfl_2.rows[7].deduction_code }}</w:t>
-            </w:r>
-          </w:p>
-        </w:tc>
-        <w:tc>
-          <w:tcPr>
-            <w:tcW w:type="dxa" w:w="1077"/>
-            <w:vAlign w:val="center"/>
-            <w:tcBorders>
-              <w:top w:val="single" w:sz="4" w:color="000000"/>
-              <w:bottom w:val="single" w:sz="4" w:color="000000"/>
-              <w:left w:val="single" w:sz="4" w:color="000000"/>
-              <w:right w:val="single" w:sz="4" w:color="000000"/>
-            </w:tcBorders>
-          </w:tcPr>
-          <w:p>
-            <w:pPr>
-              <w:spacing w:before="0" w:after="0"/>
-              <w:jc w:val="right"/>
-            </w:pPr>
-            <w:r/>
-            <w:r>
-              <w:rPr>
-                <w:rFonts w:ascii="Arial" w:hAnsi="Arial" w:cs="Arial" w:eastAsia="Arial"/>
-                <w:b w:val="0"/>
-                <w:i w:val="0"/>
-                <w:sz w:val="18"/>
-              </w:rPr>
-              <w:t>{{ ndfl_2.rows[7].deduction_amount }}</w:t>
-            </w:r>
-          </w:p>
-        </w:tc>
-        <w:tc>
-          <w:tcPr>
-            <w:tcW w:type="dxa" w:w="1077"/>
-            <w:vAlign w:val="center"/>
-            <w:tcBorders>
-              <w:top w:val="single" w:sz="4" w:color="000000"/>
-              <w:bottom w:val="single" w:sz="4" w:color="000000"/>
-              <w:left w:val="single" w:sz="4" w:color="000000"/>
-              <w:right w:val="single" w:sz="4" w:color="000000"/>
-            </w:tcBorders>
-          </w:tcPr>
-          <w:p>
-            <w:pPr>
-              <w:spacing w:before="0" w:after="0"/>
-              <w:jc w:val="center"/>
-            </w:pPr>
-            <w:r/>
-            <w:r>
-              <w:rPr>
-                <w:rFonts w:ascii="Arial" w:hAnsi="Arial" w:cs="Arial" w:eastAsia="Arial"/>
-                <w:b w:val="0"/>
-                <w:i w:val="0"/>
-                <w:sz w:val="18"/>
-              </w:rPr>
-              <w:t>{{ ndfl_2.rows[21].month }}</w:t>
-            </w:r>
-          </w:p>
-        </w:tc>
-        <w:tc>
-          <w:tcPr>
-            <w:tcW w:type="dxa" w:w="1077"/>
-            <w:vAlign w:val="center"/>
-            <w:tcBorders>
-              <w:top w:val="single" w:sz="4" w:color="000000"/>
-              <w:bottom w:val="single" w:sz="4" w:color="000000"/>
-              <w:left w:val="single" w:sz="4" w:color="000000"/>
-              <w:right w:val="single" w:sz="4" w:color="000000"/>
-            </w:tcBorders>
-          </w:tcPr>
-          <w:p>
-            <w:pPr>
-              <w:spacing w:before="0" w:after="0"/>
-              <w:jc w:val="center"/>
-            </w:pPr>
-            <w:r/>
-            <w:r>
-              <w:rPr>
-                <w:rFonts w:ascii="Arial" w:hAnsi="Arial" w:cs="Arial" w:eastAsia="Arial"/>
-                <w:b w:val="0"/>
-                <w:i w:val="0"/>
-                <w:sz w:val="18"/>
-              </w:rPr>
-              <w:t>{{ ndfl_2.rows[21].income_code }}</w:t>
-            </w:r>
-          </w:p>
-        </w:tc>
-        <w:tc>
-          <w:tcPr>
-            <w:tcW w:type="dxa" w:w="1077"/>
-            <w:vAlign w:val="center"/>
-            <w:tcBorders>
-              <w:top w:val="single" w:sz="4" w:color="000000"/>
-              <w:bottom w:val="single" w:sz="4" w:color="000000"/>
-              <w:left w:val="single" w:sz="4" w:color="000000"/>
-              <w:right w:val="single" w:sz="4" w:color="000000"/>
-            </w:tcBorders>
-          </w:tcPr>
-          <w:p>
-            <w:pPr>
-              <w:spacing w:before="0" w:after="0"/>
-              <w:jc w:val="right"/>
-            </w:pPr>
-            <w:r/>
-            <w:r>
-              <w:rPr>
-                <w:rFonts w:ascii="Arial" w:hAnsi="Arial" w:cs="Arial" w:eastAsia="Arial"/>
-                <w:b w:val="0"/>
-                <w:i w:val="0"/>
-                <w:sz w:val="18"/>
-              </w:rPr>
-              <w:t>{{ ndfl_2.rows[21].income_amount }}</w:t>
-            </w:r>
-          </w:p>
-        </w:tc>
-        <w:tc>
-          <w:tcPr>
-            <w:tcW w:type="dxa" w:w="1077"/>
-            <w:vAlign w:val="center"/>
-            <w:tcBorders>
-              <w:top w:val="single" w:sz="4" w:color="000000"/>
-              <w:bottom w:val="single" w:sz="4" w:color="000000"/>
-              <w:left w:val="single" w:sz="4" w:color="000000"/>
-              <w:right w:val="single" w:sz="4" w:color="000000"/>
-            </w:tcBorders>
-          </w:tcPr>
-          <w:p>
-            <w:pPr>
-              <w:spacing w:before="0" w:after="0"/>
-              <w:jc w:val="center"/>
-            </w:pPr>
-            <w:r/>
-            <w:r>
-              <w:rPr>
-                <w:rFonts w:ascii="Arial" w:hAnsi="Arial" w:cs="Arial" w:eastAsia="Arial"/>
-                <w:b w:val="0"/>
-                <w:i w:val="0"/>
-                <w:sz w:val="18"/>
-              </w:rPr>
-              <w:t>{{ ndfl_2.rows[21].deduction_code }}</w:t>
-            </w:r>
-          </w:p>
-        </w:tc>
-        <w:tc>
-          <w:tcPr>
-            <w:tcW w:type="dxa" w:w="1077"/>
-            <w:vAlign w:val="center"/>
-            <w:tcBorders>
-              <w:top w:val="single" w:sz="4" w:color="000000"/>
-              <w:bottom w:val="single" w:sz="4" w:color="000000"/>
-              <w:left w:val="single" w:sz="4" w:color="000000"/>
-              <w:right w:val="single" w:sz="4" w:color="000000"/>
-            </w:tcBorders>
-          </w:tcPr>
-          <w:p>
-            <w:pPr>
-              <w:spacing w:before="0" w:after="0"/>
-              <w:jc w:val="right"/>
-            </w:pPr>
-            <w:r/>
-            <w:r>
-              <w:rPr>
-                <w:rFonts w:ascii="Arial" w:hAnsi="Arial" w:cs="Arial" w:eastAsia="Arial"/>
-                <w:b w:val="0"/>
-                <w:i w:val="0"/>
-                <w:sz w:val="18"/>
-              </w:rPr>
-              <w:t>{{ ndfl_2.rows[21].deduction_amount }}</w:t>
-            </w:r>
-          </w:p>
-        </w:tc>
-      </w:tr>
-      <w:tr>
-        <w:tc>
-          <w:tcPr>
-            <w:tcW w:type="dxa" w:w="1077"/>
-            <w:vAlign w:val="center"/>
-            <w:tcBorders>
-              <w:top w:val="single" w:sz="4" w:color="000000"/>
-              <w:bottom w:val="single" w:sz="4" w:color="000000"/>
-              <w:left w:val="single" w:sz="4" w:color="000000"/>
-              <w:right w:val="single" w:sz="4" w:color="000000"/>
-            </w:tcBorders>
-          </w:tcPr>
-          <w:p>
-            <w:pPr>
-              <w:spacing w:before="0" w:after="0"/>
-              <w:jc w:val="center"/>
-            </w:pPr>
-            <w:r/>
-            <w:r>
-              <w:rPr>
-                <w:rFonts w:ascii="Arial" w:hAnsi="Arial" w:cs="Arial" w:eastAsia="Arial"/>
-                <w:b w:val="0"/>
-                <w:i w:val="0"/>
-                <w:sz w:val="18"/>
-              </w:rPr>
-              <w:t>{{ ndfl_2.rows[8].month }}</w:t>
-            </w:r>
-          </w:p>
-        </w:tc>
-        <w:tc>
-          <w:tcPr>
-            <w:tcW w:type="dxa" w:w="1077"/>
-            <w:vAlign w:val="center"/>
-            <w:tcBorders>
-              <w:top w:val="single" w:sz="4" w:color="000000"/>
-              <w:bottom w:val="single" w:sz="4" w:color="000000"/>
-              <w:left w:val="single" w:sz="4" w:color="000000"/>
-              <w:right w:val="single" w:sz="4" w:color="000000"/>
-            </w:tcBorders>
-          </w:tcPr>
-          <w:p>
-            <w:pPr>
-              <w:spacing w:before="0" w:after="0"/>
-              <w:jc w:val="center"/>
-            </w:pPr>
-            <w:r/>
-            <w:r>
-              <w:rPr>
-                <w:rFonts w:ascii="Arial" w:hAnsi="Arial" w:cs="Arial" w:eastAsia="Arial"/>
-                <w:b w:val="0"/>
-                <w:i w:val="0"/>
-                <w:sz w:val="18"/>
-              </w:rPr>
-              <w:t>{{ ndfl_2.rows[8].income_code }}</w:t>
-            </w:r>
-          </w:p>
-        </w:tc>
-        <w:tc>
-          <w:tcPr>
-            <w:tcW w:type="dxa" w:w="1077"/>
-            <w:vAlign w:val="center"/>
-            <w:tcBorders>
-              <w:top w:val="single" w:sz="4" w:color="000000"/>
-              <w:bottom w:val="single" w:sz="4" w:color="000000"/>
-              <w:left w:val="single" w:sz="4" w:color="000000"/>
-              <w:right w:val="single" w:sz="4" w:color="000000"/>
-            </w:tcBorders>
-          </w:tcPr>
-          <w:p>
-            <w:pPr>
-              <w:spacing w:before="0" w:after="0"/>
-              <w:jc w:val="right"/>
-            </w:pPr>
-            <w:r/>
-            <w:r>
-              <w:rPr>
-                <w:rFonts w:ascii="Arial" w:hAnsi="Arial" w:cs="Arial" w:eastAsia="Arial"/>
-                <w:b w:val="0"/>
-                <w:i w:val="0"/>
-                <w:sz w:val="18"/>
-              </w:rPr>
-              <w:t>{{ ndfl_2.rows[8].income_amount }}</w:t>
-            </w:r>
-          </w:p>
-        </w:tc>
-        <w:tc>
-          <w:tcPr>
-            <w:tcW w:type="dxa" w:w="1077"/>
-            <w:vAlign w:val="center"/>
-            <w:tcBorders>
-              <w:top w:val="single" w:sz="4" w:color="000000"/>
-              <w:bottom w:val="single" w:sz="4" w:color="000000"/>
-              <w:left w:val="single" w:sz="4" w:color="000000"/>
-              <w:right w:val="single" w:sz="4" w:color="000000"/>
-            </w:tcBorders>
-          </w:tcPr>
-          <w:p>
-            <w:pPr>
-              <w:spacing w:before="0" w:after="0"/>
-              <w:jc w:val="center"/>
-            </w:pPr>
-            <w:r/>
-            <w:r>
-              <w:rPr>
-                <w:rFonts w:ascii="Arial" w:hAnsi="Arial" w:cs="Arial" w:eastAsia="Arial"/>
-                <w:b w:val="0"/>
-                <w:i w:val="0"/>
-                <w:sz w:val="18"/>
-              </w:rPr>
-              <w:t>{{ ndfl_2.rows[8].deduction_code }}</w:t>
-            </w:r>
-          </w:p>
-        </w:tc>
-        <w:tc>
-          <w:tcPr>
-            <w:tcW w:type="dxa" w:w="1077"/>
-            <w:vAlign w:val="center"/>
-            <w:tcBorders>
-              <w:top w:val="single" w:sz="4" w:color="000000"/>
-              <w:bottom w:val="single" w:sz="4" w:color="000000"/>
-              <w:left w:val="single" w:sz="4" w:color="000000"/>
-              <w:right w:val="single" w:sz="4" w:color="000000"/>
-            </w:tcBorders>
-          </w:tcPr>
-          <w:p>
-            <w:pPr>
-              <w:spacing w:before="0" w:after="0"/>
-              <w:jc w:val="right"/>
-            </w:pPr>
-            <w:r/>
-            <w:r>
-              <w:rPr>
-                <w:rFonts w:ascii="Arial" w:hAnsi="Arial" w:cs="Arial" w:eastAsia="Arial"/>
-                <w:b w:val="0"/>
-                <w:i w:val="0"/>
-                <w:sz w:val="18"/>
-              </w:rPr>
-              <w:t>{{ ndfl_2.rows[8].deduction_amount }}</w:t>
-            </w:r>
-          </w:p>
-        </w:tc>
-        <w:tc>
-          <w:tcPr>
-            <w:tcW w:type="dxa" w:w="1077"/>
-            <w:vAlign w:val="center"/>
-            <w:tcBorders>
-              <w:top w:val="single" w:sz="4" w:color="000000"/>
-              <w:bottom w:val="single" w:sz="4" w:color="000000"/>
-              <w:left w:val="single" w:sz="4" w:color="000000"/>
-              <w:right w:val="single" w:sz="4" w:color="000000"/>
-            </w:tcBorders>
-          </w:tcPr>
-          <w:p>
-            <w:pPr>
-              <w:spacing w:before="0" w:after="0"/>
-              <w:jc w:val="center"/>
-            </w:pPr>
-            <w:r/>
-            <w:r>
-              <w:rPr>
-                <w:rFonts w:ascii="Arial" w:hAnsi="Arial" w:cs="Arial" w:eastAsia="Arial"/>
-                <w:b w:val="0"/>
-                <w:i w:val="0"/>
-                <w:sz w:val="18"/>
-              </w:rPr>
-              <w:t>{{ ndfl_2.rows[22].month }}</w:t>
-            </w:r>
-          </w:p>
-        </w:tc>
-        <w:tc>
-          <w:tcPr>
-            <w:tcW w:type="dxa" w:w="1077"/>
-            <w:vAlign w:val="center"/>
-            <w:tcBorders>
-              <w:top w:val="single" w:sz="4" w:color="000000"/>
-              <w:bottom w:val="single" w:sz="4" w:color="000000"/>
-              <w:left w:val="single" w:sz="4" w:color="000000"/>
-              <w:right w:val="single" w:sz="4" w:color="000000"/>
-            </w:tcBorders>
-          </w:tcPr>
-          <w:p>
-            <w:pPr>
-              <w:spacing w:before="0" w:after="0"/>
-              <w:jc w:val="center"/>
-            </w:pPr>
-            <w:r/>
-            <w:r>
-              <w:rPr>
-                <w:rFonts w:ascii="Arial" w:hAnsi="Arial" w:cs="Arial" w:eastAsia="Arial"/>
-                <w:b w:val="0"/>
-                <w:i w:val="0"/>
-                <w:sz w:val="18"/>
-              </w:rPr>
-              <w:t>{{ ndfl_2.rows[22].income_code }}</w:t>
-            </w:r>
-          </w:p>
-        </w:tc>
-        <w:tc>
-          <w:tcPr>
-            <w:tcW w:type="dxa" w:w="1077"/>
-            <w:vAlign w:val="center"/>
-            <w:tcBorders>
-              <w:top w:val="single" w:sz="4" w:color="000000"/>
-              <w:bottom w:val="single" w:sz="4" w:color="000000"/>
-              <w:left w:val="single" w:sz="4" w:color="000000"/>
-              <w:right w:val="single" w:sz="4" w:color="000000"/>
-            </w:tcBorders>
-          </w:tcPr>
-          <w:p>
-            <w:pPr>
-              <w:spacing w:before="0" w:after="0"/>
-              <w:jc w:val="right"/>
-            </w:pPr>
-            <w:r/>
-            <w:r>
-              <w:rPr>
-                <w:rFonts w:ascii="Arial" w:hAnsi="Arial" w:cs="Arial" w:eastAsia="Arial"/>
-                <w:b w:val="0"/>
-                <w:i w:val="0"/>
-                <w:sz w:val="18"/>
-              </w:rPr>
-              <w:t>{{ ndfl_2.rows[22].income_amount }}</w:t>
-            </w:r>
-          </w:p>
-        </w:tc>
-        <w:tc>
-          <w:tcPr>
-            <w:tcW w:type="dxa" w:w="1077"/>
-            <w:vAlign w:val="center"/>
-            <w:tcBorders>
-              <w:top w:val="single" w:sz="4" w:color="000000"/>
-              <w:bottom w:val="single" w:sz="4" w:color="000000"/>
-              <w:left w:val="single" w:sz="4" w:color="000000"/>
-              <w:right w:val="single" w:sz="4" w:color="000000"/>
-            </w:tcBorders>
-          </w:tcPr>
-          <w:p>
-            <w:pPr>
-              <w:spacing w:before="0" w:after="0"/>
-              <w:jc w:val="center"/>
-            </w:pPr>
-            <w:r/>
-            <w:r>
-              <w:rPr>
-                <w:rFonts w:ascii="Arial" w:hAnsi="Arial" w:cs="Arial" w:eastAsia="Arial"/>
-                <w:b w:val="0"/>
-                <w:i w:val="0"/>
-                <w:sz w:val="18"/>
-              </w:rPr>
-              <w:t>{{ ndfl_2.rows[22].deduction_code }}</w:t>
-            </w:r>
-          </w:p>
-        </w:tc>
-        <w:tc>
-          <w:tcPr>
-            <w:tcW w:type="dxa" w:w="1077"/>
-            <w:vAlign w:val="center"/>
-            <w:tcBorders>
-              <w:top w:val="single" w:sz="4" w:color="000000"/>
-              <w:bottom w:val="single" w:sz="4" w:color="000000"/>
-              <w:left w:val="single" w:sz="4" w:color="000000"/>
-              <w:right w:val="single" w:sz="4" w:color="000000"/>
-            </w:tcBorders>
-          </w:tcPr>
-          <w:p>
-            <w:pPr>
-              <w:spacing w:before="0" w:after="0"/>
-              <w:jc w:val="right"/>
-            </w:pPr>
-            <w:r/>
-            <w:r>
-              <w:rPr>
-                <w:rFonts w:ascii="Arial" w:hAnsi="Arial" w:cs="Arial" w:eastAsia="Arial"/>
-                <w:b w:val="0"/>
-                <w:i w:val="0"/>
-                <w:sz w:val="18"/>
-              </w:rPr>
-              <w:t>{{ ndfl_2.rows[22].deduction_amount }}</w:t>
-            </w:r>
-          </w:p>
-        </w:tc>
-      </w:tr>
-      <w:tr>
-        <w:tc>
-          <w:tcPr>
-            <w:tcW w:type="dxa" w:w="1077"/>
-            <w:vAlign w:val="center"/>
-            <w:tcBorders>
-              <w:top w:val="single" w:sz="4" w:color="000000"/>
-              <w:bottom w:val="single" w:sz="4" w:color="000000"/>
-              <w:left w:val="single" w:sz="4" w:color="000000"/>
-              <w:right w:val="single" w:sz="4" w:color="000000"/>
-            </w:tcBorders>
-          </w:tcPr>
-          <w:p>
-            <w:pPr>
-              <w:spacing w:before="0" w:after="0"/>
-              <w:jc w:val="center"/>
-            </w:pPr>
-            <w:r/>
-            <w:r>
-              <w:rPr>
-                <w:rFonts w:ascii="Arial" w:hAnsi="Arial" w:cs="Arial" w:eastAsia="Arial"/>
-                <w:b w:val="0"/>
-                <w:i w:val="0"/>
-                <w:sz w:val="18"/>
-              </w:rPr>
-              <w:t>{{ ndfl_2.rows[9].month }}</w:t>
-            </w:r>
-          </w:p>
-        </w:tc>
-        <w:tc>
-          <w:tcPr>
-            <w:tcW w:type="dxa" w:w="1077"/>
-            <w:vAlign w:val="center"/>
-            <w:tcBorders>
-              <w:top w:val="single" w:sz="4" w:color="000000"/>
-              <w:bottom w:val="single" w:sz="4" w:color="000000"/>
-              <w:left w:val="single" w:sz="4" w:color="000000"/>
-              <w:right w:val="single" w:sz="4" w:color="000000"/>
-            </w:tcBorders>
-          </w:tcPr>
-          <w:p>
-            <w:pPr>
-              <w:spacing w:before="0" w:after="0"/>
-              <w:jc w:val="center"/>
-            </w:pPr>
-            <w:r/>
-            <w:r>
-              <w:rPr>
-                <w:rFonts w:ascii="Arial" w:hAnsi="Arial" w:cs="Arial" w:eastAsia="Arial"/>
-                <w:b w:val="0"/>
-                <w:i w:val="0"/>
-                <w:sz w:val="18"/>
-              </w:rPr>
-              <w:t>{{ ndfl_2.rows[9].income_code }}</w:t>
-            </w:r>
-          </w:p>
-        </w:tc>
-        <w:tc>
-          <w:tcPr>
-            <w:tcW w:type="dxa" w:w="1077"/>
-            <w:vAlign w:val="center"/>
-            <w:tcBorders>
-              <w:top w:val="single" w:sz="4" w:color="000000"/>
-              <w:bottom w:val="single" w:sz="4" w:color="000000"/>
-              <w:left w:val="single" w:sz="4" w:color="000000"/>
-              <w:right w:val="single" w:sz="4" w:color="000000"/>
-            </w:tcBorders>
-          </w:tcPr>
-          <w:p>
-            <w:pPr>
-              <w:spacing w:before="0" w:after="0"/>
-              <w:jc w:val="right"/>
-            </w:pPr>
-            <w:r/>
-            <w:r>
-              <w:rPr>
-                <w:rFonts w:ascii="Arial" w:hAnsi="Arial" w:cs="Arial" w:eastAsia="Arial"/>
-                <w:b w:val="0"/>
-                <w:i w:val="0"/>
-                <w:sz w:val="18"/>
-              </w:rPr>
-              <w:t>{{ ndfl_2.rows[9].income_amount }}</w:t>
-            </w:r>
-          </w:p>
-        </w:tc>
-        <w:tc>
-          <w:tcPr>
-            <w:tcW w:type="dxa" w:w="1077"/>
-            <w:vAlign w:val="center"/>
-            <w:tcBorders>
-              <w:top w:val="single" w:sz="4" w:color="000000"/>
-              <w:bottom w:val="single" w:sz="4" w:color="000000"/>
-              <w:left w:val="single" w:sz="4" w:color="000000"/>
-              <w:right w:val="single" w:sz="4" w:color="000000"/>
-            </w:tcBorders>
-          </w:tcPr>
-          <w:p>
-            <w:pPr>
-              <w:spacing w:before="0" w:after="0"/>
-              <w:jc w:val="center"/>
-            </w:pPr>
-            <w:r/>
-            <w:r>
-              <w:rPr>
-                <w:rFonts w:ascii="Arial" w:hAnsi="Arial" w:cs="Arial" w:eastAsia="Arial"/>
-                <w:b w:val="0"/>
-                <w:i w:val="0"/>
-                <w:sz w:val="18"/>
-              </w:rPr>
-              <w:t>{{ ndfl_2.rows[9].deduction_code }}</w:t>
-            </w:r>
-          </w:p>
-        </w:tc>
-        <w:tc>
-          <w:tcPr>
-            <w:tcW w:type="dxa" w:w="1077"/>
-            <w:vAlign w:val="center"/>
-            <w:tcBorders>
-              <w:top w:val="single" w:sz="4" w:color="000000"/>
-              <w:bottom w:val="single" w:sz="4" w:color="000000"/>
-              <w:left w:val="single" w:sz="4" w:color="000000"/>
-              <w:right w:val="single" w:sz="4" w:color="000000"/>
-            </w:tcBorders>
-          </w:tcPr>
-          <w:p>
-            <w:pPr>
-              <w:spacing w:before="0" w:after="0"/>
-              <w:jc w:val="right"/>
-            </w:pPr>
-            <w:r/>
-            <w:r>
-              <w:rPr>
-                <w:rFonts w:ascii="Arial" w:hAnsi="Arial" w:cs="Arial" w:eastAsia="Arial"/>
-                <w:b w:val="0"/>
-                <w:i w:val="0"/>
-                <w:sz w:val="18"/>
-              </w:rPr>
-              <w:t>{{ ndfl_2.rows[9].deduction_amount }}</w:t>
-            </w:r>
-          </w:p>
-        </w:tc>
-        <w:tc>
-          <w:tcPr>
-            <w:tcW w:type="dxa" w:w="1077"/>
-            <w:vAlign w:val="center"/>
-            <w:tcBorders>
-              <w:top w:val="single" w:sz="4" w:color="000000"/>
-              <w:bottom w:val="single" w:sz="4" w:color="000000"/>
-              <w:left w:val="single" w:sz="4" w:color="000000"/>
-              <w:right w:val="single" w:sz="4" w:color="000000"/>
-            </w:tcBorders>
-          </w:tcPr>
-          <w:p>
-            <w:pPr>
-              <w:spacing w:before="0" w:after="0"/>
-              <w:jc w:val="center"/>
-            </w:pPr>
-            <w:r/>
-            <w:r>
-              <w:rPr>
-                <w:rFonts w:ascii="Arial" w:hAnsi="Arial" w:cs="Arial" w:eastAsia="Arial"/>
-                <w:b w:val="0"/>
-                <w:i w:val="0"/>
-                <w:sz w:val="18"/>
-              </w:rPr>
-              <w:t>{{ ndfl_2.rows[23].month }}</w:t>
-            </w:r>
-          </w:p>
-        </w:tc>
-        <w:tc>
-          <w:tcPr>
-            <w:tcW w:type="dxa" w:w="1077"/>
-            <w:vAlign w:val="center"/>
-            <w:tcBorders>
-              <w:top w:val="single" w:sz="4" w:color="000000"/>
-              <w:bottom w:val="single" w:sz="4" w:color="000000"/>
-              <w:left w:val="single" w:sz="4" w:color="000000"/>
-              <w:right w:val="single" w:sz="4" w:color="000000"/>
-            </w:tcBorders>
-          </w:tcPr>
-          <w:p>
-            <w:pPr>
-              <w:spacing w:before="0" w:after="0"/>
-              <w:jc w:val="center"/>
-            </w:pPr>
-            <w:r/>
-            <w:r>
-              <w:rPr>
-                <w:rFonts w:ascii="Arial" w:hAnsi="Arial" w:cs="Arial" w:eastAsia="Arial"/>
-                <w:b w:val="0"/>
-                <w:i w:val="0"/>
-                <w:sz w:val="18"/>
-              </w:rPr>
-              <w:t>{{ ndfl_2.rows[23].income_code }}</w:t>
-            </w:r>
-          </w:p>
-        </w:tc>
-        <w:tc>
-          <w:tcPr>
-            <w:tcW w:type="dxa" w:w="1077"/>
-            <w:vAlign w:val="center"/>
-            <w:tcBorders>
-              <w:top w:val="single" w:sz="4" w:color="000000"/>
-              <w:bottom w:val="single" w:sz="4" w:color="000000"/>
-              <w:left w:val="single" w:sz="4" w:color="000000"/>
-              <w:right w:val="single" w:sz="4" w:color="000000"/>
-            </w:tcBorders>
-          </w:tcPr>
-          <w:p>
-            <w:pPr>
-              <w:spacing w:before="0" w:after="0"/>
-              <w:jc w:val="right"/>
-            </w:pPr>
-            <w:r/>
-            <w:r>
-              <w:rPr>
-                <w:rFonts w:ascii="Arial" w:hAnsi="Arial" w:cs="Arial" w:eastAsia="Arial"/>
-                <w:b w:val="0"/>
-                <w:i w:val="0"/>
-                <w:sz w:val="18"/>
-              </w:rPr>
-              <w:t>{{ ndfl_2.rows[23].income_amount }}</w:t>
-            </w:r>
-          </w:p>
-        </w:tc>
-        <w:tc>
-          <w:tcPr>
-            <w:tcW w:type="dxa" w:w="1077"/>
-            <w:vAlign w:val="center"/>
-            <w:tcBorders>
-              <w:top w:val="single" w:sz="4" w:color="000000"/>
-              <w:bottom w:val="single" w:sz="4" w:color="000000"/>
-              <w:left w:val="single" w:sz="4" w:color="000000"/>
-              <w:right w:val="single" w:sz="4" w:color="000000"/>
-            </w:tcBorders>
-          </w:tcPr>
-          <w:p>
-            <w:pPr>
-              <w:spacing w:before="0" w:after="0"/>
-              <w:jc w:val="center"/>
-            </w:pPr>
-            <w:r/>
-            <w:r>
-              <w:rPr>
-                <w:rFonts w:ascii="Arial" w:hAnsi="Arial" w:cs="Arial" w:eastAsia="Arial"/>
-                <w:b w:val="0"/>
-                <w:i w:val="0"/>
-                <w:sz w:val="18"/>
-              </w:rPr>
-              <w:t>{{ ndfl_2.rows[23].deduction_code }}</w:t>
-            </w:r>
-          </w:p>
-        </w:tc>
-        <w:tc>
-          <w:tcPr>
-            <w:tcW w:type="dxa" w:w="1077"/>
-            <w:vAlign w:val="center"/>
-            <w:tcBorders>
-              <w:top w:val="single" w:sz="4" w:color="000000"/>
-              <w:bottom w:val="single" w:sz="4" w:color="000000"/>
-              <w:left w:val="single" w:sz="4" w:color="000000"/>
-              <w:right w:val="single" w:sz="4" w:color="000000"/>
-            </w:tcBorders>
-          </w:tcPr>
-          <w:p>
-            <w:pPr>
-              <w:spacing w:before="0" w:after="0"/>
-              <w:jc w:val="right"/>
-            </w:pPr>
-            <w:r/>
-            <w:r>
-              <w:rPr>
-                <w:rFonts w:ascii="Arial" w:hAnsi="Arial" w:cs="Arial" w:eastAsia="Arial"/>
-                <w:b w:val="0"/>
-                <w:i w:val="0"/>
-                <w:sz w:val="18"/>
-              </w:rPr>
-              <w:t>{{ ndfl_2.rows[23].deduction_amount }}</w:t>
-            </w:r>
-          </w:p>
-        </w:tc>
-      </w:tr>
-      <w:tr>
-        <w:tc>
-          <w:tcPr>
-            <w:tcW w:type="dxa" w:w="1077"/>
-            <w:vAlign w:val="center"/>
-            <w:tcBorders>
-              <w:top w:val="single" w:sz="4" w:color="000000"/>
-              <w:bottom w:val="single" w:sz="4" w:color="000000"/>
-              <w:left w:val="single" w:sz="4" w:color="000000"/>
-              <w:right w:val="single" w:sz="4" w:color="000000"/>
-            </w:tcBorders>
-          </w:tcPr>
-          <w:p>
-            <w:pPr>
-              <w:spacing w:before="0" w:after="0"/>
-              <w:jc w:val="center"/>
-            </w:pPr>
-            <w:r/>
-            <w:r>
-              <w:rPr>
-                <w:rFonts w:ascii="Arial" w:hAnsi="Arial" w:cs="Arial" w:eastAsia="Arial"/>
-                <w:b w:val="0"/>
-                <w:i w:val="0"/>
-                <w:sz w:val="18"/>
-              </w:rPr>
-              <w:t>{{ ndfl_2.rows[10].month }}</w:t>
-            </w:r>
-          </w:p>
-        </w:tc>
-        <w:tc>
-          <w:tcPr>
-            <w:tcW w:type="dxa" w:w="1077"/>
-            <w:vAlign w:val="center"/>
-            <w:tcBorders>
-              <w:top w:val="single" w:sz="4" w:color="000000"/>
-              <w:bottom w:val="single" w:sz="4" w:color="000000"/>
-              <w:left w:val="single" w:sz="4" w:color="000000"/>
-              <w:right w:val="single" w:sz="4" w:color="000000"/>
-            </w:tcBorders>
-          </w:tcPr>
-          <w:p>
-            <w:pPr>
-              <w:spacing w:before="0" w:after="0"/>
-              <w:jc w:val="center"/>
-            </w:pPr>
-            <w:r/>
-            <w:r>
-              <w:rPr>
-                <w:rFonts w:ascii="Arial" w:hAnsi="Arial" w:cs="Arial" w:eastAsia="Arial"/>
-                <w:b w:val="0"/>
-                <w:i w:val="0"/>
-                <w:sz w:val="18"/>
-              </w:rPr>
-              <w:t>{{ ndfl_2.rows[10].income_code }}</w:t>
-            </w:r>
-          </w:p>
-        </w:tc>
-        <w:tc>
-          <w:tcPr>
-            <w:tcW w:type="dxa" w:w="1077"/>
-            <w:vAlign w:val="center"/>
-            <w:tcBorders>
-              <w:top w:val="single" w:sz="4" w:color="000000"/>
-              <w:bottom w:val="single" w:sz="4" w:color="000000"/>
-              <w:left w:val="single" w:sz="4" w:color="000000"/>
-              <w:right w:val="single" w:sz="4" w:color="000000"/>
-            </w:tcBorders>
-          </w:tcPr>
-          <w:p>
-            <w:pPr>
-              <w:spacing w:before="0" w:after="0"/>
-              <w:jc w:val="right"/>
-            </w:pPr>
-            <w:r/>
-            <w:r>
-              <w:rPr>
-                <w:rFonts w:ascii="Arial" w:hAnsi="Arial" w:cs="Arial" w:eastAsia="Arial"/>
-                <w:b w:val="0"/>
-                <w:i w:val="0"/>
-                <w:sz w:val="18"/>
-              </w:rPr>
-              <w:t>{{ ndfl_2.rows[10].income_amount }}</w:t>
-            </w:r>
-          </w:p>
-        </w:tc>
-        <w:tc>
-          <w:tcPr>
-            <w:tcW w:type="dxa" w:w="1077"/>
-            <w:vAlign w:val="center"/>
-            <w:tcBorders>
-              <w:top w:val="single" w:sz="4" w:color="000000"/>
-              <w:bottom w:val="single" w:sz="4" w:color="000000"/>
-              <w:left w:val="single" w:sz="4" w:color="000000"/>
-              <w:right w:val="single" w:sz="4" w:color="000000"/>
-            </w:tcBorders>
-          </w:tcPr>
-          <w:p>
-            <w:pPr>
-              <w:spacing w:before="0" w:after="0"/>
-              <w:jc w:val="center"/>
-            </w:pPr>
-            <w:r/>
-            <w:r>
-              <w:rPr>
-                <w:rFonts w:ascii="Arial" w:hAnsi="Arial" w:cs="Arial" w:eastAsia="Arial"/>
-                <w:b w:val="0"/>
-                <w:i w:val="0"/>
-                <w:sz w:val="18"/>
-              </w:rPr>
-              <w:t>{{ ndfl_2.rows[10].deduction_code }}</w:t>
-            </w:r>
-          </w:p>
-        </w:tc>
-        <w:tc>
-          <w:tcPr>
-            <w:tcW w:type="dxa" w:w="1077"/>
-            <w:vAlign w:val="center"/>
-            <w:tcBorders>
-              <w:top w:val="single" w:sz="4" w:color="000000"/>
-              <w:bottom w:val="single" w:sz="4" w:color="000000"/>
-              <w:left w:val="single" w:sz="4" w:color="000000"/>
-              <w:right w:val="single" w:sz="4" w:color="000000"/>
-            </w:tcBorders>
-          </w:tcPr>
-          <w:p>
-            <w:pPr>
-              <w:spacing w:before="0" w:after="0"/>
-              <w:jc w:val="right"/>
-            </w:pPr>
-            <w:r/>
-            <w:r>
-              <w:rPr>
-                <w:rFonts w:ascii="Arial" w:hAnsi="Arial" w:cs="Arial" w:eastAsia="Arial"/>
-                <w:b w:val="0"/>
-                <w:i w:val="0"/>
-                <w:sz w:val="18"/>
-              </w:rPr>
-              <w:t>{{ ndfl_2.rows[10].deduction_amount }}</w:t>
-            </w:r>
-          </w:p>
-        </w:tc>
-        <w:tc>
-          <w:tcPr>
-            <w:tcW w:type="dxa" w:w="1077"/>
-            <w:vAlign w:val="center"/>
-            <w:tcBorders>
-              <w:top w:val="single" w:sz="4" w:color="000000"/>
-              <w:bottom w:val="single" w:sz="4" w:color="000000"/>
-              <w:left w:val="single" w:sz="4" w:color="000000"/>
-              <w:right w:val="single" w:sz="4" w:color="000000"/>
-            </w:tcBorders>
-          </w:tcPr>
-          <w:p>
-            <w:pPr>
-              <w:spacing w:before="0" w:after="0"/>
-              <w:jc w:val="center"/>
-            </w:pPr>
-            <w:r/>
-            <w:r>
-              <w:rPr>
-                <w:rFonts w:ascii="Arial" w:hAnsi="Arial" w:cs="Arial" w:eastAsia="Arial"/>
-                <w:b w:val="0"/>
-                <w:i w:val="0"/>
-                <w:sz w:val="18"/>
-              </w:rPr>
-              <w:t>{{ ndfl_2.rows[24].month }}</w:t>
-            </w:r>
-          </w:p>
-        </w:tc>
-        <w:tc>
-          <w:tcPr>
-            <w:tcW w:type="dxa" w:w="1077"/>
-            <w:vAlign w:val="center"/>
-            <w:tcBorders>
-              <w:top w:val="single" w:sz="4" w:color="000000"/>
-              <w:bottom w:val="single" w:sz="4" w:color="000000"/>
-              <w:left w:val="single" w:sz="4" w:color="000000"/>
-              <w:right w:val="single" w:sz="4" w:color="000000"/>
-            </w:tcBorders>
-          </w:tcPr>
-          <w:p>
-            <w:pPr>
-              <w:spacing w:before="0" w:after="0"/>
-              <w:jc w:val="center"/>
-            </w:pPr>
-            <w:r/>
-            <w:r>
-              <w:rPr>
-                <w:rFonts w:ascii="Arial" w:hAnsi="Arial" w:cs="Arial" w:eastAsia="Arial"/>
-                <w:b w:val="0"/>
-                <w:i w:val="0"/>
-                <w:sz w:val="18"/>
-              </w:rPr>
-              <w:t>{{ ndfl_2.rows[24].income_code }}</w:t>
-            </w:r>
-          </w:p>
-        </w:tc>
-        <w:tc>
-          <w:tcPr>
-            <w:tcW w:type="dxa" w:w="1077"/>
-            <w:vAlign w:val="center"/>
-            <w:tcBorders>
-              <w:top w:val="single" w:sz="4" w:color="000000"/>
-              <w:bottom w:val="single" w:sz="4" w:color="000000"/>
-              <w:left w:val="single" w:sz="4" w:color="000000"/>
-              <w:right w:val="single" w:sz="4" w:color="000000"/>
-            </w:tcBorders>
-          </w:tcPr>
-          <w:p>
-            <w:pPr>
-              <w:spacing w:before="0" w:after="0"/>
-              <w:jc w:val="right"/>
-            </w:pPr>
-            <w:r/>
-            <w:r>
-              <w:rPr>
-                <w:rFonts w:ascii="Arial" w:hAnsi="Arial" w:cs="Arial" w:eastAsia="Arial"/>
-                <w:b w:val="0"/>
-                <w:i w:val="0"/>
-                <w:sz w:val="18"/>
-              </w:rPr>
-              <w:t>{{ ndfl_2.rows[24].income_amount }}</w:t>
-            </w:r>
-          </w:p>
-        </w:tc>
-        <w:tc>
-          <w:tcPr>
-            <w:tcW w:type="dxa" w:w="1077"/>
-            <w:vAlign w:val="center"/>
-            <w:tcBorders>
-              <w:top w:val="single" w:sz="4" w:color="000000"/>
-              <w:bottom w:val="single" w:sz="4" w:color="000000"/>
-              <w:left w:val="single" w:sz="4" w:color="000000"/>
-              <w:right w:val="single" w:sz="4" w:color="000000"/>
-            </w:tcBorders>
-          </w:tcPr>
-          <w:p>
-            <w:pPr>
-              <w:spacing w:before="0" w:after="0"/>
-              <w:jc w:val="center"/>
-            </w:pPr>
-            <w:r/>
-            <w:r>
-              <w:rPr>
-                <w:rFonts w:ascii="Arial" w:hAnsi="Arial" w:cs="Arial" w:eastAsia="Arial"/>
-                <w:b w:val="0"/>
-                <w:i w:val="0"/>
-                <w:sz w:val="18"/>
-              </w:rPr>
-              <w:t>{{ ndfl_2.rows[24].deduction_code }}</w:t>
-            </w:r>
-          </w:p>
-        </w:tc>
-        <w:tc>
-          <w:tcPr>
-            <w:tcW w:type="dxa" w:w="1077"/>
-            <w:vAlign w:val="center"/>
-            <w:tcBorders>
-              <w:top w:val="single" w:sz="4" w:color="000000"/>
-              <w:bottom w:val="single" w:sz="4" w:color="000000"/>
-              <w:left w:val="single" w:sz="4" w:color="000000"/>
-              <w:right w:val="single" w:sz="4" w:color="000000"/>
-            </w:tcBorders>
-          </w:tcPr>
-          <w:p>
-            <w:pPr>
-              <w:spacing w:before="0" w:after="0"/>
-              <w:jc w:val="right"/>
-            </w:pPr>
-            <w:r/>
-            <w:r>
-              <w:rPr>
-                <w:rFonts w:ascii="Arial" w:hAnsi="Arial" w:cs="Arial" w:eastAsia="Arial"/>
-                <w:b w:val="0"/>
-                <w:i w:val="0"/>
-                <w:sz w:val="18"/>
-              </w:rPr>
-              <w:t>{{ ndfl_2.rows[24].deduction_amount }}</w:t>
-            </w:r>
-          </w:p>
-        </w:tc>
-      </w:tr>
-      <w:tr>
-        <w:tc>
-          <w:tcPr>
-            <w:tcW w:type="dxa" w:w="1077"/>
-            <w:vAlign w:val="center"/>
-            <w:tcBorders>
-              <w:top w:val="single" w:sz="4" w:color="000000"/>
-              <w:bottom w:val="single" w:sz="4" w:color="000000"/>
-              <w:left w:val="single" w:sz="4" w:color="000000"/>
-              <w:right w:val="single" w:sz="4" w:color="000000"/>
-            </w:tcBorders>
-          </w:tcPr>
-          <w:p>
-            <w:pPr>
-              <w:spacing w:before="0" w:after="0"/>
-              <w:jc w:val="center"/>
-            </w:pPr>
-            <w:r/>
-            <w:r>
-              <w:rPr>
-                <w:rFonts w:ascii="Arial" w:hAnsi="Arial" w:cs="Arial" w:eastAsia="Arial"/>
-                <w:b w:val="0"/>
-                <w:i w:val="0"/>
-                <w:sz w:val="18"/>
-              </w:rPr>
-              <w:t>{{ ndfl_2.rows[11].month }}</w:t>
-            </w:r>
-          </w:p>
-        </w:tc>
-        <w:tc>
-          <w:tcPr>
-            <w:tcW w:type="dxa" w:w="1077"/>
-            <w:vAlign w:val="center"/>
-            <w:tcBorders>
-              <w:top w:val="single" w:sz="4" w:color="000000"/>
-              <w:bottom w:val="single" w:sz="4" w:color="000000"/>
-              <w:left w:val="single" w:sz="4" w:color="000000"/>
-              <w:right w:val="single" w:sz="4" w:color="000000"/>
-            </w:tcBorders>
-          </w:tcPr>
-          <w:p>
-            <w:pPr>
-              <w:spacing w:before="0" w:after="0"/>
-              <w:jc w:val="center"/>
-            </w:pPr>
-            <w:r/>
-            <w:r>
-              <w:rPr>
-                <w:rFonts w:ascii="Arial" w:hAnsi="Arial" w:cs="Arial" w:eastAsia="Arial"/>
-                <w:b w:val="0"/>
-                <w:i w:val="0"/>
-                <w:sz w:val="18"/>
-              </w:rPr>
-              <w:t>{{ ndfl_2.rows[11].income_code }}</w:t>
-            </w:r>
-          </w:p>
-        </w:tc>
-        <w:tc>
-          <w:tcPr>
-            <w:tcW w:type="dxa" w:w="1077"/>
-            <w:vAlign w:val="center"/>
-            <w:tcBorders>
-              <w:top w:val="single" w:sz="4" w:color="000000"/>
-              <w:bottom w:val="single" w:sz="4" w:color="000000"/>
-              <w:left w:val="single" w:sz="4" w:color="000000"/>
-              <w:right w:val="single" w:sz="4" w:color="000000"/>
-            </w:tcBorders>
-          </w:tcPr>
-          <w:p>
-            <w:pPr>
-              <w:spacing w:before="0" w:after="0"/>
-              <w:jc w:val="right"/>
-            </w:pPr>
-            <w:r/>
-            <w:r>
-              <w:rPr>
-                <w:rFonts w:ascii="Arial" w:hAnsi="Arial" w:cs="Arial" w:eastAsia="Arial"/>
-                <w:b w:val="0"/>
-                <w:i w:val="0"/>
-                <w:sz w:val="18"/>
-              </w:rPr>
-              <w:t>{{ ndfl_2.rows[11].income_amount }}</w:t>
-            </w:r>
-          </w:p>
-        </w:tc>
-        <w:tc>
-          <w:tcPr>
-            <w:tcW w:type="dxa" w:w="1077"/>
-            <w:vAlign w:val="center"/>
-            <w:tcBorders>
-              <w:top w:val="single" w:sz="4" w:color="000000"/>
-              <w:bottom w:val="single" w:sz="4" w:color="000000"/>
-              <w:left w:val="single" w:sz="4" w:color="000000"/>
-              <w:right w:val="single" w:sz="4" w:color="000000"/>
-            </w:tcBorders>
-          </w:tcPr>
-          <w:p>
-            <w:pPr>
-              <w:spacing w:before="0" w:after="0"/>
-              <w:jc w:val="center"/>
-            </w:pPr>
-            <w:r/>
-            <w:r>
-              <w:rPr>
-                <w:rFonts w:ascii="Arial" w:hAnsi="Arial" w:cs="Arial" w:eastAsia="Arial"/>
-                <w:b w:val="0"/>
-                <w:i w:val="0"/>
-                <w:sz w:val="18"/>
-              </w:rPr>
-              <w:t>{{ ndfl_2.rows[11].deduction_code }}</w:t>
-            </w:r>
-          </w:p>
-        </w:tc>
-        <w:tc>
-          <w:tcPr>
-            <w:tcW w:type="dxa" w:w="1077"/>
-            <w:vAlign w:val="center"/>
-            <w:tcBorders>
-              <w:top w:val="single" w:sz="4" w:color="000000"/>
-              <w:bottom w:val="single" w:sz="4" w:color="000000"/>
-              <w:left w:val="single" w:sz="4" w:color="000000"/>
-              <w:right w:val="single" w:sz="4" w:color="000000"/>
-            </w:tcBorders>
-          </w:tcPr>
-          <w:p>
-            <w:pPr>
-              <w:spacing w:before="0" w:after="0"/>
-              <w:jc w:val="right"/>
-            </w:pPr>
-            <w:r/>
-            <w:r>
-              <w:rPr>
-                <w:rFonts w:ascii="Arial" w:hAnsi="Arial" w:cs="Arial" w:eastAsia="Arial"/>
-                <w:b w:val="0"/>
-                <w:i w:val="0"/>
-                <w:sz w:val="18"/>
-              </w:rPr>
-              <w:t>{{ ndfl_2.rows[11].deduction_amount }}</w:t>
-            </w:r>
-          </w:p>
-        </w:tc>
-        <w:tc>
-          <w:tcPr>
-            <w:tcW w:type="dxa" w:w="1077"/>
-            <w:vAlign w:val="center"/>
-            <w:tcBorders>
-              <w:top w:val="single" w:sz="4" w:color="000000"/>
-              <w:bottom w:val="single" w:sz="4" w:color="000000"/>
-              <w:left w:val="single" w:sz="4" w:color="000000"/>
-              <w:right w:val="single" w:sz="4" w:color="000000"/>
-            </w:tcBorders>
-          </w:tcPr>
-          <w:p>
-            <w:pPr>
-              <w:spacing w:before="0" w:after="0"/>
-              <w:jc w:val="center"/>
-            </w:pPr>
-            <w:r/>
-            <w:r>
-              <w:rPr>
-                <w:rFonts w:ascii="Arial" w:hAnsi="Arial" w:cs="Arial" w:eastAsia="Arial"/>
-                <w:b w:val="0"/>
-                <w:i w:val="0"/>
-                <w:sz w:val="18"/>
-              </w:rPr>
-              <w:t>{{ ndfl_2.rows[25].month }}</w:t>
-            </w:r>
-          </w:p>
-        </w:tc>
-        <w:tc>
-          <w:tcPr>
-            <w:tcW w:type="dxa" w:w="1077"/>
-            <w:vAlign w:val="center"/>
-            <w:tcBorders>
-              <w:top w:val="single" w:sz="4" w:color="000000"/>
-              <w:bottom w:val="single" w:sz="4" w:color="000000"/>
-              <w:left w:val="single" w:sz="4" w:color="000000"/>
-              <w:right w:val="single" w:sz="4" w:color="000000"/>
-            </w:tcBorders>
-          </w:tcPr>
-          <w:p>
-            <w:pPr>
-              <w:spacing w:before="0" w:after="0"/>
-              <w:jc w:val="center"/>
-            </w:pPr>
-            <w:r/>
-            <w:r>
-              <w:rPr>
-                <w:rFonts w:ascii="Arial" w:hAnsi="Arial" w:cs="Arial" w:eastAsia="Arial"/>
-                <w:b w:val="0"/>
-                <w:i w:val="0"/>
-                <w:sz w:val="18"/>
-              </w:rPr>
-              <w:t>{{ ndfl_2.rows[25].income_code }}</w:t>
-            </w:r>
-          </w:p>
-        </w:tc>
-        <w:tc>
-          <w:tcPr>
-            <w:tcW w:type="dxa" w:w="1077"/>
-            <w:vAlign w:val="center"/>
-            <w:tcBorders>
-              <w:top w:val="single" w:sz="4" w:color="000000"/>
-              <w:bottom w:val="single" w:sz="4" w:color="000000"/>
-              <w:left w:val="single" w:sz="4" w:color="000000"/>
-              <w:right w:val="single" w:sz="4" w:color="000000"/>
-            </w:tcBorders>
-          </w:tcPr>
-          <w:p>
-            <w:pPr>
-              <w:spacing w:before="0" w:after="0"/>
-              <w:jc w:val="right"/>
-            </w:pPr>
-            <w:r/>
-            <w:r>
-              <w:rPr>
-                <w:rFonts w:ascii="Arial" w:hAnsi="Arial" w:cs="Arial" w:eastAsia="Arial"/>
-                <w:b w:val="0"/>
-                <w:i w:val="0"/>
-                <w:sz w:val="18"/>
-              </w:rPr>
-              <w:t>{{ ndfl_2.rows[25].income_amount }}</w:t>
-            </w:r>
-          </w:p>
-        </w:tc>
-        <w:tc>
-          <w:tcPr>
-            <w:tcW w:type="dxa" w:w="1077"/>
-            <w:vAlign w:val="center"/>
-            <w:tcBorders>
-              <w:top w:val="single" w:sz="4" w:color="000000"/>
-              <w:bottom w:val="single" w:sz="4" w:color="000000"/>
-              <w:left w:val="single" w:sz="4" w:color="000000"/>
-              <w:right w:val="single" w:sz="4" w:color="000000"/>
-            </w:tcBorders>
-          </w:tcPr>
-          <w:p>
-            <w:pPr>
-              <w:spacing w:before="0" w:after="0"/>
-              <w:jc w:val="center"/>
-            </w:pPr>
-            <w:r/>
-            <w:r>
-              <w:rPr>
-                <w:rFonts w:ascii="Arial" w:hAnsi="Arial" w:cs="Arial" w:eastAsia="Arial"/>
-                <w:b w:val="0"/>
-                <w:i w:val="0"/>
-                <w:sz w:val="18"/>
-              </w:rPr>
-              <w:t>{{ ndfl_2.rows[25].deduction_code }}</w:t>
-            </w:r>
-          </w:p>
-        </w:tc>
-        <w:tc>
-          <w:tcPr>
-            <w:tcW w:type="dxa" w:w="1077"/>
-            <w:vAlign w:val="center"/>
-            <w:tcBorders>
-              <w:top w:val="single" w:sz="4" w:color="000000"/>
-              <w:bottom w:val="single" w:sz="4" w:color="000000"/>
-              <w:left w:val="single" w:sz="4" w:color="000000"/>
-              <w:right w:val="single" w:sz="4" w:color="000000"/>
-            </w:tcBorders>
-          </w:tcPr>
-          <w:p>
-            <w:pPr>
-              <w:spacing w:before="0" w:after="0"/>
-              <w:jc w:val="right"/>
-            </w:pPr>
-            <w:r/>
-            <w:r>
-              <w:rPr>
-                <w:rFonts w:ascii="Arial" w:hAnsi="Arial" w:cs="Arial" w:eastAsia="Arial"/>
-                <w:b w:val="0"/>
-                <w:i w:val="0"/>
-                <w:sz w:val="18"/>
-              </w:rPr>
-              <w:t>{{ ndfl_2.rows[25].deduction_amount }}</w:t>
-            </w:r>
-          </w:p>
-        </w:tc>
-      </w:tr>
-      <w:tr>
-        <w:tc>
-          <w:tcPr>
-            <w:tcW w:type="dxa" w:w="1077"/>
-            <w:vAlign w:val="center"/>
-            <w:tcBorders>
-              <w:top w:val="single" w:sz="4" w:color="000000"/>
-              <w:bottom w:val="single" w:sz="4" w:color="000000"/>
-              <w:left w:val="single" w:sz="4" w:color="000000"/>
-              <w:right w:val="single" w:sz="4" w:color="000000"/>
-            </w:tcBorders>
-          </w:tcPr>
-          <w:p>
-            <w:pPr>
-              <w:spacing w:before="0" w:after="0"/>
-              <w:jc w:val="center"/>
-            </w:pPr>
-            <w:r/>
-            <w:r>
-              <w:rPr>
-                <w:rFonts w:ascii="Arial" w:hAnsi="Arial" w:cs="Arial" w:eastAsia="Arial"/>
-                <w:b w:val="0"/>
-                <w:i w:val="0"/>
-                <w:sz w:val="18"/>
-              </w:rPr>
-              <w:t>{{ ndfl_2.rows[12].month }}</w:t>
-            </w:r>
-          </w:p>
-        </w:tc>
-        <w:tc>
-          <w:tcPr>
-            <w:tcW w:type="dxa" w:w="1077"/>
-            <w:vAlign w:val="center"/>
-            <w:tcBorders>
-              <w:top w:val="single" w:sz="4" w:color="000000"/>
-              <w:bottom w:val="single" w:sz="4" w:color="000000"/>
-              <w:left w:val="single" w:sz="4" w:color="000000"/>
-              <w:right w:val="single" w:sz="4" w:color="000000"/>
-            </w:tcBorders>
-          </w:tcPr>
-          <w:p>
-            <w:pPr>
-              <w:spacing w:before="0" w:after="0"/>
-              <w:jc w:val="center"/>
-            </w:pPr>
-            <w:r/>
-            <w:r>
-              <w:rPr>
-                <w:rFonts w:ascii="Arial" w:hAnsi="Arial" w:cs="Arial" w:eastAsia="Arial"/>
-                <w:b w:val="0"/>
-                <w:i w:val="0"/>
-                <w:sz w:val="18"/>
-              </w:rPr>
-              <w:t>{{ ndfl_2.rows[12].income_code }}</w:t>
-            </w:r>
-          </w:p>
-        </w:tc>
-        <w:tc>
-          <w:tcPr>
-            <w:tcW w:type="dxa" w:w="1077"/>
-            <w:vAlign w:val="center"/>
-            <w:tcBorders>
-              <w:top w:val="single" w:sz="4" w:color="000000"/>
-              <w:bottom w:val="single" w:sz="4" w:color="000000"/>
-              <w:left w:val="single" w:sz="4" w:color="000000"/>
-              <w:right w:val="single" w:sz="4" w:color="000000"/>
-            </w:tcBorders>
-          </w:tcPr>
-          <w:p>
-            <w:pPr>
-              <w:spacing w:before="0" w:after="0"/>
-              <w:jc w:val="right"/>
-            </w:pPr>
-            <w:r/>
-            <w:r>
-              <w:rPr>
-                <w:rFonts w:ascii="Arial" w:hAnsi="Arial" w:cs="Arial" w:eastAsia="Arial"/>
-                <w:b w:val="0"/>
-                <w:i w:val="0"/>
-                <w:sz w:val="18"/>
-              </w:rPr>
-              <w:t>{{ ndfl_2.rows[12].income_amount }}</w:t>
-            </w:r>
-          </w:p>
-        </w:tc>
-        <w:tc>
-          <w:tcPr>
-            <w:tcW w:type="dxa" w:w="1077"/>
-            <w:vAlign w:val="center"/>
-            <w:tcBorders>
-              <w:top w:val="single" w:sz="4" w:color="000000"/>
-              <w:bottom w:val="single" w:sz="4" w:color="000000"/>
-              <w:left w:val="single" w:sz="4" w:color="000000"/>
-              <w:right w:val="single" w:sz="4" w:color="000000"/>
-            </w:tcBorders>
-          </w:tcPr>
-          <w:p>
-            <w:pPr>
-              <w:spacing w:before="0" w:after="0"/>
-              <w:jc w:val="center"/>
-            </w:pPr>
-            <w:r/>
-            <w:r>
-              <w:rPr>
-                <w:rFonts w:ascii="Arial" w:hAnsi="Arial" w:cs="Arial" w:eastAsia="Arial"/>
-                <w:b w:val="0"/>
-                <w:i w:val="0"/>
-                <w:sz w:val="18"/>
-              </w:rPr>
-              <w:t>{{ ndfl_2.rows[12].deduction_code }}</w:t>
-            </w:r>
-          </w:p>
-        </w:tc>
-        <w:tc>
-          <w:tcPr>
-            <w:tcW w:type="dxa" w:w="1077"/>
-            <w:vAlign w:val="center"/>
-            <w:tcBorders>
-              <w:top w:val="single" w:sz="4" w:color="000000"/>
-              <w:bottom w:val="single" w:sz="4" w:color="000000"/>
-              <w:left w:val="single" w:sz="4" w:color="000000"/>
-              <w:right w:val="single" w:sz="4" w:color="000000"/>
-            </w:tcBorders>
-          </w:tcPr>
-          <w:p>
-            <w:pPr>
-              <w:spacing w:before="0" w:after="0"/>
-              <w:jc w:val="right"/>
-            </w:pPr>
-            <w:r/>
-            <w:r>
-              <w:rPr>
-                <w:rFonts w:ascii="Arial" w:hAnsi="Arial" w:cs="Arial" w:eastAsia="Arial"/>
-                <w:b w:val="0"/>
-                <w:i w:val="0"/>
-                <w:sz w:val="18"/>
-              </w:rPr>
-              <w:t>{{ ndfl_2.rows[12].deduction_amount }}</w:t>
-            </w:r>
-          </w:p>
-        </w:tc>
-        <w:tc>
-          <w:tcPr>
-            <w:tcW w:type="dxa" w:w="1077"/>
-            <w:vAlign w:val="center"/>
-            <w:tcBorders>
-              <w:top w:val="single" w:sz="4" w:color="000000"/>
-              <w:bottom w:val="single" w:sz="4" w:color="000000"/>
-              <w:left w:val="single" w:sz="4" w:color="000000"/>
-              <w:right w:val="single" w:sz="4" w:color="000000"/>
-            </w:tcBorders>
-          </w:tcPr>
-          <w:p>
-            <w:pPr>
-              <w:spacing w:before="0" w:after="0"/>
-              <w:jc w:val="center"/>
-            </w:pPr>
-            <w:r/>
-            <w:r>
-              <w:rPr>
-                <w:rFonts w:ascii="Arial" w:hAnsi="Arial" w:cs="Arial" w:eastAsia="Arial"/>
-                <w:b w:val="0"/>
-                <w:i w:val="0"/>
-                <w:sz w:val="18"/>
-              </w:rPr>
-              <w:t>{{ ndfl_2.rows[26].month }}</w:t>
-            </w:r>
-          </w:p>
-        </w:tc>
-        <w:tc>
-          <w:tcPr>
-            <w:tcW w:type="dxa" w:w="1077"/>
-            <w:vAlign w:val="center"/>
-            <w:tcBorders>
-              <w:top w:val="single" w:sz="4" w:color="000000"/>
-              <w:bottom w:val="single" w:sz="4" w:color="000000"/>
-              <w:left w:val="single" w:sz="4" w:color="000000"/>
-              <w:right w:val="single" w:sz="4" w:color="000000"/>
-            </w:tcBorders>
-          </w:tcPr>
-          <w:p>
-            <w:pPr>
-              <w:spacing w:before="0" w:after="0"/>
-              <w:jc w:val="center"/>
-            </w:pPr>
-            <w:r/>
-            <w:r>
-              <w:rPr>
-                <w:rFonts w:ascii="Arial" w:hAnsi="Arial" w:cs="Arial" w:eastAsia="Arial"/>
-                <w:b w:val="0"/>
-                <w:i w:val="0"/>
-                <w:sz w:val="18"/>
-              </w:rPr>
-              <w:t>{{ ndfl_2.rows[26].income_code }}</w:t>
-            </w:r>
-          </w:p>
-        </w:tc>
-        <w:tc>
-          <w:tcPr>
-            <w:tcW w:type="dxa" w:w="1077"/>
-            <w:vAlign w:val="center"/>
-            <w:tcBorders>
-              <w:top w:val="single" w:sz="4" w:color="000000"/>
-              <w:bottom w:val="single" w:sz="4" w:color="000000"/>
-              <w:left w:val="single" w:sz="4" w:color="000000"/>
-              <w:right w:val="single" w:sz="4" w:color="000000"/>
-            </w:tcBorders>
-          </w:tcPr>
-          <w:p>
-            <w:pPr>
-              <w:spacing w:before="0" w:after="0"/>
-              <w:jc w:val="right"/>
-            </w:pPr>
-            <w:r/>
-            <w:r>
-              <w:rPr>
-                <w:rFonts w:ascii="Arial" w:hAnsi="Arial" w:cs="Arial" w:eastAsia="Arial"/>
-                <w:b w:val="0"/>
-                <w:i w:val="0"/>
-                <w:sz w:val="18"/>
-              </w:rPr>
-              <w:t>{{ ndfl_2.rows[26].income_amount }}</w:t>
-            </w:r>
-          </w:p>
-        </w:tc>
-        <w:tc>
-          <w:tcPr>
-            <w:tcW w:type="dxa" w:w="1077"/>
-            <w:vAlign w:val="center"/>
-            <w:tcBorders>
-              <w:top w:val="single" w:sz="4" w:color="000000"/>
-              <w:bottom w:val="single" w:sz="4" w:color="000000"/>
-              <w:left w:val="single" w:sz="4" w:color="000000"/>
-              <w:right w:val="single" w:sz="4" w:color="000000"/>
-            </w:tcBorders>
-          </w:tcPr>
-          <w:p>
-            <w:pPr>
-              <w:spacing w:before="0" w:after="0"/>
-              <w:jc w:val="center"/>
-            </w:pPr>
-            <w:r/>
-            <w:r>
-              <w:rPr>
-                <w:rFonts w:ascii="Arial" w:hAnsi="Arial" w:cs="Arial" w:eastAsia="Arial"/>
-                <w:b w:val="0"/>
-                <w:i w:val="0"/>
-                <w:sz w:val="18"/>
-              </w:rPr>
-              <w:t>{{ ndfl_2.rows[26].deduction_code }}</w:t>
-            </w:r>
-          </w:p>
-        </w:tc>
-        <w:tc>
-          <w:tcPr>
-            <w:tcW w:type="dxa" w:w="1077"/>
-            <w:vAlign w:val="center"/>
-            <w:tcBorders>
-              <w:top w:val="single" w:sz="4" w:color="000000"/>
-              <w:bottom w:val="single" w:sz="4" w:color="000000"/>
-              <w:left w:val="single" w:sz="4" w:color="000000"/>
-              <w:right w:val="single" w:sz="4" w:color="000000"/>
-            </w:tcBorders>
-          </w:tcPr>
-          <w:p>
-            <w:pPr>
-              <w:spacing w:before="0" w:after="0"/>
-              <w:jc w:val="right"/>
-            </w:pPr>
-            <w:r/>
-            <w:r>
-              <w:rPr>
-                <w:rFonts w:ascii="Arial" w:hAnsi="Arial" w:cs="Arial" w:eastAsia="Arial"/>
-                <w:b w:val="0"/>
-                <w:i w:val="0"/>
-                <w:sz w:val="18"/>
-              </w:rPr>
-              <w:t>{{ ndfl_2.rows[26].deduction_amount }}</w:t>
-            </w:r>
-          </w:p>
-        </w:tc>
-      </w:tr>
-      <w:tr>
-        <w:tc>
-          <w:tcPr>
-            <w:tcW w:type="dxa" w:w="1077"/>
-            <w:vAlign w:val="center"/>
-            <w:tcBorders>
-              <w:top w:val="single" w:sz="4" w:color="000000"/>
-              <w:bottom w:val="single" w:sz="4" w:color="000000"/>
-              <w:left w:val="single" w:sz="4" w:color="000000"/>
-              <w:right w:val="single" w:sz="4" w:color="000000"/>
-            </w:tcBorders>
-          </w:tcPr>
-          <w:p>
-            <w:pPr>
-              <w:spacing w:before="0" w:after="0"/>
-              <w:jc w:val="center"/>
-            </w:pPr>
-            <w:r/>
-            <w:r>
-              <w:rPr>
-                <w:rFonts w:ascii="Arial" w:hAnsi="Arial" w:cs="Arial" w:eastAsia="Arial"/>
-                <w:b w:val="0"/>
-                <w:i w:val="0"/>
-                <w:sz w:val="18"/>
-              </w:rPr>
-              <w:t>{{ ndfl_2.rows[13].month }}</w:t>
-            </w:r>
-          </w:p>
-        </w:tc>
-        <w:tc>
-          <w:tcPr>
-            <w:tcW w:type="dxa" w:w="1077"/>
-            <w:vAlign w:val="center"/>
-            <w:tcBorders>
-              <w:top w:val="single" w:sz="4" w:color="000000"/>
-              <w:bottom w:val="single" w:sz="4" w:color="000000"/>
-              <w:left w:val="single" w:sz="4" w:color="000000"/>
-              <w:right w:val="single" w:sz="4" w:color="000000"/>
-            </w:tcBorders>
-          </w:tcPr>
-          <w:p>
-            <w:pPr>
-              <w:spacing w:before="0" w:after="0"/>
-              <w:jc w:val="center"/>
-            </w:pPr>
-            <w:r/>
-            <w:r>
-              <w:rPr>
-                <w:rFonts w:ascii="Arial" w:hAnsi="Arial" w:cs="Arial" w:eastAsia="Arial"/>
-                <w:b w:val="0"/>
-                <w:i w:val="0"/>
-                <w:sz w:val="18"/>
-              </w:rPr>
-              <w:t>{{ ndfl_2.rows[13].income_code }}</w:t>
-            </w:r>
-          </w:p>
-        </w:tc>
-        <w:tc>
-          <w:tcPr>
-            <w:tcW w:type="dxa" w:w="1077"/>
-            <w:vAlign w:val="center"/>
-            <w:tcBorders>
-              <w:top w:val="single" w:sz="4" w:color="000000"/>
-              <w:bottom w:val="single" w:sz="4" w:color="000000"/>
-              <w:left w:val="single" w:sz="4" w:color="000000"/>
-              <w:right w:val="single" w:sz="4" w:color="000000"/>
-            </w:tcBorders>
-          </w:tcPr>
-          <w:p>
-            <w:pPr>
-              <w:spacing w:before="0" w:after="0"/>
-              <w:jc w:val="right"/>
-            </w:pPr>
-            <w:r/>
-            <w:r>
-              <w:rPr>
-                <w:rFonts w:ascii="Arial" w:hAnsi="Arial" w:cs="Arial" w:eastAsia="Arial"/>
-                <w:b w:val="0"/>
-                <w:i w:val="0"/>
-                <w:sz w:val="18"/>
-              </w:rPr>
-              <w:t>{{ ndfl_2.rows[13].income_amount }}</w:t>
-            </w:r>
-          </w:p>
-        </w:tc>
-        <w:tc>
-          <w:tcPr>
-            <w:tcW w:type="dxa" w:w="1077"/>
-            <w:vAlign w:val="center"/>
-            <w:tcBorders>
-              <w:top w:val="single" w:sz="4" w:color="000000"/>
-              <w:bottom w:val="single" w:sz="4" w:color="000000"/>
-              <w:left w:val="single" w:sz="4" w:color="000000"/>
-              <w:right w:val="single" w:sz="4" w:color="000000"/>
-            </w:tcBorders>
-          </w:tcPr>
-          <w:p>
-            <w:pPr>
-              <w:spacing w:before="0" w:after="0"/>
-              <w:jc w:val="center"/>
-            </w:pPr>
-            <w:r/>
-            <w:r>
-              <w:rPr>
-                <w:rFonts w:ascii="Arial" w:hAnsi="Arial" w:cs="Arial" w:eastAsia="Arial"/>
-                <w:b w:val="0"/>
-                <w:i w:val="0"/>
-                <w:sz w:val="18"/>
-              </w:rPr>
-              <w:t>{{ ndfl_2.rows[13].deduction_code }}</w:t>
-            </w:r>
-          </w:p>
-        </w:tc>
-        <w:tc>
-          <w:tcPr>
-            <w:tcW w:type="dxa" w:w="1077"/>
-            <w:vAlign w:val="center"/>
-            <w:tcBorders>
-              <w:top w:val="single" w:sz="4" w:color="000000"/>
-              <w:bottom w:val="single" w:sz="4" w:color="000000"/>
-              <w:left w:val="single" w:sz="4" w:color="000000"/>
-              <w:right w:val="single" w:sz="4" w:color="000000"/>
-            </w:tcBorders>
-          </w:tcPr>
-          <w:p>
-            <w:pPr>
-              <w:spacing w:before="0" w:after="0"/>
-              <w:jc w:val="right"/>
-            </w:pPr>
-            <w:r/>
-            <w:r>
-              <w:rPr>
-                <w:rFonts w:ascii="Arial" w:hAnsi="Arial" w:cs="Arial" w:eastAsia="Arial"/>
-                <w:b w:val="0"/>
-                <w:i w:val="0"/>
-                <w:sz w:val="18"/>
-              </w:rPr>
-              <w:t>{{ ndfl_2.rows[13].deduction_amount }}</w:t>
-            </w:r>
-          </w:p>
-        </w:tc>
-        <w:tc>
-          <w:tcPr>
-            <w:tcW w:type="dxa" w:w="1077"/>
-            <w:vAlign w:val="center"/>
-            <w:tcBorders>
-              <w:top w:val="single" w:sz="4" w:color="000000"/>
-              <w:bottom w:val="single" w:sz="4" w:color="000000"/>
-              <w:left w:val="single" w:sz="4" w:color="000000"/>
-              <w:right w:val="single" w:sz="4" w:color="000000"/>
-            </w:tcBorders>
-          </w:tcPr>
-          <w:p>
-            <w:pPr>
-              <w:spacing w:before="0" w:after="0"/>
-              <w:jc w:val="center"/>
-            </w:pPr>
-            <w:r/>
-            <w:r>
-              <w:rPr>
-                <w:rFonts w:ascii="Arial" w:hAnsi="Arial" w:cs="Arial" w:eastAsia="Arial"/>
-                <w:b w:val="0"/>
-                <w:i w:val="0"/>
-                <w:sz w:val="18"/>
-              </w:rPr>
-              <w:t>{{ ndfl_2.rows[27].month }}</w:t>
-            </w:r>
-          </w:p>
-        </w:tc>
-        <w:tc>
-          <w:tcPr>
-            <w:tcW w:type="dxa" w:w="1077"/>
-            <w:vAlign w:val="center"/>
-            <w:tcBorders>
-              <w:top w:val="single" w:sz="4" w:color="000000"/>
-              <w:bottom w:val="single" w:sz="4" w:color="000000"/>
-              <w:left w:val="single" w:sz="4" w:color="000000"/>
-              <w:right w:val="single" w:sz="4" w:color="000000"/>
-            </w:tcBorders>
-          </w:tcPr>
-          <w:p>
-            <w:pPr>
-              <w:spacing w:before="0" w:after="0"/>
-              <w:jc w:val="center"/>
-            </w:pPr>
-            <w:r/>
-            <w:r>
-              <w:rPr>
-                <w:rFonts w:ascii="Arial" w:hAnsi="Arial" w:cs="Arial" w:eastAsia="Arial"/>
-                <w:b w:val="0"/>
-                <w:i w:val="0"/>
-                <w:sz w:val="18"/>
-              </w:rPr>
-              <w:t>{{ ndfl_2.rows[27].income_code }}</w:t>
-            </w:r>
-          </w:p>
-        </w:tc>
-        <w:tc>
-          <w:tcPr>
-            <w:tcW w:type="dxa" w:w="1077"/>
-            <w:vAlign w:val="center"/>
-            <w:tcBorders>
-              <w:top w:val="single" w:sz="4" w:color="000000"/>
-              <w:bottom w:val="single" w:sz="4" w:color="000000"/>
-              <w:left w:val="single" w:sz="4" w:color="000000"/>
-              <w:right w:val="single" w:sz="4" w:color="000000"/>
-            </w:tcBorders>
-          </w:tcPr>
-          <w:p>
-            <w:pPr>
-              <w:spacing w:before="0" w:after="0"/>
-              <w:jc w:val="right"/>
-            </w:pPr>
-            <w:r/>
-            <w:r>
-              <w:rPr>
-                <w:rFonts w:ascii="Arial" w:hAnsi="Arial" w:cs="Arial" w:eastAsia="Arial"/>
-                <w:b w:val="0"/>
-                <w:i w:val="0"/>
-                <w:sz w:val="18"/>
-              </w:rPr>
-              <w:t>{{ ndfl_2.rows[27].income_amount }}</w:t>
-            </w:r>
-          </w:p>
-        </w:tc>
-        <w:tc>
-          <w:tcPr>
-            <w:tcW w:type="dxa" w:w="1077"/>
-            <w:vAlign w:val="center"/>
-            <w:tcBorders>
-              <w:top w:val="single" w:sz="4" w:color="000000"/>
-              <w:bottom w:val="single" w:sz="4" w:color="000000"/>
-              <w:left w:val="single" w:sz="4" w:color="000000"/>
-              <w:right w:val="single" w:sz="4" w:color="000000"/>
-            </w:tcBorders>
-          </w:tcPr>
-          <w:p>
-            <w:pPr>
-              <w:spacing w:before="0" w:after="0"/>
-              <w:jc w:val="center"/>
-            </w:pPr>
-            <w:r/>
-            <w:r>
-              <w:rPr>
-                <w:rFonts w:ascii="Arial" w:hAnsi="Arial" w:cs="Arial" w:eastAsia="Arial"/>
-                <w:b w:val="0"/>
-                <w:i w:val="0"/>
-                <w:sz w:val="18"/>
-              </w:rPr>
-              <w:t>{{ ndfl_2.rows[27].deduction_code }}</w:t>
-            </w:r>
-          </w:p>
-        </w:tc>
-        <w:tc>
-          <w:tcPr>
-            <w:tcW w:type="dxa" w:w="1077"/>
-            <w:vAlign w:val="center"/>
-            <w:tcBorders>
-              <w:top w:val="single" w:sz="4" w:color="000000"/>
-              <w:bottom w:val="single" w:sz="4" w:color="000000"/>
-              <w:left w:val="single" w:sz="4" w:color="000000"/>
-              <w:right w:val="single" w:sz="4" w:color="000000"/>
-            </w:tcBorders>
-          </w:tcPr>
-          <w:p>
-            <w:pPr>
-              <w:spacing w:before="0" w:after="0"/>
-              <w:jc w:val="right"/>
-            </w:pPr>
-            <w:r/>
-            <w:r>
-              <w:rPr>
-                <w:rFonts w:ascii="Arial" w:hAnsi="Arial" w:cs="Arial" w:eastAsia="Arial"/>
-                <w:b w:val="0"/>
-                <w:i w:val="0"/>
-                <w:sz w:val="18"/>
-              </w:rPr>
-              <w:t>{{ ndfl_2.rows[27].deduction_amount }}</w:t>
-            </w:r>
-          </w:p>
+          <w:tbl>
+            <w:tblPr>
+              <w:tblW w:type="auto" w:w="0"/>
+              <w:tblLayout w:type="fixed"/>
+              <w:tblLook w:firstColumn="1" w:firstRow="1" w:lastColumn="0" w:lastRow="0" w:noHBand="0" w:noVBand="1" w:val="04A0"/>
+            </w:tblPr>
+            <w:tblGrid>
+              <w:gridCol w:w="624"/>
+              <w:gridCol w:w="737"/>
+              <w:gridCol w:w="1701"/>
+              <w:gridCol w:w="737"/>
+              <w:gridCol w:w="1304"/>
+            </w:tblGrid>
+            <w:tr>
+              <w:tc>
+                <w:tcPr>
+                  <w:tcW w:type="dxa" w:w="718"/>
+                  <w:vAlign w:val="center"/>
+                  <w:tcBorders>
+                    <w:top w:val="single" w:sz="4" w:color="000000"/>
+                    <w:bottom w:val="single" w:sz="4" w:color="000000"/>
+                    <w:left w:val="single" w:sz="4" w:color="000000"/>
+                    <w:right w:val="single" w:sz="4" w:color="000000"/>
+                  </w:tcBorders>
+                </w:tcPr>
+                <w:p>
+                  <w:pPr>
+                    <w:spacing w:before="0" w:after="0"/>
+                    <w:jc w:val="center"/>
+                  </w:pPr>
+                  <w:r/>
+                  <w:r>
+                    <w:rPr>
+                      <w:rFonts w:ascii="Arial" w:hAnsi="Arial" w:cs="Arial" w:eastAsia="Arial"/>
+                      <w:b w:val="0"/>
+                      <w:i w:val="0"/>
+                      <w:sz w:val="14"/>
+                    </w:rPr>
+                    <w:t>Месяц</w:t>
+                  </w:r>
+                </w:p>
+              </w:tc>
+              <w:tc>
+                <w:tcPr>
+                  <w:tcW w:type="dxa" w:w="718"/>
+                  <w:vAlign w:val="center"/>
+                  <w:tcBorders>
+                    <w:top w:val="single" w:sz="4" w:color="000000"/>
+                    <w:bottom w:val="single" w:sz="4" w:color="000000"/>
+                    <w:left w:val="single" w:sz="4" w:color="000000"/>
+                    <w:right w:val="single" w:sz="4" w:color="000000"/>
+                  </w:tcBorders>
+                </w:tcPr>
+                <w:p>
+                  <w:pPr>
+                    <w:spacing w:before="0" w:after="0"/>
+                    <w:jc w:val="center"/>
+                  </w:pPr>
+                  <w:r/>
+                  <w:r>
+                    <w:rPr>
+                      <w:rFonts w:ascii="Arial" w:hAnsi="Arial" w:cs="Arial" w:eastAsia="Arial"/>
+                      <w:b w:val="0"/>
+                      <w:i w:val="0"/>
+                      <w:sz w:val="14"/>
+                    </w:rPr>
+                    <w:t>Код дохода</w:t>
+                  </w:r>
+                </w:p>
+              </w:tc>
+              <w:tc>
+                <w:tcPr>
+                  <w:tcW w:type="dxa" w:w="718"/>
+                  <w:vAlign w:val="center"/>
+                  <w:tcBorders>
+                    <w:top w:val="single" w:sz="4" w:color="000000"/>
+                    <w:bottom w:val="single" w:sz="4" w:color="000000"/>
+                    <w:left w:val="single" w:sz="4" w:color="000000"/>
+                    <w:right w:val="single" w:sz="4" w:color="000000"/>
+                  </w:tcBorders>
+                </w:tcPr>
+                <w:p>
+                  <w:pPr>
+                    <w:spacing w:before="0" w:after="0"/>
+                    <w:jc w:val="center"/>
+                  </w:pPr>
+                  <w:r/>
+                  <w:r>
+                    <w:rPr>
+                      <w:rFonts w:ascii="Arial" w:hAnsi="Arial" w:cs="Arial" w:eastAsia="Arial"/>
+                      <w:b w:val="0"/>
+                      <w:i w:val="0"/>
+                      <w:sz w:val="14"/>
+                    </w:rPr>
+                    <w:t>Сумма дохода</w:t>
+                  </w:r>
+                </w:p>
+              </w:tc>
+              <w:tc>
+                <w:tcPr>
+                  <w:tcW w:type="dxa" w:w="718"/>
+                  <w:vAlign w:val="center"/>
+                  <w:tcBorders>
+                    <w:top w:val="single" w:sz="4" w:color="000000"/>
+                    <w:bottom w:val="single" w:sz="4" w:color="000000"/>
+                    <w:left w:val="single" w:sz="4" w:color="000000"/>
+                    <w:right w:val="single" w:sz="4" w:color="000000"/>
+                  </w:tcBorders>
+                </w:tcPr>
+                <w:p>
+                  <w:pPr>
+                    <w:spacing w:before="0" w:after="0"/>
+                    <w:jc w:val="center"/>
+                  </w:pPr>
+                  <w:r/>
+                  <w:r>
+                    <w:rPr>
+                      <w:rFonts w:ascii="Arial" w:hAnsi="Arial" w:cs="Arial" w:eastAsia="Arial"/>
+                      <w:b w:val="0"/>
+                      <w:i w:val="0"/>
+                      <w:sz w:val="14"/>
+                    </w:rPr>
+                    <w:t>Код вычета</w:t>
+                  </w:r>
+                </w:p>
+              </w:tc>
+              <w:tc>
+                <w:tcPr>
+                  <w:tcW w:type="dxa" w:w="718"/>
+                  <w:vAlign w:val="center"/>
+                  <w:tcBorders>
+                    <w:top w:val="single" w:sz="4" w:color="000000"/>
+                    <w:bottom w:val="single" w:sz="4" w:color="000000"/>
+                    <w:left w:val="single" w:sz="4" w:color="000000"/>
+                    <w:right w:val="single" w:sz="4" w:color="000000"/>
+                  </w:tcBorders>
+                </w:tcPr>
+                <w:p>
+                  <w:pPr>
+                    <w:spacing w:before="0" w:after="0"/>
+                    <w:jc w:val="center"/>
+                  </w:pPr>
+                  <w:r/>
+                  <w:r>
+                    <w:rPr>
+                      <w:rFonts w:ascii="Arial" w:hAnsi="Arial" w:cs="Arial" w:eastAsia="Arial"/>
+                      <w:b w:val="0"/>
+                      <w:i w:val="0"/>
+                      <w:sz w:val="14"/>
+                    </w:rPr>
+                    <w:t>Сумма вычета</w:t>
+                  </w:r>
+                </w:p>
+              </w:tc>
+            </w:tr>
+            <w:tr>
+              <w:tc>
+                <w:tcPr>
+                  <w:tcW w:type="dxa" w:w="718"/>
+                  <w:vAlign w:val="center"/>
+                  <w:tcBorders>
+                    <w:top w:val="single" w:sz="4" w:color="000000"/>
+                    <w:bottom w:val="single" w:sz="4" w:color="000000"/>
+                    <w:left w:val="single" w:sz="4" w:color="000000"/>
+                    <w:right w:val="single" w:sz="4" w:color="000000"/>
+                  </w:tcBorders>
+                </w:tcPr>
+                <w:p>
+                  <w:pPr>
+                    <w:spacing w:before="0" w:after="0"/>
+                    <w:jc w:val="left"/>
+                  </w:pPr>
+                  <w:r/>
+                  <w:r>
+                    <w:rPr>
+                      <w:rFonts w:ascii="Arial" w:hAnsi="Arial" w:cs="Arial" w:eastAsia="Arial"/>
+                      <w:b w:val="0"/>
+                      <w:i w:val="0"/>
+                      <w:sz w:val="18"/>
+                    </w:rPr>
+                    <w:t>{{ ndfl_2.rows[14].month }}</w:t>
+                  </w:r>
+                </w:p>
+              </w:tc>
+              <w:tc>
+                <w:tcPr>
+                  <w:tcW w:type="dxa" w:w="718"/>
+                  <w:vAlign w:val="center"/>
+                  <w:tcBorders>
+                    <w:top w:val="single" w:sz="4" w:color="000000"/>
+                    <w:bottom w:val="single" w:sz="4" w:color="000000"/>
+                    <w:left w:val="single" w:sz="4" w:color="000000"/>
+                    <w:right w:val="single" w:sz="4" w:color="000000"/>
+                  </w:tcBorders>
+                </w:tcPr>
+                <w:p>
+                  <w:pPr>
+                    <w:spacing w:before="0" w:after="0"/>
+                    <w:jc w:val="left"/>
+                  </w:pPr>
+                  <w:r/>
+                  <w:r>
+                    <w:rPr>
+                      <w:rFonts w:ascii="Arial" w:hAnsi="Arial" w:cs="Arial" w:eastAsia="Arial"/>
+                      <w:b w:val="0"/>
+                      <w:i w:val="0"/>
+                      <w:sz w:val="18"/>
+                    </w:rPr>
+                    <w:t>{{ ndfl_2.rows[14].income_code }}</w:t>
+                  </w:r>
+                </w:p>
+              </w:tc>
+              <w:tc>
+                <w:tcPr>
+                  <w:tcW w:type="dxa" w:w="718"/>
+                  <w:vAlign w:val="center"/>
+                  <w:tcBorders>
+                    <w:top w:val="single" w:sz="4" w:color="000000"/>
+                    <w:bottom w:val="single" w:sz="4" w:color="000000"/>
+                    <w:left w:val="single" w:sz="4" w:color="000000"/>
+                    <w:right w:val="single" w:sz="4" w:color="000000"/>
+                  </w:tcBorders>
+                </w:tcPr>
+                <w:p>
+                  <w:pPr>
+                    <w:spacing w:before="0" w:after="0"/>
+                    <w:jc w:val="right"/>
+                  </w:pPr>
+                  <w:r/>
+                  <w:r>
+                    <w:rPr>
+                      <w:rFonts w:ascii="Arial" w:hAnsi="Arial" w:cs="Arial" w:eastAsia="Arial"/>
+                      <w:b w:val="0"/>
+                      <w:i w:val="0"/>
+                      <w:sz w:val="18"/>
+                    </w:rPr>
+                    <w:t>{{ ndfl_2.rows[14].income_amount }}</w:t>
+                  </w:r>
+                </w:p>
+              </w:tc>
+              <w:tc>
+                <w:tcPr>
+                  <w:tcW w:type="dxa" w:w="718"/>
+                  <w:vAlign w:val="center"/>
+                  <w:tcBorders>
+                    <w:top w:val="single" w:sz="4" w:color="000000"/>
+                    <w:bottom w:val="single" w:sz="4" w:color="000000"/>
+                    <w:left w:val="single" w:sz="4" w:color="000000"/>
+                    <w:right w:val="single" w:sz="4" w:color="000000"/>
+                  </w:tcBorders>
+                </w:tcPr>
+                <w:p>
+                  <w:pPr>
+                    <w:spacing w:before="0" w:after="0"/>
+                    <w:jc w:val="left"/>
+                  </w:pPr>
+                  <w:r/>
+                  <w:r>
+                    <w:rPr>
+                      <w:rFonts w:ascii="Arial" w:hAnsi="Arial" w:cs="Arial" w:eastAsia="Arial"/>
+                      <w:b w:val="0"/>
+                      <w:i w:val="0"/>
+                      <w:sz w:val="18"/>
+                    </w:rPr>
+                    <w:t>{{ ndfl_2.rows[14].deduction_code }}</w:t>
+                  </w:r>
+                </w:p>
+              </w:tc>
+              <w:tc>
+                <w:tcPr>
+                  <w:tcW w:type="dxa" w:w="718"/>
+                  <w:vAlign w:val="center"/>
+                  <w:tcBorders>
+                    <w:top w:val="single" w:sz="4" w:color="000000"/>
+                    <w:bottom w:val="single" w:sz="4" w:color="000000"/>
+                    <w:left w:val="single" w:sz="4" w:color="000000"/>
+                    <w:right w:val="single" w:sz="4" w:color="000000"/>
+                  </w:tcBorders>
+                </w:tcPr>
+                <w:p>
+                  <w:pPr>
+                    <w:spacing w:before="0" w:after="0"/>
+                    <w:jc w:val="right"/>
+                  </w:pPr>
+                  <w:r/>
+                  <w:r>
+                    <w:rPr>
+                      <w:rFonts w:ascii="Arial" w:hAnsi="Arial" w:cs="Arial" w:eastAsia="Arial"/>
+                      <w:b w:val="0"/>
+                      <w:i w:val="0"/>
+                      <w:sz w:val="18"/>
+                    </w:rPr>
+                    <w:t>{{ ndfl_2.rows[14].deduction_amount }}</w:t>
+                  </w:r>
+                </w:p>
+              </w:tc>
+            </w:tr>
+            <w:tr>
+              <w:tc>
+                <w:tcPr>
+                  <w:tcW w:type="dxa" w:w="718"/>
+                  <w:vAlign w:val="center"/>
+                  <w:tcBorders>
+                    <w:top w:val="single" w:sz="4" w:color="000000"/>
+                    <w:bottom w:val="single" w:sz="4" w:color="000000"/>
+                    <w:left w:val="single" w:sz="4" w:color="000000"/>
+                    <w:right w:val="single" w:sz="4" w:color="000000"/>
+                  </w:tcBorders>
+                </w:tcPr>
+                <w:p>
+                  <w:pPr>
+                    <w:spacing w:before="0" w:after="0"/>
+                    <w:jc w:val="left"/>
+                  </w:pPr>
+                  <w:r/>
+                  <w:r>
+                    <w:rPr>
+                      <w:rFonts w:ascii="Arial" w:hAnsi="Arial" w:cs="Arial" w:eastAsia="Arial"/>
+                      <w:b w:val="0"/>
+                      <w:i w:val="0"/>
+                      <w:sz w:val="18"/>
+                    </w:rPr>
+                    <w:t>{{ ndfl_2.rows[15].month }}</w:t>
+                  </w:r>
+                </w:p>
+              </w:tc>
+              <w:tc>
+                <w:tcPr>
+                  <w:tcW w:type="dxa" w:w="718"/>
+                  <w:vAlign w:val="center"/>
+                  <w:tcBorders>
+                    <w:top w:val="single" w:sz="4" w:color="000000"/>
+                    <w:bottom w:val="single" w:sz="4" w:color="000000"/>
+                    <w:left w:val="single" w:sz="4" w:color="000000"/>
+                    <w:right w:val="single" w:sz="4" w:color="000000"/>
+                  </w:tcBorders>
+                </w:tcPr>
+                <w:p>
+                  <w:pPr>
+                    <w:spacing w:before="0" w:after="0"/>
+                    <w:jc w:val="left"/>
+                  </w:pPr>
+                  <w:r/>
+                  <w:r>
+                    <w:rPr>
+                      <w:rFonts w:ascii="Arial" w:hAnsi="Arial" w:cs="Arial" w:eastAsia="Arial"/>
+                      <w:b w:val="0"/>
+                      <w:i w:val="0"/>
+                      <w:sz w:val="18"/>
+                    </w:rPr>
+                    <w:t>{{ ndfl_2.rows[15].income_code }}</w:t>
+                  </w:r>
+                </w:p>
+              </w:tc>
+              <w:tc>
+                <w:tcPr>
+                  <w:tcW w:type="dxa" w:w="718"/>
+                  <w:vAlign w:val="center"/>
+                  <w:tcBorders>
+                    <w:top w:val="single" w:sz="4" w:color="000000"/>
+                    <w:bottom w:val="single" w:sz="4" w:color="000000"/>
+                    <w:left w:val="single" w:sz="4" w:color="000000"/>
+                    <w:right w:val="single" w:sz="4" w:color="000000"/>
+                  </w:tcBorders>
+                </w:tcPr>
+                <w:p>
+                  <w:pPr>
+                    <w:spacing w:before="0" w:after="0"/>
+                    <w:jc w:val="right"/>
+                  </w:pPr>
+                  <w:r/>
+                  <w:r>
+                    <w:rPr>
+                      <w:rFonts w:ascii="Arial" w:hAnsi="Arial" w:cs="Arial" w:eastAsia="Arial"/>
+                      <w:b w:val="0"/>
+                      <w:i w:val="0"/>
+                      <w:sz w:val="18"/>
+                    </w:rPr>
+                    <w:t>{{ ndfl_2.rows[15].income_amount }}</w:t>
+                  </w:r>
+                </w:p>
+              </w:tc>
+              <w:tc>
+                <w:tcPr>
+                  <w:tcW w:type="dxa" w:w="718"/>
+                  <w:vAlign w:val="center"/>
+                  <w:tcBorders>
+                    <w:top w:val="single" w:sz="4" w:color="000000"/>
+                    <w:bottom w:val="single" w:sz="4" w:color="000000"/>
+                    <w:left w:val="single" w:sz="4" w:color="000000"/>
+                    <w:right w:val="single" w:sz="4" w:color="000000"/>
+                  </w:tcBorders>
+                </w:tcPr>
+                <w:p>
+                  <w:pPr>
+                    <w:spacing w:before="0" w:after="0"/>
+                    <w:jc w:val="left"/>
+                  </w:pPr>
+                  <w:r/>
+                  <w:r>
+                    <w:rPr>
+                      <w:rFonts w:ascii="Arial" w:hAnsi="Arial" w:cs="Arial" w:eastAsia="Arial"/>
+                      <w:b w:val="0"/>
+                      <w:i w:val="0"/>
+                      <w:sz w:val="18"/>
+                    </w:rPr>
+                    <w:t>{{ ndfl_2.rows[15].deduction_code }}</w:t>
+                  </w:r>
+                </w:p>
+              </w:tc>
+              <w:tc>
+                <w:tcPr>
+                  <w:tcW w:type="dxa" w:w="718"/>
+                  <w:vAlign w:val="center"/>
+                  <w:tcBorders>
+                    <w:top w:val="single" w:sz="4" w:color="000000"/>
+                    <w:bottom w:val="single" w:sz="4" w:color="000000"/>
+                    <w:left w:val="single" w:sz="4" w:color="000000"/>
+                    <w:right w:val="single" w:sz="4" w:color="000000"/>
+                  </w:tcBorders>
+                </w:tcPr>
+                <w:p>
+                  <w:pPr>
+                    <w:spacing w:before="0" w:after="0"/>
+                    <w:jc w:val="right"/>
+                  </w:pPr>
+                  <w:r/>
+                  <w:r>
+                    <w:rPr>
+                      <w:rFonts w:ascii="Arial" w:hAnsi="Arial" w:cs="Arial" w:eastAsia="Arial"/>
+                      <w:b w:val="0"/>
+                      <w:i w:val="0"/>
+                      <w:sz w:val="18"/>
+                    </w:rPr>
+                    <w:t>{{ ndfl_2.rows[15].deduction_amount }}</w:t>
+                  </w:r>
+                </w:p>
+              </w:tc>
+            </w:tr>
+            <w:tr>
+              <w:tc>
+                <w:tcPr>
+                  <w:tcW w:type="dxa" w:w="718"/>
+                  <w:vAlign w:val="center"/>
+                  <w:tcBorders>
+                    <w:top w:val="single" w:sz="4" w:color="000000"/>
+                    <w:bottom w:val="single" w:sz="4" w:color="000000"/>
+                    <w:left w:val="single" w:sz="4" w:color="000000"/>
+                    <w:right w:val="single" w:sz="4" w:color="000000"/>
+                  </w:tcBorders>
+                </w:tcPr>
+                <w:p>
+                  <w:pPr>
+                    <w:spacing w:before="0" w:after="0"/>
+                    <w:jc w:val="left"/>
+                  </w:pPr>
+                  <w:r/>
+                  <w:r>
+                    <w:rPr>
+                      <w:rFonts w:ascii="Arial" w:hAnsi="Arial" w:cs="Arial" w:eastAsia="Arial"/>
+                      <w:b w:val="0"/>
+                      <w:i w:val="0"/>
+                      <w:sz w:val="18"/>
+                    </w:rPr>
+                    <w:t>{{ ndfl_2.rows[16].month }}</w:t>
+                  </w:r>
+                </w:p>
+              </w:tc>
+              <w:tc>
+                <w:tcPr>
+                  <w:tcW w:type="dxa" w:w="718"/>
+                  <w:vAlign w:val="center"/>
+                  <w:tcBorders>
+                    <w:top w:val="single" w:sz="4" w:color="000000"/>
+                    <w:bottom w:val="single" w:sz="4" w:color="000000"/>
+                    <w:left w:val="single" w:sz="4" w:color="000000"/>
+                    <w:right w:val="single" w:sz="4" w:color="000000"/>
+                  </w:tcBorders>
+                </w:tcPr>
+                <w:p>
+                  <w:pPr>
+                    <w:spacing w:before="0" w:after="0"/>
+                    <w:jc w:val="left"/>
+                  </w:pPr>
+                  <w:r/>
+                  <w:r>
+                    <w:rPr>
+                      <w:rFonts w:ascii="Arial" w:hAnsi="Arial" w:cs="Arial" w:eastAsia="Arial"/>
+                      <w:b w:val="0"/>
+                      <w:i w:val="0"/>
+                      <w:sz w:val="18"/>
+                    </w:rPr>
+                    <w:t>{{ ndfl_2.rows[16].income_code }}</w:t>
+                  </w:r>
+                </w:p>
+              </w:tc>
+              <w:tc>
+                <w:tcPr>
+                  <w:tcW w:type="dxa" w:w="718"/>
+                  <w:vAlign w:val="center"/>
+                  <w:tcBorders>
+                    <w:top w:val="single" w:sz="4" w:color="000000"/>
+                    <w:bottom w:val="single" w:sz="4" w:color="000000"/>
+                    <w:left w:val="single" w:sz="4" w:color="000000"/>
+                    <w:right w:val="single" w:sz="4" w:color="000000"/>
+                  </w:tcBorders>
+                </w:tcPr>
+                <w:p>
+                  <w:pPr>
+                    <w:spacing w:before="0" w:after="0"/>
+                    <w:jc w:val="right"/>
+                  </w:pPr>
+                  <w:r/>
+                  <w:r>
+                    <w:rPr>
+                      <w:rFonts w:ascii="Arial" w:hAnsi="Arial" w:cs="Arial" w:eastAsia="Arial"/>
+                      <w:b w:val="0"/>
+                      <w:i w:val="0"/>
+                      <w:sz w:val="18"/>
+                    </w:rPr>
+                    <w:t>{{ ndfl_2.rows[16].income_amount }}</w:t>
+                  </w:r>
+                </w:p>
+              </w:tc>
+              <w:tc>
+                <w:tcPr>
+                  <w:tcW w:type="dxa" w:w="718"/>
+                  <w:vAlign w:val="center"/>
+                  <w:tcBorders>
+                    <w:top w:val="single" w:sz="4" w:color="000000"/>
+                    <w:bottom w:val="single" w:sz="4" w:color="000000"/>
+                    <w:left w:val="single" w:sz="4" w:color="000000"/>
+                    <w:right w:val="single" w:sz="4" w:color="000000"/>
+                  </w:tcBorders>
+                </w:tcPr>
+                <w:p>
+                  <w:pPr>
+                    <w:spacing w:before="0" w:after="0"/>
+                    <w:jc w:val="left"/>
+                  </w:pPr>
+                  <w:r/>
+                  <w:r>
+                    <w:rPr>
+                      <w:rFonts w:ascii="Arial" w:hAnsi="Arial" w:cs="Arial" w:eastAsia="Arial"/>
+                      <w:b w:val="0"/>
+                      <w:i w:val="0"/>
+                      <w:sz w:val="18"/>
+                    </w:rPr>
+                    <w:t>{{ ndfl_2.rows[16].deduction_code }}</w:t>
+                  </w:r>
+                </w:p>
+              </w:tc>
+              <w:tc>
+                <w:tcPr>
+                  <w:tcW w:type="dxa" w:w="718"/>
+                  <w:vAlign w:val="center"/>
+                  <w:tcBorders>
+                    <w:top w:val="single" w:sz="4" w:color="000000"/>
+                    <w:bottom w:val="single" w:sz="4" w:color="000000"/>
+                    <w:left w:val="single" w:sz="4" w:color="000000"/>
+                    <w:right w:val="single" w:sz="4" w:color="000000"/>
+                  </w:tcBorders>
+                </w:tcPr>
+                <w:p>
+                  <w:pPr>
+                    <w:spacing w:before="0" w:after="0"/>
+                    <w:jc w:val="right"/>
+                  </w:pPr>
+                  <w:r/>
+                  <w:r>
+                    <w:rPr>
+                      <w:rFonts w:ascii="Arial" w:hAnsi="Arial" w:cs="Arial" w:eastAsia="Arial"/>
+                      <w:b w:val="0"/>
+                      <w:i w:val="0"/>
+                      <w:sz w:val="18"/>
+                    </w:rPr>
+                    <w:t>{{ ndfl_2.rows[16].deduction_amount }}</w:t>
+                  </w:r>
+                </w:p>
+              </w:tc>
+            </w:tr>
+            <w:tr>
+              <w:tc>
+                <w:tcPr>
+                  <w:tcW w:type="dxa" w:w="718"/>
+                  <w:vAlign w:val="center"/>
+                  <w:tcBorders>
+                    <w:top w:val="single" w:sz="4" w:color="000000"/>
+                    <w:bottom w:val="single" w:sz="4" w:color="000000"/>
+                    <w:left w:val="single" w:sz="4" w:color="000000"/>
+                    <w:right w:val="single" w:sz="4" w:color="000000"/>
+                  </w:tcBorders>
+                </w:tcPr>
+                <w:p>
+                  <w:pPr>
+                    <w:spacing w:before="0" w:after="0"/>
+                    <w:jc w:val="left"/>
+                  </w:pPr>
+                  <w:r/>
+                  <w:r>
+                    <w:rPr>
+                      <w:rFonts w:ascii="Arial" w:hAnsi="Arial" w:cs="Arial" w:eastAsia="Arial"/>
+                      <w:b w:val="0"/>
+                      <w:i w:val="0"/>
+                      <w:sz w:val="18"/>
+                    </w:rPr>
+                    <w:t>{{ ndfl_2.rows[17].month }}</w:t>
+                  </w:r>
+                </w:p>
+              </w:tc>
+              <w:tc>
+                <w:tcPr>
+                  <w:tcW w:type="dxa" w:w="718"/>
+                  <w:vAlign w:val="center"/>
+                  <w:tcBorders>
+                    <w:top w:val="single" w:sz="4" w:color="000000"/>
+                    <w:bottom w:val="single" w:sz="4" w:color="000000"/>
+                    <w:left w:val="single" w:sz="4" w:color="000000"/>
+                    <w:right w:val="single" w:sz="4" w:color="000000"/>
+                  </w:tcBorders>
+                </w:tcPr>
+                <w:p>
+                  <w:pPr>
+                    <w:spacing w:before="0" w:after="0"/>
+                    <w:jc w:val="left"/>
+                  </w:pPr>
+                  <w:r/>
+                  <w:r>
+                    <w:rPr>
+                      <w:rFonts w:ascii="Arial" w:hAnsi="Arial" w:cs="Arial" w:eastAsia="Arial"/>
+                      <w:b w:val="0"/>
+                      <w:i w:val="0"/>
+                      <w:sz w:val="18"/>
+                    </w:rPr>
+                    <w:t>{{ ndfl_2.rows[17].income_code }}</w:t>
+                  </w:r>
+                </w:p>
+              </w:tc>
+              <w:tc>
+                <w:tcPr>
+                  <w:tcW w:type="dxa" w:w="718"/>
+                  <w:vAlign w:val="center"/>
+                  <w:tcBorders>
+                    <w:top w:val="single" w:sz="4" w:color="000000"/>
+                    <w:bottom w:val="single" w:sz="4" w:color="000000"/>
+                    <w:left w:val="single" w:sz="4" w:color="000000"/>
+                    <w:right w:val="single" w:sz="4" w:color="000000"/>
+                  </w:tcBorders>
+                </w:tcPr>
+                <w:p>
+                  <w:pPr>
+                    <w:spacing w:before="0" w:after="0"/>
+                    <w:jc w:val="right"/>
+                  </w:pPr>
+                  <w:r/>
+                  <w:r>
+                    <w:rPr>
+                      <w:rFonts w:ascii="Arial" w:hAnsi="Arial" w:cs="Arial" w:eastAsia="Arial"/>
+                      <w:b w:val="0"/>
+                      <w:i w:val="0"/>
+                      <w:sz w:val="18"/>
+                    </w:rPr>
+                    <w:t>{{ ndfl_2.rows[17].income_amount }}</w:t>
+                  </w:r>
+                </w:p>
+              </w:tc>
+              <w:tc>
+                <w:tcPr>
+                  <w:tcW w:type="dxa" w:w="718"/>
+                  <w:vAlign w:val="center"/>
+                  <w:tcBorders>
+                    <w:top w:val="single" w:sz="4" w:color="000000"/>
+                    <w:bottom w:val="single" w:sz="4" w:color="000000"/>
+                    <w:left w:val="single" w:sz="4" w:color="000000"/>
+                    <w:right w:val="single" w:sz="4" w:color="000000"/>
+                  </w:tcBorders>
+                </w:tcPr>
+                <w:p>
+                  <w:pPr>
+                    <w:spacing w:before="0" w:after="0"/>
+                    <w:jc w:val="left"/>
+                  </w:pPr>
+                  <w:r/>
+                  <w:r>
+                    <w:rPr>
+                      <w:rFonts w:ascii="Arial" w:hAnsi="Arial" w:cs="Arial" w:eastAsia="Arial"/>
+                      <w:b w:val="0"/>
+                      <w:i w:val="0"/>
+                      <w:sz w:val="18"/>
+                    </w:rPr>
+                    <w:t>{{ ndfl_2.rows[17].deduction_code }}</w:t>
+                  </w:r>
+                </w:p>
+              </w:tc>
+              <w:tc>
+                <w:tcPr>
+                  <w:tcW w:type="dxa" w:w="718"/>
+                  <w:vAlign w:val="center"/>
+                  <w:tcBorders>
+                    <w:top w:val="single" w:sz="4" w:color="000000"/>
+                    <w:bottom w:val="single" w:sz="4" w:color="000000"/>
+                    <w:left w:val="single" w:sz="4" w:color="000000"/>
+                    <w:right w:val="single" w:sz="4" w:color="000000"/>
+                  </w:tcBorders>
+                </w:tcPr>
+                <w:p>
+                  <w:pPr>
+                    <w:spacing w:before="0" w:after="0"/>
+                    <w:jc w:val="right"/>
+                  </w:pPr>
+                  <w:r/>
+                  <w:r>
+                    <w:rPr>
+                      <w:rFonts w:ascii="Arial" w:hAnsi="Arial" w:cs="Arial" w:eastAsia="Arial"/>
+                      <w:b w:val="0"/>
+                      <w:i w:val="0"/>
+                      <w:sz w:val="18"/>
+                    </w:rPr>
+                    <w:t>{{ ndfl_2.rows[17].deduction_amount }}</w:t>
+                  </w:r>
+                </w:p>
+              </w:tc>
+            </w:tr>
+            <w:tr>
+              <w:tc>
+                <w:tcPr>
+                  <w:tcW w:type="dxa" w:w="718"/>
+                  <w:vAlign w:val="center"/>
+                  <w:tcBorders>
+                    <w:top w:val="single" w:sz="4" w:color="000000"/>
+                    <w:bottom w:val="single" w:sz="4" w:color="000000"/>
+                    <w:left w:val="single" w:sz="4" w:color="000000"/>
+                    <w:right w:val="single" w:sz="4" w:color="000000"/>
+                  </w:tcBorders>
+                </w:tcPr>
+                <w:p>
+                  <w:pPr>
+                    <w:spacing w:before="0" w:after="0"/>
+                    <w:jc w:val="left"/>
+                  </w:pPr>
+                  <w:r/>
+                  <w:r>
+                    <w:rPr>
+                      <w:rFonts w:ascii="Arial" w:hAnsi="Arial" w:cs="Arial" w:eastAsia="Arial"/>
+                      <w:b w:val="0"/>
+                      <w:i w:val="0"/>
+                      <w:sz w:val="18"/>
+                    </w:rPr>
+                    <w:t>{{ ndfl_2.rows[18].month }}</w:t>
+                  </w:r>
+                </w:p>
+              </w:tc>
+              <w:tc>
+                <w:tcPr>
+                  <w:tcW w:type="dxa" w:w="718"/>
+                  <w:vAlign w:val="center"/>
+                  <w:tcBorders>
+                    <w:top w:val="single" w:sz="4" w:color="000000"/>
+                    <w:bottom w:val="single" w:sz="4" w:color="000000"/>
+                    <w:left w:val="single" w:sz="4" w:color="000000"/>
+                    <w:right w:val="single" w:sz="4" w:color="000000"/>
+                  </w:tcBorders>
+                </w:tcPr>
+                <w:p>
+                  <w:pPr>
+                    <w:spacing w:before="0" w:after="0"/>
+                    <w:jc w:val="left"/>
+                  </w:pPr>
+                  <w:r/>
+                  <w:r>
+                    <w:rPr>
+                      <w:rFonts w:ascii="Arial" w:hAnsi="Arial" w:cs="Arial" w:eastAsia="Arial"/>
+                      <w:b w:val="0"/>
+                      <w:i w:val="0"/>
+                      <w:sz w:val="18"/>
+                    </w:rPr>
+                    <w:t>{{ ndfl_2.rows[18].income_code }}</w:t>
+                  </w:r>
+                </w:p>
+              </w:tc>
+              <w:tc>
+                <w:tcPr>
+                  <w:tcW w:type="dxa" w:w="718"/>
+                  <w:vAlign w:val="center"/>
+                  <w:tcBorders>
+                    <w:top w:val="single" w:sz="4" w:color="000000"/>
+                    <w:bottom w:val="single" w:sz="4" w:color="000000"/>
+                    <w:left w:val="single" w:sz="4" w:color="000000"/>
+                    <w:right w:val="single" w:sz="4" w:color="000000"/>
+                  </w:tcBorders>
+                </w:tcPr>
+                <w:p>
+                  <w:pPr>
+                    <w:spacing w:before="0" w:after="0"/>
+                    <w:jc w:val="right"/>
+                  </w:pPr>
+                  <w:r/>
+                  <w:r>
+                    <w:rPr>
+                      <w:rFonts w:ascii="Arial" w:hAnsi="Arial" w:cs="Arial" w:eastAsia="Arial"/>
+                      <w:b w:val="0"/>
+                      <w:i w:val="0"/>
+                      <w:sz w:val="18"/>
+                    </w:rPr>
+                    <w:t>{{ ndfl_2.rows[18].income_amount }}</w:t>
+                  </w:r>
+                </w:p>
+              </w:tc>
+              <w:tc>
+                <w:tcPr>
+                  <w:tcW w:type="dxa" w:w="718"/>
+                  <w:vAlign w:val="center"/>
+                  <w:tcBorders>
+                    <w:top w:val="single" w:sz="4" w:color="000000"/>
+                    <w:bottom w:val="single" w:sz="4" w:color="000000"/>
+                    <w:left w:val="single" w:sz="4" w:color="000000"/>
+                    <w:right w:val="single" w:sz="4" w:color="000000"/>
+                  </w:tcBorders>
+                </w:tcPr>
+                <w:p>
+                  <w:pPr>
+                    <w:spacing w:before="0" w:after="0"/>
+                    <w:jc w:val="left"/>
+                  </w:pPr>
+                  <w:r/>
+                  <w:r>
+                    <w:rPr>
+                      <w:rFonts w:ascii="Arial" w:hAnsi="Arial" w:cs="Arial" w:eastAsia="Arial"/>
+                      <w:b w:val="0"/>
+                      <w:i w:val="0"/>
+                      <w:sz w:val="18"/>
+                    </w:rPr>
+                    <w:t>{{ ndfl_2.rows[18].deduction_code }}</w:t>
+                  </w:r>
+                </w:p>
+              </w:tc>
+              <w:tc>
+                <w:tcPr>
+                  <w:tcW w:type="dxa" w:w="718"/>
+                  <w:vAlign w:val="center"/>
+                  <w:tcBorders>
+                    <w:top w:val="single" w:sz="4" w:color="000000"/>
+                    <w:bottom w:val="single" w:sz="4" w:color="000000"/>
+                    <w:left w:val="single" w:sz="4" w:color="000000"/>
+                    <w:right w:val="single" w:sz="4" w:color="000000"/>
+                  </w:tcBorders>
+                </w:tcPr>
+                <w:p>
+                  <w:pPr>
+                    <w:spacing w:before="0" w:after="0"/>
+                    <w:jc w:val="right"/>
+                  </w:pPr>
+                  <w:r/>
+                  <w:r>
+                    <w:rPr>
+                      <w:rFonts w:ascii="Arial" w:hAnsi="Arial" w:cs="Arial" w:eastAsia="Arial"/>
+                      <w:b w:val="0"/>
+                      <w:i w:val="0"/>
+                      <w:sz w:val="18"/>
+                    </w:rPr>
+                    <w:t>{{ ndfl_2.rows[18].deduction_amount }}</w:t>
+                  </w:r>
+                </w:p>
+              </w:tc>
+            </w:tr>
+            <w:tr>
+              <w:tc>
+                <w:tcPr>
+                  <w:tcW w:type="dxa" w:w="718"/>
+                  <w:vAlign w:val="center"/>
+                  <w:tcBorders>
+                    <w:top w:val="single" w:sz="4" w:color="000000"/>
+                    <w:bottom w:val="single" w:sz="4" w:color="000000"/>
+                    <w:left w:val="single" w:sz="4" w:color="000000"/>
+                    <w:right w:val="single" w:sz="4" w:color="000000"/>
+                  </w:tcBorders>
+                </w:tcPr>
+                <w:p>
+                  <w:pPr>
+                    <w:spacing w:before="0" w:after="0"/>
+                    <w:jc w:val="left"/>
+                  </w:pPr>
+                  <w:r/>
+                  <w:r>
+                    <w:rPr>
+                      <w:rFonts w:ascii="Arial" w:hAnsi="Arial" w:cs="Arial" w:eastAsia="Arial"/>
+                      <w:b w:val="0"/>
+                      <w:i w:val="0"/>
+                      <w:sz w:val="18"/>
+                    </w:rPr>
+                    <w:t>{{ ndfl_2.rows[19].month }}</w:t>
+                  </w:r>
+                </w:p>
+              </w:tc>
+              <w:tc>
+                <w:tcPr>
+                  <w:tcW w:type="dxa" w:w="718"/>
+                  <w:vAlign w:val="center"/>
+                  <w:tcBorders>
+                    <w:top w:val="single" w:sz="4" w:color="000000"/>
+                    <w:bottom w:val="single" w:sz="4" w:color="000000"/>
+                    <w:left w:val="single" w:sz="4" w:color="000000"/>
+                    <w:right w:val="single" w:sz="4" w:color="000000"/>
+                  </w:tcBorders>
+                </w:tcPr>
+                <w:p>
+                  <w:pPr>
+                    <w:spacing w:before="0" w:after="0"/>
+                    <w:jc w:val="left"/>
+                  </w:pPr>
+                  <w:r/>
+                  <w:r>
+                    <w:rPr>
+                      <w:rFonts w:ascii="Arial" w:hAnsi="Arial" w:cs="Arial" w:eastAsia="Arial"/>
+                      <w:b w:val="0"/>
+                      <w:i w:val="0"/>
+                      <w:sz w:val="18"/>
+                    </w:rPr>
+                    <w:t>{{ ndfl_2.rows[19].income_code }}</w:t>
+                  </w:r>
+                </w:p>
+              </w:tc>
+              <w:tc>
+                <w:tcPr>
+                  <w:tcW w:type="dxa" w:w="718"/>
+                  <w:vAlign w:val="center"/>
+                  <w:tcBorders>
+                    <w:top w:val="single" w:sz="4" w:color="000000"/>
+                    <w:bottom w:val="single" w:sz="4" w:color="000000"/>
+                    <w:left w:val="single" w:sz="4" w:color="000000"/>
+                    <w:right w:val="single" w:sz="4" w:color="000000"/>
+                  </w:tcBorders>
+                </w:tcPr>
+                <w:p>
+                  <w:pPr>
+                    <w:spacing w:before="0" w:after="0"/>
+                    <w:jc w:val="right"/>
+                  </w:pPr>
+                  <w:r/>
+                  <w:r>
+                    <w:rPr>
+                      <w:rFonts w:ascii="Arial" w:hAnsi="Arial" w:cs="Arial" w:eastAsia="Arial"/>
+                      <w:b w:val="0"/>
+                      <w:i w:val="0"/>
+                      <w:sz w:val="18"/>
+                    </w:rPr>
+                    <w:t>{{ ndfl_2.rows[19].income_amount }}</w:t>
+                  </w:r>
+                </w:p>
+              </w:tc>
+              <w:tc>
+                <w:tcPr>
+                  <w:tcW w:type="dxa" w:w="718"/>
+                  <w:vAlign w:val="center"/>
+                  <w:tcBorders>
+                    <w:top w:val="single" w:sz="4" w:color="000000"/>
+                    <w:bottom w:val="single" w:sz="4" w:color="000000"/>
+                    <w:left w:val="single" w:sz="4" w:color="000000"/>
+                    <w:right w:val="single" w:sz="4" w:color="000000"/>
+                  </w:tcBorders>
+                </w:tcPr>
+                <w:p>
+                  <w:pPr>
+                    <w:spacing w:before="0" w:after="0"/>
+                    <w:jc w:val="left"/>
+                  </w:pPr>
+                  <w:r/>
+                  <w:r>
+                    <w:rPr>
+                      <w:rFonts w:ascii="Arial" w:hAnsi="Arial" w:cs="Arial" w:eastAsia="Arial"/>
+                      <w:b w:val="0"/>
+                      <w:i w:val="0"/>
+                      <w:sz w:val="18"/>
+                    </w:rPr>
+                    <w:t>{{ ndfl_2.rows[19].deduction_code }}</w:t>
+                  </w:r>
+                </w:p>
+              </w:tc>
+              <w:tc>
+                <w:tcPr>
+                  <w:tcW w:type="dxa" w:w="718"/>
+                  <w:vAlign w:val="center"/>
+                  <w:tcBorders>
+                    <w:top w:val="single" w:sz="4" w:color="000000"/>
+                    <w:bottom w:val="single" w:sz="4" w:color="000000"/>
+                    <w:left w:val="single" w:sz="4" w:color="000000"/>
+                    <w:right w:val="single" w:sz="4" w:color="000000"/>
+                  </w:tcBorders>
+                </w:tcPr>
+                <w:p>
+                  <w:pPr>
+                    <w:spacing w:before="0" w:after="0"/>
+                    <w:jc w:val="right"/>
+                  </w:pPr>
+                  <w:r/>
+                  <w:r>
+                    <w:rPr>
+                      <w:rFonts w:ascii="Arial" w:hAnsi="Arial" w:cs="Arial" w:eastAsia="Arial"/>
+                      <w:b w:val="0"/>
+                      <w:i w:val="0"/>
+                      <w:sz w:val="18"/>
+                    </w:rPr>
+                    <w:t>{{ ndfl_2.rows[19].deduction_amount }}</w:t>
+                  </w:r>
+                </w:p>
+              </w:tc>
+            </w:tr>
+            <w:tr>
+              <w:tc>
+                <w:tcPr>
+                  <w:tcW w:type="dxa" w:w="718"/>
+                  <w:vAlign w:val="center"/>
+                  <w:tcBorders>
+                    <w:top w:val="single" w:sz="4" w:color="000000"/>
+                    <w:bottom w:val="single" w:sz="4" w:color="000000"/>
+                    <w:left w:val="single" w:sz="4" w:color="000000"/>
+                    <w:right w:val="single" w:sz="4" w:color="000000"/>
+                  </w:tcBorders>
+                </w:tcPr>
+                <w:p>
+                  <w:pPr>
+                    <w:spacing w:before="0" w:after="0"/>
+                    <w:jc w:val="left"/>
+                  </w:pPr>
+                  <w:r/>
+                  <w:r>
+                    <w:rPr>
+                      <w:rFonts w:ascii="Arial" w:hAnsi="Arial" w:cs="Arial" w:eastAsia="Arial"/>
+                      <w:b w:val="0"/>
+                      <w:i w:val="0"/>
+                      <w:sz w:val="18"/>
+                    </w:rPr>
+                    <w:t>{{ ndfl_2.rows[20].month }}</w:t>
+                  </w:r>
+                </w:p>
+              </w:tc>
+              <w:tc>
+                <w:tcPr>
+                  <w:tcW w:type="dxa" w:w="718"/>
+                  <w:vAlign w:val="center"/>
+                  <w:tcBorders>
+                    <w:top w:val="single" w:sz="4" w:color="000000"/>
+                    <w:bottom w:val="single" w:sz="4" w:color="000000"/>
+                    <w:left w:val="single" w:sz="4" w:color="000000"/>
+                    <w:right w:val="single" w:sz="4" w:color="000000"/>
+                  </w:tcBorders>
+                </w:tcPr>
+                <w:p>
+                  <w:pPr>
+                    <w:spacing w:before="0" w:after="0"/>
+                    <w:jc w:val="left"/>
+                  </w:pPr>
+                  <w:r/>
+                  <w:r>
+                    <w:rPr>
+                      <w:rFonts w:ascii="Arial" w:hAnsi="Arial" w:cs="Arial" w:eastAsia="Arial"/>
+                      <w:b w:val="0"/>
+                      <w:i w:val="0"/>
+                      <w:sz w:val="18"/>
+                    </w:rPr>
+                    <w:t>{{ ndfl_2.rows[20].income_code }}</w:t>
+                  </w:r>
+                </w:p>
+              </w:tc>
+              <w:tc>
+                <w:tcPr>
+                  <w:tcW w:type="dxa" w:w="718"/>
+                  <w:vAlign w:val="center"/>
+                  <w:tcBorders>
+                    <w:top w:val="single" w:sz="4" w:color="000000"/>
+                    <w:bottom w:val="single" w:sz="4" w:color="000000"/>
+                    <w:left w:val="single" w:sz="4" w:color="000000"/>
+                    <w:right w:val="single" w:sz="4" w:color="000000"/>
+                  </w:tcBorders>
+                </w:tcPr>
+                <w:p>
+                  <w:pPr>
+                    <w:spacing w:before="0" w:after="0"/>
+                    <w:jc w:val="right"/>
+                  </w:pPr>
+                  <w:r/>
+                  <w:r>
+                    <w:rPr>
+                      <w:rFonts w:ascii="Arial" w:hAnsi="Arial" w:cs="Arial" w:eastAsia="Arial"/>
+                      <w:b w:val="0"/>
+                      <w:i w:val="0"/>
+                      <w:sz w:val="18"/>
+                    </w:rPr>
+                    <w:t>{{ ndfl_2.rows[20].income_amount }}</w:t>
+                  </w:r>
+                </w:p>
+              </w:tc>
+              <w:tc>
+                <w:tcPr>
+                  <w:tcW w:type="dxa" w:w="718"/>
+                  <w:vAlign w:val="center"/>
+                  <w:tcBorders>
+                    <w:top w:val="single" w:sz="4" w:color="000000"/>
+                    <w:bottom w:val="single" w:sz="4" w:color="000000"/>
+                    <w:left w:val="single" w:sz="4" w:color="000000"/>
+                    <w:right w:val="single" w:sz="4" w:color="000000"/>
+                  </w:tcBorders>
+                </w:tcPr>
+                <w:p>
+                  <w:pPr>
+                    <w:spacing w:before="0" w:after="0"/>
+                    <w:jc w:val="left"/>
+                  </w:pPr>
+                  <w:r/>
+                  <w:r>
+                    <w:rPr>
+                      <w:rFonts w:ascii="Arial" w:hAnsi="Arial" w:cs="Arial" w:eastAsia="Arial"/>
+                      <w:b w:val="0"/>
+                      <w:i w:val="0"/>
+                      <w:sz w:val="18"/>
+                    </w:rPr>
+                    <w:t>{{ ndfl_2.rows[20].deduction_code }}</w:t>
+                  </w:r>
+                </w:p>
+              </w:tc>
+              <w:tc>
+                <w:tcPr>
+                  <w:tcW w:type="dxa" w:w="718"/>
+                  <w:vAlign w:val="center"/>
+                  <w:tcBorders>
+                    <w:top w:val="single" w:sz="4" w:color="000000"/>
+                    <w:bottom w:val="single" w:sz="4" w:color="000000"/>
+                    <w:left w:val="single" w:sz="4" w:color="000000"/>
+                    <w:right w:val="single" w:sz="4" w:color="000000"/>
+                  </w:tcBorders>
+                </w:tcPr>
+                <w:p>
+                  <w:pPr>
+                    <w:spacing w:before="0" w:after="0"/>
+                    <w:jc w:val="right"/>
+                  </w:pPr>
+                  <w:r/>
+                  <w:r>
+                    <w:rPr>
+                      <w:rFonts w:ascii="Arial" w:hAnsi="Arial" w:cs="Arial" w:eastAsia="Arial"/>
+                      <w:b w:val="0"/>
+                      <w:i w:val="0"/>
+                      <w:sz w:val="18"/>
+                    </w:rPr>
+                    <w:t>{{ ndfl_2.rows[20].deduction_amount }}</w:t>
+                  </w:r>
+                </w:p>
+              </w:tc>
+            </w:tr>
+            <w:tr>
+              <w:tc>
+                <w:tcPr>
+                  <w:tcW w:type="dxa" w:w="718"/>
+                  <w:vAlign w:val="center"/>
+                  <w:tcBorders>
+                    <w:top w:val="single" w:sz="4" w:color="000000"/>
+                    <w:bottom w:val="single" w:sz="4" w:color="000000"/>
+                    <w:left w:val="single" w:sz="4" w:color="000000"/>
+                    <w:right w:val="single" w:sz="4" w:color="000000"/>
+                  </w:tcBorders>
+                </w:tcPr>
+                <w:p>
+                  <w:pPr>
+                    <w:spacing w:before="0" w:after="0"/>
+                    <w:jc w:val="left"/>
+                  </w:pPr>
+                  <w:r/>
+                  <w:r>
+                    <w:rPr>
+                      <w:rFonts w:ascii="Arial" w:hAnsi="Arial" w:cs="Arial" w:eastAsia="Arial"/>
+                      <w:b w:val="0"/>
+                      <w:i w:val="0"/>
+                      <w:sz w:val="18"/>
+                    </w:rPr>
+                    <w:t>{{ ndfl_2.rows[21].month }}</w:t>
+                  </w:r>
+                </w:p>
+              </w:tc>
+              <w:tc>
+                <w:tcPr>
+                  <w:tcW w:type="dxa" w:w="718"/>
+                  <w:vAlign w:val="center"/>
+                  <w:tcBorders>
+                    <w:top w:val="single" w:sz="4" w:color="000000"/>
+                    <w:bottom w:val="single" w:sz="4" w:color="000000"/>
+                    <w:left w:val="single" w:sz="4" w:color="000000"/>
+                    <w:right w:val="single" w:sz="4" w:color="000000"/>
+                  </w:tcBorders>
+                </w:tcPr>
+                <w:p>
+                  <w:pPr>
+                    <w:spacing w:before="0" w:after="0"/>
+                    <w:jc w:val="left"/>
+                  </w:pPr>
+                  <w:r/>
+                  <w:r>
+                    <w:rPr>
+                      <w:rFonts w:ascii="Arial" w:hAnsi="Arial" w:cs="Arial" w:eastAsia="Arial"/>
+                      <w:b w:val="0"/>
+                      <w:i w:val="0"/>
+                      <w:sz w:val="18"/>
+                    </w:rPr>
+                    <w:t>{{ ndfl_2.rows[21].income_code }}</w:t>
+                  </w:r>
+                </w:p>
+              </w:tc>
+              <w:tc>
+                <w:tcPr>
+                  <w:tcW w:type="dxa" w:w="718"/>
+                  <w:vAlign w:val="center"/>
+                  <w:tcBorders>
+                    <w:top w:val="single" w:sz="4" w:color="000000"/>
+                    <w:bottom w:val="single" w:sz="4" w:color="000000"/>
+                    <w:left w:val="single" w:sz="4" w:color="000000"/>
+                    <w:right w:val="single" w:sz="4" w:color="000000"/>
+                  </w:tcBorders>
+                </w:tcPr>
+                <w:p>
+                  <w:pPr>
+                    <w:spacing w:before="0" w:after="0"/>
+                    <w:jc w:val="right"/>
+                  </w:pPr>
+                  <w:r/>
+                  <w:r>
+                    <w:rPr>
+                      <w:rFonts w:ascii="Arial" w:hAnsi="Arial" w:cs="Arial" w:eastAsia="Arial"/>
+                      <w:b w:val="0"/>
+                      <w:i w:val="0"/>
+                      <w:sz w:val="18"/>
+                    </w:rPr>
+                    <w:t>{{ ndfl_2.rows[21].income_amount }}</w:t>
+                  </w:r>
+                </w:p>
+              </w:tc>
+              <w:tc>
+                <w:tcPr>
+                  <w:tcW w:type="dxa" w:w="718"/>
+                  <w:vAlign w:val="center"/>
+                  <w:tcBorders>
+                    <w:top w:val="single" w:sz="4" w:color="000000"/>
+                    <w:bottom w:val="single" w:sz="4" w:color="000000"/>
+                    <w:left w:val="single" w:sz="4" w:color="000000"/>
+                    <w:right w:val="single" w:sz="4" w:color="000000"/>
+                  </w:tcBorders>
+                </w:tcPr>
+                <w:p>
+                  <w:pPr>
+                    <w:spacing w:before="0" w:after="0"/>
+                    <w:jc w:val="left"/>
+                  </w:pPr>
+                  <w:r/>
+                  <w:r>
+                    <w:rPr>
+                      <w:rFonts w:ascii="Arial" w:hAnsi="Arial" w:cs="Arial" w:eastAsia="Arial"/>
+                      <w:b w:val="0"/>
+                      <w:i w:val="0"/>
+                      <w:sz w:val="18"/>
+                    </w:rPr>
+                    <w:t>{{ ndfl_2.rows[21].deduction_code }}</w:t>
+                  </w:r>
+                </w:p>
+              </w:tc>
+              <w:tc>
+                <w:tcPr>
+                  <w:tcW w:type="dxa" w:w="718"/>
+                  <w:vAlign w:val="center"/>
+                  <w:tcBorders>
+                    <w:top w:val="single" w:sz="4" w:color="000000"/>
+                    <w:bottom w:val="single" w:sz="4" w:color="000000"/>
+                    <w:left w:val="single" w:sz="4" w:color="000000"/>
+                    <w:right w:val="single" w:sz="4" w:color="000000"/>
+                  </w:tcBorders>
+                </w:tcPr>
+                <w:p>
+                  <w:pPr>
+                    <w:spacing w:before="0" w:after="0"/>
+                    <w:jc w:val="right"/>
+                  </w:pPr>
+                  <w:r/>
+                  <w:r>
+                    <w:rPr>
+                      <w:rFonts w:ascii="Arial" w:hAnsi="Arial" w:cs="Arial" w:eastAsia="Arial"/>
+                      <w:b w:val="0"/>
+                      <w:i w:val="0"/>
+                      <w:sz w:val="18"/>
+                    </w:rPr>
+                    <w:t>{{ ndfl_2.rows[21].deduction_amount }}</w:t>
+                  </w:r>
+                </w:p>
+              </w:tc>
+            </w:tr>
+            <w:tr>
+              <w:tc>
+                <w:tcPr>
+                  <w:tcW w:type="dxa" w:w="718"/>
+                  <w:vAlign w:val="center"/>
+                  <w:tcBorders>
+                    <w:top w:val="single" w:sz="4" w:color="000000"/>
+                    <w:bottom w:val="single" w:sz="4" w:color="000000"/>
+                    <w:left w:val="single" w:sz="4" w:color="000000"/>
+                    <w:right w:val="single" w:sz="4" w:color="000000"/>
+                  </w:tcBorders>
+                </w:tcPr>
+                <w:p>
+                  <w:pPr>
+                    <w:spacing w:before="0" w:after="0"/>
+                    <w:jc w:val="left"/>
+                  </w:pPr>
+                  <w:r/>
+                  <w:r>
+                    <w:rPr>
+                      <w:rFonts w:ascii="Arial" w:hAnsi="Arial" w:cs="Arial" w:eastAsia="Arial"/>
+                      <w:b w:val="0"/>
+                      <w:i w:val="0"/>
+                      <w:sz w:val="18"/>
+                    </w:rPr>
+                    <w:t>{{ ndfl_2.rows[22].month }}</w:t>
+                  </w:r>
+                </w:p>
+              </w:tc>
+              <w:tc>
+                <w:tcPr>
+                  <w:tcW w:type="dxa" w:w="718"/>
+                  <w:vAlign w:val="center"/>
+                  <w:tcBorders>
+                    <w:top w:val="single" w:sz="4" w:color="000000"/>
+                    <w:bottom w:val="single" w:sz="4" w:color="000000"/>
+                    <w:left w:val="single" w:sz="4" w:color="000000"/>
+                    <w:right w:val="single" w:sz="4" w:color="000000"/>
+                  </w:tcBorders>
+                </w:tcPr>
+                <w:p>
+                  <w:pPr>
+                    <w:spacing w:before="0" w:after="0"/>
+                    <w:jc w:val="left"/>
+                  </w:pPr>
+                  <w:r/>
+                  <w:r>
+                    <w:rPr>
+                      <w:rFonts w:ascii="Arial" w:hAnsi="Arial" w:cs="Arial" w:eastAsia="Arial"/>
+                      <w:b w:val="0"/>
+                      <w:i w:val="0"/>
+                      <w:sz w:val="18"/>
+                    </w:rPr>
+                    <w:t>{{ ndfl_2.rows[22].income_code }}</w:t>
+                  </w:r>
+                </w:p>
+              </w:tc>
+              <w:tc>
+                <w:tcPr>
+                  <w:tcW w:type="dxa" w:w="718"/>
+                  <w:vAlign w:val="center"/>
+                  <w:tcBorders>
+                    <w:top w:val="single" w:sz="4" w:color="000000"/>
+                    <w:bottom w:val="single" w:sz="4" w:color="000000"/>
+                    <w:left w:val="single" w:sz="4" w:color="000000"/>
+                    <w:right w:val="single" w:sz="4" w:color="000000"/>
+                  </w:tcBorders>
+                </w:tcPr>
+                <w:p>
+                  <w:pPr>
+                    <w:spacing w:before="0" w:after="0"/>
+                    <w:jc w:val="right"/>
+                  </w:pPr>
+                  <w:r/>
+                  <w:r>
+                    <w:rPr>
+                      <w:rFonts w:ascii="Arial" w:hAnsi="Arial" w:cs="Arial" w:eastAsia="Arial"/>
+                      <w:b w:val="0"/>
+                      <w:i w:val="0"/>
+                      <w:sz w:val="18"/>
+                    </w:rPr>
+                    <w:t>{{ ndfl_2.rows[22].income_amount }}</w:t>
+                  </w:r>
+                </w:p>
+              </w:tc>
+              <w:tc>
+                <w:tcPr>
+                  <w:tcW w:type="dxa" w:w="718"/>
+                  <w:vAlign w:val="center"/>
+                  <w:tcBorders>
+                    <w:top w:val="single" w:sz="4" w:color="000000"/>
+                    <w:bottom w:val="single" w:sz="4" w:color="000000"/>
+                    <w:left w:val="single" w:sz="4" w:color="000000"/>
+                    <w:right w:val="single" w:sz="4" w:color="000000"/>
+                  </w:tcBorders>
+                </w:tcPr>
+                <w:p>
+                  <w:pPr>
+                    <w:spacing w:before="0" w:after="0"/>
+                    <w:jc w:val="left"/>
+                  </w:pPr>
+                  <w:r/>
+                  <w:r>
+                    <w:rPr>
+                      <w:rFonts w:ascii="Arial" w:hAnsi="Arial" w:cs="Arial" w:eastAsia="Arial"/>
+                      <w:b w:val="0"/>
+                      <w:i w:val="0"/>
+                      <w:sz w:val="18"/>
+                    </w:rPr>
+                    <w:t>{{ ndfl_2.rows[22].deduction_code }}</w:t>
+                  </w:r>
+                </w:p>
+              </w:tc>
+              <w:tc>
+                <w:tcPr>
+                  <w:tcW w:type="dxa" w:w="718"/>
+                  <w:vAlign w:val="center"/>
+                  <w:tcBorders>
+                    <w:top w:val="single" w:sz="4" w:color="000000"/>
+                    <w:bottom w:val="single" w:sz="4" w:color="000000"/>
+                    <w:left w:val="single" w:sz="4" w:color="000000"/>
+                    <w:right w:val="single" w:sz="4" w:color="000000"/>
+                  </w:tcBorders>
+                </w:tcPr>
+                <w:p>
+                  <w:pPr>
+                    <w:spacing w:before="0" w:after="0"/>
+                    <w:jc w:val="right"/>
+                  </w:pPr>
+                  <w:r/>
+                  <w:r>
+                    <w:rPr>
+                      <w:rFonts w:ascii="Arial" w:hAnsi="Arial" w:cs="Arial" w:eastAsia="Arial"/>
+                      <w:b w:val="0"/>
+                      <w:i w:val="0"/>
+                      <w:sz w:val="18"/>
+                    </w:rPr>
+                    <w:t>{{ ndfl_2.rows[22].deduction_amount }}</w:t>
+                  </w:r>
+                </w:p>
+              </w:tc>
+            </w:tr>
+            <w:tr>
+              <w:tc>
+                <w:tcPr>
+                  <w:tcW w:type="dxa" w:w="718"/>
+                  <w:vAlign w:val="center"/>
+                  <w:tcBorders>
+                    <w:top w:val="single" w:sz="4" w:color="000000"/>
+                    <w:bottom w:val="single" w:sz="4" w:color="000000"/>
+                    <w:left w:val="single" w:sz="4" w:color="000000"/>
+                    <w:right w:val="single" w:sz="4" w:color="000000"/>
+                  </w:tcBorders>
+                </w:tcPr>
+                <w:p>
+                  <w:pPr>
+                    <w:spacing w:before="0" w:after="0"/>
+                    <w:jc w:val="left"/>
+                  </w:pPr>
+                  <w:r/>
+                  <w:r>
+                    <w:rPr>
+                      <w:rFonts w:ascii="Arial" w:hAnsi="Arial" w:cs="Arial" w:eastAsia="Arial"/>
+                      <w:b w:val="0"/>
+                      <w:i w:val="0"/>
+                      <w:sz w:val="18"/>
+                    </w:rPr>
+                    <w:t>{{ ndfl_2.rows[23].month }}</w:t>
+                  </w:r>
+                </w:p>
+              </w:tc>
+              <w:tc>
+                <w:tcPr>
+                  <w:tcW w:type="dxa" w:w="718"/>
+                  <w:vAlign w:val="center"/>
+                  <w:tcBorders>
+                    <w:top w:val="single" w:sz="4" w:color="000000"/>
+                    <w:bottom w:val="single" w:sz="4" w:color="000000"/>
+                    <w:left w:val="single" w:sz="4" w:color="000000"/>
+                    <w:right w:val="single" w:sz="4" w:color="000000"/>
+                  </w:tcBorders>
+                </w:tcPr>
+                <w:p>
+                  <w:pPr>
+                    <w:spacing w:before="0" w:after="0"/>
+                    <w:jc w:val="left"/>
+                  </w:pPr>
+                  <w:r/>
+                  <w:r>
+                    <w:rPr>
+                      <w:rFonts w:ascii="Arial" w:hAnsi="Arial" w:cs="Arial" w:eastAsia="Arial"/>
+                      <w:b w:val="0"/>
+                      <w:i w:val="0"/>
+                      <w:sz w:val="18"/>
+                    </w:rPr>
+                    <w:t>{{ ndfl_2.rows[23].income_code }}</w:t>
+                  </w:r>
+                </w:p>
+              </w:tc>
+              <w:tc>
+                <w:tcPr>
+                  <w:tcW w:type="dxa" w:w="718"/>
+                  <w:vAlign w:val="center"/>
+                  <w:tcBorders>
+                    <w:top w:val="single" w:sz="4" w:color="000000"/>
+                    <w:bottom w:val="single" w:sz="4" w:color="000000"/>
+                    <w:left w:val="single" w:sz="4" w:color="000000"/>
+                    <w:right w:val="single" w:sz="4" w:color="000000"/>
+                  </w:tcBorders>
+                </w:tcPr>
+                <w:p>
+                  <w:pPr>
+                    <w:spacing w:before="0" w:after="0"/>
+                    <w:jc w:val="right"/>
+                  </w:pPr>
+                  <w:r/>
+                  <w:r>
+                    <w:rPr>
+                      <w:rFonts w:ascii="Arial" w:hAnsi="Arial" w:cs="Arial" w:eastAsia="Arial"/>
+                      <w:b w:val="0"/>
+                      <w:i w:val="0"/>
+                      <w:sz w:val="18"/>
+                    </w:rPr>
+                    <w:t>{{ ndfl_2.rows[23].income_amount }}</w:t>
+                  </w:r>
+                </w:p>
+              </w:tc>
+              <w:tc>
+                <w:tcPr>
+                  <w:tcW w:type="dxa" w:w="718"/>
+                  <w:vAlign w:val="center"/>
+                  <w:tcBorders>
+                    <w:top w:val="single" w:sz="4" w:color="000000"/>
+                    <w:bottom w:val="single" w:sz="4" w:color="000000"/>
+                    <w:left w:val="single" w:sz="4" w:color="000000"/>
+                    <w:right w:val="single" w:sz="4" w:color="000000"/>
+                  </w:tcBorders>
+                </w:tcPr>
+                <w:p>
+                  <w:pPr>
+                    <w:spacing w:before="0" w:after="0"/>
+                    <w:jc w:val="left"/>
+                  </w:pPr>
+                  <w:r/>
+                  <w:r>
+                    <w:rPr>
+                      <w:rFonts w:ascii="Arial" w:hAnsi="Arial" w:cs="Arial" w:eastAsia="Arial"/>
+                      <w:b w:val="0"/>
+                      <w:i w:val="0"/>
+                      <w:sz w:val="18"/>
+                    </w:rPr>
+                    <w:t>{{ ndfl_2.rows[23].deduction_code }}</w:t>
+                  </w:r>
+                </w:p>
+              </w:tc>
+              <w:tc>
+                <w:tcPr>
+                  <w:tcW w:type="dxa" w:w="718"/>
+                  <w:vAlign w:val="center"/>
+                  <w:tcBorders>
+                    <w:top w:val="single" w:sz="4" w:color="000000"/>
+                    <w:bottom w:val="single" w:sz="4" w:color="000000"/>
+                    <w:left w:val="single" w:sz="4" w:color="000000"/>
+                    <w:right w:val="single" w:sz="4" w:color="000000"/>
+                  </w:tcBorders>
+                </w:tcPr>
+                <w:p>
+                  <w:pPr>
+                    <w:spacing w:before="0" w:after="0"/>
+                    <w:jc w:val="right"/>
+                  </w:pPr>
+                  <w:r/>
+                  <w:r>
+                    <w:rPr>
+                      <w:rFonts w:ascii="Arial" w:hAnsi="Arial" w:cs="Arial" w:eastAsia="Arial"/>
+                      <w:b w:val="0"/>
+                      <w:i w:val="0"/>
+                      <w:sz w:val="18"/>
+                    </w:rPr>
+                    <w:t>{{ ndfl_2.rows[23].deduction_amount }}</w:t>
+                  </w:r>
+                </w:p>
+              </w:tc>
+            </w:tr>
+            <w:tr>
+              <w:tc>
+                <w:tcPr>
+                  <w:tcW w:type="dxa" w:w="718"/>
+                  <w:vAlign w:val="center"/>
+                  <w:tcBorders>
+                    <w:top w:val="single" w:sz="4" w:color="000000"/>
+                    <w:bottom w:val="single" w:sz="4" w:color="000000"/>
+                    <w:left w:val="single" w:sz="4" w:color="000000"/>
+                    <w:right w:val="single" w:sz="4" w:color="000000"/>
+                  </w:tcBorders>
+                </w:tcPr>
+                <w:p>
+                  <w:pPr>
+                    <w:spacing w:before="0" w:after="0"/>
+                    <w:jc w:val="left"/>
+                  </w:pPr>
+                  <w:r/>
+                  <w:r>
+                    <w:rPr>
+                      <w:rFonts w:ascii="Arial" w:hAnsi="Arial" w:cs="Arial" w:eastAsia="Arial"/>
+                      <w:b w:val="0"/>
+                      <w:i w:val="0"/>
+                      <w:sz w:val="18"/>
+                    </w:rPr>
+                    <w:t>{{ ndfl_2.rows[24].month }}</w:t>
+                  </w:r>
+                </w:p>
+              </w:tc>
+              <w:tc>
+                <w:tcPr>
+                  <w:tcW w:type="dxa" w:w="718"/>
+                  <w:vAlign w:val="center"/>
+                  <w:tcBorders>
+                    <w:top w:val="single" w:sz="4" w:color="000000"/>
+                    <w:bottom w:val="single" w:sz="4" w:color="000000"/>
+                    <w:left w:val="single" w:sz="4" w:color="000000"/>
+                    <w:right w:val="single" w:sz="4" w:color="000000"/>
+                  </w:tcBorders>
+                </w:tcPr>
+                <w:p>
+                  <w:pPr>
+                    <w:spacing w:before="0" w:after="0"/>
+                    <w:jc w:val="left"/>
+                  </w:pPr>
+                  <w:r/>
+                  <w:r>
+                    <w:rPr>
+                      <w:rFonts w:ascii="Arial" w:hAnsi="Arial" w:cs="Arial" w:eastAsia="Arial"/>
+                      <w:b w:val="0"/>
+                      <w:i w:val="0"/>
+                      <w:sz w:val="18"/>
+                    </w:rPr>
+                    <w:t>{{ ndfl_2.rows[24].income_code }}</w:t>
+                  </w:r>
+                </w:p>
+              </w:tc>
+              <w:tc>
+                <w:tcPr>
+                  <w:tcW w:type="dxa" w:w="718"/>
+                  <w:vAlign w:val="center"/>
+                  <w:tcBorders>
+                    <w:top w:val="single" w:sz="4" w:color="000000"/>
+                    <w:bottom w:val="single" w:sz="4" w:color="000000"/>
+                    <w:left w:val="single" w:sz="4" w:color="000000"/>
+                    <w:right w:val="single" w:sz="4" w:color="000000"/>
+                  </w:tcBorders>
+                </w:tcPr>
+                <w:p>
+                  <w:pPr>
+                    <w:spacing w:before="0" w:after="0"/>
+                    <w:jc w:val="right"/>
+                  </w:pPr>
+                  <w:r/>
+                  <w:r>
+                    <w:rPr>
+                      <w:rFonts w:ascii="Arial" w:hAnsi="Arial" w:cs="Arial" w:eastAsia="Arial"/>
+                      <w:b w:val="0"/>
+                      <w:i w:val="0"/>
+                      <w:sz w:val="18"/>
+                    </w:rPr>
+                    <w:t>{{ ndfl_2.rows[24].income_amount }}</w:t>
+                  </w:r>
+                </w:p>
+              </w:tc>
+              <w:tc>
+                <w:tcPr>
+                  <w:tcW w:type="dxa" w:w="718"/>
+                  <w:vAlign w:val="center"/>
+                  <w:tcBorders>
+                    <w:top w:val="single" w:sz="4" w:color="000000"/>
+                    <w:bottom w:val="single" w:sz="4" w:color="000000"/>
+                    <w:left w:val="single" w:sz="4" w:color="000000"/>
+                    <w:right w:val="single" w:sz="4" w:color="000000"/>
+                  </w:tcBorders>
+                </w:tcPr>
+                <w:p>
+                  <w:pPr>
+                    <w:spacing w:before="0" w:after="0"/>
+                    <w:jc w:val="left"/>
+                  </w:pPr>
+                  <w:r/>
+                  <w:r>
+                    <w:rPr>
+                      <w:rFonts w:ascii="Arial" w:hAnsi="Arial" w:cs="Arial" w:eastAsia="Arial"/>
+                      <w:b w:val="0"/>
+                      <w:i w:val="0"/>
+                      <w:sz w:val="18"/>
+                    </w:rPr>
+                    <w:t>{{ ndfl_2.rows[24].deduction_code }}</w:t>
+                  </w:r>
+                </w:p>
+              </w:tc>
+              <w:tc>
+                <w:tcPr>
+                  <w:tcW w:type="dxa" w:w="718"/>
+                  <w:vAlign w:val="center"/>
+                  <w:tcBorders>
+                    <w:top w:val="single" w:sz="4" w:color="000000"/>
+                    <w:bottom w:val="single" w:sz="4" w:color="000000"/>
+                    <w:left w:val="single" w:sz="4" w:color="000000"/>
+                    <w:right w:val="single" w:sz="4" w:color="000000"/>
+                  </w:tcBorders>
+                </w:tcPr>
+                <w:p>
+                  <w:pPr>
+                    <w:spacing w:before="0" w:after="0"/>
+                    <w:jc w:val="right"/>
+                  </w:pPr>
+                  <w:r/>
+                  <w:r>
+                    <w:rPr>
+                      <w:rFonts w:ascii="Arial" w:hAnsi="Arial" w:cs="Arial" w:eastAsia="Arial"/>
+                      <w:b w:val="0"/>
+                      <w:i w:val="0"/>
+                      <w:sz w:val="18"/>
+                    </w:rPr>
+                    <w:t>{{ ndfl_2.rows[24].deduction_amount }}</w:t>
+                  </w:r>
+                </w:p>
+              </w:tc>
+            </w:tr>
+            <w:tr>
+              <w:tc>
+                <w:tcPr>
+                  <w:tcW w:type="dxa" w:w="718"/>
+                  <w:vAlign w:val="center"/>
+                  <w:tcBorders>
+                    <w:top w:val="single" w:sz="4" w:color="000000"/>
+                    <w:bottom w:val="single" w:sz="4" w:color="000000"/>
+                    <w:left w:val="single" w:sz="4" w:color="000000"/>
+                    <w:right w:val="single" w:sz="4" w:color="000000"/>
+                  </w:tcBorders>
+                </w:tcPr>
+                <w:p>
+                  <w:pPr>
+                    <w:spacing w:before="0" w:after="0"/>
+                    <w:jc w:val="left"/>
+                  </w:pPr>
+                  <w:r/>
+                  <w:r>
+                    <w:rPr>
+                      <w:rFonts w:ascii="Arial" w:hAnsi="Arial" w:cs="Arial" w:eastAsia="Arial"/>
+                      <w:b w:val="0"/>
+                      <w:i w:val="0"/>
+                      <w:sz w:val="18"/>
+                    </w:rPr>
+                    <w:t>{{ ndfl_2.rows[25].month }}</w:t>
+                  </w:r>
+                </w:p>
+              </w:tc>
+              <w:tc>
+                <w:tcPr>
+                  <w:tcW w:type="dxa" w:w="718"/>
+                  <w:vAlign w:val="center"/>
+                  <w:tcBorders>
+                    <w:top w:val="single" w:sz="4" w:color="000000"/>
+                    <w:bottom w:val="single" w:sz="4" w:color="000000"/>
+                    <w:left w:val="single" w:sz="4" w:color="000000"/>
+                    <w:right w:val="single" w:sz="4" w:color="000000"/>
+                  </w:tcBorders>
+                </w:tcPr>
+                <w:p>
+                  <w:pPr>
+                    <w:spacing w:before="0" w:after="0"/>
+                    <w:jc w:val="left"/>
+                  </w:pPr>
+                  <w:r/>
+                  <w:r>
+                    <w:rPr>
+                      <w:rFonts w:ascii="Arial" w:hAnsi="Arial" w:cs="Arial" w:eastAsia="Arial"/>
+                      <w:b w:val="0"/>
+                      <w:i w:val="0"/>
+                      <w:sz w:val="18"/>
+                    </w:rPr>
+                    <w:t>{{ ndfl_2.rows[25].income_code }}</w:t>
+                  </w:r>
+                </w:p>
+              </w:tc>
+              <w:tc>
+                <w:tcPr>
+                  <w:tcW w:type="dxa" w:w="718"/>
+                  <w:vAlign w:val="center"/>
+                  <w:tcBorders>
+                    <w:top w:val="single" w:sz="4" w:color="000000"/>
+                    <w:bottom w:val="single" w:sz="4" w:color="000000"/>
+                    <w:left w:val="single" w:sz="4" w:color="000000"/>
+                    <w:right w:val="single" w:sz="4" w:color="000000"/>
+                  </w:tcBorders>
+                </w:tcPr>
+                <w:p>
+                  <w:pPr>
+                    <w:spacing w:before="0" w:after="0"/>
+                    <w:jc w:val="right"/>
+                  </w:pPr>
+                  <w:r/>
+                  <w:r>
+                    <w:rPr>
+                      <w:rFonts w:ascii="Arial" w:hAnsi="Arial" w:cs="Arial" w:eastAsia="Arial"/>
+                      <w:b w:val="0"/>
+                      <w:i w:val="0"/>
+                      <w:sz w:val="18"/>
+                    </w:rPr>
+                    <w:t>{{ ndfl_2.rows[25].income_amount }}</w:t>
+                  </w:r>
+                </w:p>
+              </w:tc>
+              <w:tc>
+                <w:tcPr>
+                  <w:tcW w:type="dxa" w:w="718"/>
+                  <w:vAlign w:val="center"/>
+                  <w:tcBorders>
+                    <w:top w:val="single" w:sz="4" w:color="000000"/>
+                    <w:bottom w:val="single" w:sz="4" w:color="000000"/>
+                    <w:left w:val="single" w:sz="4" w:color="000000"/>
+                    <w:right w:val="single" w:sz="4" w:color="000000"/>
+                  </w:tcBorders>
+                </w:tcPr>
+                <w:p>
+                  <w:pPr>
+                    <w:spacing w:before="0" w:after="0"/>
+                    <w:jc w:val="left"/>
+                  </w:pPr>
+                  <w:r/>
+                  <w:r>
+                    <w:rPr>
+                      <w:rFonts w:ascii="Arial" w:hAnsi="Arial" w:cs="Arial" w:eastAsia="Arial"/>
+                      <w:b w:val="0"/>
+                      <w:i w:val="0"/>
+                      <w:sz w:val="18"/>
+                    </w:rPr>
+                    <w:t>{{ ndfl_2.rows[25].deduction_code }}</w:t>
+                  </w:r>
+                </w:p>
+              </w:tc>
+              <w:tc>
+                <w:tcPr>
+                  <w:tcW w:type="dxa" w:w="718"/>
+                  <w:vAlign w:val="center"/>
+                  <w:tcBorders>
+                    <w:top w:val="single" w:sz="4" w:color="000000"/>
+                    <w:bottom w:val="single" w:sz="4" w:color="000000"/>
+                    <w:left w:val="single" w:sz="4" w:color="000000"/>
+                    <w:right w:val="single" w:sz="4" w:color="000000"/>
+                  </w:tcBorders>
+                </w:tcPr>
+                <w:p>
+                  <w:pPr>
+                    <w:spacing w:before="0" w:after="0"/>
+                    <w:jc w:val="right"/>
+                  </w:pPr>
+                  <w:r/>
+                  <w:r>
+                    <w:rPr>
+                      <w:rFonts w:ascii="Arial" w:hAnsi="Arial" w:cs="Arial" w:eastAsia="Arial"/>
+                      <w:b w:val="0"/>
+                      <w:i w:val="0"/>
+                      <w:sz w:val="18"/>
+                    </w:rPr>
+                    <w:t>{{ ndfl_2.rows[25].deduction_amount }}</w:t>
+                  </w:r>
+                </w:p>
+              </w:tc>
+            </w:tr>
+            <w:tr>
+              <w:tc>
+                <w:tcPr>
+                  <w:tcW w:type="dxa" w:w="718"/>
+                  <w:vAlign w:val="center"/>
+                  <w:tcBorders>
+                    <w:top w:val="single" w:sz="4" w:color="000000"/>
+                    <w:bottom w:val="single" w:sz="4" w:color="000000"/>
+                    <w:left w:val="single" w:sz="4" w:color="000000"/>
+                    <w:right w:val="single" w:sz="4" w:color="000000"/>
+                  </w:tcBorders>
+                </w:tcPr>
+                <w:p>
+                  <w:pPr>
+                    <w:spacing w:before="0" w:after="0"/>
+                    <w:jc w:val="left"/>
+                  </w:pPr>
+                  <w:r/>
+                  <w:r>
+                    <w:rPr>
+                      <w:rFonts w:ascii="Arial" w:hAnsi="Arial" w:cs="Arial" w:eastAsia="Arial"/>
+                      <w:b w:val="0"/>
+                      <w:i w:val="0"/>
+                      <w:sz w:val="18"/>
+                    </w:rPr>
+                    <w:t>{{ ndfl_2.rows[26].month }}</w:t>
+                  </w:r>
+                </w:p>
+              </w:tc>
+              <w:tc>
+                <w:tcPr>
+                  <w:tcW w:type="dxa" w:w="718"/>
+                  <w:vAlign w:val="center"/>
+                  <w:tcBorders>
+                    <w:top w:val="single" w:sz="4" w:color="000000"/>
+                    <w:bottom w:val="single" w:sz="4" w:color="000000"/>
+                    <w:left w:val="single" w:sz="4" w:color="000000"/>
+                    <w:right w:val="single" w:sz="4" w:color="000000"/>
+                  </w:tcBorders>
+                </w:tcPr>
+                <w:p>
+                  <w:pPr>
+                    <w:spacing w:before="0" w:after="0"/>
+                    <w:jc w:val="left"/>
+                  </w:pPr>
+                  <w:r/>
+                  <w:r>
+                    <w:rPr>
+                      <w:rFonts w:ascii="Arial" w:hAnsi="Arial" w:cs="Arial" w:eastAsia="Arial"/>
+                      <w:b w:val="0"/>
+                      <w:i w:val="0"/>
+                      <w:sz w:val="18"/>
+                    </w:rPr>
+                    <w:t>{{ ndfl_2.rows[26].income_code }}</w:t>
+                  </w:r>
+                </w:p>
+              </w:tc>
+              <w:tc>
+                <w:tcPr>
+                  <w:tcW w:type="dxa" w:w="718"/>
+                  <w:vAlign w:val="center"/>
+                  <w:tcBorders>
+                    <w:top w:val="single" w:sz="4" w:color="000000"/>
+                    <w:bottom w:val="single" w:sz="4" w:color="000000"/>
+                    <w:left w:val="single" w:sz="4" w:color="000000"/>
+                    <w:right w:val="single" w:sz="4" w:color="000000"/>
+                  </w:tcBorders>
+                </w:tcPr>
+                <w:p>
+                  <w:pPr>
+                    <w:spacing w:before="0" w:after="0"/>
+                    <w:jc w:val="right"/>
+                  </w:pPr>
+                  <w:r/>
+                  <w:r>
+                    <w:rPr>
+                      <w:rFonts w:ascii="Arial" w:hAnsi="Arial" w:cs="Arial" w:eastAsia="Arial"/>
+                      <w:b w:val="0"/>
+                      <w:i w:val="0"/>
+                      <w:sz w:val="18"/>
+                    </w:rPr>
+                    <w:t>{{ ndfl_2.rows[26].income_amount }}</w:t>
+                  </w:r>
+                </w:p>
+              </w:tc>
+              <w:tc>
+                <w:tcPr>
+                  <w:tcW w:type="dxa" w:w="718"/>
+                  <w:vAlign w:val="center"/>
+                  <w:tcBorders>
+                    <w:top w:val="single" w:sz="4" w:color="000000"/>
+                    <w:bottom w:val="single" w:sz="4" w:color="000000"/>
+                    <w:left w:val="single" w:sz="4" w:color="000000"/>
+                    <w:right w:val="single" w:sz="4" w:color="000000"/>
+                  </w:tcBorders>
+                </w:tcPr>
+                <w:p>
+                  <w:pPr>
+                    <w:spacing w:before="0" w:after="0"/>
+                    <w:jc w:val="left"/>
+                  </w:pPr>
+                  <w:r/>
+                  <w:r>
+                    <w:rPr>
+                      <w:rFonts w:ascii="Arial" w:hAnsi="Arial" w:cs="Arial" w:eastAsia="Arial"/>
+                      <w:b w:val="0"/>
+                      <w:i w:val="0"/>
+                      <w:sz w:val="18"/>
+                    </w:rPr>
+                    <w:t>{{ ndfl_2.rows[26].deduction_code }}</w:t>
+                  </w:r>
+                </w:p>
+              </w:tc>
+              <w:tc>
+                <w:tcPr>
+                  <w:tcW w:type="dxa" w:w="718"/>
+                  <w:vAlign w:val="center"/>
+                  <w:tcBorders>
+                    <w:top w:val="single" w:sz="4" w:color="000000"/>
+                    <w:bottom w:val="single" w:sz="4" w:color="000000"/>
+                    <w:left w:val="single" w:sz="4" w:color="000000"/>
+                    <w:right w:val="single" w:sz="4" w:color="000000"/>
+                  </w:tcBorders>
+                </w:tcPr>
+                <w:p>
+                  <w:pPr>
+                    <w:spacing w:before="0" w:after="0"/>
+                    <w:jc w:val="right"/>
+                  </w:pPr>
+                  <w:r/>
+                  <w:r>
+                    <w:rPr>
+                      <w:rFonts w:ascii="Arial" w:hAnsi="Arial" w:cs="Arial" w:eastAsia="Arial"/>
+                      <w:b w:val="0"/>
+                      <w:i w:val="0"/>
+                      <w:sz w:val="18"/>
+                    </w:rPr>
+                    <w:t>{{ ndfl_2.rows[26].deduction_amount }}</w:t>
+                  </w:r>
+                </w:p>
+              </w:tc>
+            </w:tr>
+            <w:tr>
+              <w:tc>
+                <w:tcPr>
+                  <w:tcW w:type="dxa" w:w="718"/>
+                  <w:vAlign w:val="center"/>
+                  <w:tcBorders>
+                    <w:top w:val="single" w:sz="4" w:color="000000"/>
+                    <w:bottom w:val="single" w:sz="4" w:color="000000"/>
+                    <w:left w:val="single" w:sz="4" w:color="000000"/>
+                    <w:right w:val="single" w:sz="4" w:color="000000"/>
+                  </w:tcBorders>
+                </w:tcPr>
+                <w:p>
+                  <w:pPr>
+                    <w:spacing w:before="0" w:after="0"/>
+                    <w:jc w:val="left"/>
+                  </w:pPr>
+                  <w:r/>
+                  <w:r>
+                    <w:rPr>
+                      <w:rFonts w:ascii="Arial" w:hAnsi="Arial" w:cs="Arial" w:eastAsia="Arial"/>
+                      <w:b w:val="0"/>
+                      <w:i w:val="0"/>
+                      <w:sz w:val="18"/>
+                    </w:rPr>
+                    <w:t>{{ ndfl_2.rows[27].month }}</w:t>
+                  </w:r>
+                </w:p>
+              </w:tc>
+              <w:tc>
+                <w:tcPr>
+                  <w:tcW w:type="dxa" w:w="718"/>
+                  <w:vAlign w:val="center"/>
+                  <w:tcBorders>
+                    <w:top w:val="single" w:sz="4" w:color="000000"/>
+                    <w:bottom w:val="single" w:sz="4" w:color="000000"/>
+                    <w:left w:val="single" w:sz="4" w:color="000000"/>
+                    <w:right w:val="single" w:sz="4" w:color="000000"/>
+                  </w:tcBorders>
+                </w:tcPr>
+                <w:p>
+                  <w:pPr>
+                    <w:spacing w:before="0" w:after="0"/>
+                    <w:jc w:val="left"/>
+                  </w:pPr>
+                  <w:r/>
+                  <w:r>
+                    <w:rPr>
+                      <w:rFonts w:ascii="Arial" w:hAnsi="Arial" w:cs="Arial" w:eastAsia="Arial"/>
+                      <w:b w:val="0"/>
+                      <w:i w:val="0"/>
+                      <w:sz w:val="18"/>
+                    </w:rPr>
+                    <w:t>{{ ndfl_2.rows[27].income_code }}</w:t>
+                  </w:r>
+                </w:p>
+              </w:tc>
+              <w:tc>
+                <w:tcPr>
+                  <w:tcW w:type="dxa" w:w="718"/>
+                  <w:vAlign w:val="center"/>
+                  <w:tcBorders>
+                    <w:top w:val="single" w:sz="4" w:color="000000"/>
+                    <w:bottom w:val="single" w:sz="4" w:color="000000"/>
+                    <w:left w:val="single" w:sz="4" w:color="000000"/>
+                    <w:right w:val="single" w:sz="4" w:color="000000"/>
+                  </w:tcBorders>
+                </w:tcPr>
+                <w:p>
+                  <w:pPr>
+                    <w:spacing w:before="0" w:after="0"/>
+                    <w:jc w:val="right"/>
+                  </w:pPr>
+                  <w:r/>
+                  <w:r>
+                    <w:rPr>
+                      <w:rFonts w:ascii="Arial" w:hAnsi="Arial" w:cs="Arial" w:eastAsia="Arial"/>
+                      <w:b w:val="0"/>
+                      <w:i w:val="0"/>
+                      <w:sz w:val="18"/>
+                    </w:rPr>
+                    <w:t>{{ ndfl_2.rows[27].income_amount }}</w:t>
+                  </w:r>
+                </w:p>
+              </w:tc>
+              <w:tc>
+                <w:tcPr>
+                  <w:tcW w:type="dxa" w:w="718"/>
+                  <w:vAlign w:val="center"/>
+                  <w:tcBorders>
+                    <w:top w:val="single" w:sz="4" w:color="000000"/>
+                    <w:bottom w:val="single" w:sz="4" w:color="000000"/>
+                    <w:left w:val="single" w:sz="4" w:color="000000"/>
+                    <w:right w:val="single" w:sz="4" w:color="000000"/>
+                  </w:tcBorders>
+                </w:tcPr>
+                <w:p>
+                  <w:pPr>
+                    <w:spacing w:before="0" w:after="0"/>
+                    <w:jc w:val="left"/>
+                  </w:pPr>
+                  <w:r/>
+                  <w:r>
+                    <w:rPr>
+                      <w:rFonts w:ascii="Arial" w:hAnsi="Arial" w:cs="Arial" w:eastAsia="Arial"/>
+                      <w:b w:val="0"/>
+                      <w:i w:val="0"/>
+                      <w:sz w:val="18"/>
+                    </w:rPr>
+                    <w:t>{{ ndfl_2.rows[27].deduction_code }}</w:t>
+                  </w:r>
+                </w:p>
+              </w:tc>
+              <w:tc>
+                <w:tcPr>
+                  <w:tcW w:type="dxa" w:w="718"/>
+                  <w:vAlign w:val="center"/>
+                  <w:tcBorders>
+                    <w:top w:val="single" w:sz="4" w:color="000000"/>
+                    <w:bottom w:val="single" w:sz="4" w:color="000000"/>
+                    <w:left w:val="single" w:sz="4" w:color="000000"/>
+                    <w:right w:val="single" w:sz="4" w:color="000000"/>
+                  </w:tcBorders>
+                </w:tcPr>
+                <w:p>
+                  <w:pPr>
+                    <w:spacing w:before="0" w:after="0"/>
+                    <w:jc w:val="right"/>
+                  </w:pPr>
+                  <w:r/>
+                  <w:r>
+                    <w:rPr>
+                      <w:rFonts w:ascii="Arial" w:hAnsi="Arial" w:cs="Arial" w:eastAsia="Arial"/>
+                      <w:b w:val="0"/>
+                      <w:i w:val="0"/>
+                      <w:sz w:val="18"/>
+                    </w:rPr>
+                    <w:t>{{ ndfl_2.rows[27].deduction_amount }}</w:t>
+                  </w:r>
+                </w:p>
+              </w:tc>
+            </w:tr>
+          </w:tbl>
+          <w:p/>
         </w:tc>
       </w:tr>
     </w:tbl>

--- a/templates/docx/ndfl_2_template.docx
+++ b/templates/docx/ndfl_2_template.docx
@@ -995,4340 +995,4516 @@
         <w:tblLook w:firstColumn="1" w:firstRow="1" w:lastColumn="0" w:lastRow="0" w:noHBand="0" w:noVBand="1" w:val="04A0"/>
       </w:tblPr>
       <w:tblGrid>
-        <w:gridCol w:w="5102"/>
+        <w:gridCol w:w="624"/>
+        <w:gridCol w:w="737"/>
+        <w:gridCol w:w="1701"/>
+        <w:gridCol w:w="737"/>
+        <w:gridCol w:w="1304"/>
         <w:gridCol w:w="567"/>
-        <w:gridCol w:w="5102"/>
+        <w:gridCol w:w="624"/>
+        <w:gridCol w:w="737"/>
+        <w:gridCol w:w="1701"/>
+        <w:gridCol w:w="737"/>
+        <w:gridCol w:w="1304"/>
       </w:tblGrid>
       <w:tr>
         <w:tc>
           <w:tcPr>
-            <w:tcW w:type="dxa" w:w="3591"/>
+            <w:tcW w:type="dxa" w:w="979"/>
+            <w:vAlign w:val="center"/>
             <w:tcBorders>
-              <w:top w:val="nil"/>
-              <w:bottom w:val="nil"/>
-              <w:left w:val="nil"/>
-              <w:right w:val="nil"/>
+              <w:top w:val="single" w:sz="4" w:color="000000"/>
+              <w:bottom w:val="single" w:sz="4" w:color="000000"/>
+              <w:left w:val="single" w:sz="4" w:color="000000"/>
+              <w:right w:val="single" w:sz="4" w:color="000000"/>
             </w:tcBorders>
           </w:tcPr>
           <w:p>
+            <w:pPr>
+              <w:spacing w:before="0" w:after="0"/>
+              <w:jc w:val="center"/>
+            </w:pPr>
             <w:r/>
+            <w:r>
+              <w:rPr>
+                <w:rFonts w:ascii="Arial" w:hAnsi="Arial" w:cs="Arial" w:eastAsia="Arial"/>
+                <w:b w:val="0"/>
+                <w:i w:val="0"/>
+                <w:sz w:val="14"/>
+              </w:rPr>
+              <w:t>Месяц</w:t>
+            </w:r>
           </w:p>
-          <w:tbl>
-            <w:tblPr>
-              <w:tblW w:type="auto" w:w="0"/>
-              <w:tblLayout w:type="fixed"/>
-              <w:tblLook w:firstColumn="1" w:firstRow="1" w:lastColumn="0" w:lastRow="0" w:noHBand="0" w:noVBand="1" w:val="04A0"/>
-            </w:tblPr>
-            <w:tblGrid>
-              <w:gridCol w:w="624"/>
-              <w:gridCol w:w="737"/>
-              <w:gridCol w:w="1701"/>
-              <w:gridCol w:w="737"/>
-              <w:gridCol w:w="1304"/>
-            </w:tblGrid>
-            <w:tr>
-              <w:tc>
-                <w:tcPr>
-                  <w:tcW w:type="dxa" w:w="718"/>
-                  <w:vAlign w:val="center"/>
-                  <w:tcBorders>
-                    <w:top w:val="single" w:sz="4" w:color="000000"/>
-                    <w:bottom w:val="single" w:sz="4" w:color="000000"/>
-                    <w:left w:val="single" w:sz="4" w:color="000000"/>
-                    <w:right w:val="single" w:sz="4" w:color="000000"/>
-                  </w:tcBorders>
-                </w:tcPr>
-                <w:p>
-                  <w:pPr>
-                    <w:spacing w:before="0" w:after="0"/>
-                    <w:jc w:val="center"/>
-                  </w:pPr>
-                  <w:r/>
-                  <w:r>
-                    <w:rPr>
-                      <w:rFonts w:ascii="Arial" w:hAnsi="Arial" w:cs="Arial" w:eastAsia="Arial"/>
-                      <w:b w:val="0"/>
-                      <w:i w:val="0"/>
-                      <w:sz w:val="14"/>
-                    </w:rPr>
-                    <w:t>Месяц</w:t>
-                  </w:r>
-                </w:p>
-              </w:tc>
-              <w:tc>
-                <w:tcPr>
-                  <w:tcW w:type="dxa" w:w="718"/>
-                  <w:vAlign w:val="center"/>
-                  <w:tcBorders>
-                    <w:top w:val="single" w:sz="4" w:color="000000"/>
-                    <w:bottom w:val="single" w:sz="4" w:color="000000"/>
-                    <w:left w:val="single" w:sz="4" w:color="000000"/>
-                    <w:right w:val="single" w:sz="4" w:color="000000"/>
-                  </w:tcBorders>
-                </w:tcPr>
-                <w:p>
-                  <w:pPr>
-                    <w:spacing w:before="0" w:after="0"/>
-                    <w:jc w:val="center"/>
-                  </w:pPr>
-                  <w:r/>
-                  <w:r>
-                    <w:rPr>
-                      <w:rFonts w:ascii="Arial" w:hAnsi="Arial" w:cs="Arial" w:eastAsia="Arial"/>
-                      <w:b w:val="0"/>
-                      <w:i w:val="0"/>
-                      <w:sz w:val="14"/>
-                    </w:rPr>
-                    <w:t>Код дохода</w:t>
-                  </w:r>
-                </w:p>
-              </w:tc>
-              <w:tc>
-                <w:tcPr>
-                  <w:tcW w:type="dxa" w:w="718"/>
-                  <w:vAlign w:val="center"/>
-                  <w:tcBorders>
-                    <w:top w:val="single" w:sz="4" w:color="000000"/>
-                    <w:bottom w:val="single" w:sz="4" w:color="000000"/>
-                    <w:left w:val="single" w:sz="4" w:color="000000"/>
-                    <w:right w:val="single" w:sz="4" w:color="000000"/>
-                  </w:tcBorders>
-                </w:tcPr>
-                <w:p>
-                  <w:pPr>
-                    <w:spacing w:before="0" w:after="0"/>
-                    <w:jc w:val="center"/>
-                  </w:pPr>
-                  <w:r/>
-                  <w:r>
-                    <w:rPr>
-                      <w:rFonts w:ascii="Arial" w:hAnsi="Arial" w:cs="Arial" w:eastAsia="Arial"/>
-                      <w:b w:val="0"/>
-                      <w:i w:val="0"/>
-                      <w:sz w:val="14"/>
-                    </w:rPr>
-                    <w:t>Сумма дохода</w:t>
-                  </w:r>
-                </w:p>
-              </w:tc>
-              <w:tc>
-                <w:tcPr>
-                  <w:tcW w:type="dxa" w:w="718"/>
-                  <w:vAlign w:val="center"/>
-                  <w:tcBorders>
-                    <w:top w:val="single" w:sz="4" w:color="000000"/>
-                    <w:bottom w:val="single" w:sz="4" w:color="000000"/>
-                    <w:left w:val="single" w:sz="4" w:color="000000"/>
-                    <w:right w:val="single" w:sz="4" w:color="000000"/>
-                  </w:tcBorders>
-                </w:tcPr>
-                <w:p>
-                  <w:pPr>
-                    <w:spacing w:before="0" w:after="0"/>
-                    <w:jc w:val="center"/>
-                  </w:pPr>
-                  <w:r/>
-                  <w:r>
-                    <w:rPr>
-                      <w:rFonts w:ascii="Arial" w:hAnsi="Arial" w:cs="Arial" w:eastAsia="Arial"/>
-                      <w:b w:val="0"/>
-                      <w:i w:val="0"/>
-                      <w:sz w:val="14"/>
-                    </w:rPr>
-                    <w:t>Код вычета</w:t>
-                  </w:r>
-                </w:p>
-              </w:tc>
-              <w:tc>
-                <w:tcPr>
-                  <w:tcW w:type="dxa" w:w="718"/>
-                  <w:vAlign w:val="center"/>
-                  <w:tcBorders>
-                    <w:top w:val="single" w:sz="4" w:color="000000"/>
-                    <w:bottom w:val="single" w:sz="4" w:color="000000"/>
-                    <w:left w:val="single" w:sz="4" w:color="000000"/>
-                    <w:right w:val="single" w:sz="4" w:color="000000"/>
-                  </w:tcBorders>
-                </w:tcPr>
-                <w:p>
-                  <w:pPr>
-                    <w:spacing w:before="0" w:after="0"/>
-                    <w:jc w:val="center"/>
-                  </w:pPr>
-                  <w:r/>
-                  <w:r>
-                    <w:rPr>
-                      <w:rFonts w:ascii="Arial" w:hAnsi="Arial" w:cs="Arial" w:eastAsia="Arial"/>
-                      <w:b w:val="0"/>
-                      <w:i w:val="0"/>
-                      <w:sz w:val="14"/>
-                    </w:rPr>
-                    <w:t>Сумма вычета</w:t>
-                  </w:r>
-                </w:p>
-              </w:tc>
-            </w:tr>
-            <w:tr>
-              <w:tc>
-                <w:tcPr>
-                  <w:tcW w:type="dxa" w:w="718"/>
-                  <w:vAlign w:val="center"/>
-                  <w:tcBorders>
-                    <w:top w:val="single" w:sz="4" w:color="000000"/>
-                    <w:bottom w:val="single" w:sz="4" w:color="000000"/>
-                    <w:left w:val="single" w:sz="4" w:color="000000"/>
-                    <w:right w:val="single" w:sz="4" w:color="000000"/>
-                  </w:tcBorders>
-                </w:tcPr>
-                <w:p>
-                  <w:pPr>
-                    <w:spacing w:before="0" w:after="0"/>
-                    <w:jc w:val="left"/>
-                  </w:pPr>
-                  <w:r/>
-                  <w:r>
-                    <w:rPr>
-                      <w:rFonts w:ascii="Arial" w:hAnsi="Arial" w:cs="Arial" w:eastAsia="Arial"/>
-                      <w:b w:val="0"/>
-                      <w:i w:val="0"/>
-                      <w:sz w:val="18"/>
-                    </w:rPr>
-                    <w:t>{{ ndfl_2.rows[0].month }}</w:t>
-                  </w:r>
-                </w:p>
-              </w:tc>
-              <w:tc>
-                <w:tcPr>
-                  <w:tcW w:type="dxa" w:w="718"/>
-                  <w:vAlign w:val="center"/>
-                  <w:tcBorders>
-                    <w:top w:val="single" w:sz="4" w:color="000000"/>
-                    <w:bottom w:val="single" w:sz="4" w:color="000000"/>
-                    <w:left w:val="single" w:sz="4" w:color="000000"/>
-                    <w:right w:val="single" w:sz="4" w:color="000000"/>
-                  </w:tcBorders>
-                </w:tcPr>
-                <w:p>
-                  <w:pPr>
-                    <w:spacing w:before="0" w:after="0"/>
-                    <w:jc w:val="left"/>
-                  </w:pPr>
-                  <w:r/>
-                  <w:r>
-                    <w:rPr>
-                      <w:rFonts w:ascii="Arial" w:hAnsi="Arial" w:cs="Arial" w:eastAsia="Arial"/>
-                      <w:b w:val="0"/>
-                      <w:i w:val="0"/>
-                      <w:sz w:val="18"/>
-                    </w:rPr>
-                    <w:t>{{ ndfl_2.rows[0].income_code }}</w:t>
-                  </w:r>
-                </w:p>
-              </w:tc>
-              <w:tc>
-                <w:tcPr>
-                  <w:tcW w:type="dxa" w:w="718"/>
-                  <w:vAlign w:val="center"/>
-                  <w:tcBorders>
-                    <w:top w:val="single" w:sz="4" w:color="000000"/>
-                    <w:bottom w:val="single" w:sz="4" w:color="000000"/>
-                    <w:left w:val="single" w:sz="4" w:color="000000"/>
-                    <w:right w:val="single" w:sz="4" w:color="000000"/>
-                  </w:tcBorders>
-                </w:tcPr>
-                <w:p>
-                  <w:pPr>
-                    <w:spacing w:before="0" w:after="0"/>
-                    <w:jc w:val="right"/>
-                  </w:pPr>
-                  <w:r/>
-                  <w:r>
-                    <w:rPr>
-                      <w:rFonts w:ascii="Arial" w:hAnsi="Arial" w:cs="Arial" w:eastAsia="Arial"/>
-                      <w:b w:val="0"/>
-                      <w:i w:val="0"/>
-                      <w:sz w:val="18"/>
-                    </w:rPr>
-                    <w:t>{{ ndfl_2.rows[0].income_amount }}</w:t>
-                  </w:r>
-                </w:p>
-              </w:tc>
-              <w:tc>
-                <w:tcPr>
-                  <w:tcW w:type="dxa" w:w="718"/>
-                  <w:vAlign w:val="center"/>
-                  <w:tcBorders>
-                    <w:top w:val="single" w:sz="4" w:color="000000"/>
-                    <w:bottom w:val="single" w:sz="4" w:color="000000"/>
-                    <w:left w:val="single" w:sz="4" w:color="000000"/>
-                    <w:right w:val="single" w:sz="4" w:color="000000"/>
-                  </w:tcBorders>
-                </w:tcPr>
-                <w:p>
-                  <w:pPr>
-                    <w:spacing w:before="0" w:after="0"/>
-                    <w:jc w:val="left"/>
-                  </w:pPr>
-                  <w:r/>
-                  <w:r>
-                    <w:rPr>
-                      <w:rFonts w:ascii="Arial" w:hAnsi="Arial" w:cs="Arial" w:eastAsia="Arial"/>
-                      <w:b w:val="0"/>
-                      <w:i w:val="0"/>
-                      <w:sz w:val="18"/>
-                    </w:rPr>
-                    <w:t>{{ ndfl_2.rows[0].deduction_code }}</w:t>
-                  </w:r>
-                </w:p>
-              </w:tc>
-              <w:tc>
-                <w:tcPr>
-                  <w:tcW w:type="dxa" w:w="718"/>
-                  <w:vAlign w:val="center"/>
-                  <w:tcBorders>
-                    <w:top w:val="single" w:sz="4" w:color="000000"/>
-                    <w:bottom w:val="single" w:sz="4" w:color="000000"/>
-                    <w:left w:val="single" w:sz="4" w:color="000000"/>
-                    <w:right w:val="single" w:sz="4" w:color="000000"/>
-                  </w:tcBorders>
-                </w:tcPr>
-                <w:p>
-                  <w:pPr>
-                    <w:spacing w:before="0" w:after="0"/>
-                    <w:jc w:val="right"/>
-                  </w:pPr>
-                  <w:r/>
-                  <w:r>
-                    <w:rPr>
-                      <w:rFonts w:ascii="Arial" w:hAnsi="Arial" w:cs="Arial" w:eastAsia="Arial"/>
-                      <w:b w:val="0"/>
-                      <w:i w:val="0"/>
-                      <w:sz w:val="18"/>
-                    </w:rPr>
-                    <w:t>{{ ndfl_2.rows[0].deduction_amount }}</w:t>
-                  </w:r>
-                </w:p>
-              </w:tc>
-            </w:tr>
-            <w:tr>
-              <w:tc>
-                <w:tcPr>
-                  <w:tcW w:type="dxa" w:w="718"/>
-                  <w:vAlign w:val="center"/>
-                  <w:tcBorders>
-                    <w:top w:val="single" w:sz="4" w:color="000000"/>
-                    <w:bottom w:val="single" w:sz="4" w:color="000000"/>
-                    <w:left w:val="single" w:sz="4" w:color="000000"/>
-                    <w:right w:val="single" w:sz="4" w:color="000000"/>
-                  </w:tcBorders>
-                </w:tcPr>
-                <w:p>
-                  <w:pPr>
-                    <w:spacing w:before="0" w:after="0"/>
-                    <w:jc w:val="left"/>
-                  </w:pPr>
-                  <w:r/>
-                  <w:r>
-                    <w:rPr>
-                      <w:rFonts w:ascii="Arial" w:hAnsi="Arial" w:cs="Arial" w:eastAsia="Arial"/>
-                      <w:b w:val="0"/>
-                      <w:i w:val="0"/>
-                      <w:sz w:val="18"/>
-                    </w:rPr>
-                    <w:t>{{ ndfl_2.rows[1].month }}</w:t>
-                  </w:r>
-                </w:p>
-              </w:tc>
-              <w:tc>
-                <w:tcPr>
-                  <w:tcW w:type="dxa" w:w="718"/>
-                  <w:vAlign w:val="center"/>
-                  <w:tcBorders>
-                    <w:top w:val="single" w:sz="4" w:color="000000"/>
-                    <w:bottom w:val="single" w:sz="4" w:color="000000"/>
-                    <w:left w:val="single" w:sz="4" w:color="000000"/>
-                    <w:right w:val="single" w:sz="4" w:color="000000"/>
-                  </w:tcBorders>
-                </w:tcPr>
-                <w:p>
-                  <w:pPr>
-                    <w:spacing w:before="0" w:after="0"/>
-                    <w:jc w:val="left"/>
-                  </w:pPr>
-                  <w:r/>
-                  <w:r>
-                    <w:rPr>
-                      <w:rFonts w:ascii="Arial" w:hAnsi="Arial" w:cs="Arial" w:eastAsia="Arial"/>
-                      <w:b w:val="0"/>
-                      <w:i w:val="0"/>
-                      <w:sz w:val="18"/>
-                    </w:rPr>
-                    <w:t>{{ ndfl_2.rows[1].income_code }}</w:t>
-                  </w:r>
-                </w:p>
-              </w:tc>
-              <w:tc>
-                <w:tcPr>
-                  <w:tcW w:type="dxa" w:w="718"/>
-                  <w:vAlign w:val="center"/>
-                  <w:tcBorders>
-                    <w:top w:val="single" w:sz="4" w:color="000000"/>
-                    <w:bottom w:val="single" w:sz="4" w:color="000000"/>
-                    <w:left w:val="single" w:sz="4" w:color="000000"/>
-                    <w:right w:val="single" w:sz="4" w:color="000000"/>
-                  </w:tcBorders>
-                </w:tcPr>
-                <w:p>
-                  <w:pPr>
-                    <w:spacing w:before="0" w:after="0"/>
-                    <w:jc w:val="right"/>
-                  </w:pPr>
-                  <w:r/>
-                  <w:r>
-                    <w:rPr>
-                      <w:rFonts w:ascii="Arial" w:hAnsi="Arial" w:cs="Arial" w:eastAsia="Arial"/>
-                      <w:b w:val="0"/>
-                      <w:i w:val="0"/>
-                      <w:sz w:val="18"/>
-                    </w:rPr>
-                    <w:t>{{ ndfl_2.rows[1].income_amount }}</w:t>
-                  </w:r>
-                </w:p>
-              </w:tc>
-              <w:tc>
-                <w:tcPr>
-                  <w:tcW w:type="dxa" w:w="718"/>
-                  <w:vAlign w:val="center"/>
-                  <w:tcBorders>
-                    <w:top w:val="single" w:sz="4" w:color="000000"/>
-                    <w:bottom w:val="single" w:sz="4" w:color="000000"/>
-                    <w:left w:val="single" w:sz="4" w:color="000000"/>
-                    <w:right w:val="single" w:sz="4" w:color="000000"/>
-                  </w:tcBorders>
-                </w:tcPr>
-                <w:p>
-                  <w:pPr>
-                    <w:spacing w:before="0" w:after="0"/>
-                    <w:jc w:val="left"/>
-                  </w:pPr>
-                  <w:r/>
-                  <w:r>
-                    <w:rPr>
-                      <w:rFonts w:ascii="Arial" w:hAnsi="Arial" w:cs="Arial" w:eastAsia="Arial"/>
-                      <w:b w:val="0"/>
-                      <w:i w:val="0"/>
-                      <w:sz w:val="18"/>
-                    </w:rPr>
-                    <w:t>{{ ndfl_2.rows[1].deduction_code }}</w:t>
-                  </w:r>
-                </w:p>
-              </w:tc>
-              <w:tc>
-                <w:tcPr>
-                  <w:tcW w:type="dxa" w:w="718"/>
-                  <w:vAlign w:val="center"/>
-                  <w:tcBorders>
-                    <w:top w:val="single" w:sz="4" w:color="000000"/>
-                    <w:bottom w:val="single" w:sz="4" w:color="000000"/>
-                    <w:left w:val="single" w:sz="4" w:color="000000"/>
-                    <w:right w:val="single" w:sz="4" w:color="000000"/>
-                  </w:tcBorders>
-                </w:tcPr>
-                <w:p>
-                  <w:pPr>
-                    <w:spacing w:before="0" w:after="0"/>
-                    <w:jc w:val="right"/>
-                  </w:pPr>
-                  <w:r/>
-                  <w:r>
-                    <w:rPr>
-                      <w:rFonts w:ascii="Arial" w:hAnsi="Arial" w:cs="Arial" w:eastAsia="Arial"/>
-                      <w:b w:val="0"/>
-                      <w:i w:val="0"/>
-                      <w:sz w:val="18"/>
-                    </w:rPr>
-                    <w:t>{{ ndfl_2.rows[1].deduction_amount }}</w:t>
-                  </w:r>
-                </w:p>
-              </w:tc>
-            </w:tr>
-            <w:tr>
-              <w:tc>
-                <w:tcPr>
-                  <w:tcW w:type="dxa" w:w="718"/>
-                  <w:vAlign w:val="center"/>
-                  <w:tcBorders>
-                    <w:top w:val="single" w:sz="4" w:color="000000"/>
-                    <w:bottom w:val="single" w:sz="4" w:color="000000"/>
-                    <w:left w:val="single" w:sz="4" w:color="000000"/>
-                    <w:right w:val="single" w:sz="4" w:color="000000"/>
-                  </w:tcBorders>
-                </w:tcPr>
-                <w:p>
-                  <w:pPr>
-                    <w:spacing w:before="0" w:after="0"/>
-                    <w:jc w:val="left"/>
-                  </w:pPr>
-                  <w:r/>
-                  <w:r>
-                    <w:rPr>
-                      <w:rFonts w:ascii="Arial" w:hAnsi="Arial" w:cs="Arial" w:eastAsia="Arial"/>
-                      <w:b w:val="0"/>
-                      <w:i w:val="0"/>
-                      <w:sz w:val="18"/>
-                    </w:rPr>
-                    <w:t>{{ ndfl_2.rows[2].month }}</w:t>
-                  </w:r>
-                </w:p>
-              </w:tc>
-              <w:tc>
-                <w:tcPr>
-                  <w:tcW w:type="dxa" w:w="718"/>
-                  <w:vAlign w:val="center"/>
-                  <w:tcBorders>
-                    <w:top w:val="single" w:sz="4" w:color="000000"/>
-                    <w:bottom w:val="single" w:sz="4" w:color="000000"/>
-                    <w:left w:val="single" w:sz="4" w:color="000000"/>
-                    <w:right w:val="single" w:sz="4" w:color="000000"/>
-                  </w:tcBorders>
-                </w:tcPr>
-                <w:p>
-                  <w:pPr>
-                    <w:spacing w:before="0" w:after="0"/>
-                    <w:jc w:val="left"/>
-                  </w:pPr>
-                  <w:r/>
-                  <w:r>
-                    <w:rPr>
-                      <w:rFonts w:ascii="Arial" w:hAnsi="Arial" w:cs="Arial" w:eastAsia="Arial"/>
-                      <w:b w:val="0"/>
-                      <w:i w:val="0"/>
-                      <w:sz w:val="18"/>
-                    </w:rPr>
-                    <w:t>{{ ndfl_2.rows[2].income_code }}</w:t>
-                  </w:r>
-                </w:p>
-              </w:tc>
-              <w:tc>
-                <w:tcPr>
-                  <w:tcW w:type="dxa" w:w="718"/>
-                  <w:vAlign w:val="center"/>
-                  <w:tcBorders>
-                    <w:top w:val="single" w:sz="4" w:color="000000"/>
-                    <w:bottom w:val="single" w:sz="4" w:color="000000"/>
-                    <w:left w:val="single" w:sz="4" w:color="000000"/>
-                    <w:right w:val="single" w:sz="4" w:color="000000"/>
-                  </w:tcBorders>
-                </w:tcPr>
-                <w:p>
-                  <w:pPr>
-                    <w:spacing w:before="0" w:after="0"/>
-                    <w:jc w:val="right"/>
-                  </w:pPr>
-                  <w:r/>
-                  <w:r>
-                    <w:rPr>
-                      <w:rFonts w:ascii="Arial" w:hAnsi="Arial" w:cs="Arial" w:eastAsia="Arial"/>
-                      <w:b w:val="0"/>
-                      <w:i w:val="0"/>
-                      <w:sz w:val="18"/>
-                    </w:rPr>
-                    <w:t>{{ ndfl_2.rows[2].income_amount }}</w:t>
-                  </w:r>
-                </w:p>
-              </w:tc>
-              <w:tc>
-                <w:tcPr>
-                  <w:tcW w:type="dxa" w:w="718"/>
-                  <w:vAlign w:val="center"/>
-                  <w:tcBorders>
-                    <w:top w:val="single" w:sz="4" w:color="000000"/>
-                    <w:bottom w:val="single" w:sz="4" w:color="000000"/>
-                    <w:left w:val="single" w:sz="4" w:color="000000"/>
-                    <w:right w:val="single" w:sz="4" w:color="000000"/>
-                  </w:tcBorders>
-                </w:tcPr>
-                <w:p>
-                  <w:pPr>
-                    <w:spacing w:before="0" w:after="0"/>
-                    <w:jc w:val="left"/>
-                  </w:pPr>
-                  <w:r/>
-                  <w:r>
-                    <w:rPr>
-                      <w:rFonts w:ascii="Arial" w:hAnsi="Arial" w:cs="Arial" w:eastAsia="Arial"/>
-                      <w:b w:val="0"/>
-                      <w:i w:val="0"/>
-                      <w:sz w:val="18"/>
-                    </w:rPr>
-                    <w:t>{{ ndfl_2.rows[2].deduction_code }}</w:t>
-                  </w:r>
-                </w:p>
-              </w:tc>
-              <w:tc>
-                <w:tcPr>
-                  <w:tcW w:type="dxa" w:w="718"/>
-                  <w:vAlign w:val="center"/>
-                  <w:tcBorders>
-                    <w:top w:val="single" w:sz="4" w:color="000000"/>
-                    <w:bottom w:val="single" w:sz="4" w:color="000000"/>
-                    <w:left w:val="single" w:sz="4" w:color="000000"/>
-                    <w:right w:val="single" w:sz="4" w:color="000000"/>
-                  </w:tcBorders>
-                </w:tcPr>
-                <w:p>
-                  <w:pPr>
-                    <w:spacing w:before="0" w:after="0"/>
-                    <w:jc w:val="right"/>
-                  </w:pPr>
-                  <w:r/>
-                  <w:r>
-                    <w:rPr>
-                      <w:rFonts w:ascii="Arial" w:hAnsi="Arial" w:cs="Arial" w:eastAsia="Arial"/>
-                      <w:b w:val="0"/>
-                      <w:i w:val="0"/>
-                      <w:sz w:val="18"/>
-                    </w:rPr>
-                    <w:t>{{ ndfl_2.rows[2].deduction_amount }}</w:t>
-                  </w:r>
-                </w:p>
-              </w:tc>
-            </w:tr>
-            <w:tr>
-              <w:tc>
-                <w:tcPr>
-                  <w:tcW w:type="dxa" w:w="718"/>
-                  <w:vAlign w:val="center"/>
-                  <w:tcBorders>
-                    <w:top w:val="single" w:sz="4" w:color="000000"/>
-                    <w:bottom w:val="single" w:sz="4" w:color="000000"/>
-                    <w:left w:val="single" w:sz="4" w:color="000000"/>
-                    <w:right w:val="single" w:sz="4" w:color="000000"/>
-                  </w:tcBorders>
-                </w:tcPr>
-                <w:p>
-                  <w:pPr>
-                    <w:spacing w:before="0" w:after="0"/>
-                    <w:jc w:val="left"/>
-                  </w:pPr>
-                  <w:r/>
-                  <w:r>
-                    <w:rPr>
-                      <w:rFonts w:ascii="Arial" w:hAnsi="Arial" w:cs="Arial" w:eastAsia="Arial"/>
-                      <w:b w:val="0"/>
-                      <w:i w:val="0"/>
-                      <w:sz w:val="18"/>
-                    </w:rPr>
-                    <w:t>{{ ndfl_2.rows[3].month }}</w:t>
-                  </w:r>
-                </w:p>
-              </w:tc>
-              <w:tc>
-                <w:tcPr>
-                  <w:tcW w:type="dxa" w:w="718"/>
-                  <w:vAlign w:val="center"/>
-                  <w:tcBorders>
-                    <w:top w:val="single" w:sz="4" w:color="000000"/>
-                    <w:bottom w:val="single" w:sz="4" w:color="000000"/>
-                    <w:left w:val="single" w:sz="4" w:color="000000"/>
-                    <w:right w:val="single" w:sz="4" w:color="000000"/>
-                  </w:tcBorders>
-                </w:tcPr>
-                <w:p>
-                  <w:pPr>
-                    <w:spacing w:before="0" w:after="0"/>
-                    <w:jc w:val="left"/>
-                  </w:pPr>
-                  <w:r/>
-                  <w:r>
-                    <w:rPr>
-                      <w:rFonts w:ascii="Arial" w:hAnsi="Arial" w:cs="Arial" w:eastAsia="Arial"/>
-                      <w:b w:val="0"/>
-                      <w:i w:val="0"/>
-                      <w:sz w:val="18"/>
-                    </w:rPr>
-                    <w:t>{{ ndfl_2.rows[3].income_code }}</w:t>
-                  </w:r>
-                </w:p>
-              </w:tc>
-              <w:tc>
-                <w:tcPr>
-                  <w:tcW w:type="dxa" w:w="718"/>
-                  <w:vAlign w:val="center"/>
-                  <w:tcBorders>
-                    <w:top w:val="single" w:sz="4" w:color="000000"/>
-                    <w:bottom w:val="single" w:sz="4" w:color="000000"/>
-                    <w:left w:val="single" w:sz="4" w:color="000000"/>
-                    <w:right w:val="single" w:sz="4" w:color="000000"/>
-                  </w:tcBorders>
-                </w:tcPr>
-                <w:p>
-                  <w:pPr>
-                    <w:spacing w:before="0" w:after="0"/>
-                    <w:jc w:val="right"/>
-                  </w:pPr>
-                  <w:r/>
-                  <w:r>
-                    <w:rPr>
-                      <w:rFonts w:ascii="Arial" w:hAnsi="Arial" w:cs="Arial" w:eastAsia="Arial"/>
-                      <w:b w:val="0"/>
-                      <w:i w:val="0"/>
-                      <w:sz w:val="18"/>
-                    </w:rPr>
-                    <w:t>{{ ndfl_2.rows[3].income_amount }}</w:t>
-                  </w:r>
-                </w:p>
-              </w:tc>
-              <w:tc>
-                <w:tcPr>
-                  <w:tcW w:type="dxa" w:w="718"/>
-                  <w:vAlign w:val="center"/>
-                  <w:tcBorders>
-                    <w:top w:val="single" w:sz="4" w:color="000000"/>
-                    <w:bottom w:val="single" w:sz="4" w:color="000000"/>
-                    <w:left w:val="single" w:sz="4" w:color="000000"/>
-                    <w:right w:val="single" w:sz="4" w:color="000000"/>
-                  </w:tcBorders>
-                </w:tcPr>
-                <w:p>
-                  <w:pPr>
-                    <w:spacing w:before="0" w:after="0"/>
-                    <w:jc w:val="left"/>
-                  </w:pPr>
-                  <w:r/>
-                  <w:r>
-                    <w:rPr>
-                      <w:rFonts w:ascii="Arial" w:hAnsi="Arial" w:cs="Arial" w:eastAsia="Arial"/>
-                      <w:b w:val="0"/>
-                      <w:i w:val="0"/>
-                      <w:sz w:val="18"/>
-                    </w:rPr>
-                    <w:t>{{ ndfl_2.rows[3].deduction_code }}</w:t>
-                  </w:r>
-                </w:p>
-              </w:tc>
-              <w:tc>
-                <w:tcPr>
-                  <w:tcW w:type="dxa" w:w="718"/>
-                  <w:vAlign w:val="center"/>
-                  <w:tcBorders>
-                    <w:top w:val="single" w:sz="4" w:color="000000"/>
-                    <w:bottom w:val="single" w:sz="4" w:color="000000"/>
-                    <w:left w:val="single" w:sz="4" w:color="000000"/>
-                    <w:right w:val="single" w:sz="4" w:color="000000"/>
-                  </w:tcBorders>
-                </w:tcPr>
-                <w:p>
-                  <w:pPr>
-                    <w:spacing w:before="0" w:after="0"/>
-                    <w:jc w:val="right"/>
-                  </w:pPr>
-                  <w:r/>
-                  <w:r>
-                    <w:rPr>
-                      <w:rFonts w:ascii="Arial" w:hAnsi="Arial" w:cs="Arial" w:eastAsia="Arial"/>
-                      <w:b w:val="0"/>
-                      <w:i w:val="0"/>
-                      <w:sz w:val="18"/>
-                    </w:rPr>
-                    <w:t>{{ ndfl_2.rows[3].deduction_amount }}</w:t>
-                  </w:r>
-                </w:p>
-              </w:tc>
-            </w:tr>
-            <w:tr>
-              <w:tc>
-                <w:tcPr>
-                  <w:tcW w:type="dxa" w:w="718"/>
-                  <w:vAlign w:val="center"/>
-                  <w:tcBorders>
-                    <w:top w:val="single" w:sz="4" w:color="000000"/>
-                    <w:bottom w:val="single" w:sz="4" w:color="000000"/>
-                    <w:left w:val="single" w:sz="4" w:color="000000"/>
-                    <w:right w:val="single" w:sz="4" w:color="000000"/>
-                  </w:tcBorders>
-                </w:tcPr>
-                <w:p>
-                  <w:pPr>
-                    <w:spacing w:before="0" w:after="0"/>
-                    <w:jc w:val="left"/>
-                  </w:pPr>
-                  <w:r/>
-                  <w:r>
-                    <w:rPr>
-                      <w:rFonts w:ascii="Arial" w:hAnsi="Arial" w:cs="Arial" w:eastAsia="Arial"/>
-                      <w:b w:val="0"/>
-                      <w:i w:val="0"/>
-                      <w:sz w:val="18"/>
-                    </w:rPr>
-                    <w:t>{{ ndfl_2.rows[4].month }}</w:t>
-                  </w:r>
-                </w:p>
-              </w:tc>
-              <w:tc>
-                <w:tcPr>
-                  <w:tcW w:type="dxa" w:w="718"/>
-                  <w:vAlign w:val="center"/>
-                  <w:tcBorders>
-                    <w:top w:val="single" w:sz="4" w:color="000000"/>
-                    <w:bottom w:val="single" w:sz="4" w:color="000000"/>
-                    <w:left w:val="single" w:sz="4" w:color="000000"/>
-                    <w:right w:val="single" w:sz="4" w:color="000000"/>
-                  </w:tcBorders>
-                </w:tcPr>
-                <w:p>
-                  <w:pPr>
-                    <w:spacing w:before="0" w:after="0"/>
-                    <w:jc w:val="left"/>
-                  </w:pPr>
-                  <w:r/>
-                  <w:r>
-                    <w:rPr>
-                      <w:rFonts w:ascii="Arial" w:hAnsi="Arial" w:cs="Arial" w:eastAsia="Arial"/>
-                      <w:b w:val="0"/>
-                      <w:i w:val="0"/>
-                      <w:sz w:val="18"/>
-                    </w:rPr>
-                    <w:t>{{ ndfl_2.rows[4].income_code }}</w:t>
-                  </w:r>
-                </w:p>
-              </w:tc>
-              <w:tc>
-                <w:tcPr>
-                  <w:tcW w:type="dxa" w:w="718"/>
-                  <w:vAlign w:val="center"/>
-                  <w:tcBorders>
-                    <w:top w:val="single" w:sz="4" w:color="000000"/>
-                    <w:bottom w:val="single" w:sz="4" w:color="000000"/>
-                    <w:left w:val="single" w:sz="4" w:color="000000"/>
-                    <w:right w:val="single" w:sz="4" w:color="000000"/>
-                  </w:tcBorders>
-                </w:tcPr>
-                <w:p>
-                  <w:pPr>
-                    <w:spacing w:before="0" w:after="0"/>
-                    <w:jc w:val="right"/>
-                  </w:pPr>
-                  <w:r/>
-                  <w:r>
-                    <w:rPr>
-                      <w:rFonts w:ascii="Arial" w:hAnsi="Arial" w:cs="Arial" w:eastAsia="Arial"/>
-                      <w:b w:val="0"/>
-                      <w:i w:val="0"/>
-                      <w:sz w:val="18"/>
-                    </w:rPr>
-                    <w:t>{{ ndfl_2.rows[4].income_amount }}</w:t>
-                  </w:r>
-                </w:p>
-              </w:tc>
-              <w:tc>
-                <w:tcPr>
-                  <w:tcW w:type="dxa" w:w="718"/>
-                  <w:vAlign w:val="center"/>
-                  <w:tcBorders>
-                    <w:top w:val="single" w:sz="4" w:color="000000"/>
-                    <w:bottom w:val="single" w:sz="4" w:color="000000"/>
-                    <w:left w:val="single" w:sz="4" w:color="000000"/>
-                    <w:right w:val="single" w:sz="4" w:color="000000"/>
-                  </w:tcBorders>
-                </w:tcPr>
-                <w:p>
-                  <w:pPr>
-                    <w:spacing w:before="0" w:after="0"/>
-                    <w:jc w:val="left"/>
-                  </w:pPr>
-                  <w:r/>
-                  <w:r>
-                    <w:rPr>
-                      <w:rFonts w:ascii="Arial" w:hAnsi="Arial" w:cs="Arial" w:eastAsia="Arial"/>
-                      <w:b w:val="0"/>
-                      <w:i w:val="0"/>
-                      <w:sz w:val="18"/>
-                    </w:rPr>
-                    <w:t>{{ ndfl_2.rows[4].deduction_code }}</w:t>
-                  </w:r>
-                </w:p>
-              </w:tc>
-              <w:tc>
-                <w:tcPr>
-                  <w:tcW w:type="dxa" w:w="718"/>
-                  <w:vAlign w:val="center"/>
-                  <w:tcBorders>
-                    <w:top w:val="single" w:sz="4" w:color="000000"/>
-                    <w:bottom w:val="single" w:sz="4" w:color="000000"/>
-                    <w:left w:val="single" w:sz="4" w:color="000000"/>
-                    <w:right w:val="single" w:sz="4" w:color="000000"/>
-                  </w:tcBorders>
-                </w:tcPr>
-                <w:p>
-                  <w:pPr>
-                    <w:spacing w:before="0" w:after="0"/>
-                    <w:jc w:val="right"/>
-                  </w:pPr>
-                  <w:r/>
-                  <w:r>
-                    <w:rPr>
-                      <w:rFonts w:ascii="Arial" w:hAnsi="Arial" w:cs="Arial" w:eastAsia="Arial"/>
-                      <w:b w:val="0"/>
-                      <w:i w:val="0"/>
-                      <w:sz w:val="18"/>
-                    </w:rPr>
-                    <w:t>{{ ndfl_2.rows[4].deduction_amount }}</w:t>
-                  </w:r>
-                </w:p>
-              </w:tc>
-            </w:tr>
-            <w:tr>
-              <w:tc>
-                <w:tcPr>
-                  <w:tcW w:type="dxa" w:w="718"/>
-                  <w:vAlign w:val="center"/>
-                  <w:tcBorders>
-                    <w:top w:val="single" w:sz="4" w:color="000000"/>
-                    <w:bottom w:val="single" w:sz="4" w:color="000000"/>
-                    <w:left w:val="single" w:sz="4" w:color="000000"/>
-                    <w:right w:val="single" w:sz="4" w:color="000000"/>
-                  </w:tcBorders>
-                </w:tcPr>
-                <w:p>
-                  <w:pPr>
-                    <w:spacing w:before="0" w:after="0"/>
-                    <w:jc w:val="left"/>
-                  </w:pPr>
-                  <w:r/>
-                  <w:r>
-                    <w:rPr>
-                      <w:rFonts w:ascii="Arial" w:hAnsi="Arial" w:cs="Arial" w:eastAsia="Arial"/>
-                      <w:b w:val="0"/>
-                      <w:i w:val="0"/>
-                      <w:sz w:val="18"/>
-                    </w:rPr>
-                    <w:t>{{ ndfl_2.rows[5].month }}</w:t>
-                  </w:r>
-                </w:p>
-              </w:tc>
-              <w:tc>
-                <w:tcPr>
-                  <w:tcW w:type="dxa" w:w="718"/>
-                  <w:vAlign w:val="center"/>
-                  <w:tcBorders>
-                    <w:top w:val="single" w:sz="4" w:color="000000"/>
-                    <w:bottom w:val="single" w:sz="4" w:color="000000"/>
-                    <w:left w:val="single" w:sz="4" w:color="000000"/>
-                    <w:right w:val="single" w:sz="4" w:color="000000"/>
-                  </w:tcBorders>
-                </w:tcPr>
-                <w:p>
-                  <w:pPr>
-                    <w:spacing w:before="0" w:after="0"/>
-                    <w:jc w:val="left"/>
-                  </w:pPr>
-                  <w:r/>
-                  <w:r>
-                    <w:rPr>
-                      <w:rFonts w:ascii="Arial" w:hAnsi="Arial" w:cs="Arial" w:eastAsia="Arial"/>
-                      <w:b w:val="0"/>
-                      <w:i w:val="0"/>
-                      <w:sz w:val="18"/>
-                    </w:rPr>
-                    <w:t>{{ ndfl_2.rows[5].income_code }}</w:t>
-                  </w:r>
-                </w:p>
-              </w:tc>
-              <w:tc>
-                <w:tcPr>
-                  <w:tcW w:type="dxa" w:w="718"/>
-                  <w:vAlign w:val="center"/>
-                  <w:tcBorders>
-                    <w:top w:val="single" w:sz="4" w:color="000000"/>
-                    <w:bottom w:val="single" w:sz="4" w:color="000000"/>
-                    <w:left w:val="single" w:sz="4" w:color="000000"/>
-                    <w:right w:val="single" w:sz="4" w:color="000000"/>
-                  </w:tcBorders>
-                </w:tcPr>
-                <w:p>
-                  <w:pPr>
-                    <w:spacing w:before="0" w:after="0"/>
-                    <w:jc w:val="right"/>
-                  </w:pPr>
-                  <w:r/>
-                  <w:r>
-                    <w:rPr>
-                      <w:rFonts w:ascii="Arial" w:hAnsi="Arial" w:cs="Arial" w:eastAsia="Arial"/>
-                      <w:b w:val="0"/>
-                      <w:i w:val="0"/>
-                      <w:sz w:val="18"/>
-                    </w:rPr>
-                    <w:t>{{ ndfl_2.rows[5].income_amount }}</w:t>
-                  </w:r>
-                </w:p>
-              </w:tc>
-              <w:tc>
-                <w:tcPr>
-                  <w:tcW w:type="dxa" w:w="718"/>
-                  <w:vAlign w:val="center"/>
-                  <w:tcBorders>
-                    <w:top w:val="single" w:sz="4" w:color="000000"/>
-                    <w:bottom w:val="single" w:sz="4" w:color="000000"/>
-                    <w:left w:val="single" w:sz="4" w:color="000000"/>
-                    <w:right w:val="single" w:sz="4" w:color="000000"/>
-                  </w:tcBorders>
-                </w:tcPr>
-                <w:p>
-                  <w:pPr>
-                    <w:spacing w:before="0" w:after="0"/>
-                    <w:jc w:val="left"/>
-                  </w:pPr>
-                  <w:r/>
-                  <w:r>
-                    <w:rPr>
-                      <w:rFonts w:ascii="Arial" w:hAnsi="Arial" w:cs="Arial" w:eastAsia="Arial"/>
-                      <w:b w:val="0"/>
-                      <w:i w:val="0"/>
-                      <w:sz w:val="18"/>
-                    </w:rPr>
-                    <w:t>{{ ndfl_2.rows[5].deduction_code }}</w:t>
-                  </w:r>
-                </w:p>
-              </w:tc>
-              <w:tc>
-                <w:tcPr>
-                  <w:tcW w:type="dxa" w:w="718"/>
-                  <w:vAlign w:val="center"/>
-                  <w:tcBorders>
-                    <w:top w:val="single" w:sz="4" w:color="000000"/>
-                    <w:bottom w:val="single" w:sz="4" w:color="000000"/>
-                    <w:left w:val="single" w:sz="4" w:color="000000"/>
-                    <w:right w:val="single" w:sz="4" w:color="000000"/>
-                  </w:tcBorders>
-                </w:tcPr>
-                <w:p>
-                  <w:pPr>
-                    <w:spacing w:before="0" w:after="0"/>
-                    <w:jc w:val="right"/>
-                  </w:pPr>
-                  <w:r/>
-                  <w:r>
-                    <w:rPr>
-                      <w:rFonts w:ascii="Arial" w:hAnsi="Arial" w:cs="Arial" w:eastAsia="Arial"/>
-                      <w:b w:val="0"/>
-                      <w:i w:val="0"/>
-                      <w:sz w:val="18"/>
-                    </w:rPr>
-                    <w:t>{{ ndfl_2.rows[5].deduction_amount }}</w:t>
-                  </w:r>
-                </w:p>
-              </w:tc>
-            </w:tr>
-            <w:tr>
-              <w:tc>
-                <w:tcPr>
-                  <w:tcW w:type="dxa" w:w="718"/>
-                  <w:vAlign w:val="center"/>
-                  <w:tcBorders>
-                    <w:top w:val="single" w:sz="4" w:color="000000"/>
-                    <w:bottom w:val="single" w:sz="4" w:color="000000"/>
-                    <w:left w:val="single" w:sz="4" w:color="000000"/>
-                    <w:right w:val="single" w:sz="4" w:color="000000"/>
-                  </w:tcBorders>
-                </w:tcPr>
-                <w:p>
-                  <w:pPr>
-                    <w:spacing w:before="0" w:after="0"/>
-                    <w:jc w:val="left"/>
-                  </w:pPr>
-                  <w:r/>
-                  <w:r>
-                    <w:rPr>
-                      <w:rFonts w:ascii="Arial" w:hAnsi="Arial" w:cs="Arial" w:eastAsia="Arial"/>
-                      <w:b w:val="0"/>
-                      <w:i w:val="0"/>
-                      <w:sz w:val="18"/>
-                    </w:rPr>
-                    <w:t>{{ ndfl_2.rows[6].month }}</w:t>
-                  </w:r>
-                </w:p>
-              </w:tc>
-              <w:tc>
-                <w:tcPr>
-                  <w:tcW w:type="dxa" w:w="718"/>
-                  <w:vAlign w:val="center"/>
-                  <w:tcBorders>
-                    <w:top w:val="single" w:sz="4" w:color="000000"/>
-                    <w:bottom w:val="single" w:sz="4" w:color="000000"/>
-                    <w:left w:val="single" w:sz="4" w:color="000000"/>
-                    <w:right w:val="single" w:sz="4" w:color="000000"/>
-                  </w:tcBorders>
-                </w:tcPr>
-                <w:p>
-                  <w:pPr>
-                    <w:spacing w:before="0" w:after="0"/>
-                    <w:jc w:val="left"/>
-                  </w:pPr>
-                  <w:r/>
-                  <w:r>
-                    <w:rPr>
-                      <w:rFonts w:ascii="Arial" w:hAnsi="Arial" w:cs="Arial" w:eastAsia="Arial"/>
-                      <w:b w:val="0"/>
-                      <w:i w:val="0"/>
-                      <w:sz w:val="18"/>
-                    </w:rPr>
-                    <w:t>{{ ndfl_2.rows[6].income_code }}</w:t>
-                  </w:r>
-                </w:p>
-              </w:tc>
-              <w:tc>
-                <w:tcPr>
-                  <w:tcW w:type="dxa" w:w="718"/>
-                  <w:vAlign w:val="center"/>
-                  <w:tcBorders>
-                    <w:top w:val="single" w:sz="4" w:color="000000"/>
-                    <w:bottom w:val="single" w:sz="4" w:color="000000"/>
-                    <w:left w:val="single" w:sz="4" w:color="000000"/>
-                    <w:right w:val="single" w:sz="4" w:color="000000"/>
-                  </w:tcBorders>
-                </w:tcPr>
-                <w:p>
-                  <w:pPr>
-                    <w:spacing w:before="0" w:after="0"/>
-                    <w:jc w:val="right"/>
-                  </w:pPr>
-                  <w:r/>
-                  <w:r>
-                    <w:rPr>
-                      <w:rFonts w:ascii="Arial" w:hAnsi="Arial" w:cs="Arial" w:eastAsia="Arial"/>
-                      <w:b w:val="0"/>
-                      <w:i w:val="0"/>
-                      <w:sz w:val="18"/>
-                    </w:rPr>
-                    <w:t>{{ ndfl_2.rows[6].income_amount }}</w:t>
-                  </w:r>
-                </w:p>
-              </w:tc>
-              <w:tc>
-                <w:tcPr>
-                  <w:tcW w:type="dxa" w:w="718"/>
-                  <w:vAlign w:val="center"/>
-                  <w:tcBorders>
-                    <w:top w:val="single" w:sz="4" w:color="000000"/>
-                    <w:bottom w:val="single" w:sz="4" w:color="000000"/>
-                    <w:left w:val="single" w:sz="4" w:color="000000"/>
-                    <w:right w:val="single" w:sz="4" w:color="000000"/>
-                  </w:tcBorders>
-                </w:tcPr>
-                <w:p>
-                  <w:pPr>
-                    <w:spacing w:before="0" w:after="0"/>
-                    <w:jc w:val="left"/>
-                  </w:pPr>
-                  <w:r/>
-                  <w:r>
-                    <w:rPr>
-                      <w:rFonts w:ascii="Arial" w:hAnsi="Arial" w:cs="Arial" w:eastAsia="Arial"/>
-                      <w:b w:val="0"/>
-                      <w:i w:val="0"/>
-                      <w:sz w:val="18"/>
-                    </w:rPr>
-                    <w:t>{{ ndfl_2.rows[6].deduction_code }}</w:t>
-                  </w:r>
-                </w:p>
-              </w:tc>
-              <w:tc>
-                <w:tcPr>
-                  <w:tcW w:type="dxa" w:w="718"/>
-                  <w:vAlign w:val="center"/>
-                  <w:tcBorders>
-                    <w:top w:val="single" w:sz="4" w:color="000000"/>
-                    <w:bottom w:val="single" w:sz="4" w:color="000000"/>
-                    <w:left w:val="single" w:sz="4" w:color="000000"/>
-                    <w:right w:val="single" w:sz="4" w:color="000000"/>
-                  </w:tcBorders>
-                </w:tcPr>
-                <w:p>
-                  <w:pPr>
-                    <w:spacing w:before="0" w:after="0"/>
-                    <w:jc w:val="right"/>
-                  </w:pPr>
-                  <w:r/>
-                  <w:r>
-                    <w:rPr>
-                      <w:rFonts w:ascii="Arial" w:hAnsi="Arial" w:cs="Arial" w:eastAsia="Arial"/>
-                      <w:b w:val="0"/>
-                      <w:i w:val="0"/>
-                      <w:sz w:val="18"/>
-                    </w:rPr>
-                    <w:t>{{ ndfl_2.rows[6].deduction_amount }}</w:t>
-                  </w:r>
-                </w:p>
-              </w:tc>
-            </w:tr>
-            <w:tr>
-              <w:tc>
-                <w:tcPr>
-                  <w:tcW w:type="dxa" w:w="718"/>
-                  <w:vAlign w:val="center"/>
-                  <w:tcBorders>
-                    <w:top w:val="single" w:sz="4" w:color="000000"/>
-                    <w:bottom w:val="single" w:sz="4" w:color="000000"/>
-                    <w:left w:val="single" w:sz="4" w:color="000000"/>
-                    <w:right w:val="single" w:sz="4" w:color="000000"/>
-                  </w:tcBorders>
-                </w:tcPr>
-                <w:p>
-                  <w:pPr>
-                    <w:spacing w:before="0" w:after="0"/>
-                    <w:jc w:val="left"/>
-                  </w:pPr>
-                  <w:r/>
-                  <w:r>
-                    <w:rPr>
-                      <w:rFonts w:ascii="Arial" w:hAnsi="Arial" w:cs="Arial" w:eastAsia="Arial"/>
-                      <w:b w:val="0"/>
-                      <w:i w:val="0"/>
-                      <w:sz w:val="18"/>
-                    </w:rPr>
-                    <w:t>{{ ndfl_2.rows[7].month }}</w:t>
-                  </w:r>
-                </w:p>
-              </w:tc>
-              <w:tc>
-                <w:tcPr>
-                  <w:tcW w:type="dxa" w:w="718"/>
-                  <w:vAlign w:val="center"/>
-                  <w:tcBorders>
-                    <w:top w:val="single" w:sz="4" w:color="000000"/>
-                    <w:bottom w:val="single" w:sz="4" w:color="000000"/>
-                    <w:left w:val="single" w:sz="4" w:color="000000"/>
-                    <w:right w:val="single" w:sz="4" w:color="000000"/>
-                  </w:tcBorders>
-                </w:tcPr>
-                <w:p>
-                  <w:pPr>
-                    <w:spacing w:before="0" w:after="0"/>
-                    <w:jc w:val="left"/>
-                  </w:pPr>
-                  <w:r/>
-                  <w:r>
-                    <w:rPr>
-                      <w:rFonts w:ascii="Arial" w:hAnsi="Arial" w:cs="Arial" w:eastAsia="Arial"/>
-                      <w:b w:val="0"/>
-                      <w:i w:val="0"/>
-                      <w:sz w:val="18"/>
-                    </w:rPr>
-                    <w:t>{{ ndfl_2.rows[7].income_code }}</w:t>
-                  </w:r>
-                </w:p>
-              </w:tc>
-              <w:tc>
-                <w:tcPr>
-                  <w:tcW w:type="dxa" w:w="718"/>
-                  <w:vAlign w:val="center"/>
-                  <w:tcBorders>
-                    <w:top w:val="single" w:sz="4" w:color="000000"/>
-                    <w:bottom w:val="single" w:sz="4" w:color="000000"/>
-                    <w:left w:val="single" w:sz="4" w:color="000000"/>
-                    <w:right w:val="single" w:sz="4" w:color="000000"/>
-                  </w:tcBorders>
-                </w:tcPr>
-                <w:p>
-                  <w:pPr>
-                    <w:spacing w:before="0" w:after="0"/>
-                    <w:jc w:val="right"/>
-                  </w:pPr>
-                  <w:r/>
-                  <w:r>
-                    <w:rPr>
-                      <w:rFonts w:ascii="Arial" w:hAnsi="Arial" w:cs="Arial" w:eastAsia="Arial"/>
-                      <w:b w:val="0"/>
-                      <w:i w:val="0"/>
-                      <w:sz w:val="18"/>
-                    </w:rPr>
-                    <w:t>{{ ndfl_2.rows[7].income_amount }}</w:t>
-                  </w:r>
-                </w:p>
-              </w:tc>
-              <w:tc>
-                <w:tcPr>
-                  <w:tcW w:type="dxa" w:w="718"/>
-                  <w:vAlign w:val="center"/>
-                  <w:tcBorders>
-                    <w:top w:val="single" w:sz="4" w:color="000000"/>
-                    <w:bottom w:val="single" w:sz="4" w:color="000000"/>
-                    <w:left w:val="single" w:sz="4" w:color="000000"/>
-                    <w:right w:val="single" w:sz="4" w:color="000000"/>
-                  </w:tcBorders>
-                </w:tcPr>
-                <w:p>
-                  <w:pPr>
-                    <w:spacing w:before="0" w:after="0"/>
-                    <w:jc w:val="left"/>
-                  </w:pPr>
-                  <w:r/>
-                  <w:r>
-                    <w:rPr>
-                      <w:rFonts w:ascii="Arial" w:hAnsi="Arial" w:cs="Arial" w:eastAsia="Arial"/>
-                      <w:b w:val="0"/>
-                      <w:i w:val="0"/>
-                      <w:sz w:val="18"/>
-                    </w:rPr>
-                    <w:t>{{ ndfl_2.rows[7].deduction_code }}</w:t>
-                  </w:r>
-                </w:p>
-              </w:tc>
-              <w:tc>
-                <w:tcPr>
-                  <w:tcW w:type="dxa" w:w="718"/>
-                  <w:vAlign w:val="center"/>
-                  <w:tcBorders>
-                    <w:top w:val="single" w:sz="4" w:color="000000"/>
-                    <w:bottom w:val="single" w:sz="4" w:color="000000"/>
-                    <w:left w:val="single" w:sz="4" w:color="000000"/>
-                    <w:right w:val="single" w:sz="4" w:color="000000"/>
-                  </w:tcBorders>
-                </w:tcPr>
-                <w:p>
-                  <w:pPr>
-                    <w:spacing w:before="0" w:after="0"/>
-                    <w:jc w:val="right"/>
-                  </w:pPr>
-                  <w:r/>
-                  <w:r>
-                    <w:rPr>
-                      <w:rFonts w:ascii="Arial" w:hAnsi="Arial" w:cs="Arial" w:eastAsia="Arial"/>
-                      <w:b w:val="0"/>
-                      <w:i w:val="0"/>
-                      <w:sz w:val="18"/>
-                    </w:rPr>
-                    <w:t>{{ ndfl_2.rows[7].deduction_amount }}</w:t>
-                  </w:r>
-                </w:p>
-              </w:tc>
-            </w:tr>
-            <w:tr>
-              <w:tc>
-                <w:tcPr>
-                  <w:tcW w:type="dxa" w:w="718"/>
-                  <w:vAlign w:val="center"/>
-                  <w:tcBorders>
-                    <w:top w:val="single" w:sz="4" w:color="000000"/>
-                    <w:bottom w:val="single" w:sz="4" w:color="000000"/>
-                    <w:left w:val="single" w:sz="4" w:color="000000"/>
-                    <w:right w:val="single" w:sz="4" w:color="000000"/>
-                  </w:tcBorders>
-                </w:tcPr>
-                <w:p>
-                  <w:pPr>
-                    <w:spacing w:before="0" w:after="0"/>
-                    <w:jc w:val="left"/>
-                  </w:pPr>
-                  <w:r/>
-                  <w:r>
-                    <w:rPr>
-                      <w:rFonts w:ascii="Arial" w:hAnsi="Arial" w:cs="Arial" w:eastAsia="Arial"/>
-                      <w:b w:val="0"/>
-                      <w:i w:val="0"/>
-                      <w:sz w:val="18"/>
-                    </w:rPr>
-                    <w:t>{{ ndfl_2.rows[8].month }}</w:t>
-                  </w:r>
-                </w:p>
-              </w:tc>
-              <w:tc>
-                <w:tcPr>
-                  <w:tcW w:type="dxa" w:w="718"/>
-                  <w:vAlign w:val="center"/>
-                  <w:tcBorders>
-                    <w:top w:val="single" w:sz="4" w:color="000000"/>
-                    <w:bottom w:val="single" w:sz="4" w:color="000000"/>
-                    <w:left w:val="single" w:sz="4" w:color="000000"/>
-                    <w:right w:val="single" w:sz="4" w:color="000000"/>
-                  </w:tcBorders>
-                </w:tcPr>
-                <w:p>
-                  <w:pPr>
-                    <w:spacing w:before="0" w:after="0"/>
-                    <w:jc w:val="left"/>
-                  </w:pPr>
-                  <w:r/>
-                  <w:r>
-                    <w:rPr>
-                      <w:rFonts w:ascii="Arial" w:hAnsi="Arial" w:cs="Arial" w:eastAsia="Arial"/>
-                      <w:b w:val="0"/>
-                      <w:i w:val="0"/>
-                      <w:sz w:val="18"/>
-                    </w:rPr>
-                    <w:t>{{ ndfl_2.rows[8].income_code }}</w:t>
-                  </w:r>
-                </w:p>
-              </w:tc>
-              <w:tc>
-                <w:tcPr>
-                  <w:tcW w:type="dxa" w:w="718"/>
-                  <w:vAlign w:val="center"/>
-                  <w:tcBorders>
-                    <w:top w:val="single" w:sz="4" w:color="000000"/>
-                    <w:bottom w:val="single" w:sz="4" w:color="000000"/>
-                    <w:left w:val="single" w:sz="4" w:color="000000"/>
-                    <w:right w:val="single" w:sz="4" w:color="000000"/>
-                  </w:tcBorders>
-                </w:tcPr>
-                <w:p>
-                  <w:pPr>
-                    <w:spacing w:before="0" w:after="0"/>
-                    <w:jc w:val="right"/>
-                  </w:pPr>
-                  <w:r/>
-                  <w:r>
-                    <w:rPr>
-                      <w:rFonts w:ascii="Arial" w:hAnsi="Arial" w:cs="Arial" w:eastAsia="Arial"/>
-                      <w:b w:val="0"/>
-                      <w:i w:val="0"/>
-                      <w:sz w:val="18"/>
-                    </w:rPr>
-                    <w:t>{{ ndfl_2.rows[8].income_amount }}</w:t>
-                  </w:r>
-                </w:p>
-              </w:tc>
-              <w:tc>
-                <w:tcPr>
-                  <w:tcW w:type="dxa" w:w="718"/>
-                  <w:vAlign w:val="center"/>
-                  <w:tcBorders>
-                    <w:top w:val="single" w:sz="4" w:color="000000"/>
-                    <w:bottom w:val="single" w:sz="4" w:color="000000"/>
-                    <w:left w:val="single" w:sz="4" w:color="000000"/>
-                    <w:right w:val="single" w:sz="4" w:color="000000"/>
-                  </w:tcBorders>
-                </w:tcPr>
-                <w:p>
-                  <w:pPr>
-                    <w:spacing w:before="0" w:after="0"/>
-                    <w:jc w:val="left"/>
-                  </w:pPr>
-                  <w:r/>
-                  <w:r>
-                    <w:rPr>
-                      <w:rFonts w:ascii="Arial" w:hAnsi="Arial" w:cs="Arial" w:eastAsia="Arial"/>
-                      <w:b w:val="0"/>
-                      <w:i w:val="0"/>
-                      <w:sz w:val="18"/>
-                    </w:rPr>
-                    <w:t>{{ ndfl_2.rows[8].deduction_code }}</w:t>
-                  </w:r>
-                </w:p>
-              </w:tc>
-              <w:tc>
-                <w:tcPr>
-                  <w:tcW w:type="dxa" w:w="718"/>
-                  <w:vAlign w:val="center"/>
-                  <w:tcBorders>
-                    <w:top w:val="single" w:sz="4" w:color="000000"/>
-                    <w:bottom w:val="single" w:sz="4" w:color="000000"/>
-                    <w:left w:val="single" w:sz="4" w:color="000000"/>
-                    <w:right w:val="single" w:sz="4" w:color="000000"/>
-                  </w:tcBorders>
-                </w:tcPr>
-                <w:p>
-                  <w:pPr>
-                    <w:spacing w:before="0" w:after="0"/>
-                    <w:jc w:val="right"/>
-                  </w:pPr>
-                  <w:r/>
-                  <w:r>
-                    <w:rPr>
-                      <w:rFonts w:ascii="Arial" w:hAnsi="Arial" w:cs="Arial" w:eastAsia="Arial"/>
-                      <w:b w:val="0"/>
-                      <w:i w:val="0"/>
-                      <w:sz w:val="18"/>
-                    </w:rPr>
-                    <w:t>{{ ndfl_2.rows[8].deduction_amount }}</w:t>
-                  </w:r>
-                </w:p>
-              </w:tc>
-            </w:tr>
-            <w:tr>
-              <w:tc>
-                <w:tcPr>
-                  <w:tcW w:type="dxa" w:w="718"/>
-                  <w:vAlign w:val="center"/>
-                  <w:tcBorders>
-                    <w:top w:val="single" w:sz="4" w:color="000000"/>
-                    <w:bottom w:val="single" w:sz="4" w:color="000000"/>
-                    <w:left w:val="single" w:sz="4" w:color="000000"/>
-                    <w:right w:val="single" w:sz="4" w:color="000000"/>
-                  </w:tcBorders>
-                </w:tcPr>
-                <w:p>
-                  <w:pPr>
-                    <w:spacing w:before="0" w:after="0"/>
-                    <w:jc w:val="left"/>
-                  </w:pPr>
-                  <w:r/>
-                  <w:r>
-                    <w:rPr>
-                      <w:rFonts w:ascii="Arial" w:hAnsi="Arial" w:cs="Arial" w:eastAsia="Arial"/>
-                      <w:b w:val="0"/>
-                      <w:i w:val="0"/>
-                      <w:sz w:val="18"/>
-                    </w:rPr>
-                    <w:t>{{ ndfl_2.rows[9].month }}</w:t>
-                  </w:r>
-                </w:p>
-              </w:tc>
-              <w:tc>
-                <w:tcPr>
-                  <w:tcW w:type="dxa" w:w="718"/>
-                  <w:vAlign w:val="center"/>
-                  <w:tcBorders>
-                    <w:top w:val="single" w:sz="4" w:color="000000"/>
-                    <w:bottom w:val="single" w:sz="4" w:color="000000"/>
-                    <w:left w:val="single" w:sz="4" w:color="000000"/>
-                    <w:right w:val="single" w:sz="4" w:color="000000"/>
-                  </w:tcBorders>
-                </w:tcPr>
-                <w:p>
-                  <w:pPr>
-                    <w:spacing w:before="0" w:after="0"/>
-                    <w:jc w:val="left"/>
-                  </w:pPr>
-                  <w:r/>
-                  <w:r>
-                    <w:rPr>
-                      <w:rFonts w:ascii="Arial" w:hAnsi="Arial" w:cs="Arial" w:eastAsia="Arial"/>
-                      <w:b w:val="0"/>
-                      <w:i w:val="0"/>
-                      <w:sz w:val="18"/>
-                    </w:rPr>
-                    <w:t>{{ ndfl_2.rows[9].income_code }}</w:t>
-                  </w:r>
-                </w:p>
-              </w:tc>
-              <w:tc>
-                <w:tcPr>
-                  <w:tcW w:type="dxa" w:w="718"/>
-                  <w:vAlign w:val="center"/>
-                  <w:tcBorders>
-                    <w:top w:val="single" w:sz="4" w:color="000000"/>
-                    <w:bottom w:val="single" w:sz="4" w:color="000000"/>
-                    <w:left w:val="single" w:sz="4" w:color="000000"/>
-                    <w:right w:val="single" w:sz="4" w:color="000000"/>
-                  </w:tcBorders>
-                </w:tcPr>
-                <w:p>
-                  <w:pPr>
-                    <w:spacing w:before="0" w:after="0"/>
-                    <w:jc w:val="right"/>
-                  </w:pPr>
-                  <w:r/>
-                  <w:r>
-                    <w:rPr>
-                      <w:rFonts w:ascii="Arial" w:hAnsi="Arial" w:cs="Arial" w:eastAsia="Arial"/>
-                      <w:b w:val="0"/>
-                      <w:i w:val="0"/>
-                      <w:sz w:val="18"/>
-                    </w:rPr>
-                    <w:t>{{ ndfl_2.rows[9].income_amount }}</w:t>
-                  </w:r>
-                </w:p>
-              </w:tc>
-              <w:tc>
-                <w:tcPr>
-                  <w:tcW w:type="dxa" w:w="718"/>
-                  <w:vAlign w:val="center"/>
-                  <w:tcBorders>
-                    <w:top w:val="single" w:sz="4" w:color="000000"/>
-                    <w:bottom w:val="single" w:sz="4" w:color="000000"/>
-                    <w:left w:val="single" w:sz="4" w:color="000000"/>
-                    <w:right w:val="single" w:sz="4" w:color="000000"/>
-                  </w:tcBorders>
-                </w:tcPr>
-                <w:p>
-                  <w:pPr>
-                    <w:spacing w:before="0" w:after="0"/>
-                    <w:jc w:val="left"/>
-                  </w:pPr>
-                  <w:r/>
-                  <w:r>
-                    <w:rPr>
-                      <w:rFonts w:ascii="Arial" w:hAnsi="Arial" w:cs="Arial" w:eastAsia="Arial"/>
-                      <w:b w:val="0"/>
-                      <w:i w:val="0"/>
-                      <w:sz w:val="18"/>
-                    </w:rPr>
-                    <w:t>{{ ndfl_2.rows[9].deduction_code }}</w:t>
-                  </w:r>
-                </w:p>
-              </w:tc>
-              <w:tc>
-                <w:tcPr>
-                  <w:tcW w:type="dxa" w:w="718"/>
-                  <w:vAlign w:val="center"/>
-                  <w:tcBorders>
-                    <w:top w:val="single" w:sz="4" w:color="000000"/>
-                    <w:bottom w:val="single" w:sz="4" w:color="000000"/>
-                    <w:left w:val="single" w:sz="4" w:color="000000"/>
-                    <w:right w:val="single" w:sz="4" w:color="000000"/>
-                  </w:tcBorders>
-                </w:tcPr>
-                <w:p>
-                  <w:pPr>
-                    <w:spacing w:before="0" w:after="0"/>
-                    <w:jc w:val="right"/>
-                  </w:pPr>
-                  <w:r/>
-                  <w:r>
-                    <w:rPr>
-                      <w:rFonts w:ascii="Arial" w:hAnsi="Arial" w:cs="Arial" w:eastAsia="Arial"/>
-                      <w:b w:val="0"/>
-                      <w:i w:val="0"/>
-                      <w:sz w:val="18"/>
-                    </w:rPr>
-                    <w:t>{{ ndfl_2.rows[9].deduction_amount }}</w:t>
-                  </w:r>
-                </w:p>
-              </w:tc>
-            </w:tr>
-            <w:tr>
-              <w:tc>
-                <w:tcPr>
-                  <w:tcW w:type="dxa" w:w="718"/>
-                  <w:vAlign w:val="center"/>
-                  <w:tcBorders>
-                    <w:top w:val="single" w:sz="4" w:color="000000"/>
-                    <w:bottom w:val="single" w:sz="4" w:color="000000"/>
-                    <w:left w:val="single" w:sz="4" w:color="000000"/>
-                    <w:right w:val="single" w:sz="4" w:color="000000"/>
-                  </w:tcBorders>
-                </w:tcPr>
-                <w:p>
-                  <w:pPr>
-                    <w:spacing w:before="0" w:after="0"/>
-                    <w:jc w:val="left"/>
-                  </w:pPr>
-                  <w:r/>
-                  <w:r>
-                    <w:rPr>
-                      <w:rFonts w:ascii="Arial" w:hAnsi="Arial" w:cs="Arial" w:eastAsia="Arial"/>
-                      <w:b w:val="0"/>
-                      <w:i w:val="0"/>
-                      <w:sz w:val="18"/>
-                    </w:rPr>
-                    <w:t>{{ ndfl_2.rows[10].month }}</w:t>
-                  </w:r>
-                </w:p>
-              </w:tc>
-              <w:tc>
-                <w:tcPr>
-                  <w:tcW w:type="dxa" w:w="718"/>
-                  <w:vAlign w:val="center"/>
-                  <w:tcBorders>
-                    <w:top w:val="single" w:sz="4" w:color="000000"/>
-                    <w:bottom w:val="single" w:sz="4" w:color="000000"/>
-                    <w:left w:val="single" w:sz="4" w:color="000000"/>
-                    <w:right w:val="single" w:sz="4" w:color="000000"/>
-                  </w:tcBorders>
-                </w:tcPr>
-                <w:p>
-                  <w:pPr>
-                    <w:spacing w:before="0" w:after="0"/>
-                    <w:jc w:val="left"/>
-                  </w:pPr>
-                  <w:r/>
-                  <w:r>
-                    <w:rPr>
-                      <w:rFonts w:ascii="Arial" w:hAnsi="Arial" w:cs="Arial" w:eastAsia="Arial"/>
-                      <w:b w:val="0"/>
-                      <w:i w:val="0"/>
-                      <w:sz w:val="18"/>
-                    </w:rPr>
-                    <w:t>{{ ndfl_2.rows[10].income_code }}</w:t>
-                  </w:r>
-                </w:p>
-              </w:tc>
-              <w:tc>
-                <w:tcPr>
-                  <w:tcW w:type="dxa" w:w="718"/>
-                  <w:vAlign w:val="center"/>
-                  <w:tcBorders>
-                    <w:top w:val="single" w:sz="4" w:color="000000"/>
-                    <w:bottom w:val="single" w:sz="4" w:color="000000"/>
-                    <w:left w:val="single" w:sz="4" w:color="000000"/>
-                    <w:right w:val="single" w:sz="4" w:color="000000"/>
-                  </w:tcBorders>
-                </w:tcPr>
-                <w:p>
-                  <w:pPr>
-                    <w:spacing w:before="0" w:after="0"/>
-                    <w:jc w:val="right"/>
-                  </w:pPr>
-                  <w:r/>
-                  <w:r>
-                    <w:rPr>
-                      <w:rFonts w:ascii="Arial" w:hAnsi="Arial" w:cs="Arial" w:eastAsia="Arial"/>
-                      <w:b w:val="0"/>
-                      <w:i w:val="0"/>
-                      <w:sz w:val="18"/>
-                    </w:rPr>
-                    <w:t>{{ ndfl_2.rows[10].income_amount }}</w:t>
-                  </w:r>
-                </w:p>
-              </w:tc>
-              <w:tc>
-                <w:tcPr>
-                  <w:tcW w:type="dxa" w:w="718"/>
-                  <w:vAlign w:val="center"/>
-                  <w:tcBorders>
-                    <w:top w:val="single" w:sz="4" w:color="000000"/>
-                    <w:bottom w:val="single" w:sz="4" w:color="000000"/>
-                    <w:left w:val="single" w:sz="4" w:color="000000"/>
-                    <w:right w:val="single" w:sz="4" w:color="000000"/>
-                  </w:tcBorders>
-                </w:tcPr>
-                <w:p>
-                  <w:pPr>
-                    <w:spacing w:before="0" w:after="0"/>
-                    <w:jc w:val="left"/>
-                  </w:pPr>
-                  <w:r/>
-                  <w:r>
-                    <w:rPr>
-                      <w:rFonts w:ascii="Arial" w:hAnsi="Arial" w:cs="Arial" w:eastAsia="Arial"/>
-                      <w:b w:val="0"/>
-                      <w:i w:val="0"/>
-                      <w:sz w:val="18"/>
-                    </w:rPr>
-                    <w:t>{{ ndfl_2.rows[10].deduction_code }}</w:t>
-                  </w:r>
-                </w:p>
-              </w:tc>
-              <w:tc>
-                <w:tcPr>
-                  <w:tcW w:type="dxa" w:w="718"/>
-                  <w:vAlign w:val="center"/>
-                  <w:tcBorders>
-                    <w:top w:val="single" w:sz="4" w:color="000000"/>
-                    <w:bottom w:val="single" w:sz="4" w:color="000000"/>
-                    <w:left w:val="single" w:sz="4" w:color="000000"/>
-                    <w:right w:val="single" w:sz="4" w:color="000000"/>
-                  </w:tcBorders>
-                </w:tcPr>
-                <w:p>
-                  <w:pPr>
-                    <w:spacing w:before="0" w:after="0"/>
-                    <w:jc w:val="right"/>
-                  </w:pPr>
-                  <w:r/>
-                  <w:r>
-                    <w:rPr>
-                      <w:rFonts w:ascii="Arial" w:hAnsi="Arial" w:cs="Arial" w:eastAsia="Arial"/>
-                      <w:b w:val="0"/>
-                      <w:i w:val="0"/>
-                      <w:sz w:val="18"/>
-                    </w:rPr>
-                    <w:t>{{ ndfl_2.rows[10].deduction_amount }}</w:t>
-                  </w:r>
-                </w:p>
-              </w:tc>
-            </w:tr>
-            <w:tr>
-              <w:tc>
-                <w:tcPr>
-                  <w:tcW w:type="dxa" w:w="718"/>
-                  <w:vAlign w:val="center"/>
-                  <w:tcBorders>
-                    <w:top w:val="single" w:sz="4" w:color="000000"/>
-                    <w:bottom w:val="single" w:sz="4" w:color="000000"/>
-                    <w:left w:val="single" w:sz="4" w:color="000000"/>
-                    <w:right w:val="single" w:sz="4" w:color="000000"/>
-                  </w:tcBorders>
-                </w:tcPr>
-                <w:p>
-                  <w:pPr>
-                    <w:spacing w:before="0" w:after="0"/>
-                    <w:jc w:val="left"/>
-                  </w:pPr>
-                  <w:r/>
-                  <w:r>
-                    <w:rPr>
-                      <w:rFonts w:ascii="Arial" w:hAnsi="Arial" w:cs="Arial" w:eastAsia="Arial"/>
-                      <w:b w:val="0"/>
-                      <w:i w:val="0"/>
-                      <w:sz w:val="18"/>
-                    </w:rPr>
-                    <w:t>{{ ndfl_2.rows[11].month }}</w:t>
-                  </w:r>
-                </w:p>
-              </w:tc>
-              <w:tc>
-                <w:tcPr>
-                  <w:tcW w:type="dxa" w:w="718"/>
-                  <w:vAlign w:val="center"/>
-                  <w:tcBorders>
-                    <w:top w:val="single" w:sz="4" w:color="000000"/>
-                    <w:bottom w:val="single" w:sz="4" w:color="000000"/>
-                    <w:left w:val="single" w:sz="4" w:color="000000"/>
-                    <w:right w:val="single" w:sz="4" w:color="000000"/>
-                  </w:tcBorders>
-                </w:tcPr>
-                <w:p>
-                  <w:pPr>
-                    <w:spacing w:before="0" w:after="0"/>
-                    <w:jc w:val="left"/>
-                  </w:pPr>
-                  <w:r/>
-                  <w:r>
-                    <w:rPr>
-                      <w:rFonts w:ascii="Arial" w:hAnsi="Arial" w:cs="Arial" w:eastAsia="Arial"/>
-                      <w:b w:val="0"/>
-                      <w:i w:val="0"/>
-                      <w:sz w:val="18"/>
-                    </w:rPr>
-                    <w:t>{{ ndfl_2.rows[11].income_code }}</w:t>
-                  </w:r>
-                </w:p>
-              </w:tc>
-              <w:tc>
-                <w:tcPr>
-                  <w:tcW w:type="dxa" w:w="718"/>
-                  <w:vAlign w:val="center"/>
-                  <w:tcBorders>
-                    <w:top w:val="single" w:sz="4" w:color="000000"/>
-                    <w:bottom w:val="single" w:sz="4" w:color="000000"/>
-                    <w:left w:val="single" w:sz="4" w:color="000000"/>
-                    <w:right w:val="single" w:sz="4" w:color="000000"/>
-                  </w:tcBorders>
-                </w:tcPr>
-                <w:p>
-                  <w:pPr>
-                    <w:spacing w:before="0" w:after="0"/>
-                    <w:jc w:val="right"/>
-                  </w:pPr>
-                  <w:r/>
-                  <w:r>
-                    <w:rPr>
-                      <w:rFonts w:ascii="Arial" w:hAnsi="Arial" w:cs="Arial" w:eastAsia="Arial"/>
-                      <w:b w:val="0"/>
-                      <w:i w:val="0"/>
-                      <w:sz w:val="18"/>
-                    </w:rPr>
-                    <w:t>{{ ndfl_2.rows[11].income_amount }}</w:t>
-                  </w:r>
-                </w:p>
-              </w:tc>
-              <w:tc>
-                <w:tcPr>
-                  <w:tcW w:type="dxa" w:w="718"/>
-                  <w:vAlign w:val="center"/>
-                  <w:tcBorders>
-                    <w:top w:val="single" w:sz="4" w:color="000000"/>
-                    <w:bottom w:val="single" w:sz="4" w:color="000000"/>
-                    <w:left w:val="single" w:sz="4" w:color="000000"/>
-                    <w:right w:val="single" w:sz="4" w:color="000000"/>
-                  </w:tcBorders>
-                </w:tcPr>
-                <w:p>
-                  <w:pPr>
-                    <w:spacing w:before="0" w:after="0"/>
-                    <w:jc w:val="left"/>
-                  </w:pPr>
-                  <w:r/>
-                  <w:r>
-                    <w:rPr>
-                      <w:rFonts w:ascii="Arial" w:hAnsi="Arial" w:cs="Arial" w:eastAsia="Arial"/>
-                      <w:b w:val="0"/>
-                      <w:i w:val="0"/>
-                      <w:sz w:val="18"/>
-                    </w:rPr>
-                    <w:t>{{ ndfl_2.rows[11].deduction_code }}</w:t>
-                  </w:r>
-                </w:p>
-              </w:tc>
-              <w:tc>
-                <w:tcPr>
-                  <w:tcW w:type="dxa" w:w="718"/>
-                  <w:vAlign w:val="center"/>
-                  <w:tcBorders>
-                    <w:top w:val="single" w:sz="4" w:color="000000"/>
-                    <w:bottom w:val="single" w:sz="4" w:color="000000"/>
-                    <w:left w:val="single" w:sz="4" w:color="000000"/>
-                    <w:right w:val="single" w:sz="4" w:color="000000"/>
-                  </w:tcBorders>
-                </w:tcPr>
-                <w:p>
-                  <w:pPr>
-                    <w:spacing w:before="0" w:after="0"/>
-                    <w:jc w:val="right"/>
-                  </w:pPr>
-                  <w:r/>
-                  <w:r>
-                    <w:rPr>
-                      <w:rFonts w:ascii="Arial" w:hAnsi="Arial" w:cs="Arial" w:eastAsia="Arial"/>
-                      <w:b w:val="0"/>
-                      <w:i w:val="0"/>
-                      <w:sz w:val="18"/>
-                    </w:rPr>
-                    <w:t>{{ ndfl_2.rows[11].deduction_amount }}</w:t>
-                  </w:r>
-                </w:p>
-              </w:tc>
-            </w:tr>
-            <w:tr>
-              <w:tc>
-                <w:tcPr>
-                  <w:tcW w:type="dxa" w:w="718"/>
-                  <w:vAlign w:val="center"/>
-                  <w:tcBorders>
-                    <w:top w:val="single" w:sz="4" w:color="000000"/>
-                    <w:bottom w:val="single" w:sz="4" w:color="000000"/>
-                    <w:left w:val="single" w:sz="4" w:color="000000"/>
-                    <w:right w:val="single" w:sz="4" w:color="000000"/>
-                  </w:tcBorders>
-                </w:tcPr>
-                <w:p>
-                  <w:pPr>
-                    <w:spacing w:before="0" w:after="0"/>
-                    <w:jc w:val="left"/>
-                  </w:pPr>
-                  <w:r/>
-                  <w:r>
-                    <w:rPr>
-                      <w:rFonts w:ascii="Arial" w:hAnsi="Arial" w:cs="Arial" w:eastAsia="Arial"/>
-                      <w:b w:val="0"/>
-                      <w:i w:val="0"/>
-                      <w:sz w:val="18"/>
-                    </w:rPr>
-                    <w:t>{{ ndfl_2.rows[12].month }}</w:t>
-                  </w:r>
-                </w:p>
-              </w:tc>
-              <w:tc>
-                <w:tcPr>
-                  <w:tcW w:type="dxa" w:w="718"/>
-                  <w:vAlign w:val="center"/>
-                  <w:tcBorders>
-                    <w:top w:val="single" w:sz="4" w:color="000000"/>
-                    <w:bottom w:val="single" w:sz="4" w:color="000000"/>
-                    <w:left w:val="single" w:sz="4" w:color="000000"/>
-                    <w:right w:val="single" w:sz="4" w:color="000000"/>
-                  </w:tcBorders>
-                </w:tcPr>
-                <w:p>
-                  <w:pPr>
-                    <w:spacing w:before="0" w:after="0"/>
-                    <w:jc w:val="left"/>
-                  </w:pPr>
-                  <w:r/>
-                  <w:r>
-                    <w:rPr>
-                      <w:rFonts w:ascii="Arial" w:hAnsi="Arial" w:cs="Arial" w:eastAsia="Arial"/>
-                      <w:b w:val="0"/>
-                      <w:i w:val="0"/>
-                      <w:sz w:val="18"/>
-                    </w:rPr>
-                    <w:t>{{ ndfl_2.rows[12].income_code }}</w:t>
-                  </w:r>
-                </w:p>
-              </w:tc>
-              <w:tc>
-                <w:tcPr>
-                  <w:tcW w:type="dxa" w:w="718"/>
-                  <w:vAlign w:val="center"/>
-                  <w:tcBorders>
-                    <w:top w:val="single" w:sz="4" w:color="000000"/>
-                    <w:bottom w:val="single" w:sz="4" w:color="000000"/>
-                    <w:left w:val="single" w:sz="4" w:color="000000"/>
-                    <w:right w:val="single" w:sz="4" w:color="000000"/>
-                  </w:tcBorders>
-                </w:tcPr>
-                <w:p>
-                  <w:pPr>
-                    <w:spacing w:before="0" w:after="0"/>
-                    <w:jc w:val="right"/>
-                  </w:pPr>
-                  <w:r/>
-                  <w:r>
-                    <w:rPr>
-                      <w:rFonts w:ascii="Arial" w:hAnsi="Arial" w:cs="Arial" w:eastAsia="Arial"/>
-                      <w:b w:val="0"/>
-                      <w:i w:val="0"/>
-                      <w:sz w:val="18"/>
-                    </w:rPr>
-                    <w:t>{{ ndfl_2.rows[12].income_amount }}</w:t>
-                  </w:r>
-                </w:p>
-              </w:tc>
-              <w:tc>
-                <w:tcPr>
-                  <w:tcW w:type="dxa" w:w="718"/>
-                  <w:vAlign w:val="center"/>
-                  <w:tcBorders>
-                    <w:top w:val="single" w:sz="4" w:color="000000"/>
-                    <w:bottom w:val="single" w:sz="4" w:color="000000"/>
-                    <w:left w:val="single" w:sz="4" w:color="000000"/>
-                    <w:right w:val="single" w:sz="4" w:color="000000"/>
-                  </w:tcBorders>
-                </w:tcPr>
-                <w:p>
-                  <w:pPr>
-                    <w:spacing w:before="0" w:after="0"/>
-                    <w:jc w:val="left"/>
-                  </w:pPr>
-                  <w:r/>
-                  <w:r>
-                    <w:rPr>
-                      <w:rFonts w:ascii="Arial" w:hAnsi="Arial" w:cs="Arial" w:eastAsia="Arial"/>
-                      <w:b w:val="0"/>
-                      <w:i w:val="0"/>
-                      <w:sz w:val="18"/>
-                    </w:rPr>
-                    <w:t>{{ ndfl_2.rows[12].deduction_code }}</w:t>
-                  </w:r>
-                </w:p>
-              </w:tc>
-              <w:tc>
-                <w:tcPr>
-                  <w:tcW w:type="dxa" w:w="718"/>
-                  <w:vAlign w:val="center"/>
-                  <w:tcBorders>
-                    <w:top w:val="single" w:sz="4" w:color="000000"/>
-                    <w:bottom w:val="single" w:sz="4" w:color="000000"/>
-                    <w:left w:val="single" w:sz="4" w:color="000000"/>
-                    <w:right w:val="single" w:sz="4" w:color="000000"/>
-                  </w:tcBorders>
-                </w:tcPr>
-                <w:p>
-                  <w:pPr>
-                    <w:spacing w:before="0" w:after="0"/>
-                    <w:jc w:val="right"/>
-                  </w:pPr>
-                  <w:r/>
-                  <w:r>
-                    <w:rPr>
-                      <w:rFonts w:ascii="Arial" w:hAnsi="Arial" w:cs="Arial" w:eastAsia="Arial"/>
-                      <w:b w:val="0"/>
-                      <w:i w:val="0"/>
-                      <w:sz w:val="18"/>
-                    </w:rPr>
-                    <w:t>{{ ndfl_2.rows[12].deduction_amount }}</w:t>
-                  </w:r>
-                </w:p>
-              </w:tc>
-            </w:tr>
-            <w:tr>
-              <w:tc>
-                <w:tcPr>
-                  <w:tcW w:type="dxa" w:w="718"/>
-                  <w:vAlign w:val="center"/>
-                  <w:tcBorders>
-                    <w:top w:val="single" w:sz="4" w:color="000000"/>
-                    <w:bottom w:val="single" w:sz="4" w:color="000000"/>
-                    <w:left w:val="single" w:sz="4" w:color="000000"/>
-                    <w:right w:val="single" w:sz="4" w:color="000000"/>
-                  </w:tcBorders>
-                </w:tcPr>
-                <w:p>
-                  <w:pPr>
-                    <w:spacing w:before="0" w:after="0"/>
-                    <w:jc w:val="left"/>
-                  </w:pPr>
-                  <w:r/>
-                  <w:r>
-                    <w:rPr>
-                      <w:rFonts w:ascii="Arial" w:hAnsi="Arial" w:cs="Arial" w:eastAsia="Arial"/>
-                      <w:b w:val="0"/>
-                      <w:i w:val="0"/>
-                      <w:sz w:val="18"/>
-                    </w:rPr>
-                    <w:t>{{ ndfl_2.rows[13].month }}</w:t>
-                  </w:r>
-                </w:p>
-              </w:tc>
-              <w:tc>
-                <w:tcPr>
-                  <w:tcW w:type="dxa" w:w="718"/>
-                  <w:vAlign w:val="center"/>
-                  <w:tcBorders>
-                    <w:top w:val="single" w:sz="4" w:color="000000"/>
-                    <w:bottom w:val="single" w:sz="4" w:color="000000"/>
-                    <w:left w:val="single" w:sz="4" w:color="000000"/>
-                    <w:right w:val="single" w:sz="4" w:color="000000"/>
-                  </w:tcBorders>
-                </w:tcPr>
-                <w:p>
-                  <w:pPr>
-                    <w:spacing w:before="0" w:after="0"/>
-                    <w:jc w:val="left"/>
-                  </w:pPr>
-                  <w:r/>
-                  <w:r>
-                    <w:rPr>
-                      <w:rFonts w:ascii="Arial" w:hAnsi="Arial" w:cs="Arial" w:eastAsia="Arial"/>
-                      <w:b w:val="0"/>
-                      <w:i w:val="0"/>
-                      <w:sz w:val="18"/>
-                    </w:rPr>
-                    <w:t>{{ ndfl_2.rows[13].income_code }}</w:t>
-                  </w:r>
-                </w:p>
-              </w:tc>
-              <w:tc>
-                <w:tcPr>
-                  <w:tcW w:type="dxa" w:w="718"/>
-                  <w:vAlign w:val="center"/>
-                  <w:tcBorders>
-                    <w:top w:val="single" w:sz="4" w:color="000000"/>
-                    <w:bottom w:val="single" w:sz="4" w:color="000000"/>
-                    <w:left w:val="single" w:sz="4" w:color="000000"/>
-                    <w:right w:val="single" w:sz="4" w:color="000000"/>
-                  </w:tcBorders>
-                </w:tcPr>
-                <w:p>
-                  <w:pPr>
-                    <w:spacing w:before="0" w:after="0"/>
-                    <w:jc w:val="right"/>
-                  </w:pPr>
-                  <w:r/>
-                  <w:r>
-                    <w:rPr>
-                      <w:rFonts w:ascii="Arial" w:hAnsi="Arial" w:cs="Arial" w:eastAsia="Arial"/>
-                      <w:b w:val="0"/>
-                      <w:i w:val="0"/>
-                      <w:sz w:val="18"/>
-                    </w:rPr>
-                    <w:t>{{ ndfl_2.rows[13].income_amount }}</w:t>
-                  </w:r>
-                </w:p>
-              </w:tc>
-              <w:tc>
-                <w:tcPr>
-                  <w:tcW w:type="dxa" w:w="718"/>
-                  <w:vAlign w:val="center"/>
-                  <w:tcBorders>
-                    <w:top w:val="single" w:sz="4" w:color="000000"/>
-                    <w:bottom w:val="single" w:sz="4" w:color="000000"/>
-                    <w:left w:val="single" w:sz="4" w:color="000000"/>
-                    <w:right w:val="single" w:sz="4" w:color="000000"/>
-                  </w:tcBorders>
-                </w:tcPr>
-                <w:p>
-                  <w:pPr>
-                    <w:spacing w:before="0" w:after="0"/>
-                    <w:jc w:val="left"/>
-                  </w:pPr>
-                  <w:r/>
-                  <w:r>
-                    <w:rPr>
-                      <w:rFonts w:ascii="Arial" w:hAnsi="Arial" w:cs="Arial" w:eastAsia="Arial"/>
-                      <w:b w:val="0"/>
-                      <w:i w:val="0"/>
-                      <w:sz w:val="18"/>
-                    </w:rPr>
-                    <w:t>{{ ndfl_2.rows[13].deduction_code }}</w:t>
-                  </w:r>
-                </w:p>
-              </w:tc>
-              <w:tc>
-                <w:tcPr>
-                  <w:tcW w:type="dxa" w:w="718"/>
-                  <w:vAlign w:val="center"/>
-                  <w:tcBorders>
-                    <w:top w:val="single" w:sz="4" w:color="000000"/>
-                    <w:bottom w:val="single" w:sz="4" w:color="000000"/>
-                    <w:left w:val="single" w:sz="4" w:color="000000"/>
-                    <w:right w:val="single" w:sz="4" w:color="000000"/>
-                  </w:tcBorders>
-                </w:tcPr>
-                <w:p>
-                  <w:pPr>
-                    <w:spacing w:before="0" w:after="0"/>
-                    <w:jc w:val="right"/>
-                  </w:pPr>
-                  <w:r/>
-                  <w:r>
-                    <w:rPr>
-                      <w:rFonts w:ascii="Arial" w:hAnsi="Arial" w:cs="Arial" w:eastAsia="Arial"/>
-                      <w:b w:val="0"/>
-                      <w:i w:val="0"/>
-                      <w:sz w:val="18"/>
-                    </w:rPr>
-                    <w:t>{{ ndfl_2.rows[13].deduction_amount }}</w:t>
-                  </w:r>
-                </w:p>
-              </w:tc>
-            </w:tr>
-          </w:tbl>
-          <w:p/>
         </w:tc>
         <w:tc>
           <w:tcPr>
-            <w:tcW w:type="dxa" w:w="3591"/>
+            <w:tcW w:type="dxa" w:w="979"/>
+            <w:vAlign w:val="center"/>
             <w:tcBorders>
-              <w:top w:val="nil"/>
-              <w:bottom w:val="nil"/>
-              <w:left w:val="nil"/>
-              <w:right w:val="nil"/>
+              <w:top w:val="single" w:sz="4" w:color="000000"/>
+              <w:bottom w:val="single" w:sz="4" w:color="000000"/>
+              <w:left w:val="single" w:sz="4" w:color="000000"/>
+              <w:right w:val="single" w:sz="4" w:color="000000"/>
             </w:tcBorders>
           </w:tcPr>
-          <w:p/>
+          <w:p>
+            <w:pPr>
+              <w:spacing w:before="0" w:after="0"/>
+              <w:jc w:val="center"/>
+            </w:pPr>
+            <w:r/>
+            <w:r>
+              <w:rPr>
+                <w:rFonts w:ascii="Arial" w:hAnsi="Arial" w:cs="Arial" w:eastAsia="Arial"/>
+                <w:b w:val="0"/>
+                <w:i w:val="0"/>
+                <w:sz w:val="14"/>
+              </w:rPr>
+              <w:t>Код дохода</w:t>
+            </w:r>
+          </w:p>
         </w:tc>
         <w:tc>
           <w:tcPr>
-            <w:tcW w:type="dxa" w:w="3591"/>
+            <w:tcW w:type="dxa" w:w="979"/>
+            <w:vAlign w:val="center"/>
             <w:tcBorders>
-              <w:top w:val="nil"/>
-              <w:bottom w:val="nil"/>
-              <w:left w:val="nil"/>
-              <w:right w:val="nil"/>
+              <w:top w:val="single" w:sz="4" w:color="000000"/>
+              <w:bottom w:val="single" w:sz="4" w:color="000000"/>
+              <w:left w:val="single" w:sz="4" w:color="000000"/>
+              <w:right w:val="single" w:sz="4" w:color="000000"/>
             </w:tcBorders>
           </w:tcPr>
           <w:p>
+            <w:pPr>
+              <w:spacing w:before="0" w:after="0"/>
+              <w:jc w:val="center"/>
+            </w:pPr>
+            <w:r/>
+            <w:r>
+              <w:rPr>
+                <w:rFonts w:ascii="Arial" w:hAnsi="Arial" w:cs="Arial" w:eastAsia="Arial"/>
+                <w:b w:val="0"/>
+                <w:i w:val="0"/>
+                <w:sz w:val="14"/>
+              </w:rPr>
+              <w:t>Сумма дохода</w:t>
+            </w:r>
+          </w:p>
+        </w:tc>
+        <w:tc>
+          <w:tcPr>
+            <w:tcW w:type="dxa" w:w="979"/>
+            <w:vAlign w:val="center"/>
+            <w:tcBorders>
+              <w:top w:val="single" w:sz="4" w:color="000000"/>
+              <w:bottom w:val="single" w:sz="4" w:color="000000"/>
+              <w:left w:val="single" w:sz="4" w:color="000000"/>
+              <w:right w:val="single" w:sz="4" w:color="000000"/>
+            </w:tcBorders>
+          </w:tcPr>
+          <w:p>
+            <w:pPr>
+              <w:spacing w:before="0" w:after="0"/>
+              <w:jc w:val="center"/>
+            </w:pPr>
+            <w:r/>
+            <w:r>
+              <w:rPr>
+                <w:rFonts w:ascii="Arial" w:hAnsi="Arial" w:cs="Arial" w:eastAsia="Arial"/>
+                <w:b w:val="0"/>
+                <w:i w:val="0"/>
+                <w:sz w:val="14"/>
+              </w:rPr>
+              <w:t>Код вычета</w:t>
+            </w:r>
+          </w:p>
+        </w:tc>
+        <w:tc>
+          <w:tcPr>
+            <w:tcW w:type="dxa" w:w="979"/>
+            <w:vAlign w:val="center"/>
+            <w:tcBorders>
+              <w:top w:val="single" w:sz="4" w:color="000000"/>
+              <w:bottom w:val="single" w:sz="4" w:color="000000"/>
+              <w:left w:val="single" w:sz="4" w:color="000000"/>
+              <w:right w:val="single" w:sz="4" w:color="000000"/>
+            </w:tcBorders>
+          </w:tcPr>
+          <w:p>
+            <w:pPr>
+              <w:spacing w:before="0" w:after="0"/>
+              <w:jc w:val="center"/>
+            </w:pPr>
+            <w:r/>
+            <w:r>
+              <w:rPr>
+                <w:rFonts w:ascii="Arial" w:hAnsi="Arial" w:cs="Arial" w:eastAsia="Arial"/>
+                <w:b w:val="0"/>
+                <w:i w:val="0"/>
+                <w:sz w:val="14"/>
+              </w:rPr>
+              <w:t>Сумма вычета</w:t>
+            </w:r>
+          </w:p>
+        </w:tc>
+        <w:tc>
+          <w:tcPr>
+            <w:tcW w:type="dxa" w:w="979"/>
+            <w:vAlign w:val="center"/>
+            <w:tcBorders>
+              <w:top w:val="nil" w:sz="4" w:color="000000"/>
+              <w:bottom w:val="nil" w:sz="4" w:color="000000"/>
+              <w:left w:val="single" w:sz="4" w:color="000000"/>
+              <w:right w:val="single" w:sz="4" w:color="000000"/>
+            </w:tcBorders>
+          </w:tcPr>
+          <w:p>
+            <w:pPr>
+              <w:spacing w:before="0" w:after="0"/>
+            </w:pPr>
             <w:r/>
           </w:p>
-          <w:tbl>
-            <w:tblPr>
-              <w:tblW w:type="auto" w:w="0"/>
-              <w:tblLayout w:type="fixed"/>
-              <w:tblLook w:firstColumn="1" w:firstRow="1" w:lastColumn="0" w:lastRow="0" w:noHBand="0" w:noVBand="1" w:val="04A0"/>
-            </w:tblPr>
-            <w:tblGrid>
-              <w:gridCol w:w="624"/>
-              <w:gridCol w:w="737"/>
-              <w:gridCol w:w="1701"/>
-              <w:gridCol w:w="737"/>
-              <w:gridCol w:w="1304"/>
-            </w:tblGrid>
-            <w:tr>
-              <w:tc>
-                <w:tcPr>
-                  <w:tcW w:type="dxa" w:w="718"/>
-                  <w:vAlign w:val="center"/>
-                  <w:tcBorders>
-                    <w:top w:val="single" w:sz="4" w:color="000000"/>
-                    <w:bottom w:val="single" w:sz="4" w:color="000000"/>
-                    <w:left w:val="single" w:sz="4" w:color="000000"/>
-                    <w:right w:val="single" w:sz="4" w:color="000000"/>
-                  </w:tcBorders>
-                </w:tcPr>
-                <w:p>
-                  <w:pPr>
-                    <w:spacing w:before="0" w:after="0"/>
-                    <w:jc w:val="center"/>
-                  </w:pPr>
-                  <w:r/>
-                  <w:r>
-                    <w:rPr>
-                      <w:rFonts w:ascii="Arial" w:hAnsi="Arial" w:cs="Arial" w:eastAsia="Arial"/>
-                      <w:b w:val="0"/>
-                      <w:i w:val="0"/>
-                      <w:sz w:val="14"/>
-                    </w:rPr>
-                    <w:t>Месяц</w:t>
-                  </w:r>
-                </w:p>
-              </w:tc>
-              <w:tc>
-                <w:tcPr>
-                  <w:tcW w:type="dxa" w:w="718"/>
-                  <w:vAlign w:val="center"/>
-                  <w:tcBorders>
-                    <w:top w:val="single" w:sz="4" w:color="000000"/>
-                    <w:bottom w:val="single" w:sz="4" w:color="000000"/>
-                    <w:left w:val="single" w:sz="4" w:color="000000"/>
-                    <w:right w:val="single" w:sz="4" w:color="000000"/>
-                  </w:tcBorders>
-                </w:tcPr>
-                <w:p>
-                  <w:pPr>
-                    <w:spacing w:before="0" w:after="0"/>
-                    <w:jc w:val="center"/>
-                  </w:pPr>
-                  <w:r/>
-                  <w:r>
-                    <w:rPr>
-                      <w:rFonts w:ascii="Arial" w:hAnsi="Arial" w:cs="Arial" w:eastAsia="Arial"/>
-                      <w:b w:val="0"/>
-                      <w:i w:val="0"/>
-                      <w:sz w:val="14"/>
-                    </w:rPr>
-                    <w:t>Код дохода</w:t>
-                  </w:r>
-                </w:p>
-              </w:tc>
-              <w:tc>
-                <w:tcPr>
-                  <w:tcW w:type="dxa" w:w="718"/>
-                  <w:vAlign w:val="center"/>
-                  <w:tcBorders>
-                    <w:top w:val="single" w:sz="4" w:color="000000"/>
-                    <w:bottom w:val="single" w:sz="4" w:color="000000"/>
-                    <w:left w:val="single" w:sz="4" w:color="000000"/>
-                    <w:right w:val="single" w:sz="4" w:color="000000"/>
-                  </w:tcBorders>
-                </w:tcPr>
-                <w:p>
-                  <w:pPr>
-                    <w:spacing w:before="0" w:after="0"/>
-                    <w:jc w:val="center"/>
-                  </w:pPr>
-                  <w:r/>
-                  <w:r>
-                    <w:rPr>
-                      <w:rFonts w:ascii="Arial" w:hAnsi="Arial" w:cs="Arial" w:eastAsia="Arial"/>
-                      <w:b w:val="0"/>
-                      <w:i w:val="0"/>
-                      <w:sz w:val="14"/>
-                    </w:rPr>
-                    <w:t>Сумма дохода</w:t>
-                  </w:r>
-                </w:p>
-              </w:tc>
-              <w:tc>
-                <w:tcPr>
-                  <w:tcW w:type="dxa" w:w="718"/>
-                  <w:vAlign w:val="center"/>
-                  <w:tcBorders>
-                    <w:top w:val="single" w:sz="4" w:color="000000"/>
-                    <w:bottom w:val="single" w:sz="4" w:color="000000"/>
-                    <w:left w:val="single" w:sz="4" w:color="000000"/>
-                    <w:right w:val="single" w:sz="4" w:color="000000"/>
-                  </w:tcBorders>
-                </w:tcPr>
-                <w:p>
-                  <w:pPr>
-                    <w:spacing w:before="0" w:after="0"/>
-                    <w:jc w:val="center"/>
-                  </w:pPr>
-                  <w:r/>
-                  <w:r>
-                    <w:rPr>
-                      <w:rFonts w:ascii="Arial" w:hAnsi="Arial" w:cs="Arial" w:eastAsia="Arial"/>
-                      <w:b w:val="0"/>
-                      <w:i w:val="0"/>
-                      <w:sz w:val="14"/>
-                    </w:rPr>
-                    <w:t>Код вычета</w:t>
-                  </w:r>
-                </w:p>
-              </w:tc>
-              <w:tc>
-                <w:tcPr>
-                  <w:tcW w:type="dxa" w:w="718"/>
-                  <w:vAlign w:val="center"/>
-                  <w:tcBorders>
-                    <w:top w:val="single" w:sz="4" w:color="000000"/>
-                    <w:bottom w:val="single" w:sz="4" w:color="000000"/>
-                    <w:left w:val="single" w:sz="4" w:color="000000"/>
-                    <w:right w:val="single" w:sz="4" w:color="000000"/>
-                  </w:tcBorders>
-                </w:tcPr>
-                <w:p>
-                  <w:pPr>
-                    <w:spacing w:before="0" w:after="0"/>
-                    <w:jc w:val="center"/>
-                  </w:pPr>
-                  <w:r/>
-                  <w:r>
-                    <w:rPr>
-                      <w:rFonts w:ascii="Arial" w:hAnsi="Arial" w:cs="Arial" w:eastAsia="Arial"/>
-                      <w:b w:val="0"/>
-                      <w:i w:val="0"/>
-                      <w:sz w:val="14"/>
-                    </w:rPr>
-                    <w:t>Сумма вычета</w:t>
-                  </w:r>
-                </w:p>
-              </w:tc>
-            </w:tr>
-            <w:tr>
-              <w:tc>
-                <w:tcPr>
-                  <w:tcW w:type="dxa" w:w="718"/>
-                  <w:vAlign w:val="center"/>
-                  <w:tcBorders>
-                    <w:top w:val="single" w:sz="4" w:color="000000"/>
-                    <w:bottom w:val="single" w:sz="4" w:color="000000"/>
-                    <w:left w:val="single" w:sz="4" w:color="000000"/>
-                    <w:right w:val="single" w:sz="4" w:color="000000"/>
-                  </w:tcBorders>
-                </w:tcPr>
-                <w:p>
-                  <w:pPr>
-                    <w:spacing w:before="0" w:after="0"/>
-                    <w:jc w:val="left"/>
-                  </w:pPr>
-                  <w:r/>
-                  <w:r>
-                    <w:rPr>
-                      <w:rFonts w:ascii="Arial" w:hAnsi="Arial" w:cs="Arial" w:eastAsia="Arial"/>
-                      <w:b w:val="0"/>
-                      <w:i w:val="0"/>
-                      <w:sz w:val="18"/>
-                    </w:rPr>
-                    <w:t>{{ ndfl_2.rows[14].month }}</w:t>
-                  </w:r>
-                </w:p>
-              </w:tc>
-              <w:tc>
-                <w:tcPr>
-                  <w:tcW w:type="dxa" w:w="718"/>
-                  <w:vAlign w:val="center"/>
-                  <w:tcBorders>
-                    <w:top w:val="single" w:sz="4" w:color="000000"/>
-                    <w:bottom w:val="single" w:sz="4" w:color="000000"/>
-                    <w:left w:val="single" w:sz="4" w:color="000000"/>
-                    <w:right w:val="single" w:sz="4" w:color="000000"/>
-                  </w:tcBorders>
-                </w:tcPr>
-                <w:p>
-                  <w:pPr>
-                    <w:spacing w:before="0" w:after="0"/>
-                    <w:jc w:val="left"/>
-                  </w:pPr>
-                  <w:r/>
-                  <w:r>
-                    <w:rPr>
-                      <w:rFonts w:ascii="Arial" w:hAnsi="Arial" w:cs="Arial" w:eastAsia="Arial"/>
-                      <w:b w:val="0"/>
-                      <w:i w:val="0"/>
-                      <w:sz w:val="18"/>
-                    </w:rPr>
-                    <w:t>{{ ndfl_2.rows[14].income_code }}</w:t>
-                  </w:r>
-                </w:p>
-              </w:tc>
-              <w:tc>
-                <w:tcPr>
-                  <w:tcW w:type="dxa" w:w="718"/>
-                  <w:vAlign w:val="center"/>
-                  <w:tcBorders>
-                    <w:top w:val="single" w:sz="4" w:color="000000"/>
-                    <w:bottom w:val="single" w:sz="4" w:color="000000"/>
-                    <w:left w:val="single" w:sz="4" w:color="000000"/>
-                    <w:right w:val="single" w:sz="4" w:color="000000"/>
-                  </w:tcBorders>
-                </w:tcPr>
-                <w:p>
-                  <w:pPr>
-                    <w:spacing w:before="0" w:after="0"/>
-                    <w:jc w:val="right"/>
-                  </w:pPr>
-                  <w:r/>
-                  <w:r>
-                    <w:rPr>
-                      <w:rFonts w:ascii="Arial" w:hAnsi="Arial" w:cs="Arial" w:eastAsia="Arial"/>
-                      <w:b w:val="0"/>
-                      <w:i w:val="0"/>
-                      <w:sz w:val="18"/>
-                    </w:rPr>
-                    <w:t>{{ ndfl_2.rows[14].income_amount }}</w:t>
-                  </w:r>
-                </w:p>
-              </w:tc>
-              <w:tc>
-                <w:tcPr>
-                  <w:tcW w:type="dxa" w:w="718"/>
-                  <w:vAlign w:val="center"/>
-                  <w:tcBorders>
-                    <w:top w:val="single" w:sz="4" w:color="000000"/>
-                    <w:bottom w:val="single" w:sz="4" w:color="000000"/>
-                    <w:left w:val="single" w:sz="4" w:color="000000"/>
-                    <w:right w:val="single" w:sz="4" w:color="000000"/>
-                  </w:tcBorders>
-                </w:tcPr>
-                <w:p>
-                  <w:pPr>
-                    <w:spacing w:before="0" w:after="0"/>
-                    <w:jc w:val="left"/>
-                  </w:pPr>
-                  <w:r/>
-                  <w:r>
-                    <w:rPr>
-                      <w:rFonts w:ascii="Arial" w:hAnsi="Arial" w:cs="Arial" w:eastAsia="Arial"/>
-                      <w:b w:val="0"/>
-                      <w:i w:val="0"/>
-                      <w:sz w:val="18"/>
-                    </w:rPr>
-                    <w:t>{{ ndfl_2.rows[14].deduction_code }}</w:t>
-                  </w:r>
-                </w:p>
-              </w:tc>
-              <w:tc>
-                <w:tcPr>
-                  <w:tcW w:type="dxa" w:w="718"/>
-                  <w:vAlign w:val="center"/>
-                  <w:tcBorders>
-                    <w:top w:val="single" w:sz="4" w:color="000000"/>
-                    <w:bottom w:val="single" w:sz="4" w:color="000000"/>
-                    <w:left w:val="single" w:sz="4" w:color="000000"/>
-                    <w:right w:val="single" w:sz="4" w:color="000000"/>
-                  </w:tcBorders>
-                </w:tcPr>
-                <w:p>
-                  <w:pPr>
-                    <w:spacing w:before="0" w:after="0"/>
-                    <w:jc w:val="right"/>
-                  </w:pPr>
-                  <w:r/>
-                  <w:r>
-                    <w:rPr>
-                      <w:rFonts w:ascii="Arial" w:hAnsi="Arial" w:cs="Arial" w:eastAsia="Arial"/>
-                      <w:b w:val="0"/>
-                      <w:i w:val="0"/>
-                      <w:sz w:val="18"/>
-                    </w:rPr>
-                    <w:t>{{ ndfl_2.rows[14].deduction_amount }}</w:t>
-                  </w:r>
-                </w:p>
-              </w:tc>
-            </w:tr>
-            <w:tr>
-              <w:tc>
-                <w:tcPr>
-                  <w:tcW w:type="dxa" w:w="718"/>
-                  <w:vAlign w:val="center"/>
-                  <w:tcBorders>
-                    <w:top w:val="single" w:sz="4" w:color="000000"/>
-                    <w:bottom w:val="single" w:sz="4" w:color="000000"/>
-                    <w:left w:val="single" w:sz="4" w:color="000000"/>
-                    <w:right w:val="single" w:sz="4" w:color="000000"/>
-                  </w:tcBorders>
-                </w:tcPr>
-                <w:p>
-                  <w:pPr>
-                    <w:spacing w:before="0" w:after="0"/>
-                    <w:jc w:val="left"/>
-                  </w:pPr>
-                  <w:r/>
-                  <w:r>
-                    <w:rPr>
-                      <w:rFonts w:ascii="Arial" w:hAnsi="Arial" w:cs="Arial" w:eastAsia="Arial"/>
-                      <w:b w:val="0"/>
-                      <w:i w:val="0"/>
-                      <w:sz w:val="18"/>
-                    </w:rPr>
-                    <w:t>{{ ndfl_2.rows[15].month }}</w:t>
-                  </w:r>
-                </w:p>
-              </w:tc>
-              <w:tc>
-                <w:tcPr>
-                  <w:tcW w:type="dxa" w:w="718"/>
-                  <w:vAlign w:val="center"/>
-                  <w:tcBorders>
-                    <w:top w:val="single" w:sz="4" w:color="000000"/>
-                    <w:bottom w:val="single" w:sz="4" w:color="000000"/>
-                    <w:left w:val="single" w:sz="4" w:color="000000"/>
-                    <w:right w:val="single" w:sz="4" w:color="000000"/>
-                  </w:tcBorders>
-                </w:tcPr>
-                <w:p>
-                  <w:pPr>
-                    <w:spacing w:before="0" w:after="0"/>
-                    <w:jc w:val="left"/>
-                  </w:pPr>
-                  <w:r/>
-                  <w:r>
-                    <w:rPr>
-                      <w:rFonts w:ascii="Arial" w:hAnsi="Arial" w:cs="Arial" w:eastAsia="Arial"/>
-                      <w:b w:val="0"/>
-                      <w:i w:val="0"/>
-                      <w:sz w:val="18"/>
-                    </w:rPr>
-                    <w:t>{{ ndfl_2.rows[15].income_code }}</w:t>
-                  </w:r>
-                </w:p>
-              </w:tc>
-              <w:tc>
-                <w:tcPr>
-                  <w:tcW w:type="dxa" w:w="718"/>
-                  <w:vAlign w:val="center"/>
-                  <w:tcBorders>
-                    <w:top w:val="single" w:sz="4" w:color="000000"/>
-                    <w:bottom w:val="single" w:sz="4" w:color="000000"/>
-                    <w:left w:val="single" w:sz="4" w:color="000000"/>
-                    <w:right w:val="single" w:sz="4" w:color="000000"/>
-                  </w:tcBorders>
-                </w:tcPr>
-                <w:p>
-                  <w:pPr>
-                    <w:spacing w:before="0" w:after="0"/>
-                    <w:jc w:val="right"/>
-                  </w:pPr>
-                  <w:r/>
-                  <w:r>
-                    <w:rPr>
-                      <w:rFonts w:ascii="Arial" w:hAnsi="Arial" w:cs="Arial" w:eastAsia="Arial"/>
-                      <w:b w:val="0"/>
-                      <w:i w:val="0"/>
-                      <w:sz w:val="18"/>
-                    </w:rPr>
-                    <w:t>{{ ndfl_2.rows[15].income_amount }}</w:t>
-                  </w:r>
-                </w:p>
-              </w:tc>
-              <w:tc>
-                <w:tcPr>
-                  <w:tcW w:type="dxa" w:w="718"/>
-                  <w:vAlign w:val="center"/>
-                  <w:tcBorders>
-                    <w:top w:val="single" w:sz="4" w:color="000000"/>
-                    <w:bottom w:val="single" w:sz="4" w:color="000000"/>
-                    <w:left w:val="single" w:sz="4" w:color="000000"/>
-                    <w:right w:val="single" w:sz="4" w:color="000000"/>
-                  </w:tcBorders>
-                </w:tcPr>
-                <w:p>
-                  <w:pPr>
-                    <w:spacing w:before="0" w:after="0"/>
-                    <w:jc w:val="left"/>
-                  </w:pPr>
-                  <w:r/>
-                  <w:r>
-                    <w:rPr>
-                      <w:rFonts w:ascii="Arial" w:hAnsi="Arial" w:cs="Arial" w:eastAsia="Arial"/>
-                      <w:b w:val="0"/>
-                      <w:i w:val="0"/>
-                      <w:sz w:val="18"/>
-                    </w:rPr>
-                    <w:t>{{ ndfl_2.rows[15].deduction_code }}</w:t>
-                  </w:r>
-                </w:p>
-              </w:tc>
-              <w:tc>
-                <w:tcPr>
-                  <w:tcW w:type="dxa" w:w="718"/>
-                  <w:vAlign w:val="center"/>
-                  <w:tcBorders>
-                    <w:top w:val="single" w:sz="4" w:color="000000"/>
-                    <w:bottom w:val="single" w:sz="4" w:color="000000"/>
-                    <w:left w:val="single" w:sz="4" w:color="000000"/>
-                    <w:right w:val="single" w:sz="4" w:color="000000"/>
-                  </w:tcBorders>
-                </w:tcPr>
-                <w:p>
-                  <w:pPr>
-                    <w:spacing w:before="0" w:after="0"/>
-                    <w:jc w:val="right"/>
-                  </w:pPr>
-                  <w:r/>
-                  <w:r>
-                    <w:rPr>
-                      <w:rFonts w:ascii="Arial" w:hAnsi="Arial" w:cs="Arial" w:eastAsia="Arial"/>
-                      <w:b w:val="0"/>
-                      <w:i w:val="0"/>
-                      <w:sz w:val="18"/>
-                    </w:rPr>
-                    <w:t>{{ ndfl_2.rows[15].deduction_amount }}</w:t>
-                  </w:r>
-                </w:p>
-              </w:tc>
-            </w:tr>
-            <w:tr>
-              <w:tc>
-                <w:tcPr>
-                  <w:tcW w:type="dxa" w:w="718"/>
-                  <w:vAlign w:val="center"/>
-                  <w:tcBorders>
-                    <w:top w:val="single" w:sz="4" w:color="000000"/>
-                    <w:bottom w:val="single" w:sz="4" w:color="000000"/>
-                    <w:left w:val="single" w:sz="4" w:color="000000"/>
-                    <w:right w:val="single" w:sz="4" w:color="000000"/>
-                  </w:tcBorders>
-                </w:tcPr>
-                <w:p>
-                  <w:pPr>
-                    <w:spacing w:before="0" w:after="0"/>
-                    <w:jc w:val="left"/>
-                  </w:pPr>
-                  <w:r/>
-                  <w:r>
-                    <w:rPr>
-                      <w:rFonts w:ascii="Arial" w:hAnsi="Arial" w:cs="Arial" w:eastAsia="Arial"/>
-                      <w:b w:val="0"/>
-                      <w:i w:val="0"/>
-                      <w:sz w:val="18"/>
-                    </w:rPr>
-                    <w:t>{{ ndfl_2.rows[16].month }}</w:t>
-                  </w:r>
-                </w:p>
-              </w:tc>
-              <w:tc>
-                <w:tcPr>
-                  <w:tcW w:type="dxa" w:w="718"/>
-                  <w:vAlign w:val="center"/>
-                  <w:tcBorders>
-                    <w:top w:val="single" w:sz="4" w:color="000000"/>
-                    <w:bottom w:val="single" w:sz="4" w:color="000000"/>
-                    <w:left w:val="single" w:sz="4" w:color="000000"/>
-                    <w:right w:val="single" w:sz="4" w:color="000000"/>
-                  </w:tcBorders>
-                </w:tcPr>
-                <w:p>
-                  <w:pPr>
-                    <w:spacing w:before="0" w:after="0"/>
-                    <w:jc w:val="left"/>
-                  </w:pPr>
-                  <w:r/>
-                  <w:r>
-                    <w:rPr>
-                      <w:rFonts w:ascii="Arial" w:hAnsi="Arial" w:cs="Arial" w:eastAsia="Arial"/>
-                      <w:b w:val="0"/>
-                      <w:i w:val="0"/>
-                      <w:sz w:val="18"/>
-                    </w:rPr>
-                    <w:t>{{ ndfl_2.rows[16].income_code }}</w:t>
-                  </w:r>
-                </w:p>
-              </w:tc>
-              <w:tc>
-                <w:tcPr>
-                  <w:tcW w:type="dxa" w:w="718"/>
-                  <w:vAlign w:val="center"/>
-                  <w:tcBorders>
-                    <w:top w:val="single" w:sz="4" w:color="000000"/>
-                    <w:bottom w:val="single" w:sz="4" w:color="000000"/>
-                    <w:left w:val="single" w:sz="4" w:color="000000"/>
-                    <w:right w:val="single" w:sz="4" w:color="000000"/>
-                  </w:tcBorders>
-                </w:tcPr>
-                <w:p>
-                  <w:pPr>
-                    <w:spacing w:before="0" w:after="0"/>
-                    <w:jc w:val="right"/>
-                  </w:pPr>
-                  <w:r/>
-                  <w:r>
-                    <w:rPr>
-                      <w:rFonts w:ascii="Arial" w:hAnsi="Arial" w:cs="Arial" w:eastAsia="Arial"/>
-                      <w:b w:val="0"/>
-                      <w:i w:val="0"/>
-                      <w:sz w:val="18"/>
-                    </w:rPr>
-                    <w:t>{{ ndfl_2.rows[16].income_amount }}</w:t>
-                  </w:r>
-                </w:p>
-              </w:tc>
-              <w:tc>
-                <w:tcPr>
-                  <w:tcW w:type="dxa" w:w="718"/>
-                  <w:vAlign w:val="center"/>
-                  <w:tcBorders>
-                    <w:top w:val="single" w:sz="4" w:color="000000"/>
-                    <w:bottom w:val="single" w:sz="4" w:color="000000"/>
-                    <w:left w:val="single" w:sz="4" w:color="000000"/>
-                    <w:right w:val="single" w:sz="4" w:color="000000"/>
-                  </w:tcBorders>
-                </w:tcPr>
-                <w:p>
-                  <w:pPr>
-                    <w:spacing w:before="0" w:after="0"/>
-                    <w:jc w:val="left"/>
-                  </w:pPr>
-                  <w:r/>
-                  <w:r>
-                    <w:rPr>
-                      <w:rFonts w:ascii="Arial" w:hAnsi="Arial" w:cs="Arial" w:eastAsia="Arial"/>
-                      <w:b w:val="0"/>
-                      <w:i w:val="0"/>
-                      <w:sz w:val="18"/>
-                    </w:rPr>
-                    <w:t>{{ ndfl_2.rows[16].deduction_code }}</w:t>
-                  </w:r>
-                </w:p>
-              </w:tc>
-              <w:tc>
-                <w:tcPr>
-                  <w:tcW w:type="dxa" w:w="718"/>
-                  <w:vAlign w:val="center"/>
-                  <w:tcBorders>
-                    <w:top w:val="single" w:sz="4" w:color="000000"/>
-                    <w:bottom w:val="single" w:sz="4" w:color="000000"/>
-                    <w:left w:val="single" w:sz="4" w:color="000000"/>
-                    <w:right w:val="single" w:sz="4" w:color="000000"/>
-                  </w:tcBorders>
-                </w:tcPr>
-                <w:p>
-                  <w:pPr>
-                    <w:spacing w:before="0" w:after="0"/>
-                    <w:jc w:val="right"/>
-                  </w:pPr>
-                  <w:r/>
-                  <w:r>
-                    <w:rPr>
-                      <w:rFonts w:ascii="Arial" w:hAnsi="Arial" w:cs="Arial" w:eastAsia="Arial"/>
-                      <w:b w:val="0"/>
-                      <w:i w:val="0"/>
-                      <w:sz w:val="18"/>
-                    </w:rPr>
-                    <w:t>{{ ndfl_2.rows[16].deduction_amount }}</w:t>
-                  </w:r>
-                </w:p>
-              </w:tc>
-            </w:tr>
-            <w:tr>
-              <w:tc>
-                <w:tcPr>
-                  <w:tcW w:type="dxa" w:w="718"/>
-                  <w:vAlign w:val="center"/>
-                  <w:tcBorders>
-                    <w:top w:val="single" w:sz="4" w:color="000000"/>
-                    <w:bottom w:val="single" w:sz="4" w:color="000000"/>
-                    <w:left w:val="single" w:sz="4" w:color="000000"/>
-                    <w:right w:val="single" w:sz="4" w:color="000000"/>
-                  </w:tcBorders>
-                </w:tcPr>
-                <w:p>
-                  <w:pPr>
-                    <w:spacing w:before="0" w:after="0"/>
-                    <w:jc w:val="left"/>
-                  </w:pPr>
-                  <w:r/>
-                  <w:r>
-                    <w:rPr>
-                      <w:rFonts w:ascii="Arial" w:hAnsi="Arial" w:cs="Arial" w:eastAsia="Arial"/>
-                      <w:b w:val="0"/>
-                      <w:i w:val="0"/>
-                      <w:sz w:val="18"/>
-                    </w:rPr>
-                    <w:t>{{ ndfl_2.rows[17].month }}</w:t>
-                  </w:r>
-                </w:p>
-              </w:tc>
-              <w:tc>
-                <w:tcPr>
-                  <w:tcW w:type="dxa" w:w="718"/>
-                  <w:vAlign w:val="center"/>
-                  <w:tcBorders>
-                    <w:top w:val="single" w:sz="4" w:color="000000"/>
-                    <w:bottom w:val="single" w:sz="4" w:color="000000"/>
-                    <w:left w:val="single" w:sz="4" w:color="000000"/>
-                    <w:right w:val="single" w:sz="4" w:color="000000"/>
-                  </w:tcBorders>
-                </w:tcPr>
-                <w:p>
-                  <w:pPr>
-                    <w:spacing w:before="0" w:after="0"/>
-                    <w:jc w:val="left"/>
-                  </w:pPr>
-                  <w:r/>
-                  <w:r>
-                    <w:rPr>
-                      <w:rFonts w:ascii="Arial" w:hAnsi="Arial" w:cs="Arial" w:eastAsia="Arial"/>
-                      <w:b w:val="0"/>
-                      <w:i w:val="0"/>
-                      <w:sz w:val="18"/>
-                    </w:rPr>
-                    <w:t>{{ ndfl_2.rows[17].income_code }}</w:t>
-                  </w:r>
-                </w:p>
-              </w:tc>
-              <w:tc>
-                <w:tcPr>
-                  <w:tcW w:type="dxa" w:w="718"/>
-                  <w:vAlign w:val="center"/>
-                  <w:tcBorders>
-                    <w:top w:val="single" w:sz="4" w:color="000000"/>
-                    <w:bottom w:val="single" w:sz="4" w:color="000000"/>
-                    <w:left w:val="single" w:sz="4" w:color="000000"/>
-                    <w:right w:val="single" w:sz="4" w:color="000000"/>
-                  </w:tcBorders>
-                </w:tcPr>
-                <w:p>
-                  <w:pPr>
-                    <w:spacing w:before="0" w:after="0"/>
-                    <w:jc w:val="right"/>
-                  </w:pPr>
-                  <w:r/>
-                  <w:r>
-                    <w:rPr>
-                      <w:rFonts w:ascii="Arial" w:hAnsi="Arial" w:cs="Arial" w:eastAsia="Arial"/>
-                      <w:b w:val="0"/>
-                      <w:i w:val="0"/>
-                      <w:sz w:val="18"/>
-                    </w:rPr>
-                    <w:t>{{ ndfl_2.rows[17].income_amount }}</w:t>
-                  </w:r>
-                </w:p>
-              </w:tc>
-              <w:tc>
-                <w:tcPr>
-                  <w:tcW w:type="dxa" w:w="718"/>
-                  <w:vAlign w:val="center"/>
-                  <w:tcBorders>
-                    <w:top w:val="single" w:sz="4" w:color="000000"/>
-                    <w:bottom w:val="single" w:sz="4" w:color="000000"/>
-                    <w:left w:val="single" w:sz="4" w:color="000000"/>
-                    <w:right w:val="single" w:sz="4" w:color="000000"/>
-                  </w:tcBorders>
-                </w:tcPr>
-                <w:p>
-                  <w:pPr>
-                    <w:spacing w:before="0" w:after="0"/>
-                    <w:jc w:val="left"/>
-                  </w:pPr>
-                  <w:r/>
-                  <w:r>
-                    <w:rPr>
-                      <w:rFonts w:ascii="Arial" w:hAnsi="Arial" w:cs="Arial" w:eastAsia="Arial"/>
-                      <w:b w:val="0"/>
-                      <w:i w:val="0"/>
-                      <w:sz w:val="18"/>
-                    </w:rPr>
-                    <w:t>{{ ndfl_2.rows[17].deduction_code }}</w:t>
-                  </w:r>
-                </w:p>
-              </w:tc>
-              <w:tc>
-                <w:tcPr>
-                  <w:tcW w:type="dxa" w:w="718"/>
-                  <w:vAlign w:val="center"/>
-                  <w:tcBorders>
-                    <w:top w:val="single" w:sz="4" w:color="000000"/>
-                    <w:bottom w:val="single" w:sz="4" w:color="000000"/>
-                    <w:left w:val="single" w:sz="4" w:color="000000"/>
-                    <w:right w:val="single" w:sz="4" w:color="000000"/>
-                  </w:tcBorders>
-                </w:tcPr>
-                <w:p>
-                  <w:pPr>
-                    <w:spacing w:before="0" w:after="0"/>
-                    <w:jc w:val="right"/>
-                  </w:pPr>
-                  <w:r/>
-                  <w:r>
-                    <w:rPr>
-                      <w:rFonts w:ascii="Arial" w:hAnsi="Arial" w:cs="Arial" w:eastAsia="Arial"/>
-                      <w:b w:val="0"/>
-                      <w:i w:val="0"/>
-                      <w:sz w:val="18"/>
-                    </w:rPr>
-                    <w:t>{{ ndfl_2.rows[17].deduction_amount }}</w:t>
-                  </w:r>
-                </w:p>
-              </w:tc>
-            </w:tr>
-            <w:tr>
-              <w:tc>
-                <w:tcPr>
-                  <w:tcW w:type="dxa" w:w="718"/>
-                  <w:vAlign w:val="center"/>
-                  <w:tcBorders>
-                    <w:top w:val="single" w:sz="4" w:color="000000"/>
-                    <w:bottom w:val="single" w:sz="4" w:color="000000"/>
-                    <w:left w:val="single" w:sz="4" w:color="000000"/>
-                    <w:right w:val="single" w:sz="4" w:color="000000"/>
-                  </w:tcBorders>
-                </w:tcPr>
-                <w:p>
-                  <w:pPr>
-                    <w:spacing w:before="0" w:after="0"/>
-                    <w:jc w:val="left"/>
-                  </w:pPr>
-                  <w:r/>
-                  <w:r>
-                    <w:rPr>
-                      <w:rFonts w:ascii="Arial" w:hAnsi="Arial" w:cs="Arial" w:eastAsia="Arial"/>
-                      <w:b w:val="0"/>
-                      <w:i w:val="0"/>
-                      <w:sz w:val="18"/>
-                    </w:rPr>
-                    <w:t>{{ ndfl_2.rows[18].month }}</w:t>
-                  </w:r>
-                </w:p>
-              </w:tc>
-              <w:tc>
-                <w:tcPr>
-                  <w:tcW w:type="dxa" w:w="718"/>
-                  <w:vAlign w:val="center"/>
-                  <w:tcBorders>
-                    <w:top w:val="single" w:sz="4" w:color="000000"/>
-                    <w:bottom w:val="single" w:sz="4" w:color="000000"/>
-                    <w:left w:val="single" w:sz="4" w:color="000000"/>
-                    <w:right w:val="single" w:sz="4" w:color="000000"/>
-                  </w:tcBorders>
-                </w:tcPr>
-                <w:p>
-                  <w:pPr>
-                    <w:spacing w:before="0" w:after="0"/>
-                    <w:jc w:val="left"/>
-                  </w:pPr>
-                  <w:r/>
-                  <w:r>
-                    <w:rPr>
-                      <w:rFonts w:ascii="Arial" w:hAnsi="Arial" w:cs="Arial" w:eastAsia="Arial"/>
-                      <w:b w:val="0"/>
-                      <w:i w:val="0"/>
-                      <w:sz w:val="18"/>
-                    </w:rPr>
-                    <w:t>{{ ndfl_2.rows[18].income_code }}</w:t>
-                  </w:r>
-                </w:p>
-              </w:tc>
-              <w:tc>
-                <w:tcPr>
-                  <w:tcW w:type="dxa" w:w="718"/>
-                  <w:vAlign w:val="center"/>
-                  <w:tcBorders>
-                    <w:top w:val="single" w:sz="4" w:color="000000"/>
-                    <w:bottom w:val="single" w:sz="4" w:color="000000"/>
-                    <w:left w:val="single" w:sz="4" w:color="000000"/>
-                    <w:right w:val="single" w:sz="4" w:color="000000"/>
-                  </w:tcBorders>
-                </w:tcPr>
-                <w:p>
-                  <w:pPr>
-                    <w:spacing w:before="0" w:after="0"/>
-                    <w:jc w:val="right"/>
-                  </w:pPr>
-                  <w:r/>
-                  <w:r>
-                    <w:rPr>
-                      <w:rFonts w:ascii="Arial" w:hAnsi="Arial" w:cs="Arial" w:eastAsia="Arial"/>
-                      <w:b w:val="0"/>
-                      <w:i w:val="0"/>
-                      <w:sz w:val="18"/>
-                    </w:rPr>
-                    <w:t>{{ ndfl_2.rows[18].income_amount }}</w:t>
-                  </w:r>
-                </w:p>
-              </w:tc>
-              <w:tc>
-                <w:tcPr>
-                  <w:tcW w:type="dxa" w:w="718"/>
-                  <w:vAlign w:val="center"/>
-                  <w:tcBorders>
-                    <w:top w:val="single" w:sz="4" w:color="000000"/>
-                    <w:bottom w:val="single" w:sz="4" w:color="000000"/>
-                    <w:left w:val="single" w:sz="4" w:color="000000"/>
-                    <w:right w:val="single" w:sz="4" w:color="000000"/>
-                  </w:tcBorders>
-                </w:tcPr>
-                <w:p>
-                  <w:pPr>
-                    <w:spacing w:before="0" w:after="0"/>
-                    <w:jc w:val="left"/>
-                  </w:pPr>
-                  <w:r/>
-                  <w:r>
-                    <w:rPr>
-                      <w:rFonts w:ascii="Arial" w:hAnsi="Arial" w:cs="Arial" w:eastAsia="Arial"/>
-                      <w:b w:val="0"/>
-                      <w:i w:val="0"/>
-                      <w:sz w:val="18"/>
-                    </w:rPr>
-                    <w:t>{{ ndfl_2.rows[18].deduction_code }}</w:t>
-                  </w:r>
-                </w:p>
-              </w:tc>
-              <w:tc>
-                <w:tcPr>
-                  <w:tcW w:type="dxa" w:w="718"/>
-                  <w:vAlign w:val="center"/>
-                  <w:tcBorders>
-                    <w:top w:val="single" w:sz="4" w:color="000000"/>
-                    <w:bottom w:val="single" w:sz="4" w:color="000000"/>
-                    <w:left w:val="single" w:sz="4" w:color="000000"/>
-                    <w:right w:val="single" w:sz="4" w:color="000000"/>
-                  </w:tcBorders>
-                </w:tcPr>
-                <w:p>
-                  <w:pPr>
-                    <w:spacing w:before="0" w:after="0"/>
-                    <w:jc w:val="right"/>
-                  </w:pPr>
-                  <w:r/>
-                  <w:r>
-                    <w:rPr>
-                      <w:rFonts w:ascii="Arial" w:hAnsi="Arial" w:cs="Arial" w:eastAsia="Arial"/>
-                      <w:b w:val="0"/>
-                      <w:i w:val="0"/>
-                      <w:sz w:val="18"/>
-                    </w:rPr>
-                    <w:t>{{ ndfl_2.rows[18].deduction_amount }}</w:t>
-                  </w:r>
-                </w:p>
-              </w:tc>
-            </w:tr>
-            <w:tr>
-              <w:tc>
-                <w:tcPr>
-                  <w:tcW w:type="dxa" w:w="718"/>
-                  <w:vAlign w:val="center"/>
-                  <w:tcBorders>
-                    <w:top w:val="single" w:sz="4" w:color="000000"/>
-                    <w:bottom w:val="single" w:sz="4" w:color="000000"/>
-                    <w:left w:val="single" w:sz="4" w:color="000000"/>
-                    <w:right w:val="single" w:sz="4" w:color="000000"/>
-                  </w:tcBorders>
-                </w:tcPr>
-                <w:p>
-                  <w:pPr>
-                    <w:spacing w:before="0" w:after="0"/>
-                    <w:jc w:val="left"/>
-                  </w:pPr>
-                  <w:r/>
-                  <w:r>
-                    <w:rPr>
-                      <w:rFonts w:ascii="Arial" w:hAnsi="Arial" w:cs="Arial" w:eastAsia="Arial"/>
-                      <w:b w:val="0"/>
-                      <w:i w:val="0"/>
-                      <w:sz w:val="18"/>
-                    </w:rPr>
-                    <w:t>{{ ndfl_2.rows[19].month }}</w:t>
-                  </w:r>
-                </w:p>
-              </w:tc>
-              <w:tc>
-                <w:tcPr>
-                  <w:tcW w:type="dxa" w:w="718"/>
-                  <w:vAlign w:val="center"/>
-                  <w:tcBorders>
-                    <w:top w:val="single" w:sz="4" w:color="000000"/>
-                    <w:bottom w:val="single" w:sz="4" w:color="000000"/>
-                    <w:left w:val="single" w:sz="4" w:color="000000"/>
-                    <w:right w:val="single" w:sz="4" w:color="000000"/>
-                  </w:tcBorders>
-                </w:tcPr>
-                <w:p>
-                  <w:pPr>
-                    <w:spacing w:before="0" w:after="0"/>
-                    <w:jc w:val="left"/>
-                  </w:pPr>
-                  <w:r/>
-                  <w:r>
-                    <w:rPr>
-                      <w:rFonts w:ascii="Arial" w:hAnsi="Arial" w:cs="Arial" w:eastAsia="Arial"/>
-                      <w:b w:val="0"/>
-                      <w:i w:val="0"/>
-                      <w:sz w:val="18"/>
-                    </w:rPr>
-                    <w:t>{{ ndfl_2.rows[19].income_code }}</w:t>
-                  </w:r>
-                </w:p>
-              </w:tc>
-              <w:tc>
-                <w:tcPr>
-                  <w:tcW w:type="dxa" w:w="718"/>
-                  <w:vAlign w:val="center"/>
-                  <w:tcBorders>
-                    <w:top w:val="single" w:sz="4" w:color="000000"/>
-                    <w:bottom w:val="single" w:sz="4" w:color="000000"/>
-                    <w:left w:val="single" w:sz="4" w:color="000000"/>
-                    <w:right w:val="single" w:sz="4" w:color="000000"/>
-                  </w:tcBorders>
-                </w:tcPr>
-                <w:p>
-                  <w:pPr>
-                    <w:spacing w:before="0" w:after="0"/>
-                    <w:jc w:val="right"/>
-                  </w:pPr>
-                  <w:r/>
-                  <w:r>
-                    <w:rPr>
-                      <w:rFonts w:ascii="Arial" w:hAnsi="Arial" w:cs="Arial" w:eastAsia="Arial"/>
-                      <w:b w:val="0"/>
-                      <w:i w:val="0"/>
-                      <w:sz w:val="18"/>
-                    </w:rPr>
-                    <w:t>{{ ndfl_2.rows[19].income_amount }}</w:t>
-                  </w:r>
-                </w:p>
-              </w:tc>
-              <w:tc>
-                <w:tcPr>
-                  <w:tcW w:type="dxa" w:w="718"/>
-                  <w:vAlign w:val="center"/>
-                  <w:tcBorders>
-                    <w:top w:val="single" w:sz="4" w:color="000000"/>
-                    <w:bottom w:val="single" w:sz="4" w:color="000000"/>
-                    <w:left w:val="single" w:sz="4" w:color="000000"/>
-                    <w:right w:val="single" w:sz="4" w:color="000000"/>
-                  </w:tcBorders>
-                </w:tcPr>
-                <w:p>
-                  <w:pPr>
-                    <w:spacing w:before="0" w:after="0"/>
-                    <w:jc w:val="left"/>
-                  </w:pPr>
-                  <w:r/>
-                  <w:r>
-                    <w:rPr>
-                      <w:rFonts w:ascii="Arial" w:hAnsi="Arial" w:cs="Arial" w:eastAsia="Arial"/>
-                      <w:b w:val="0"/>
-                      <w:i w:val="0"/>
-                      <w:sz w:val="18"/>
-                    </w:rPr>
-                    <w:t>{{ ndfl_2.rows[19].deduction_code }}</w:t>
-                  </w:r>
-                </w:p>
-              </w:tc>
-              <w:tc>
-                <w:tcPr>
-                  <w:tcW w:type="dxa" w:w="718"/>
-                  <w:vAlign w:val="center"/>
-                  <w:tcBorders>
-                    <w:top w:val="single" w:sz="4" w:color="000000"/>
-                    <w:bottom w:val="single" w:sz="4" w:color="000000"/>
-                    <w:left w:val="single" w:sz="4" w:color="000000"/>
-                    <w:right w:val="single" w:sz="4" w:color="000000"/>
-                  </w:tcBorders>
-                </w:tcPr>
-                <w:p>
-                  <w:pPr>
-                    <w:spacing w:before="0" w:after="0"/>
-                    <w:jc w:val="right"/>
-                  </w:pPr>
-                  <w:r/>
-                  <w:r>
-                    <w:rPr>
-                      <w:rFonts w:ascii="Arial" w:hAnsi="Arial" w:cs="Arial" w:eastAsia="Arial"/>
-                      <w:b w:val="0"/>
-                      <w:i w:val="0"/>
-                      <w:sz w:val="18"/>
-                    </w:rPr>
-                    <w:t>{{ ndfl_2.rows[19].deduction_amount }}</w:t>
-                  </w:r>
-                </w:p>
-              </w:tc>
-            </w:tr>
-            <w:tr>
-              <w:tc>
-                <w:tcPr>
-                  <w:tcW w:type="dxa" w:w="718"/>
-                  <w:vAlign w:val="center"/>
-                  <w:tcBorders>
-                    <w:top w:val="single" w:sz="4" w:color="000000"/>
-                    <w:bottom w:val="single" w:sz="4" w:color="000000"/>
-                    <w:left w:val="single" w:sz="4" w:color="000000"/>
-                    <w:right w:val="single" w:sz="4" w:color="000000"/>
-                  </w:tcBorders>
-                </w:tcPr>
-                <w:p>
-                  <w:pPr>
-                    <w:spacing w:before="0" w:after="0"/>
-                    <w:jc w:val="left"/>
-                  </w:pPr>
-                  <w:r/>
-                  <w:r>
-                    <w:rPr>
-                      <w:rFonts w:ascii="Arial" w:hAnsi="Arial" w:cs="Arial" w:eastAsia="Arial"/>
-                      <w:b w:val="0"/>
-                      <w:i w:val="0"/>
-                      <w:sz w:val="18"/>
-                    </w:rPr>
-                    <w:t>{{ ndfl_2.rows[20].month }}</w:t>
-                  </w:r>
-                </w:p>
-              </w:tc>
-              <w:tc>
-                <w:tcPr>
-                  <w:tcW w:type="dxa" w:w="718"/>
-                  <w:vAlign w:val="center"/>
-                  <w:tcBorders>
-                    <w:top w:val="single" w:sz="4" w:color="000000"/>
-                    <w:bottom w:val="single" w:sz="4" w:color="000000"/>
-                    <w:left w:val="single" w:sz="4" w:color="000000"/>
-                    <w:right w:val="single" w:sz="4" w:color="000000"/>
-                  </w:tcBorders>
-                </w:tcPr>
-                <w:p>
-                  <w:pPr>
-                    <w:spacing w:before="0" w:after="0"/>
-                    <w:jc w:val="left"/>
-                  </w:pPr>
-                  <w:r/>
-                  <w:r>
-                    <w:rPr>
-                      <w:rFonts w:ascii="Arial" w:hAnsi="Arial" w:cs="Arial" w:eastAsia="Arial"/>
-                      <w:b w:val="0"/>
-                      <w:i w:val="0"/>
-                      <w:sz w:val="18"/>
-                    </w:rPr>
-                    <w:t>{{ ndfl_2.rows[20].income_code }}</w:t>
-                  </w:r>
-                </w:p>
-              </w:tc>
-              <w:tc>
-                <w:tcPr>
-                  <w:tcW w:type="dxa" w:w="718"/>
-                  <w:vAlign w:val="center"/>
-                  <w:tcBorders>
-                    <w:top w:val="single" w:sz="4" w:color="000000"/>
-                    <w:bottom w:val="single" w:sz="4" w:color="000000"/>
-                    <w:left w:val="single" w:sz="4" w:color="000000"/>
-                    <w:right w:val="single" w:sz="4" w:color="000000"/>
-                  </w:tcBorders>
-                </w:tcPr>
-                <w:p>
-                  <w:pPr>
-                    <w:spacing w:before="0" w:after="0"/>
-                    <w:jc w:val="right"/>
-                  </w:pPr>
-                  <w:r/>
-                  <w:r>
-                    <w:rPr>
-                      <w:rFonts w:ascii="Arial" w:hAnsi="Arial" w:cs="Arial" w:eastAsia="Arial"/>
-                      <w:b w:val="0"/>
-                      <w:i w:val="0"/>
-                      <w:sz w:val="18"/>
-                    </w:rPr>
-                    <w:t>{{ ndfl_2.rows[20].income_amount }}</w:t>
-                  </w:r>
-                </w:p>
-              </w:tc>
-              <w:tc>
-                <w:tcPr>
-                  <w:tcW w:type="dxa" w:w="718"/>
-                  <w:vAlign w:val="center"/>
-                  <w:tcBorders>
-                    <w:top w:val="single" w:sz="4" w:color="000000"/>
-                    <w:bottom w:val="single" w:sz="4" w:color="000000"/>
-                    <w:left w:val="single" w:sz="4" w:color="000000"/>
-                    <w:right w:val="single" w:sz="4" w:color="000000"/>
-                  </w:tcBorders>
-                </w:tcPr>
-                <w:p>
-                  <w:pPr>
-                    <w:spacing w:before="0" w:after="0"/>
-                    <w:jc w:val="left"/>
-                  </w:pPr>
-                  <w:r/>
-                  <w:r>
-                    <w:rPr>
-                      <w:rFonts w:ascii="Arial" w:hAnsi="Arial" w:cs="Arial" w:eastAsia="Arial"/>
-                      <w:b w:val="0"/>
-                      <w:i w:val="0"/>
-                      <w:sz w:val="18"/>
-                    </w:rPr>
-                    <w:t>{{ ndfl_2.rows[20].deduction_code }}</w:t>
-                  </w:r>
-                </w:p>
-              </w:tc>
-              <w:tc>
-                <w:tcPr>
-                  <w:tcW w:type="dxa" w:w="718"/>
-                  <w:vAlign w:val="center"/>
-                  <w:tcBorders>
-                    <w:top w:val="single" w:sz="4" w:color="000000"/>
-                    <w:bottom w:val="single" w:sz="4" w:color="000000"/>
-                    <w:left w:val="single" w:sz="4" w:color="000000"/>
-                    <w:right w:val="single" w:sz="4" w:color="000000"/>
-                  </w:tcBorders>
-                </w:tcPr>
-                <w:p>
-                  <w:pPr>
-                    <w:spacing w:before="0" w:after="0"/>
-                    <w:jc w:val="right"/>
-                  </w:pPr>
-                  <w:r/>
-                  <w:r>
-                    <w:rPr>
-                      <w:rFonts w:ascii="Arial" w:hAnsi="Arial" w:cs="Arial" w:eastAsia="Arial"/>
-                      <w:b w:val="0"/>
-                      <w:i w:val="0"/>
-                      <w:sz w:val="18"/>
-                    </w:rPr>
-                    <w:t>{{ ndfl_2.rows[20].deduction_amount }}</w:t>
-                  </w:r>
-                </w:p>
-              </w:tc>
-            </w:tr>
-            <w:tr>
-              <w:tc>
-                <w:tcPr>
-                  <w:tcW w:type="dxa" w:w="718"/>
-                  <w:vAlign w:val="center"/>
-                  <w:tcBorders>
-                    <w:top w:val="single" w:sz="4" w:color="000000"/>
-                    <w:bottom w:val="single" w:sz="4" w:color="000000"/>
-                    <w:left w:val="single" w:sz="4" w:color="000000"/>
-                    <w:right w:val="single" w:sz="4" w:color="000000"/>
-                  </w:tcBorders>
-                </w:tcPr>
-                <w:p>
-                  <w:pPr>
-                    <w:spacing w:before="0" w:after="0"/>
-                    <w:jc w:val="left"/>
-                  </w:pPr>
-                  <w:r/>
-                  <w:r>
-                    <w:rPr>
-                      <w:rFonts w:ascii="Arial" w:hAnsi="Arial" w:cs="Arial" w:eastAsia="Arial"/>
-                      <w:b w:val="0"/>
-                      <w:i w:val="0"/>
-                      <w:sz w:val="18"/>
-                    </w:rPr>
-                    <w:t>{{ ndfl_2.rows[21].month }}</w:t>
-                  </w:r>
-                </w:p>
-              </w:tc>
-              <w:tc>
-                <w:tcPr>
-                  <w:tcW w:type="dxa" w:w="718"/>
-                  <w:vAlign w:val="center"/>
-                  <w:tcBorders>
-                    <w:top w:val="single" w:sz="4" w:color="000000"/>
-                    <w:bottom w:val="single" w:sz="4" w:color="000000"/>
-                    <w:left w:val="single" w:sz="4" w:color="000000"/>
-                    <w:right w:val="single" w:sz="4" w:color="000000"/>
-                  </w:tcBorders>
-                </w:tcPr>
-                <w:p>
-                  <w:pPr>
-                    <w:spacing w:before="0" w:after="0"/>
-                    <w:jc w:val="left"/>
-                  </w:pPr>
-                  <w:r/>
-                  <w:r>
-                    <w:rPr>
-                      <w:rFonts w:ascii="Arial" w:hAnsi="Arial" w:cs="Arial" w:eastAsia="Arial"/>
-                      <w:b w:val="0"/>
-                      <w:i w:val="0"/>
-                      <w:sz w:val="18"/>
-                    </w:rPr>
-                    <w:t>{{ ndfl_2.rows[21].income_code }}</w:t>
-                  </w:r>
-                </w:p>
-              </w:tc>
-              <w:tc>
-                <w:tcPr>
-                  <w:tcW w:type="dxa" w:w="718"/>
-                  <w:vAlign w:val="center"/>
-                  <w:tcBorders>
-                    <w:top w:val="single" w:sz="4" w:color="000000"/>
-                    <w:bottom w:val="single" w:sz="4" w:color="000000"/>
-                    <w:left w:val="single" w:sz="4" w:color="000000"/>
-                    <w:right w:val="single" w:sz="4" w:color="000000"/>
-                  </w:tcBorders>
-                </w:tcPr>
-                <w:p>
-                  <w:pPr>
-                    <w:spacing w:before="0" w:after="0"/>
-                    <w:jc w:val="right"/>
-                  </w:pPr>
-                  <w:r/>
-                  <w:r>
-                    <w:rPr>
-                      <w:rFonts w:ascii="Arial" w:hAnsi="Arial" w:cs="Arial" w:eastAsia="Arial"/>
-                      <w:b w:val="0"/>
-                      <w:i w:val="0"/>
-                      <w:sz w:val="18"/>
-                    </w:rPr>
-                    <w:t>{{ ndfl_2.rows[21].income_amount }}</w:t>
-                  </w:r>
-                </w:p>
-              </w:tc>
-              <w:tc>
-                <w:tcPr>
-                  <w:tcW w:type="dxa" w:w="718"/>
-                  <w:vAlign w:val="center"/>
-                  <w:tcBorders>
-                    <w:top w:val="single" w:sz="4" w:color="000000"/>
-                    <w:bottom w:val="single" w:sz="4" w:color="000000"/>
-                    <w:left w:val="single" w:sz="4" w:color="000000"/>
-                    <w:right w:val="single" w:sz="4" w:color="000000"/>
-                  </w:tcBorders>
-                </w:tcPr>
-                <w:p>
-                  <w:pPr>
-                    <w:spacing w:before="0" w:after="0"/>
-                    <w:jc w:val="left"/>
-                  </w:pPr>
-                  <w:r/>
-                  <w:r>
-                    <w:rPr>
-                      <w:rFonts w:ascii="Arial" w:hAnsi="Arial" w:cs="Arial" w:eastAsia="Arial"/>
-                      <w:b w:val="0"/>
-                      <w:i w:val="0"/>
-                      <w:sz w:val="18"/>
-                    </w:rPr>
-                    <w:t>{{ ndfl_2.rows[21].deduction_code }}</w:t>
-                  </w:r>
-                </w:p>
-              </w:tc>
-              <w:tc>
-                <w:tcPr>
-                  <w:tcW w:type="dxa" w:w="718"/>
-                  <w:vAlign w:val="center"/>
-                  <w:tcBorders>
-                    <w:top w:val="single" w:sz="4" w:color="000000"/>
-                    <w:bottom w:val="single" w:sz="4" w:color="000000"/>
-                    <w:left w:val="single" w:sz="4" w:color="000000"/>
-                    <w:right w:val="single" w:sz="4" w:color="000000"/>
-                  </w:tcBorders>
-                </w:tcPr>
-                <w:p>
-                  <w:pPr>
-                    <w:spacing w:before="0" w:after="0"/>
-                    <w:jc w:val="right"/>
-                  </w:pPr>
-                  <w:r/>
-                  <w:r>
-                    <w:rPr>
-                      <w:rFonts w:ascii="Arial" w:hAnsi="Arial" w:cs="Arial" w:eastAsia="Arial"/>
-                      <w:b w:val="0"/>
-                      <w:i w:val="0"/>
-                      <w:sz w:val="18"/>
-                    </w:rPr>
-                    <w:t>{{ ndfl_2.rows[21].deduction_amount }}</w:t>
-                  </w:r>
-                </w:p>
-              </w:tc>
-            </w:tr>
-            <w:tr>
-              <w:tc>
-                <w:tcPr>
-                  <w:tcW w:type="dxa" w:w="718"/>
-                  <w:vAlign w:val="center"/>
-                  <w:tcBorders>
-                    <w:top w:val="single" w:sz="4" w:color="000000"/>
-                    <w:bottom w:val="single" w:sz="4" w:color="000000"/>
-                    <w:left w:val="single" w:sz="4" w:color="000000"/>
-                    <w:right w:val="single" w:sz="4" w:color="000000"/>
-                  </w:tcBorders>
-                </w:tcPr>
-                <w:p>
-                  <w:pPr>
-                    <w:spacing w:before="0" w:after="0"/>
-                    <w:jc w:val="left"/>
-                  </w:pPr>
-                  <w:r/>
-                  <w:r>
-                    <w:rPr>
-                      <w:rFonts w:ascii="Arial" w:hAnsi="Arial" w:cs="Arial" w:eastAsia="Arial"/>
-                      <w:b w:val="0"/>
-                      <w:i w:val="0"/>
-                      <w:sz w:val="18"/>
-                    </w:rPr>
-                    <w:t>{{ ndfl_2.rows[22].month }}</w:t>
-                  </w:r>
-                </w:p>
-              </w:tc>
-              <w:tc>
-                <w:tcPr>
-                  <w:tcW w:type="dxa" w:w="718"/>
-                  <w:vAlign w:val="center"/>
-                  <w:tcBorders>
-                    <w:top w:val="single" w:sz="4" w:color="000000"/>
-                    <w:bottom w:val="single" w:sz="4" w:color="000000"/>
-                    <w:left w:val="single" w:sz="4" w:color="000000"/>
-                    <w:right w:val="single" w:sz="4" w:color="000000"/>
-                  </w:tcBorders>
-                </w:tcPr>
-                <w:p>
-                  <w:pPr>
-                    <w:spacing w:before="0" w:after="0"/>
-                    <w:jc w:val="left"/>
-                  </w:pPr>
-                  <w:r/>
-                  <w:r>
-                    <w:rPr>
-                      <w:rFonts w:ascii="Arial" w:hAnsi="Arial" w:cs="Arial" w:eastAsia="Arial"/>
-                      <w:b w:val="0"/>
-                      <w:i w:val="0"/>
-                      <w:sz w:val="18"/>
-                    </w:rPr>
-                    <w:t>{{ ndfl_2.rows[22].income_code }}</w:t>
-                  </w:r>
-                </w:p>
-              </w:tc>
-              <w:tc>
-                <w:tcPr>
-                  <w:tcW w:type="dxa" w:w="718"/>
-                  <w:vAlign w:val="center"/>
-                  <w:tcBorders>
-                    <w:top w:val="single" w:sz="4" w:color="000000"/>
-                    <w:bottom w:val="single" w:sz="4" w:color="000000"/>
-                    <w:left w:val="single" w:sz="4" w:color="000000"/>
-                    <w:right w:val="single" w:sz="4" w:color="000000"/>
-                  </w:tcBorders>
-                </w:tcPr>
-                <w:p>
-                  <w:pPr>
-                    <w:spacing w:before="0" w:after="0"/>
-                    <w:jc w:val="right"/>
-                  </w:pPr>
-                  <w:r/>
-                  <w:r>
-                    <w:rPr>
-                      <w:rFonts w:ascii="Arial" w:hAnsi="Arial" w:cs="Arial" w:eastAsia="Arial"/>
-                      <w:b w:val="0"/>
-                      <w:i w:val="0"/>
-                      <w:sz w:val="18"/>
-                    </w:rPr>
-                    <w:t>{{ ndfl_2.rows[22].income_amount }}</w:t>
-                  </w:r>
-                </w:p>
-              </w:tc>
-              <w:tc>
-                <w:tcPr>
-                  <w:tcW w:type="dxa" w:w="718"/>
-                  <w:vAlign w:val="center"/>
-                  <w:tcBorders>
-                    <w:top w:val="single" w:sz="4" w:color="000000"/>
-                    <w:bottom w:val="single" w:sz="4" w:color="000000"/>
-                    <w:left w:val="single" w:sz="4" w:color="000000"/>
-                    <w:right w:val="single" w:sz="4" w:color="000000"/>
-                  </w:tcBorders>
-                </w:tcPr>
-                <w:p>
-                  <w:pPr>
-                    <w:spacing w:before="0" w:after="0"/>
-                    <w:jc w:val="left"/>
-                  </w:pPr>
-                  <w:r/>
-                  <w:r>
-                    <w:rPr>
-                      <w:rFonts w:ascii="Arial" w:hAnsi="Arial" w:cs="Arial" w:eastAsia="Arial"/>
-                      <w:b w:val="0"/>
-                      <w:i w:val="0"/>
-                      <w:sz w:val="18"/>
-                    </w:rPr>
-                    <w:t>{{ ndfl_2.rows[22].deduction_code }}</w:t>
-                  </w:r>
-                </w:p>
-              </w:tc>
-              <w:tc>
-                <w:tcPr>
-                  <w:tcW w:type="dxa" w:w="718"/>
-                  <w:vAlign w:val="center"/>
-                  <w:tcBorders>
-                    <w:top w:val="single" w:sz="4" w:color="000000"/>
-                    <w:bottom w:val="single" w:sz="4" w:color="000000"/>
-                    <w:left w:val="single" w:sz="4" w:color="000000"/>
-                    <w:right w:val="single" w:sz="4" w:color="000000"/>
-                  </w:tcBorders>
-                </w:tcPr>
-                <w:p>
-                  <w:pPr>
-                    <w:spacing w:before="0" w:after="0"/>
-                    <w:jc w:val="right"/>
-                  </w:pPr>
-                  <w:r/>
-                  <w:r>
-                    <w:rPr>
-                      <w:rFonts w:ascii="Arial" w:hAnsi="Arial" w:cs="Arial" w:eastAsia="Arial"/>
-                      <w:b w:val="0"/>
-                      <w:i w:val="0"/>
-                      <w:sz w:val="18"/>
-                    </w:rPr>
-                    <w:t>{{ ndfl_2.rows[22].deduction_amount }}</w:t>
-                  </w:r>
-                </w:p>
-              </w:tc>
-            </w:tr>
-            <w:tr>
-              <w:tc>
-                <w:tcPr>
-                  <w:tcW w:type="dxa" w:w="718"/>
-                  <w:vAlign w:val="center"/>
-                  <w:tcBorders>
-                    <w:top w:val="single" w:sz="4" w:color="000000"/>
-                    <w:bottom w:val="single" w:sz="4" w:color="000000"/>
-                    <w:left w:val="single" w:sz="4" w:color="000000"/>
-                    <w:right w:val="single" w:sz="4" w:color="000000"/>
-                  </w:tcBorders>
-                </w:tcPr>
-                <w:p>
-                  <w:pPr>
-                    <w:spacing w:before="0" w:after="0"/>
-                    <w:jc w:val="left"/>
-                  </w:pPr>
-                  <w:r/>
-                  <w:r>
-                    <w:rPr>
-                      <w:rFonts w:ascii="Arial" w:hAnsi="Arial" w:cs="Arial" w:eastAsia="Arial"/>
-                      <w:b w:val="0"/>
-                      <w:i w:val="0"/>
-                      <w:sz w:val="18"/>
-                    </w:rPr>
-                    <w:t>{{ ndfl_2.rows[23].month }}</w:t>
-                  </w:r>
-                </w:p>
-              </w:tc>
-              <w:tc>
-                <w:tcPr>
-                  <w:tcW w:type="dxa" w:w="718"/>
-                  <w:vAlign w:val="center"/>
-                  <w:tcBorders>
-                    <w:top w:val="single" w:sz="4" w:color="000000"/>
-                    <w:bottom w:val="single" w:sz="4" w:color="000000"/>
-                    <w:left w:val="single" w:sz="4" w:color="000000"/>
-                    <w:right w:val="single" w:sz="4" w:color="000000"/>
-                  </w:tcBorders>
-                </w:tcPr>
-                <w:p>
-                  <w:pPr>
-                    <w:spacing w:before="0" w:after="0"/>
-                    <w:jc w:val="left"/>
-                  </w:pPr>
-                  <w:r/>
-                  <w:r>
-                    <w:rPr>
-                      <w:rFonts w:ascii="Arial" w:hAnsi="Arial" w:cs="Arial" w:eastAsia="Arial"/>
-                      <w:b w:val="0"/>
-                      <w:i w:val="0"/>
-                      <w:sz w:val="18"/>
-                    </w:rPr>
-                    <w:t>{{ ndfl_2.rows[23].income_code }}</w:t>
-                  </w:r>
-                </w:p>
-              </w:tc>
-              <w:tc>
-                <w:tcPr>
-                  <w:tcW w:type="dxa" w:w="718"/>
-                  <w:vAlign w:val="center"/>
-                  <w:tcBorders>
-                    <w:top w:val="single" w:sz="4" w:color="000000"/>
-                    <w:bottom w:val="single" w:sz="4" w:color="000000"/>
-                    <w:left w:val="single" w:sz="4" w:color="000000"/>
-                    <w:right w:val="single" w:sz="4" w:color="000000"/>
-                  </w:tcBorders>
-                </w:tcPr>
-                <w:p>
-                  <w:pPr>
-                    <w:spacing w:before="0" w:after="0"/>
-                    <w:jc w:val="right"/>
-                  </w:pPr>
-                  <w:r/>
-                  <w:r>
-                    <w:rPr>
-                      <w:rFonts w:ascii="Arial" w:hAnsi="Arial" w:cs="Arial" w:eastAsia="Arial"/>
-                      <w:b w:val="0"/>
-                      <w:i w:val="0"/>
-                      <w:sz w:val="18"/>
-                    </w:rPr>
-                    <w:t>{{ ndfl_2.rows[23].income_amount }}</w:t>
-                  </w:r>
-                </w:p>
-              </w:tc>
-              <w:tc>
-                <w:tcPr>
-                  <w:tcW w:type="dxa" w:w="718"/>
-                  <w:vAlign w:val="center"/>
-                  <w:tcBorders>
-                    <w:top w:val="single" w:sz="4" w:color="000000"/>
-                    <w:bottom w:val="single" w:sz="4" w:color="000000"/>
-                    <w:left w:val="single" w:sz="4" w:color="000000"/>
-                    <w:right w:val="single" w:sz="4" w:color="000000"/>
-                  </w:tcBorders>
-                </w:tcPr>
-                <w:p>
-                  <w:pPr>
-                    <w:spacing w:before="0" w:after="0"/>
-                    <w:jc w:val="left"/>
-                  </w:pPr>
-                  <w:r/>
-                  <w:r>
-                    <w:rPr>
-                      <w:rFonts w:ascii="Arial" w:hAnsi="Arial" w:cs="Arial" w:eastAsia="Arial"/>
-                      <w:b w:val="0"/>
-                      <w:i w:val="0"/>
-                      <w:sz w:val="18"/>
-                    </w:rPr>
-                    <w:t>{{ ndfl_2.rows[23].deduction_code }}</w:t>
-                  </w:r>
-                </w:p>
-              </w:tc>
-              <w:tc>
-                <w:tcPr>
-                  <w:tcW w:type="dxa" w:w="718"/>
-                  <w:vAlign w:val="center"/>
-                  <w:tcBorders>
-                    <w:top w:val="single" w:sz="4" w:color="000000"/>
-                    <w:bottom w:val="single" w:sz="4" w:color="000000"/>
-                    <w:left w:val="single" w:sz="4" w:color="000000"/>
-                    <w:right w:val="single" w:sz="4" w:color="000000"/>
-                  </w:tcBorders>
-                </w:tcPr>
-                <w:p>
-                  <w:pPr>
-                    <w:spacing w:before="0" w:after="0"/>
-                    <w:jc w:val="right"/>
-                  </w:pPr>
-                  <w:r/>
-                  <w:r>
-                    <w:rPr>
-                      <w:rFonts w:ascii="Arial" w:hAnsi="Arial" w:cs="Arial" w:eastAsia="Arial"/>
-                      <w:b w:val="0"/>
-                      <w:i w:val="0"/>
-                      <w:sz w:val="18"/>
-                    </w:rPr>
-                    <w:t>{{ ndfl_2.rows[23].deduction_amount }}</w:t>
-                  </w:r>
-                </w:p>
-              </w:tc>
-            </w:tr>
-            <w:tr>
-              <w:tc>
-                <w:tcPr>
-                  <w:tcW w:type="dxa" w:w="718"/>
-                  <w:vAlign w:val="center"/>
-                  <w:tcBorders>
-                    <w:top w:val="single" w:sz="4" w:color="000000"/>
-                    <w:bottom w:val="single" w:sz="4" w:color="000000"/>
-                    <w:left w:val="single" w:sz="4" w:color="000000"/>
-                    <w:right w:val="single" w:sz="4" w:color="000000"/>
-                  </w:tcBorders>
-                </w:tcPr>
-                <w:p>
-                  <w:pPr>
-                    <w:spacing w:before="0" w:after="0"/>
-                    <w:jc w:val="left"/>
-                  </w:pPr>
-                  <w:r/>
-                  <w:r>
-                    <w:rPr>
-                      <w:rFonts w:ascii="Arial" w:hAnsi="Arial" w:cs="Arial" w:eastAsia="Arial"/>
-                      <w:b w:val="0"/>
-                      <w:i w:val="0"/>
-                      <w:sz w:val="18"/>
-                    </w:rPr>
-                    <w:t>{{ ndfl_2.rows[24].month }}</w:t>
-                  </w:r>
-                </w:p>
-              </w:tc>
-              <w:tc>
-                <w:tcPr>
-                  <w:tcW w:type="dxa" w:w="718"/>
-                  <w:vAlign w:val="center"/>
-                  <w:tcBorders>
-                    <w:top w:val="single" w:sz="4" w:color="000000"/>
-                    <w:bottom w:val="single" w:sz="4" w:color="000000"/>
-                    <w:left w:val="single" w:sz="4" w:color="000000"/>
-                    <w:right w:val="single" w:sz="4" w:color="000000"/>
-                  </w:tcBorders>
-                </w:tcPr>
-                <w:p>
-                  <w:pPr>
-                    <w:spacing w:before="0" w:after="0"/>
-                    <w:jc w:val="left"/>
-                  </w:pPr>
-                  <w:r/>
-                  <w:r>
-                    <w:rPr>
-                      <w:rFonts w:ascii="Arial" w:hAnsi="Arial" w:cs="Arial" w:eastAsia="Arial"/>
-                      <w:b w:val="0"/>
-                      <w:i w:val="0"/>
-                      <w:sz w:val="18"/>
-                    </w:rPr>
-                    <w:t>{{ ndfl_2.rows[24].income_code }}</w:t>
-                  </w:r>
-                </w:p>
-              </w:tc>
-              <w:tc>
-                <w:tcPr>
-                  <w:tcW w:type="dxa" w:w="718"/>
-                  <w:vAlign w:val="center"/>
-                  <w:tcBorders>
-                    <w:top w:val="single" w:sz="4" w:color="000000"/>
-                    <w:bottom w:val="single" w:sz="4" w:color="000000"/>
-                    <w:left w:val="single" w:sz="4" w:color="000000"/>
-                    <w:right w:val="single" w:sz="4" w:color="000000"/>
-                  </w:tcBorders>
-                </w:tcPr>
-                <w:p>
-                  <w:pPr>
-                    <w:spacing w:before="0" w:after="0"/>
-                    <w:jc w:val="right"/>
-                  </w:pPr>
-                  <w:r/>
-                  <w:r>
-                    <w:rPr>
-                      <w:rFonts w:ascii="Arial" w:hAnsi="Arial" w:cs="Arial" w:eastAsia="Arial"/>
-                      <w:b w:val="0"/>
-                      <w:i w:val="0"/>
-                      <w:sz w:val="18"/>
-                    </w:rPr>
-                    <w:t>{{ ndfl_2.rows[24].income_amount }}</w:t>
-                  </w:r>
-                </w:p>
-              </w:tc>
-              <w:tc>
-                <w:tcPr>
-                  <w:tcW w:type="dxa" w:w="718"/>
-                  <w:vAlign w:val="center"/>
-                  <w:tcBorders>
-                    <w:top w:val="single" w:sz="4" w:color="000000"/>
-                    <w:bottom w:val="single" w:sz="4" w:color="000000"/>
-                    <w:left w:val="single" w:sz="4" w:color="000000"/>
-                    <w:right w:val="single" w:sz="4" w:color="000000"/>
-                  </w:tcBorders>
-                </w:tcPr>
-                <w:p>
-                  <w:pPr>
-                    <w:spacing w:before="0" w:after="0"/>
-                    <w:jc w:val="left"/>
-                  </w:pPr>
-                  <w:r/>
-                  <w:r>
-                    <w:rPr>
-                      <w:rFonts w:ascii="Arial" w:hAnsi="Arial" w:cs="Arial" w:eastAsia="Arial"/>
-                      <w:b w:val="0"/>
-                      <w:i w:val="0"/>
-                      <w:sz w:val="18"/>
-                    </w:rPr>
-                    <w:t>{{ ndfl_2.rows[24].deduction_code }}</w:t>
-                  </w:r>
-                </w:p>
-              </w:tc>
-              <w:tc>
-                <w:tcPr>
-                  <w:tcW w:type="dxa" w:w="718"/>
-                  <w:vAlign w:val="center"/>
-                  <w:tcBorders>
-                    <w:top w:val="single" w:sz="4" w:color="000000"/>
-                    <w:bottom w:val="single" w:sz="4" w:color="000000"/>
-                    <w:left w:val="single" w:sz="4" w:color="000000"/>
-                    <w:right w:val="single" w:sz="4" w:color="000000"/>
-                  </w:tcBorders>
-                </w:tcPr>
-                <w:p>
-                  <w:pPr>
-                    <w:spacing w:before="0" w:after="0"/>
-                    <w:jc w:val="right"/>
-                  </w:pPr>
-                  <w:r/>
-                  <w:r>
-                    <w:rPr>
-                      <w:rFonts w:ascii="Arial" w:hAnsi="Arial" w:cs="Arial" w:eastAsia="Arial"/>
-                      <w:b w:val="0"/>
-                      <w:i w:val="0"/>
-                      <w:sz w:val="18"/>
-                    </w:rPr>
-                    <w:t>{{ ndfl_2.rows[24].deduction_amount }}</w:t>
-                  </w:r>
-                </w:p>
-              </w:tc>
-            </w:tr>
-            <w:tr>
-              <w:tc>
-                <w:tcPr>
-                  <w:tcW w:type="dxa" w:w="718"/>
-                  <w:vAlign w:val="center"/>
-                  <w:tcBorders>
-                    <w:top w:val="single" w:sz="4" w:color="000000"/>
-                    <w:bottom w:val="single" w:sz="4" w:color="000000"/>
-                    <w:left w:val="single" w:sz="4" w:color="000000"/>
-                    <w:right w:val="single" w:sz="4" w:color="000000"/>
-                  </w:tcBorders>
-                </w:tcPr>
-                <w:p>
-                  <w:pPr>
-                    <w:spacing w:before="0" w:after="0"/>
-                    <w:jc w:val="left"/>
-                  </w:pPr>
-                  <w:r/>
-                  <w:r>
-                    <w:rPr>
-                      <w:rFonts w:ascii="Arial" w:hAnsi="Arial" w:cs="Arial" w:eastAsia="Arial"/>
-                      <w:b w:val="0"/>
-                      <w:i w:val="0"/>
-                      <w:sz w:val="18"/>
-                    </w:rPr>
-                    <w:t>{{ ndfl_2.rows[25].month }}</w:t>
-                  </w:r>
-                </w:p>
-              </w:tc>
-              <w:tc>
-                <w:tcPr>
-                  <w:tcW w:type="dxa" w:w="718"/>
-                  <w:vAlign w:val="center"/>
-                  <w:tcBorders>
-                    <w:top w:val="single" w:sz="4" w:color="000000"/>
-                    <w:bottom w:val="single" w:sz="4" w:color="000000"/>
-                    <w:left w:val="single" w:sz="4" w:color="000000"/>
-                    <w:right w:val="single" w:sz="4" w:color="000000"/>
-                  </w:tcBorders>
-                </w:tcPr>
-                <w:p>
-                  <w:pPr>
-                    <w:spacing w:before="0" w:after="0"/>
-                    <w:jc w:val="left"/>
-                  </w:pPr>
-                  <w:r/>
-                  <w:r>
-                    <w:rPr>
-                      <w:rFonts w:ascii="Arial" w:hAnsi="Arial" w:cs="Arial" w:eastAsia="Arial"/>
-                      <w:b w:val="0"/>
-                      <w:i w:val="0"/>
-                      <w:sz w:val="18"/>
-                    </w:rPr>
-                    <w:t>{{ ndfl_2.rows[25].income_code }}</w:t>
-                  </w:r>
-                </w:p>
-              </w:tc>
-              <w:tc>
-                <w:tcPr>
-                  <w:tcW w:type="dxa" w:w="718"/>
-                  <w:vAlign w:val="center"/>
-                  <w:tcBorders>
-                    <w:top w:val="single" w:sz="4" w:color="000000"/>
-                    <w:bottom w:val="single" w:sz="4" w:color="000000"/>
-                    <w:left w:val="single" w:sz="4" w:color="000000"/>
-                    <w:right w:val="single" w:sz="4" w:color="000000"/>
-                  </w:tcBorders>
-                </w:tcPr>
-                <w:p>
-                  <w:pPr>
-                    <w:spacing w:before="0" w:after="0"/>
-                    <w:jc w:val="right"/>
-                  </w:pPr>
-                  <w:r/>
-                  <w:r>
-                    <w:rPr>
-                      <w:rFonts w:ascii="Arial" w:hAnsi="Arial" w:cs="Arial" w:eastAsia="Arial"/>
-                      <w:b w:val="0"/>
-                      <w:i w:val="0"/>
-                      <w:sz w:val="18"/>
-                    </w:rPr>
-                    <w:t>{{ ndfl_2.rows[25].income_amount }}</w:t>
-                  </w:r>
-                </w:p>
-              </w:tc>
-              <w:tc>
-                <w:tcPr>
-                  <w:tcW w:type="dxa" w:w="718"/>
-                  <w:vAlign w:val="center"/>
-                  <w:tcBorders>
-                    <w:top w:val="single" w:sz="4" w:color="000000"/>
-                    <w:bottom w:val="single" w:sz="4" w:color="000000"/>
-                    <w:left w:val="single" w:sz="4" w:color="000000"/>
-                    <w:right w:val="single" w:sz="4" w:color="000000"/>
-                  </w:tcBorders>
-                </w:tcPr>
-                <w:p>
-                  <w:pPr>
-                    <w:spacing w:before="0" w:after="0"/>
-                    <w:jc w:val="left"/>
-                  </w:pPr>
-                  <w:r/>
-                  <w:r>
-                    <w:rPr>
-                      <w:rFonts w:ascii="Arial" w:hAnsi="Arial" w:cs="Arial" w:eastAsia="Arial"/>
-                      <w:b w:val="0"/>
-                      <w:i w:val="0"/>
-                      <w:sz w:val="18"/>
-                    </w:rPr>
-                    <w:t>{{ ndfl_2.rows[25].deduction_code }}</w:t>
-                  </w:r>
-                </w:p>
-              </w:tc>
-              <w:tc>
-                <w:tcPr>
-                  <w:tcW w:type="dxa" w:w="718"/>
-                  <w:vAlign w:val="center"/>
-                  <w:tcBorders>
-                    <w:top w:val="single" w:sz="4" w:color="000000"/>
-                    <w:bottom w:val="single" w:sz="4" w:color="000000"/>
-                    <w:left w:val="single" w:sz="4" w:color="000000"/>
-                    <w:right w:val="single" w:sz="4" w:color="000000"/>
-                  </w:tcBorders>
-                </w:tcPr>
-                <w:p>
-                  <w:pPr>
-                    <w:spacing w:before="0" w:after="0"/>
-                    <w:jc w:val="right"/>
-                  </w:pPr>
-                  <w:r/>
-                  <w:r>
-                    <w:rPr>
-                      <w:rFonts w:ascii="Arial" w:hAnsi="Arial" w:cs="Arial" w:eastAsia="Arial"/>
-                      <w:b w:val="0"/>
-                      <w:i w:val="0"/>
-                      <w:sz w:val="18"/>
-                    </w:rPr>
-                    <w:t>{{ ndfl_2.rows[25].deduction_amount }}</w:t>
-                  </w:r>
-                </w:p>
-              </w:tc>
-            </w:tr>
-            <w:tr>
-              <w:tc>
-                <w:tcPr>
-                  <w:tcW w:type="dxa" w:w="718"/>
-                  <w:vAlign w:val="center"/>
-                  <w:tcBorders>
-                    <w:top w:val="single" w:sz="4" w:color="000000"/>
-                    <w:bottom w:val="single" w:sz="4" w:color="000000"/>
-                    <w:left w:val="single" w:sz="4" w:color="000000"/>
-                    <w:right w:val="single" w:sz="4" w:color="000000"/>
-                  </w:tcBorders>
-                </w:tcPr>
-                <w:p>
-                  <w:pPr>
-                    <w:spacing w:before="0" w:after="0"/>
-                    <w:jc w:val="left"/>
-                  </w:pPr>
-                  <w:r/>
-                  <w:r>
-                    <w:rPr>
-                      <w:rFonts w:ascii="Arial" w:hAnsi="Arial" w:cs="Arial" w:eastAsia="Arial"/>
-                      <w:b w:val="0"/>
-                      <w:i w:val="0"/>
-                      <w:sz w:val="18"/>
-                    </w:rPr>
-                    <w:t>{{ ndfl_2.rows[26].month }}</w:t>
-                  </w:r>
-                </w:p>
-              </w:tc>
-              <w:tc>
-                <w:tcPr>
-                  <w:tcW w:type="dxa" w:w="718"/>
-                  <w:vAlign w:val="center"/>
-                  <w:tcBorders>
-                    <w:top w:val="single" w:sz="4" w:color="000000"/>
-                    <w:bottom w:val="single" w:sz="4" w:color="000000"/>
-                    <w:left w:val="single" w:sz="4" w:color="000000"/>
-                    <w:right w:val="single" w:sz="4" w:color="000000"/>
-                  </w:tcBorders>
-                </w:tcPr>
-                <w:p>
-                  <w:pPr>
-                    <w:spacing w:before="0" w:after="0"/>
-                    <w:jc w:val="left"/>
-                  </w:pPr>
-                  <w:r/>
-                  <w:r>
-                    <w:rPr>
-                      <w:rFonts w:ascii="Arial" w:hAnsi="Arial" w:cs="Arial" w:eastAsia="Arial"/>
-                      <w:b w:val="0"/>
-                      <w:i w:val="0"/>
-                      <w:sz w:val="18"/>
-                    </w:rPr>
-                    <w:t>{{ ndfl_2.rows[26].income_code }}</w:t>
-                  </w:r>
-                </w:p>
-              </w:tc>
-              <w:tc>
-                <w:tcPr>
-                  <w:tcW w:type="dxa" w:w="718"/>
-                  <w:vAlign w:val="center"/>
-                  <w:tcBorders>
-                    <w:top w:val="single" w:sz="4" w:color="000000"/>
-                    <w:bottom w:val="single" w:sz="4" w:color="000000"/>
-                    <w:left w:val="single" w:sz="4" w:color="000000"/>
-                    <w:right w:val="single" w:sz="4" w:color="000000"/>
-                  </w:tcBorders>
-                </w:tcPr>
-                <w:p>
-                  <w:pPr>
-                    <w:spacing w:before="0" w:after="0"/>
-                    <w:jc w:val="right"/>
-                  </w:pPr>
-                  <w:r/>
-                  <w:r>
-                    <w:rPr>
-                      <w:rFonts w:ascii="Arial" w:hAnsi="Arial" w:cs="Arial" w:eastAsia="Arial"/>
-                      <w:b w:val="0"/>
-                      <w:i w:val="0"/>
-                      <w:sz w:val="18"/>
-                    </w:rPr>
-                    <w:t>{{ ndfl_2.rows[26].income_amount }}</w:t>
-                  </w:r>
-                </w:p>
-              </w:tc>
-              <w:tc>
-                <w:tcPr>
-                  <w:tcW w:type="dxa" w:w="718"/>
-                  <w:vAlign w:val="center"/>
-                  <w:tcBorders>
-                    <w:top w:val="single" w:sz="4" w:color="000000"/>
-                    <w:bottom w:val="single" w:sz="4" w:color="000000"/>
-                    <w:left w:val="single" w:sz="4" w:color="000000"/>
-                    <w:right w:val="single" w:sz="4" w:color="000000"/>
-                  </w:tcBorders>
-                </w:tcPr>
-                <w:p>
-                  <w:pPr>
-                    <w:spacing w:before="0" w:after="0"/>
-                    <w:jc w:val="left"/>
-                  </w:pPr>
-                  <w:r/>
-                  <w:r>
-                    <w:rPr>
-                      <w:rFonts w:ascii="Arial" w:hAnsi="Arial" w:cs="Arial" w:eastAsia="Arial"/>
-                      <w:b w:val="0"/>
-                      <w:i w:val="0"/>
-                      <w:sz w:val="18"/>
-                    </w:rPr>
-                    <w:t>{{ ndfl_2.rows[26].deduction_code }}</w:t>
-                  </w:r>
-                </w:p>
-              </w:tc>
-              <w:tc>
-                <w:tcPr>
-                  <w:tcW w:type="dxa" w:w="718"/>
-                  <w:vAlign w:val="center"/>
-                  <w:tcBorders>
-                    <w:top w:val="single" w:sz="4" w:color="000000"/>
-                    <w:bottom w:val="single" w:sz="4" w:color="000000"/>
-                    <w:left w:val="single" w:sz="4" w:color="000000"/>
-                    <w:right w:val="single" w:sz="4" w:color="000000"/>
-                  </w:tcBorders>
-                </w:tcPr>
-                <w:p>
-                  <w:pPr>
-                    <w:spacing w:before="0" w:after="0"/>
-                    <w:jc w:val="right"/>
-                  </w:pPr>
-                  <w:r/>
-                  <w:r>
-                    <w:rPr>
-                      <w:rFonts w:ascii="Arial" w:hAnsi="Arial" w:cs="Arial" w:eastAsia="Arial"/>
-                      <w:b w:val="0"/>
-                      <w:i w:val="0"/>
-                      <w:sz w:val="18"/>
-                    </w:rPr>
-                    <w:t>{{ ndfl_2.rows[26].deduction_amount }}</w:t>
-                  </w:r>
-                </w:p>
-              </w:tc>
-            </w:tr>
-            <w:tr>
-              <w:tc>
-                <w:tcPr>
-                  <w:tcW w:type="dxa" w:w="718"/>
-                  <w:vAlign w:val="center"/>
-                  <w:tcBorders>
-                    <w:top w:val="single" w:sz="4" w:color="000000"/>
-                    <w:bottom w:val="single" w:sz="4" w:color="000000"/>
-                    <w:left w:val="single" w:sz="4" w:color="000000"/>
-                    <w:right w:val="single" w:sz="4" w:color="000000"/>
-                  </w:tcBorders>
-                </w:tcPr>
-                <w:p>
-                  <w:pPr>
-                    <w:spacing w:before="0" w:after="0"/>
-                    <w:jc w:val="left"/>
-                  </w:pPr>
-                  <w:r/>
-                  <w:r>
-                    <w:rPr>
-                      <w:rFonts w:ascii="Arial" w:hAnsi="Arial" w:cs="Arial" w:eastAsia="Arial"/>
-                      <w:b w:val="0"/>
-                      <w:i w:val="0"/>
-                      <w:sz w:val="18"/>
-                    </w:rPr>
-                    <w:t>{{ ndfl_2.rows[27].month }}</w:t>
-                  </w:r>
-                </w:p>
-              </w:tc>
-              <w:tc>
-                <w:tcPr>
-                  <w:tcW w:type="dxa" w:w="718"/>
-                  <w:vAlign w:val="center"/>
-                  <w:tcBorders>
-                    <w:top w:val="single" w:sz="4" w:color="000000"/>
-                    <w:bottom w:val="single" w:sz="4" w:color="000000"/>
-                    <w:left w:val="single" w:sz="4" w:color="000000"/>
-                    <w:right w:val="single" w:sz="4" w:color="000000"/>
-                  </w:tcBorders>
-                </w:tcPr>
-                <w:p>
-                  <w:pPr>
-                    <w:spacing w:before="0" w:after="0"/>
-                    <w:jc w:val="left"/>
-                  </w:pPr>
-                  <w:r/>
-                  <w:r>
-                    <w:rPr>
-                      <w:rFonts w:ascii="Arial" w:hAnsi="Arial" w:cs="Arial" w:eastAsia="Arial"/>
-                      <w:b w:val="0"/>
-                      <w:i w:val="0"/>
-                      <w:sz w:val="18"/>
-                    </w:rPr>
-                    <w:t>{{ ndfl_2.rows[27].income_code }}</w:t>
-                  </w:r>
-                </w:p>
-              </w:tc>
-              <w:tc>
-                <w:tcPr>
-                  <w:tcW w:type="dxa" w:w="718"/>
-                  <w:vAlign w:val="center"/>
-                  <w:tcBorders>
-                    <w:top w:val="single" w:sz="4" w:color="000000"/>
-                    <w:bottom w:val="single" w:sz="4" w:color="000000"/>
-                    <w:left w:val="single" w:sz="4" w:color="000000"/>
-                    <w:right w:val="single" w:sz="4" w:color="000000"/>
-                  </w:tcBorders>
-                </w:tcPr>
-                <w:p>
-                  <w:pPr>
-                    <w:spacing w:before="0" w:after="0"/>
-                    <w:jc w:val="right"/>
-                  </w:pPr>
-                  <w:r/>
-                  <w:r>
-                    <w:rPr>
-                      <w:rFonts w:ascii="Arial" w:hAnsi="Arial" w:cs="Arial" w:eastAsia="Arial"/>
-                      <w:b w:val="0"/>
-                      <w:i w:val="0"/>
-                      <w:sz w:val="18"/>
-                    </w:rPr>
-                    <w:t>{{ ndfl_2.rows[27].income_amount }}</w:t>
-                  </w:r>
-                </w:p>
-              </w:tc>
-              <w:tc>
-                <w:tcPr>
-                  <w:tcW w:type="dxa" w:w="718"/>
-                  <w:vAlign w:val="center"/>
-                  <w:tcBorders>
-                    <w:top w:val="single" w:sz="4" w:color="000000"/>
-                    <w:bottom w:val="single" w:sz="4" w:color="000000"/>
-                    <w:left w:val="single" w:sz="4" w:color="000000"/>
-                    <w:right w:val="single" w:sz="4" w:color="000000"/>
-                  </w:tcBorders>
-                </w:tcPr>
-                <w:p>
-                  <w:pPr>
-                    <w:spacing w:before="0" w:after="0"/>
-                    <w:jc w:val="left"/>
-                  </w:pPr>
-                  <w:r/>
-                  <w:r>
-                    <w:rPr>
-                      <w:rFonts w:ascii="Arial" w:hAnsi="Arial" w:cs="Arial" w:eastAsia="Arial"/>
-                      <w:b w:val="0"/>
-                      <w:i w:val="0"/>
-                      <w:sz w:val="18"/>
-                    </w:rPr>
-                    <w:t>{{ ndfl_2.rows[27].deduction_code }}</w:t>
-                  </w:r>
-                </w:p>
-              </w:tc>
-              <w:tc>
-                <w:tcPr>
-                  <w:tcW w:type="dxa" w:w="718"/>
-                  <w:vAlign w:val="center"/>
-                  <w:tcBorders>
-                    <w:top w:val="single" w:sz="4" w:color="000000"/>
-                    <w:bottom w:val="single" w:sz="4" w:color="000000"/>
-                    <w:left w:val="single" w:sz="4" w:color="000000"/>
-                    <w:right w:val="single" w:sz="4" w:color="000000"/>
-                  </w:tcBorders>
-                </w:tcPr>
-                <w:p>
-                  <w:pPr>
-                    <w:spacing w:before="0" w:after="0"/>
-                    <w:jc w:val="right"/>
-                  </w:pPr>
-                  <w:r/>
-                  <w:r>
-                    <w:rPr>
-                      <w:rFonts w:ascii="Arial" w:hAnsi="Arial" w:cs="Arial" w:eastAsia="Arial"/>
-                      <w:b w:val="0"/>
-                      <w:i w:val="0"/>
-                      <w:sz w:val="18"/>
-                    </w:rPr>
-                    <w:t>{{ ndfl_2.rows[27].deduction_amount }}</w:t>
-                  </w:r>
-                </w:p>
-              </w:tc>
-            </w:tr>
-          </w:tbl>
-          <w:p/>
+        </w:tc>
+        <w:tc>
+          <w:tcPr>
+            <w:tcW w:type="dxa" w:w="979"/>
+            <w:vAlign w:val="center"/>
+            <w:tcBorders>
+              <w:top w:val="single" w:sz="4" w:color="000000"/>
+              <w:bottom w:val="single" w:sz="4" w:color="000000"/>
+              <w:left w:val="single" w:sz="4" w:color="000000"/>
+              <w:right w:val="single" w:sz="4" w:color="000000"/>
+            </w:tcBorders>
+          </w:tcPr>
+          <w:p>
+            <w:pPr>
+              <w:spacing w:before="0" w:after="0"/>
+              <w:jc w:val="center"/>
+            </w:pPr>
+            <w:r/>
+            <w:r>
+              <w:rPr>
+                <w:rFonts w:ascii="Arial" w:hAnsi="Arial" w:cs="Arial" w:eastAsia="Arial"/>
+                <w:b w:val="0"/>
+                <w:i w:val="0"/>
+                <w:sz w:val="14"/>
+              </w:rPr>
+              <w:t>Месяц</w:t>
+            </w:r>
+          </w:p>
+        </w:tc>
+        <w:tc>
+          <w:tcPr>
+            <w:tcW w:type="dxa" w:w="979"/>
+            <w:vAlign w:val="center"/>
+            <w:tcBorders>
+              <w:top w:val="single" w:sz="4" w:color="000000"/>
+              <w:bottom w:val="single" w:sz="4" w:color="000000"/>
+              <w:left w:val="single" w:sz="4" w:color="000000"/>
+              <w:right w:val="single" w:sz="4" w:color="000000"/>
+            </w:tcBorders>
+          </w:tcPr>
+          <w:p>
+            <w:pPr>
+              <w:spacing w:before="0" w:after="0"/>
+              <w:jc w:val="center"/>
+            </w:pPr>
+            <w:r/>
+            <w:r>
+              <w:rPr>
+                <w:rFonts w:ascii="Arial" w:hAnsi="Arial" w:cs="Arial" w:eastAsia="Arial"/>
+                <w:b w:val="0"/>
+                <w:i w:val="0"/>
+                <w:sz w:val="14"/>
+              </w:rPr>
+              <w:t>Код дохода</w:t>
+            </w:r>
+          </w:p>
+        </w:tc>
+        <w:tc>
+          <w:tcPr>
+            <w:tcW w:type="dxa" w:w="979"/>
+            <w:vAlign w:val="center"/>
+            <w:tcBorders>
+              <w:top w:val="single" w:sz="4" w:color="000000"/>
+              <w:bottom w:val="single" w:sz="4" w:color="000000"/>
+              <w:left w:val="single" w:sz="4" w:color="000000"/>
+              <w:right w:val="single" w:sz="4" w:color="000000"/>
+            </w:tcBorders>
+          </w:tcPr>
+          <w:p>
+            <w:pPr>
+              <w:spacing w:before="0" w:after="0"/>
+              <w:jc w:val="center"/>
+            </w:pPr>
+            <w:r/>
+            <w:r>
+              <w:rPr>
+                <w:rFonts w:ascii="Arial" w:hAnsi="Arial" w:cs="Arial" w:eastAsia="Arial"/>
+                <w:b w:val="0"/>
+                <w:i w:val="0"/>
+                <w:sz w:val="14"/>
+              </w:rPr>
+              <w:t>Сумма дохода</w:t>
+            </w:r>
+          </w:p>
+        </w:tc>
+        <w:tc>
+          <w:tcPr>
+            <w:tcW w:type="dxa" w:w="979"/>
+            <w:vAlign w:val="center"/>
+            <w:tcBorders>
+              <w:top w:val="single" w:sz="4" w:color="000000"/>
+              <w:bottom w:val="single" w:sz="4" w:color="000000"/>
+              <w:left w:val="single" w:sz="4" w:color="000000"/>
+              <w:right w:val="single" w:sz="4" w:color="000000"/>
+            </w:tcBorders>
+          </w:tcPr>
+          <w:p>
+            <w:pPr>
+              <w:spacing w:before="0" w:after="0"/>
+              <w:jc w:val="center"/>
+            </w:pPr>
+            <w:r/>
+            <w:r>
+              <w:rPr>
+                <w:rFonts w:ascii="Arial" w:hAnsi="Arial" w:cs="Arial" w:eastAsia="Arial"/>
+                <w:b w:val="0"/>
+                <w:i w:val="0"/>
+                <w:sz w:val="14"/>
+              </w:rPr>
+              <w:t>Код вычета</w:t>
+            </w:r>
+          </w:p>
+        </w:tc>
+        <w:tc>
+          <w:tcPr>
+            <w:tcW w:type="dxa" w:w="979"/>
+            <w:vAlign w:val="center"/>
+            <w:tcBorders>
+              <w:top w:val="single" w:sz="4" w:color="000000"/>
+              <w:bottom w:val="single" w:sz="4" w:color="000000"/>
+              <w:left w:val="single" w:sz="4" w:color="000000"/>
+              <w:right w:val="single" w:sz="4" w:color="000000"/>
+            </w:tcBorders>
+          </w:tcPr>
+          <w:p>
+            <w:pPr>
+              <w:spacing w:before="0" w:after="0"/>
+              <w:jc w:val="center"/>
+            </w:pPr>
+            <w:r/>
+            <w:r>
+              <w:rPr>
+                <w:rFonts w:ascii="Arial" w:hAnsi="Arial" w:cs="Arial" w:eastAsia="Arial"/>
+                <w:b w:val="0"/>
+                <w:i w:val="0"/>
+                <w:sz w:val="14"/>
+              </w:rPr>
+              <w:t>Сумма вычета</w:t>
+            </w:r>
+          </w:p>
+        </w:tc>
+      </w:tr>
+      <w:tr>
+        <w:tc>
+          <w:tcPr>
+            <w:tcW w:type="dxa" w:w="979"/>
+            <w:vAlign w:val="center"/>
+            <w:tcBorders>
+              <w:top w:val="single" w:sz="4" w:color="000000"/>
+              <w:bottom w:val="single" w:sz="4" w:color="000000"/>
+              <w:left w:val="single" w:sz="4" w:color="000000"/>
+              <w:right w:val="single" w:sz="4" w:color="000000"/>
+            </w:tcBorders>
+          </w:tcPr>
+          <w:p>
+            <w:pPr>
+              <w:spacing w:before="0" w:after="0"/>
+              <w:jc w:val="left"/>
+            </w:pPr>
+            <w:r/>
+            <w:r>
+              <w:rPr>
+                <w:rFonts w:ascii="Arial" w:hAnsi="Arial" w:cs="Arial" w:eastAsia="Arial"/>
+                <w:b w:val="0"/>
+                <w:i w:val="0"/>
+                <w:sz w:val="18"/>
+              </w:rPr>
+              <w:t>{{ ndfl_2.rows[0].month }}</w:t>
+            </w:r>
+          </w:p>
+        </w:tc>
+        <w:tc>
+          <w:tcPr>
+            <w:tcW w:type="dxa" w:w="979"/>
+            <w:vAlign w:val="center"/>
+            <w:tcBorders>
+              <w:top w:val="single" w:sz="4" w:color="000000"/>
+              <w:bottom w:val="single" w:sz="4" w:color="000000"/>
+              <w:left w:val="single" w:sz="4" w:color="000000"/>
+              <w:right w:val="single" w:sz="4" w:color="000000"/>
+            </w:tcBorders>
+          </w:tcPr>
+          <w:p>
+            <w:pPr>
+              <w:spacing w:before="0" w:after="0"/>
+              <w:jc w:val="left"/>
+            </w:pPr>
+            <w:r/>
+            <w:r>
+              <w:rPr>
+                <w:rFonts w:ascii="Arial" w:hAnsi="Arial" w:cs="Arial" w:eastAsia="Arial"/>
+                <w:b w:val="0"/>
+                <w:i w:val="0"/>
+                <w:sz w:val="18"/>
+              </w:rPr>
+              <w:t>{{ ndfl_2.rows[0].income_code }}</w:t>
+            </w:r>
+          </w:p>
+        </w:tc>
+        <w:tc>
+          <w:tcPr>
+            <w:tcW w:type="dxa" w:w="979"/>
+            <w:vAlign w:val="center"/>
+            <w:tcBorders>
+              <w:top w:val="single" w:sz="4" w:color="000000"/>
+              <w:bottom w:val="single" w:sz="4" w:color="000000"/>
+              <w:left w:val="single" w:sz="4" w:color="000000"/>
+              <w:right w:val="single" w:sz="4" w:color="000000"/>
+            </w:tcBorders>
+          </w:tcPr>
+          <w:p>
+            <w:pPr>
+              <w:spacing w:before="0" w:after="0"/>
+              <w:jc w:val="right"/>
+            </w:pPr>
+            <w:r/>
+            <w:r>
+              <w:rPr>
+                <w:rFonts w:ascii="Arial" w:hAnsi="Arial" w:cs="Arial" w:eastAsia="Arial"/>
+                <w:b w:val="0"/>
+                <w:i w:val="0"/>
+                <w:sz w:val="18"/>
+              </w:rPr>
+              <w:t>{{ ndfl_2.rows[0].income_amount }}</w:t>
+            </w:r>
+          </w:p>
+        </w:tc>
+        <w:tc>
+          <w:tcPr>
+            <w:tcW w:type="dxa" w:w="979"/>
+            <w:vAlign w:val="center"/>
+            <w:tcBorders>
+              <w:top w:val="single" w:sz="4" w:color="000000"/>
+              <w:bottom w:val="single" w:sz="4" w:color="000000"/>
+              <w:left w:val="single" w:sz="4" w:color="000000"/>
+              <w:right w:val="single" w:sz="4" w:color="000000"/>
+            </w:tcBorders>
+          </w:tcPr>
+          <w:p>
+            <w:pPr>
+              <w:spacing w:before="0" w:after="0"/>
+              <w:jc w:val="left"/>
+            </w:pPr>
+            <w:r/>
+            <w:r>
+              <w:rPr>
+                <w:rFonts w:ascii="Arial" w:hAnsi="Arial" w:cs="Arial" w:eastAsia="Arial"/>
+                <w:b w:val="0"/>
+                <w:i w:val="0"/>
+                <w:sz w:val="18"/>
+              </w:rPr>
+              <w:t>{{ ndfl_2.rows[0].deduction_code }}</w:t>
+            </w:r>
+          </w:p>
+        </w:tc>
+        <w:tc>
+          <w:tcPr>
+            <w:tcW w:type="dxa" w:w="979"/>
+            <w:vAlign w:val="center"/>
+            <w:tcBorders>
+              <w:top w:val="single" w:sz="4" w:color="000000"/>
+              <w:bottom w:val="single" w:sz="4" w:color="000000"/>
+              <w:left w:val="single" w:sz="4" w:color="000000"/>
+              <w:right w:val="single" w:sz="4" w:color="000000"/>
+            </w:tcBorders>
+          </w:tcPr>
+          <w:p>
+            <w:pPr>
+              <w:spacing w:before="0" w:after="0"/>
+              <w:jc w:val="right"/>
+            </w:pPr>
+            <w:r/>
+            <w:r>
+              <w:rPr>
+                <w:rFonts w:ascii="Arial" w:hAnsi="Arial" w:cs="Arial" w:eastAsia="Arial"/>
+                <w:b w:val="0"/>
+                <w:i w:val="0"/>
+                <w:sz w:val="18"/>
+              </w:rPr>
+              <w:t>{{ ndfl_2.rows[0].deduction_amount }}</w:t>
+            </w:r>
+          </w:p>
+        </w:tc>
+        <w:tc>
+          <w:tcPr>
+            <w:tcW w:type="dxa" w:w="979"/>
+            <w:vAlign w:val="center"/>
+            <w:tcBorders>
+              <w:top w:val="nil" w:sz="4" w:color="000000"/>
+              <w:bottom w:val="nil" w:sz="4" w:color="000000"/>
+              <w:left w:val="single" w:sz="4" w:color="000000"/>
+              <w:right w:val="single" w:sz="4" w:color="000000"/>
+            </w:tcBorders>
+          </w:tcPr>
+          <w:p>
+            <w:pPr>
+              <w:spacing w:before="0" w:after="0"/>
+            </w:pPr>
+            <w:r/>
+          </w:p>
+        </w:tc>
+        <w:tc>
+          <w:tcPr>
+            <w:tcW w:type="dxa" w:w="979"/>
+            <w:vAlign w:val="center"/>
+            <w:tcBorders>
+              <w:top w:val="single" w:sz="4" w:color="000000"/>
+              <w:bottom w:val="single" w:sz="4" w:color="000000"/>
+              <w:left w:val="single" w:sz="4" w:color="000000"/>
+              <w:right w:val="single" w:sz="4" w:color="000000"/>
+            </w:tcBorders>
+          </w:tcPr>
+          <w:p>
+            <w:pPr>
+              <w:spacing w:before="0" w:after="0"/>
+              <w:jc w:val="left"/>
+            </w:pPr>
+            <w:r/>
+            <w:r>
+              <w:rPr>
+                <w:rFonts w:ascii="Arial" w:hAnsi="Arial" w:cs="Arial" w:eastAsia="Arial"/>
+                <w:b w:val="0"/>
+                <w:i w:val="0"/>
+                <w:sz w:val="18"/>
+              </w:rPr>
+              <w:t>{{ ndfl_2.rows[14].month }}</w:t>
+            </w:r>
+          </w:p>
+        </w:tc>
+        <w:tc>
+          <w:tcPr>
+            <w:tcW w:type="dxa" w:w="979"/>
+            <w:vAlign w:val="center"/>
+            <w:tcBorders>
+              <w:top w:val="single" w:sz="4" w:color="000000"/>
+              <w:bottom w:val="single" w:sz="4" w:color="000000"/>
+              <w:left w:val="single" w:sz="4" w:color="000000"/>
+              <w:right w:val="single" w:sz="4" w:color="000000"/>
+            </w:tcBorders>
+          </w:tcPr>
+          <w:p>
+            <w:pPr>
+              <w:spacing w:before="0" w:after="0"/>
+              <w:jc w:val="left"/>
+            </w:pPr>
+            <w:r/>
+            <w:r>
+              <w:rPr>
+                <w:rFonts w:ascii="Arial" w:hAnsi="Arial" w:cs="Arial" w:eastAsia="Arial"/>
+                <w:b w:val="0"/>
+                <w:i w:val="0"/>
+                <w:sz w:val="18"/>
+              </w:rPr>
+              <w:t>{{ ndfl_2.rows[14].income_code }}</w:t>
+            </w:r>
+          </w:p>
+        </w:tc>
+        <w:tc>
+          <w:tcPr>
+            <w:tcW w:type="dxa" w:w="979"/>
+            <w:vAlign w:val="center"/>
+            <w:tcBorders>
+              <w:top w:val="single" w:sz="4" w:color="000000"/>
+              <w:bottom w:val="single" w:sz="4" w:color="000000"/>
+              <w:left w:val="single" w:sz="4" w:color="000000"/>
+              <w:right w:val="single" w:sz="4" w:color="000000"/>
+            </w:tcBorders>
+          </w:tcPr>
+          <w:p>
+            <w:pPr>
+              <w:spacing w:before="0" w:after="0"/>
+              <w:jc w:val="right"/>
+            </w:pPr>
+            <w:r/>
+            <w:r>
+              <w:rPr>
+                <w:rFonts w:ascii="Arial" w:hAnsi="Arial" w:cs="Arial" w:eastAsia="Arial"/>
+                <w:b w:val="0"/>
+                <w:i w:val="0"/>
+                <w:sz w:val="18"/>
+              </w:rPr>
+              <w:t>{{ ndfl_2.rows[14].income_amount }}</w:t>
+            </w:r>
+          </w:p>
+        </w:tc>
+        <w:tc>
+          <w:tcPr>
+            <w:tcW w:type="dxa" w:w="979"/>
+            <w:vAlign w:val="center"/>
+            <w:tcBorders>
+              <w:top w:val="single" w:sz="4" w:color="000000"/>
+              <w:bottom w:val="single" w:sz="4" w:color="000000"/>
+              <w:left w:val="single" w:sz="4" w:color="000000"/>
+              <w:right w:val="single" w:sz="4" w:color="000000"/>
+            </w:tcBorders>
+          </w:tcPr>
+          <w:p>
+            <w:pPr>
+              <w:spacing w:before="0" w:after="0"/>
+              <w:jc w:val="left"/>
+            </w:pPr>
+            <w:r/>
+            <w:r>
+              <w:rPr>
+                <w:rFonts w:ascii="Arial" w:hAnsi="Arial" w:cs="Arial" w:eastAsia="Arial"/>
+                <w:b w:val="0"/>
+                <w:i w:val="0"/>
+                <w:sz w:val="18"/>
+              </w:rPr>
+              <w:t>{{ ndfl_2.rows[14].deduction_code }}</w:t>
+            </w:r>
+          </w:p>
+        </w:tc>
+        <w:tc>
+          <w:tcPr>
+            <w:tcW w:type="dxa" w:w="979"/>
+            <w:vAlign w:val="center"/>
+            <w:tcBorders>
+              <w:top w:val="single" w:sz="4" w:color="000000"/>
+              <w:bottom w:val="single" w:sz="4" w:color="000000"/>
+              <w:left w:val="single" w:sz="4" w:color="000000"/>
+              <w:right w:val="single" w:sz="4" w:color="000000"/>
+            </w:tcBorders>
+          </w:tcPr>
+          <w:p>
+            <w:pPr>
+              <w:spacing w:before="0" w:after="0"/>
+              <w:jc w:val="right"/>
+            </w:pPr>
+            <w:r/>
+            <w:r>
+              <w:rPr>
+                <w:rFonts w:ascii="Arial" w:hAnsi="Arial" w:cs="Arial" w:eastAsia="Arial"/>
+                <w:b w:val="0"/>
+                <w:i w:val="0"/>
+                <w:sz w:val="18"/>
+              </w:rPr>
+              <w:t>{{ ndfl_2.rows[14].deduction_amount }}</w:t>
+            </w:r>
+          </w:p>
+        </w:tc>
+      </w:tr>
+      <w:tr>
+        <w:tc>
+          <w:tcPr>
+            <w:tcW w:type="dxa" w:w="979"/>
+            <w:vAlign w:val="center"/>
+            <w:tcBorders>
+              <w:top w:val="single" w:sz="4" w:color="000000"/>
+              <w:bottom w:val="single" w:sz="4" w:color="000000"/>
+              <w:left w:val="single" w:sz="4" w:color="000000"/>
+              <w:right w:val="single" w:sz="4" w:color="000000"/>
+            </w:tcBorders>
+          </w:tcPr>
+          <w:p>
+            <w:pPr>
+              <w:spacing w:before="0" w:after="0"/>
+              <w:jc w:val="left"/>
+            </w:pPr>
+            <w:r/>
+            <w:r>
+              <w:rPr>
+                <w:rFonts w:ascii="Arial" w:hAnsi="Arial" w:cs="Arial" w:eastAsia="Arial"/>
+                <w:b w:val="0"/>
+                <w:i w:val="0"/>
+                <w:sz w:val="18"/>
+              </w:rPr>
+              <w:t>{{ ndfl_2.rows[1].month }}</w:t>
+            </w:r>
+          </w:p>
+        </w:tc>
+        <w:tc>
+          <w:tcPr>
+            <w:tcW w:type="dxa" w:w="979"/>
+            <w:vAlign w:val="center"/>
+            <w:tcBorders>
+              <w:top w:val="single" w:sz="4" w:color="000000"/>
+              <w:bottom w:val="single" w:sz="4" w:color="000000"/>
+              <w:left w:val="single" w:sz="4" w:color="000000"/>
+              <w:right w:val="single" w:sz="4" w:color="000000"/>
+            </w:tcBorders>
+          </w:tcPr>
+          <w:p>
+            <w:pPr>
+              <w:spacing w:before="0" w:after="0"/>
+              <w:jc w:val="left"/>
+            </w:pPr>
+            <w:r/>
+            <w:r>
+              <w:rPr>
+                <w:rFonts w:ascii="Arial" w:hAnsi="Arial" w:cs="Arial" w:eastAsia="Arial"/>
+                <w:b w:val="0"/>
+                <w:i w:val="0"/>
+                <w:sz w:val="18"/>
+              </w:rPr>
+              <w:t>{{ ndfl_2.rows[1].income_code }}</w:t>
+            </w:r>
+          </w:p>
+        </w:tc>
+        <w:tc>
+          <w:tcPr>
+            <w:tcW w:type="dxa" w:w="979"/>
+            <w:vAlign w:val="center"/>
+            <w:tcBorders>
+              <w:top w:val="single" w:sz="4" w:color="000000"/>
+              <w:bottom w:val="single" w:sz="4" w:color="000000"/>
+              <w:left w:val="single" w:sz="4" w:color="000000"/>
+              <w:right w:val="single" w:sz="4" w:color="000000"/>
+            </w:tcBorders>
+          </w:tcPr>
+          <w:p>
+            <w:pPr>
+              <w:spacing w:before="0" w:after="0"/>
+              <w:jc w:val="right"/>
+            </w:pPr>
+            <w:r/>
+            <w:r>
+              <w:rPr>
+                <w:rFonts w:ascii="Arial" w:hAnsi="Arial" w:cs="Arial" w:eastAsia="Arial"/>
+                <w:b w:val="0"/>
+                <w:i w:val="0"/>
+                <w:sz w:val="18"/>
+              </w:rPr>
+              <w:t>{{ ndfl_2.rows[1].income_amount }}</w:t>
+            </w:r>
+          </w:p>
+        </w:tc>
+        <w:tc>
+          <w:tcPr>
+            <w:tcW w:type="dxa" w:w="979"/>
+            <w:vAlign w:val="center"/>
+            <w:tcBorders>
+              <w:top w:val="single" w:sz="4" w:color="000000"/>
+              <w:bottom w:val="single" w:sz="4" w:color="000000"/>
+              <w:left w:val="single" w:sz="4" w:color="000000"/>
+              <w:right w:val="single" w:sz="4" w:color="000000"/>
+            </w:tcBorders>
+          </w:tcPr>
+          <w:p>
+            <w:pPr>
+              <w:spacing w:before="0" w:after="0"/>
+              <w:jc w:val="left"/>
+            </w:pPr>
+            <w:r/>
+            <w:r>
+              <w:rPr>
+                <w:rFonts w:ascii="Arial" w:hAnsi="Arial" w:cs="Arial" w:eastAsia="Arial"/>
+                <w:b w:val="0"/>
+                <w:i w:val="0"/>
+                <w:sz w:val="18"/>
+              </w:rPr>
+              <w:t>{{ ndfl_2.rows[1].deduction_code }}</w:t>
+            </w:r>
+          </w:p>
+        </w:tc>
+        <w:tc>
+          <w:tcPr>
+            <w:tcW w:type="dxa" w:w="979"/>
+            <w:vAlign w:val="center"/>
+            <w:tcBorders>
+              <w:top w:val="single" w:sz="4" w:color="000000"/>
+              <w:bottom w:val="single" w:sz="4" w:color="000000"/>
+              <w:left w:val="single" w:sz="4" w:color="000000"/>
+              <w:right w:val="single" w:sz="4" w:color="000000"/>
+            </w:tcBorders>
+          </w:tcPr>
+          <w:p>
+            <w:pPr>
+              <w:spacing w:before="0" w:after="0"/>
+              <w:jc w:val="right"/>
+            </w:pPr>
+            <w:r/>
+            <w:r>
+              <w:rPr>
+                <w:rFonts w:ascii="Arial" w:hAnsi="Arial" w:cs="Arial" w:eastAsia="Arial"/>
+                <w:b w:val="0"/>
+                <w:i w:val="0"/>
+                <w:sz w:val="18"/>
+              </w:rPr>
+              <w:t>{{ ndfl_2.rows[1].deduction_amount }}</w:t>
+            </w:r>
+          </w:p>
+        </w:tc>
+        <w:tc>
+          <w:tcPr>
+            <w:tcW w:type="dxa" w:w="979"/>
+            <w:vAlign w:val="center"/>
+            <w:tcBorders>
+              <w:top w:val="nil" w:sz="4" w:color="000000"/>
+              <w:bottom w:val="nil" w:sz="4" w:color="000000"/>
+              <w:left w:val="single" w:sz="4" w:color="000000"/>
+              <w:right w:val="single" w:sz="4" w:color="000000"/>
+            </w:tcBorders>
+          </w:tcPr>
+          <w:p>
+            <w:pPr>
+              <w:spacing w:before="0" w:after="0"/>
+            </w:pPr>
+            <w:r/>
+          </w:p>
+        </w:tc>
+        <w:tc>
+          <w:tcPr>
+            <w:tcW w:type="dxa" w:w="979"/>
+            <w:vAlign w:val="center"/>
+            <w:tcBorders>
+              <w:top w:val="single" w:sz="4" w:color="000000"/>
+              <w:bottom w:val="single" w:sz="4" w:color="000000"/>
+              <w:left w:val="single" w:sz="4" w:color="000000"/>
+              <w:right w:val="single" w:sz="4" w:color="000000"/>
+            </w:tcBorders>
+          </w:tcPr>
+          <w:p>
+            <w:pPr>
+              <w:spacing w:before="0" w:after="0"/>
+              <w:jc w:val="left"/>
+            </w:pPr>
+            <w:r/>
+            <w:r>
+              <w:rPr>
+                <w:rFonts w:ascii="Arial" w:hAnsi="Arial" w:cs="Arial" w:eastAsia="Arial"/>
+                <w:b w:val="0"/>
+                <w:i w:val="0"/>
+                <w:sz w:val="18"/>
+              </w:rPr>
+              <w:t>{{ ndfl_2.rows[15].month }}</w:t>
+            </w:r>
+          </w:p>
+        </w:tc>
+        <w:tc>
+          <w:tcPr>
+            <w:tcW w:type="dxa" w:w="979"/>
+            <w:vAlign w:val="center"/>
+            <w:tcBorders>
+              <w:top w:val="single" w:sz="4" w:color="000000"/>
+              <w:bottom w:val="single" w:sz="4" w:color="000000"/>
+              <w:left w:val="single" w:sz="4" w:color="000000"/>
+              <w:right w:val="single" w:sz="4" w:color="000000"/>
+            </w:tcBorders>
+          </w:tcPr>
+          <w:p>
+            <w:pPr>
+              <w:spacing w:before="0" w:after="0"/>
+              <w:jc w:val="left"/>
+            </w:pPr>
+            <w:r/>
+            <w:r>
+              <w:rPr>
+                <w:rFonts w:ascii="Arial" w:hAnsi="Arial" w:cs="Arial" w:eastAsia="Arial"/>
+                <w:b w:val="0"/>
+                <w:i w:val="0"/>
+                <w:sz w:val="18"/>
+              </w:rPr>
+              <w:t>{{ ndfl_2.rows[15].income_code }}</w:t>
+            </w:r>
+          </w:p>
+        </w:tc>
+        <w:tc>
+          <w:tcPr>
+            <w:tcW w:type="dxa" w:w="979"/>
+            <w:vAlign w:val="center"/>
+            <w:tcBorders>
+              <w:top w:val="single" w:sz="4" w:color="000000"/>
+              <w:bottom w:val="single" w:sz="4" w:color="000000"/>
+              <w:left w:val="single" w:sz="4" w:color="000000"/>
+              <w:right w:val="single" w:sz="4" w:color="000000"/>
+            </w:tcBorders>
+          </w:tcPr>
+          <w:p>
+            <w:pPr>
+              <w:spacing w:before="0" w:after="0"/>
+              <w:jc w:val="right"/>
+            </w:pPr>
+            <w:r/>
+            <w:r>
+              <w:rPr>
+                <w:rFonts w:ascii="Arial" w:hAnsi="Arial" w:cs="Arial" w:eastAsia="Arial"/>
+                <w:b w:val="0"/>
+                <w:i w:val="0"/>
+                <w:sz w:val="18"/>
+              </w:rPr>
+              <w:t>{{ ndfl_2.rows[15].income_amount }}</w:t>
+            </w:r>
+          </w:p>
+        </w:tc>
+        <w:tc>
+          <w:tcPr>
+            <w:tcW w:type="dxa" w:w="979"/>
+            <w:vAlign w:val="center"/>
+            <w:tcBorders>
+              <w:top w:val="single" w:sz="4" w:color="000000"/>
+              <w:bottom w:val="single" w:sz="4" w:color="000000"/>
+              <w:left w:val="single" w:sz="4" w:color="000000"/>
+              <w:right w:val="single" w:sz="4" w:color="000000"/>
+            </w:tcBorders>
+          </w:tcPr>
+          <w:p>
+            <w:pPr>
+              <w:spacing w:before="0" w:after="0"/>
+              <w:jc w:val="left"/>
+            </w:pPr>
+            <w:r/>
+            <w:r>
+              <w:rPr>
+                <w:rFonts w:ascii="Arial" w:hAnsi="Arial" w:cs="Arial" w:eastAsia="Arial"/>
+                <w:b w:val="0"/>
+                <w:i w:val="0"/>
+                <w:sz w:val="18"/>
+              </w:rPr>
+              <w:t>{{ ndfl_2.rows[15].deduction_code }}</w:t>
+            </w:r>
+          </w:p>
+        </w:tc>
+        <w:tc>
+          <w:tcPr>
+            <w:tcW w:type="dxa" w:w="979"/>
+            <w:vAlign w:val="center"/>
+            <w:tcBorders>
+              <w:top w:val="single" w:sz="4" w:color="000000"/>
+              <w:bottom w:val="single" w:sz="4" w:color="000000"/>
+              <w:left w:val="single" w:sz="4" w:color="000000"/>
+              <w:right w:val="single" w:sz="4" w:color="000000"/>
+            </w:tcBorders>
+          </w:tcPr>
+          <w:p>
+            <w:pPr>
+              <w:spacing w:before="0" w:after="0"/>
+              <w:jc w:val="right"/>
+            </w:pPr>
+            <w:r/>
+            <w:r>
+              <w:rPr>
+                <w:rFonts w:ascii="Arial" w:hAnsi="Arial" w:cs="Arial" w:eastAsia="Arial"/>
+                <w:b w:val="0"/>
+                <w:i w:val="0"/>
+                <w:sz w:val="18"/>
+              </w:rPr>
+              <w:t>{{ ndfl_2.rows[15].deduction_amount }}</w:t>
+            </w:r>
+          </w:p>
+        </w:tc>
+      </w:tr>
+      <w:tr>
+        <w:tc>
+          <w:tcPr>
+            <w:tcW w:type="dxa" w:w="979"/>
+            <w:vAlign w:val="center"/>
+            <w:tcBorders>
+              <w:top w:val="single" w:sz="4" w:color="000000"/>
+              <w:bottom w:val="single" w:sz="4" w:color="000000"/>
+              <w:left w:val="single" w:sz="4" w:color="000000"/>
+              <w:right w:val="single" w:sz="4" w:color="000000"/>
+            </w:tcBorders>
+          </w:tcPr>
+          <w:p>
+            <w:pPr>
+              <w:spacing w:before="0" w:after="0"/>
+              <w:jc w:val="left"/>
+            </w:pPr>
+            <w:r/>
+            <w:r>
+              <w:rPr>
+                <w:rFonts w:ascii="Arial" w:hAnsi="Arial" w:cs="Arial" w:eastAsia="Arial"/>
+                <w:b w:val="0"/>
+                <w:i w:val="0"/>
+                <w:sz w:val="18"/>
+              </w:rPr>
+              <w:t>{{ ndfl_2.rows[2].month }}</w:t>
+            </w:r>
+          </w:p>
+        </w:tc>
+        <w:tc>
+          <w:tcPr>
+            <w:tcW w:type="dxa" w:w="979"/>
+            <w:vAlign w:val="center"/>
+            <w:tcBorders>
+              <w:top w:val="single" w:sz="4" w:color="000000"/>
+              <w:bottom w:val="single" w:sz="4" w:color="000000"/>
+              <w:left w:val="single" w:sz="4" w:color="000000"/>
+              <w:right w:val="single" w:sz="4" w:color="000000"/>
+            </w:tcBorders>
+          </w:tcPr>
+          <w:p>
+            <w:pPr>
+              <w:spacing w:before="0" w:after="0"/>
+              <w:jc w:val="left"/>
+            </w:pPr>
+            <w:r/>
+            <w:r>
+              <w:rPr>
+                <w:rFonts w:ascii="Arial" w:hAnsi="Arial" w:cs="Arial" w:eastAsia="Arial"/>
+                <w:b w:val="0"/>
+                <w:i w:val="0"/>
+                <w:sz w:val="18"/>
+              </w:rPr>
+              <w:t>{{ ndfl_2.rows[2].income_code }}</w:t>
+            </w:r>
+          </w:p>
+        </w:tc>
+        <w:tc>
+          <w:tcPr>
+            <w:tcW w:type="dxa" w:w="979"/>
+            <w:vAlign w:val="center"/>
+            <w:tcBorders>
+              <w:top w:val="single" w:sz="4" w:color="000000"/>
+              <w:bottom w:val="single" w:sz="4" w:color="000000"/>
+              <w:left w:val="single" w:sz="4" w:color="000000"/>
+              <w:right w:val="single" w:sz="4" w:color="000000"/>
+            </w:tcBorders>
+          </w:tcPr>
+          <w:p>
+            <w:pPr>
+              <w:spacing w:before="0" w:after="0"/>
+              <w:jc w:val="right"/>
+            </w:pPr>
+            <w:r/>
+            <w:r>
+              <w:rPr>
+                <w:rFonts w:ascii="Arial" w:hAnsi="Arial" w:cs="Arial" w:eastAsia="Arial"/>
+                <w:b w:val="0"/>
+                <w:i w:val="0"/>
+                <w:sz w:val="18"/>
+              </w:rPr>
+              <w:t>{{ ndfl_2.rows[2].income_amount }}</w:t>
+            </w:r>
+          </w:p>
+        </w:tc>
+        <w:tc>
+          <w:tcPr>
+            <w:tcW w:type="dxa" w:w="979"/>
+            <w:vAlign w:val="center"/>
+            <w:tcBorders>
+              <w:top w:val="single" w:sz="4" w:color="000000"/>
+              <w:bottom w:val="single" w:sz="4" w:color="000000"/>
+              <w:left w:val="single" w:sz="4" w:color="000000"/>
+              <w:right w:val="single" w:sz="4" w:color="000000"/>
+            </w:tcBorders>
+          </w:tcPr>
+          <w:p>
+            <w:pPr>
+              <w:spacing w:before="0" w:after="0"/>
+              <w:jc w:val="left"/>
+            </w:pPr>
+            <w:r/>
+            <w:r>
+              <w:rPr>
+                <w:rFonts w:ascii="Arial" w:hAnsi="Arial" w:cs="Arial" w:eastAsia="Arial"/>
+                <w:b w:val="0"/>
+                <w:i w:val="0"/>
+                <w:sz w:val="18"/>
+              </w:rPr>
+              <w:t>{{ ndfl_2.rows[2].deduction_code }}</w:t>
+            </w:r>
+          </w:p>
+        </w:tc>
+        <w:tc>
+          <w:tcPr>
+            <w:tcW w:type="dxa" w:w="979"/>
+            <w:vAlign w:val="center"/>
+            <w:tcBorders>
+              <w:top w:val="single" w:sz="4" w:color="000000"/>
+              <w:bottom w:val="single" w:sz="4" w:color="000000"/>
+              <w:left w:val="single" w:sz="4" w:color="000000"/>
+              <w:right w:val="single" w:sz="4" w:color="000000"/>
+            </w:tcBorders>
+          </w:tcPr>
+          <w:p>
+            <w:pPr>
+              <w:spacing w:before="0" w:after="0"/>
+              <w:jc w:val="right"/>
+            </w:pPr>
+            <w:r/>
+            <w:r>
+              <w:rPr>
+                <w:rFonts w:ascii="Arial" w:hAnsi="Arial" w:cs="Arial" w:eastAsia="Arial"/>
+                <w:b w:val="0"/>
+                <w:i w:val="0"/>
+                <w:sz w:val="18"/>
+              </w:rPr>
+              <w:t>{{ ndfl_2.rows[2].deduction_amount }}</w:t>
+            </w:r>
+          </w:p>
+        </w:tc>
+        <w:tc>
+          <w:tcPr>
+            <w:tcW w:type="dxa" w:w="979"/>
+            <w:vAlign w:val="center"/>
+            <w:tcBorders>
+              <w:top w:val="nil" w:sz="4" w:color="000000"/>
+              <w:bottom w:val="nil" w:sz="4" w:color="000000"/>
+              <w:left w:val="single" w:sz="4" w:color="000000"/>
+              <w:right w:val="single" w:sz="4" w:color="000000"/>
+            </w:tcBorders>
+          </w:tcPr>
+          <w:p>
+            <w:pPr>
+              <w:spacing w:before="0" w:after="0"/>
+            </w:pPr>
+            <w:r/>
+          </w:p>
+        </w:tc>
+        <w:tc>
+          <w:tcPr>
+            <w:tcW w:type="dxa" w:w="979"/>
+            <w:vAlign w:val="center"/>
+            <w:tcBorders>
+              <w:top w:val="single" w:sz="4" w:color="000000"/>
+              <w:bottom w:val="single" w:sz="4" w:color="000000"/>
+              <w:left w:val="single" w:sz="4" w:color="000000"/>
+              <w:right w:val="single" w:sz="4" w:color="000000"/>
+            </w:tcBorders>
+          </w:tcPr>
+          <w:p>
+            <w:pPr>
+              <w:spacing w:before="0" w:after="0"/>
+              <w:jc w:val="left"/>
+            </w:pPr>
+            <w:r/>
+            <w:r>
+              <w:rPr>
+                <w:rFonts w:ascii="Arial" w:hAnsi="Arial" w:cs="Arial" w:eastAsia="Arial"/>
+                <w:b w:val="0"/>
+                <w:i w:val="0"/>
+                <w:sz w:val="18"/>
+              </w:rPr>
+              <w:t>{{ ndfl_2.rows[16].month }}</w:t>
+            </w:r>
+          </w:p>
+        </w:tc>
+        <w:tc>
+          <w:tcPr>
+            <w:tcW w:type="dxa" w:w="979"/>
+            <w:vAlign w:val="center"/>
+            <w:tcBorders>
+              <w:top w:val="single" w:sz="4" w:color="000000"/>
+              <w:bottom w:val="single" w:sz="4" w:color="000000"/>
+              <w:left w:val="single" w:sz="4" w:color="000000"/>
+              <w:right w:val="single" w:sz="4" w:color="000000"/>
+            </w:tcBorders>
+          </w:tcPr>
+          <w:p>
+            <w:pPr>
+              <w:spacing w:before="0" w:after="0"/>
+              <w:jc w:val="left"/>
+            </w:pPr>
+            <w:r/>
+            <w:r>
+              <w:rPr>
+                <w:rFonts w:ascii="Arial" w:hAnsi="Arial" w:cs="Arial" w:eastAsia="Arial"/>
+                <w:b w:val="0"/>
+                <w:i w:val="0"/>
+                <w:sz w:val="18"/>
+              </w:rPr>
+              <w:t>{{ ndfl_2.rows[16].income_code }}</w:t>
+            </w:r>
+          </w:p>
+        </w:tc>
+        <w:tc>
+          <w:tcPr>
+            <w:tcW w:type="dxa" w:w="979"/>
+            <w:vAlign w:val="center"/>
+            <w:tcBorders>
+              <w:top w:val="single" w:sz="4" w:color="000000"/>
+              <w:bottom w:val="single" w:sz="4" w:color="000000"/>
+              <w:left w:val="single" w:sz="4" w:color="000000"/>
+              <w:right w:val="single" w:sz="4" w:color="000000"/>
+            </w:tcBorders>
+          </w:tcPr>
+          <w:p>
+            <w:pPr>
+              <w:spacing w:before="0" w:after="0"/>
+              <w:jc w:val="right"/>
+            </w:pPr>
+            <w:r/>
+            <w:r>
+              <w:rPr>
+                <w:rFonts w:ascii="Arial" w:hAnsi="Arial" w:cs="Arial" w:eastAsia="Arial"/>
+                <w:b w:val="0"/>
+                <w:i w:val="0"/>
+                <w:sz w:val="18"/>
+              </w:rPr>
+              <w:t>{{ ndfl_2.rows[16].income_amount }}</w:t>
+            </w:r>
+          </w:p>
+        </w:tc>
+        <w:tc>
+          <w:tcPr>
+            <w:tcW w:type="dxa" w:w="979"/>
+            <w:vAlign w:val="center"/>
+            <w:tcBorders>
+              <w:top w:val="single" w:sz="4" w:color="000000"/>
+              <w:bottom w:val="single" w:sz="4" w:color="000000"/>
+              <w:left w:val="single" w:sz="4" w:color="000000"/>
+              <w:right w:val="single" w:sz="4" w:color="000000"/>
+            </w:tcBorders>
+          </w:tcPr>
+          <w:p>
+            <w:pPr>
+              <w:spacing w:before="0" w:after="0"/>
+              <w:jc w:val="left"/>
+            </w:pPr>
+            <w:r/>
+            <w:r>
+              <w:rPr>
+                <w:rFonts w:ascii="Arial" w:hAnsi="Arial" w:cs="Arial" w:eastAsia="Arial"/>
+                <w:b w:val="0"/>
+                <w:i w:val="0"/>
+                <w:sz w:val="18"/>
+              </w:rPr>
+              <w:t>{{ ndfl_2.rows[16].deduction_code }}</w:t>
+            </w:r>
+          </w:p>
+        </w:tc>
+        <w:tc>
+          <w:tcPr>
+            <w:tcW w:type="dxa" w:w="979"/>
+            <w:vAlign w:val="center"/>
+            <w:tcBorders>
+              <w:top w:val="single" w:sz="4" w:color="000000"/>
+              <w:bottom w:val="single" w:sz="4" w:color="000000"/>
+              <w:left w:val="single" w:sz="4" w:color="000000"/>
+              <w:right w:val="single" w:sz="4" w:color="000000"/>
+            </w:tcBorders>
+          </w:tcPr>
+          <w:p>
+            <w:pPr>
+              <w:spacing w:before="0" w:after="0"/>
+              <w:jc w:val="right"/>
+            </w:pPr>
+            <w:r/>
+            <w:r>
+              <w:rPr>
+                <w:rFonts w:ascii="Arial" w:hAnsi="Arial" w:cs="Arial" w:eastAsia="Arial"/>
+                <w:b w:val="0"/>
+                <w:i w:val="0"/>
+                <w:sz w:val="18"/>
+              </w:rPr>
+              <w:t>{{ ndfl_2.rows[16].deduction_amount }}</w:t>
+            </w:r>
+          </w:p>
+        </w:tc>
+      </w:tr>
+      <w:tr>
+        <w:tc>
+          <w:tcPr>
+            <w:tcW w:type="dxa" w:w="979"/>
+            <w:vAlign w:val="center"/>
+            <w:tcBorders>
+              <w:top w:val="single" w:sz="4" w:color="000000"/>
+              <w:bottom w:val="single" w:sz="4" w:color="000000"/>
+              <w:left w:val="single" w:sz="4" w:color="000000"/>
+              <w:right w:val="single" w:sz="4" w:color="000000"/>
+            </w:tcBorders>
+          </w:tcPr>
+          <w:p>
+            <w:pPr>
+              <w:spacing w:before="0" w:after="0"/>
+              <w:jc w:val="left"/>
+            </w:pPr>
+            <w:r/>
+            <w:r>
+              <w:rPr>
+                <w:rFonts w:ascii="Arial" w:hAnsi="Arial" w:cs="Arial" w:eastAsia="Arial"/>
+                <w:b w:val="0"/>
+                <w:i w:val="0"/>
+                <w:sz w:val="18"/>
+              </w:rPr>
+              <w:t>{{ ndfl_2.rows[3].month }}</w:t>
+            </w:r>
+          </w:p>
+        </w:tc>
+        <w:tc>
+          <w:tcPr>
+            <w:tcW w:type="dxa" w:w="979"/>
+            <w:vAlign w:val="center"/>
+            <w:tcBorders>
+              <w:top w:val="single" w:sz="4" w:color="000000"/>
+              <w:bottom w:val="single" w:sz="4" w:color="000000"/>
+              <w:left w:val="single" w:sz="4" w:color="000000"/>
+              <w:right w:val="single" w:sz="4" w:color="000000"/>
+            </w:tcBorders>
+          </w:tcPr>
+          <w:p>
+            <w:pPr>
+              <w:spacing w:before="0" w:after="0"/>
+              <w:jc w:val="left"/>
+            </w:pPr>
+            <w:r/>
+            <w:r>
+              <w:rPr>
+                <w:rFonts w:ascii="Arial" w:hAnsi="Arial" w:cs="Arial" w:eastAsia="Arial"/>
+                <w:b w:val="0"/>
+                <w:i w:val="0"/>
+                <w:sz w:val="18"/>
+              </w:rPr>
+              <w:t>{{ ndfl_2.rows[3].income_code }}</w:t>
+            </w:r>
+          </w:p>
+        </w:tc>
+        <w:tc>
+          <w:tcPr>
+            <w:tcW w:type="dxa" w:w="979"/>
+            <w:vAlign w:val="center"/>
+            <w:tcBorders>
+              <w:top w:val="single" w:sz="4" w:color="000000"/>
+              <w:bottom w:val="single" w:sz="4" w:color="000000"/>
+              <w:left w:val="single" w:sz="4" w:color="000000"/>
+              <w:right w:val="single" w:sz="4" w:color="000000"/>
+            </w:tcBorders>
+          </w:tcPr>
+          <w:p>
+            <w:pPr>
+              <w:spacing w:before="0" w:after="0"/>
+              <w:jc w:val="right"/>
+            </w:pPr>
+            <w:r/>
+            <w:r>
+              <w:rPr>
+                <w:rFonts w:ascii="Arial" w:hAnsi="Arial" w:cs="Arial" w:eastAsia="Arial"/>
+                <w:b w:val="0"/>
+                <w:i w:val="0"/>
+                <w:sz w:val="18"/>
+              </w:rPr>
+              <w:t>{{ ndfl_2.rows[3].income_amount }}</w:t>
+            </w:r>
+          </w:p>
+        </w:tc>
+        <w:tc>
+          <w:tcPr>
+            <w:tcW w:type="dxa" w:w="979"/>
+            <w:vAlign w:val="center"/>
+            <w:tcBorders>
+              <w:top w:val="single" w:sz="4" w:color="000000"/>
+              <w:bottom w:val="single" w:sz="4" w:color="000000"/>
+              <w:left w:val="single" w:sz="4" w:color="000000"/>
+              <w:right w:val="single" w:sz="4" w:color="000000"/>
+            </w:tcBorders>
+          </w:tcPr>
+          <w:p>
+            <w:pPr>
+              <w:spacing w:before="0" w:after="0"/>
+              <w:jc w:val="left"/>
+            </w:pPr>
+            <w:r/>
+            <w:r>
+              <w:rPr>
+                <w:rFonts w:ascii="Arial" w:hAnsi="Arial" w:cs="Arial" w:eastAsia="Arial"/>
+                <w:b w:val="0"/>
+                <w:i w:val="0"/>
+                <w:sz w:val="18"/>
+              </w:rPr>
+              <w:t>{{ ndfl_2.rows[3].deduction_code }}</w:t>
+            </w:r>
+          </w:p>
+        </w:tc>
+        <w:tc>
+          <w:tcPr>
+            <w:tcW w:type="dxa" w:w="979"/>
+            <w:vAlign w:val="center"/>
+            <w:tcBorders>
+              <w:top w:val="single" w:sz="4" w:color="000000"/>
+              <w:bottom w:val="single" w:sz="4" w:color="000000"/>
+              <w:left w:val="single" w:sz="4" w:color="000000"/>
+              <w:right w:val="single" w:sz="4" w:color="000000"/>
+            </w:tcBorders>
+          </w:tcPr>
+          <w:p>
+            <w:pPr>
+              <w:spacing w:before="0" w:after="0"/>
+              <w:jc w:val="right"/>
+            </w:pPr>
+            <w:r/>
+            <w:r>
+              <w:rPr>
+                <w:rFonts w:ascii="Arial" w:hAnsi="Arial" w:cs="Arial" w:eastAsia="Arial"/>
+                <w:b w:val="0"/>
+                <w:i w:val="0"/>
+                <w:sz w:val="18"/>
+              </w:rPr>
+              <w:t>{{ ndfl_2.rows[3].deduction_amount }}</w:t>
+            </w:r>
+          </w:p>
+        </w:tc>
+        <w:tc>
+          <w:tcPr>
+            <w:tcW w:type="dxa" w:w="979"/>
+            <w:vAlign w:val="center"/>
+            <w:tcBorders>
+              <w:top w:val="nil" w:sz="4" w:color="000000"/>
+              <w:bottom w:val="nil" w:sz="4" w:color="000000"/>
+              <w:left w:val="single" w:sz="4" w:color="000000"/>
+              <w:right w:val="single" w:sz="4" w:color="000000"/>
+            </w:tcBorders>
+          </w:tcPr>
+          <w:p>
+            <w:pPr>
+              <w:spacing w:before="0" w:after="0"/>
+            </w:pPr>
+            <w:r/>
+          </w:p>
+        </w:tc>
+        <w:tc>
+          <w:tcPr>
+            <w:tcW w:type="dxa" w:w="979"/>
+            <w:vAlign w:val="center"/>
+            <w:tcBorders>
+              <w:top w:val="single" w:sz="4" w:color="000000"/>
+              <w:bottom w:val="single" w:sz="4" w:color="000000"/>
+              <w:left w:val="single" w:sz="4" w:color="000000"/>
+              <w:right w:val="single" w:sz="4" w:color="000000"/>
+            </w:tcBorders>
+          </w:tcPr>
+          <w:p>
+            <w:pPr>
+              <w:spacing w:before="0" w:after="0"/>
+              <w:jc w:val="left"/>
+            </w:pPr>
+            <w:r/>
+            <w:r>
+              <w:rPr>
+                <w:rFonts w:ascii="Arial" w:hAnsi="Arial" w:cs="Arial" w:eastAsia="Arial"/>
+                <w:b w:val="0"/>
+                <w:i w:val="0"/>
+                <w:sz w:val="18"/>
+              </w:rPr>
+              <w:t>{{ ndfl_2.rows[17].month }}</w:t>
+            </w:r>
+          </w:p>
+        </w:tc>
+        <w:tc>
+          <w:tcPr>
+            <w:tcW w:type="dxa" w:w="979"/>
+            <w:vAlign w:val="center"/>
+            <w:tcBorders>
+              <w:top w:val="single" w:sz="4" w:color="000000"/>
+              <w:bottom w:val="single" w:sz="4" w:color="000000"/>
+              <w:left w:val="single" w:sz="4" w:color="000000"/>
+              <w:right w:val="single" w:sz="4" w:color="000000"/>
+            </w:tcBorders>
+          </w:tcPr>
+          <w:p>
+            <w:pPr>
+              <w:spacing w:before="0" w:after="0"/>
+              <w:jc w:val="left"/>
+            </w:pPr>
+            <w:r/>
+            <w:r>
+              <w:rPr>
+                <w:rFonts w:ascii="Arial" w:hAnsi="Arial" w:cs="Arial" w:eastAsia="Arial"/>
+                <w:b w:val="0"/>
+                <w:i w:val="0"/>
+                <w:sz w:val="18"/>
+              </w:rPr>
+              <w:t>{{ ndfl_2.rows[17].income_code }}</w:t>
+            </w:r>
+          </w:p>
+        </w:tc>
+        <w:tc>
+          <w:tcPr>
+            <w:tcW w:type="dxa" w:w="979"/>
+            <w:vAlign w:val="center"/>
+            <w:tcBorders>
+              <w:top w:val="single" w:sz="4" w:color="000000"/>
+              <w:bottom w:val="single" w:sz="4" w:color="000000"/>
+              <w:left w:val="single" w:sz="4" w:color="000000"/>
+              <w:right w:val="single" w:sz="4" w:color="000000"/>
+            </w:tcBorders>
+          </w:tcPr>
+          <w:p>
+            <w:pPr>
+              <w:spacing w:before="0" w:after="0"/>
+              <w:jc w:val="right"/>
+            </w:pPr>
+            <w:r/>
+            <w:r>
+              <w:rPr>
+                <w:rFonts w:ascii="Arial" w:hAnsi="Arial" w:cs="Arial" w:eastAsia="Arial"/>
+                <w:b w:val="0"/>
+                <w:i w:val="0"/>
+                <w:sz w:val="18"/>
+              </w:rPr>
+              <w:t>{{ ndfl_2.rows[17].income_amount }}</w:t>
+            </w:r>
+          </w:p>
+        </w:tc>
+        <w:tc>
+          <w:tcPr>
+            <w:tcW w:type="dxa" w:w="979"/>
+            <w:vAlign w:val="center"/>
+            <w:tcBorders>
+              <w:top w:val="single" w:sz="4" w:color="000000"/>
+              <w:bottom w:val="single" w:sz="4" w:color="000000"/>
+              <w:left w:val="single" w:sz="4" w:color="000000"/>
+              <w:right w:val="single" w:sz="4" w:color="000000"/>
+            </w:tcBorders>
+          </w:tcPr>
+          <w:p>
+            <w:pPr>
+              <w:spacing w:before="0" w:after="0"/>
+              <w:jc w:val="left"/>
+            </w:pPr>
+            <w:r/>
+            <w:r>
+              <w:rPr>
+                <w:rFonts w:ascii="Arial" w:hAnsi="Arial" w:cs="Arial" w:eastAsia="Arial"/>
+                <w:b w:val="0"/>
+                <w:i w:val="0"/>
+                <w:sz w:val="18"/>
+              </w:rPr>
+              <w:t>{{ ndfl_2.rows[17].deduction_code }}</w:t>
+            </w:r>
+          </w:p>
+        </w:tc>
+        <w:tc>
+          <w:tcPr>
+            <w:tcW w:type="dxa" w:w="979"/>
+            <w:vAlign w:val="center"/>
+            <w:tcBorders>
+              <w:top w:val="single" w:sz="4" w:color="000000"/>
+              <w:bottom w:val="single" w:sz="4" w:color="000000"/>
+              <w:left w:val="single" w:sz="4" w:color="000000"/>
+              <w:right w:val="single" w:sz="4" w:color="000000"/>
+            </w:tcBorders>
+          </w:tcPr>
+          <w:p>
+            <w:pPr>
+              <w:spacing w:before="0" w:after="0"/>
+              <w:jc w:val="right"/>
+            </w:pPr>
+            <w:r/>
+            <w:r>
+              <w:rPr>
+                <w:rFonts w:ascii="Arial" w:hAnsi="Arial" w:cs="Arial" w:eastAsia="Arial"/>
+                <w:b w:val="0"/>
+                <w:i w:val="0"/>
+                <w:sz w:val="18"/>
+              </w:rPr>
+              <w:t>{{ ndfl_2.rows[17].deduction_amount }}</w:t>
+            </w:r>
+          </w:p>
+        </w:tc>
+      </w:tr>
+      <w:tr>
+        <w:tc>
+          <w:tcPr>
+            <w:tcW w:type="dxa" w:w="979"/>
+            <w:vAlign w:val="center"/>
+            <w:tcBorders>
+              <w:top w:val="single" w:sz="4" w:color="000000"/>
+              <w:bottom w:val="single" w:sz="4" w:color="000000"/>
+              <w:left w:val="single" w:sz="4" w:color="000000"/>
+              <w:right w:val="single" w:sz="4" w:color="000000"/>
+            </w:tcBorders>
+          </w:tcPr>
+          <w:p>
+            <w:pPr>
+              <w:spacing w:before="0" w:after="0"/>
+              <w:jc w:val="left"/>
+            </w:pPr>
+            <w:r/>
+            <w:r>
+              <w:rPr>
+                <w:rFonts w:ascii="Arial" w:hAnsi="Arial" w:cs="Arial" w:eastAsia="Arial"/>
+                <w:b w:val="0"/>
+                <w:i w:val="0"/>
+                <w:sz w:val="18"/>
+              </w:rPr>
+              <w:t>{{ ndfl_2.rows[4].month }}</w:t>
+            </w:r>
+          </w:p>
+        </w:tc>
+        <w:tc>
+          <w:tcPr>
+            <w:tcW w:type="dxa" w:w="979"/>
+            <w:vAlign w:val="center"/>
+            <w:tcBorders>
+              <w:top w:val="single" w:sz="4" w:color="000000"/>
+              <w:bottom w:val="single" w:sz="4" w:color="000000"/>
+              <w:left w:val="single" w:sz="4" w:color="000000"/>
+              <w:right w:val="single" w:sz="4" w:color="000000"/>
+            </w:tcBorders>
+          </w:tcPr>
+          <w:p>
+            <w:pPr>
+              <w:spacing w:before="0" w:after="0"/>
+              <w:jc w:val="left"/>
+            </w:pPr>
+            <w:r/>
+            <w:r>
+              <w:rPr>
+                <w:rFonts w:ascii="Arial" w:hAnsi="Arial" w:cs="Arial" w:eastAsia="Arial"/>
+                <w:b w:val="0"/>
+                <w:i w:val="0"/>
+                <w:sz w:val="18"/>
+              </w:rPr>
+              <w:t>{{ ndfl_2.rows[4].income_code }}</w:t>
+            </w:r>
+          </w:p>
+        </w:tc>
+        <w:tc>
+          <w:tcPr>
+            <w:tcW w:type="dxa" w:w="979"/>
+            <w:vAlign w:val="center"/>
+            <w:tcBorders>
+              <w:top w:val="single" w:sz="4" w:color="000000"/>
+              <w:bottom w:val="single" w:sz="4" w:color="000000"/>
+              <w:left w:val="single" w:sz="4" w:color="000000"/>
+              <w:right w:val="single" w:sz="4" w:color="000000"/>
+            </w:tcBorders>
+          </w:tcPr>
+          <w:p>
+            <w:pPr>
+              <w:spacing w:before="0" w:after="0"/>
+              <w:jc w:val="right"/>
+            </w:pPr>
+            <w:r/>
+            <w:r>
+              <w:rPr>
+                <w:rFonts w:ascii="Arial" w:hAnsi="Arial" w:cs="Arial" w:eastAsia="Arial"/>
+                <w:b w:val="0"/>
+                <w:i w:val="0"/>
+                <w:sz w:val="18"/>
+              </w:rPr>
+              <w:t>{{ ndfl_2.rows[4].income_amount }}</w:t>
+            </w:r>
+          </w:p>
+        </w:tc>
+        <w:tc>
+          <w:tcPr>
+            <w:tcW w:type="dxa" w:w="979"/>
+            <w:vAlign w:val="center"/>
+            <w:tcBorders>
+              <w:top w:val="single" w:sz="4" w:color="000000"/>
+              <w:bottom w:val="single" w:sz="4" w:color="000000"/>
+              <w:left w:val="single" w:sz="4" w:color="000000"/>
+              <w:right w:val="single" w:sz="4" w:color="000000"/>
+            </w:tcBorders>
+          </w:tcPr>
+          <w:p>
+            <w:pPr>
+              <w:spacing w:before="0" w:after="0"/>
+              <w:jc w:val="left"/>
+            </w:pPr>
+            <w:r/>
+            <w:r>
+              <w:rPr>
+                <w:rFonts w:ascii="Arial" w:hAnsi="Arial" w:cs="Arial" w:eastAsia="Arial"/>
+                <w:b w:val="0"/>
+                <w:i w:val="0"/>
+                <w:sz w:val="18"/>
+              </w:rPr>
+              <w:t>{{ ndfl_2.rows[4].deduction_code }}</w:t>
+            </w:r>
+          </w:p>
+        </w:tc>
+        <w:tc>
+          <w:tcPr>
+            <w:tcW w:type="dxa" w:w="979"/>
+            <w:vAlign w:val="center"/>
+            <w:tcBorders>
+              <w:top w:val="single" w:sz="4" w:color="000000"/>
+              <w:bottom w:val="single" w:sz="4" w:color="000000"/>
+              <w:left w:val="single" w:sz="4" w:color="000000"/>
+              <w:right w:val="single" w:sz="4" w:color="000000"/>
+            </w:tcBorders>
+          </w:tcPr>
+          <w:p>
+            <w:pPr>
+              <w:spacing w:before="0" w:after="0"/>
+              <w:jc w:val="right"/>
+            </w:pPr>
+            <w:r/>
+            <w:r>
+              <w:rPr>
+                <w:rFonts w:ascii="Arial" w:hAnsi="Arial" w:cs="Arial" w:eastAsia="Arial"/>
+                <w:b w:val="0"/>
+                <w:i w:val="0"/>
+                <w:sz w:val="18"/>
+              </w:rPr>
+              <w:t>{{ ndfl_2.rows[4].deduction_amount }}</w:t>
+            </w:r>
+          </w:p>
+        </w:tc>
+        <w:tc>
+          <w:tcPr>
+            <w:tcW w:type="dxa" w:w="979"/>
+            <w:vAlign w:val="center"/>
+            <w:tcBorders>
+              <w:top w:val="nil" w:sz="4" w:color="000000"/>
+              <w:bottom w:val="nil" w:sz="4" w:color="000000"/>
+              <w:left w:val="single" w:sz="4" w:color="000000"/>
+              <w:right w:val="single" w:sz="4" w:color="000000"/>
+            </w:tcBorders>
+          </w:tcPr>
+          <w:p>
+            <w:pPr>
+              <w:spacing w:before="0" w:after="0"/>
+            </w:pPr>
+            <w:r/>
+          </w:p>
+        </w:tc>
+        <w:tc>
+          <w:tcPr>
+            <w:tcW w:type="dxa" w:w="979"/>
+            <w:vAlign w:val="center"/>
+            <w:tcBorders>
+              <w:top w:val="single" w:sz="4" w:color="000000"/>
+              <w:bottom w:val="single" w:sz="4" w:color="000000"/>
+              <w:left w:val="single" w:sz="4" w:color="000000"/>
+              <w:right w:val="single" w:sz="4" w:color="000000"/>
+            </w:tcBorders>
+          </w:tcPr>
+          <w:p>
+            <w:pPr>
+              <w:spacing w:before="0" w:after="0"/>
+              <w:jc w:val="left"/>
+            </w:pPr>
+            <w:r/>
+            <w:r>
+              <w:rPr>
+                <w:rFonts w:ascii="Arial" w:hAnsi="Arial" w:cs="Arial" w:eastAsia="Arial"/>
+                <w:b w:val="0"/>
+                <w:i w:val="0"/>
+                <w:sz w:val="18"/>
+              </w:rPr>
+              <w:t>{{ ndfl_2.rows[18].month }}</w:t>
+            </w:r>
+          </w:p>
+        </w:tc>
+        <w:tc>
+          <w:tcPr>
+            <w:tcW w:type="dxa" w:w="979"/>
+            <w:vAlign w:val="center"/>
+            <w:tcBorders>
+              <w:top w:val="single" w:sz="4" w:color="000000"/>
+              <w:bottom w:val="single" w:sz="4" w:color="000000"/>
+              <w:left w:val="single" w:sz="4" w:color="000000"/>
+              <w:right w:val="single" w:sz="4" w:color="000000"/>
+            </w:tcBorders>
+          </w:tcPr>
+          <w:p>
+            <w:pPr>
+              <w:spacing w:before="0" w:after="0"/>
+              <w:jc w:val="left"/>
+            </w:pPr>
+            <w:r/>
+            <w:r>
+              <w:rPr>
+                <w:rFonts w:ascii="Arial" w:hAnsi="Arial" w:cs="Arial" w:eastAsia="Arial"/>
+                <w:b w:val="0"/>
+                <w:i w:val="0"/>
+                <w:sz w:val="18"/>
+              </w:rPr>
+              <w:t>{{ ndfl_2.rows[18].income_code }}</w:t>
+            </w:r>
+          </w:p>
+        </w:tc>
+        <w:tc>
+          <w:tcPr>
+            <w:tcW w:type="dxa" w:w="979"/>
+            <w:vAlign w:val="center"/>
+            <w:tcBorders>
+              <w:top w:val="single" w:sz="4" w:color="000000"/>
+              <w:bottom w:val="single" w:sz="4" w:color="000000"/>
+              <w:left w:val="single" w:sz="4" w:color="000000"/>
+              <w:right w:val="single" w:sz="4" w:color="000000"/>
+            </w:tcBorders>
+          </w:tcPr>
+          <w:p>
+            <w:pPr>
+              <w:spacing w:before="0" w:after="0"/>
+              <w:jc w:val="right"/>
+            </w:pPr>
+            <w:r/>
+            <w:r>
+              <w:rPr>
+                <w:rFonts w:ascii="Arial" w:hAnsi="Arial" w:cs="Arial" w:eastAsia="Arial"/>
+                <w:b w:val="0"/>
+                <w:i w:val="0"/>
+                <w:sz w:val="18"/>
+              </w:rPr>
+              <w:t>{{ ndfl_2.rows[18].income_amount }}</w:t>
+            </w:r>
+          </w:p>
+        </w:tc>
+        <w:tc>
+          <w:tcPr>
+            <w:tcW w:type="dxa" w:w="979"/>
+            <w:vAlign w:val="center"/>
+            <w:tcBorders>
+              <w:top w:val="single" w:sz="4" w:color="000000"/>
+              <w:bottom w:val="single" w:sz="4" w:color="000000"/>
+              <w:left w:val="single" w:sz="4" w:color="000000"/>
+              <w:right w:val="single" w:sz="4" w:color="000000"/>
+            </w:tcBorders>
+          </w:tcPr>
+          <w:p>
+            <w:pPr>
+              <w:spacing w:before="0" w:after="0"/>
+              <w:jc w:val="left"/>
+            </w:pPr>
+            <w:r/>
+            <w:r>
+              <w:rPr>
+                <w:rFonts w:ascii="Arial" w:hAnsi="Arial" w:cs="Arial" w:eastAsia="Arial"/>
+                <w:b w:val="0"/>
+                <w:i w:val="0"/>
+                <w:sz w:val="18"/>
+              </w:rPr>
+              <w:t>{{ ndfl_2.rows[18].deduction_code }}</w:t>
+            </w:r>
+          </w:p>
+        </w:tc>
+        <w:tc>
+          <w:tcPr>
+            <w:tcW w:type="dxa" w:w="979"/>
+            <w:vAlign w:val="center"/>
+            <w:tcBorders>
+              <w:top w:val="single" w:sz="4" w:color="000000"/>
+              <w:bottom w:val="single" w:sz="4" w:color="000000"/>
+              <w:left w:val="single" w:sz="4" w:color="000000"/>
+              <w:right w:val="single" w:sz="4" w:color="000000"/>
+            </w:tcBorders>
+          </w:tcPr>
+          <w:p>
+            <w:pPr>
+              <w:spacing w:before="0" w:after="0"/>
+              <w:jc w:val="right"/>
+            </w:pPr>
+            <w:r/>
+            <w:r>
+              <w:rPr>
+                <w:rFonts w:ascii="Arial" w:hAnsi="Arial" w:cs="Arial" w:eastAsia="Arial"/>
+                <w:b w:val="0"/>
+                <w:i w:val="0"/>
+                <w:sz w:val="18"/>
+              </w:rPr>
+              <w:t>{{ ndfl_2.rows[18].deduction_amount }}</w:t>
+            </w:r>
+          </w:p>
+        </w:tc>
+      </w:tr>
+      <w:tr>
+        <w:tc>
+          <w:tcPr>
+            <w:tcW w:type="dxa" w:w="979"/>
+            <w:vAlign w:val="center"/>
+            <w:tcBorders>
+              <w:top w:val="single" w:sz="4" w:color="000000"/>
+              <w:bottom w:val="single" w:sz="4" w:color="000000"/>
+              <w:left w:val="single" w:sz="4" w:color="000000"/>
+              <w:right w:val="single" w:sz="4" w:color="000000"/>
+            </w:tcBorders>
+          </w:tcPr>
+          <w:p>
+            <w:pPr>
+              <w:spacing w:before="0" w:after="0"/>
+              <w:jc w:val="left"/>
+            </w:pPr>
+            <w:r/>
+            <w:r>
+              <w:rPr>
+                <w:rFonts w:ascii="Arial" w:hAnsi="Arial" w:cs="Arial" w:eastAsia="Arial"/>
+                <w:b w:val="0"/>
+                <w:i w:val="0"/>
+                <w:sz w:val="18"/>
+              </w:rPr>
+              <w:t>{{ ndfl_2.rows[5].month }}</w:t>
+            </w:r>
+          </w:p>
+        </w:tc>
+        <w:tc>
+          <w:tcPr>
+            <w:tcW w:type="dxa" w:w="979"/>
+            <w:vAlign w:val="center"/>
+            <w:tcBorders>
+              <w:top w:val="single" w:sz="4" w:color="000000"/>
+              <w:bottom w:val="single" w:sz="4" w:color="000000"/>
+              <w:left w:val="single" w:sz="4" w:color="000000"/>
+              <w:right w:val="single" w:sz="4" w:color="000000"/>
+            </w:tcBorders>
+          </w:tcPr>
+          <w:p>
+            <w:pPr>
+              <w:spacing w:before="0" w:after="0"/>
+              <w:jc w:val="left"/>
+            </w:pPr>
+            <w:r/>
+            <w:r>
+              <w:rPr>
+                <w:rFonts w:ascii="Arial" w:hAnsi="Arial" w:cs="Arial" w:eastAsia="Arial"/>
+                <w:b w:val="0"/>
+                <w:i w:val="0"/>
+                <w:sz w:val="18"/>
+              </w:rPr>
+              <w:t>{{ ndfl_2.rows[5].income_code }}</w:t>
+            </w:r>
+          </w:p>
+        </w:tc>
+        <w:tc>
+          <w:tcPr>
+            <w:tcW w:type="dxa" w:w="979"/>
+            <w:vAlign w:val="center"/>
+            <w:tcBorders>
+              <w:top w:val="single" w:sz="4" w:color="000000"/>
+              <w:bottom w:val="single" w:sz="4" w:color="000000"/>
+              <w:left w:val="single" w:sz="4" w:color="000000"/>
+              <w:right w:val="single" w:sz="4" w:color="000000"/>
+            </w:tcBorders>
+          </w:tcPr>
+          <w:p>
+            <w:pPr>
+              <w:spacing w:before="0" w:after="0"/>
+              <w:jc w:val="right"/>
+            </w:pPr>
+            <w:r/>
+            <w:r>
+              <w:rPr>
+                <w:rFonts w:ascii="Arial" w:hAnsi="Arial" w:cs="Arial" w:eastAsia="Arial"/>
+                <w:b w:val="0"/>
+                <w:i w:val="0"/>
+                <w:sz w:val="18"/>
+              </w:rPr>
+              <w:t>{{ ndfl_2.rows[5].income_amount }}</w:t>
+            </w:r>
+          </w:p>
+        </w:tc>
+        <w:tc>
+          <w:tcPr>
+            <w:tcW w:type="dxa" w:w="979"/>
+            <w:vAlign w:val="center"/>
+            <w:tcBorders>
+              <w:top w:val="single" w:sz="4" w:color="000000"/>
+              <w:bottom w:val="single" w:sz="4" w:color="000000"/>
+              <w:left w:val="single" w:sz="4" w:color="000000"/>
+              <w:right w:val="single" w:sz="4" w:color="000000"/>
+            </w:tcBorders>
+          </w:tcPr>
+          <w:p>
+            <w:pPr>
+              <w:spacing w:before="0" w:after="0"/>
+              <w:jc w:val="left"/>
+            </w:pPr>
+            <w:r/>
+            <w:r>
+              <w:rPr>
+                <w:rFonts w:ascii="Arial" w:hAnsi="Arial" w:cs="Arial" w:eastAsia="Arial"/>
+                <w:b w:val="0"/>
+                <w:i w:val="0"/>
+                <w:sz w:val="18"/>
+              </w:rPr>
+              <w:t>{{ ndfl_2.rows[5].deduction_code }}</w:t>
+            </w:r>
+          </w:p>
+        </w:tc>
+        <w:tc>
+          <w:tcPr>
+            <w:tcW w:type="dxa" w:w="979"/>
+            <w:vAlign w:val="center"/>
+            <w:tcBorders>
+              <w:top w:val="single" w:sz="4" w:color="000000"/>
+              <w:bottom w:val="single" w:sz="4" w:color="000000"/>
+              <w:left w:val="single" w:sz="4" w:color="000000"/>
+              <w:right w:val="single" w:sz="4" w:color="000000"/>
+            </w:tcBorders>
+          </w:tcPr>
+          <w:p>
+            <w:pPr>
+              <w:spacing w:before="0" w:after="0"/>
+              <w:jc w:val="right"/>
+            </w:pPr>
+            <w:r/>
+            <w:r>
+              <w:rPr>
+                <w:rFonts w:ascii="Arial" w:hAnsi="Arial" w:cs="Arial" w:eastAsia="Arial"/>
+                <w:b w:val="0"/>
+                <w:i w:val="0"/>
+                <w:sz w:val="18"/>
+              </w:rPr>
+              <w:t>{{ ndfl_2.rows[5].deduction_amount }}</w:t>
+            </w:r>
+          </w:p>
+        </w:tc>
+        <w:tc>
+          <w:tcPr>
+            <w:tcW w:type="dxa" w:w="979"/>
+            <w:vAlign w:val="center"/>
+            <w:tcBorders>
+              <w:top w:val="nil" w:sz="4" w:color="000000"/>
+              <w:bottom w:val="nil" w:sz="4" w:color="000000"/>
+              <w:left w:val="single" w:sz="4" w:color="000000"/>
+              <w:right w:val="single" w:sz="4" w:color="000000"/>
+            </w:tcBorders>
+          </w:tcPr>
+          <w:p>
+            <w:pPr>
+              <w:spacing w:before="0" w:after="0"/>
+            </w:pPr>
+            <w:r/>
+          </w:p>
+        </w:tc>
+        <w:tc>
+          <w:tcPr>
+            <w:tcW w:type="dxa" w:w="979"/>
+            <w:vAlign w:val="center"/>
+            <w:tcBorders>
+              <w:top w:val="single" w:sz="4" w:color="000000"/>
+              <w:bottom w:val="single" w:sz="4" w:color="000000"/>
+              <w:left w:val="single" w:sz="4" w:color="000000"/>
+              <w:right w:val="single" w:sz="4" w:color="000000"/>
+            </w:tcBorders>
+          </w:tcPr>
+          <w:p>
+            <w:pPr>
+              <w:spacing w:before="0" w:after="0"/>
+              <w:jc w:val="left"/>
+            </w:pPr>
+            <w:r/>
+            <w:r>
+              <w:rPr>
+                <w:rFonts w:ascii="Arial" w:hAnsi="Arial" w:cs="Arial" w:eastAsia="Arial"/>
+                <w:b w:val="0"/>
+                <w:i w:val="0"/>
+                <w:sz w:val="18"/>
+              </w:rPr>
+              <w:t>{{ ndfl_2.rows[19].month }}</w:t>
+            </w:r>
+          </w:p>
+        </w:tc>
+        <w:tc>
+          <w:tcPr>
+            <w:tcW w:type="dxa" w:w="979"/>
+            <w:vAlign w:val="center"/>
+            <w:tcBorders>
+              <w:top w:val="single" w:sz="4" w:color="000000"/>
+              <w:bottom w:val="single" w:sz="4" w:color="000000"/>
+              <w:left w:val="single" w:sz="4" w:color="000000"/>
+              <w:right w:val="single" w:sz="4" w:color="000000"/>
+            </w:tcBorders>
+          </w:tcPr>
+          <w:p>
+            <w:pPr>
+              <w:spacing w:before="0" w:after="0"/>
+              <w:jc w:val="left"/>
+            </w:pPr>
+            <w:r/>
+            <w:r>
+              <w:rPr>
+                <w:rFonts w:ascii="Arial" w:hAnsi="Arial" w:cs="Arial" w:eastAsia="Arial"/>
+                <w:b w:val="0"/>
+                <w:i w:val="0"/>
+                <w:sz w:val="18"/>
+              </w:rPr>
+              <w:t>{{ ndfl_2.rows[19].income_code }}</w:t>
+            </w:r>
+          </w:p>
+        </w:tc>
+        <w:tc>
+          <w:tcPr>
+            <w:tcW w:type="dxa" w:w="979"/>
+            <w:vAlign w:val="center"/>
+            <w:tcBorders>
+              <w:top w:val="single" w:sz="4" w:color="000000"/>
+              <w:bottom w:val="single" w:sz="4" w:color="000000"/>
+              <w:left w:val="single" w:sz="4" w:color="000000"/>
+              <w:right w:val="single" w:sz="4" w:color="000000"/>
+            </w:tcBorders>
+          </w:tcPr>
+          <w:p>
+            <w:pPr>
+              <w:spacing w:before="0" w:after="0"/>
+              <w:jc w:val="right"/>
+            </w:pPr>
+            <w:r/>
+            <w:r>
+              <w:rPr>
+                <w:rFonts w:ascii="Arial" w:hAnsi="Arial" w:cs="Arial" w:eastAsia="Arial"/>
+                <w:b w:val="0"/>
+                <w:i w:val="0"/>
+                <w:sz w:val="18"/>
+              </w:rPr>
+              <w:t>{{ ndfl_2.rows[19].income_amount }}</w:t>
+            </w:r>
+          </w:p>
+        </w:tc>
+        <w:tc>
+          <w:tcPr>
+            <w:tcW w:type="dxa" w:w="979"/>
+            <w:vAlign w:val="center"/>
+            <w:tcBorders>
+              <w:top w:val="single" w:sz="4" w:color="000000"/>
+              <w:bottom w:val="single" w:sz="4" w:color="000000"/>
+              <w:left w:val="single" w:sz="4" w:color="000000"/>
+              <w:right w:val="single" w:sz="4" w:color="000000"/>
+            </w:tcBorders>
+          </w:tcPr>
+          <w:p>
+            <w:pPr>
+              <w:spacing w:before="0" w:after="0"/>
+              <w:jc w:val="left"/>
+            </w:pPr>
+            <w:r/>
+            <w:r>
+              <w:rPr>
+                <w:rFonts w:ascii="Arial" w:hAnsi="Arial" w:cs="Arial" w:eastAsia="Arial"/>
+                <w:b w:val="0"/>
+                <w:i w:val="0"/>
+                <w:sz w:val="18"/>
+              </w:rPr>
+              <w:t>{{ ndfl_2.rows[19].deduction_code }}</w:t>
+            </w:r>
+          </w:p>
+        </w:tc>
+        <w:tc>
+          <w:tcPr>
+            <w:tcW w:type="dxa" w:w="979"/>
+            <w:vAlign w:val="center"/>
+            <w:tcBorders>
+              <w:top w:val="single" w:sz="4" w:color="000000"/>
+              <w:bottom w:val="single" w:sz="4" w:color="000000"/>
+              <w:left w:val="single" w:sz="4" w:color="000000"/>
+              <w:right w:val="single" w:sz="4" w:color="000000"/>
+            </w:tcBorders>
+          </w:tcPr>
+          <w:p>
+            <w:pPr>
+              <w:spacing w:before="0" w:after="0"/>
+              <w:jc w:val="right"/>
+            </w:pPr>
+            <w:r/>
+            <w:r>
+              <w:rPr>
+                <w:rFonts w:ascii="Arial" w:hAnsi="Arial" w:cs="Arial" w:eastAsia="Arial"/>
+                <w:b w:val="0"/>
+                <w:i w:val="0"/>
+                <w:sz w:val="18"/>
+              </w:rPr>
+              <w:t>{{ ndfl_2.rows[19].deduction_amount }}</w:t>
+            </w:r>
+          </w:p>
+        </w:tc>
+      </w:tr>
+      <w:tr>
+        <w:tc>
+          <w:tcPr>
+            <w:tcW w:type="dxa" w:w="979"/>
+            <w:vAlign w:val="center"/>
+            <w:tcBorders>
+              <w:top w:val="single" w:sz="4" w:color="000000"/>
+              <w:bottom w:val="single" w:sz="4" w:color="000000"/>
+              <w:left w:val="single" w:sz="4" w:color="000000"/>
+              <w:right w:val="single" w:sz="4" w:color="000000"/>
+            </w:tcBorders>
+          </w:tcPr>
+          <w:p>
+            <w:pPr>
+              <w:spacing w:before="0" w:after="0"/>
+              <w:jc w:val="left"/>
+            </w:pPr>
+            <w:r/>
+            <w:r>
+              <w:rPr>
+                <w:rFonts w:ascii="Arial" w:hAnsi="Arial" w:cs="Arial" w:eastAsia="Arial"/>
+                <w:b w:val="0"/>
+                <w:i w:val="0"/>
+                <w:sz w:val="18"/>
+              </w:rPr>
+              <w:t>{{ ndfl_2.rows[6].month }}</w:t>
+            </w:r>
+          </w:p>
+        </w:tc>
+        <w:tc>
+          <w:tcPr>
+            <w:tcW w:type="dxa" w:w="979"/>
+            <w:vAlign w:val="center"/>
+            <w:tcBorders>
+              <w:top w:val="single" w:sz="4" w:color="000000"/>
+              <w:bottom w:val="single" w:sz="4" w:color="000000"/>
+              <w:left w:val="single" w:sz="4" w:color="000000"/>
+              <w:right w:val="single" w:sz="4" w:color="000000"/>
+            </w:tcBorders>
+          </w:tcPr>
+          <w:p>
+            <w:pPr>
+              <w:spacing w:before="0" w:after="0"/>
+              <w:jc w:val="left"/>
+            </w:pPr>
+            <w:r/>
+            <w:r>
+              <w:rPr>
+                <w:rFonts w:ascii="Arial" w:hAnsi="Arial" w:cs="Arial" w:eastAsia="Arial"/>
+                <w:b w:val="0"/>
+                <w:i w:val="0"/>
+                <w:sz w:val="18"/>
+              </w:rPr>
+              <w:t>{{ ndfl_2.rows[6].income_code }}</w:t>
+            </w:r>
+          </w:p>
+        </w:tc>
+        <w:tc>
+          <w:tcPr>
+            <w:tcW w:type="dxa" w:w="979"/>
+            <w:vAlign w:val="center"/>
+            <w:tcBorders>
+              <w:top w:val="single" w:sz="4" w:color="000000"/>
+              <w:bottom w:val="single" w:sz="4" w:color="000000"/>
+              <w:left w:val="single" w:sz="4" w:color="000000"/>
+              <w:right w:val="single" w:sz="4" w:color="000000"/>
+            </w:tcBorders>
+          </w:tcPr>
+          <w:p>
+            <w:pPr>
+              <w:spacing w:before="0" w:after="0"/>
+              <w:jc w:val="right"/>
+            </w:pPr>
+            <w:r/>
+            <w:r>
+              <w:rPr>
+                <w:rFonts w:ascii="Arial" w:hAnsi="Arial" w:cs="Arial" w:eastAsia="Arial"/>
+                <w:b w:val="0"/>
+                <w:i w:val="0"/>
+                <w:sz w:val="18"/>
+              </w:rPr>
+              <w:t>{{ ndfl_2.rows[6].income_amount }}</w:t>
+            </w:r>
+          </w:p>
+        </w:tc>
+        <w:tc>
+          <w:tcPr>
+            <w:tcW w:type="dxa" w:w="979"/>
+            <w:vAlign w:val="center"/>
+            <w:tcBorders>
+              <w:top w:val="single" w:sz="4" w:color="000000"/>
+              <w:bottom w:val="single" w:sz="4" w:color="000000"/>
+              <w:left w:val="single" w:sz="4" w:color="000000"/>
+              <w:right w:val="single" w:sz="4" w:color="000000"/>
+            </w:tcBorders>
+          </w:tcPr>
+          <w:p>
+            <w:pPr>
+              <w:spacing w:before="0" w:after="0"/>
+              <w:jc w:val="left"/>
+            </w:pPr>
+            <w:r/>
+            <w:r>
+              <w:rPr>
+                <w:rFonts w:ascii="Arial" w:hAnsi="Arial" w:cs="Arial" w:eastAsia="Arial"/>
+                <w:b w:val="0"/>
+                <w:i w:val="0"/>
+                <w:sz w:val="18"/>
+              </w:rPr>
+              <w:t>{{ ndfl_2.rows[6].deduction_code }}</w:t>
+            </w:r>
+          </w:p>
+        </w:tc>
+        <w:tc>
+          <w:tcPr>
+            <w:tcW w:type="dxa" w:w="979"/>
+            <w:vAlign w:val="center"/>
+            <w:tcBorders>
+              <w:top w:val="single" w:sz="4" w:color="000000"/>
+              <w:bottom w:val="single" w:sz="4" w:color="000000"/>
+              <w:left w:val="single" w:sz="4" w:color="000000"/>
+              <w:right w:val="single" w:sz="4" w:color="000000"/>
+            </w:tcBorders>
+          </w:tcPr>
+          <w:p>
+            <w:pPr>
+              <w:spacing w:before="0" w:after="0"/>
+              <w:jc w:val="right"/>
+            </w:pPr>
+            <w:r/>
+            <w:r>
+              <w:rPr>
+                <w:rFonts w:ascii="Arial" w:hAnsi="Arial" w:cs="Arial" w:eastAsia="Arial"/>
+                <w:b w:val="0"/>
+                <w:i w:val="0"/>
+                <w:sz w:val="18"/>
+              </w:rPr>
+              <w:t>{{ ndfl_2.rows[6].deduction_amount }}</w:t>
+            </w:r>
+          </w:p>
+        </w:tc>
+        <w:tc>
+          <w:tcPr>
+            <w:tcW w:type="dxa" w:w="979"/>
+            <w:vAlign w:val="center"/>
+            <w:tcBorders>
+              <w:top w:val="nil" w:sz="4" w:color="000000"/>
+              <w:bottom w:val="nil" w:sz="4" w:color="000000"/>
+              <w:left w:val="single" w:sz="4" w:color="000000"/>
+              <w:right w:val="single" w:sz="4" w:color="000000"/>
+            </w:tcBorders>
+          </w:tcPr>
+          <w:p>
+            <w:pPr>
+              <w:spacing w:before="0" w:after="0"/>
+            </w:pPr>
+            <w:r/>
+          </w:p>
+        </w:tc>
+        <w:tc>
+          <w:tcPr>
+            <w:tcW w:type="dxa" w:w="979"/>
+            <w:vAlign w:val="center"/>
+            <w:tcBorders>
+              <w:top w:val="single" w:sz="4" w:color="000000"/>
+              <w:bottom w:val="single" w:sz="4" w:color="000000"/>
+              <w:left w:val="single" w:sz="4" w:color="000000"/>
+              <w:right w:val="single" w:sz="4" w:color="000000"/>
+            </w:tcBorders>
+          </w:tcPr>
+          <w:p>
+            <w:pPr>
+              <w:spacing w:before="0" w:after="0"/>
+              <w:jc w:val="left"/>
+            </w:pPr>
+            <w:r/>
+            <w:r>
+              <w:rPr>
+                <w:rFonts w:ascii="Arial" w:hAnsi="Arial" w:cs="Arial" w:eastAsia="Arial"/>
+                <w:b w:val="0"/>
+                <w:i w:val="0"/>
+                <w:sz w:val="18"/>
+              </w:rPr>
+              <w:t>{{ ndfl_2.rows[20].month }}</w:t>
+            </w:r>
+          </w:p>
+        </w:tc>
+        <w:tc>
+          <w:tcPr>
+            <w:tcW w:type="dxa" w:w="979"/>
+            <w:vAlign w:val="center"/>
+            <w:tcBorders>
+              <w:top w:val="single" w:sz="4" w:color="000000"/>
+              <w:bottom w:val="single" w:sz="4" w:color="000000"/>
+              <w:left w:val="single" w:sz="4" w:color="000000"/>
+              <w:right w:val="single" w:sz="4" w:color="000000"/>
+            </w:tcBorders>
+          </w:tcPr>
+          <w:p>
+            <w:pPr>
+              <w:spacing w:before="0" w:after="0"/>
+              <w:jc w:val="left"/>
+            </w:pPr>
+            <w:r/>
+            <w:r>
+              <w:rPr>
+                <w:rFonts w:ascii="Arial" w:hAnsi="Arial" w:cs="Arial" w:eastAsia="Arial"/>
+                <w:b w:val="0"/>
+                <w:i w:val="0"/>
+                <w:sz w:val="18"/>
+              </w:rPr>
+              <w:t>{{ ndfl_2.rows[20].income_code }}</w:t>
+            </w:r>
+          </w:p>
+        </w:tc>
+        <w:tc>
+          <w:tcPr>
+            <w:tcW w:type="dxa" w:w="979"/>
+            <w:vAlign w:val="center"/>
+            <w:tcBorders>
+              <w:top w:val="single" w:sz="4" w:color="000000"/>
+              <w:bottom w:val="single" w:sz="4" w:color="000000"/>
+              <w:left w:val="single" w:sz="4" w:color="000000"/>
+              <w:right w:val="single" w:sz="4" w:color="000000"/>
+            </w:tcBorders>
+          </w:tcPr>
+          <w:p>
+            <w:pPr>
+              <w:spacing w:before="0" w:after="0"/>
+              <w:jc w:val="right"/>
+            </w:pPr>
+            <w:r/>
+            <w:r>
+              <w:rPr>
+                <w:rFonts w:ascii="Arial" w:hAnsi="Arial" w:cs="Arial" w:eastAsia="Arial"/>
+                <w:b w:val="0"/>
+                <w:i w:val="0"/>
+                <w:sz w:val="18"/>
+              </w:rPr>
+              <w:t>{{ ndfl_2.rows[20].income_amount }}</w:t>
+            </w:r>
+          </w:p>
+        </w:tc>
+        <w:tc>
+          <w:tcPr>
+            <w:tcW w:type="dxa" w:w="979"/>
+            <w:vAlign w:val="center"/>
+            <w:tcBorders>
+              <w:top w:val="single" w:sz="4" w:color="000000"/>
+              <w:bottom w:val="single" w:sz="4" w:color="000000"/>
+              <w:left w:val="single" w:sz="4" w:color="000000"/>
+              <w:right w:val="single" w:sz="4" w:color="000000"/>
+            </w:tcBorders>
+          </w:tcPr>
+          <w:p>
+            <w:pPr>
+              <w:spacing w:before="0" w:after="0"/>
+              <w:jc w:val="left"/>
+            </w:pPr>
+            <w:r/>
+            <w:r>
+              <w:rPr>
+                <w:rFonts w:ascii="Arial" w:hAnsi="Arial" w:cs="Arial" w:eastAsia="Arial"/>
+                <w:b w:val="0"/>
+                <w:i w:val="0"/>
+                <w:sz w:val="18"/>
+              </w:rPr>
+              <w:t>{{ ndfl_2.rows[20].deduction_code }}</w:t>
+            </w:r>
+          </w:p>
+        </w:tc>
+        <w:tc>
+          <w:tcPr>
+            <w:tcW w:type="dxa" w:w="979"/>
+            <w:vAlign w:val="center"/>
+            <w:tcBorders>
+              <w:top w:val="single" w:sz="4" w:color="000000"/>
+              <w:bottom w:val="single" w:sz="4" w:color="000000"/>
+              <w:left w:val="single" w:sz="4" w:color="000000"/>
+              <w:right w:val="single" w:sz="4" w:color="000000"/>
+            </w:tcBorders>
+          </w:tcPr>
+          <w:p>
+            <w:pPr>
+              <w:spacing w:before="0" w:after="0"/>
+              <w:jc w:val="right"/>
+            </w:pPr>
+            <w:r/>
+            <w:r>
+              <w:rPr>
+                <w:rFonts w:ascii="Arial" w:hAnsi="Arial" w:cs="Arial" w:eastAsia="Arial"/>
+                <w:b w:val="0"/>
+                <w:i w:val="0"/>
+                <w:sz w:val="18"/>
+              </w:rPr>
+              <w:t>{{ ndfl_2.rows[20].deduction_amount }}</w:t>
+            </w:r>
+          </w:p>
+        </w:tc>
+      </w:tr>
+      <w:tr>
+        <w:tc>
+          <w:tcPr>
+            <w:tcW w:type="dxa" w:w="979"/>
+            <w:vAlign w:val="center"/>
+            <w:tcBorders>
+              <w:top w:val="single" w:sz="4" w:color="000000"/>
+              <w:bottom w:val="single" w:sz="4" w:color="000000"/>
+              <w:left w:val="single" w:sz="4" w:color="000000"/>
+              <w:right w:val="single" w:sz="4" w:color="000000"/>
+            </w:tcBorders>
+          </w:tcPr>
+          <w:p>
+            <w:pPr>
+              <w:spacing w:before="0" w:after="0"/>
+              <w:jc w:val="left"/>
+            </w:pPr>
+            <w:r/>
+            <w:r>
+              <w:rPr>
+                <w:rFonts w:ascii="Arial" w:hAnsi="Arial" w:cs="Arial" w:eastAsia="Arial"/>
+                <w:b w:val="0"/>
+                <w:i w:val="0"/>
+                <w:sz w:val="18"/>
+              </w:rPr>
+              <w:t>{{ ndfl_2.rows[7].month }}</w:t>
+            </w:r>
+          </w:p>
+        </w:tc>
+        <w:tc>
+          <w:tcPr>
+            <w:tcW w:type="dxa" w:w="979"/>
+            <w:vAlign w:val="center"/>
+            <w:tcBorders>
+              <w:top w:val="single" w:sz="4" w:color="000000"/>
+              <w:bottom w:val="single" w:sz="4" w:color="000000"/>
+              <w:left w:val="single" w:sz="4" w:color="000000"/>
+              <w:right w:val="single" w:sz="4" w:color="000000"/>
+            </w:tcBorders>
+          </w:tcPr>
+          <w:p>
+            <w:pPr>
+              <w:spacing w:before="0" w:after="0"/>
+              <w:jc w:val="left"/>
+            </w:pPr>
+            <w:r/>
+            <w:r>
+              <w:rPr>
+                <w:rFonts w:ascii="Arial" w:hAnsi="Arial" w:cs="Arial" w:eastAsia="Arial"/>
+                <w:b w:val="0"/>
+                <w:i w:val="0"/>
+                <w:sz w:val="18"/>
+              </w:rPr>
+              <w:t>{{ ndfl_2.rows[7].income_code }}</w:t>
+            </w:r>
+          </w:p>
+        </w:tc>
+        <w:tc>
+          <w:tcPr>
+            <w:tcW w:type="dxa" w:w="979"/>
+            <w:vAlign w:val="center"/>
+            <w:tcBorders>
+              <w:top w:val="single" w:sz="4" w:color="000000"/>
+              <w:bottom w:val="single" w:sz="4" w:color="000000"/>
+              <w:left w:val="single" w:sz="4" w:color="000000"/>
+              <w:right w:val="single" w:sz="4" w:color="000000"/>
+            </w:tcBorders>
+          </w:tcPr>
+          <w:p>
+            <w:pPr>
+              <w:spacing w:before="0" w:after="0"/>
+              <w:jc w:val="right"/>
+            </w:pPr>
+            <w:r/>
+            <w:r>
+              <w:rPr>
+                <w:rFonts w:ascii="Arial" w:hAnsi="Arial" w:cs="Arial" w:eastAsia="Arial"/>
+                <w:b w:val="0"/>
+                <w:i w:val="0"/>
+                <w:sz w:val="18"/>
+              </w:rPr>
+              <w:t>{{ ndfl_2.rows[7].income_amount }}</w:t>
+            </w:r>
+          </w:p>
+        </w:tc>
+        <w:tc>
+          <w:tcPr>
+            <w:tcW w:type="dxa" w:w="979"/>
+            <w:vAlign w:val="center"/>
+            <w:tcBorders>
+              <w:top w:val="single" w:sz="4" w:color="000000"/>
+              <w:bottom w:val="single" w:sz="4" w:color="000000"/>
+              <w:left w:val="single" w:sz="4" w:color="000000"/>
+              <w:right w:val="single" w:sz="4" w:color="000000"/>
+            </w:tcBorders>
+          </w:tcPr>
+          <w:p>
+            <w:pPr>
+              <w:spacing w:before="0" w:after="0"/>
+              <w:jc w:val="left"/>
+            </w:pPr>
+            <w:r/>
+            <w:r>
+              <w:rPr>
+                <w:rFonts w:ascii="Arial" w:hAnsi="Arial" w:cs="Arial" w:eastAsia="Arial"/>
+                <w:b w:val="0"/>
+                <w:i w:val="0"/>
+                <w:sz w:val="18"/>
+              </w:rPr>
+              <w:t>{{ ndfl_2.rows[7].deduction_code }}</w:t>
+            </w:r>
+          </w:p>
+        </w:tc>
+        <w:tc>
+          <w:tcPr>
+            <w:tcW w:type="dxa" w:w="979"/>
+            <w:vAlign w:val="center"/>
+            <w:tcBorders>
+              <w:top w:val="single" w:sz="4" w:color="000000"/>
+              <w:bottom w:val="single" w:sz="4" w:color="000000"/>
+              <w:left w:val="single" w:sz="4" w:color="000000"/>
+              <w:right w:val="single" w:sz="4" w:color="000000"/>
+            </w:tcBorders>
+          </w:tcPr>
+          <w:p>
+            <w:pPr>
+              <w:spacing w:before="0" w:after="0"/>
+              <w:jc w:val="right"/>
+            </w:pPr>
+            <w:r/>
+            <w:r>
+              <w:rPr>
+                <w:rFonts w:ascii="Arial" w:hAnsi="Arial" w:cs="Arial" w:eastAsia="Arial"/>
+                <w:b w:val="0"/>
+                <w:i w:val="0"/>
+                <w:sz w:val="18"/>
+              </w:rPr>
+              <w:t>{{ ndfl_2.rows[7].deduction_amount }}</w:t>
+            </w:r>
+          </w:p>
+        </w:tc>
+        <w:tc>
+          <w:tcPr>
+            <w:tcW w:type="dxa" w:w="979"/>
+            <w:vAlign w:val="center"/>
+            <w:tcBorders>
+              <w:top w:val="nil" w:sz="4" w:color="000000"/>
+              <w:bottom w:val="nil" w:sz="4" w:color="000000"/>
+              <w:left w:val="single" w:sz="4" w:color="000000"/>
+              <w:right w:val="single" w:sz="4" w:color="000000"/>
+            </w:tcBorders>
+          </w:tcPr>
+          <w:p>
+            <w:pPr>
+              <w:spacing w:before="0" w:after="0"/>
+            </w:pPr>
+            <w:r/>
+          </w:p>
+        </w:tc>
+        <w:tc>
+          <w:tcPr>
+            <w:tcW w:type="dxa" w:w="979"/>
+            <w:vAlign w:val="center"/>
+            <w:tcBorders>
+              <w:top w:val="single" w:sz="4" w:color="000000"/>
+              <w:bottom w:val="single" w:sz="4" w:color="000000"/>
+              <w:left w:val="single" w:sz="4" w:color="000000"/>
+              <w:right w:val="single" w:sz="4" w:color="000000"/>
+            </w:tcBorders>
+          </w:tcPr>
+          <w:p>
+            <w:pPr>
+              <w:spacing w:before="0" w:after="0"/>
+              <w:jc w:val="left"/>
+            </w:pPr>
+            <w:r/>
+            <w:r>
+              <w:rPr>
+                <w:rFonts w:ascii="Arial" w:hAnsi="Arial" w:cs="Arial" w:eastAsia="Arial"/>
+                <w:b w:val="0"/>
+                <w:i w:val="0"/>
+                <w:sz w:val="18"/>
+              </w:rPr>
+              <w:t>{{ ndfl_2.rows[21].month }}</w:t>
+            </w:r>
+          </w:p>
+        </w:tc>
+        <w:tc>
+          <w:tcPr>
+            <w:tcW w:type="dxa" w:w="979"/>
+            <w:vAlign w:val="center"/>
+            <w:tcBorders>
+              <w:top w:val="single" w:sz="4" w:color="000000"/>
+              <w:bottom w:val="single" w:sz="4" w:color="000000"/>
+              <w:left w:val="single" w:sz="4" w:color="000000"/>
+              <w:right w:val="single" w:sz="4" w:color="000000"/>
+            </w:tcBorders>
+          </w:tcPr>
+          <w:p>
+            <w:pPr>
+              <w:spacing w:before="0" w:after="0"/>
+              <w:jc w:val="left"/>
+            </w:pPr>
+            <w:r/>
+            <w:r>
+              <w:rPr>
+                <w:rFonts w:ascii="Arial" w:hAnsi="Arial" w:cs="Arial" w:eastAsia="Arial"/>
+                <w:b w:val="0"/>
+                <w:i w:val="0"/>
+                <w:sz w:val="18"/>
+              </w:rPr>
+              <w:t>{{ ndfl_2.rows[21].income_code }}</w:t>
+            </w:r>
+          </w:p>
+        </w:tc>
+        <w:tc>
+          <w:tcPr>
+            <w:tcW w:type="dxa" w:w="979"/>
+            <w:vAlign w:val="center"/>
+            <w:tcBorders>
+              <w:top w:val="single" w:sz="4" w:color="000000"/>
+              <w:bottom w:val="single" w:sz="4" w:color="000000"/>
+              <w:left w:val="single" w:sz="4" w:color="000000"/>
+              <w:right w:val="single" w:sz="4" w:color="000000"/>
+            </w:tcBorders>
+          </w:tcPr>
+          <w:p>
+            <w:pPr>
+              <w:spacing w:before="0" w:after="0"/>
+              <w:jc w:val="right"/>
+            </w:pPr>
+            <w:r/>
+            <w:r>
+              <w:rPr>
+                <w:rFonts w:ascii="Arial" w:hAnsi="Arial" w:cs="Arial" w:eastAsia="Arial"/>
+                <w:b w:val="0"/>
+                <w:i w:val="0"/>
+                <w:sz w:val="18"/>
+              </w:rPr>
+              <w:t>{{ ndfl_2.rows[21].income_amount }}</w:t>
+            </w:r>
+          </w:p>
+        </w:tc>
+        <w:tc>
+          <w:tcPr>
+            <w:tcW w:type="dxa" w:w="979"/>
+            <w:vAlign w:val="center"/>
+            <w:tcBorders>
+              <w:top w:val="single" w:sz="4" w:color="000000"/>
+              <w:bottom w:val="single" w:sz="4" w:color="000000"/>
+              <w:left w:val="single" w:sz="4" w:color="000000"/>
+              <w:right w:val="single" w:sz="4" w:color="000000"/>
+            </w:tcBorders>
+          </w:tcPr>
+          <w:p>
+            <w:pPr>
+              <w:spacing w:before="0" w:after="0"/>
+              <w:jc w:val="left"/>
+            </w:pPr>
+            <w:r/>
+            <w:r>
+              <w:rPr>
+                <w:rFonts w:ascii="Arial" w:hAnsi="Arial" w:cs="Arial" w:eastAsia="Arial"/>
+                <w:b w:val="0"/>
+                <w:i w:val="0"/>
+                <w:sz w:val="18"/>
+              </w:rPr>
+              <w:t>{{ ndfl_2.rows[21].deduction_code }}</w:t>
+            </w:r>
+          </w:p>
+        </w:tc>
+        <w:tc>
+          <w:tcPr>
+            <w:tcW w:type="dxa" w:w="979"/>
+            <w:vAlign w:val="center"/>
+            <w:tcBorders>
+              <w:top w:val="single" w:sz="4" w:color="000000"/>
+              <w:bottom w:val="single" w:sz="4" w:color="000000"/>
+              <w:left w:val="single" w:sz="4" w:color="000000"/>
+              <w:right w:val="single" w:sz="4" w:color="000000"/>
+            </w:tcBorders>
+          </w:tcPr>
+          <w:p>
+            <w:pPr>
+              <w:spacing w:before="0" w:after="0"/>
+              <w:jc w:val="right"/>
+            </w:pPr>
+            <w:r/>
+            <w:r>
+              <w:rPr>
+                <w:rFonts w:ascii="Arial" w:hAnsi="Arial" w:cs="Arial" w:eastAsia="Arial"/>
+                <w:b w:val="0"/>
+                <w:i w:val="0"/>
+                <w:sz w:val="18"/>
+              </w:rPr>
+              <w:t>{{ ndfl_2.rows[21].deduction_amount }}</w:t>
+            </w:r>
+          </w:p>
+        </w:tc>
+      </w:tr>
+      <w:tr>
+        <w:tc>
+          <w:tcPr>
+            <w:tcW w:type="dxa" w:w="979"/>
+            <w:vAlign w:val="center"/>
+            <w:tcBorders>
+              <w:top w:val="single" w:sz="4" w:color="000000"/>
+              <w:bottom w:val="single" w:sz="4" w:color="000000"/>
+              <w:left w:val="single" w:sz="4" w:color="000000"/>
+              <w:right w:val="single" w:sz="4" w:color="000000"/>
+            </w:tcBorders>
+          </w:tcPr>
+          <w:p>
+            <w:pPr>
+              <w:spacing w:before="0" w:after="0"/>
+              <w:jc w:val="left"/>
+            </w:pPr>
+            <w:r/>
+            <w:r>
+              <w:rPr>
+                <w:rFonts w:ascii="Arial" w:hAnsi="Arial" w:cs="Arial" w:eastAsia="Arial"/>
+                <w:b w:val="0"/>
+                <w:i w:val="0"/>
+                <w:sz w:val="18"/>
+              </w:rPr>
+              <w:t>{{ ndfl_2.rows[8].month }}</w:t>
+            </w:r>
+          </w:p>
+        </w:tc>
+        <w:tc>
+          <w:tcPr>
+            <w:tcW w:type="dxa" w:w="979"/>
+            <w:vAlign w:val="center"/>
+            <w:tcBorders>
+              <w:top w:val="single" w:sz="4" w:color="000000"/>
+              <w:bottom w:val="single" w:sz="4" w:color="000000"/>
+              <w:left w:val="single" w:sz="4" w:color="000000"/>
+              <w:right w:val="single" w:sz="4" w:color="000000"/>
+            </w:tcBorders>
+          </w:tcPr>
+          <w:p>
+            <w:pPr>
+              <w:spacing w:before="0" w:after="0"/>
+              <w:jc w:val="left"/>
+            </w:pPr>
+            <w:r/>
+            <w:r>
+              <w:rPr>
+                <w:rFonts w:ascii="Arial" w:hAnsi="Arial" w:cs="Arial" w:eastAsia="Arial"/>
+                <w:b w:val="0"/>
+                <w:i w:val="0"/>
+                <w:sz w:val="18"/>
+              </w:rPr>
+              <w:t>{{ ndfl_2.rows[8].income_code }}</w:t>
+            </w:r>
+          </w:p>
+        </w:tc>
+        <w:tc>
+          <w:tcPr>
+            <w:tcW w:type="dxa" w:w="979"/>
+            <w:vAlign w:val="center"/>
+            <w:tcBorders>
+              <w:top w:val="single" w:sz="4" w:color="000000"/>
+              <w:bottom w:val="single" w:sz="4" w:color="000000"/>
+              <w:left w:val="single" w:sz="4" w:color="000000"/>
+              <w:right w:val="single" w:sz="4" w:color="000000"/>
+            </w:tcBorders>
+          </w:tcPr>
+          <w:p>
+            <w:pPr>
+              <w:spacing w:before="0" w:after="0"/>
+              <w:jc w:val="right"/>
+            </w:pPr>
+            <w:r/>
+            <w:r>
+              <w:rPr>
+                <w:rFonts w:ascii="Arial" w:hAnsi="Arial" w:cs="Arial" w:eastAsia="Arial"/>
+                <w:b w:val="0"/>
+                <w:i w:val="0"/>
+                <w:sz w:val="18"/>
+              </w:rPr>
+              <w:t>{{ ndfl_2.rows[8].income_amount }}</w:t>
+            </w:r>
+          </w:p>
+        </w:tc>
+        <w:tc>
+          <w:tcPr>
+            <w:tcW w:type="dxa" w:w="979"/>
+            <w:vAlign w:val="center"/>
+            <w:tcBorders>
+              <w:top w:val="single" w:sz="4" w:color="000000"/>
+              <w:bottom w:val="single" w:sz="4" w:color="000000"/>
+              <w:left w:val="single" w:sz="4" w:color="000000"/>
+              <w:right w:val="single" w:sz="4" w:color="000000"/>
+            </w:tcBorders>
+          </w:tcPr>
+          <w:p>
+            <w:pPr>
+              <w:spacing w:before="0" w:after="0"/>
+              <w:jc w:val="left"/>
+            </w:pPr>
+            <w:r/>
+            <w:r>
+              <w:rPr>
+                <w:rFonts w:ascii="Arial" w:hAnsi="Arial" w:cs="Arial" w:eastAsia="Arial"/>
+                <w:b w:val="0"/>
+                <w:i w:val="0"/>
+                <w:sz w:val="18"/>
+              </w:rPr>
+              <w:t>{{ ndfl_2.rows[8].deduction_code }}</w:t>
+            </w:r>
+          </w:p>
+        </w:tc>
+        <w:tc>
+          <w:tcPr>
+            <w:tcW w:type="dxa" w:w="979"/>
+            <w:vAlign w:val="center"/>
+            <w:tcBorders>
+              <w:top w:val="single" w:sz="4" w:color="000000"/>
+              <w:bottom w:val="single" w:sz="4" w:color="000000"/>
+              <w:left w:val="single" w:sz="4" w:color="000000"/>
+              <w:right w:val="single" w:sz="4" w:color="000000"/>
+            </w:tcBorders>
+          </w:tcPr>
+          <w:p>
+            <w:pPr>
+              <w:spacing w:before="0" w:after="0"/>
+              <w:jc w:val="right"/>
+            </w:pPr>
+            <w:r/>
+            <w:r>
+              <w:rPr>
+                <w:rFonts w:ascii="Arial" w:hAnsi="Arial" w:cs="Arial" w:eastAsia="Arial"/>
+                <w:b w:val="0"/>
+                <w:i w:val="0"/>
+                <w:sz w:val="18"/>
+              </w:rPr>
+              <w:t>{{ ndfl_2.rows[8].deduction_amount }}</w:t>
+            </w:r>
+          </w:p>
+        </w:tc>
+        <w:tc>
+          <w:tcPr>
+            <w:tcW w:type="dxa" w:w="979"/>
+            <w:vAlign w:val="center"/>
+            <w:tcBorders>
+              <w:top w:val="nil" w:sz="4" w:color="000000"/>
+              <w:bottom w:val="nil" w:sz="4" w:color="000000"/>
+              <w:left w:val="single" w:sz="4" w:color="000000"/>
+              <w:right w:val="single" w:sz="4" w:color="000000"/>
+            </w:tcBorders>
+          </w:tcPr>
+          <w:p>
+            <w:pPr>
+              <w:spacing w:before="0" w:after="0"/>
+            </w:pPr>
+            <w:r/>
+          </w:p>
+        </w:tc>
+        <w:tc>
+          <w:tcPr>
+            <w:tcW w:type="dxa" w:w="979"/>
+            <w:vAlign w:val="center"/>
+            <w:tcBorders>
+              <w:top w:val="single" w:sz="4" w:color="000000"/>
+              <w:bottom w:val="single" w:sz="4" w:color="000000"/>
+              <w:left w:val="single" w:sz="4" w:color="000000"/>
+              <w:right w:val="single" w:sz="4" w:color="000000"/>
+            </w:tcBorders>
+          </w:tcPr>
+          <w:p>
+            <w:pPr>
+              <w:spacing w:before="0" w:after="0"/>
+              <w:jc w:val="left"/>
+            </w:pPr>
+            <w:r/>
+            <w:r>
+              <w:rPr>
+                <w:rFonts w:ascii="Arial" w:hAnsi="Arial" w:cs="Arial" w:eastAsia="Arial"/>
+                <w:b w:val="0"/>
+                <w:i w:val="0"/>
+                <w:sz w:val="18"/>
+              </w:rPr>
+              <w:t>{{ ndfl_2.rows[22].month }}</w:t>
+            </w:r>
+          </w:p>
+        </w:tc>
+        <w:tc>
+          <w:tcPr>
+            <w:tcW w:type="dxa" w:w="979"/>
+            <w:vAlign w:val="center"/>
+            <w:tcBorders>
+              <w:top w:val="single" w:sz="4" w:color="000000"/>
+              <w:bottom w:val="single" w:sz="4" w:color="000000"/>
+              <w:left w:val="single" w:sz="4" w:color="000000"/>
+              <w:right w:val="single" w:sz="4" w:color="000000"/>
+            </w:tcBorders>
+          </w:tcPr>
+          <w:p>
+            <w:pPr>
+              <w:spacing w:before="0" w:after="0"/>
+              <w:jc w:val="left"/>
+            </w:pPr>
+            <w:r/>
+            <w:r>
+              <w:rPr>
+                <w:rFonts w:ascii="Arial" w:hAnsi="Arial" w:cs="Arial" w:eastAsia="Arial"/>
+                <w:b w:val="0"/>
+                <w:i w:val="0"/>
+                <w:sz w:val="18"/>
+              </w:rPr>
+              <w:t>{{ ndfl_2.rows[22].income_code }}</w:t>
+            </w:r>
+          </w:p>
+        </w:tc>
+        <w:tc>
+          <w:tcPr>
+            <w:tcW w:type="dxa" w:w="979"/>
+            <w:vAlign w:val="center"/>
+            <w:tcBorders>
+              <w:top w:val="single" w:sz="4" w:color="000000"/>
+              <w:bottom w:val="single" w:sz="4" w:color="000000"/>
+              <w:left w:val="single" w:sz="4" w:color="000000"/>
+              <w:right w:val="single" w:sz="4" w:color="000000"/>
+            </w:tcBorders>
+          </w:tcPr>
+          <w:p>
+            <w:pPr>
+              <w:spacing w:before="0" w:after="0"/>
+              <w:jc w:val="right"/>
+            </w:pPr>
+            <w:r/>
+            <w:r>
+              <w:rPr>
+                <w:rFonts w:ascii="Arial" w:hAnsi="Arial" w:cs="Arial" w:eastAsia="Arial"/>
+                <w:b w:val="0"/>
+                <w:i w:val="0"/>
+                <w:sz w:val="18"/>
+              </w:rPr>
+              <w:t>{{ ndfl_2.rows[22].income_amount }}</w:t>
+            </w:r>
+          </w:p>
+        </w:tc>
+        <w:tc>
+          <w:tcPr>
+            <w:tcW w:type="dxa" w:w="979"/>
+            <w:vAlign w:val="center"/>
+            <w:tcBorders>
+              <w:top w:val="single" w:sz="4" w:color="000000"/>
+              <w:bottom w:val="single" w:sz="4" w:color="000000"/>
+              <w:left w:val="single" w:sz="4" w:color="000000"/>
+              <w:right w:val="single" w:sz="4" w:color="000000"/>
+            </w:tcBorders>
+          </w:tcPr>
+          <w:p>
+            <w:pPr>
+              <w:spacing w:before="0" w:after="0"/>
+              <w:jc w:val="left"/>
+            </w:pPr>
+            <w:r/>
+            <w:r>
+              <w:rPr>
+                <w:rFonts w:ascii="Arial" w:hAnsi="Arial" w:cs="Arial" w:eastAsia="Arial"/>
+                <w:b w:val="0"/>
+                <w:i w:val="0"/>
+                <w:sz w:val="18"/>
+              </w:rPr>
+              <w:t>{{ ndfl_2.rows[22].deduction_code }}</w:t>
+            </w:r>
+          </w:p>
+        </w:tc>
+        <w:tc>
+          <w:tcPr>
+            <w:tcW w:type="dxa" w:w="979"/>
+            <w:vAlign w:val="center"/>
+            <w:tcBorders>
+              <w:top w:val="single" w:sz="4" w:color="000000"/>
+              <w:bottom w:val="single" w:sz="4" w:color="000000"/>
+              <w:left w:val="single" w:sz="4" w:color="000000"/>
+              <w:right w:val="single" w:sz="4" w:color="000000"/>
+            </w:tcBorders>
+          </w:tcPr>
+          <w:p>
+            <w:pPr>
+              <w:spacing w:before="0" w:after="0"/>
+              <w:jc w:val="right"/>
+            </w:pPr>
+            <w:r/>
+            <w:r>
+              <w:rPr>
+                <w:rFonts w:ascii="Arial" w:hAnsi="Arial" w:cs="Arial" w:eastAsia="Arial"/>
+                <w:b w:val="0"/>
+                <w:i w:val="0"/>
+                <w:sz w:val="18"/>
+              </w:rPr>
+              <w:t>{{ ndfl_2.rows[22].deduction_amount }}</w:t>
+            </w:r>
+          </w:p>
+        </w:tc>
+      </w:tr>
+      <w:tr>
+        <w:tc>
+          <w:tcPr>
+            <w:tcW w:type="dxa" w:w="979"/>
+            <w:vAlign w:val="center"/>
+            <w:tcBorders>
+              <w:top w:val="single" w:sz="4" w:color="000000"/>
+              <w:bottom w:val="single" w:sz="4" w:color="000000"/>
+              <w:left w:val="single" w:sz="4" w:color="000000"/>
+              <w:right w:val="single" w:sz="4" w:color="000000"/>
+            </w:tcBorders>
+          </w:tcPr>
+          <w:p>
+            <w:pPr>
+              <w:spacing w:before="0" w:after="0"/>
+              <w:jc w:val="left"/>
+            </w:pPr>
+            <w:r/>
+            <w:r>
+              <w:rPr>
+                <w:rFonts w:ascii="Arial" w:hAnsi="Arial" w:cs="Arial" w:eastAsia="Arial"/>
+                <w:b w:val="0"/>
+                <w:i w:val="0"/>
+                <w:sz w:val="18"/>
+              </w:rPr>
+              <w:t>{{ ndfl_2.rows[9].month }}</w:t>
+            </w:r>
+          </w:p>
+        </w:tc>
+        <w:tc>
+          <w:tcPr>
+            <w:tcW w:type="dxa" w:w="979"/>
+            <w:vAlign w:val="center"/>
+            <w:tcBorders>
+              <w:top w:val="single" w:sz="4" w:color="000000"/>
+              <w:bottom w:val="single" w:sz="4" w:color="000000"/>
+              <w:left w:val="single" w:sz="4" w:color="000000"/>
+              <w:right w:val="single" w:sz="4" w:color="000000"/>
+            </w:tcBorders>
+          </w:tcPr>
+          <w:p>
+            <w:pPr>
+              <w:spacing w:before="0" w:after="0"/>
+              <w:jc w:val="left"/>
+            </w:pPr>
+            <w:r/>
+            <w:r>
+              <w:rPr>
+                <w:rFonts w:ascii="Arial" w:hAnsi="Arial" w:cs="Arial" w:eastAsia="Arial"/>
+                <w:b w:val="0"/>
+                <w:i w:val="0"/>
+                <w:sz w:val="18"/>
+              </w:rPr>
+              <w:t>{{ ndfl_2.rows[9].income_code }}</w:t>
+            </w:r>
+          </w:p>
+        </w:tc>
+        <w:tc>
+          <w:tcPr>
+            <w:tcW w:type="dxa" w:w="979"/>
+            <w:vAlign w:val="center"/>
+            <w:tcBorders>
+              <w:top w:val="single" w:sz="4" w:color="000000"/>
+              <w:bottom w:val="single" w:sz="4" w:color="000000"/>
+              <w:left w:val="single" w:sz="4" w:color="000000"/>
+              <w:right w:val="single" w:sz="4" w:color="000000"/>
+            </w:tcBorders>
+          </w:tcPr>
+          <w:p>
+            <w:pPr>
+              <w:spacing w:before="0" w:after="0"/>
+              <w:jc w:val="right"/>
+            </w:pPr>
+            <w:r/>
+            <w:r>
+              <w:rPr>
+                <w:rFonts w:ascii="Arial" w:hAnsi="Arial" w:cs="Arial" w:eastAsia="Arial"/>
+                <w:b w:val="0"/>
+                <w:i w:val="0"/>
+                <w:sz w:val="18"/>
+              </w:rPr>
+              <w:t>{{ ndfl_2.rows[9].income_amount }}</w:t>
+            </w:r>
+          </w:p>
+        </w:tc>
+        <w:tc>
+          <w:tcPr>
+            <w:tcW w:type="dxa" w:w="979"/>
+            <w:vAlign w:val="center"/>
+            <w:tcBorders>
+              <w:top w:val="single" w:sz="4" w:color="000000"/>
+              <w:bottom w:val="single" w:sz="4" w:color="000000"/>
+              <w:left w:val="single" w:sz="4" w:color="000000"/>
+              <w:right w:val="single" w:sz="4" w:color="000000"/>
+            </w:tcBorders>
+          </w:tcPr>
+          <w:p>
+            <w:pPr>
+              <w:spacing w:before="0" w:after="0"/>
+              <w:jc w:val="left"/>
+            </w:pPr>
+            <w:r/>
+            <w:r>
+              <w:rPr>
+                <w:rFonts w:ascii="Arial" w:hAnsi="Arial" w:cs="Arial" w:eastAsia="Arial"/>
+                <w:b w:val="0"/>
+                <w:i w:val="0"/>
+                <w:sz w:val="18"/>
+              </w:rPr>
+              <w:t>{{ ndfl_2.rows[9].deduction_code }}</w:t>
+            </w:r>
+          </w:p>
+        </w:tc>
+        <w:tc>
+          <w:tcPr>
+            <w:tcW w:type="dxa" w:w="979"/>
+            <w:vAlign w:val="center"/>
+            <w:tcBorders>
+              <w:top w:val="single" w:sz="4" w:color="000000"/>
+              <w:bottom w:val="single" w:sz="4" w:color="000000"/>
+              <w:left w:val="single" w:sz="4" w:color="000000"/>
+              <w:right w:val="single" w:sz="4" w:color="000000"/>
+            </w:tcBorders>
+          </w:tcPr>
+          <w:p>
+            <w:pPr>
+              <w:spacing w:before="0" w:after="0"/>
+              <w:jc w:val="right"/>
+            </w:pPr>
+            <w:r/>
+            <w:r>
+              <w:rPr>
+                <w:rFonts w:ascii="Arial" w:hAnsi="Arial" w:cs="Arial" w:eastAsia="Arial"/>
+                <w:b w:val="0"/>
+                <w:i w:val="0"/>
+                <w:sz w:val="18"/>
+              </w:rPr>
+              <w:t>{{ ndfl_2.rows[9].deduction_amount }}</w:t>
+            </w:r>
+          </w:p>
+        </w:tc>
+        <w:tc>
+          <w:tcPr>
+            <w:tcW w:type="dxa" w:w="979"/>
+            <w:vAlign w:val="center"/>
+            <w:tcBorders>
+              <w:top w:val="nil" w:sz="4" w:color="000000"/>
+              <w:bottom w:val="nil" w:sz="4" w:color="000000"/>
+              <w:left w:val="single" w:sz="4" w:color="000000"/>
+              <w:right w:val="single" w:sz="4" w:color="000000"/>
+            </w:tcBorders>
+          </w:tcPr>
+          <w:p>
+            <w:pPr>
+              <w:spacing w:before="0" w:after="0"/>
+            </w:pPr>
+            <w:r/>
+          </w:p>
+        </w:tc>
+        <w:tc>
+          <w:tcPr>
+            <w:tcW w:type="dxa" w:w="979"/>
+            <w:vAlign w:val="center"/>
+            <w:tcBorders>
+              <w:top w:val="single" w:sz="4" w:color="000000"/>
+              <w:bottom w:val="single" w:sz="4" w:color="000000"/>
+              <w:left w:val="single" w:sz="4" w:color="000000"/>
+              <w:right w:val="single" w:sz="4" w:color="000000"/>
+            </w:tcBorders>
+          </w:tcPr>
+          <w:p>
+            <w:pPr>
+              <w:spacing w:before="0" w:after="0"/>
+              <w:jc w:val="left"/>
+            </w:pPr>
+            <w:r/>
+            <w:r>
+              <w:rPr>
+                <w:rFonts w:ascii="Arial" w:hAnsi="Arial" w:cs="Arial" w:eastAsia="Arial"/>
+                <w:b w:val="0"/>
+                <w:i w:val="0"/>
+                <w:sz w:val="18"/>
+              </w:rPr>
+              <w:t>{{ ndfl_2.rows[23].month }}</w:t>
+            </w:r>
+          </w:p>
+        </w:tc>
+        <w:tc>
+          <w:tcPr>
+            <w:tcW w:type="dxa" w:w="979"/>
+            <w:vAlign w:val="center"/>
+            <w:tcBorders>
+              <w:top w:val="single" w:sz="4" w:color="000000"/>
+              <w:bottom w:val="single" w:sz="4" w:color="000000"/>
+              <w:left w:val="single" w:sz="4" w:color="000000"/>
+              <w:right w:val="single" w:sz="4" w:color="000000"/>
+            </w:tcBorders>
+          </w:tcPr>
+          <w:p>
+            <w:pPr>
+              <w:spacing w:before="0" w:after="0"/>
+              <w:jc w:val="left"/>
+            </w:pPr>
+            <w:r/>
+            <w:r>
+              <w:rPr>
+                <w:rFonts w:ascii="Arial" w:hAnsi="Arial" w:cs="Arial" w:eastAsia="Arial"/>
+                <w:b w:val="0"/>
+                <w:i w:val="0"/>
+                <w:sz w:val="18"/>
+              </w:rPr>
+              <w:t>{{ ndfl_2.rows[23].income_code }}</w:t>
+            </w:r>
+          </w:p>
+        </w:tc>
+        <w:tc>
+          <w:tcPr>
+            <w:tcW w:type="dxa" w:w="979"/>
+            <w:vAlign w:val="center"/>
+            <w:tcBorders>
+              <w:top w:val="single" w:sz="4" w:color="000000"/>
+              <w:bottom w:val="single" w:sz="4" w:color="000000"/>
+              <w:left w:val="single" w:sz="4" w:color="000000"/>
+              <w:right w:val="single" w:sz="4" w:color="000000"/>
+            </w:tcBorders>
+          </w:tcPr>
+          <w:p>
+            <w:pPr>
+              <w:spacing w:before="0" w:after="0"/>
+              <w:jc w:val="right"/>
+            </w:pPr>
+            <w:r/>
+            <w:r>
+              <w:rPr>
+                <w:rFonts w:ascii="Arial" w:hAnsi="Arial" w:cs="Arial" w:eastAsia="Arial"/>
+                <w:b w:val="0"/>
+                <w:i w:val="0"/>
+                <w:sz w:val="18"/>
+              </w:rPr>
+              <w:t>{{ ndfl_2.rows[23].income_amount }}</w:t>
+            </w:r>
+          </w:p>
+        </w:tc>
+        <w:tc>
+          <w:tcPr>
+            <w:tcW w:type="dxa" w:w="979"/>
+            <w:vAlign w:val="center"/>
+            <w:tcBorders>
+              <w:top w:val="single" w:sz="4" w:color="000000"/>
+              <w:bottom w:val="single" w:sz="4" w:color="000000"/>
+              <w:left w:val="single" w:sz="4" w:color="000000"/>
+              <w:right w:val="single" w:sz="4" w:color="000000"/>
+            </w:tcBorders>
+          </w:tcPr>
+          <w:p>
+            <w:pPr>
+              <w:spacing w:before="0" w:after="0"/>
+              <w:jc w:val="left"/>
+            </w:pPr>
+            <w:r/>
+            <w:r>
+              <w:rPr>
+                <w:rFonts w:ascii="Arial" w:hAnsi="Arial" w:cs="Arial" w:eastAsia="Arial"/>
+                <w:b w:val="0"/>
+                <w:i w:val="0"/>
+                <w:sz w:val="18"/>
+              </w:rPr>
+              <w:t>{{ ndfl_2.rows[23].deduction_code }}</w:t>
+            </w:r>
+          </w:p>
+        </w:tc>
+        <w:tc>
+          <w:tcPr>
+            <w:tcW w:type="dxa" w:w="979"/>
+            <w:vAlign w:val="center"/>
+            <w:tcBorders>
+              <w:top w:val="single" w:sz="4" w:color="000000"/>
+              <w:bottom w:val="single" w:sz="4" w:color="000000"/>
+              <w:left w:val="single" w:sz="4" w:color="000000"/>
+              <w:right w:val="single" w:sz="4" w:color="000000"/>
+            </w:tcBorders>
+          </w:tcPr>
+          <w:p>
+            <w:pPr>
+              <w:spacing w:before="0" w:after="0"/>
+              <w:jc w:val="right"/>
+            </w:pPr>
+            <w:r/>
+            <w:r>
+              <w:rPr>
+                <w:rFonts w:ascii="Arial" w:hAnsi="Arial" w:cs="Arial" w:eastAsia="Arial"/>
+                <w:b w:val="0"/>
+                <w:i w:val="0"/>
+                <w:sz w:val="18"/>
+              </w:rPr>
+              <w:t>{{ ndfl_2.rows[23].deduction_amount }}</w:t>
+            </w:r>
+          </w:p>
+        </w:tc>
+      </w:tr>
+      <w:tr>
+        <w:tc>
+          <w:tcPr>
+            <w:tcW w:type="dxa" w:w="979"/>
+            <w:vAlign w:val="center"/>
+            <w:tcBorders>
+              <w:top w:val="single" w:sz="4" w:color="000000"/>
+              <w:bottom w:val="single" w:sz="4" w:color="000000"/>
+              <w:left w:val="single" w:sz="4" w:color="000000"/>
+              <w:right w:val="single" w:sz="4" w:color="000000"/>
+            </w:tcBorders>
+          </w:tcPr>
+          <w:p>
+            <w:pPr>
+              <w:spacing w:before="0" w:after="0"/>
+              <w:jc w:val="left"/>
+            </w:pPr>
+            <w:r/>
+            <w:r>
+              <w:rPr>
+                <w:rFonts w:ascii="Arial" w:hAnsi="Arial" w:cs="Arial" w:eastAsia="Arial"/>
+                <w:b w:val="0"/>
+                <w:i w:val="0"/>
+                <w:sz w:val="18"/>
+              </w:rPr>
+              <w:t>{{ ndfl_2.rows[10].month }}</w:t>
+            </w:r>
+          </w:p>
+        </w:tc>
+        <w:tc>
+          <w:tcPr>
+            <w:tcW w:type="dxa" w:w="979"/>
+            <w:vAlign w:val="center"/>
+            <w:tcBorders>
+              <w:top w:val="single" w:sz="4" w:color="000000"/>
+              <w:bottom w:val="single" w:sz="4" w:color="000000"/>
+              <w:left w:val="single" w:sz="4" w:color="000000"/>
+              <w:right w:val="single" w:sz="4" w:color="000000"/>
+            </w:tcBorders>
+          </w:tcPr>
+          <w:p>
+            <w:pPr>
+              <w:spacing w:before="0" w:after="0"/>
+              <w:jc w:val="left"/>
+            </w:pPr>
+            <w:r/>
+            <w:r>
+              <w:rPr>
+                <w:rFonts w:ascii="Arial" w:hAnsi="Arial" w:cs="Arial" w:eastAsia="Arial"/>
+                <w:b w:val="0"/>
+                <w:i w:val="0"/>
+                <w:sz w:val="18"/>
+              </w:rPr>
+              <w:t>{{ ndfl_2.rows[10].income_code }}</w:t>
+            </w:r>
+          </w:p>
+        </w:tc>
+        <w:tc>
+          <w:tcPr>
+            <w:tcW w:type="dxa" w:w="979"/>
+            <w:vAlign w:val="center"/>
+            <w:tcBorders>
+              <w:top w:val="single" w:sz="4" w:color="000000"/>
+              <w:bottom w:val="single" w:sz="4" w:color="000000"/>
+              <w:left w:val="single" w:sz="4" w:color="000000"/>
+              <w:right w:val="single" w:sz="4" w:color="000000"/>
+            </w:tcBorders>
+          </w:tcPr>
+          <w:p>
+            <w:pPr>
+              <w:spacing w:before="0" w:after="0"/>
+              <w:jc w:val="right"/>
+            </w:pPr>
+            <w:r/>
+            <w:r>
+              <w:rPr>
+                <w:rFonts w:ascii="Arial" w:hAnsi="Arial" w:cs="Arial" w:eastAsia="Arial"/>
+                <w:b w:val="0"/>
+                <w:i w:val="0"/>
+                <w:sz w:val="18"/>
+              </w:rPr>
+              <w:t>{{ ndfl_2.rows[10].income_amount }}</w:t>
+            </w:r>
+          </w:p>
+        </w:tc>
+        <w:tc>
+          <w:tcPr>
+            <w:tcW w:type="dxa" w:w="979"/>
+            <w:vAlign w:val="center"/>
+            <w:tcBorders>
+              <w:top w:val="single" w:sz="4" w:color="000000"/>
+              <w:bottom w:val="single" w:sz="4" w:color="000000"/>
+              <w:left w:val="single" w:sz="4" w:color="000000"/>
+              <w:right w:val="single" w:sz="4" w:color="000000"/>
+            </w:tcBorders>
+          </w:tcPr>
+          <w:p>
+            <w:pPr>
+              <w:spacing w:before="0" w:after="0"/>
+              <w:jc w:val="left"/>
+            </w:pPr>
+            <w:r/>
+            <w:r>
+              <w:rPr>
+                <w:rFonts w:ascii="Arial" w:hAnsi="Arial" w:cs="Arial" w:eastAsia="Arial"/>
+                <w:b w:val="0"/>
+                <w:i w:val="0"/>
+                <w:sz w:val="18"/>
+              </w:rPr>
+              <w:t>{{ ndfl_2.rows[10].deduction_code }}</w:t>
+            </w:r>
+          </w:p>
+        </w:tc>
+        <w:tc>
+          <w:tcPr>
+            <w:tcW w:type="dxa" w:w="979"/>
+            <w:vAlign w:val="center"/>
+            <w:tcBorders>
+              <w:top w:val="single" w:sz="4" w:color="000000"/>
+              <w:bottom w:val="single" w:sz="4" w:color="000000"/>
+              <w:left w:val="single" w:sz="4" w:color="000000"/>
+              <w:right w:val="single" w:sz="4" w:color="000000"/>
+            </w:tcBorders>
+          </w:tcPr>
+          <w:p>
+            <w:pPr>
+              <w:spacing w:before="0" w:after="0"/>
+              <w:jc w:val="right"/>
+            </w:pPr>
+            <w:r/>
+            <w:r>
+              <w:rPr>
+                <w:rFonts w:ascii="Arial" w:hAnsi="Arial" w:cs="Arial" w:eastAsia="Arial"/>
+                <w:b w:val="0"/>
+                <w:i w:val="0"/>
+                <w:sz w:val="18"/>
+              </w:rPr>
+              <w:t>{{ ndfl_2.rows[10].deduction_amount }}</w:t>
+            </w:r>
+          </w:p>
+        </w:tc>
+        <w:tc>
+          <w:tcPr>
+            <w:tcW w:type="dxa" w:w="979"/>
+            <w:vAlign w:val="center"/>
+            <w:tcBorders>
+              <w:top w:val="nil" w:sz="4" w:color="000000"/>
+              <w:bottom w:val="nil" w:sz="4" w:color="000000"/>
+              <w:left w:val="single" w:sz="4" w:color="000000"/>
+              <w:right w:val="single" w:sz="4" w:color="000000"/>
+            </w:tcBorders>
+          </w:tcPr>
+          <w:p>
+            <w:pPr>
+              <w:spacing w:before="0" w:after="0"/>
+            </w:pPr>
+            <w:r/>
+          </w:p>
+        </w:tc>
+        <w:tc>
+          <w:tcPr>
+            <w:tcW w:type="dxa" w:w="979"/>
+            <w:vAlign w:val="center"/>
+            <w:tcBorders>
+              <w:top w:val="single" w:sz="4" w:color="000000"/>
+              <w:bottom w:val="single" w:sz="4" w:color="000000"/>
+              <w:left w:val="single" w:sz="4" w:color="000000"/>
+              <w:right w:val="single" w:sz="4" w:color="000000"/>
+            </w:tcBorders>
+          </w:tcPr>
+          <w:p>
+            <w:pPr>
+              <w:spacing w:before="0" w:after="0"/>
+              <w:jc w:val="left"/>
+            </w:pPr>
+            <w:r/>
+            <w:r>
+              <w:rPr>
+                <w:rFonts w:ascii="Arial" w:hAnsi="Arial" w:cs="Arial" w:eastAsia="Arial"/>
+                <w:b w:val="0"/>
+                <w:i w:val="0"/>
+                <w:sz w:val="18"/>
+              </w:rPr>
+              <w:t>{{ ndfl_2.rows[24].month }}</w:t>
+            </w:r>
+          </w:p>
+        </w:tc>
+        <w:tc>
+          <w:tcPr>
+            <w:tcW w:type="dxa" w:w="979"/>
+            <w:vAlign w:val="center"/>
+            <w:tcBorders>
+              <w:top w:val="single" w:sz="4" w:color="000000"/>
+              <w:bottom w:val="single" w:sz="4" w:color="000000"/>
+              <w:left w:val="single" w:sz="4" w:color="000000"/>
+              <w:right w:val="single" w:sz="4" w:color="000000"/>
+            </w:tcBorders>
+          </w:tcPr>
+          <w:p>
+            <w:pPr>
+              <w:spacing w:before="0" w:after="0"/>
+              <w:jc w:val="left"/>
+            </w:pPr>
+            <w:r/>
+            <w:r>
+              <w:rPr>
+                <w:rFonts w:ascii="Arial" w:hAnsi="Arial" w:cs="Arial" w:eastAsia="Arial"/>
+                <w:b w:val="0"/>
+                <w:i w:val="0"/>
+                <w:sz w:val="18"/>
+              </w:rPr>
+              <w:t>{{ ndfl_2.rows[24].income_code }}</w:t>
+            </w:r>
+          </w:p>
+        </w:tc>
+        <w:tc>
+          <w:tcPr>
+            <w:tcW w:type="dxa" w:w="979"/>
+            <w:vAlign w:val="center"/>
+            <w:tcBorders>
+              <w:top w:val="single" w:sz="4" w:color="000000"/>
+              <w:bottom w:val="single" w:sz="4" w:color="000000"/>
+              <w:left w:val="single" w:sz="4" w:color="000000"/>
+              <w:right w:val="single" w:sz="4" w:color="000000"/>
+            </w:tcBorders>
+          </w:tcPr>
+          <w:p>
+            <w:pPr>
+              <w:spacing w:before="0" w:after="0"/>
+              <w:jc w:val="right"/>
+            </w:pPr>
+            <w:r/>
+            <w:r>
+              <w:rPr>
+                <w:rFonts w:ascii="Arial" w:hAnsi="Arial" w:cs="Arial" w:eastAsia="Arial"/>
+                <w:b w:val="0"/>
+                <w:i w:val="0"/>
+                <w:sz w:val="18"/>
+              </w:rPr>
+              <w:t>{{ ndfl_2.rows[24].income_amount }}</w:t>
+            </w:r>
+          </w:p>
+        </w:tc>
+        <w:tc>
+          <w:tcPr>
+            <w:tcW w:type="dxa" w:w="979"/>
+            <w:vAlign w:val="center"/>
+            <w:tcBorders>
+              <w:top w:val="single" w:sz="4" w:color="000000"/>
+              <w:bottom w:val="single" w:sz="4" w:color="000000"/>
+              <w:left w:val="single" w:sz="4" w:color="000000"/>
+              <w:right w:val="single" w:sz="4" w:color="000000"/>
+            </w:tcBorders>
+          </w:tcPr>
+          <w:p>
+            <w:pPr>
+              <w:spacing w:before="0" w:after="0"/>
+              <w:jc w:val="left"/>
+            </w:pPr>
+            <w:r/>
+            <w:r>
+              <w:rPr>
+                <w:rFonts w:ascii="Arial" w:hAnsi="Arial" w:cs="Arial" w:eastAsia="Arial"/>
+                <w:b w:val="0"/>
+                <w:i w:val="0"/>
+                <w:sz w:val="18"/>
+              </w:rPr>
+              <w:t>{{ ndfl_2.rows[24].deduction_code }}</w:t>
+            </w:r>
+          </w:p>
+        </w:tc>
+        <w:tc>
+          <w:tcPr>
+            <w:tcW w:type="dxa" w:w="979"/>
+            <w:vAlign w:val="center"/>
+            <w:tcBorders>
+              <w:top w:val="single" w:sz="4" w:color="000000"/>
+              <w:bottom w:val="single" w:sz="4" w:color="000000"/>
+              <w:left w:val="single" w:sz="4" w:color="000000"/>
+              <w:right w:val="single" w:sz="4" w:color="000000"/>
+            </w:tcBorders>
+          </w:tcPr>
+          <w:p>
+            <w:pPr>
+              <w:spacing w:before="0" w:after="0"/>
+              <w:jc w:val="right"/>
+            </w:pPr>
+            <w:r/>
+            <w:r>
+              <w:rPr>
+                <w:rFonts w:ascii="Arial" w:hAnsi="Arial" w:cs="Arial" w:eastAsia="Arial"/>
+                <w:b w:val="0"/>
+                <w:i w:val="0"/>
+                <w:sz w:val="18"/>
+              </w:rPr>
+              <w:t>{{ ndfl_2.rows[24].deduction_amount }}</w:t>
+            </w:r>
+          </w:p>
+        </w:tc>
+      </w:tr>
+      <w:tr>
+        <w:tc>
+          <w:tcPr>
+            <w:tcW w:type="dxa" w:w="979"/>
+            <w:vAlign w:val="center"/>
+            <w:tcBorders>
+              <w:top w:val="single" w:sz="4" w:color="000000"/>
+              <w:bottom w:val="single" w:sz="4" w:color="000000"/>
+              <w:left w:val="single" w:sz="4" w:color="000000"/>
+              <w:right w:val="single" w:sz="4" w:color="000000"/>
+            </w:tcBorders>
+          </w:tcPr>
+          <w:p>
+            <w:pPr>
+              <w:spacing w:before="0" w:after="0"/>
+              <w:jc w:val="left"/>
+            </w:pPr>
+            <w:r/>
+            <w:r>
+              <w:rPr>
+                <w:rFonts w:ascii="Arial" w:hAnsi="Arial" w:cs="Arial" w:eastAsia="Arial"/>
+                <w:b w:val="0"/>
+                <w:i w:val="0"/>
+                <w:sz w:val="18"/>
+              </w:rPr>
+              <w:t>{{ ndfl_2.rows[11].month }}</w:t>
+            </w:r>
+          </w:p>
+        </w:tc>
+        <w:tc>
+          <w:tcPr>
+            <w:tcW w:type="dxa" w:w="979"/>
+            <w:vAlign w:val="center"/>
+            <w:tcBorders>
+              <w:top w:val="single" w:sz="4" w:color="000000"/>
+              <w:bottom w:val="single" w:sz="4" w:color="000000"/>
+              <w:left w:val="single" w:sz="4" w:color="000000"/>
+              <w:right w:val="single" w:sz="4" w:color="000000"/>
+            </w:tcBorders>
+          </w:tcPr>
+          <w:p>
+            <w:pPr>
+              <w:spacing w:before="0" w:after="0"/>
+              <w:jc w:val="left"/>
+            </w:pPr>
+            <w:r/>
+            <w:r>
+              <w:rPr>
+                <w:rFonts w:ascii="Arial" w:hAnsi="Arial" w:cs="Arial" w:eastAsia="Arial"/>
+                <w:b w:val="0"/>
+                <w:i w:val="0"/>
+                <w:sz w:val="18"/>
+              </w:rPr>
+              <w:t>{{ ndfl_2.rows[11].income_code }}</w:t>
+            </w:r>
+          </w:p>
+        </w:tc>
+        <w:tc>
+          <w:tcPr>
+            <w:tcW w:type="dxa" w:w="979"/>
+            <w:vAlign w:val="center"/>
+            <w:tcBorders>
+              <w:top w:val="single" w:sz="4" w:color="000000"/>
+              <w:bottom w:val="single" w:sz="4" w:color="000000"/>
+              <w:left w:val="single" w:sz="4" w:color="000000"/>
+              <w:right w:val="single" w:sz="4" w:color="000000"/>
+            </w:tcBorders>
+          </w:tcPr>
+          <w:p>
+            <w:pPr>
+              <w:spacing w:before="0" w:after="0"/>
+              <w:jc w:val="right"/>
+            </w:pPr>
+            <w:r/>
+            <w:r>
+              <w:rPr>
+                <w:rFonts w:ascii="Arial" w:hAnsi="Arial" w:cs="Arial" w:eastAsia="Arial"/>
+                <w:b w:val="0"/>
+                <w:i w:val="0"/>
+                <w:sz w:val="18"/>
+              </w:rPr>
+              <w:t>{{ ndfl_2.rows[11].income_amount }}</w:t>
+            </w:r>
+          </w:p>
+        </w:tc>
+        <w:tc>
+          <w:tcPr>
+            <w:tcW w:type="dxa" w:w="979"/>
+            <w:vAlign w:val="center"/>
+            <w:tcBorders>
+              <w:top w:val="single" w:sz="4" w:color="000000"/>
+              <w:bottom w:val="single" w:sz="4" w:color="000000"/>
+              <w:left w:val="single" w:sz="4" w:color="000000"/>
+              <w:right w:val="single" w:sz="4" w:color="000000"/>
+            </w:tcBorders>
+          </w:tcPr>
+          <w:p>
+            <w:pPr>
+              <w:spacing w:before="0" w:after="0"/>
+              <w:jc w:val="left"/>
+            </w:pPr>
+            <w:r/>
+            <w:r>
+              <w:rPr>
+                <w:rFonts w:ascii="Arial" w:hAnsi="Arial" w:cs="Arial" w:eastAsia="Arial"/>
+                <w:b w:val="0"/>
+                <w:i w:val="0"/>
+                <w:sz w:val="18"/>
+              </w:rPr>
+              <w:t>{{ ndfl_2.rows[11].deduction_code }}</w:t>
+            </w:r>
+          </w:p>
+        </w:tc>
+        <w:tc>
+          <w:tcPr>
+            <w:tcW w:type="dxa" w:w="979"/>
+            <w:vAlign w:val="center"/>
+            <w:tcBorders>
+              <w:top w:val="single" w:sz="4" w:color="000000"/>
+              <w:bottom w:val="single" w:sz="4" w:color="000000"/>
+              <w:left w:val="single" w:sz="4" w:color="000000"/>
+              <w:right w:val="single" w:sz="4" w:color="000000"/>
+            </w:tcBorders>
+          </w:tcPr>
+          <w:p>
+            <w:pPr>
+              <w:spacing w:before="0" w:after="0"/>
+              <w:jc w:val="right"/>
+            </w:pPr>
+            <w:r/>
+            <w:r>
+              <w:rPr>
+                <w:rFonts w:ascii="Arial" w:hAnsi="Arial" w:cs="Arial" w:eastAsia="Arial"/>
+                <w:b w:val="0"/>
+                <w:i w:val="0"/>
+                <w:sz w:val="18"/>
+              </w:rPr>
+              <w:t>{{ ndfl_2.rows[11].deduction_amount }}</w:t>
+            </w:r>
+          </w:p>
+        </w:tc>
+        <w:tc>
+          <w:tcPr>
+            <w:tcW w:type="dxa" w:w="979"/>
+            <w:vAlign w:val="center"/>
+            <w:tcBorders>
+              <w:top w:val="nil" w:sz="4" w:color="000000"/>
+              <w:bottom w:val="nil" w:sz="4" w:color="000000"/>
+              <w:left w:val="single" w:sz="4" w:color="000000"/>
+              <w:right w:val="single" w:sz="4" w:color="000000"/>
+            </w:tcBorders>
+          </w:tcPr>
+          <w:p>
+            <w:pPr>
+              <w:spacing w:before="0" w:after="0"/>
+            </w:pPr>
+            <w:r/>
+          </w:p>
+        </w:tc>
+        <w:tc>
+          <w:tcPr>
+            <w:tcW w:type="dxa" w:w="979"/>
+            <w:vAlign w:val="center"/>
+            <w:tcBorders>
+              <w:top w:val="single" w:sz="4" w:color="000000"/>
+              <w:bottom w:val="single" w:sz="4" w:color="000000"/>
+              <w:left w:val="single" w:sz="4" w:color="000000"/>
+              <w:right w:val="single" w:sz="4" w:color="000000"/>
+            </w:tcBorders>
+          </w:tcPr>
+          <w:p>
+            <w:pPr>
+              <w:spacing w:before="0" w:after="0"/>
+              <w:jc w:val="left"/>
+            </w:pPr>
+            <w:r/>
+            <w:r>
+              <w:rPr>
+                <w:rFonts w:ascii="Arial" w:hAnsi="Arial" w:cs="Arial" w:eastAsia="Arial"/>
+                <w:b w:val="0"/>
+                <w:i w:val="0"/>
+                <w:sz w:val="18"/>
+              </w:rPr>
+              <w:t>{{ ndfl_2.rows[25].month }}</w:t>
+            </w:r>
+          </w:p>
+        </w:tc>
+        <w:tc>
+          <w:tcPr>
+            <w:tcW w:type="dxa" w:w="979"/>
+            <w:vAlign w:val="center"/>
+            <w:tcBorders>
+              <w:top w:val="single" w:sz="4" w:color="000000"/>
+              <w:bottom w:val="single" w:sz="4" w:color="000000"/>
+              <w:left w:val="single" w:sz="4" w:color="000000"/>
+              <w:right w:val="single" w:sz="4" w:color="000000"/>
+            </w:tcBorders>
+          </w:tcPr>
+          <w:p>
+            <w:pPr>
+              <w:spacing w:before="0" w:after="0"/>
+              <w:jc w:val="left"/>
+            </w:pPr>
+            <w:r/>
+            <w:r>
+              <w:rPr>
+                <w:rFonts w:ascii="Arial" w:hAnsi="Arial" w:cs="Arial" w:eastAsia="Arial"/>
+                <w:b w:val="0"/>
+                <w:i w:val="0"/>
+                <w:sz w:val="18"/>
+              </w:rPr>
+              <w:t>{{ ndfl_2.rows[25].income_code }}</w:t>
+            </w:r>
+          </w:p>
+        </w:tc>
+        <w:tc>
+          <w:tcPr>
+            <w:tcW w:type="dxa" w:w="979"/>
+            <w:vAlign w:val="center"/>
+            <w:tcBorders>
+              <w:top w:val="single" w:sz="4" w:color="000000"/>
+              <w:bottom w:val="single" w:sz="4" w:color="000000"/>
+              <w:left w:val="single" w:sz="4" w:color="000000"/>
+              <w:right w:val="single" w:sz="4" w:color="000000"/>
+            </w:tcBorders>
+          </w:tcPr>
+          <w:p>
+            <w:pPr>
+              <w:spacing w:before="0" w:after="0"/>
+              <w:jc w:val="right"/>
+            </w:pPr>
+            <w:r/>
+            <w:r>
+              <w:rPr>
+                <w:rFonts w:ascii="Arial" w:hAnsi="Arial" w:cs="Arial" w:eastAsia="Arial"/>
+                <w:b w:val="0"/>
+                <w:i w:val="0"/>
+                <w:sz w:val="18"/>
+              </w:rPr>
+              <w:t>{{ ndfl_2.rows[25].income_amount }}</w:t>
+            </w:r>
+          </w:p>
+        </w:tc>
+        <w:tc>
+          <w:tcPr>
+            <w:tcW w:type="dxa" w:w="979"/>
+            <w:vAlign w:val="center"/>
+            <w:tcBorders>
+              <w:top w:val="single" w:sz="4" w:color="000000"/>
+              <w:bottom w:val="single" w:sz="4" w:color="000000"/>
+              <w:left w:val="single" w:sz="4" w:color="000000"/>
+              <w:right w:val="single" w:sz="4" w:color="000000"/>
+            </w:tcBorders>
+          </w:tcPr>
+          <w:p>
+            <w:pPr>
+              <w:spacing w:before="0" w:after="0"/>
+              <w:jc w:val="left"/>
+            </w:pPr>
+            <w:r/>
+            <w:r>
+              <w:rPr>
+                <w:rFonts w:ascii="Arial" w:hAnsi="Arial" w:cs="Arial" w:eastAsia="Arial"/>
+                <w:b w:val="0"/>
+                <w:i w:val="0"/>
+                <w:sz w:val="18"/>
+              </w:rPr>
+              <w:t>{{ ndfl_2.rows[25].deduction_code }}</w:t>
+            </w:r>
+          </w:p>
+        </w:tc>
+        <w:tc>
+          <w:tcPr>
+            <w:tcW w:type="dxa" w:w="979"/>
+            <w:vAlign w:val="center"/>
+            <w:tcBorders>
+              <w:top w:val="single" w:sz="4" w:color="000000"/>
+              <w:bottom w:val="single" w:sz="4" w:color="000000"/>
+              <w:left w:val="single" w:sz="4" w:color="000000"/>
+              <w:right w:val="single" w:sz="4" w:color="000000"/>
+            </w:tcBorders>
+          </w:tcPr>
+          <w:p>
+            <w:pPr>
+              <w:spacing w:before="0" w:after="0"/>
+              <w:jc w:val="right"/>
+            </w:pPr>
+            <w:r/>
+            <w:r>
+              <w:rPr>
+                <w:rFonts w:ascii="Arial" w:hAnsi="Arial" w:cs="Arial" w:eastAsia="Arial"/>
+                <w:b w:val="0"/>
+                <w:i w:val="0"/>
+                <w:sz w:val="18"/>
+              </w:rPr>
+              <w:t>{{ ndfl_2.rows[25].deduction_amount }}</w:t>
+            </w:r>
+          </w:p>
+        </w:tc>
+      </w:tr>
+      <w:tr>
+        <w:tc>
+          <w:tcPr>
+            <w:tcW w:type="dxa" w:w="979"/>
+            <w:vAlign w:val="center"/>
+            <w:tcBorders>
+              <w:top w:val="single" w:sz="4" w:color="000000"/>
+              <w:bottom w:val="single" w:sz="4" w:color="000000"/>
+              <w:left w:val="single" w:sz="4" w:color="000000"/>
+              <w:right w:val="single" w:sz="4" w:color="000000"/>
+            </w:tcBorders>
+          </w:tcPr>
+          <w:p>
+            <w:pPr>
+              <w:spacing w:before="0" w:after="0"/>
+              <w:jc w:val="left"/>
+            </w:pPr>
+            <w:r/>
+            <w:r>
+              <w:rPr>
+                <w:rFonts w:ascii="Arial" w:hAnsi="Arial" w:cs="Arial" w:eastAsia="Arial"/>
+                <w:b w:val="0"/>
+                <w:i w:val="0"/>
+                <w:sz w:val="18"/>
+              </w:rPr>
+              <w:t>{{ ndfl_2.rows[12].month }}</w:t>
+            </w:r>
+          </w:p>
+        </w:tc>
+        <w:tc>
+          <w:tcPr>
+            <w:tcW w:type="dxa" w:w="979"/>
+            <w:vAlign w:val="center"/>
+            <w:tcBorders>
+              <w:top w:val="single" w:sz="4" w:color="000000"/>
+              <w:bottom w:val="single" w:sz="4" w:color="000000"/>
+              <w:left w:val="single" w:sz="4" w:color="000000"/>
+              <w:right w:val="single" w:sz="4" w:color="000000"/>
+            </w:tcBorders>
+          </w:tcPr>
+          <w:p>
+            <w:pPr>
+              <w:spacing w:before="0" w:after="0"/>
+              <w:jc w:val="left"/>
+            </w:pPr>
+            <w:r/>
+            <w:r>
+              <w:rPr>
+                <w:rFonts w:ascii="Arial" w:hAnsi="Arial" w:cs="Arial" w:eastAsia="Arial"/>
+                <w:b w:val="0"/>
+                <w:i w:val="0"/>
+                <w:sz w:val="18"/>
+              </w:rPr>
+              <w:t>{{ ndfl_2.rows[12].income_code }}</w:t>
+            </w:r>
+          </w:p>
+        </w:tc>
+        <w:tc>
+          <w:tcPr>
+            <w:tcW w:type="dxa" w:w="979"/>
+            <w:vAlign w:val="center"/>
+            <w:tcBorders>
+              <w:top w:val="single" w:sz="4" w:color="000000"/>
+              <w:bottom w:val="single" w:sz="4" w:color="000000"/>
+              <w:left w:val="single" w:sz="4" w:color="000000"/>
+              <w:right w:val="single" w:sz="4" w:color="000000"/>
+            </w:tcBorders>
+          </w:tcPr>
+          <w:p>
+            <w:pPr>
+              <w:spacing w:before="0" w:after="0"/>
+              <w:jc w:val="right"/>
+            </w:pPr>
+            <w:r/>
+            <w:r>
+              <w:rPr>
+                <w:rFonts w:ascii="Arial" w:hAnsi="Arial" w:cs="Arial" w:eastAsia="Arial"/>
+                <w:b w:val="0"/>
+                <w:i w:val="0"/>
+                <w:sz w:val="18"/>
+              </w:rPr>
+              <w:t>{{ ndfl_2.rows[12].income_amount }}</w:t>
+            </w:r>
+          </w:p>
+        </w:tc>
+        <w:tc>
+          <w:tcPr>
+            <w:tcW w:type="dxa" w:w="979"/>
+            <w:vAlign w:val="center"/>
+            <w:tcBorders>
+              <w:top w:val="single" w:sz="4" w:color="000000"/>
+              <w:bottom w:val="single" w:sz="4" w:color="000000"/>
+              <w:left w:val="single" w:sz="4" w:color="000000"/>
+              <w:right w:val="single" w:sz="4" w:color="000000"/>
+            </w:tcBorders>
+          </w:tcPr>
+          <w:p>
+            <w:pPr>
+              <w:spacing w:before="0" w:after="0"/>
+              <w:jc w:val="left"/>
+            </w:pPr>
+            <w:r/>
+            <w:r>
+              <w:rPr>
+                <w:rFonts w:ascii="Arial" w:hAnsi="Arial" w:cs="Arial" w:eastAsia="Arial"/>
+                <w:b w:val="0"/>
+                <w:i w:val="0"/>
+                <w:sz w:val="18"/>
+              </w:rPr>
+              <w:t>{{ ndfl_2.rows[12].deduction_code }}</w:t>
+            </w:r>
+          </w:p>
+        </w:tc>
+        <w:tc>
+          <w:tcPr>
+            <w:tcW w:type="dxa" w:w="979"/>
+            <w:vAlign w:val="center"/>
+            <w:tcBorders>
+              <w:top w:val="single" w:sz="4" w:color="000000"/>
+              <w:bottom w:val="single" w:sz="4" w:color="000000"/>
+              <w:left w:val="single" w:sz="4" w:color="000000"/>
+              <w:right w:val="single" w:sz="4" w:color="000000"/>
+            </w:tcBorders>
+          </w:tcPr>
+          <w:p>
+            <w:pPr>
+              <w:spacing w:before="0" w:after="0"/>
+              <w:jc w:val="right"/>
+            </w:pPr>
+            <w:r/>
+            <w:r>
+              <w:rPr>
+                <w:rFonts w:ascii="Arial" w:hAnsi="Arial" w:cs="Arial" w:eastAsia="Arial"/>
+                <w:b w:val="0"/>
+                <w:i w:val="0"/>
+                <w:sz w:val="18"/>
+              </w:rPr>
+              <w:t>{{ ndfl_2.rows[12].deduction_amount }}</w:t>
+            </w:r>
+          </w:p>
+        </w:tc>
+        <w:tc>
+          <w:tcPr>
+            <w:tcW w:type="dxa" w:w="979"/>
+            <w:vAlign w:val="center"/>
+            <w:tcBorders>
+              <w:top w:val="nil" w:sz="4" w:color="000000"/>
+              <w:bottom w:val="nil" w:sz="4" w:color="000000"/>
+              <w:left w:val="single" w:sz="4" w:color="000000"/>
+              <w:right w:val="single" w:sz="4" w:color="000000"/>
+            </w:tcBorders>
+          </w:tcPr>
+          <w:p>
+            <w:pPr>
+              <w:spacing w:before="0" w:after="0"/>
+            </w:pPr>
+            <w:r/>
+          </w:p>
+        </w:tc>
+        <w:tc>
+          <w:tcPr>
+            <w:tcW w:type="dxa" w:w="979"/>
+            <w:vAlign w:val="center"/>
+            <w:tcBorders>
+              <w:top w:val="single" w:sz="4" w:color="000000"/>
+              <w:bottom w:val="single" w:sz="4" w:color="000000"/>
+              <w:left w:val="single" w:sz="4" w:color="000000"/>
+              <w:right w:val="single" w:sz="4" w:color="000000"/>
+            </w:tcBorders>
+          </w:tcPr>
+          <w:p>
+            <w:pPr>
+              <w:spacing w:before="0" w:after="0"/>
+              <w:jc w:val="left"/>
+            </w:pPr>
+            <w:r/>
+            <w:r>
+              <w:rPr>
+                <w:rFonts w:ascii="Arial" w:hAnsi="Arial" w:cs="Arial" w:eastAsia="Arial"/>
+                <w:b w:val="0"/>
+                <w:i w:val="0"/>
+                <w:sz w:val="18"/>
+              </w:rPr>
+              <w:t>{{ ndfl_2.rows[26].month }}</w:t>
+            </w:r>
+          </w:p>
+        </w:tc>
+        <w:tc>
+          <w:tcPr>
+            <w:tcW w:type="dxa" w:w="979"/>
+            <w:vAlign w:val="center"/>
+            <w:tcBorders>
+              <w:top w:val="single" w:sz="4" w:color="000000"/>
+              <w:bottom w:val="single" w:sz="4" w:color="000000"/>
+              <w:left w:val="single" w:sz="4" w:color="000000"/>
+              <w:right w:val="single" w:sz="4" w:color="000000"/>
+            </w:tcBorders>
+          </w:tcPr>
+          <w:p>
+            <w:pPr>
+              <w:spacing w:before="0" w:after="0"/>
+              <w:jc w:val="left"/>
+            </w:pPr>
+            <w:r/>
+            <w:r>
+              <w:rPr>
+                <w:rFonts w:ascii="Arial" w:hAnsi="Arial" w:cs="Arial" w:eastAsia="Arial"/>
+                <w:b w:val="0"/>
+                <w:i w:val="0"/>
+                <w:sz w:val="18"/>
+              </w:rPr>
+              <w:t>{{ ndfl_2.rows[26].income_code }}</w:t>
+            </w:r>
+          </w:p>
+        </w:tc>
+        <w:tc>
+          <w:tcPr>
+            <w:tcW w:type="dxa" w:w="979"/>
+            <w:vAlign w:val="center"/>
+            <w:tcBorders>
+              <w:top w:val="single" w:sz="4" w:color="000000"/>
+              <w:bottom w:val="single" w:sz="4" w:color="000000"/>
+              <w:left w:val="single" w:sz="4" w:color="000000"/>
+              <w:right w:val="single" w:sz="4" w:color="000000"/>
+            </w:tcBorders>
+          </w:tcPr>
+          <w:p>
+            <w:pPr>
+              <w:spacing w:before="0" w:after="0"/>
+              <w:jc w:val="right"/>
+            </w:pPr>
+            <w:r/>
+            <w:r>
+              <w:rPr>
+                <w:rFonts w:ascii="Arial" w:hAnsi="Arial" w:cs="Arial" w:eastAsia="Arial"/>
+                <w:b w:val="0"/>
+                <w:i w:val="0"/>
+                <w:sz w:val="18"/>
+              </w:rPr>
+              <w:t>{{ ndfl_2.rows[26].income_amount }}</w:t>
+            </w:r>
+          </w:p>
+        </w:tc>
+        <w:tc>
+          <w:tcPr>
+            <w:tcW w:type="dxa" w:w="979"/>
+            <w:vAlign w:val="center"/>
+            <w:tcBorders>
+              <w:top w:val="single" w:sz="4" w:color="000000"/>
+              <w:bottom w:val="single" w:sz="4" w:color="000000"/>
+              <w:left w:val="single" w:sz="4" w:color="000000"/>
+              <w:right w:val="single" w:sz="4" w:color="000000"/>
+            </w:tcBorders>
+          </w:tcPr>
+          <w:p>
+            <w:pPr>
+              <w:spacing w:before="0" w:after="0"/>
+              <w:jc w:val="left"/>
+            </w:pPr>
+            <w:r/>
+            <w:r>
+              <w:rPr>
+                <w:rFonts w:ascii="Arial" w:hAnsi="Arial" w:cs="Arial" w:eastAsia="Arial"/>
+                <w:b w:val="0"/>
+                <w:i w:val="0"/>
+                <w:sz w:val="18"/>
+              </w:rPr>
+              <w:t>{{ ndfl_2.rows[26].deduction_code }}</w:t>
+            </w:r>
+          </w:p>
+        </w:tc>
+        <w:tc>
+          <w:tcPr>
+            <w:tcW w:type="dxa" w:w="979"/>
+            <w:vAlign w:val="center"/>
+            <w:tcBorders>
+              <w:top w:val="single" w:sz="4" w:color="000000"/>
+              <w:bottom w:val="single" w:sz="4" w:color="000000"/>
+              <w:left w:val="single" w:sz="4" w:color="000000"/>
+              <w:right w:val="single" w:sz="4" w:color="000000"/>
+            </w:tcBorders>
+          </w:tcPr>
+          <w:p>
+            <w:pPr>
+              <w:spacing w:before="0" w:after="0"/>
+              <w:jc w:val="right"/>
+            </w:pPr>
+            <w:r/>
+            <w:r>
+              <w:rPr>
+                <w:rFonts w:ascii="Arial" w:hAnsi="Arial" w:cs="Arial" w:eastAsia="Arial"/>
+                <w:b w:val="0"/>
+                <w:i w:val="0"/>
+                <w:sz w:val="18"/>
+              </w:rPr>
+              <w:t>{{ ndfl_2.rows[26].deduction_amount }}</w:t>
+            </w:r>
+          </w:p>
+        </w:tc>
+      </w:tr>
+      <w:tr>
+        <w:tc>
+          <w:tcPr>
+            <w:tcW w:type="dxa" w:w="979"/>
+            <w:vAlign w:val="center"/>
+            <w:tcBorders>
+              <w:top w:val="single" w:sz="4" w:color="000000"/>
+              <w:bottom w:val="single" w:sz="4" w:color="000000"/>
+              <w:left w:val="single" w:sz="4" w:color="000000"/>
+              <w:right w:val="single" w:sz="4" w:color="000000"/>
+            </w:tcBorders>
+          </w:tcPr>
+          <w:p>
+            <w:pPr>
+              <w:spacing w:before="0" w:after="0"/>
+              <w:jc w:val="left"/>
+            </w:pPr>
+            <w:r/>
+            <w:r>
+              <w:rPr>
+                <w:rFonts w:ascii="Arial" w:hAnsi="Arial" w:cs="Arial" w:eastAsia="Arial"/>
+                <w:b w:val="0"/>
+                <w:i w:val="0"/>
+                <w:sz w:val="18"/>
+              </w:rPr>
+              <w:t>{{ ndfl_2.rows[13].month }}</w:t>
+            </w:r>
+          </w:p>
+        </w:tc>
+        <w:tc>
+          <w:tcPr>
+            <w:tcW w:type="dxa" w:w="979"/>
+            <w:vAlign w:val="center"/>
+            <w:tcBorders>
+              <w:top w:val="single" w:sz="4" w:color="000000"/>
+              <w:bottom w:val="single" w:sz="4" w:color="000000"/>
+              <w:left w:val="single" w:sz="4" w:color="000000"/>
+              <w:right w:val="single" w:sz="4" w:color="000000"/>
+            </w:tcBorders>
+          </w:tcPr>
+          <w:p>
+            <w:pPr>
+              <w:spacing w:before="0" w:after="0"/>
+              <w:jc w:val="left"/>
+            </w:pPr>
+            <w:r/>
+            <w:r>
+              <w:rPr>
+                <w:rFonts w:ascii="Arial" w:hAnsi="Arial" w:cs="Arial" w:eastAsia="Arial"/>
+                <w:b w:val="0"/>
+                <w:i w:val="0"/>
+                <w:sz w:val="18"/>
+              </w:rPr>
+              <w:t>{{ ndfl_2.rows[13].income_code }}</w:t>
+            </w:r>
+          </w:p>
+        </w:tc>
+        <w:tc>
+          <w:tcPr>
+            <w:tcW w:type="dxa" w:w="979"/>
+            <w:vAlign w:val="center"/>
+            <w:tcBorders>
+              <w:top w:val="single" w:sz="4" w:color="000000"/>
+              <w:bottom w:val="single" w:sz="4" w:color="000000"/>
+              <w:left w:val="single" w:sz="4" w:color="000000"/>
+              <w:right w:val="single" w:sz="4" w:color="000000"/>
+            </w:tcBorders>
+          </w:tcPr>
+          <w:p>
+            <w:pPr>
+              <w:spacing w:before="0" w:after="0"/>
+              <w:jc w:val="right"/>
+            </w:pPr>
+            <w:r/>
+            <w:r>
+              <w:rPr>
+                <w:rFonts w:ascii="Arial" w:hAnsi="Arial" w:cs="Arial" w:eastAsia="Arial"/>
+                <w:b w:val="0"/>
+                <w:i w:val="0"/>
+                <w:sz w:val="18"/>
+              </w:rPr>
+              <w:t>{{ ndfl_2.rows[13].income_amount }}</w:t>
+            </w:r>
+          </w:p>
+        </w:tc>
+        <w:tc>
+          <w:tcPr>
+            <w:tcW w:type="dxa" w:w="979"/>
+            <w:vAlign w:val="center"/>
+            <w:tcBorders>
+              <w:top w:val="single" w:sz="4" w:color="000000"/>
+              <w:bottom w:val="single" w:sz="4" w:color="000000"/>
+              <w:left w:val="single" w:sz="4" w:color="000000"/>
+              <w:right w:val="single" w:sz="4" w:color="000000"/>
+            </w:tcBorders>
+          </w:tcPr>
+          <w:p>
+            <w:pPr>
+              <w:spacing w:before="0" w:after="0"/>
+              <w:jc w:val="left"/>
+            </w:pPr>
+            <w:r/>
+            <w:r>
+              <w:rPr>
+                <w:rFonts w:ascii="Arial" w:hAnsi="Arial" w:cs="Arial" w:eastAsia="Arial"/>
+                <w:b w:val="0"/>
+                <w:i w:val="0"/>
+                <w:sz w:val="18"/>
+              </w:rPr>
+              <w:t>{{ ndfl_2.rows[13].deduction_code }}</w:t>
+            </w:r>
+          </w:p>
+        </w:tc>
+        <w:tc>
+          <w:tcPr>
+            <w:tcW w:type="dxa" w:w="979"/>
+            <w:vAlign w:val="center"/>
+            <w:tcBorders>
+              <w:top w:val="single" w:sz="4" w:color="000000"/>
+              <w:bottom w:val="single" w:sz="4" w:color="000000"/>
+              <w:left w:val="single" w:sz="4" w:color="000000"/>
+              <w:right w:val="single" w:sz="4" w:color="000000"/>
+            </w:tcBorders>
+          </w:tcPr>
+          <w:p>
+            <w:pPr>
+              <w:spacing w:before="0" w:after="0"/>
+              <w:jc w:val="right"/>
+            </w:pPr>
+            <w:r/>
+            <w:r>
+              <w:rPr>
+                <w:rFonts w:ascii="Arial" w:hAnsi="Arial" w:cs="Arial" w:eastAsia="Arial"/>
+                <w:b w:val="0"/>
+                <w:i w:val="0"/>
+                <w:sz w:val="18"/>
+              </w:rPr>
+              <w:t>{{ ndfl_2.rows[13].deduction_amount }}</w:t>
+            </w:r>
+          </w:p>
+        </w:tc>
+        <w:tc>
+          <w:tcPr>
+            <w:tcW w:type="dxa" w:w="979"/>
+            <w:vAlign w:val="center"/>
+            <w:tcBorders>
+              <w:top w:val="nil" w:sz="4" w:color="000000"/>
+              <w:bottom w:val="nil" w:sz="4" w:color="000000"/>
+              <w:left w:val="single" w:sz="4" w:color="000000"/>
+              <w:right w:val="single" w:sz="4" w:color="000000"/>
+            </w:tcBorders>
+          </w:tcPr>
+          <w:p>
+            <w:pPr>
+              <w:spacing w:before="0" w:after="0"/>
+            </w:pPr>
+            <w:r/>
+          </w:p>
+        </w:tc>
+        <w:tc>
+          <w:tcPr>
+            <w:tcW w:type="dxa" w:w="979"/>
+            <w:vAlign w:val="center"/>
+            <w:tcBorders>
+              <w:top w:val="single" w:sz="4" w:color="000000"/>
+              <w:bottom w:val="single" w:sz="4" w:color="000000"/>
+              <w:left w:val="single" w:sz="4" w:color="000000"/>
+              <w:right w:val="single" w:sz="4" w:color="000000"/>
+            </w:tcBorders>
+          </w:tcPr>
+          <w:p>
+            <w:pPr>
+              <w:spacing w:before="0" w:after="0"/>
+              <w:jc w:val="left"/>
+            </w:pPr>
+            <w:r/>
+            <w:r>
+              <w:rPr>
+                <w:rFonts w:ascii="Arial" w:hAnsi="Arial" w:cs="Arial" w:eastAsia="Arial"/>
+                <w:b w:val="0"/>
+                <w:i w:val="0"/>
+                <w:sz w:val="18"/>
+              </w:rPr>
+              <w:t>{{ ndfl_2.rows[27].month }}</w:t>
+            </w:r>
+          </w:p>
+        </w:tc>
+        <w:tc>
+          <w:tcPr>
+            <w:tcW w:type="dxa" w:w="979"/>
+            <w:vAlign w:val="center"/>
+            <w:tcBorders>
+              <w:top w:val="single" w:sz="4" w:color="000000"/>
+              <w:bottom w:val="single" w:sz="4" w:color="000000"/>
+              <w:left w:val="single" w:sz="4" w:color="000000"/>
+              <w:right w:val="single" w:sz="4" w:color="000000"/>
+            </w:tcBorders>
+          </w:tcPr>
+          <w:p>
+            <w:pPr>
+              <w:spacing w:before="0" w:after="0"/>
+              <w:jc w:val="left"/>
+            </w:pPr>
+            <w:r/>
+            <w:r>
+              <w:rPr>
+                <w:rFonts w:ascii="Arial" w:hAnsi="Arial" w:cs="Arial" w:eastAsia="Arial"/>
+                <w:b w:val="0"/>
+                <w:i w:val="0"/>
+                <w:sz w:val="18"/>
+              </w:rPr>
+              <w:t>{{ ndfl_2.rows[27].income_code }}</w:t>
+            </w:r>
+          </w:p>
+        </w:tc>
+        <w:tc>
+          <w:tcPr>
+            <w:tcW w:type="dxa" w:w="979"/>
+            <w:vAlign w:val="center"/>
+            <w:tcBorders>
+              <w:top w:val="single" w:sz="4" w:color="000000"/>
+              <w:bottom w:val="single" w:sz="4" w:color="000000"/>
+              <w:left w:val="single" w:sz="4" w:color="000000"/>
+              <w:right w:val="single" w:sz="4" w:color="000000"/>
+            </w:tcBorders>
+          </w:tcPr>
+          <w:p>
+            <w:pPr>
+              <w:spacing w:before="0" w:after="0"/>
+              <w:jc w:val="right"/>
+            </w:pPr>
+            <w:r/>
+            <w:r>
+              <w:rPr>
+                <w:rFonts w:ascii="Arial" w:hAnsi="Arial" w:cs="Arial" w:eastAsia="Arial"/>
+                <w:b w:val="0"/>
+                <w:i w:val="0"/>
+                <w:sz w:val="18"/>
+              </w:rPr>
+              <w:t>{{ ndfl_2.rows[27].income_amount }}</w:t>
+            </w:r>
+          </w:p>
+        </w:tc>
+        <w:tc>
+          <w:tcPr>
+            <w:tcW w:type="dxa" w:w="979"/>
+            <w:vAlign w:val="center"/>
+            <w:tcBorders>
+              <w:top w:val="single" w:sz="4" w:color="000000"/>
+              <w:bottom w:val="single" w:sz="4" w:color="000000"/>
+              <w:left w:val="single" w:sz="4" w:color="000000"/>
+              <w:right w:val="single" w:sz="4" w:color="000000"/>
+            </w:tcBorders>
+          </w:tcPr>
+          <w:p>
+            <w:pPr>
+              <w:spacing w:before="0" w:after="0"/>
+              <w:jc w:val="left"/>
+            </w:pPr>
+            <w:r/>
+            <w:r>
+              <w:rPr>
+                <w:rFonts w:ascii="Arial" w:hAnsi="Arial" w:cs="Arial" w:eastAsia="Arial"/>
+                <w:b w:val="0"/>
+                <w:i w:val="0"/>
+                <w:sz w:val="18"/>
+              </w:rPr>
+              <w:t>{{ ndfl_2.rows[27].deduction_code }}</w:t>
+            </w:r>
+          </w:p>
+        </w:tc>
+        <w:tc>
+          <w:tcPr>
+            <w:tcW w:type="dxa" w:w="979"/>
+            <w:vAlign w:val="center"/>
+            <w:tcBorders>
+              <w:top w:val="single" w:sz="4" w:color="000000"/>
+              <w:bottom w:val="single" w:sz="4" w:color="000000"/>
+              <w:left w:val="single" w:sz="4" w:color="000000"/>
+              <w:right w:val="single" w:sz="4" w:color="000000"/>
+            </w:tcBorders>
+          </w:tcPr>
+          <w:p>
+            <w:pPr>
+              <w:spacing w:before="0" w:after="0"/>
+              <w:jc w:val="right"/>
+            </w:pPr>
+            <w:r/>
+            <w:r>
+              <w:rPr>
+                <w:rFonts w:ascii="Arial" w:hAnsi="Arial" w:cs="Arial" w:eastAsia="Arial"/>
+                <w:b w:val="0"/>
+                <w:i w:val="0"/>
+                <w:sz w:val="18"/>
+              </w:rPr>
+              <w:t>{{ ndfl_2.rows[27].deduction_amount }}</w:t>
+            </w:r>
+          </w:p>
         </w:tc>
       </w:tr>
     </w:tbl>

--- a/templates/docx/ndfl_2_template.docx
+++ b/templates/docx/ndfl_2_template.docx
@@ -995,17 +995,17 @@
         <w:tblLook w:firstColumn="1" w:firstRow="1" w:lastColumn="0" w:lastRow="0" w:noHBand="0" w:noVBand="1" w:val="04A0"/>
       </w:tblPr>
       <w:tblGrid>
+        <w:gridCol w:w="510"/>
         <w:gridCol w:w="624"/>
-        <w:gridCol w:w="737"/>
-        <w:gridCol w:w="1701"/>
-        <w:gridCol w:w="737"/>
-        <w:gridCol w:w="1304"/>
-        <w:gridCol w:w="567"/>
+        <w:gridCol w:w="1871"/>
         <w:gridCol w:w="624"/>
-        <w:gridCol w:w="737"/>
-        <w:gridCol w:w="1701"/>
-        <w:gridCol w:w="737"/>
-        <w:gridCol w:w="1304"/>
+        <w:gridCol w:w="1644"/>
+        <w:gridCol w:w="227"/>
+        <w:gridCol w:w="510"/>
+        <w:gridCol w:w="624"/>
+        <w:gridCol w:w="1871"/>
+        <w:gridCol w:w="624"/>
+        <w:gridCol w:w="1644"/>
       </w:tblGrid>
       <w:tr>
         <w:tc>

--- a/templates/docx/ndfl_2_template.docx
+++ b/templates/docx/ndfl_2_template.docx
@@ -1010,7 +1010,7 @@
       <w:tr>
         <w:tc>
           <w:tcPr>
-            <w:tcW w:type="dxa" w:w="979"/>
+            <w:tcW w:type="dxa" w:w="510"/>
             <w:vAlign w:val="center"/>
             <w:tcBorders>
               <w:top w:val="single" w:sz="4" w:color="000000"/>
@@ -1038,7 +1038,7 @@
         </w:tc>
         <w:tc>
           <w:tcPr>
-            <w:tcW w:type="dxa" w:w="979"/>
+            <w:tcW w:type="dxa" w:w="624"/>
             <w:vAlign w:val="center"/>
             <w:tcBorders>
               <w:top w:val="single" w:sz="4" w:color="000000"/>
@@ -1066,7 +1066,7 @@
         </w:tc>
         <w:tc>
           <w:tcPr>
-            <w:tcW w:type="dxa" w:w="979"/>
+            <w:tcW w:type="dxa" w:w="1871"/>
             <w:vAlign w:val="center"/>
             <w:tcBorders>
               <w:top w:val="single" w:sz="4" w:color="000000"/>
@@ -1094,7 +1094,7 @@
         </w:tc>
         <w:tc>
           <w:tcPr>
-            <w:tcW w:type="dxa" w:w="979"/>
+            <w:tcW w:type="dxa" w:w="624"/>
             <w:vAlign w:val="center"/>
             <w:tcBorders>
               <w:top w:val="single" w:sz="4" w:color="000000"/>
@@ -1122,7 +1122,7 @@
         </w:tc>
         <w:tc>
           <w:tcPr>
-            <w:tcW w:type="dxa" w:w="979"/>
+            <w:tcW w:type="dxa" w:w="1644"/>
             <w:vAlign w:val="center"/>
             <w:tcBorders>
               <w:top w:val="single" w:sz="4" w:color="000000"/>
@@ -1150,7 +1150,7 @@
         </w:tc>
         <w:tc>
           <w:tcPr>
-            <w:tcW w:type="dxa" w:w="979"/>
+            <w:tcW w:type="dxa" w:w="227"/>
             <w:vAlign w:val="center"/>
             <w:tcBorders>
               <w:top w:val="nil" w:sz="4" w:color="000000"/>
@@ -1168,7 +1168,7 @@
         </w:tc>
         <w:tc>
           <w:tcPr>
-            <w:tcW w:type="dxa" w:w="979"/>
+            <w:tcW w:type="dxa" w:w="510"/>
             <w:vAlign w:val="center"/>
             <w:tcBorders>
               <w:top w:val="single" w:sz="4" w:color="000000"/>
@@ -1196,7 +1196,7 @@
         </w:tc>
         <w:tc>
           <w:tcPr>
-            <w:tcW w:type="dxa" w:w="979"/>
+            <w:tcW w:type="dxa" w:w="624"/>
             <w:vAlign w:val="center"/>
             <w:tcBorders>
               <w:top w:val="single" w:sz="4" w:color="000000"/>
@@ -1224,7 +1224,7 @@
         </w:tc>
         <w:tc>
           <w:tcPr>
-            <w:tcW w:type="dxa" w:w="979"/>
+            <w:tcW w:type="dxa" w:w="1871"/>
             <w:vAlign w:val="center"/>
             <w:tcBorders>
               <w:top w:val="single" w:sz="4" w:color="000000"/>
@@ -1252,7 +1252,7 @@
         </w:tc>
         <w:tc>
           <w:tcPr>
-            <w:tcW w:type="dxa" w:w="979"/>
+            <w:tcW w:type="dxa" w:w="624"/>
             <w:vAlign w:val="center"/>
             <w:tcBorders>
               <w:top w:val="single" w:sz="4" w:color="000000"/>
@@ -1280,7 +1280,7 @@
         </w:tc>
         <w:tc>
           <w:tcPr>
-            <w:tcW w:type="dxa" w:w="979"/>
+            <w:tcW w:type="dxa" w:w="1644"/>
             <w:vAlign w:val="center"/>
             <w:tcBorders>
               <w:top w:val="single" w:sz="4" w:color="000000"/>
@@ -1310,7 +1310,7 @@
       <w:tr>
         <w:tc>
           <w:tcPr>
-            <w:tcW w:type="dxa" w:w="979"/>
+            <w:tcW w:type="dxa" w:w="510"/>
             <w:vAlign w:val="center"/>
             <w:tcBorders>
               <w:top w:val="single" w:sz="4" w:color="000000"/>
@@ -1338,7 +1338,7 @@
         </w:tc>
         <w:tc>
           <w:tcPr>
-            <w:tcW w:type="dxa" w:w="979"/>
+            <w:tcW w:type="dxa" w:w="624"/>
             <w:vAlign w:val="center"/>
             <w:tcBorders>
               <w:top w:val="single" w:sz="4" w:color="000000"/>
@@ -1366,7 +1366,7 @@
         </w:tc>
         <w:tc>
           <w:tcPr>
-            <w:tcW w:type="dxa" w:w="979"/>
+            <w:tcW w:type="dxa" w:w="1871"/>
             <w:vAlign w:val="center"/>
             <w:tcBorders>
               <w:top w:val="single" w:sz="4" w:color="000000"/>
@@ -1394,7 +1394,7 @@
         </w:tc>
         <w:tc>
           <w:tcPr>
-            <w:tcW w:type="dxa" w:w="979"/>
+            <w:tcW w:type="dxa" w:w="624"/>
             <w:vAlign w:val="center"/>
             <w:tcBorders>
               <w:top w:val="single" w:sz="4" w:color="000000"/>
@@ -1422,7 +1422,7 @@
         </w:tc>
         <w:tc>
           <w:tcPr>
-            <w:tcW w:type="dxa" w:w="979"/>
+            <w:tcW w:type="dxa" w:w="1644"/>
             <w:vAlign w:val="center"/>
             <w:tcBorders>
               <w:top w:val="single" w:sz="4" w:color="000000"/>
@@ -1450,7 +1450,7 @@
         </w:tc>
         <w:tc>
           <w:tcPr>
-            <w:tcW w:type="dxa" w:w="979"/>
+            <w:tcW w:type="dxa" w:w="227"/>
             <w:vAlign w:val="center"/>
             <w:tcBorders>
               <w:top w:val="nil" w:sz="4" w:color="000000"/>
@@ -1468,7 +1468,7 @@
         </w:tc>
         <w:tc>
           <w:tcPr>
-            <w:tcW w:type="dxa" w:w="979"/>
+            <w:tcW w:type="dxa" w:w="510"/>
             <w:vAlign w:val="center"/>
             <w:tcBorders>
               <w:top w:val="single" w:sz="4" w:color="000000"/>
@@ -1496,7 +1496,7 @@
         </w:tc>
         <w:tc>
           <w:tcPr>
-            <w:tcW w:type="dxa" w:w="979"/>
+            <w:tcW w:type="dxa" w:w="624"/>
             <w:vAlign w:val="center"/>
             <w:tcBorders>
               <w:top w:val="single" w:sz="4" w:color="000000"/>
@@ -1524,7 +1524,7 @@
         </w:tc>
         <w:tc>
           <w:tcPr>
-            <w:tcW w:type="dxa" w:w="979"/>
+            <w:tcW w:type="dxa" w:w="1871"/>
             <w:vAlign w:val="center"/>
             <w:tcBorders>
               <w:top w:val="single" w:sz="4" w:color="000000"/>
@@ -1552,7 +1552,7 @@
         </w:tc>
         <w:tc>
           <w:tcPr>
-            <w:tcW w:type="dxa" w:w="979"/>
+            <w:tcW w:type="dxa" w:w="624"/>
             <w:vAlign w:val="center"/>
             <w:tcBorders>
               <w:top w:val="single" w:sz="4" w:color="000000"/>
@@ -1580,7 +1580,7 @@
         </w:tc>
         <w:tc>
           <w:tcPr>
-            <w:tcW w:type="dxa" w:w="979"/>
+            <w:tcW w:type="dxa" w:w="1644"/>
             <w:vAlign w:val="center"/>
             <w:tcBorders>
               <w:top w:val="single" w:sz="4" w:color="000000"/>
@@ -1610,7 +1610,7 @@
       <w:tr>
         <w:tc>
           <w:tcPr>
-            <w:tcW w:type="dxa" w:w="979"/>
+            <w:tcW w:type="dxa" w:w="510"/>
             <w:vAlign w:val="center"/>
             <w:tcBorders>
               <w:top w:val="single" w:sz="4" w:color="000000"/>
@@ -1638,7 +1638,7 @@
         </w:tc>
         <w:tc>
           <w:tcPr>
-            <w:tcW w:type="dxa" w:w="979"/>
+            <w:tcW w:type="dxa" w:w="624"/>
             <w:vAlign w:val="center"/>
             <w:tcBorders>
               <w:top w:val="single" w:sz="4" w:color="000000"/>
@@ -1666,7 +1666,7 @@
         </w:tc>
         <w:tc>
           <w:tcPr>
-            <w:tcW w:type="dxa" w:w="979"/>
+            <w:tcW w:type="dxa" w:w="1871"/>
             <w:vAlign w:val="center"/>
             <w:tcBorders>
               <w:top w:val="single" w:sz="4" w:color="000000"/>
@@ -1694,7 +1694,7 @@
         </w:tc>
         <w:tc>
           <w:tcPr>
-            <w:tcW w:type="dxa" w:w="979"/>
+            <w:tcW w:type="dxa" w:w="624"/>
             <w:vAlign w:val="center"/>
             <w:tcBorders>
               <w:top w:val="single" w:sz="4" w:color="000000"/>
@@ -1722,7 +1722,7 @@
         </w:tc>
         <w:tc>
           <w:tcPr>
-            <w:tcW w:type="dxa" w:w="979"/>
+            <w:tcW w:type="dxa" w:w="1644"/>
             <w:vAlign w:val="center"/>
             <w:tcBorders>
               <w:top w:val="single" w:sz="4" w:color="000000"/>
@@ -1750,7 +1750,7 @@
         </w:tc>
         <w:tc>
           <w:tcPr>
-            <w:tcW w:type="dxa" w:w="979"/>
+            <w:tcW w:type="dxa" w:w="227"/>
             <w:vAlign w:val="center"/>
             <w:tcBorders>
               <w:top w:val="nil" w:sz="4" w:color="000000"/>
@@ -1768,7 +1768,7 @@
         </w:tc>
         <w:tc>
           <w:tcPr>
-            <w:tcW w:type="dxa" w:w="979"/>
+            <w:tcW w:type="dxa" w:w="510"/>
             <w:vAlign w:val="center"/>
             <w:tcBorders>
               <w:top w:val="single" w:sz="4" w:color="000000"/>
@@ -1796,7 +1796,7 @@
         </w:tc>
         <w:tc>
           <w:tcPr>
-            <w:tcW w:type="dxa" w:w="979"/>
+            <w:tcW w:type="dxa" w:w="624"/>
             <w:vAlign w:val="center"/>
             <w:tcBorders>
               <w:top w:val="single" w:sz="4" w:color="000000"/>
@@ -1824,7 +1824,7 @@
         </w:tc>
         <w:tc>
           <w:tcPr>
-            <w:tcW w:type="dxa" w:w="979"/>
+            <w:tcW w:type="dxa" w:w="1871"/>
             <w:vAlign w:val="center"/>
             <w:tcBorders>
               <w:top w:val="single" w:sz="4" w:color="000000"/>
@@ -1852,7 +1852,7 @@
         </w:tc>
         <w:tc>
           <w:tcPr>
-            <w:tcW w:type="dxa" w:w="979"/>
+            <w:tcW w:type="dxa" w:w="624"/>
             <w:vAlign w:val="center"/>
             <w:tcBorders>
               <w:top w:val="single" w:sz="4" w:color="000000"/>
@@ -1880,7 +1880,7 @@
         </w:tc>
         <w:tc>
           <w:tcPr>
-            <w:tcW w:type="dxa" w:w="979"/>
+            <w:tcW w:type="dxa" w:w="1644"/>
             <w:vAlign w:val="center"/>
             <w:tcBorders>
               <w:top w:val="single" w:sz="4" w:color="000000"/>
@@ -1910,7 +1910,7 @@
       <w:tr>
         <w:tc>
           <w:tcPr>
-            <w:tcW w:type="dxa" w:w="979"/>
+            <w:tcW w:type="dxa" w:w="510"/>
             <w:vAlign w:val="center"/>
             <w:tcBorders>
               <w:top w:val="single" w:sz="4" w:color="000000"/>
@@ -1938,7 +1938,7 @@
         </w:tc>
         <w:tc>
           <w:tcPr>
-            <w:tcW w:type="dxa" w:w="979"/>
+            <w:tcW w:type="dxa" w:w="624"/>
             <w:vAlign w:val="center"/>
             <w:tcBorders>
               <w:top w:val="single" w:sz="4" w:color="000000"/>
@@ -1966,7 +1966,7 @@
         </w:tc>
         <w:tc>
           <w:tcPr>
-            <w:tcW w:type="dxa" w:w="979"/>
+            <w:tcW w:type="dxa" w:w="1871"/>
             <w:vAlign w:val="center"/>
             <w:tcBorders>
               <w:top w:val="single" w:sz="4" w:color="000000"/>
@@ -1994,7 +1994,7 @@
         </w:tc>
         <w:tc>
           <w:tcPr>
-            <w:tcW w:type="dxa" w:w="979"/>
+            <w:tcW w:type="dxa" w:w="624"/>
             <w:vAlign w:val="center"/>
             <w:tcBorders>
               <w:top w:val="single" w:sz="4" w:color="000000"/>
@@ -2022,7 +2022,7 @@
         </w:tc>
         <w:tc>
           <w:tcPr>
-            <w:tcW w:type="dxa" w:w="979"/>
+            <w:tcW w:type="dxa" w:w="1644"/>
             <w:vAlign w:val="center"/>
             <w:tcBorders>
               <w:top w:val="single" w:sz="4" w:color="000000"/>
@@ -2050,7 +2050,7 @@
         </w:tc>
         <w:tc>
           <w:tcPr>
-            <w:tcW w:type="dxa" w:w="979"/>
+            <w:tcW w:type="dxa" w:w="227"/>
             <w:vAlign w:val="center"/>
             <w:tcBorders>
               <w:top w:val="nil" w:sz="4" w:color="000000"/>
@@ -2068,7 +2068,7 @@
         </w:tc>
         <w:tc>
           <w:tcPr>
-            <w:tcW w:type="dxa" w:w="979"/>
+            <w:tcW w:type="dxa" w:w="510"/>
             <w:vAlign w:val="center"/>
             <w:tcBorders>
               <w:top w:val="single" w:sz="4" w:color="000000"/>
@@ -2096,7 +2096,7 @@
         </w:tc>
         <w:tc>
           <w:tcPr>
-            <w:tcW w:type="dxa" w:w="979"/>
+            <w:tcW w:type="dxa" w:w="624"/>
             <w:vAlign w:val="center"/>
             <w:tcBorders>
               <w:top w:val="single" w:sz="4" w:color="000000"/>
@@ -2124,7 +2124,7 @@
         </w:tc>
         <w:tc>
           <w:tcPr>
-            <w:tcW w:type="dxa" w:w="979"/>
+            <w:tcW w:type="dxa" w:w="1871"/>
             <w:vAlign w:val="center"/>
             <w:tcBorders>
               <w:top w:val="single" w:sz="4" w:color="000000"/>
@@ -2152,7 +2152,7 @@
         </w:tc>
         <w:tc>
           <w:tcPr>
-            <w:tcW w:type="dxa" w:w="979"/>
+            <w:tcW w:type="dxa" w:w="624"/>
             <w:vAlign w:val="center"/>
             <w:tcBorders>
               <w:top w:val="single" w:sz="4" w:color="000000"/>
@@ -2180,7 +2180,7 @@
         </w:tc>
         <w:tc>
           <w:tcPr>
-            <w:tcW w:type="dxa" w:w="979"/>
+            <w:tcW w:type="dxa" w:w="1644"/>
             <w:vAlign w:val="center"/>
             <w:tcBorders>
               <w:top w:val="single" w:sz="4" w:color="000000"/>
@@ -2210,7 +2210,7 @@
       <w:tr>
         <w:tc>
           <w:tcPr>
-            <w:tcW w:type="dxa" w:w="979"/>
+            <w:tcW w:type="dxa" w:w="510"/>
             <w:vAlign w:val="center"/>
             <w:tcBorders>
               <w:top w:val="single" w:sz="4" w:color="000000"/>
@@ -2238,7 +2238,7 @@
         </w:tc>
         <w:tc>
           <w:tcPr>
-            <w:tcW w:type="dxa" w:w="979"/>
+            <w:tcW w:type="dxa" w:w="624"/>
             <w:vAlign w:val="center"/>
             <w:tcBorders>
               <w:top w:val="single" w:sz="4" w:color="000000"/>
@@ -2266,7 +2266,7 @@
         </w:tc>
         <w:tc>
           <w:tcPr>
-            <w:tcW w:type="dxa" w:w="979"/>
+            <w:tcW w:type="dxa" w:w="1871"/>
             <w:vAlign w:val="center"/>
             <w:tcBorders>
               <w:top w:val="single" w:sz="4" w:color="000000"/>
@@ -2294,7 +2294,7 @@
         </w:tc>
         <w:tc>
           <w:tcPr>
-            <w:tcW w:type="dxa" w:w="979"/>
+            <w:tcW w:type="dxa" w:w="624"/>
             <w:vAlign w:val="center"/>
             <w:tcBorders>
               <w:top w:val="single" w:sz="4" w:color="000000"/>
@@ -2322,7 +2322,7 @@
         </w:tc>
         <w:tc>
           <w:tcPr>
-            <w:tcW w:type="dxa" w:w="979"/>
+            <w:tcW w:type="dxa" w:w="1644"/>
             <w:vAlign w:val="center"/>
             <w:tcBorders>
               <w:top w:val="single" w:sz="4" w:color="000000"/>
@@ -2350,7 +2350,7 @@
         </w:tc>
         <w:tc>
           <w:tcPr>
-            <w:tcW w:type="dxa" w:w="979"/>
+            <w:tcW w:type="dxa" w:w="227"/>
             <w:vAlign w:val="center"/>
             <w:tcBorders>
               <w:top w:val="nil" w:sz="4" w:color="000000"/>
@@ -2368,7 +2368,7 @@
         </w:tc>
         <w:tc>
           <w:tcPr>
-            <w:tcW w:type="dxa" w:w="979"/>
+            <w:tcW w:type="dxa" w:w="510"/>
             <w:vAlign w:val="center"/>
             <w:tcBorders>
               <w:top w:val="single" w:sz="4" w:color="000000"/>
@@ -2396,7 +2396,7 @@
         </w:tc>
         <w:tc>
           <w:tcPr>
-            <w:tcW w:type="dxa" w:w="979"/>
+            <w:tcW w:type="dxa" w:w="624"/>
             <w:vAlign w:val="center"/>
             <w:tcBorders>
               <w:top w:val="single" w:sz="4" w:color="000000"/>
@@ -2424,7 +2424,7 @@
         </w:tc>
         <w:tc>
           <w:tcPr>
-            <w:tcW w:type="dxa" w:w="979"/>
+            <w:tcW w:type="dxa" w:w="1871"/>
             <w:vAlign w:val="center"/>
             <w:tcBorders>
               <w:top w:val="single" w:sz="4" w:color="000000"/>
@@ -2452,7 +2452,7 @@
         </w:tc>
         <w:tc>
           <w:tcPr>
-            <w:tcW w:type="dxa" w:w="979"/>
+            <w:tcW w:type="dxa" w:w="624"/>
             <w:vAlign w:val="center"/>
             <w:tcBorders>
               <w:top w:val="single" w:sz="4" w:color="000000"/>
@@ -2480,7 +2480,7 @@
         </w:tc>
         <w:tc>
           <w:tcPr>
-            <w:tcW w:type="dxa" w:w="979"/>
+            <w:tcW w:type="dxa" w:w="1644"/>
             <w:vAlign w:val="center"/>
             <w:tcBorders>
               <w:top w:val="single" w:sz="4" w:color="000000"/>
@@ -2510,7 +2510,7 @@
       <w:tr>
         <w:tc>
           <w:tcPr>
-            <w:tcW w:type="dxa" w:w="979"/>
+            <w:tcW w:type="dxa" w:w="510"/>
             <w:vAlign w:val="center"/>
             <w:tcBorders>
               <w:top w:val="single" w:sz="4" w:color="000000"/>
@@ -2538,7 +2538,7 @@
         </w:tc>
         <w:tc>
           <w:tcPr>
-            <w:tcW w:type="dxa" w:w="979"/>
+            <w:tcW w:type="dxa" w:w="624"/>
             <w:vAlign w:val="center"/>
             <w:tcBorders>
               <w:top w:val="single" w:sz="4" w:color="000000"/>
@@ -2566,7 +2566,7 @@
         </w:tc>
         <w:tc>
           <w:tcPr>
-            <w:tcW w:type="dxa" w:w="979"/>
+            <w:tcW w:type="dxa" w:w="1871"/>
             <w:vAlign w:val="center"/>
             <w:tcBorders>
               <w:top w:val="single" w:sz="4" w:color="000000"/>
@@ -2594,7 +2594,7 @@
         </w:tc>
         <w:tc>
           <w:tcPr>
-            <w:tcW w:type="dxa" w:w="979"/>
+            <w:tcW w:type="dxa" w:w="624"/>
             <w:vAlign w:val="center"/>
             <w:tcBorders>
               <w:top w:val="single" w:sz="4" w:color="000000"/>
@@ -2622,7 +2622,7 @@
         </w:tc>
         <w:tc>
           <w:tcPr>
-            <w:tcW w:type="dxa" w:w="979"/>
+            <w:tcW w:type="dxa" w:w="1644"/>
             <w:vAlign w:val="center"/>
             <w:tcBorders>
               <w:top w:val="single" w:sz="4" w:color="000000"/>
@@ -2650,7 +2650,7 @@
         </w:tc>
         <w:tc>
           <w:tcPr>
-            <w:tcW w:type="dxa" w:w="979"/>
+            <w:tcW w:type="dxa" w:w="227"/>
             <w:vAlign w:val="center"/>
             <w:tcBorders>
               <w:top w:val="nil" w:sz="4" w:color="000000"/>
@@ -2668,7 +2668,7 @@
         </w:tc>
         <w:tc>
           <w:tcPr>
-            <w:tcW w:type="dxa" w:w="979"/>
+            <w:tcW w:type="dxa" w:w="510"/>
             <w:vAlign w:val="center"/>
             <w:tcBorders>
               <w:top w:val="single" w:sz="4" w:color="000000"/>
@@ -2696,7 +2696,7 @@
         </w:tc>
         <w:tc>
           <w:tcPr>
-            <w:tcW w:type="dxa" w:w="979"/>
+            <w:tcW w:type="dxa" w:w="624"/>
             <w:vAlign w:val="center"/>
             <w:tcBorders>
               <w:top w:val="single" w:sz="4" w:color="000000"/>
@@ -2724,7 +2724,7 @@
         </w:tc>
         <w:tc>
           <w:tcPr>
-            <w:tcW w:type="dxa" w:w="979"/>
+            <w:tcW w:type="dxa" w:w="1871"/>
             <w:vAlign w:val="center"/>
             <w:tcBorders>
               <w:top w:val="single" w:sz="4" w:color="000000"/>
@@ -2752,7 +2752,7 @@
         </w:tc>
         <w:tc>
           <w:tcPr>
-            <w:tcW w:type="dxa" w:w="979"/>
+            <w:tcW w:type="dxa" w:w="624"/>
             <w:vAlign w:val="center"/>
             <w:tcBorders>
               <w:top w:val="single" w:sz="4" w:color="000000"/>
@@ -2780,7 +2780,7 @@
         </w:tc>
         <w:tc>
           <w:tcPr>
-            <w:tcW w:type="dxa" w:w="979"/>
+            <w:tcW w:type="dxa" w:w="1644"/>
             <w:vAlign w:val="center"/>
             <w:tcBorders>
               <w:top w:val="single" w:sz="4" w:color="000000"/>
@@ -2810,7 +2810,7 @@
       <w:tr>
         <w:tc>
           <w:tcPr>
-            <w:tcW w:type="dxa" w:w="979"/>
+            <w:tcW w:type="dxa" w:w="510"/>
             <w:vAlign w:val="center"/>
             <w:tcBorders>
               <w:top w:val="single" w:sz="4" w:color="000000"/>
@@ -2838,7 +2838,7 @@
         </w:tc>
         <w:tc>
           <w:tcPr>
-            <w:tcW w:type="dxa" w:w="979"/>
+            <w:tcW w:type="dxa" w:w="624"/>
             <w:vAlign w:val="center"/>
             <w:tcBorders>
               <w:top w:val="single" w:sz="4" w:color="000000"/>
@@ -2866,7 +2866,7 @@
         </w:tc>
         <w:tc>
           <w:tcPr>
-            <w:tcW w:type="dxa" w:w="979"/>
+            <w:tcW w:type="dxa" w:w="1871"/>
             <w:vAlign w:val="center"/>
             <w:tcBorders>
               <w:top w:val="single" w:sz="4" w:color="000000"/>
@@ -2894,7 +2894,7 @@
         </w:tc>
         <w:tc>
           <w:tcPr>
-            <w:tcW w:type="dxa" w:w="979"/>
+            <w:tcW w:type="dxa" w:w="624"/>
             <w:vAlign w:val="center"/>
             <w:tcBorders>
               <w:top w:val="single" w:sz="4" w:color="000000"/>
@@ -2922,7 +2922,7 @@
         </w:tc>
         <w:tc>
           <w:tcPr>
-            <w:tcW w:type="dxa" w:w="979"/>
+            <w:tcW w:type="dxa" w:w="1644"/>
             <w:vAlign w:val="center"/>
             <w:tcBorders>
               <w:top w:val="single" w:sz="4" w:color="000000"/>
@@ -2950,7 +2950,7 @@
         </w:tc>
         <w:tc>
           <w:tcPr>
-            <w:tcW w:type="dxa" w:w="979"/>
+            <w:tcW w:type="dxa" w:w="227"/>
             <w:vAlign w:val="center"/>
             <w:tcBorders>
               <w:top w:val="nil" w:sz="4" w:color="000000"/>
@@ -2968,7 +2968,7 @@
         </w:tc>
         <w:tc>
           <w:tcPr>
-            <w:tcW w:type="dxa" w:w="979"/>
+            <w:tcW w:type="dxa" w:w="510"/>
             <w:vAlign w:val="center"/>
             <w:tcBorders>
               <w:top w:val="single" w:sz="4" w:color="000000"/>
@@ -2996,7 +2996,7 @@
         </w:tc>
         <w:tc>
           <w:tcPr>
-            <w:tcW w:type="dxa" w:w="979"/>
+            <w:tcW w:type="dxa" w:w="624"/>
             <w:vAlign w:val="center"/>
             <w:tcBorders>
               <w:top w:val="single" w:sz="4" w:color="000000"/>
@@ -3024,7 +3024,7 @@
         </w:tc>
         <w:tc>
           <w:tcPr>
-            <w:tcW w:type="dxa" w:w="979"/>
+            <w:tcW w:type="dxa" w:w="1871"/>
             <w:vAlign w:val="center"/>
             <w:tcBorders>
               <w:top w:val="single" w:sz="4" w:color="000000"/>
@@ -3052,7 +3052,7 @@
         </w:tc>
         <w:tc>
           <w:tcPr>
-            <w:tcW w:type="dxa" w:w="979"/>
+            <w:tcW w:type="dxa" w:w="624"/>
             <w:vAlign w:val="center"/>
             <w:tcBorders>
               <w:top w:val="single" w:sz="4" w:color="000000"/>
@@ -3080,7 +3080,7 @@
         </w:tc>
         <w:tc>
           <w:tcPr>
-            <w:tcW w:type="dxa" w:w="979"/>
+            <w:tcW w:type="dxa" w:w="1644"/>
             <w:vAlign w:val="center"/>
             <w:tcBorders>
               <w:top w:val="single" w:sz="4" w:color="000000"/>
@@ -3110,7 +3110,7 @@
       <w:tr>
         <w:tc>
           <w:tcPr>
-            <w:tcW w:type="dxa" w:w="979"/>
+            <w:tcW w:type="dxa" w:w="510"/>
             <w:vAlign w:val="center"/>
             <w:tcBorders>
               <w:top w:val="single" w:sz="4" w:color="000000"/>
@@ -3138,7 +3138,7 @@
         </w:tc>
         <w:tc>
           <w:tcPr>
-            <w:tcW w:type="dxa" w:w="979"/>
+            <w:tcW w:type="dxa" w:w="624"/>
             <w:vAlign w:val="center"/>
             <w:tcBorders>
               <w:top w:val="single" w:sz="4" w:color="000000"/>
@@ -3166,7 +3166,7 @@
         </w:tc>
         <w:tc>
           <w:tcPr>
-            <w:tcW w:type="dxa" w:w="979"/>
+            <w:tcW w:type="dxa" w:w="1871"/>
             <w:vAlign w:val="center"/>
             <w:tcBorders>
               <w:top w:val="single" w:sz="4" w:color="000000"/>
@@ -3194,7 +3194,7 @@
         </w:tc>
         <w:tc>
           <w:tcPr>
-            <w:tcW w:type="dxa" w:w="979"/>
+            <w:tcW w:type="dxa" w:w="624"/>
             <w:vAlign w:val="center"/>
             <w:tcBorders>
               <w:top w:val="single" w:sz="4" w:color="000000"/>
@@ -3222,7 +3222,7 @@
         </w:tc>
         <w:tc>
           <w:tcPr>
-            <w:tcW w:type="dxa" w:w="979"/>
+            <w:tcW w:type="dxa" w:w="1644"/>
             <w:vAlign w:val="center"/>
             <w:tcBorders>
               <w:top w:val="single" w:sz="4" w:color="000000"/>
@@ -3250,7 +3250,7 @@
         </w:tc>
         <w:tc>
           <w:tcPr>
-            <w:tcW w:type="dxa" w:w="979"/>
+            <w:tcW w:type="dxa" w:w="227"/>
             <w:vAlign w:val="center"/>
             <w:tcBorders>
               <w:top w:val="nil" w:sz="4" w:color="000000"/>
@@ -3268,7 +3268,7 @@
         </w:tc>
         <w:tc>
           <w:tcPr>
-            <w:tcW w:type="dxa" w:w="979"/>
+            <w:tcW w:type="dxa" w:w="510"/>
             <w:vAlign w:val="center"/>
             <w:tcBorders>
               <w:top w:val="single" w:sz="4" w:color="000000"/>
@@ -3296,7 +3296,7 @@
         </w:tc>
         <w:tc>
           <w:tcPr>
-            <w:tcW w:type="dxa" w:w="979"/>
+            <w:tcW w:type="dxa" w:w="624"/>
             <w:vAlign w:val="center"/>
             <w:tcBorders>
               <w:top w:val="single" w:sz="4" w:color="000000"/>
@@ -3324,7 +3324,7 @@
         </w:tc>
         <w:tc>
           <w:tcPr>
-            <w:tcW w:type="dxa" w:w="979"/>
+            <w:tcW w:type="dxa" w:w="1871"/>
             <w:vAlign w:val="center"/>
             <w:tcBorders>
               <w:top w:val="single" w:sz="4" w:color="000000"/>
@@ -3352,7 +3352,7 @@
         </w:tc>
         <w:tc>
           <w:tcPr>
-            <w:tcW w:type="dxa" w:w="979"/>
+            <w:tcW w:type="dxa" w:w="624"/>
             <w:vAlign w:val="center"/>
             <w:tcBorders>
               <w:top w:val="single" w:sz="4" w:color="000000"/>
@@ -3380,7 +3380,7 @@
         </w:tc>
         <w:tc>
           <w:tcPr>
-            <w:tcW w:type="dxa" w:w="979"/>
+            <w:tcW w:type="dxa" w:w="1644"/>
             <w:vAlign w:val="center"/>
             <w:tcBorders>
               <w:top w:val="single" w:sz="4" w:color="000000"/>
@@ -3410,7 +3410,7 @@
       <w:tr>
         <w:tc>
           <w:tcPr>
-            <w:tcW w:type="dxa" w:w="979"/>
+            <w:tcW w:type="dxa" w:w="510"/>
             <w:vAlign w:val="center"/>
             <w:tcBorders>
               <w:top w:val="single" w:sz="4" w:color="000000"/>
@@ -3438,7 +3438,7 @@
         </w:tc>
         <w:tc>
           <w:tcPr>
-            <w:tcW w:type="dxa" w:w="979"/>
+            <w:tcW w:type="dxa" w:w="624"/>
             <w:vAlign w:val="center"/>
             <w:tcBorders>
               <w:top w:val="single" w:sz="4" w:color="000000"/>
@@ -3466,7 +3466,7 @@
         </w:tc>
         <w:tc>
           <w:tcPr>
-            <w:tcW w:type="dxa" w:w="979"/>
+            <w:tcW w:type="dxa" w:w="1871"/>
             <w:vAlign w:val="center"/>
             <w:tcBorders>
               <w:top w:val="single" w:sz="4" w:color="000000"/>
@@ -3494,7 +3494,7 @@
         </w:tc>
         <w:tc>
           <w:tcPr>
-            <w:tcW w:type="dxa" w:w="979"/>
+            <w:tcW w:type="dxa" w:w="624"/>
             <w:vAlign w:val="center"/>
             <w:tcBorders>
               <w:top w:val="single" w:sz="4" w:color="000000"/>
@@ -3522,7 +3522,7 @@
         </w:tc>
         <w:tc>
           <w:tcPr>
-            <w:tcW w:type="dxa" w:w="979"/>
+            <w:tcW w:type="dxa" w:w="1644"/>
             <w:vAlign w:val="center"/>
             <w:tcBorders>
               <w:top w:val="single" w:sz="4" w:color="000000"/>
@@ -3550,7 +3550,7 @@
         </w:tc>
         <w:tc>
           <w:tcPr>
-            <w:tcW w:type="dxa" w:w="979"/>
+            <w:tcW w:type="dxa" w:w="227"/>
             <w:vAlign w:val="center"/>
             <w:tcBorders>
               <w:top w:val="nil" w:sz="4" w:color="000000"/>
@@ -3568,7 +3568,7 @@
         </w:tc>
         <w:tc>
           <w:tcPr>
-            <w:tcW w:type="dxa" w:w="979"/>
+            <w:tcW w:type="dxa" w:w="510"/>
             <w:vAlign w:val="center"/>
             <w:tcBorders>
               <w:top w:val="single" w:sz="4" w:color="000000"/>
@@ -3596,7 +3596,7 @@
         </w:tc>
         <w:tc>
           <w:tcPr>
-            <w:tcW w:type="dxa" w:w="979"/>
+            <w:tcW w:type="dxa" w:w="624"/>
             <w:vAlign w:val="center"/>
             <w:tcBorders>
               <w:top w:val="single" w:sz="4" w:color="000000"/>
@@ -3624,7 +3624,7 @@
         </w:tc>
         <w:tc>
           <w:tcPr>
-            <w:tcW w:type="dxa" w:w="979"/>
+            <w:tcW w:type="dxa" w:w="1871"/>
             <w:vAlign w:val="center"/>
             <w:tcBorders>
               <w:top w:val="single" w:sz="4" w:color="000000"/>
@@ -3652,7 +3652,7 @@
         </w:tc>
         <w:tc>
           <w:tcPr>
-            <w:tcW w:type="dxa" w:w="979"/>
+            <w:tcW w:type="dxa" w:w="624"/>
             <w:vAlign w:val="center"/>
             <w:tcBorders>
               <w:top w:val="single" w:sz="4" w:color="000000"/>
@@ -3680,7 +3680,7 @@
         </w:tc>
         <w:tc>
           <w:tcPr>
-            <w:tcW w:type="dxa" w:w="979"/>
+            <w:tcW w:type="dxa" w:w="1644"/>
             <w:vAlign w:val="center"/>
             <w:tcBorders>
               <w:top w:val="single" w:sz="4" w:color="000000"/>
@@ -3710,7 +3710,7 @@
       <w:tr>
         <w:tc>
           <w:tcPr>
-            <w:tcW w:type="dxa" w:w="979"/>
+            <w:tcW w:type="dxa" w:w="510"/>
             <w:vAlign w:val="center"/>
             <w:tcBorders>
               <w:top w:val="single" w:sz="4" w:color="000000"/>
@@ -3738,7 +3738,7 @@
         </w:tc>
         <w:tc>
           <w:tcPr>
-            <w:tcW w:type="dxa" w:w="979"/>
+            <w:tcW w:type="dxa" w:w="624"/>
             <w:vAlign w:val="center"/>
             <w:tcBorders>
               <w:top w:val="single" w:sz="4" w:color="000000"/>
@@ -3766,7 +3766,7 @@
         </w:tc>
         <w:tc>
           <w:tcPr>
-            <w:tcW w:type="dxa" w:w="979"/>
+            <w:tcW w:type="dxa" w:w="1871"/>
             <w:vAlign w:val="center"/>
             <w:tcBorders>
               <w:top w:val="single" w:sz="4" w:color="000000"/>
@@ -3794,7 +3794,7 @@
         </w:tc>
         <w:tc>
           <w:tcPr>
-            <w:tcW w:type="dxa" w:w="979"/>
+            <w:tcW w:type="dxa" w:w="624"/>
             <w:vAlign w:val="center"/>
             <w:tcBorders>
               <w:top w:val="single" w:sz="4" w:color="000000"/>
@@ -3822,7 +3822,7 @@
         </w:tc>
         <w:tc>
           <w:tcPr>
-            <w:tcW w:type="dxa" w:w="979"/>
+            <w:tcW w:type="dxa" w:w="1644"/>
             <w:vAlign w:val="center"/>
             <w:tcBorders>
               <w:top w:val="single" w:sz="4" w:color="000000"/>
@@ -3850,7 +3850,7 @@
         </w:tc>
         <w:tc>
           <w:tcPr>
-            <w:tcW w:type="dxa" w:w="979"/>
+            <w:tcW w:type="dxa" w:w="227"/>
             <w:vAlign w:val="center"/>
             <w:tcBorders>
               <w:top w:val="nil" w:sz="4" w:color="000000"/>
@@ -3868,7 +3868,7 @@
         </w:tc>
         <w:tc>
           <w:tcPr>
-            <w:tcW w:type="dxa" w:w="979"/>
+            <w:tcW w:type="dxa" w:w="510"/>
             <w:vAlign w:val="center"/>
             <w:tcBorders>
               <w:top w:val="single" w:sz="4" w:color="000000"/>
@@ -3896,7 +3896,7 @@
         </w:tc>
         <w:tc>
           <w:tcPr>
-            <w:tcW w:type="dxa" w:w="979"/>
+            <w:tcW w:type="dxa" w:w="624"/>
             <w:vAlign w:val="center"/>
             <w:tcBorders>
               <w:top w:val="single" w:sz="4" w:color="000000"/>
@@ -3924,7 +3924,7 @@
         </w:tc>
         <w:tc>
           <w:tcPr>
-            <w:tcW w:type="dxa" w:w="979"/>
+            <w:tcW w:type="dxa" w:w="1871"/>
             <w:vAlign w:val="center"/>
             <w:tcBorders>
               <w:top w:val="single" w:sz="4" w:color="000000"/>
@@ -3952,7 +3952,7 @@
         </w:tc>
         <w:tc>
           <w:tcPr>
-            <w:tcW w:type="dxa" w:w="979"/>
+            <w:tcW w:type="dxa" w:w="624"/>
             <w:vAlign w:val="center"/>
             <w:tcBorders>
               <w:top w:val="single" w:sz="4" w:color="000000"/>
@@ -3980,7 +3980,7 @@
         </w:tc>
         <w:tc>
           <w:tcPr>
-            <w:tcW w:type="dxa" w:w="979"/>
+            <w:tcW w:type="dxa" w:w="1644"/>
             <w:vAlign w:val="center"/>
             <w:tcBorders>
               <w:top w:val="single" w:sz="4" w:color="000000"/>
@@ -4010,7 +4010,7 @@
       <w:tr>
         <w:tc>
           <w:tcPr>
-            <w:tcW w:type="dxa" w:w="979"/>
+            <w:tcW w:type="dxa" w:w="510"/>
             <w:vAlign w:val="center"/>
             <w:tcBorders>
               <w:top w:val="single" w:sz="4" w:color="000000"/>
@@ -4038,7 +4038,7 @@
         </w:tc>
         <w:tc>
           <w:tcPr>
-            <w:tcW w:type="dxa" w:w="979"/>
+            <w:tcW w:type="dxa" w:w="624"/>
             <w:vAlign w:val="center"/>
             <w:tcBorders>
               <w:top w:val="single" w:sz="4" w:color="000000"/>
@@ -4066,7 +4066,7 @@
         </w:tc>
         <w:tc>
           <w:tcPr>
-            <w:tcW w:type="dxa" w:w="979"/>
+            <w:tcW w:type="dxa" w:w="1871"/>
             <w:vAlign w:val="center"/>
             <w:tcBorders>
               <w:top w:val="single" w:sz="4" w:color="000000"/>
@@ -4094,7 +4094,7 @@
         </w:tc>
         <w:tc>
           <w:tcPr>
-            <w:tcW w:type="dxa" w:w="979"/>
+            <w:tcW w:type="dxa" w:w="624"/>
             <w:vAlign w:val="center"/>
             <w:tcBorders>
               <w:top w:val="single" w:sz="4" w:color="000000"/>
@@ -4122,7 +4122,7 @@
         </w:tc>
         <w:tc>
           <w:tcPr>
-            <w:tcW w:type="dxa" w:w="979"/>
+            <w:tcW w:type="dxa" w:w="1644"/>
             <w:vAlign w:val="center"/>
             <w:tcBorders>
               <w:top w:val="single" w:sz="4" w:color="000000"/>
@@ -4150,7 +4150,7 @@
         </w:tc>
         <w:tc>
           <w:tcPr>
-            <w:tcW w:type="dxa" w:w="979"/>
+            <w:tcW w:type="dxa" w:w="227"/>
             <w:vAlign w:val="center"/>
             <w:tcBorders>
               <w:top w:val="nil" w:sz="4" w:color="000000"/>
@@ -4168,7 +4168,7 @@
         </w:tc>
         <w:tc>
           <w:tcPr>
-            <w:tcW w:type="dxa" w:w="979"/>
+            <w:tcW w:type="dxa" w:w="510"/>
             <w:vAlign w:val="center"/>
             <w:tcBorders>
               <w:top w:val="single" w:sz="4" w:color="000000"/>
@@ -4196,7 +4196,7 @@
         </w:tc>
         <w:tc>
           <w:tcPr>
-            <w:tcW w:type="dxa" w:w="979"/>
+            <w:tcW w:type="dxa" w:w="624"/>
             <w:vAlign w:val="center"/>
             <w:tcBorders>
               <w:top w:val="single" w:sz="4" w:color="000000"/>
@@ -4224,7 +4224,7 @@
         </w:tc>
         <w:tc>
           <w:tcPr>
-            <w:tcW w:type="dxa" w:w="979"/>
+            <w:tcW w:type="dxa" w:w="1871"/>
             <w:vAlign w:val="center"/>
             <w:tcBorders>
               <w:top w:val="single" w:sz="4" w:color="000000"/>
@@ -4252,7 +4252,7 @@
         </w:tc>
         <w:tc>
           <w:tcPr>
-            <w:tcW w:type="dxa" w:w="979"/>
+            <w:tcW w:type="dxa" w:w="624"/>
             <w:vAlign w:val="center"/>
             <w:tcBorders>
               <w:top w:val="single" w:sz="4" w:color="000000"/>
@@ -4280,7 +4280,7 @@
         </w:tc>
         <w:tc>
           <w:tcPr>
-            <w:tcW w:type="dxa" w:w="979"/>
+            <w:tcW w:type="dxa" w:w="1644"/>
             <w:vAlign w:val="center"/>
             <w:tcBorders>
               <w:top w:val="single" w:sz="4" w:color="000000"/>
@@ -4310,7 +4310,7 @@
       <w:tr>
         <w:tc>
           <w:tcPr>
-            <w:tcW w:type="dxa" w:w="979"/>
+            <w:tcW w:type="dxa" w:w="510"/>
             <w:vAlign w:val="center"/>
             <w:tcBorders>
               <w:top w:val="single" w:sz="4" w:color="000000"/>
@@ -4338,7 +4338,7 @@
         </w:tc>
         <w:tc>
           <w:tcPr>
-            <w:tcW w:type="dxa" w:w="979"/>
+            <w:tcW w:type="dxa" w:w="624"/>
             <w:vAlign w:val="center"/>
             <w:tcBorders>
               <w:top w:val="single" w:sz="4" w:color="000000"/>
@@ -4366,7 +4366,7 @@
         </w:tc>
         <w:tc>
           <w:tcPr>
-            <w:tcW w:type="dxa" w:w="979"/>
+            <w:tcW w:type="dxa" w:w="1871"/>
             <w:vAlign w:val="center"/>
             <w:tcBorders>
               <w:top w:val="single" w:sz="4" w:color="000000"/>
@@ -4394,7 +4394,7 @@
         </w:tc>
         <w:tc>
           <w:tcPr>
-            <w:tcW w:type="dxa" w:w="979"/>
+            <w:tcW w:type="dxa" w:w="624"/>
             <w:vAlign w:val="center"/>
             <w:tcBorders>
               <w:top w:val="single" w:sz="4" w:color="000000"/>
@@ -4422,7 +4422,7 @@
         </w:tc>
         <w:tc>
           <w:tcPr>
-            <w:tcW w:type="dxa" w:w="979"/>
+            <w:tcW w:type="dxa" w:w="1644"/>
             <w:vAlign w:val="center"/>
             <w:tcBorders>
               <w:top w:val="single" w:sz="4" w:color="000000"/>
@@ -4450,7 +4450,7 @@
         </w:tc>
         <w:tc>
           <w:tcPr>
-            <w:tcW w:type="dxa" w:w="979"/>
+            <w:tcW w:type="dxa" w:w="227"/>
             <w:vAlign w:val="center"/>
             <w:tcBorders>
               <w:top w:val="nil" w:sz="4" w:color="000000"/>
@@ -4468,7 +4468,7 @@
         </w:tc>
         <w:tc>
           <w:tcPr>
-            <w:tcW w:type="dxa" w:w="979"/>
+            <w:tcW w:type="dxa" w:w="510"/>
             <w:vAlign w:val="center"/>
             <w:tcBorders>
               <w:top w:val="single" w:sz="4" w:color="000000"/>
@@ -4496,7 +4496,7 @@
         </w:tc>
         <w:tc>
           <w:tcPr>
-            <w:tcW w:type="dxa" w:w="979"/>
+            <w:tcW w:type="dxa" w:w="624"/>
             <w:vAlign w:val="center"/>
             <w:tcBorders>
               <w:top w:val="single" w:sz="4" w:color="000000"/>
@@ -4524,7 +4524,7 @@
         </w:tc>
         <w:tc>
           <w:tcPr>
-            <w:tcW w:type="dxa" w:w="979"/>
+            <w:tcW w:type="dxa" w:w="1871"/>
             <w:vAlign w:val="center"/>
             <w:tcBorders>
               <w:top w:val="single" w:sz="4" w:color="000000"/>
@@ -4552,7 +4552,7 @@
         </w:tc>
         <w:tc>
           <w:tcPr>
-            <w:tcW w:type="dxa" w:w="979"/>
+            <w:tcW w:type="dxa" w:w="624"/>
             <w:vAlign w:val="center"/>
             <w:tcBorders>
               <w:top w:val="single" w:sz="4" w:color="000000"/>
@@ -4580,7 +4580,7 @@
         </w:tc>
         <w:tc>
           <w:tcPr>
-            <w:tcW w:type="dxa" w:w="979"/>
+            <w:tcW w:type="dxa" w:w="1644"/>
             <w:vAlign w:val="center"/>
             <w:tcBorders>
               <w:top w:val="single" w:sz="4" w:color="000000"/>
@@ -4610,7 +4610,7 @@
       <w:tr>
         <w:tc>
           <w:tcPr>
-            <w:tcW w:type="dxa" w:w="979"/>
+            <w:tcW w:type="dxa" w:w="510"/>
             <w:vAlign w:val="center"/>
             <w:tcBorders>
               <w:top w:val="single" w:sz="4" w:color="000000"/>
@@ -4638,7 +4638,7 @@
         </w:tc>
         <w:tc>
           <w:tcPr>
-            <w:tcW w:type="dxa" w:w="979"/>
+            <w:tcW w:type="dxa" w:w="624"/>
             <w:vAlign w:val="center"/>
             <w:tcBorders>
               <w:top w:val="single" w:sz="4" w:color="000000"/>
@@ -4666,7 +4666,7 @@
         </w:tc>
         <w:tc>
           <w:tcPr>
-            <w:tcW w:type="dxa" w:w="979"/>
+            <w:tcW w:type="dxa" w:w="1871"/>
             <w:vAlign w:val="center"/>
             <w:tcBorders>
               <w:top w:val="single" w:sz="4" w:color="000000"/>
@@ -4694,7 +4694,7 @@
         </w:tc>
         <w:tc>
           <w:tcPr>
-            <w:tcW w:type="dxa" w:w="979"/>
+            <w:tcW w:type="dxa" w:w="624"/>
             <w:vAlign w:val="center"/>
             <w:tcBorders>
               <w:top w:val="single" w:sz="4" w:color="000000"/>
@@ -4722,7 +4722,7 @@
         </w:tc>
         <w:tc>
           <w:tcPr>
-            <w:tcW w:type="dxa" w:w="979"/>
+            <w:tcW w:type="dxa" w:w="1644"/>
             <w:vAlign w:val="center"/>
             <w:tcBorders>
               <w:top w:val="single" w:sz="4" w:color="000000"/>
@@ -4750,7 +4750,7 @@
         </w:tc>
         <w:tc>
           <w:tcPr>
-            <w:tcW w:type="dxa" w:w="979"/>
+            <w:tcW w:type="dxa" w:w="227"/>
             <w:vAlign w:val="center"/>
             <w:tcBorders>
               <w:top w:val="nil" w:sz="4" w:color="000000"/>
@@ -4768,7 +4768,7 @@
         </w:tc>
         <w:tc>
           <w:tcPr>
-            <w:tcW w:type="dxa" w:w="979"/>
+            <w:tcW w:type="dxa" w:w="510"/>
             <w:vAlign w:val="center"/>
             <w:tcBorders>
               <w:top w:val="single" w:sz="4" w:color="000000"/>
@@ -4796,7 +4796,7 @@
         </w:tc>
         <w:tc>
           <w:tcPr>
-            <w:tcW w:type="dxa" w:w="979"/>
+            <w:tcW w:type="dxa" w:w="624"/>
             <w:vAlign w:val="center"/>
             <w:tcBorders>
               <w:top w:val="single" w:sz="4" w:color="000000"/>
@@ -4824,7 +4824,7 @@
         </w:tc>
         <w:tc>
           <w:tcPr>
-            <w:tcW w:type="dxa" w:w="979"/>
+            <w:tcW w:type="dxa" w:w="1871"/>
             <w:vAlign w:val="center"/>
             <w:tcBorders>
               <w:top w:val="single" w:sz="4" w:color="000000"/>
@@ -4852,7 +4852,7 @@
         </w:tc>
         <w:tc>
           <w:tcPr>
-            <w:tcW w:type="dxa" w:w="979"/>
+            <w:tcW w:type="dxa" w:w="624"/>
             <w:vAlign w:val="center"/>
             <w:tcBorders>
               <w:top w:val="single" w:sz="4" w:color="000000"/>
@@ -4880,7 +4880,7 @@
         </w:tc>
         <w:tc>
           <w:tcPr>
-            <w:tcW w:type="dxa" w:w="979"/>
+            <w:tcW w:type="dxa" w:w="1644"/>
             <w:vAlign w:val="center"/>
             <w:tcBorders>
               <w:top w:val="single" w:sz="4" w:color="000000"/>
@@ -4910,7 +4910,7 @@
       <w:tr>
         <w:tc>
           <w:tcPr>
-            <w:tcW w:type="dxa" w:w="979"/>
+            <w:tcW w:type="dxa" w:w="510"/>
             <w:vAlign w:val="center"/>
             <w:tcBorders>
               <w:top w:val="single" w:sz="4" w:color="000000"/>
@@ -4938,7 +4938,7 @@
         </w:tc>
         <w:tc>
           <w:tcPr>
-            <w:tcW w:type="dxa" w:w="979"/>
+            <w:tcW w:type="dxa" w:w="624"/>
             <w:vAlign w:val="center"/>
             <w:tcBorders>
               <w:top w:val="single" w:sz="4" w:color="000000"/>
@@ -4966,7 +4966,7 @@
         </w:tc>
         <w:tc>
           <w:tcPr>
-            <w:tcW w:type="dxa" w:w="979"/>
+            <w:tcW w:type="dxa" w:w="1871"/>
             <w:vAlign w:val="center"/>
             <w:tcBorders>
               <w:top w:val="single" w:sz="4" w:color="000000"/>
@@ -4994,7 +4994,7 @@
         </w:tc>
         <w:tc>
           <w:tcPr>
-            <w:tcW w:type="dxa" w:w="979"/>
+            <w:tcW w:type="dxa" w:w="624"/>
             <w:vAlign w:val="center"/>
             <w:tcBorders>
               <w:top w:val="single" w:sz="4" w:color="000000"/>
@@ -5022,7 +5022,7 @@
         </w:tc>
         <w:tc>
           <w:tcPr>
-            <w:tcW w:type="dxa" w:w="979"/>
+            <w:tcW w:type="dxa" w:w="1644"/>
             <w:vAlign w:val="center"/>
             <w:tcBorders>
               <w:top w:val="single" w:sz="4" w:color="000000"/>
@@ -5050,7 +5050,7 @@
         </w:tc>
         <w:tc>
           <w:tcPr>
-            <w:tcW w:type="dxa" w:w="979"/>
+            <w:tcW w:type="dxa" w:w="227"/>
             <w:vAlign w:val="center"/>
             <w:tcBorders>
               <w:top w:val="nil" w:sz="4" w:color="000000"/>
@@ -5068,7 +5068,7 @@
         </w:tc>
         <w:tc>
           <w:tcPr>
-            <w:tcW w:type="dxa" w:w="979"/>
+            <w:tcW w:type="dxa" w:w="510"/>
             <w:vAlign w:val="center"/>
             <w:tcBorders>
               <w:top w:val="single" w:sz="4" w:color="000000"/>
@@ -5096,7 +5096,7 @@
         </w:tc>
         <w:tc>
           <w:tcPr>
-            <w:tcW w:type="dxa" w:w="979"/>
+            <w:tcW w:type="dxa" w:w="624"/>
             <w:vAlign w:val="center"/>
             <w:tcBorders>
               <w:top w:val="single" w:sz="4" w:color="000000"/>
@@ -5124,7 +5124,7 @@
         </w:tc>
         <w:tc>
           <w:tcPr>
-            <w:tcW w:type="dxa" w:w="979"/>
+            <w:tcW w:type="dxa" w:w="1871"/>
             <w:vAlign w:val="center"/>
             <w:tcBorders>
               <w:top w:val="single" w:sz="4" w:color="000000"/>
@@ -5152,7 +5152,7 @@
         </w:tc>
         <w:tc>
           <w:tcPr>
-            <w:tcW w:type="dxa" w:w="979"/>
+            <w:tcW w:type="dxa" w:w="624"/>
             <w:vAlign w:val="center"/>
             <w:tcBorders>
               <w:top w:val="single" w:sz="4" w:color="000000"/>
@@ -5180,7 +5180,7 @@
         </w:tc>
         <w:tc>
           <w:tcPr>
-            <w:tcW w:type="dxa" w:w="979"/>
+            <w:tcW w:type="dxa" w:w="1644"/>
             <w:vAlign w:val="center"/>
             <w:tcBorders>
               <w:top w:val="single" w:sz="4" w:color="000000"/>
@@ -5210,7 +5210,7 @@
       <w:tr>
         <w:tc>
           <w:tcPr>
-            <w:tcW w:type="dxa" w:w="979"/>
+            <w:tcW w:type="dxa" w:w="510"/>
             <w:vAlign w:val="center"/>
             <w:tcBorders>
               <w:top w:val="single" w:sz="4" w:color="000000"/>
@@ -5238,7 +5238,7 @@
         </w:tc>
         <w:tc>
           <w:tcPr>
-            <w:tcW w:type="dxa" w:w="979"/>
+            <w:tcW w:type="dxa" w:w="624"/>
             <w:vAlign w:val="center"/>
             <w:tcBorders>
               <w:top w:val="single" w:sz="4" w:color="000000"/>
@@ -5266,7 +5266,7 @@
         </w:tc>
         <w:tc>
           <w:tcPr>
-            <w:tcW w:type="dxa" w:w="979"/>
+            <w:tcW w:type="dxa" w:w="1871"/>
             <w:vAlign w:val="center"/>
             <w:tcBorders>
               <w:top w:val="single" w:sz="4" w:color="000000"/>
@@ -5294,7 +5294,7 @@
         </w:tc>
         <w:tc>
           <w:tcPr>
-            <w:tcW w:type="dxa" w:w="979"/>
+            <w:tcW w:type="dxa" w:w="624"/>
             <w:vAlign w:val="center"/>
             <w:tcBorders>
               <w:top w:val="single" w:sz="4" w:color="000000"/>
@@ -5322,7 +5322,7 @@
         </w:tc>
         <w:tc>
           <w:tcPr>
-            <w:tcW w:type="dxa" w:w="979"/>
+            <w:tcW w:type="dxa" w:w="1644"/>
             <w:vAlign w:val="center"/>
             <w:tcBorders>
               <w:top w:val="single" w:sz="4" w:color="000000"/>
@@ -5350,7 +5350,7 @@
         </w:tc>
         <w:tc>
           <w:tcPr>
-            <w:tcW w:type="dxa" w:w="979"/>
+            <w:tcW w:type="dxa" w:w="227"/>
             <w:vAlign w:val="center"/>
             <w:tcBorders>
               <w:top w:val="nil" w:sz="4" w:color="000000"/>
@@ -5368,7 +5368,7 @@
         </w:tc>
         <w:tc>
           <w:tcPr>
-            <w:tcW w:type="dxa" w:w="979"/>
+            <w:tcW w:type="dxa" w:w="510"/>
             <w:vAlign w:val="center"/>
             <w:tcBorders>
               <w:top w:val="single" w:sz="4" w:color="000000"/>
@@ -5396,7 +5396,7 @@
         </w:tc>
         <w:tc>
           <w:tcPr>
-            <w:tcW w:type="dxa" w:w="979"/>
+            <w:tcW w:type="dxa" w:w="624"/>
             <w:vAlign w:val="center"/>
             <w:tcBorders>
               <w:top w:val="single" w:sz="4" w:color="000000"/>
@@ -5424,7 +5424,7 @@
         </w:tc>
         <w:tc>
           <w:tcPr>
-            <w:tcW w:type="dxa" w:w="979"/>
+            <w:tcW w:type="dxa" w:w="1871"/>
             <w:vAlign w:val="center"/>
             <w:tcBorders>
               <w:top w:val="single" w:sz="4" w:color="000000"/>
@@ -5452,7 +5452,7 @@
         </w:tc>
         <w:tc>
           <w:tcPr>
-            <w:tcW w:type="dxa" w:w="979"/>
+            <w:tcW w:type="dxa" w:w="624"/>
             <w:vAlign w:val="center"/>
             <w:tcBorders>
               <w:top w:val="single" w:sz="4" w:color="000000"/>
@@ -5480,7 +5480,7 @@
         </w:tc>
         <w:tc>
           <w:tcPr>
-            <w:tcW w:type="dxa" w:w="979"/>
+            <w:tcW w:type="dxa" w:w="1644"/>
             <w:vAlign w:val="center"/>
             <w:tcBorders>
               <w:top w:val="single" w:sz="4" w:color="000000"/>

--- a/templates/docx/ndfl_2_template.docx
+++ b/templates/docx/ndfl_2_template.docx
@@ -995,22 +995,22 @@
         <w:tblLook w:firstColumn="1" w:firstRow="1" w:lastColumn="0" w:lastRow="0" w:noHBand="0" w:noVBand="1" w:val="04A0"/>
       </w:tblPr>
       <w:tblGrid>
-        <w:gridCol w:w="510"/>
-        <w:gridCol w:w="624"/>
-        <w:gridCol w:w="1871"/>
-        <w:gridCol w:w="624"/>
+        <w:gridCol w:w="737"/>
+        <w:gridCol w:w="737"/>
         <w:gridCol w:w="1644"/>
+        <w:gridCol w:w="737"/>
+        <w:gridCol w:w="1417"/>
         <w:gridCol w:w="227"/>
-        <w:gridCol w:w="510"/>
-        <w:gridCol w:w="624"/>
-        <w:gridCol w:w="1871"/>
-        <w:gridCol w:w="624"/>
+        <w:gridCol w:w="737"/>
+        <w:gridCol w:w="737"/>
         <w:gridCol w:w="1644"/>
+        <w:gridCol w:w="737"/>
+        <w:gridCol w:w="1417"/>
       </w:tblGrid>
       <w:tr>
         <w:tc>
           <w:tcPr>
-            <w:tcW w:type="dxa" w:w="510"/>
+            <w:tcW w:type="dxa" w:w="737"/>
             <w:vAlign w:val="center"/>
             <w:tcBorders>
               <w:top w:val="single" w:sz="4" w:color="000000"/>
@@ -1038,7 +1038,7 @@
         </w:tc>
         <w:tc>
           <w:tcPr>
-            <w:tcW w:type="dxa" w:w="624"/>
+            <w:tcW w:type="dxa" w:w="737"/>
             <w:vAlign w:val="center"/>
             <w:tcBorders>
               <w:top w:val="single" w:sz="4" w:color="000000"/>
@@ -1066,7 +1066,7 @@
         </w:tc>
         <w:tc>
           <w:tcPr>
-            <w:tcW w:type="dxa" w:w="1871"/>
+            <w:tcW w:type="dxa" w:w="1644"/>
             <w:vAlign w:val="center"/>
             <w:tcBorders>
               <w:top w:val="single" w:sz="4" w:color="000000"/>
@@ -1094,7 +1094,7 @@
         </w:tc>
         <w:tc>
           <w:tcPr>
-            <w:tcW w:type="dxa" w:w="624"/>
+            <w:tcW w:type="dxa" w:w="737"/>
             <w:vAlign w:val="center"/>
             <w:tcBorders>
               <w:top w:val="single" w:sz="4" w:color="000000"/>
@@ -1122,7 +1122,7 @@
         </w:tc>
         <w:tc>
           <w:tcPr>
-            <w:tcW w:type="dxa" w:w="1644"/>
+            <w:tcW w:type="dxa" w:w="1417"/>
             <w:vAlign w:val="center"/>
             <w:tcBorders>
               <w:top w:val="single" w:sz="4" w:color="000000"/>
@@ -1168,7 +1168,7 @@
         </w:tc>
         <w:tc>
           <w:tcPr>
-            <w:tcW w:type="dxa" w:w="510"/>
+            <w:tcW w:type="dxa" w:w="737"/>
             <w:vAlign w:val="center"/>
             <w:tcBorders>
               <w:top w:val="single" w:sz="4" w:color="000000"/>
@@ -1196,7 +1196,7 @@
         </w:tc>
         <w:tc>
           <w:tcPr>
-            <w:tcW w:type="dxa" w:w="624"/>
+            <w:tcW w:type="dxa" w:w="737"/>
             <w:vAlign w:val="center"/>
             <w:tcBorders>
               <w:top w:val="single" w:sz="4" w:color="000000"/>
@@ -1224,7 +1224,7 @@
         </w:tc>
         <w:tc>
           <w:tcPr>
-            <w:tcW w:type="dxa" w:w="1871"/>
+            <w:tcW w:type="dxa" w:w="1644"/>
             <w:vAlign w:val="center"/>
             <w:tcBorders>
               <w:top w:val="single" w:sz="4" w:color="000000"/>
@@ -1252,7 +1252,7 @@
         </w:tc>
         <w:tc>
           <w:tcPr>
-            <w:tcW w:type="dxa" w:w="624"/>
+            <w:tcW w:type="dxa" w:w="737"/>
             <w:vAlign w:val="center"/>
             <w:tcBorders>
               <w:top w:val="single" w:sz="4" w:color="000000"/>
@@ -1280,7 +1280,7 @@
         </w:tc>
         <w:tc>
           <w:tcPr>
-            <w:tcW w:type="dxa" w:w="1644"/>
+            <w:tcW w:type="dxa" w:w="1417"/>
             <w:vAlign w:val="center"/>
             <w:tcBorders>
               <w:top w:val="single" w:sz="4" w:color="000000"/>
@@ -1310,7 +1310,7 @@
       <w:tr>
         <w:tc>
           <w:tcPr>
-            <w:tcW w:type="dxa" w:w="510"/>
+            <w:tcW w:type="dxa" w:w="737"/>
             <w:vAlign w:val="center"/>
             <w:tcBorders>
               <w:top w:val="single" w:sz="4" w:color="000000"/>
@@ -1338,7 +1338,7 @@
         </w:tc>
         <w:tc>
           <w:tcPr>
-            <w:tcW w:type="dxa" w:w="624"/>
+            <w:tcW w:type="dxa" w:w="737"/>
             <w:vAlign w:val="center"/>
             <w:tcBorders>
               <w:top w:val="single" w:sz="4" w:color="000000"/>
@@ -1366,7 +1366,7 @@
         </w:tc>
         <w:tc>
           <w:tcPr>
-            <w:tcW w:type="dxa" w:w="1871"/>
+            <w:tcW w:type="dxa" w:w="1644"/>
             <w:vAlign w:val="center"/>
             <w:tcBorders>
               <w:top w:val="single" w:sz="4" w:color="000000"/>
@@ -1394,7 +1394,7 @@
         </w:tc>
         <w:tc>
           <w:tcPr>
-            <w:tcW w:type="dxa" w:w="624"/>
+            <w:tcW w:type="dxa" w:w="737"/>
             <w:vAlign w:val="center"/>
             <w:tcBorders>
               <w:top w:val="single" w:sz="4" w:color="000000"/>
@@ -1422,7 +1422,7 @@
         </w:tc>
         <w:tc>
           <w:tcPr>
-            <w:tcW w:type="dxa" w:w="1644"/>
+            <w:tcW w:type="dxa" w:w="1417"/>
             <w:vAlign w:val="center"/>
             <w:tcBorders>
               <w:top w:val="single" w:sz="4" w:color="000000"/>
@@ -1468,7 +1468,7 @@
         </w:tc>
         <w:tc>
           <w:tcPr>
-            <w:tcW w:type="dxa" w:w="510"/>
+            <w:tcW w:type="dxa" w:w="737"/>
             <w:vAlign w:val="center"/>
             <w:tcBorders>
               <w:top w:val="single" w:sz="4" w:color="000000"/>
@@ -1496,7 +1496,7 @@
         </w:tc>
         <w:tc>
           <w:tcPr>
-            <w:tcW w:type="dxa" w:w="624"/>
+            <w:tcW w:type="dxa" w:w="737"/>
             <w:vAlign w:val="center"/>
             <w:tcBorders>
               <w:top w:val="single" w:sz="4" w:color="000000"/>
@@ -1524,7 +1524,7 @@
         </w:tc>
         <w:tc>
           <w:tcPr>
-            <w:tcW w:type="dxa" w:w="1871"/>
+            <w:tcW w:type="dxa" w:w="1644"/>
             <w:vAlign w:val="center"/>
             <w:tcBorders>
               <w:top w:val="single" w:sz="4" w:color="000000"/>
@@ -1552,7 +1552,7 @@
         </w:tc>
         <w:tc>
           <w:tcPr>
-            <w:tcW w:type="dxa" w:w="624"/>
+            <w:tcW w:type="dxa" w:w="737"/>
             <w:vAlign w:val="center"/>
             <w:tcBorders>
               <w:top w:val="single" w:sz="4" w:color="000000"/>
@@ -1580,7 +1580,7 @@
         </w:tc>
         <w:tc>
           <w:tcPr>
-            <w:tcW w:type="dxa" w:w="1644"/>
+            <w:tcW w:type="dxa" w:w="1417"/>
             <w:vAlign w:val="center"/>
             <w:tcBorders>
               <w:top w:val="single" w:sz="4" w:color="000000"/>
@@ -1610,7 +1610,7 @@
       <w:tr>
         <w:tc>
           <w:tcPr>
-            <w:tcW w:type="dxa" w:w="510"/>
+            <w:tcW w:type="dxa" w:w="737"/>
             <w:vAlign w:val="center"/>
             <w:tcBorders>
               <w:top w:val="single" w:sz="4" w:color="000000"/>
@@ -1638,7 +1638,7 @@
         </w:tc>
         <w:tc>
           <w:tcPr>
-            <w:tcW w:type="dxa" w:w="624"/>
+            <w:tcW w:type="dxa" w:w="737"/>
             <w:vAlign w:val="center"/>
             <w:tcBorders>
               <w:top w:val="single" w:sz="4" w:color="000000"/>
@@ -1666,7 +1666,7 @@
         </w:tc>
         <w:tc>
           <w:tcPr>
-            <w:tcW w:type="dxa" w:w="1871"/>
+            <w:tcW w:type="dxa" w:w="1644"/>
             <w:vAlign w:val="center"/>
             <w:tcBorders>
               <w:top w:val="single" w:sz="4" w:color="000000"/>
@@ -1694,7 +1694,7 @@
         </w:tc>
         <w:tc>
           <w:tcPr>
-            <w:tcW w:type="dxa" w:w="624"/>
+            <w:tcW w:type="dxa" w:w="737"/>
             <w:vAlign w:val="center"/>
             <w:tcBorders>
               <w:top w:val="single" w:sz="4" w:color="000000"/>
@@ -1722,7 +1722,7 @@
         </w:tc>
         <w:tc>
           <w:tcPr>
-            <w:tcW w:type="dxa" w:w="1644"/>
+            <w:tcW w:type="dxa" w:w="1417"/>
             <w:vAlign w:val="center"/>
             <w:tcBorders>
               <w:top w:val="single" w:sz="4" w:color="000000"/>
@@ -1768,7 +1768,7 @@
         </w:tc>
         <w:tc>
           <w:tcPr>
-            <w:tcW w:type="dxa" w:w="510"/>
+            <w:tcW w:type="dxa" w:w="737"/>
             <w:vAlign w:val="center"/>
             <w:tcBorders>
               <w:top w:val="single" w:sz="4" w:color="000000"/>
@@ -1796,7 +1796,7 @@
         </w:tc>
         <w:tc>
           <w:tcPr>
-            <w:tcW w:type="dxa" w:w="624"/>
+            <w:tcW w:type="dxa" w:w="737"/>
             <w:vAlign w:val="center"/>
             <w:tcBorders>
               <w:top w:val="single" w:sz="4" w:color="000000"/>
@@ -1824,7 +1824,7 @@
         </w:tc>
         <w:tc>
           <w:tcPr>
-            <w:tcW w:type="dxa" w:w="1871"/>
+            <w:tcW w:type="dxa" w:w="1644"/>
             <w:vAlign w:val="center"/>
             <w:tcBorders>
               <w:top w:val="single" w:sz="4" w:color="000000"/>
@@ -1852,7 +1852,7 @@
         </w:tc>
         <w:tc>
           <w:tcPr>
-            <w:tcW w:type="dxa" w:w="624"/>
+            <w:tcW w:type="dxa" w:w="737"/>
             <w:vAlign w:val="center"/>
             <w:tcBorders>
               <w:top w:val="single" w:sz="4" w:color="000000"/>
@@ -1880,7 +1880,7 @@
         </w:tc>
         <w:tc>
           <w:tcPr>
-            <w:tcW w:type="dxa" w:w="1644"/>
+            <w:tcW w:type="dxa" w:w="1417"/>
             <w:vAlign w:val="center"/>
             <w:tcBorders>
               <w:top w:val="single" w:sz="4" w:color="000000"/>
@@ -1910,7 +1910,7 @@
       <w:tr>
         <w:tc>
           <w:tcPr>
-            <w:tcW w:type="dxa" w:w="510"/>
+            <w:tcW w:type="dxa" w:w="737"/>
             <w:vAlign w:val="center"/>
             <w:tcBorders>
               <w:top w:val="single" w:sz="4" w:color="000000"/>
@@ -1938,7 +1938,7 @@
         </w:tc>
         <w:tc>
           <w:tcPr>
-            <w:tcW w:type="dxa" w:w="624"/>
+            <w:tcW w:type="dxa" w:w="737"/>
             <w:vAlign w:val="center"/>
             <w:tcBorders>
               <w:top w:val="single" w:sz="4" w:color="000000"/>
@@ -1966,7 +1966,7 @@
         </w:tc>
         <w:tc>
           <w:tcPr>
-            <w:tcW w:type="dxa" w:w="1871"/>
+            <w:tcW w:type="dxa" w:w="1644"/>
             <w:vAlign w:val="center"/>
             <w:tcBorders>
               <w:top w:val="single" w:sz="4" w:color="000000"/>
@@ -1994,7 +1994,7 @@
         </w:tc>
         <w:tc>
           <w:tcPr>
-            <w:tcW w:type="dxa" w:w="624"/>
+            <w:tcW w:type="dxa" w:w="737"/>
             <w:vAlign w:val="center"/>
             <w:tcBorders>
               <w:top w:val="single" w:sz="4" w:color="000000"/>
@@ -2022,7 +2022,7 @@
         </w:tc>
         <w:tc>
           <w:tcPr>
-            <w:tcW w:type="dxa" w:w="1644"/>
+            <w:tcW w:type="dxa" w:w="1417"/>
             <w:vAlign w:val="center"/>
             <w:tcBorders>
               <w:top w:val="single" w:sz="4" w:color="000000"/>
@@ -2068,7 +2068,7 @@
         </w:tc>
         <w:tc>
           <w:tcPr>
-            <w:tcW w:type="dxa" w:w="510"/>
+            <w:tcW w:type="dxa" w:w="737"/>
             <w:vAlign w:val="center"/>
             <w:tcBorders>
               <w:top w:val="single" w:sz="4" w:color="000000"/>
@@ -2096,7 +2096,7 @@
         </w:tc>
         <w:tc>
           <w:tcPr>
-            <w:tcW w:type="dxa" w:w="624"/>
+            <w:tcW w:type="dxa" w:w="737"/>
             <w:vAlign w:val="center"/>
             <w:tcBorders>
               <w:top w:val="single" w:sz="4" w:color="000000"/>
@@ -2124,7 +2124,7 @@
         </w:tc>
         <w:tc>
           <w:tcPr>
-            <w:tcW w:type="dxa" w:w="1871"/>
+            <w:tcW w:type="dxa" w:w="1644"/>
             <w:vAlign w:val="center"/>
             <w:tcBorders>
               <w:top w:val="single" w:sz="4" w:color="000000"/>
@@ -2152,7 +2152,7 @@
         </w:tc>
         <w:tc>
           <w:tcPr>
-            <w:tcW w:type="dxa" w:w="624"/>
+            <w:tcW w:type="dxa" w:w="737"/>
             <w:vAlign w:val="center"/>
             <w:tcBorders>
               <w:top w:val="single" w:sz="4" w:color="000000"/>
@@ -2180,7 +2180,7 @@
         </w:tc>
         <w:tc>
           <w:tcPr>
-            <w:tcW w:type="dxa" w:w="1644"/>
+            <w:tcW w:type="dxa" w:w="1417"/>
             <w:vAlign w:val="center"/>
             <w:tcBorders>
               <w:top w:val="single" w:sz="4" w:color="000000"/>
@@ -2210,7 +2210,7 @@
       <w:tr>
         <w:tc>
           <w:tcPr>
-            <w:tcW w:type="dxa" w:w="510"/>
+            <w:tcW w:type="dxa" w:w="737"/>
             <w:vAlign w:val="center"/>
             <w:tcBorders>
               <w:top w:val="single" w:sz="4" w:color="000000"/>
@@ -2238,7 +2238,7 @@
         </w:tc>
         <w:tc>
           <w:tcPr>
-            <w:tcW w:type="dxa" w:w="624"/>
+            <w:tcW w:type="dxa" w:w="737"/>
             <w:vAlign w:val="center"/>
             <w:tcBorders>
               <w:top w:val="single" w:sz="4" w:color="000000"/>
@@ -2266,7 +2266,7 @@
         </w:tc>
         <w:tc>
           <w:tcPr>
-            <w:tcW w:type="dxa" w:w="1871"/>
+            <w:tcW w:type="dxa" w:w="1644"/>
             <w:vAlign w:val="center"/>
             <w:tcBorders>
               <w:top w:val="single" w:sz="4" w:color="000000"/>
@@ -2294,7 +2294,7 @@
         </w:tc>
         <w:tc>
           <w:tcPr>
-            <w:tcW w:type="dxa" w:w="624"/>
+            <w:tcW w:type="dxa" w:w="737"/>
             <w:vAlign w:val="center"/>
             <w:tcBorders>
               <w:top w:val="single" w:sz="4" w:color="000000"/>
@@ -2322,7 +2322,7 @@
         </w:tc>
         <w:tc>
           <w:tcPr>
-            <w:tcW w:type="dxa" w:w="1644"/>
+            <w:tcW w:type="dxa" w:w="1417"/>
             <w:vAlign w:val="center"/>
             <w:tcBorders>
               <w:top w:val="single" w:sz="4" w:color="000000"/>
@@ -2368,7 +2368,7 @@
         </w:tc>
         <w:tc>
           <w:tcPr>
-            <w:tcW w:type="dxa" w:w="510"/>
+            <w:tcW w:type="dxa" w:w="737"/>
             <w:vAlign w:val="center"/>
             <w:tcBorders>
               <w:top w:val="single" w:sz="4" w:color="000000"/>
@@ -2396,7 +2396,7 @@
         </w:tc>
         <w:tc>
           <w:tcPr>
-            <w:tcW w:type="dxa" w:w="624"/>
+            <w:tcW w:type="dxa" w:w="737"/>
             <w:vAlign w:val="center"/>
             <w:tcBorders>
               <w:top w:val="single" w:sz="4" w:color="000000"/>
@@ -2424,7 +2424,7 @@
         </w:tc>
         <w:tc>
           <w:tcPr>
-            <w:tcW w:type="dxa" w:w="1871"/>
+            <w:tcW w:type="dxa" w:w="1644"/>
             <w:vAlign w:val="center"/>
             <w:tcBorders>
               <w:top w:val="single" w:sz="4" w:color="000000"/>
@@ -2452,7 +2452,7 @@
         </w:tc>
         <w:tc>
           <w:tcPr>
-            <w:tcW w:type="dxa" w:w="624"/>
+            <w:tcW w:type="dxa" w:w="737"/>
             <w:vAlign w:val="center"/>
             <w:tcBorders>
               <w:top w:val="single" w:sz="4" w:color="000000"/>
@@ -2480,7 +2480,7 @@
         </w:tc>
         <w:tc>
           <w:tcPr>
-            <w:tcW w:type="dxa" w:w="1644"/>
+            <w:tcW w:type="dxa" w:w="1417"/>
             <w:vAlign w:val="center"/>
             <w:tcBorders>
               <w:top w:val="single" w:sz="4" w:color="000000"/>
@@ -2510,7 +2510,7 @@
       <w:tr>
         <w:tc>
           <w:tcPr>
-            <w:tcW w:type="dxa" w:w="510"/>
+            <w:tcW w:type="dxa" w:w="737"/>
             <w:vAlign w:val="center"/>
             <w:tcBorders>
               <w:top w:val="single" w:sz="4" w:color="000000"/>
@@ -2538,7 +2538,7 @@
         </w:tc>
         <w:tc>
           <w:tcPr>
-            <w:tcW w:type="dxa" w:w="624"/>
+            <w:tcW w:type="dxa" w:w="737"/>
             <w:vAlign w:val="center"/>
             <w:tcBorders>
               <w:top w:val="single" w:sz="4" w:color="000000"/>
@@ -2566,7 +2566,7 @@
         </w:tc>
         <w:tc>
           <w:tcPr>
-            <w:tcW w:type="dxa" w:w="1871"/>
+            <w:tcW w:type="dxa" w:w="1644"/>
             <w:vAlign w:val="center"/>
             <w:tcBorders>
               <w:top w:val="single" w:sz="4" w:color="000000"/>
@@ -2594,7 +2594,7 @@
         </w:tc>
         <w:tc>
           <w:tcPr>
-            <w:tcW w:type="dxa" w:w="624"/>
+            <w:tcW w:type="dxa" w:w="737"/>
             <w:vAlign w:val="center"/>
             <w:tcBorders>
               <w:top w:val="single" w:sz="4" w:color="000000"/>
@@ -2622,7 +2622,7 @@
         </w:tc>
         <w:tc>
           <w:tcPr>
-            <w:tcW w:type="dxa" w:w="1644"/>
+            <w:tcW w:type="dxa" w:w="1417"/>
             <w:vAlign w:val="center"/>
             <w:tcBorders>
               <w:top w:val="single" w:sz="4" w:color="000000"/>
@@ -2668,7 +2668,7 @@
         </w:tc>
         <w:tc>
           <w:tcPr>
-            <w:tcW w:type="dxa" w:w="510"/>
+            <w:tcW w:type="dxa" w:w="737"/>
             <w:vAlign w:val="center"/>
             <w:tcBorders>
               <w:top w:val="single" w:sz="4" w:color="000000"/>
@@ -2696,7 +2696,7 @@
         </w:tc>
         <w:tc>
           <w:tcPr>
-            <w:tcW w:type="dxa" w:w="624"/>
+            <w:tcW w:type="dxa" w:w="737"/>
             <w:vAlign w:val="center"/>
             <w:tcBorders>
               <w:top w:val="single" w:sz="4" w:color="000000"/>
@@ -2724,7 +2724,7 @@
         </w:tc>
         <w:tc>
           <w:tcPr>
-            <w:tcW w:type="dxa" w:w="1871"/>
+            <w:tcW w:type="dxa" w:w="1644"/>
             <w:vAlign w:val="center"/>
             <w:tcBorders>
               <w:top w:val="single" w:sz="4" w:color="000000"/>
@@ -2752,7 +2752,7 @@
         </w:tc>
         <w:tc>
           <w:tcPr>
-            <w:tcW w:type="dxa" w:w="624"/>
+            <w:tcW w:type="dxa" w:w="737"/>
             <w:vAlign w:val="center"/>
             <w:tcBorders>
               <w:top w:val="single" w:sz="4" w:color="000000"/>
@@ -2780,7 +2780,7 @@
         </w:tc>
         <w:tc>
           <w:tcPr>
-            <w:tcW w:type="dxa" w:w="1644"/>
+            <w:tcW w:type="dxa" w:w="1417"/>
             <w:vAlign w:val="center"/>
             <w:tcBorders>
               <w:top w:val="single" w:sz="4" w:color="000000"/>
@@ -2810,7 +2810,7 @@
       <w:tr>
         <w:tc>
           <w:tcPr>
-            <w:tcW w:type="dxa" w:w="510"/>
+            <w:tcW w:type="dxa" w:w="737"/>
             <w:vAlign w:val="center"/>
             <w:tcBorders>
               <w:top w:val="single" w:sz="4" w:color="000000"/>
@@ -2838,7 +2838,7 @@
         </w:tc>
         <w:tc>
           <w:tcPr>
-            <w:tcW w:type="dxa" w:w="624"/>
+            <w:tcW w:type="dxa" w:w="737"/>
             <w:vAlign w:val="center"/>
             <w:tcBorders>
               <w:top w:val="single" w:sz="4" w:color="000000"/>
@@ -2866,7 +2866,7 @@
         </w:tc>
         <w:tc>
           <w:tcPr>
-            <w:tcW w:type="dxa" w:w="1871"/>
+            <w:tcW w:type="dxa" w:w="1644"/>
             <w:vAlign w:val="center"/>
             <w:tcBorders>
               <w:top w:val="single" w:sz="4" w:color="000000"/>
@@ -2894,7 +2894,7 @@
         </w:tc>
         <w:tc>
           <w:tcPr>
-            <w:tcW w:type="dxa" w:w="624"/>
+            <w:tcW w:type="dxa" w:w="737"/>
             <w:vAlign w:val="center"/>
             <w:tcBorders>
               <w:top w:val="single" w:sz="4" w:color="000000"/>
@@ -2922,7 +2922,7 @@
         </w:tc>
         <w:tc>
           <w:tcPr>
-            <w:tcW w:type="dxa" w:w="1644"/>
+            <w:tcW w:type="dxa" w:w="1417"/>
             <w:vAlign w:val="center"/>
             <w:tcBorders>
               <w:top w:val="single" w:sz="4" w:color="000000"/>
@@ -2968,7 +2968,7 @@
         </w:tc>
         <w:tc>
           <w:tcPr>
-            <w:tcW w:type="dxa" w:w="510"/>
+            <w:tcW w:type="dxa" w:w="737"/>
             <w:vAlign w:val="center"/>
             <w:tcBorders>
               <w:top w:val="single" w:sz="4" w:color="000000"/>
@@ -2996,7 +2996,7 @@
         </w:tc>
         <w:tc>
           <w:tcPr>
-            <w:tcW w:type="dxa" w:w="624"/>
+            <w:tcW w:type="dxa" w:w="737"/>
             <w:vAlign w:val="center"/>
             <w:tcBorders>
               <w:top w:val="single" w:sz="4" w:color="000000"/>
@@ -3024,7 +3024,7 @@
         </w:tc>
         <w:tc>
           <w:tcPr>
-            <w:tcW w:type="dxa" w:w="1871"/>
+            <w:tcW w:type="dxa" w:w="1644"/>
             <w:vAlign w:val="center"/>
             <w:tcBorders>
               <w:top w:val="single" w:sz="4" w:color="000000"/>
@@ -3052,7 +3052,7 @@
         </w:tc>
         <w:tc>
           <w:tcPr>
-            <w:tcW w:type="dxa" w:w="624"/>
+            <w:tcW w:type="dxa" w:w="737"/>
             <w:vAlign w:val="center"/>
             <w:tcBorders>
               <w:top w:val="single" w:sz="4" w:color="000000"/>
@@ -3080,7 +3080,7 @@
         </w:tc>
         <w:tc>
           <w:tcPr>
-            <w:tcW w:type="dxa" w:w="1644"/>
+            <w:tcW w:type="dxa" w:w="1417"/>
             <w:vAlign w:val="center"/>
             <w:tcBorders>
               <w:top w:val="single" w:sz="4" w:color="000000"/>
@@ -3110,7 +3110,7 @@
       <w:tr>
         <w:tc>
           <w:tcPr>
-            <w:tcW w:type="dxa" w:w="510"/>
+            <w:tcW w:type="dxa" w:w="737"/>
             <w:vAlign w:val="center"/>
             <w:tcBorders>
               <w:top w:val="single" w:sz="4" w:color="000000"/>
@@ -3138,7 +3138,7 @@
         </w:tc>
         <w:tc>
           <w:tcPr>
-            <w:tcW w:type="dxa" w:w="624"/>
+            <w:tcW w:type="dxa" w:w="737"/>
             <w:vAlign w:val="center"/>
             <w:tcBorders>
               <w:top w:val="single" w:sz="4" w:color="000000"/>
@@ -3166,7 +3166,7 @@
         </w:tc>
         <w:tc>
           <w:tcPr>
-            <w:tcW w:type="dxa" w:w="1871"/>
+            <w:tcW w:type="dxa" w:w="1644"/>
             <w:vAlign w:val="center"/>
             <w:tcBorders>
               <w:top w:val="single" w:sz="4" w:color="000000"/>
@@ -3194,7 +3194,7 @@
         </w:tc>
         <w:tc>
           <w:tcPr>
-            <w:tcW w:type="dxa" w:w="624"/>
+            <w:tcW w:type="dxa" w:w="737"/>
             <w:vAlign w:val="center"/>
             <w:tcBorders>
               <w:top w:val="single" w:sz="4" w:color="000000"/>
@@ -3222,7 +3222,7 @@
         </w:tc>
         <w:tc>
           <w:tcPr>
-            <w:tcW w:type="dxa" w:w="1644"/>
+            <w:tcW w:type="dxa" w:w="1417"/>
             <w:vAlign w:val="center"/>
             <w:tcBorders>
               <w:top w:val="single" w:sz="4" w:color="000000"/>
@@ -3268,7 +3268,7 @@
         </w:tc>
         <w:tc>
           <w:tcPr>
-            <w:tcW w:type="dxa" w:w="510"/>
+            <w:tcW w:type="dxa" w:w="737"/>
             <w:vAlign w:val="center"/>
             <w:tcBorders>
               <w:top w:val="single" w:sz="4" w:color="000000"/>
@@ -3296,7 +3296,7 @@
         </w:tc>
         <w:tc>
           <w:tcPr>
-            <w:tcW w:type="dxa" w:w="624"/>
+            <w:tcW w:type="dxa" w:w="737"/>
             <w:vAlign w:val="center"/>
             <w:tcBorders>
               <w:top w:val="single" w:sz="4" w:color="000000"/>
@@ -3324,7 +3324,7 @@
         </w:tc>
         <w:tc>
           <w:tcPr>
-            <w:tcW w:type="dxa" w:w="1871"/>
+            <w:tcW w:type="dxa" w:w="1644"/>
             <w:vAlign w:val="center"/>
             <w:tcBorders>
               <w:top w:val="single" w:sz="4" w:color="000000"/>
@@ -3352,7 +3352,7 @@
         </w:tc>
         <w:tc>
           <w:tcPr>
-            <w:tcW w:type="dxa" w:w="624"/>
+            <w:tcW w:type="dxa" w:w="737"/>
             <w:vAlign w:val="center"/>
             <w:tcBorders>
               <w:top w:val="single" w:sz="4" w:color="000000"/>
@@ -3380,7 +3380,7 @@
         </w:tc>
         <w:tc>
           <w:tcPr>
-            <w:tcW w:type="dxa" w:w="1644"/>
+            <w:tcW w:type="dxa" w:w="1417"/>
             <w:vAlign w:val="center"/>
             <w:tcBorders>
               <w:top w:val="single" w:sz="4" w:color="000000"/>
@@ -3410,7 +3410,7 @@
       <w:tr>
         <w:tc>
           <w:tcPr>
-            <w:tcW w:type="dxa" w:w="510"/>
+            <w:tcW w:type="dxa" w:w="737"/>
             <w:vAlign w:val="center"/>
             <w:tcBorders>
               <w:top w:val="single" w:sz="4" w:color="000000"/>
@@ -3438,7 +3438,7 @@
         </w:tc>
         <w:tc>
           <w:tcPr>
-            <w:tcW w:type="dxa" w:w="624"/>
+            <w:tcW w:type="dxa" w:w="737"/>
             <w:vAlign w:val="center"/>
             <w:tcBorders>
               <w:top w:val="single" w:sz="4" w:color="000000"/>
@@ -3466,7 +3466,7 @@
         </w:tc>
         <w:tc>
           <w:tcPr>
-            <w:tcW w:type="dxa" w:w="1871"/>
+            <w:tcW w:type="dxa" w:w="1644"/>
             <w:vAlign w:val="center"/>
             <w:tcBorders>
               <w:top w:val="single" w:sz="4" w:color="000000"/>
@@ -3494,7 +3494,7 @@
         </w:tc>
         <w:tc>
           <w:tcPr>
-            <w:tcW w:type="dxa" w:w="624"/>
+            <w:tcW w:type="dxa" w:w="737"/>
             <w:vAlign w:val="center"/>
             <w:tcBorders>
               <w:top w:val="single" w:sz="4" w:color="000000"/>
@@ -3522,7 +3522,7 @@
         </w:tc>
         <w:tc>
           <w:tcPr>
-            <w:tcW w:type="dxa" w:w="1644"/>
+            <w:tcW w:type="dxa" w:w="1417"/>
             <w:vAlign w:val="center"/>
             <w:tcBorders>
               <w:top w:val="single" w:sz="4" w:color="000000"/>
@@ -3568,7 +3568,7 @@
         </w:tc>
         <w:tc>
           <w:tcPr>
-            <w:tcW w:type="dxa" w:w="510"/>
+            <w:tcW w:type="dxa" w:w="737"/>
             <w:vAlign w:val="center"/>
             <w:tcBorders>
               <w:top w:val="single" w:sz="4" w:color="000000"/>
@@ -3596,7 +3596,7 @@
         </w:tc>
         <w:tc>
           <w:tcPr>
-            <w:tcW w:type="dxa" w:w="624"/>
+            <w:tcW w:type="dxa" w:w="737"/>
             <w:vAlign w:val="center"/>
             <w:tcBorders>
               <w:top w:val="single" w:sz="4" w:color="000000"/>
@@ -3624,7 +3624,7 @@
         </w:tc>
         <w:tc>
           <w:tcPr>
-            <w:tcW w:type="dxa" w:w="1871"/>
+            <w:tcW w:type="dxa" w:w="1644"/>
             <w:vAlign w:val="center"/>
             <w:tcBorders>
               <w:top w:val="single" w:sz="4" w:color="000000"/>
@@ -3652,7 +3652,7 @@
         </w:tc>
         <w:tc>
           <w:tcPr>
-            <w:tcW w:type="dxa" w:w="624"/>
+            <w:tcW w:type="dxa" w:w="737"/>
             <w:vAlign w:val="center"/>
             <w:tcBorders>
               <w:top w:val="single" w:sz="4" w:color="000000"/>
@@ -3680,7 +3680,7 @@
         </w:tc>
         <w:tc>
           <w:tcPr>
-            <w:tcW w:type="dxa" w:w="1644"/>
+            <w:tcW w:type="dxa" w:w="1417"/>
             <w:vAlign w:val="center"/>
             <w:tcBorders>
               <w:top w:val="single" w:sz="4" w:color="000000"/>
@@ -3710,7 +3710,7 @@
       <w:tr>
         <w:tc>
           <w:tcPr>
-            <w:tcW w:type="dxa" w:w="510"/>
+            <w:tcW w:type="dxa" w:w="737"/>
             <w:vAlign w:val="center"/>
             <w:tcBorders>
               <w:top w:val="single" w:sz="4" w:color="000000"/>
@@ -3738,7 +3738,7 @@
         </w:tc>
         <w:tc>
           <w:tcPr>
-            <w:tcW w:type="dxa" w:w="624"/>
+            <w:tcW w:type="dxa" w:w="737"/>
             <w:vAlign w:val="center"/>
             <w:tcBorders>
               <w:top w:val="single" w:sz="4" w:color="000000"/>
@@ -3766,7 +3766,7 @@
         </w:tc>
         <w:tc>
           <w:tcPr>
-            <w:tcW w:type="dxa" w:w="1871"/>
+            <w:tcW w:type="dxa" w:w="1644"/>
             <w:vAlign w:val="center"/>
             <w:tcBorders>
               <w:top w:val="single" w:sz="4" w:color="000000"/>
@@ -3794,7 +3794,7 @@
         </w:tc>
         <w:tc>
           <w:tcPr>
-            <w:tcW w:type="dxa" w:w="624"/>
+            <w:tcW w:type="dxa" w:w="737"/>
             <w:vAlign w:val="center"/>
             <w:tcBorders>
               <w:top w:val="single" w:sz="4" w:color="000000"/>
@@ -3822,7 +3822,7 @@
         </w:tc>
         <w:tc>
           <w:tcPr>
-            <w:tcW w:type="dxa" w:w="1644"/>
+            <w:tcW w:type="dxa" w:w="1417"/>
             <w:vAlign w:val="center"/>
             <w:tcBorders>
               <w:top w:val="single" w:sz="4" w:color="000000"/>
@@ -3868,7 +3868,7 @@
         </w:tc>
         <w:tc>
           <w:tcPr>
-            <w:tcW w:type="dxa" w:w="510"/>
+            <w:tcW w:type="dxa" w:w="737"/>
             <w:vAlign w:val="center"/>
             <w:tcBorders>
               <w:top w:val="single" w:sz="4" w:color="000000"/>
@@ -3896,7 +3896,7 @@
         </w:tc>
         <w:tc>
           <w:tcPr>
-            <w:tcW w:type="dxa" w:w="624"/>
+            <w:tcW w:type="dxa" w:w="737"/>
             <w:vAlign w:val="center"/>
             <w:tcBorders>
               <w:top w:val="single" w:sz="4" w:color="000000"/>
@@ -3924,7 +3924,7 @@
         </w:tc>
         <w:tc>
           <w:tcPr>
-            <w:tcW w:type="dxa" w:w="1871"/>
+            <w:tcW w:type="dxa" w:w="1644"/>
             <w:vAlign w:val="center"/>
             <w:tcBorders>
               <w:top w:val="single" w:sz="4" w:color="000000"/>
@@ -3952,7 +3952,7 @@
         </w:tc>
         <w:tc>
           <w:tcPr>
-            <w:tcW w:type="dxa" w:w="624"/>
+            <w:tcW w:type="dxa" w:w="737"/>
             <w:vAlign w:val="center"/>
             <w:tcBorders>
               <w:top w:val="single" w:sz="4" w:color="000000"/>
@@ -3980,7 +3980,7 @@
         </w:tc>
         <w:tc>
           <w:tcPr>
-            <w:tcW w:type="dxa" w:w="1644"/>
+            <w:tcW w:type="dxa" w:w="1417"/>
             <w:vAlign w:val="center"/>
             <w:tcBorders>
               <w:top w:val="single" w:sz="4" w:color="000000"/>
@@ -4010,7 +4010,7 @@
       <w:tr>
         <w:tc>
           <w:tcPr>
-            <w:tcW w:type="dxa" w:w="510"/>
+            <w:tcW w:type="dxa" w:w="737"/>
             <w:vAlign w:val="center"/>
             <w:tcBorders>
               <w:top w:val="single" w:sz="4" w:color="000000"/>
@@ -4038,7 +4038,7 @@
         </w:tc>
         <w:tc>
           <w:tcPr>
-            <w:tcW w:type="dxa" w:w="624"/>
+            <w:tcW w:type="dxa" w:w="737"/>
             <w:vAlign w:val="center"/>
             <w:tcBorders>
               <w:top w:val="single" w:sz="4" w:color="000000"/>
@@ -4066,7 +4066,7 @@
         </w:tc>
         <w:tc>
           <w:tcPr>
-            <w:tcW w:type="dxa" w:w="1871"/>
+            <w:tcW w:type="dxa" w:w="1644"/>
             <w:vAlign w:val="center"/>
             <w:tcBorders>
               <w:top w:val="single" w:sz="4" w:color="000000"/>
@@ -4094,7 +4094,7 @@
         </w:tc>
         <w:tc>
           <w:tcPr>
-            <w:tcW w:type="dxa" w:w="624"/>
+            <w:tcW w:type="dxa" w:w="737"/>
             <w:vAlign w:val="center"/>
             <w:tcBorders>
               <w:top w:val="single" w:sz="4" w:color="000000"/>
@@ -4122,7 +4122,7 @@
         </w:tc>
         <w:tc>
           <w:tcPr>
-            <w:tcW w:type="dxa" w:w="1644"/>
+            <w:tcW w:type="dxa" w:w="1417"/>
             <w:vAlign w:val="center"/>
             <w:tcBorders>
               <w:top w:val="single" w:sz="4" w:color="000000"/>
@@ -4168,7 +4168,7 @@
         </w:tc>
         <w:tc>
           <w:tcPr>
-            <w:tcW w:type="dxa" w:w="510"/>
+            <w:tcW w:type="dxa" w:w="737"/>
             <w:vAlign w:val="center"/>
             <w:tcBorders>
               <w:top w:val="single" w:sz="4" w:color="000000"/>
@@ -4196,7 +4196,7 @@
         </w:tc>
         <w:tc>
           <w:tcPr>
-            <w:tcW w:type="dxa" w:w="624"/>
+            <w:tcW w:type="dxa" w:w="737"/>
             <w:vAlign w:val="center"/>
             <w:tcBorders>
               <w:top w:val="single" w:sz="4" w:color="000000"/>
@@ -4224,7 +4224,7 @@
         </w:tc>
         <w:tc>
           <w:tcPr>
-            <w:tcW w:type="dxa" w:w="1871"/>
+            <w:tcW w:type="dxa" w:w="1644"/>
             <w:vAlign w:val="center"/>
             <w:tcBorders>
               <w:top w:val="single" w:sz="4" w:color="000000"/>
@@ -4252,7 +4252,7 @@
         </w:tc>
         <w:tc>
           <w:tcPr>
-            <w:tcW w:type="dxa" w:w="624"/>
+            <w:tcW w:type="dxa" w:w="737"/>
             <w:vAlign w:val="center"/>
             <w:tcBorders>
               <w:top w:val="single" w:sz="4" w:color="000000"/>
@@ -4280,7 +4280,7 @@
         </w:tc>
         <w:tc>
           <w:tcPr>
-            <w:tcW w:type="dxa" w:w="1644"/>
+            <w:tcW w:type="dxa" w:w="1417"/>
             <w:vAlign w:val="center"/>
             <w:tcBorders>
               <w:top w:val="single" w:sz="4" w:color="000000"/>
@@ -4310,7 +4310,7 @@
       <w:tr>
         <w:tc>
           <w:tcPr>
-            <w:tcW w:type="dxa" w:w="510"/>
+            <w:tcW w:type="dxa" w:w="737"/>
             <w:vAlign w:val="center"/>
             <w:tcBorders>
               <w:top w:val="single" w:sz="4" w:color="000000"/>
@@ -4338,7 +4338,7 @@
         </w:tc>
         <w:tc>
           <w:tcPr>
-            <w:tcW w:type="dxa" w:w="624"/>
+            <w:tcW w:type="dxa" w:w="737"/>
             <w:vAlign w:val="center"/>
             <w:tcBorders>
               <w:top w:val="single" w:sz="4" w:color="000000"/>
@@ -4366,7 +4366,7 @@
         </w:tc>
         <w:tc>
           <w:tcPr>
-            <w:tcW w:type="dxa" w:w="1871"/>
+            <w:tcW w:type="dxa" w:w="1644"/>
             <w:vAlign w:val="center"/>
             <w:tcBorders>
               <w:top w:val="single" w:sz="4" w:color="000000"/>
@@ -4394,7 +4394,7 @@
         </w:tc>
         <w:tc>
           <w:tcPr>
-            <w:tcW w:type="dxa" w:w="624"/>
+            <w:tcW w:type="dxa" w:w="737"/>
             <w:vAlign w:val="center"/>
             <w:tcBorders>
               <w:top w:val="single" w:sz="4" w:color="000000"/>
@@ -4422,7 +4422,7 @@
         </w:tc>
         <w:tc>
           <w:tcPr>
-            <w:tcW w:type="dxa" w:w="1644"/>
+            <w:tcW w:type="dxa" w:w="1417"/>
             <w:vAlign w:val="center"/>
             <w:tcBorders>
               <w:top w:val="single" w:sz="4" w:color="000000"/>
@@ -4468,7 +4468,7 @@
         </w:tc>
         <w:tc>
           <w:tcPr>
-            <w:tcW w:type="dxa" w:w="510"/>
+            <w:tcW w:type="dxa" w:w="737"/>
             <w:vAlign w:val="center"/>
             <w:tcBorders>
               <w:top w:val="single" w:sz="4" w:color="000000"/>
@@ -4496,7 +4496,7 @@
         </w:tc>
         <w:tc>
           <w:tcPr>
-            <w:tcW w:type="dxa" w:w="624"/>
+            <w:tcW w:type="dxa" w:w="737"/>
             <w:vAlign w:val="center"/>
             <w:tcBorders>
               <w:top w:val="single" w:sz="4" w:color="000000"/>
@@ -4524,7 +4524,7 @@
         </w:tc>
         <w:tc>
           <w:tcPr>
-            <w:tcW w:type="dxa" w:w="1871"/>
+            <w:tcW w:type="dxa" w:w="1644"/>
             <w:vAlign w:val="center"/>
             <w:tcBorders>
               <w:top w:val="single" w:sz="4" w:color="000000"/>
@@ -4552,7 +4552,7 @@
         </w:tc>
         <w:tc>
           <w:tcPr>
-            <w:tcW w:type="dxa" w:w="624"/>
+            <w:tcW w:type="dxa" w:w="737"/>
             <w:vAlign w:val="center"/>
             <w:tcBorders>
               <w:top w:val="single" w:sz="4" w:color="000000"/>
@@ -4580,7 +4580,7 @@
         </w:tc>
         <w:tc>
           <w:tcPr>
-            <w:tcW w:type="dxa" w:w="1644"/>
+            <w:tcW w:type="dxa" w:w="1417"/>
             <w:vAlign w:val="center"/>
             <w:tcBorders>
               <w:top w:val="single" w:sz="4" w:color="000000"/>
@@ -4610,7 +4610,7 @@
       <w:tr>
         <w:tc>
           <w:tcPr>
-            <w:tcW w:type="dxa" w:w="510"/>
+            <w:tcW w:type="dxa" w:w="737"/>
             <w:vAlign w:val="center"/>
             <w:tcBorders>
               <w:top w:val="single" w:sz="4" w:color="000000"/>
@@ -4638,7 +4638,7 @@
         </w:tc>
         <w:tc>
           <w:tcPr>
-            <w:tcW w:type="dxa" w:w="624"/>
+            <w:tcW w:type="dxa" w:w="737"/>
             <w:vAlign w:val="center"/>
             <w:tcBorders>
               <w:top w:val="single" w:sz="4" w:color="000000"/>
@@ -4666,7 +4666,7 @@
         </w:tc>
         <w:tc>
           <w:tcPr>
-            <w:tcW w:type="dxa" w:w="1871"/>
+            <w:tcW w:type="dxa" w:w="1644"/>
             <w:vAlign w:val="center"/>
             <w:tcBorders>
               <w:top w:val="single" w:sz="4" w:color="000000"/>
@@ -4694,7 +4694,7 @@
         </w:tc>
         <w:tc>
           <w:tcPr>
-            <w:tcW w:type="dxa" w:w="624"/>
+            <w:tcW w:type="dxa" w:w="737"/>
             <w:vAlign w:val="center"/>
             <w:tcBorders>
               <w:top w:val="single" w:sz="4" w:color="000000"/>
@@ -4722,7 +4722,7 @@
         </w:tc>
         <w:tc>
           <w:tcPr>
-            <w:tcW w:type="dxa" w:w="1644"/>
+            <w:tcW w:type="dxa" w:w="1417"/>
             <w:vAlign w:val="center"/>
             <w:tcBorders>
               <w:top w:val="single" w:sz="4" w:color="000000"/>
@@ -4768,7 +4768,7 @@
         </w:tc>
         <w:tc>
           <w:tcPr>
-            <w:tcW w:type="dxa" w:w="510"/>
+            <w:tcW w:type="dxa" w:w="737"/>
             <w:vAlign w:val="center"/>
             <w:tcBorders>
               <w:top w:val="single" w:sz="4" w:color="000000"/>
@@ -4796,7 +4796,7 @@
         </w:tc>
         <w:tc>
           <w:tcPr>
-            <w:tcW w:type="dxa" w:w="624"/>
+            <w:tcW w:type="dxa" w:w="737"/>
             <w:vAlign w:val="center"/>
             <w:tcBorders>
               <w:top w:val="single" w:sz="4" w:color="000000"/>
@@ -4824,7 +4824,7 @@
         </w:tc>
         <w:tc>
           <w:tcPr>
-            <w:tcW w:type="dxa" w:w="1871"/>
+            <w:tcW w:type="dxa" w:w="1644"/>
             <w:vAlign w:val="center"/>
             <w:tcBorders>
               <w:top w:val="single" w:sz="4" w:color="000000"/>
@@ -4852,7 +4852,7 @@
         </w:tc>
         <w:tc>
           <w:tcPr>
-            <w:tcW w:type="dxa" w:w="624"/>
+            <w:tcW w:type="dxa" w:w="737"/>
             <w:vAlign w:val="center"/>
             <w:tcBorders>
               <w:top w:val="single" w:sz="4" w:color="000000"/>
@@ -4880,7 +4880,7 @@
         </w:tc>
         <w:tc>
           <w:tcPr>
-            <w:tcW w:type="dxa" w:w="1644"/>
+            <w:tcW w:type="dxa" w:w="1417"/>
             <w:vAlign w:val="center"/>
             <w:tcBorders>
               <w:top w:val="single" w:sz="4" w:color="000000"/>
@@ -4910,7 +4910,7 @@
       <w:tr>
         <w:tc>
           <w:tcPr>
-            <w:tcW w:type="dxa" w:w="510"/>
+            <w:tcW w:type="dxa" w:w="737"/>
             <w:vAlign w:val="center"/>
             <w:tcBorders>
               <w:top w:val="single" w:sz="4" w:color="000000"/>
@@ -4938,7 +4938,7 @@
         </w:tc>
         <w:tc>
           <w:tcPr>
-            <w:tcW w:type="dxa" w:w="624"/>
+            <w:tcW w:type="dxa" w:w="737"/>
             <w:vAlign w:val="center"/>
             <w:tcBorders>
               <w:top w:val="single" w:sz="4" w:color="000000"/>
@@ -4966,7 +4966,7 @@
         </w:tc>
         <w:tc>
           <w:tcPr>
-            <w:tcW w:type="dxa" w:w="1871"/>
+            <w:tcW w:type="dxa" w:w="1644"/>
             <w:vAlign w:val="center"/>
             <w:tcBorders>
               <w:top w:val="single" w:sz="4" w:color="000000"/>
@@ -4994,7 +4994,7 @@
         </w:tc>
         <w:tc>
           <w:tcPr>
-            <w:tcW w:type="dxa" w:w="624"/>
+            <w:tcW w:type="dxa" w:w="737"/>
             <w:vAlign w:val="center"/>
             <w:tcBorders>
               <w:top w:val="single" w:sz="4" w:color="000000"/>
@@ -5022,7 +5022,7 @@
         </w:tc>
         <w:tc>
           <w:tcPr>
-            <w:tcW w:type="dxa" w:w="1644"/>
+            <w:tcW w:type="dxa" w:w="1417"/>
             <w:vAlign w:val="center"/>
             <w:tcBorders>
               <w:top w:val="single" w:sz="4" w:color="000000"/>
@@ -5068,7 +5068,7 @@
         </w:tc>
         <w:tc>
           <w:tcPr>
-            <w:tcW w:type="dxa" w:w="510"/>
+            <w:tcW w:type="dxa" w:w="737"/>
             <w:vAlign w:val="center"/>
             <w:tcBorders>
               <w:top w:val="single" w:sz="4" w:color="000000"/>
@@ -5096,7 +5096,7 @@
         </w:tc>
         <w:tc>
           <w:tcPr>
-            <w:tcW w:type="dxa" w:w="624"/>
+            <w:tcW w:type="dxa" w:w="737"/>
             <w:vAlign w:val="center"/>
             <w:tcBorders>
               <w:top w:val="single" w:sz="4" w:color="000000"/>
@@ -5124,7 +5124,7 @@
         </w:tc>
         <w:tc>
           <w:tcPr>
-            <w:tcW w:type="dxa" w:w="1871"/>
+            <w:tcW w:type="dxa" w:w="1644"/>
             <w:vAlign w:val="center"/>
             <w:tcBorders>
               <w:top w:val="single" w:sz="4" w:color="000000"/>
@@ -5152,7 +5152,7 @@
         </w:tc>
         <w:tc>
           <w:tcPr>
-            <w:tcW w:type="dxa" w:w="624"/>
+            <w:tcW w:type="dxa" w:w="737"/>
             <w:vAlign w:val="center"/>
             <w:tcBorders>
               <w:top w:val="single" w:sz="4" w:color="000000"/>
@@ -5180,7 +5180,7 @@
         </w:tc>
         <w:tc>
           <w:tcPr>
-            <w:tcW w:type="dxa" w:w="1644"/>
+            <w:tcW w:type="dxa" w:w="1417"/>
             <w:vAlign w:val="center"/>
             <w:tcBorders>
               <w:top w:val="single" w:sz="4" w:color="000000"/>
@@ -5210,7 +5210,7 @@
       <w:tr>
         <w:tc>
           <w:tcPr>
-            <w:tcW w:type="dxa" w:w="510"/>
+            <w:tcW w:type="dxa" w:w="737"/>
             <w:vAlign w:val="center"/>
             <w:tcBorders>
               <w:top w:val="single" w:sz="4" w:color="000000"/>
@@ -5238,7 +5238,7 @@
         </w:tc>
         <w:tc>
           <w:tcPr>
-            <w:tcW w:type="dxa" w:w="624"/>
+            <w:tcW w:type="dxa" w:w="737"/>
             <w:vAlign w:val="center"/>
             <w:tcBorders>
               <w:top w:val="single" w:sz="4" w:color="000000"/>
@@ -5266,7 +5266,7 @@
         </w:tc>
         <w:tc>
           <w:tcPr>
-            <w:tcW w:type="dxa" w:w="1871"/>
+            <w:tcW w:type="dxa" w:w="1644"/>
             <w:vAlign w:val="center"/>
             <w:tcBorders>
               <w:top w:val="single" w:sz="4" w:color="000000"/>
@@ -5294,7 +5294,7 @@
         </w:tc>
         <w:tc>
           <w:tcPr>
-            <w:tcW w:type="dxa" w:w="624"/>
+            <w:tcW w:type="dxa" w:w="737"/>
             <w:vAlign w:val="center"/>
             <w:tcBorders>
               <w:top w:val="single" w:sz="4" w:color="000000"/>
@@ -5322,7 +5322,7 @@
         </w:tc>
         <w:tc>
           <w:tcPr>
-            <w:tcW w:type="dxa" w:w="1644"/>
+            <w:tcW w:type="dxa" w:w="1417"/>
             <w:vAlign w:val="center"/>
             <w:tcBorders>
               <w:top w:val="single" w:sz="4" w:color="000000"/>
@@ -5368,7 +5368,7 @@
         </w:tc>
         <w:tc>
           <w:tcPr>
-            <w:tcW w:type="dxa" w:w="510"/>
+            <w:tcW w:type="dxa" w:w="737"/>
             <w:vAlign w:val="center"/>
             <w:tcBorders>
               <w:top w:val="single" w:sz="4" w:color="000000"/>
@@ -5396,7 +5396,7 @@
         </w:tc>
         <w:tc>
           <w:tcPr>
-            <w:tcW w:type="dxa" w:w="624"/>
+            <w:tcW w:type="dxa" w:w="737"/>
             <w:vAlign w:val="center"/>
             <w:tcBorders>
               <w:top w:val="single" w:sz="4" w:color="000000"/>
@@ -5424,7 +5424,7 @@
         </w:tc>
         <w:tc>
           <w:tcPr>
-            <w:tcW w:type="dxa" w:w="1871"/>
+            <w:tcW w:type="dxa" w:w="1644"/>
             <w:vAlign w:val="center"/>
             <w:tcBorders>
               <w:top w:val="single" w:sz="4" w:color="000000"/>
@@ -5452,7 +5452,7 @@
         </w:tc>
         <w:tc>
           <w:tcPr>
-            <w:tcW w:type="dxa" w:w="624"/>
+            <w:tcW w:type="dxa" w:w="737"/>
             <w:vAlign w:val="center"/>
             <w:tcBorders>
               <w:top w:val="single" w:sz="4" w:color="000000"/>
@@ -5480,7 +5480,7 @@
         </w:tc>
         <w:tc>
           <w:tcPr>
-            <w:tcW w:type="dxa" w:w="1644"/>
+            <w:tcW w:type="dxa" w:w="1417"/>
             <w:vAlign w:val="center"/>
             <w:tcBorders>
               <w:top w:val="single" w:sz="4" w:color="000000"/>
